--- a/rag-agent/thesis/thesis.docx
+++ b/rag-agent/thesis/thesis.docx
@@ -136,7 +136,7 @@
         <w:jc w:val="both"/>
       </w:pPr>
       <w:r>
-        <w:t xml:space="preserve">HiTab과 MultiHiertt에서 TableRAG 셀 검색 재구현과 그 논문의 비교군(RowCol, RandRow), 이종 문서용 청크, 고정 길이 청크를 같은 임베딩 모델·검색기·셀 예산 규칙(20셀)으로 비교했다. 셀 단위 검색은 두 데이터셋에서 정답 셀 포함률이 이 비교군들보다 높았다(HiTab 538개 표를 한 색인에 넣은 조건 .9142, MultiHiertt .8634). HiTab에서 데이터셋이 준 표 제목을 라벨로 넣으면 검색 정확도가 유의하게 올랐으며, 문장 틀 자체는 효과가 없었다. MultiHiertt에서는 머리글 추정이 한 층을 놓쳐 셀 문장이 서로 같아진 문항에서 리더가 값을 구별하지 못했고, 머리글 규칙을 고치자 회복되었다. 머리글 규칙을 맞춘 비교에서 답변 정확도는 고정 청크보다 높았고(HiTab 237 대 206/300, MultiHiertt 408 대 368/882, p=.0052), 두 방법이 모두 정답 셀을 찾은 문항에서는 차이가 없어(HiTab 29:20 p=.25, MultiHiertt 59:62 p=.86) 답변 차이는 한쪽 방법만 정답 셀을 찾은 문항에서 나왔다. 표 전체 입력과는 유의한 차이가 없었다.</w:t>
+        <w:t xml:space="preserve">HiTab과 MultiHiertt에서 TableRAG 셀 검색 재구현과 그 논문의 비교군(RowCol, RandRow), 이종 문서용 청크, 고정 길이 청크를 같은 임베딩 모델·검색기·셀 예산 규칙(20셀)으로 비교했다. 셀 단위 검색은 두 데이터셋에서 정답 셀 포함률이 이 비교군들보다 높았다(HiTab 538개 표를 한 색인에 넣은 조건 .9142, MultiHiertt .8634). HiTab에서 데이터셋이 준 표 제목을 라벨로 넣으면 검색 정확도가 유의하게 올랐으며, 문장 틀 자체는 효과가 없었다. MultiHiertt에서는 머리글 추정이 한 층을 놓쳐 셀 문장이 서로 같아진 문항에서 리더가 값을 구별하지 못했고, 머리글 규칙을 고치자 회복되었다. 머리글 규칙을 맞춘 비교에서 답변 정확도는 고정 청크보다 높았고(HiTab 237 대 206/300(Holm p=.0019), MultiHiertt 408 대 368/882(p=.0052)), 두 방법 모두 정답 셀 전부를 문맥에 포함한 문항에서는 차이가 없어(HiTab 29:20 p=.25, MultiHiertt 59:62 p=.86) 답변 차이는 한쪽 방법만 정답 셀 전부를 문맥에 포함한 문항에서 나왔다. 표 전체 입력과는 유의한 차이가 없었다.</w:t>
       </w:r>
     </w:p>
     <w:p>
@@ -172,7 +172,7 @@
         <w:jc w:val="both"/>
       </w:pPr>
       <w:r>
-        <w:t xml:space="preserve">On HiTab and MultiHiertt, we compare the method with a re-implementation of TableRAG's cell retrieval and that paper's baselines (RowCol, RandRow), a heterogeneous-document chunking scheme and fixed-length chunks under the same embedding model, retriever and cell-budget rule (20 cells). Cell-level retrieval puts all gold cells into the context more often than these baselines on both datasets (.9142 on HiTab with all 538 tables in one index, .8634 on MultiHiertt). On HiTab, adding the dataset-provided table title as the label significantly improves retrieval, while the sentence template itself has no effect. On MultiHiertt, when header inference missed a level and several cell sentences became identical, the reader could not tell the values apart; fixing the header rule recovered these questions. With the header rule matched, answer accuracy is higher than with fixed chunks (HiTab 237 vs 206 of 300, MultiHiertt 408 vs 368 of 882, p=.0052); on questions where both methods retrieved all gold cells there is no difference (HiTab 29:20, p=.25; MultiHiertt 59:62, p=.86), so the answer difference comes from questions where only one method retrieved them. Answer accuracy is not significantly different from giving the reader the whole table.</w:t>
+        <w:t xml:space="preserve">On HiTab and MultiHiertt, we compare the method with a re-implementation of TableRAG's cell retrieval and that paper's baselines (RowCol, RandRow), a heterogeneous-document chunking scheme and fixed-length chunks under the same embedding model, retriever and cell-budget rule (20 cells). Cell-level retrieval puts all gold cells into the context more often than these baselines on both datasets (.9142 on HiTab with all 538 tables in one index, .8634 on MultiHiertt). On HiTab, adding the dataset-provided table title as the label significantly improves retrieval, while the sentence template itself has no effect. On MultiHiertt, when header inference missed a level and several cell sentences became identical, the reader could not tell the values apart; fixing the header rule recovered these questions. With the header rule matched, answer accuracy is higher than with fixed chunks (HiTab 237 vs 206 of 300, Holm p=.0019; MultiHiertt 408 vs 368 of 882, p=.0052); on questions where both methods retrieved all gold cells there is no difference (HiTab 29:20, p=.25; MultiHiertt 59:62, p=.86), so the answer difference comes from questions where only one method retrieved them. Answer accuracy is not significantly different from giving the reader the whole table.</w:t>
       </w:r>
     </w:p>
     <w:p>
@@ -418,7 +418,7 @@
         <w:t xml:space="preserve">답변 정확도까지 같은 질의로 측정하고, 차이가 어디서 나오는지 나누어 보았다.</w:t>
       </w:r>
       <w:r>
-        <w:t xml:space="preserve"> 검색 결과를 그대로 로컬 리더에 넣어 HiTab 300건, MultiHiertt 882건의 답변 정확도를 쟀다. 머리글 규칙을 맞춘 비교에서 답변 정확도는 고정 청크보다 높았다(HiTab 237 대 206, 55:24, Holm p=.0019; MultiHiertt 408 대 368, 118:78, p=.0052). 두 방법이 모두 정답 셀을 찾은 문항에서는 차이가 없어(HiTab 29:20, p=.25; MultiHiertt 59:62, p=.86) 답변 차이는 한쪽 방법만 정답 셀을 찾은 문항에서 나왔다. 검색 없이 표 전체를 넣는 조건과는 유의한 차이가 없었다(HiTab 237 대 237; MultiHiertt 408 대 378, Holm p=.078; 5장, 6.2절).</w:t>
+        <w:t xml:space="preserve"> 검색 결과를 그대로 로컬 리더에 넣어 HiTab 300건, MultiHiertt 882건의 답변 정확도를 쟀다. 머리글 규칙을 맞춘 비교에서 답변 정확도는 고정 청크보다 높았다(HiTab 237 대 206, 55:24, Holm p=.0019; MultiHiertt 408 대 368, 118:78, p=.0052). 두 방법 모두 정답 셀 전부를 문맥에 포함한 문항에서는 차이가 없어(HiTab 29:20, p=.25; MultiHiertt 59:62, p=.86) 답변 차이는 한쪽 방법만 정답 셀 전부를 문맥에 포함한 문항에서 나왔다. 검색 없이 표 전체를 넣는 조건과는 유의한 차이가 없었다(HiTab 237 대 237; MultiHiertt 408 대 378, Holm p=.078; 5장, 6.2절).</w:t>
       </w:r>
     </w:p>
     <w:p>
@@ -12991,8 +12991,8 @@
               <w:rPr>
                 <w:b/>
                 <w:bCs/>
-                <w:sz w:val="17"/>
-                <w:szCs w:val="17"/>
+                <w:sz w:val="14"/>
+                <w:szCs w:val="14"/>
               </w:rPr>
               <w:t xml:space="preserve">방법</w:t>
             </w:r>
@@ -13025,8 +13025,8 @@
               <w:rPr>
                 <w:b/>
                 <w:bCs/>
-                <w:sz w:val="17"/>
-                <w:szCs w:val="17"/>
+                <w:sz w:val="14"/>
+                <w:szCs w:val="14"/>
               </w:rPr>
               <w:t xml:space="preserve">조회·셀 1개 (211)</w:t>
             </w:r>
@@ -13059,8 +13059,8 @@
               <w:rPr>
                 <w:b/>
                 <w:bCs/>
-                <w:sz w:val="17"/>
-                <w:szCs w:val="17"/>
+                <w:sz w:val="14"/>
+                <w:szCs w:val="14"/>
               </w:rPr>
               <w:t xml:space="preserve">조회·셀 2개+ (300)</w:t>
             </w:r>
@@ -13093,8 +13093,8 @@
               <w:rPr>
                 <w:b/>
                 <w:bCs/>
-                <w:sz w:val="17"/>
-                <w:szCs w:val="17"/>
+                <w:sz w:val="14"/>
+                <w:szCs w:val="14"/>
               </w:rPr>
               <w:t xml:space="preserve">산술·셀 1개 (71)</w:t>
             </w:r>
@@ -13127,8 +13127,8 @@
               <w:rPr>
                 <w:b/>
                 <w:bCs/>
-                <w:sz w:val="17"/>
-                <w:szCs w:val="17"/>
+                <w:sz w:val="14"/>
+                <w:szCs w:val="14"/>
               </w:rPr>
               <w:t xml:space="preserve">산술·셀 2개+ (300)</w:t>
             </w:r>
@@ -13161,8 +13161,8 @@
               <w:rPr>
                 <w:b/>
                 <w:bCs/>
-                <w:sz w:val="17"/>
-                <w:szCs w:val="17"/>
+                <w:sz w:val="14"/>
+                <w:szCs w:val="14"/>
               </w:rPr>
               <w:t xml:space="preserve">맞힘 (882)</w:t>
             </w:r>
@@ -13195,8 +13195,8 @@
               <w:rPr>
                 <w:b/>
                 <w:bCs/>
-                <w:sz w:val="17"/>
-                <w:szCs w:val="17"/>
+                <w:sz w:val="14"/>
+                <w:szCs w:val="14"/>
               </w:rPr>
               <w:t xml:space="preserve">본 방법 대비 (b:c, p)</w:t>
             </w:r>
@@ -13229,8 +13229,8 @@
               <w:rPr>
                 <w:b/>
                 <w:bCs/>
-                <w:sz w:val="17"/>
-                <w:szCs w:val="17"/>
+                <w:sz w:val="14"/>
+                <w:szCs w:val="14"/>
               </w:rPr>
               <w:t xml:space="preserve">가중 전체 [95% CI]</w:t>
             </w:r>
@@ -13263,8 +13263,8 @@
               <w:rPr>
                 <w:b/>
                 <w:bCs/>
-                <w:sz w:val="17"/>
-                <w:szCs w:val="17"/>
+                <w:sz w:val="14"/>
+                <w:szCs w:val="14"/>
               </w:rPr>
               <w:t xml:space="preserve">전달 셀 평균</w:t>
             </w:r>
@@ -13297,8 +13297,8 @@
               <w:rPr>
                 <w:b/>
                 <w:bCs/>
-                <w:sz w:val="17"/>
-                <w:szCs w:val="17"/>
+                <w:sz w:val="14"/>
+                <w:szCs w:val="14"/>
               </w:rPr>
               <w:t xml:space="preserve">입력 토큰</w:t>
             </w:r>
@@ -13333,8 +13333,8 @@
             </w:pPr>
             <w:r>
               <w:rPr>
-                <w:sz w:val="17"/>
-                <w:szCs w:val="17"/>
+                <w:sz w:val="14"/>
+                <w:szCs w:val="14"/>
               </w:rPr>
               <w:t xml:space="preserve">본 방법 (셀 문장, 최종 규칙)</w:t>
             </w:r>
@@ -13364,8 +13364,8 @@
             </w:pPr>
             <w:r>
               <w:rPr>
-                <w:sz w:val="17"/>
-                <w:szCs w:val="17"/>
+                <w:sz w:val="14"/>
+                <w:szCs w:val="14"/>
               </w:rPr>
               <w:t xml:space="preserve">.5355</w:t>
             </w:r>
@@ -13395,8 +13395,8 @@
             </w:pPr>
             <w:r>
               <w:rPr>
-                <w:sz w:val="17"/>
-                <w:szCs w:val="17"/>
+                <w:sz w:val="14"/>
+                <w:szCs w:val="14"/>
               </w:rPr>
               <w:t xml:space="preserve">.6400</w:t>
             </w:r>
@@ -13426,8 +13426,8 @@
             </w:pPr>
             <w:r>
               <w:rPr>
-                <w:sz w:val="17"/>
-                <w:szCs w:val="17"/>
+                <w:sz w:val="14"/>
+                <w:szCs w:val="14"/>
               </w:rPr>
               <w:t xml:space="preserve">.3099</w:t>
             </w:r>
@@ -13457,8 +13457,8 @@
             </w:pPr>
             <w:r>
               <w:rPr>
-                <w:sz w:val="17"/>
-                <w:szCs w:val="17"/>
+                <w:sz w:val="14"/>
+                <w:szCs w:val="14"/>
               </w:rPr>
               <w:t xml:space="preserve">.2700</w:t>
             </w:r>
@@ -13488,8 +13488,8 @@
             </w:pPr>
             <w:r>
               <w:rPr>
-                <w:sz w:val="17"/>
-                <w:szCs w:val="17"/>
+                <w:sz w:val="14"/>
+                <w:szCs w:val="14"/>
               </w:rPr>
               <w:t xml:space="preserve">408</w:t>
             </w:r>
@@ -13519,8 +13519,8 @@
             </w:pPr>
             <w:r>
               <w:rPr>
-                <w:sz w:val="17"/>
-                <w:szCs w:val="17"/>
+                <w:sz w:val="14"/>
+                <w:szCs w:val="14"/>
               </w:rPr>
               <w:t xml:space="preserve">—</w:t>
             </w:r>
@@ -13550,8 +13550,8 @@
             </w:pPr>
             <w:r>
               <w:rPr>
-                <w:sz w:val="17"/>
-                <w:szCs w:val="17"/>
+                <w:sz w:val="14"/>
+                <w:szCs w:val="14"/>
               </w:rPr>
               <w:t xml:space="preserve">.3376 [.2981, .3786]</w:t>
             </w:r>
@@ -13581,8 +13581,8 @@
             </w:pPr>
             <w:r>
               <w:rPr>
-                <w:sz w:val="17"/>
-                <w:szCs w:val="17"/>
+                <w:sz w:val="14"/>
+                <w:szCs w:val="14"/>
               </w:rPr>
               <w:t xml:space="preserve">20.0</w:t>
             </w:r>
@@ -13612,8 +13612,8 @@
             </w:pPr>
             <w:r>
               <w:rPr>
-                <w:sz w:val="17"/>
-                <w:szCs w:val="17"/>
+                <w:sz w:val="14"/>
+                <w:szCs w:val="14"/>
               </w:rPr>
               <w:t xml:space="preserve">694.3</w:t>
             </w:r>
@@ -13648,8 +13648,8 @@
             </w:pPr>
             <w:r>
               <w:rPr>
-                <w:sz w:val="17"/>
-                <w:szCs w:val="17"/>
+                <w:sz w:val="14"/>
+                <w:szCs w:val="14"/>
               </w:rPr>
               <w:t xml:space="preserve">고정 청크 (최종 규칙)</w:t>
             </w:r>
@@ -13679,8 +13679,8 @@
             </w:pPr>
             <w:r>
               <w:rPr>
-                <w:sz w:val="17"/>
-                <w:szCs w:val="17"/>
+                <w:sz w:val="14"/>
+                <w:szCs w:val="14"/>
               </w:rPr>
               <w:t xml:space="preserve">.5403 (27:28, p=1)</w:t>
             </w:r>
@@ -13710,8 +13710,8 @@
             </w:pPr>
             <w:r>
               <w:rPr>
-                <w:sz w:val="17"/>
-                <w:szCs w:val="17"/>
+                <w:sz w:val="14"/>
+                <w:szCs w:val="14"/>
               </w:rPr>
               <w:t xml:space="preserve">.5967 (40:27, p=.14)</w:t>
             </w:r>
@@ -13741,8 +13741,8 @@
             </w:pPr>
             <w:r>
               <w:rPr>
-                <w:sz w:val="17"/>
-                <w:szCs w:val="17"/>
+                <w:sz w:val="14"/>
+                <w:szCs w:val="14"/>
               </w:rPr>
               <w:t xml:space="preserve">.3099 (6:6, p=1)</w:t>
             </w:r>
@@ -13772,8 +13772,8 @@
             </w:pPr>
             <w:r>
               <w:rPr>
-                <w:sz w:val="17"/>
-                <w:szCs w:val="17"/>
+                <w:sz w:val="14"/>
+                <w:szCs w:val="14"/>
               </w:rPr>
               <w:t xml:space="preserve">.1767 (45:17, p=.0005)</w:t>
             </w:r>
@@ -13803,8 +13803,8 @@
             </w:pPr>
             <w:r>
               <w:rPr>
-                <w:sz w:val="17"/>
-                <w:szCs w:val="17"/>
+                <w:sz w:val="14"/>
+                <w:szCs w:val="14"/>
               </w:rPr>
               <w:t xml:space="preserve">368</w:t>
             </w:r>
@@ -13834,8 +13834,8 @@
             </w:pPr>
             <w:r>
               <w:rPr>
-                <w:sz w:val="17"/>
-                <w:szCs w:val="17"/>
+                <w:sz w:val="14"/>
+                <w:szCs w:val="14"/>
               </w:rPr>
               <w:t xml:space="preserve">118:78, p=.0052</w:t>
             </w:r>
@@ -13865,8 +13865,8 @@
             </w:pPr>
             <w:r>
               <w:rPr>
-                <w:sz w:val="17"/>
-                <w:szCs w:val="17"/>
+                <w:sz w:val="14"/>
+                <w:szCs w:val="14"/>
               </w:rPr>
               <w:t xml:space="preserve">.2601 [.2266, .2960]</w:t>
             </w:r>
@@ -13896,8 +13896,8 @@
             </w:pPr>
             <w:r>
               <w:rPr>
-                <w:sz w:val="17"/>
-                <w:szCs w:val="17"/>
+                <w:sz w:val="14"/>
+                <w:szCs w:val="14"/>
               </w:rPr>
               <w:t xml:space="preserve">51.0</w:t>
             </w:r>
@@ -13927,8 +13927,8 @@
             </w:pPr>
             <w:r>
               <w:rPr>
-                <w:sz w:val="17"/>
-                <w:szCs w:val="17"/>
+                <w:sz w:val="14"/>
+                <w:szCs w:val="14"/>
               </w:rPr>
               <w:t xml:space="preserve">586.8</w:t>
             </w:r>
@@ -13963,8 +13963,8 @@
             </w:pPr>
             <w:r>
               <w:rPr>
-                <w:sz w:val="17"/>
-                <w:szCs w:val="17"/>
+                <w:sz w:val="14"/>
+                <w:szCs w:val="14"/>
               </w:rPr>
               <w:t xml:space="preserve">표 전체 (검색 없음)</w:t>
             </w:r>
@@ -13994,8 +13994,8 @@
             </w:pPr>
             <w:r>
               <w:rPr>
-                <w:sz w:val="17"/>
-                <w:szCs w:val="17"/>
+                <w:sz w:val="14"/>
+                <w:szCs w:val="14"/>
               </w:rPr>
               <w:t xml:space="preserve">.5592 (24:29, p=.58)</w:t>
             </w:r>
@@ -14025,8 +14025,8 @@
             </w:pPr>
             <w:r>
               <w:rPr>
-                <w:sz w:val="17"/>
-                <w:szCs w:val="17"/>
+                <w:sz w:val="14"/>
+                <w:szCs w:val="14"/>
               </w:rPr>
               <w:t xml:space="preserve">.5633 (42:19, p=.0044)</w:t>
             </w:r>
@@ -14056,8 +14056,8 @@
             </w:pPr>
             <w:r>
               <w:rPr>
-                <w:sz w:val="17"/>
-                <w:szCs w:val="17"/>
+                <w:sz w:val="14"/>
+                <w:szCs w:val="14"/>
               </w:rPr>
               <w:t xml:space="preserve">.3099 (7:7, p=1)</w:t>
             </w:r>
@@ -14087,8 +14087,8 @@
             </w:pPr>
             <w:r>
               <w:rPr>
-                <w:sz w:val="17"/>
-                <w:szCs w:val="17"/>
+                <w:sz w:val="14"/>
+                <w:szCs w:val="14"/>
               </w:rPr>
               <w:t xml:space="preserve">.2300 (41:29, p=.19)</w:t>
             </w:r>
@@ -14118,8 +14118,8 @@
             </w:pPr>
             <w:r>
               <w:rPr>
-                <w:sz w:val="17"/>
-                <w:szCs w:val="17"/>
+                <w:sz w:val="14"/>
+                <w:szCs w:val="14"/>
               </w:rPr>
               <w:t xml:space="preserve">378</w:t>
             </w:r>
@@ -14149,8 +14149,8 @@
             </w:pPr>
             <w:r>
               <w:rPr>
-                <w:sz w:val="17"/>
-                <w:szCs w:val="17"/>
+                <w:sz w:val="14"/>
+                <w:szCs w:val="14"/>
               </w:rPr>
               <w:t xml:space="preserve">114:84, p=.039, Holm p=.078</w:t>
             </w:r>
@@ -14180,8 +14180,8 @@
             </w:pPr>
             <w:r>
               <w:rPr>
-                <w:sz w:val="17"/>
-                <w:szCs w:val="17"/>
+                <w:sz w:val="14"/>
+                <w:szCs w:val="14"/>
               </w:rPr>
               <w:t xml:space="preserve">.2986 [.2611, .3369]</w:t>
             </w:r>
@@ -14211,8 +14211,8 @@
             </w:pPr>
             <w:r>
               <w:rPr>
-                <w:sz w:val="17"/>
-                <w:szCs w:val="17"/>
+                <w:sz w:val="14"/>
+                <w:szCs w:val="14"/>
               </w:rPr>
               <w:t xml:space="preserve">—</w:t>
             </w:r>
@@ -14242,8 +14242,8 @@
             </w:pPr>
             <w:r>
               <w:rPr>
-                <w:sz w:val="17"/>
-                <w:szCs w:val="17"/>
+                <w:sz w:val="14"/>
+                <w:szCs w:val="14"/>
               </w:rPr>
               <w:t xml:space="preserve">1,504.8</w:t>
             </w:r>
@@ -14278,8 +14278,8 @@
             </w:pPr>
             <w:r>
               <w:rPr>
-                <w:sz w:val="17"/>
-                <w:szCs w:val="17"/>
+                <w:sz w:val="14"/>
+                <w:szCs w:val="14"/>
               </w:rPr>
               <w:t xml:space="preserve">TableRAG(Yu) 청크</w:t>
             </w:r>
@@ -14309,8 +14309,8 @@
             </w:pPr>
             <w:r>
               <w:rPr>
-                <w:sz w:val="17"/>
-                <w:szCs w:val="17"/>
+                <w:sz w:val="14"/>
+                <w:szCs w:val="14"/>
               </w:rPr>
               <w:t xml:space="preserve">.5545 (30:34, p=.71)</w:t>
             </w:r>
@@ -14340,8 +14340,8 @@
             </w:pPr>
             <w:r>
               <w:rPr>
-                <w:sz w:val="17"/>
-                <w:szCs w:val="17"/>
+                <w:sz w:val="14"/>
+                <w:szCs w:val="14"/>
               </w:rPr>
               <w:t xml:space="preserve">.5533 (50:24, p=.0034)</w:t>
             </w:r>
@@ -14371,8 +14371,8 @@
             </w:pPr>
             <w:r>
               <w:rPr>
-                <w:sz w:val="17"/>
-                <w:szCs w:val="17"/>
+                <w:sz w:val="14"/>
+                <w:szCs w:val="14"/>
               </w:rPr>
               <w:t xml:space="preserve">.2817 (7:5, p=.77)</w:t>
             </w:r>
@@ -14402,8 +14402,8 @@
             </w:pPr>
             <w:r>
               <w:rPr>
-                <w:sz w:val="17"/>
-                <w:szCs w:val="17"/>
+                <w:sz w:val="14"/>
+                <w:szCs w:val="14"/>
               </w:rPr>
               <w:t xml:space="preserve">.1933 (41:18, p=.0038)</w:t>
             </w:r>
@@ -14433,8 +14433,8 @@
             </w:pPr>
             <w:r>
               <w:rPr>
-                <w:sz w:val="17"/>
-                <w:szCs w:val="17"/>
+                <w:sz w:val="14"/>
+                <w:szCs w:val="14"/>
               </w:rPr>
               <w:t xml:space="preserve">361</w:t>
             </w:r>
@@ -14464,8 +14464,8 @@
             </w:pPr>
             <w:r>
               <w:rPr>
-                <w:sz w:val="17"/>
-                <w:szCs w:val="17"/>
+                <w:sz w:val="14"/>
+                <w:szCs w:val="14"/>
               </w:rPr>
               <w:t xml:space="preserve">128:81, p=.0014, Holm p=.0056</w:t>
             </w:r>
@@ -14495,8 +14495,8 @@
             </w:pPr>
             <w:r>
               <w:rPr>
-                <w:sz w:val="17"/>
-                <w:szCs w:val="17"/>
+                <w:sz w:val="14"/>
+                <w:szCs w:val="14"/>
               </w:rPr>
               <w:t xml:space="preserve">.2678 [.2328, .3044]</w:t>
             </w:r>
@@ -14526,8 +14526,8 @@
             </w:pPr>
             <w:r>
               <w:rPr>
-                <w:sz w:val="17"/>
-                <w:szCs w:val="17"/>
+                <w:sz w:val="14"/>
+                <w:szCs w:val="14"/>
               </w:rPr>
               <w:t xml:space="preserve">46.9</w:t>
             </w:r>
@@ -14557,8 +14557,8 @@
             </w:pPr>
             <w:r>
               <w:rPr>
-                <w:sz w:val="17"/>
-                <w:szCs w:val="17"/>
+                <w:sz w:val="14"/>
+                <w:szCs w:val="14"/>
               </w:rPr>
               <w:t xml:space="preserve">545.1</w:t>
             </w:r>
@@ -15853,7 +15853,7 @@
         <w:jc w:val="both"/>
       </w:pPr>
       <w:r>
-        <w:t xml:space="preserve">답변 정확도는 "검색이 정답 셀을 문맥에 넣었는가"와 "넣어 준 문맥으로 리더가 맞히는가"로 나눌 수 있다. 표 6-1은 셀 문장(본 방법)과 고정 청크의 답변 정확도를 검색 성공 여부로 나눈 것이고, 표 6-2는 두 방법이 모두 검색에 성공한 문항만 모아 비교한 것이다. MultiHiertt는 두 방법 모두 최종 머리글 규칙의 검색 결과를 쓴다.</w:t>
+        <w:t xml:space="preserve">답변 정확도는 "검색이 정답 셀을 문맥에 넣었는가"와 "넣어 준 문맥으로 리더가 맞히는가"로 나눌 수 있다. 표 6-1은 셀 문장(본 방법)과 고정 청크의 답변 정확도를 검색 성공 여부로 나눈 것이고, 표 6-2는 두 방법 모두 정답 셀 전부를 문맥에 포함한 문항만 모아 비교한 것이다. MultiHiertt는 두 방법 모두 최종 머리글 규칙의 검색 결과를 쓴다.</w:t>
       </w:r>
     </w:p>
     <w:p>
@@ -17043,7 +17043,7 @@
           <w:sz w:val="20"/>
           <w:szCs w:val="20"/>
         </w:rPr>
-        <w:t xml:space="preserve">표 6-2. 두 방법이 모두 정답 셀을 찾은 문항의 답변 정확도</w:t>
+        <w:t xml:space="preserve">표 6-2. 두 방법 모두 정답 셀 전부를 문맥에 포함한 문항의 답변 정확도</w:t>
       </w:r>
     </w:p>
     <w:tbl>
@@ -17872,7 +17872,7 @@
         <w:jc w:val="both"/>
       </w:pPr>
       <w:r>
-        <w:t xml:space="preserve">두 방법이 모두 정답 셀을 찾은 문항에서는 답변 정확도에 차이가 없었다. 답변 정확도의 차이(HiTab 31건, MultiHiertt 40건)는 한쪽 방법만 정답 셀을 찾은 문항에서 나왔다. HiTab에서 셀 문장만 검색에 성공한 31건은 셀 문장이 26건, 고정 청크가 0건을 맞혔고, 고정 청크만 성공한 7건은 셀 문장 0건, 고정 청크 4건이었다. MultiHiertt에서는 셀 문장만 성공한 148건에서 72 대 18, 고정 청크만 성공한 45건에서 7 대 17, 둘 다 실패한 47건에서 7 대 8이었다. 검색 성공 시 정답률은 HiTab에서 셀 문장이 .8258로 고정 청크(.7833)보다 높고, MultiHiertt에서는 두 방법이 같은 수준이다(.4987 대 .4978).</w:t>
+        <w:t xml:space="preserve">두 방법 모두 정답 셀 전부를 문맥에 포함한 문항에서는 답변 정확도에 차이가 없었다. 답변 정확도의 차이(HiTab 31건, MultiHiertt 40건)는 한쪽 방법만 정답 셀 전부를 문맥에 포함한 문항에서 나왔다. HiTab에서 셀 문장만 검색에 성공한 31건은 셀 문장이 26건, 고정 청크가 0건을 맞혔고, 고정 청크만 성공한 7건은 셀 문장 0건, 고정 청크 4건이었다. MultiHiertt에서는 셀 문장만 성공한 148건에서 72 대 18, 고정 청크만 성공한 45건에서 7 대 17, 둘 다 실패한 47건에서 7 대 8이었다. 검색 성공 시 정답률은 HiTab에서 셀 문장이 .8258로 고정 청크(.7833)보다 높고, MultiHiertt에서는 두 방법이 같은 수준이다(.4987 대 .4978).</w:t>
       </w:r>
     </w:p>
     <w:p>
@@ -17881,7 +17881,7 @@
         <w:jc w:val="both"/>
       </w:pPr>
       <w:r>
-        <w:t xml:space="preserve">MultiHiertt를 처음 머리글 규칙으로 비교하면 모양이 다르다. 처음 규칙의 본 방법은 두 방법이 모두 검색에 성공한 628건에서도 고정 청크(처음 규칙)보다 낮았다(280 대 318, 38:76, p=.00048). 머리글 규칙을 맞추면(최종 대 최종) 이 차이는 사라진다(59:62, p=.86). 처음 규칙의 분해와 교집합은 부록 G에 싣는다.</w:t>
+        <w:t xml:space="preserve">MultiHiertt를 처음 머리글 규칙으로 비교하면 모양이 다르다. 처음 규칙의 본 방법은 두 방법 모두 정답 셀 전부를 문맥에 포함한 628건에서도 고정 청크(처음 규칙)보다 낮았다(280 대 318, 38:76, p=.00048). 머리글 규칙을 맞추면(최종 대 최종) 이 차이는 사라진다(59:62, p=.86). 처음 규칙의 분해와 교집합은 부록 G에 싣는다.</w:t>
       </w:r>
     </w:p>
     <w:p>
@@ -19588,7 +19588,7 @@
         <w:t xml:space="preserve">답변 정확도.</w:t>
       </w:r>
       <w:r>
-        <w:t xml:space="preserve"> 머리글 규칙을 맞춘 비교에서 답변 정확도는 고정 청크보다 높았다(HiTab 237 대 206/300, Holm p=.0019; MultiHiertt 408 대 368/882, p=.0052). 두 방법이 모두 정답 셀을 찾은 문항에서는 차이가 없어(HiTab 29:20, p=.25; MultiHiertt 59:62, p=.86) 답변 차이는 한쪽 방법만 정답 셀을 찾은 문항에서 나왔다. 검색 없이 표 전체를 넣는 조건과는 유의한 차이가 없었다. 리더 입력을 행 확장으로 바꾸는 형식은 dev에서 답변 정확도를 높이지 않았다(6.3절). MultiHiertt 산술에서는 정보를 모두 주어도 답변 정확도가 낮아, 병목이 리더의 계산에 있다.</w:t>
+        <w:t xml:space="preserve"> 머리글 규칙을 맞춘 비교에서 답변 정확도는 고정 청크보다 높았다(HiTab 237 대 206/300, Holm p=.0019; MultiHiertt 408 대 368/882, p=.0052). 두 방법 모두 정답 셀 전부를 문맥에 포함한 문항에서는 차이가 없어(HiTab 29:20, p=.25; MultiHiertt 59:62, p=.86) 답변 차이는 한쪽 방법만 정답 셀 전부를 문맥에 포함한 문항에서 나왔다. 검색 없이 표 전체를 넣는 조건과는 유의한 차이가 없었다. 리더 입력을 행 확장으로 바꾸는 형식은 dev에서 답변 정확도를 높이지 않았다(6.3절). MultiHiertt 산술에서는 정보를 모두 주어도 답변 정확도가 낮아, 병목이 리더의 계산에 있다.</w:t>
       </w:r>
     </w:p>
     <w:p>

--- a/rag-agent/thesis/thesis.docx
+++ b/rag-agent/thesis/thesis.docx
@@ -153,7 +153,7 @@
         <w:jc w:val="both"/>
       </w:pPr>
       <w:r>
-        <w:t xml:space="preserve">HiTab과 MultiHiertt에서 TableRAG 셀 검색 재구현과 그 논문의 비교군(RowCol, RandRow), 이종 문서용 청크, 고정 길이 청크를 같은 임베딩 모델·검색기·셀 예산 규칙(20셀)으로 비교했다. 셀 단위 검색은 두 데이터셋에서 정답 셀 포함률이 이 비교군들보다 높았다(HiTab 538개 표를 한 색인에 넣은 조건 .9142, MultiHiertt .8634). HiTab에서 데이터셋이 준 표 제목을 라벨로 넣으면 검색 정확도가 유의하게 올랐으며, 문장 틀 자체는 효과가 없었다. MultiHiertt에서는 머리글 추정이 한 층을 놓쳐 셀 문장이 서로 같아진 문항에서 리더가 값을 구별하지 못했고, 머리글 규칙을 고치자 회복되었다. 머리글 규칙을 맞춘 비교에서 답변 정확도는 고정 청크보다 높았고(HiTab 237 대 206/300(Holm p=.0019), MultiHiertt 408 대 368/882(p=.0052)), 두 방법 모두 정답 셀 전부를 문맥에 포함한 문항에서는 차이가 없어(HiTab 29:20 p=.25, MultiHiertt 59:62 p=.86) 답변 차이는 한쪽 방법만 정답 셀 전부를 문맥에 포함한 문항에서 나왔다. 표 전체 입력과는 유의한 차이가 없었다.</w:t>
+        <w:t xml:space="preserve">HiTab과 MultiHiertt에서 TableRAG 셀 검색 재구현과 그 논문의 비교군(RowCol, RandRow), 이종 문서용 청크, 고정 길이 청크를 같은 임베딩 모델·검색기·셀 예산 규칙(20셀)으로 비교했다. 셀 단위 검색은 두 데이터셋에서 정답 셀 포함률이 이 비교군들보다 높았다(HiTab 538개 표를 한 색인에 넣은 조건 .9142(표 5-3), MultiHiertt .8634). HiTab에서 데이터셋이 준 표 제목을 라벨로 넣으면 검색 정확도가 유의하게 올랐으며, 문장 틀 자체는 효과가 없었다. MultiHiertt에서는 머리글 추정이 한 층을 놓쳐 셀 문장이 서로 같아진 문항에서 리더가 값을 구별하지 못했고, 머리글 규칙을 고치자 회복되었다. 머리글 규칙을 맞춘 비교에서 답변 정확도는 고정 청크보다 높았고(HiTab 237 대 206/300(템플릿은 같은 표본의 결과를 보고 선택, Holm p=.0019), MultiHiertt 408 대 368/882(p=.0052)), 두 방법 모두 정답 셀 전부를 문맥에 포함한 문항에서는 차이가 없어(HiTab 29:20 p=.25, MultiHiertt 59:62 p=.86) 답변 차이는 한쪽 방법만 정답 셀 전부를 문맥에 포함한 문항에서 나왔다. 표 전체 입력과는 유의한 차이가 없었다.</w:t>
       </w:r>
     </w:p>
     <w:p>
@@ -245,7 +245,7 @@
         <w:jc w:val="both"/>
       </w:pPr>
       <w:r>
-        <w:t xml:space="preserve">On HiTab and MultiHiertt, we compare the method with a re-implementation of TableRAG's cell retrieval and that paper's baselines (RowCol, RandRow), a heterogeneous-document chunking scheme and fixed-length chunks under the same embedding model, retriever and cell-budget rule (20 cells). Cell-level retrieval puts all gold cells into the context more often than these baselines on both datasets (.9142 on HiTab with all 538 tables in one index, .8634 on MultiHiertt). On HiTab, adding the dataset-provided table title as the label significantly improves retrieval, while the sentence template itself has no effect. On MultiHiertt, when header inference missed a level and several cell sentences became identical, the reader could not tell the values apart; fixing the header rule recovered these questions. With the header rule matched, answer accuracy is higher than with fixed chunks (HiTab 237 vs 206 of 300, Holm p=.0019; MultiHiertt 408 vs 368 of 882, p=.0052); on questions where both methods retrieved all gold cells there is no difference (HiTab 29:20, p=.25; MultiHiertt 59:62, p=.86), so the answer difference comes from questions where only one method retrieved them. Answer accuracy is not significantly different from giving the reader the whole table.</w:t>
+        <w:t xml:space="preserve">On HiTab and MultiHiertt, we compare the method with a re-implementation of TableRAG's cell retrieval and that paper's baselines (RowCol, RandRow), a heterogeneous-document chunking scheme and fixed-length chunks under the same embedding model, retriever and cell-budget rule (20 cells). Cell-level retrieval puts all gold cells into the context more often than these baselines on both datasets (.9142 on HiTab with all 538 tables in one index, Table 5-3; .8634 on MultiHiertt). On HiTab, adding the dataset-provided table title as the label significantly improves retrieval, while the sentence template itself has no effect. On MultiHiertt, when header inference missed a level and several cell sentences became identical, the reader could not tell the values apart; fixing the header rule recovered these questions. With the header rule matched, answer accuracy is higher than with fixed chunks (HiTab 237 vs 206 of 300 (template chosen after seeing results on the same sample), Holm p=.0019; MultiHiertt 408 vs 368 of 882, p=.0052); on questions where both methods retrieved all gold cells there is no difference (HiTab 29:20, p=.25; MultiHiertt 59:62, p=.86), so the answer difference comes from questions where only one method retrieved them. Answer accuracy is not significantly different from giving the reader the whole table.</w:t>
       </w:r>
     </w:p>
     <w:p>
@@ -436,7 +436,7 @@
         <w:t xml:space="preserve">셀 단위 검색을 발표된 표 표현들과 같은 조건으로 비교했다.</w:t>
       </w:r>
       <w:r>
-        <w:t xml:space="preserve"> TableRAG(Chen et al., 2024)의 셀 검색을 옮긴 재구현 두 가지(TableRAG 셀 검색 재구현)와 그 논문의 비교군 RowCol·RandRowSampling, 이종 문서용 TableRAG(Yu et al., 2025)의 청크 표현, 업계 관행인 고정 길이 청크를 같은 임베딩 모델, 같은 검색기, 같은 셀 예산 규칙(20셀)에 놓았다. 셀 단위 검색은 두 데이터셋에서 정답 셀 포함률이 이 비교군들보다 높았다(HiTab 538개 표를 한 색인에 넣은 조건 .9142, MultiHiertt 문서 안 .8634; 5장). 셀 문장에 잎 라벨을 한 번 더 붙인 변형(sleaf)은 MultiHiertt에서 본 방법보다 높았다(.8728 대 .8634, Holm p=.0040).</w:t>
+        <w:t xml:space="preserve"> TableRAG(Chen et al., 2024)의 셀 검색을 옮긴 재구현 두 가지(TableRAG 셀 검색 재구현)와 그 논문의 비교군 RowCol(표의 행과 열을 각각 한 단위로 색인해 검색)·RandRow(질문의 표에서 행을 무작위 순서로 골라 셀 예산까지 채우는 방법, 검색 없음), 이종 문서용 TableRAG(Yu et al., 2025)의 청크 표현, 업계 관행인 고정 길이 청크를 같은 임베딩 모델, 같은 검색기, 같은 셀 예산 규칙(20셀)에 놓았다. 셀 단위 검색은 두 데이터셋에서 정답 셀 포함률이 이 비교군들보다 높았다(HiTab 538개 표를 한 색인에 넣은 조건 .9142, 표 5-3; MultiHiertt 문서 안 .8634, 표 5-5). 셀 문장에 잎 라벨을 한 번 더 붙인 변형(sleaf)은 MultiHiertt에서 본 방법보다 높았다(.8728 대 .8634, Holm(1979) 보정 p=.0040).</w:t>
       </w:r>
     </w:p>
     <w:p>
@@ -592,7 +592,7 @@
         <w:t xml:space="preserve">부분 표 선택.</w:t>
       </w:r>
       <w:r>
-        <w:t xml:space="preserve"> Lin et al.(2023)은 표 안 검색기(Inner Table Retriever, ITR)를 제안했다. ITR은 질문에 답하는 데 필요한 정보를 가장 많이 담은 부분 표를 원래 표에서 찾고, 그 부분 표가 원래 표 대신 기존의 어떤 표 질의응답 시스템에도 입력으로 쓰일 수 있게 했다. 본 연구의 과제 설정(표 안에서 셀을 골라 리더 입력을 대신함)은 이 정의와 같다. 표 안 셀을 고르는 단계는 논문마다 이름이 다르다. TableRAG(Chen et al., 2024)는 "cell retrieval", ITR은 "inner table retriever", TAP4LLM은 "table sampling"이라 부른다.</w:t>
+        <w:t xml:space="preserve"> Lin et al.(2023)은 표 안 검색기(Inner Table Retriever, ITR)를 제안했다. ITR은 질문에 답하는 데 필요한 정보를 가장 많이 담은 부분 표를 원래 표에서 찾고, 그 부분 표가 원래 표 대신 기존의 어떤 표 질의응답 시스템에도 입력으로 쓰일 수 있게 했다. 본 연구의 과제 설정(표 안에서 셀을 골라 리더 입력을 대신함)은 이 정의와 같다. 표 안 셀을 고르는 단계는 논문마다 이름이 다르다. TableRAG(Chen et al., 2024)는 "cell retrieval", ITR은 "inner table retriever", TAP4LLM(Sui et al., 2024)은 "table sampling"이라 부른다.</w:t>
       </w:r>
     </w:p>
     <w:p>
@@ -1835,6 +1835,24 @@
         <w:jc w:val="both"/>
       </w:pPr>
       <w:r>
+        <w:t xml:space="preserve">이 틀을 본 방법의 템플릿 s3c라 부른다. 예를 들어 표 3-1의 HiTab 셀은 다음 문장이 된다.</w:t>
+      </w:r>
+    </w:p>
+    <w:p>
+      <w:pPr>
+        <w:spacing w:after="80" w:before="80"/>
+        <w:ind w:left="700" w:right="400"/>
+      </w:pPr>
+      <w:r>
+        <w:t xml:space="preserve">In the table 'agri-food industry sub-groups … 2011', among percent &gt; food service, the value of eastern ontario &gt; french-language workers is 52.1.</w:t>
+      </w:r>
+    </w:p>
+    <w:p>
+      <w:pPr>
+        <w:ind w:firstLine="400"/>
+        <w:jc w:val="both"/>
+      </w:pPr>
+      <w:r>
         <w:t xml:space="preserve">경로의 각 층은 " &gt; "로 잇는다. 고유 라벨이 없는 표는 문장 틀이 담을 내용이 없으므로 경로와 값만 쓴다.</w:t>
       </w:r>
     </w:p>
@@ -1860,7 +1878,7 @@
         <w:t xml:space="preserve">고유 라벨(HiTab).</w:t>
       </w:r>
       <w:r>
-        <w:t xml:space="preserve"> 고유 라벨은 셀이 속한 표를 다른 표와 구별해 주는 자연어 데이터이며, 본 연구에서는 HiTab의 표 제목에 한정한다. HiTab에서는 데이터셋이 준 표의 절 제목 앞에, 표의 원 출처인 위키백과 페이지의 제목(ToTTo 페이지 제목)이 있으면 그것을 붙인다. 표 번호나 문서 id처럼 질문이 부를 수 없는 인위적 식별자는 라벨로 쓰지 않는다. MultiHiertt는 표 제목이 없으므로 고유 라벨 없이 머리글 경로와 값만 쓴다. 표 제목 대신 표 직전 문단을 라벨로 쓰는 방식은 두 번 시험했으나 이득이 없었다. train에서 사전등록한 실험에서는 검색 정확도가 떨어졌고(5.6절), validation(dev) 911건에서 라벨 벡터를 셀 벡터에 섞는 비율 α를 고를 때도 라벨을 쓰지 않은 α=1.0(.8496)이 표 직전 문단을 문장 앞에 붙인 접두어 방식(.8288)보다 높아 α=1.0이 선택되었다. 표 근거만 필요한 332건으로 다시 센 민감도 결과는 부록 H에 싣는다.</w:t>
+        <w:t xml:space="preserve"> 고유 라벨은 셀이 속한 표를 다른 표와 구별해 주는 자연어 데이터이며, 본 연구에서는 HiTab의 표 제목에 한정한다. HiTab에서는 데이터셋이 준 표의 절 제목 앞에, 표의 원 출처인 위키백과 페이지의 제목(ToTTo 페이지 제목)이 있으면 그것을 붙인다. 표 번호나 문서 id처럼 질문이 부를 수 없는 인위적 식별자는 라벨로 쓰지 않는다. MultiHiertt는 표 제목이 없으므로 고유 라벨 없이 머리글 경로와 값만 쓴다. 표 제목 대신 표 직전 문단을 라벨로 쓰는 방식은 두 번 시험했으나 이득이 없었다. train에서 사전등록한 실험에서는 검색 정확도가 떨어졌고(5.6절), validation(dev) 911건에서 라벨 벡터를 셀 벡터에 섞을 때 셀 벡터의 비중 β(β=1.0이면 라벨 벡터를 섞지 않음)를 고를 때도 라벨을 쓰지 않은 β=1.0(.8496)이 표 직전 문단을 문장 앞에 붙인 접두어 방식(.8288)보다 높아 β=1.0이 선택되었다. 표 근거만 필요한 332건으로 다시 센 민감도 결과는 부록 H에 싣는다.</w:t>
       </w:r>
     </w:p>
     <w:p>
@@ -1977,6 +1995,24 @@
       </w:pPr>
       <w:r>
         <w:t xml:space="preserve">{행 잎} / {열 잎}: In the table '{고유 라벨}', among {행 경로}, the value of {열 경로} is {값}.</w:t>
+      </w:r>
+    </w:p>
+    <w:p>
+      <w:pPr>
+        <w:ind w:firstLine="400"/>
+        <w:jc w:val="both"/>
+      </w:pPr>
+      <w:r>
+        <w:t xml:space="preserve">위 예의 셀은 sleaf에서 다음 문장이 된다.</w:t>
+      </w:r>
+    </w:p>
+    <w:p>
+      <w:pPr>
+        <w:spacing w:after="80" w:before="80"/>
+        <w:ind w:left="700" w:right="400"/>
+      </w:pPr>
+      <w:r>
+        <w:t xml:space="preserve">food service / french-language workers: In the table 'agri-food industry sub-groups … 2011', among percent &gt; food service, the value of eastern ontario &gt; french-language workers is 52.1.</w:t>
       </w:r>
     </w:p>
     <w:p>
@@ -2667,7 +2703,7 @@
         <w:jc w:val="both"/>
       </w:pPr>
       <w:r>
-        <w:t xml:space="preserve">가중치 α=0.7은 초기 개발 단계에서 HiTab dev 분할로 하이브리드가 dense 단독보다 낫다는 것을 확인할 때 정한 값이다. 그때 0.5와 0.7은 구별되지 않았다. 본 논문의 평가 데이터(HiTab test, MultiHiertt train)로 α를 고르지 않았고, 두 데이터셋에 같은 값을 쓴다. 순위는 모든 후보와의 내적을 전부 계산해 매기며 근사 최근접 탐색은 쓰지 않는다.</w:t>
+        <w:t xml:space="preserve">가중치 α=0.7은 초기 개발 단계에서 HiTab dev 분할로 하이브리드가 dense 단독보다 낫다는 것을 확인할 때 정한 값이다(커밋 5c197b8, 2026-08-27). 그 뒤 MultiHiertt를 포함한 세 데이터셋의 dev에서 0.5와 0.7은 구별되지 않았다(커밋 5ee8158, 2026-08-30). 본 논문의 평가 데이터(HiTab test, MultiHiertt train)로 α를 고르지 않았고, 두 데이터셋에 같은 값을 쓴다. 순위는 모든 후보와의 내적을 전부 계산해 매기며 근사 최근접 탐색은 쓰지 않는다.</w:t>
       </w:r>
     </w:p>
     <w:p>
@@ -3660,7 +3696,7 @@
         <w:t xml:space="preserve">MultiHiertt.</w:t>
       </w:r>
       <w:r>
-        <w:t xml:space="preserve"> 공개 test 분할에는 정답 근거 주석이 없으므로 train 분할을 평가에 쓴다. 학습은 하지 않으므로 train 분할은 평가 데이터로만 쓰인다. 7,830 질의 중 본문 문장 근거가 필요한 4,922건은 셀 색인이 원리적으로 담을 수 없어 제외했다. 남은 2,908건에서 정답 근거 셀을 채점할 수 없는 23건을 사유를 붙여 제외하고 2,885건을 채점한다. 제외 사유는 정답 근거 표가 파싱되지 않은 4건, 정답 셀이 빈 칸으로 파싱된 2건, 정답 셀이 머리글 칸에 놓인 17건이다. 머리글 칸 판정은 최종 머리글 규칙(v3.3u)을 따른다. 처음 규칙(v1)은 31건을 머리글 칸으로 보아 2,871건만 채점하며, 그 차이 14건은 처음 규칙의 검색 결과에서 검색 실패로 센다(5.4절). 질의는 데이터셋의 프로그램 주석 유무로 조회와 산술로 나누고(이 구분은 공식 </w:t>
+        <w:t xml:space="preserve"> 공개 test 분할에는 정답 근거 주석이 없으므로 train 분할을 평가에 쓴다. 그 근거는 사전등록(PREREG-2026-09-13-multihiertt-arms.md)의 기재이며, 데이터 사용 기록(DATA-USE-2026-09-14.md)이 확인한 것은 본 연구가 쓴 사본에 train과 validation 두 분할만 있다는 것까지다(공식 test 분할의 정답 공개 여부는 확인하지 않았다). 학습은 하지 않으므로 train 분할은 평가 데이터로만 쓰인다. 7,830 질의 중 본문 문장 근거가 필요한 4,922건은 셀 색인이 원리적으로 담을 수 없어 제외했다. 남은 2,908건에서 정답 근거 셀을 채점할 수 없는 23건을 사유를 붙여 제외하고 2,885건을 채점한다. 제외 사유는 정답 근거 표가 파싱되지 않은 4건, 정답 셀이 빈 칸으로 파싱된 2건, 정답 셀이 머리글 칸에 놓인 17건이다. 머리글 칸 판정은 최종 머리글 규칙(v3.3u)을 따른다. 처음 규칙(v1)은 31건을 머리글 칸으로 보아 2,871건만 채점하며, 그 차이 14건은 처음 규칙의 검색 결과에서 검색 실패로 센다(5.4절). 질의는 데이터셋의 프로그램 주석 유무로 조회와 산술로 나누고(이 구분은 공식 </w:t>
       </w:r>
       <w:r>
         <w:rPr>
@@ -3712,7 +3748,7 @@
         <w:t xml:space="preserve">데이터 사용 이력.</w:t>
       </w:r>
       <w:r>
-        <w:t xml:space="preserve"> MultiHiertt 머리글 규칙은 개발 과정에서 train 분할의 답변 오류 사례를 보고 v2, v3(최종 v3.3)으로 고쳤다. 문장 고유화(3.3절)는 882건 답변 결과를 사후 분석하다 문제를 발견해 추가했고, 규칙 자체는 중복 개수만 보고 정했다. 882건 답변 실험은 v1 규칙으로 사전등록했으며, 결과를 본 뒤 본 방법의 주 조건을 v3.3u로 바꾸었다. 바꾸기 전에 예측과 함께 등록했다. 따라서 MultiHiertt 결과는 평가에 쓰는 train 분할의 오류 사례를 보고 규칙을 고친 조건이다. 그 영향을 보이려고 v1과 v3.3 결과를 함께 싣는다(5.4절, 5.5절). 검색 정확도의 비교는 모두 최종 규칙의 채점 문항 2,885건으로 하며, 처음 규칙이 채점하지 못하는 14건은 처음 규칙의 결과에서 검색 실패로 센다. 답변 정확도 표본 882건은 처음 규칙으로 채점한 2,871건(2,885건의 부분집합)에서 뽑았다(4.5절). 리더 설정과 라벨 규칙의 선택에는 validation 분할만 썼다. α 선택에 쓴 MultiHiertt dev 911건은 본문 근거 필요 문항 579건을 포함하며, test 모집단 정의와 다르다. 표만 필요한 332건으로 다시 계산한 결과는 민감도 분석으로 부록에 보고한다.</w:t>
+        <w:t xml:space="preserve"> MultiHiertt 머리글 규칙은 개발 과정에서 train 분할의 답변 오류 사례를 보고 v2, v3(최종 v3.3)으로 고쳤다. 문장 고유화(3.3절)는 882건 답변 결과를 사후 분석하다 문제를 발견해 추가했고, 규칙 자체는 중복 개수만 보고 정했다. 882건 답변 실험은 v1 규칙으로 사전등록했으며, 결과를 본 뒤 본 방법의 주 조건을 v3.3u로 바꾸었다. 바꾸기 전에 예측과 함께 등록했다. 따라서 MultiHiertt 결과는 평가에 쓰는 train 분할의 오류 사례를 보고 규칙을 고친 조건이다. 그 영향을 보이려고 v1과 v3.3 결과를 함께 싣는다(5.4절, 5.5절). 검색 정확도의 비교는 모두 최종 규칙의 채점 문항 2,885건으로 하며, 처음 규칙이 채점하지 못하는 14건은 처음 규칙의 결과에서 검색 실패로 센다. 답변 정확도 표본 882건은 처음 규칙으로 채점한 2,871건(2,885건의 부분집합)에서 뽑았다(4.5절). 리더 설정과 라벨 규칙의 선택에는 validation 분할만 썼다. β 선택에 쓴 MultiHiertt dev 911건은 본문 근거 필요 문항 579건을 포함하며, 평가 집합(MultiHiertt train에서 구성)의 모집단 정의와 다르다. 표만 필요한 332건으로 다시 계산한 결과는 민감도 분석으로 부록에 보고한다.</w:t>
       </w:r>
     </w:p>
     <w:p>
@@ -4874,7 +4910,7 @@
         <w:t xml:space="preserve">MultiHiertt 비교군의 머리글 규칙.</w:t>
       </w:r>
       <w:r>
-        <w:t xml:space="preserve"> 검색 정확도(5.4절)의 비교군은 본 방법과 같은 최종 머리글 규칙(v3.3u)으로 만든 표에서 다시 색인·검색한 결과다(2026-09-26 재실행, 실행 전 등록). 따라서 검색 비교에는 머리글 규칙의 차이가 섞이지 않는다. 답변 정확도(5.5절)의 주 비교인 고정 청크는 최종 규칙의 검색 결과로 답변을 새로 생성했다(사전등록 2026-09-27, 커밋 dbb5c92). 표 전체의 리더 입력과 TableRAG(Yu) 청크의 색인 텍스트는 두 규칙에서 같은 문자열이므로 머리글 규칙과 무관하다. RowCol·RandRow·TableRAG 셀 검색 재구현의 답변은 처음 규칙(v1)의 검색 결과로만 생성되어 있어, 머리글 규칙이 같은 처음 규칙의 본 방법과 짝지은 보조 비교로 부록 G에 싣는다.</w:t>
+        <w:t xml:space="preserve"> 검색 정확도(5.4절)의 비교군은 본 방법과 같은 최종 머리글 규칙(v3.3u)으로 만든 표에서 다시 색인·검색한 결과다(2026-09-26 재실행, 실행 전 등록). 따라서 검색 비교에는 머리글 규칙의 차이가 섞이지 않는다. 답변 정확도(5.5절)의 주 비교인 고정 청크는 최종 규칙의 검색 결과로 답변을 새로 생성했다(사전등록 2026-09-27, 커밋 dbb5c92). 표 전체의 리더 입력과 TableRAG(Yu) 청크의 색인 텍스트는 두 규칙에서 같은 문자열이므로 머리글 규칙과 무관하다. RowCol·RandRow·TableRAG 셀 검색 재구현의 답변은 주로 처음 규칙(v1)의 검색 결과로 생성되어 있어(일부는 머리글 고친 규칙으로도 생성), 처음 규칙의 본 방법과 짝지은 보조 비교로 부록 G에 싣는다(머리글 고친 규칙으로 생성한 조건은 규칙 불일치로 표시).</w:t>
       </w:r>
     </w:p>
     <w:p>
@@ -5005,7 +5041,7 @@
         <w:t xml:space="preserve">HiTab 답변 표본.</w:t>
       </w:r>
       <w:r>
-        <w:t xml:space="preserve"> 단일 셀 조회 991건에서 seed 42로 층화 추출한 300건이다. 층은 초기 본 방법 실행에서 정답 셀의 검색 순위 구간이다. 7개 검색 방법과 표 전체 조건이 모두 같은 300건을 쓴다. 이 표본에서 본 방법의 검색 정확도는 .9567로, 991건 전수의 .9637과 0.7%p 차이다.</w:t>
+        <w:t xml:space="preserve"> 단일 셀 조회 991건에서 seed 42로 층화 추출한 300건이다. 층은 초기 본 방법 실행에서 정답 셀의 검색 순위 구간이다. 8개 검색 방법(본 방법 포함)과 표 전체 조건이 모두 같은 300건을 쓴다. 이 표본에서 본 방법의 검색 정확도는 .9567로, 991건 전수의 .9637과 0.7%p 차이다.</w:t>
       </w:r>
     </w:p>
     <w:p>
@@ -5037,7 +5073,7 @@
         <w:t xml:space="preserve">검정.</w:t>
       </w:r>
       <w:r>
-        <w:t xml:space="preserve"> 두 방법의 정확도 차이는 같은 질의끼리 짝지은 정확 McNemar 검정(불일치 쌍에 대한 양측 이항 검정)으로 판정한다. 표에는 "본 방법만 맞힘 : 상대만 맞힘" 형태로 불일치 수를 함께 적는다. 유의 수준은 .05다. 표의 p값은 보정 전 값이고, 여러 비교를 함께 판정하는 곳은 비교 묶음 단위 Holm 보정값을 함께 적는다. 비교 묶음은 검색 정확도의 경우 데이터셋·검색 범위마다 비교군 전부(재실행 등록 2026-09-26), 답변 정확도의 경우 HiTab 300건 8개 비교와 MultiHiertt 882건 14개 비교(2026-09-26 통계 재계산)다. MultiHiertt 답변의 주 비교(셀 문장 대 고정 청크, 둘 다 최종 머리글 규칙)는 사전등록한 단일 비교라 보정하지 않는다(2026-09-27, 커밋 dbb5c92). HiTab 질문의 표 안 표 단위는 정답 표 전체를 전달하는 상한이라 검정에서 뺀다. MultiHiertt 그룹별 비교는 탐색적 결과다. MultiHiertt 가중 전체 정확도와 방법 간 가중 차이의 95% 신뢰구간은 그룹 안에서 질의를 복원 추출하는 층화 부트스트랩(10,000회, seed 0)으로 구한다.</w:t>
+        <w:t xml:space="preserve"> 두 방법의 정확도 차이는 같은 질의끼리 짝지은 정확 McNemar 검정(McNemar, 1947; 불일치 쌍에 대한 양측 이항 검정)으로 판정한다. 표에는 "본 방법만 맞힘 : 상대만 맞힘" 형태로 불일치 수를 함께 적는다. 유의 수준은 .05다. 표의 p값은 보정 전 값이고, 여러 비교를 함께 판정하는 곳은 비교 묶음 단위 Holm 보정값을 함께 적는다. 비교 묶음은 검색 정확도의 경우 데이터셋·검색 범위마다 비교군 전부(재실행 등록 2026-09-26), 답변 정확도의 경우 HiTab 300건 8개 비교와 MultiHiertt 882건 14개 비교(2026-09-26 통계 재계산)다. MultiHiertt 답변의 주 비교(셀 문장 대 고정 청크, 둘 다 최종 머리글 규칙)는 사전등록한 단일 비교라 보정하지 않는다(2026-09-27, 커밋 dbb5c92). HiTab 질문의 표 안 표 단위는 정답 표 전체를 전달하는 상한이라 검정에서 뺀다. MultiHiertt 그룹별 비교는 탐색적 결과다. MultiHiertt 가중 전체 정확도와 방법 간 가중 차이의 95% 신뢰구간은 그룹 안에서 질의를 복원 추출하는 층화 부트스트랩(10,000회, seed 0)으로 구한다.</w:t>
       </w:r>
     </w:p>
     <w:p>
@@ -7549,19 +7585,18 @@
     </w:p>
     <w:p>
       <w:pPr>
-        <w:pStyle w:val="Heading2"/>
-      </w:pPr>
-      <w:r>
-        <w:t xml:space="preserve">5.3 HiTab 답변 정확도</w:t>
-      </w:r>
-    </w:p>
-    <w:p>
-      <w:pPr>
         <w:ind w:firstLine="400"/>
         <w:jc w:val="both"/>
       </w:pPr>
       <w:r>
-        <w:t xml:space="preserve">표 5-3은 단일 셀 조회 300건에서 각 방법의 검색 결과를 그대로 리더(Qwen2.5-7B-Instruct 4비트)에 넣었을 때의 답변 정확도다. 본 방법(s3c)의 답변은 다른 방법과 같은 300건·같은 리더 설정으로 따로 실행했다(결과를 보기 전에 사후 조건으로 등록).</w:t>
+        <w:rPr>
+          <w:b/>
+          <w:bCs/>
+        </w:rPr>
+        <w:t xml:space="preserve">538개 표를 한 색인에 넣은 조건.</w:t>
+      </w:r>
+      <w:r>
+        <w:t xml:space="preserve"> 표 5-3은 같은 단일 셀 조회 991건을 질문의 표를 모른 채, test 분할의 표 전부(538개)를 한 색인에 넣고 검색한 결과다. 예산은 20셀이고, 재실행 등록(2026-09-26)의 비교군을 그대로 쓴다.</w:t>
       </w:r>
     </w:p>
     <w:p>
@@ -7569,7 +7604,2632 @@
         <w:pStyle w:val="TableCaption"/>
       </w:pPr>
       <w:r>
-        <w:t xml:space="preserve">[표 5-3] HiTab 답변 정확도 (단일 셀 조회 300건, 질문의 표 안, 예산 20; 셀 예산 비통제, 전달 셀 평균 열 참조)</w:t>
+        <w:t xml:space="preserve">[표 5-3] HiTab 538개 표를 한 색인에 넣은 조건의 검색 정확도 (단일 셀 조회, query count=991, 예산 20)</w:t>
+      </w:r>
+    </w:p>
+    <w:tbl>
+      <w:tblPr>
+        <w:tblW w:type="dxa" w:w="7370"/>
+        <w:tblBorders>
+          <w:top w:val="single" w:color="auto" w:sz="4"/>
+          <w:left w:val="single" w:color="auto" w:sz="4"/>
+          <w:bottom w:val="single" w:color="auto" w:sz="4"/>
+          <w:right w:val="single" w:color="auto" w:sz="4"/>
+          <w:insideH w:val="single" w:color="auto" w:sz="4"/>
+          <w:insideV w:val="single" w:color="auto" w:sz="4"/>
+        </w:tblBorders>
+      </w:tblPr>
+      <w:tblGrid>
+        <w:gridCol w:w="1955"/>
+        <w:gridCol w:w="737"/>
+        <w:gridCol w:w="737"/>
+        <w:gridCol w:w="765"/>
+        <w:gridCol w:w="737"/>
+        <w:gridCol w:w="737"/>
+        <w:gridCol w:w="850"/>
+        <w:gridCol w:w="852"/>
+      </w:tblGrid>
+      <w:tr>
+        <w:trPr>
+          <w:tblHeader/>
+        </w:trPr>
+        <w:tc>
+          <w:tcPr>
+            <w:tcW w:type="dxa" w:w="1955"/>
+            <w:tcBorders>
+              <w:top w:val="single" w:color="808080" w:sz="4"/>
+              <w:left w:val="single" w:color="808080" w:sz="4"/>
+              <w:bottom w:val="single" w:color="808080" w:sz="4"/>
+              <w:right w:val="single" w:color="808080" w:sz="4"/>
+            </w:tcBorders>
+            <w:shd w:fill="E7E6E6" w:color="auto" w:val="clear"/>
+            <w:tcMar>
+              <w:top w:type="dxa" w:w="40"/>
+              <w:left w:type="dxa" w:w="80"/>
+              <w:bottom w:type="dxa" w:w="40"/>
+              <w:right w:type="dxa" w:w="80"/>
+            </w:tcMar>
+            <w:vAlign w:val="center"/>
+          </w:tcPr>
+          <w:p>
+            <w:pPr>
+              <w:spacing w:after="0" w:before="0" w:line="260"/>
+              <w:jc w:val="center"/>
+            </w:pPr>
+            <w:r>
+              <w:rPr>
+                <w:b/>
+                <w:bCs/>
+                <w:sz w:val="17"/>
+                <w:szCs w:val="17"/>
+              </w:rPr>
+              <w:t xml:space="preserve">방법</w:t>
+            </w:r>
+          </w:p>
+        </w:tc>
+        <w:tc>
+          <w:tcPr>
+            <w:tcW w:type="dxa" w:w="737"/>
+            <w:tcBorders>
+              <w:top w:val="single" w:color="808080" w:sz="4"/>
+              <w:left w:val="single" w:color="808080" w:sz="4"/>
+              <w:bottom w:val="single" w:color="808080" w:sz="4"/>
+              <w:right w:val="single" w:color="808080" w:sz="4"/>
+            </w:tcBorders>
+            <w:shd w:fill="E7E6E6" w:color="auto" w:val="clear"/>
+            <w:tcMar>
+              <w:top w:type="dxa" w:w="40"/>
+              <w:left w:type="dxa" w:w="80"/>
+              <w:bottom w:type="dxa" w:w="40"/>
+              <w:right w:type="dxa" w:w="80"/>
+            </w:tcMar>
+            <w:vAlign w:val="center"/>
+          </w:tcPr>
+          <w:p>
+            <w:pPr>
+              <w:spacing w:after="0" w:before="0" w:line="260"/>
+              <w:jc w:val="center"/>
+            </w:pPr>
+            <w:r>
+              <w:rPr>
+                <w:b/>
+                <w:bCs/>
+                <w:sz w:val="17"/>
+                <w:szCs w:val="17"/>
+              </w:rPr>
+              <w:t xml:space="preserve">전달 셀 평균</w:t>
+            </w:r>
+          </w:p>
+        </w:tc>
+        <w:tc>
+          <w:tcPr>
+            <w:tcW w:type="dxa" w:w="737"/>
+            <w:tcBorders>
+              <w:top w:val="single" w:color="808080" w:sz="4"/>
+              <w:left w:val="single" w:color="808080" w:sz="4"/>
+              <w:bottom w:val="single" w:color="808080" w:sz="4"/>
+              <w:right w:val="single" w:color="808080" w:sz="4"/>
+            </w:tcBorders>
+            <w:shd w:fill="E7E6E6" w:color="auto" w:val="clear"/>
+            <w:tcMar>
+              <w:top w:type="dxa" w:w="40"/>
+              <w:left w:type="dxa" w:w="80"/>
+              <w:bottom w:type="dxa" w:w="40"/>
+              <w:right w:type="dxa" w:w="80"/>
+            </w:tcMar>
+            <w:vAlign w:val="center"/>
+          </w:tcPr>
+          <w:p>
+            <w:pPr>
+              <w:spacing w:after="0" w:before="0" w:line="260"/>
+              <w:jc w:val="center"/>
+            </w:pPr>
+            <w:r>
+              <w:rPr>
+                <w:b/>
+                <w:bCs/>
+                <w:sz w:val="17"/>
+                <w:szCs w:val="17"/>
+              </w:rPr>
+              <w:t xml:space="preserve">맞힘</w:t>
+            </w:r>
+          </w:p>
+        </w:tc>
+        <w:tc>
+          <w:tcPr>
+            <w:tcW w:type="dxa" w:w="765"/>
+            <w:tcBorders>
+              <w:top w:val="single" w:color="808080" w:sz="4"/>
+              <w:left w:val="single" w:color="808080" w:sz="4"/>
+              <w:bottom w:val="single" w:color="808080" w:sz="4"/>
+              <w:right w:val="single" w:color="808080" w:sz="4"/>
+            </w:tcBorders>
+            <w:shd w:fill="E7E6E6" w:color="auto" w:val="clear"/>
+            <w:tcMar>
+              <w:top w:type="dxa" w:w="40"/>
+              <w:left w:type="dxa" w:w="80"/>
+              <w:bottom w:type="dxa" w:w="40"/>
+              <w:right w:type="dxa" w:w="80"/>
+            </w:tcMar>
+            <w:vAlign w:val="center"/>
+          </w:tcPr>
+          <w:p>
+            <w:pPr>
+              <w:spacing w:after="0" w:before="0" w:line="260"/>
+              <w:jc w:val="center"/>
+            </w:pPr>
+            <w:r>
+              <w:rPr>
+                <w:b/>
+                <w:bCs/>
+                <w:sz w:val="17"/>
+                <w:szCs w:val="17"/>
+              </w:rPr>
+              <w:t xml:space="preserve">정확도</w:t>
+            </w:r>
+          </w:p>
+        </w:tc>
+        <w:tc>
+          <w:tcPr>
+            <w:tcW w:type="dxa" w:w="737"/>
+            <w:tcBorders>
+              <w:top w:val="single" w:color="808080" w:sz="4"/>
+              <w:left w:val="single" w:color="808080" w:sz="4"/>
+              <w:bottom w:val="single" w:color="808080" w:sz="4"/>
+              <w:right w:val="single" w:color="808080" w:sz="4"/>
+            </w:tcBorders>
+            <w:shd w:fill="E7E6E6" w:color="auto" w:val="clear"/>
+            <w:tcMar>
+              <w:top w:type="dxa" w:w="40"/>
+              <w:left w:type="dxa" w:w="80"/>
+              <w:bottom w:type="dxa" w:w="40"/>
+              <w:right w:type="dxa" w:w="80"/>
+            </w:tcMar>
+            <w:vAlign w:val="center"/>
+          </w:tcPr>
+          <w:p>
+            <w:pPr>
+              <w:spacing w:after="0" w:before="0" w:line="260"/>
+              <w:jc w:val="center"/>
+            </w:pPr>
+            <w:r>
+              <w:rPr>
+                <w:b/>
+                <w:bCs/>
+                <w:sz w:val="17"/>
+                <w:szCs w:val="17"/>
+              </w:rPr>
+              <w:t xml:space="preserve">b</w:t>
+            </w:r>
+          </w:p>
+        </w:tc>
+        <w:tc>
+          <w:tcPr>
+            <w:tcW w:type="dxa" w:w="737"/>
+            <w:tcBorders>
+              <w:top w:val="single" w:color="808080" w:sz="4"/>
+              <w:left w:val="single" w:color="808080" w:sz="4"/>
+              <w:bottom w:val="single" w:color="808080" w:sz="4"/>
+              <w:right w:val="single" w:color="808080" w:sz="4"/>
+            </w:tcBorders>
+            <w:shd w:fill="E7E6E6" w:color="auto" w:val="clear"/>
+            <w:tcMar>
+              <w:top w:type="dxa" w:w="40"/>
+              <w:left w:type="dxa" w:w="80"/>
+              <w:bottom w:type="dxa" w:w="40"/>
+              <w:right w:type="dxa" w:w="80"/>
+            </w:tcMar>
+            <w:vAlign w:val="center"/>
+          </w:tcPr>
+          <w:p>
+            <w:pPr>
+              <w:spacing w:after="0" w:before="0" w:line="260"/>
+              <w:jc w:val="center"/>
+            </w:pPr>
+            <w:r>
+              <w:rPr>
+                <w:b/>
+                <w:bCs/>
+                <w:sz w:val="17"/>
+                <w:szCs w:val="17"/>
+              </w:rPr>
+              <w:t xml:space="preserve">c</w:t>
+            </w:r>
+          </w:p>
+        </w:tc>
+        <w:tc>
+          <w:tcPr>
+            <w:tcW w:type="dxa" w:w="850"/>
+            <w:tcBorders>
+              <w:top w:val="single" w:color="808080" w:sz="4"/>
+              <w:left w:val="single" w:color="808080" w:sz="4"/>
+              <w:bottom w:val="single" w:color="808080" w:sz="4"/>
+              <w:right w:val="single" w:color="808080" w:sz="4"/>
+            </w:tcBorders>
+            <w:shd w:fill="E7E6E6" w:color="auto" w:val="clear"/>
+            <w:tcMar>
+              <w:top w:type="dxa" w:w="40"/>
+              <w:left w:type="dxa" w:w="80"/>
+              <w:bottom w:type="dxa" w:w="40"/>
+              <w:right w:type="dxa" w:w="80"/>
+            </w:tcMar>
+            <w:vAlign w:val="center"/>
+          </w:tcPr>
+          <w:p>
+            <w:pPr>
+              <w:spacing w:after="0" w:before="0" w:line="260"/>
+              <w:jc w:val="center"/>
+            </w:pPr>
+            <w:r>
+              <w:rPr>
+                <w:b/>
+                <w:bCs/>
+                <w:sz w:val="17"/>
+                <w:szCs w:val="17"/>
+              </w:rPr>
+              <w:t xml:space="preserve">p</w:t>
+            </w:r>
+          </w:p>
+        </w:tc>
+        <w:tc>
+          <w:tcPr>
+            <w:tcW w:type="dxa" w:w="852"/>
+            <w:tcBorders>
+              <w:top w:val="single" w:color="808080" w:sz="4"/>
+              <w:left w:val="single" w:color="808080" w:sz="4"/>
+              <w:bottom w:val="single" w:color="808080" w:sz="4"/>
+              <w:right w:val="single" w:color="808080" w:sz="4"/>
+            </w:tcBorders>
+            <w:shd w:fill="E7E6E6" w:color="auto" w:val="clear"/>
+            <w:tcMar>
+              <w:top w:type="dxa" w:w="40"/>
+              <w:left w:type="dxa" w:w="80"/>
+              <w:bottom w:type="dxa" w:w="40"/>
+              <w:right w:type="dxa" w:w="80"/>
+            </w:tcMar>
+            <w:vAlign w:val="center"/>
+          </w:tcPr>
+          <w:p>
+            <w:pPr>
+              <w:spacing w:after="0" w:before="0" w:line="260"/>
+              <w:jc w:val="center"/>
+            </w:pPr>
+            <w:r>
+              <w:rPr>
+                <w:b/>
+                <w:bCs/>
+                <w:sz w:val="17"/>
+                <w:szCs w:val="17"/>
+              </w:rPr>
+              <w:t xml:space="preserve">Holm p</w:t>
+            </w:r>
+          </w:p>
+        </w:tc>
+      </w:tr>
+      <w:tr>
+        <w:trPr>
+          <w:tblHeader w:val="false"/>
+        </w:trPr>
+        <w:tc>
+          <w:tcPr>
+            <w:tcW w:type="dxa" w:w="1955"/>
+            <w:tcBorders>
+              <w:top w:val="single" w:color="808080" w:sz="4"/>
+              <w:left w:val="single" w:color="808080" w:sz="4"/>
+              <w:bottom w:val="single" w:color="808080" w:sz="4"/>
+              <w:right w:val="single" w:color="808080" w:sz="4"/>
+            </w:tcBorders>
+            <w:tcMar>
+              <w:top w:type="dxa" w:w="40"/>
+              <w:left w:type="dxa" w:w="80"/>
+              <w:bottom w:type="dxa" w:w="40"/>
+              <w:right w:type="dxa" w:w="80"/>
+            </w:tcMar>
+            <w:vAlign w:val="center"/>
+          </w:tcPr>
+          <w:p>
+            <w:pPr>
+              <w:spacing w:after="0" w:before="0" w:line="260"/>
+              <w:jc w:val="left"/>
+            </w:pPr>
+            <w:r>
+              <w:rPr>
+                <w:sz w:val="17"/>
+                <w:szCs w:val="17"/>
+              </w:rPr>
+              <w:t xml:space="preserve">본 방법</w:t>
+            </w:r>
+          </w:p>
+        </w:tc>
+        <w:tc>
+          <w:tcPr>
+            <w:tcW w:type="dxa" w:w="737"/>
+            <w:tcBorders>
+              <w:top w:val="single" w:color="808080" w:sz="4"/>
+              <w:left w:val="single" w:color="808080" w:sz="4"/>
+              <w:bottom w:val="single" w:color="808080" w:sz="4"/>
+              <w:right w:val="single" w:color="808080" w:sz="4"/>
+            </w:tcBorders>
+            <w:tcMar>
+              <w:top w:type="dxa" w:w="40"/>
+              <w:left w:type="dxa" w:w="80"/>
+              <w:bottom w:type="dxa" w:w="40"/>
+              <w:right w:type="dxa" w:w="80"/>
+            </w:tcMar>
+            <w:vAlign w:val="center"/>
+          </w:tcPr>
+          <w:p>
+            <w:pPr>
+              <w:spacing w:after="0" w:before="0" w:line="260"/>
+              <w:jc w:val="right"/>
+            </w:pPr>
+            <w:r>
+              <w:rPr>
+                <w:sz w:val="17"/>
+                <w:szCs w:val="17"/>
+              </w:rPr>
+              <w:t xml:space="preserve">20.0</w:t>
+            </w:r>
+          </w:p>
+        </w:tc>
+        <w:tc>
+          <w:tcPr>
+            <w:tcW w:type="dxa" w:w="737"/>
+            <w:tcBorders>
+              <w:top w:val="single" w:color="808080" w:sz="4"/>
+              <w:left w:val="single" w:color="808080" w:sz="4"/>
+              <w:bottom w:val="single" w:color="808080" w:sz="4"/>
+              <w:right w:val="single" w:color="808080" w:sz="4"/>
+            </w:tcBorders>
+            <w:tcMar>
+              <w:top w:type="dxa" w:w="40"/>
+              <w:left w:type="dxa" w:w="80"/>
+              <w:bottom w:type="dxa" w:w="40"/>
+              <w:right w:type="dxa" w:w="80"/>
+            </w:tcMar>
+            <w:vAlign w:val="center"/>
+          </w:tcPr>
+          <w:p>
+            <w:pPr>
+              <w:spacing w:after="0" w:before="0" w:line="260"/>
+              <w:jc w:val="right"/>
+            </w:pPr>
+            <w:r>
+              <w:rPr>
+                <w:sz w:val="17"/>
+                <w:szCs w:val="17"/>
+              </w:rPr>
+              <w:t xml:space="preserve">906</w:t>
+            </w:r>
+          </w:p>
+        </w:tc>
+        <w:tc>
+          <w:tcPr>
+            <w:tcW w:type="dxa" w:w="765"/>
+            <w:tcBorders>
+              <w:top w:val="single" w:color="808080" w:sz="4"/>
+              <w:left w:val="single" w:color="808080" w:sz="4"/>
+              <w:bottom w:val="single" w:color="808080" w:sz="4"/>
+              <w:right w:val="single" w:color="808080" w:sz="4"/>
+            </w:tcBorders>
+            <w:tcMar>
+              <w:top w:type="dxa" w:w="40"/>
+              <w:left w:type="dxa" w:w="80"/>
+              <w:bottom w:type="dxa" w:w="40"/>
+              <w:right w:type="dxa" w:w="80"/>
+            </w:tcMar>
+            <w:vAlign w:val="center"/>
+          </w:tcPr>
+          <w:p>
+            <w:pPr>
+              <w:spacing w:after="0" w:before="0" w:line="260"/>
+              <w:jc w:val="right"/>
+            </w:pPr>
+            <w:r>
+              <w:rPr>
+                <w:sz w:val="17"/>
+                <w:szCs w:val="17"/>
+              </w:rPr>
+              <w:t xml:space="preserve">.9142</w:t>
+            </w:r>
+          </w:p>
+        </w:tc>
+        <w:tc>
+          <w:tcPr>
+            <w:tcW w:type="dxa" w:w="737"/>
+            <w:tcBorders>
+              <w:top w:val="single" w:color="808080" w:sz="4"/>
+              <w:left w:val="single" w:color="808080" w:sz="4"/>
+              <w:bottom w:val="single" w:color="808080" w:sz="4"/>
+              <w:right w:val="single" w:color="808080" w:sz="4"/>
+            </w:tcBorders>
+            <w:tcMar>
+              <w:top w:type="dxa" w:w="40"/>
+              <w:left w:type="dxa" w:w="80"/>
+              <w:bottom w:type="dxa" w:w="40"/>
+              <w:right w:type="dxa" w:w="80"/>
+            </w:tcMar>
+            <w:vAlign w:val="center"/>
+          </w:tcPr>
+          <w:p>
+            <w:pPr>
+              <w:spacing w:after="0" w:before="0" w:line="260"/>
+              <w:jc w:val="right"/>
+            </w:pPr>
+            <w:r>
+              <w:rPr>
+                <w:sz w:val="17"/>
+                <w:szCs w:val="17"/>
+              </w:rPr>
+              <w:t xml:space="preserve">—</w:t>
+            </w:r>
+          </w:p>
+        </w:tc>
+        <w:tc>
+          <w:tcPr>
+            <w:tcW w:type="dxa" w:w="737"/>
+            <w:tcBorders>
+              <w:top w:val="single" w:color="808080" w:sz="4"/>
+              <w:left w:val="single" w:color="808080" w:sz="4"/>
+              <w:bottom w:val="single" w:color="808080" w:sz="4"/>
+              <w:right w:val="single" w:color="808080" w:sz="4"/>
+            </w:tcBorders>
+            <w:tcMar>
+              <w:top w:type="dxa" w:w="40"/>
+              <w:left w:type="dxa" w:w="80"/>
+              <w:bottom w:type="dxa" w:w="40"/>
+              <w:right w:type="dxa" w:w="80"/>
+            </w:tcMar>
+            <w:vAlign w:val="center"/>
+          </w:tcPr>
+          <w:p>
+            <w:pPr>
+              <w:spacing w:after="0" w:before="0" w:line="260"/>
+              <w:jc w:val="right"/>
+            </w:pPr>
+            <w:r>
+              <w:rPr>
+                <w:sz w:val="17"/>
+                <w:szCs w:val="17"/>
+              </w:rPr>
+              <w:t xml:space="preserve">—</w:t>
+            </w:r>
+          </w:p>
+        </w:tc>
+        <w:tc>
+          <w:tcPr>
+            <w:tcW w:type="dxa" w:w="850"/>
+            <w:tcBorders>
+              <w:top w:val="single" w:color="808080" w:sz="4"/>
+              <w:left w:val="single" w:color="808080" w:sz="4"/>
+              <w:bottom w:val="single" w:color="808080" w:sz="4"/>
+              <w:right w:val="single" w:color="808080" w:sz="4"/>
+            </w:tcBorders>
+            <w:tcMar>
+              <w:top w:type="dxa" w:w="40"/>
+              <w:left w:type="dxa" w:w="80"/>
+              <w:bottom w:type="dxa" w:w="40"/>
+              <w:right w:type="dxa" w:w="80"/>
+            </w:tcMar>
+            <w:vAlign w:val="center"/>
+          </w:tcPr>
+          <w:p>
+            <w:pPr>
+              <w:spacing w:after="0" w:before="0" w:line="260"/>
+              <w:jc w:val="right"/>
+            </w:pPr>
+            <w:r>
+              <w:rPr>
+                <w:sz w:val="17"/>
+                <w:szCs w:val="17"/>
+              </w:rPr>
+              <w:t xml:space="preserve">—</w:t>
+            </w:r>
+          </w:p>
+        </w:tc>
+        <w:tc>
+          <w:tcPr>
+            <w:tcW w:type="dxa" w:w="852"/>
+            <w:tcBorders>
+              <w:top w:val="single" w:color="808080" w:sz="4"/>
+              <w:left w:val="single" w:color="808080" w:sz="4"/>
+              <w:bottom w:val="single" w:color="808080" w:sz="4"/>
+              <w:right w:val="single" w:color="808080" w:sz="4"/>
+            </w:tcBorders>
+            <w:tcMar>
+              <w:top w:type="dxa" w:w="40"/>
+              <w:left w:type="dxa" w:w="80"/>
+              <w:bottom w:type="dxa" w:w="40"/>
+              <w:right w:type="dxa" w:w="80"/>
+            </w:tcMar>
+            <w:vAlign w:val="center"/>
+          </w:tcPr>
+          <w:p>
+            <w:pPr>
+              <w:spacing w:after="0" w:before="0" w:line="260"/>
+              <w:jc w:val="right"/>
+            </w:pPr>
+            <w:r>
+              <w:rPr>
+                <w:sz w:val="17"/>
+                <w:szCs w:val="17"/>
+              </w:rPr>
+              <w:t xml:space="preserve">—</w:t>
+            </w:r>
+          </w:p>
+        </w:tc>
+      </w:tr>
+      <w:tr>
+        <w:trPr>
+          <w:tblHeader w:val="false"/>
+        </w:trPr>
+        <w:tc>
+          <w:tcPr>
+            <w:tcW w:type="dxa" w:w="1955"/>
+            <w:tcBorders>
+              <w:top w:val="single" w:color="808080" w:sz="4"/>
+              <w:left w:val="single" w:color="808080" w:sz="4"/>
+              <w:bottom w:val="single" w:color="808080" w:sz="4"/>
+              <w:right w:val="single" w:color="808080" w:sz="4"/>
+            </w:tcBorders>
+            <w:tcMar>
+              <w:top w:type="dxa" w:w="40"/>
+              <w:left w:type="dxa" w:w="80"/>
+              <w:bottom w:type="dxa" w:w="40"/>
+              <w:right w:type="dxa" w:w="80"/>
+            </w:tcMar>
+            <w:vAlign w:val="center"/>
+          </w:tcPr>
+          <w:p>
+            <w:pPr>
+              <w:spacing w:after="0" w:before="0" w:line="260"/>
+              <w:jc w:val="left"/>
+            </w:pPr>
+            <w:r>
+              <w:rPr>
+                <w:sz w:val="17"/>
+                <w:szCs w:val="17"/>
+              </w:rPr>
+              <w:t xml:space="preserve">sleaf (잎 라벨 머리말 변형)</w:t>
+            </w:r>
+          </w:p>
+        </w:tc>
+        <w:tc>
+          <w:tcPr>
+            <w:tcW w:type="dxa" w:w="737"/>
+            <w:tcBorders>
+              <w:top w:val="single" w:color="808080" w:sz="4"/>
+              <w:left w:val="single" w:color="808080" w:sz="4"/>
+              <w:bottom w:val="single" w:color="808080" w:sz="4"/>
+              <w:right w:val="single" w:color="808080" w:sz="4"/>
+            </w:tcBorders>
+            <w:tcMar>
+              <w:top w:type="dxa" w:w="40"/>
+              <w:left w:type="dxa" w:w="80"/>
+              <w:bottom w:type="dxa" w:w="40"/>
+              <w:right w:type="dxa" w:w="80"/>
+            </w:tcMar>
+            <w:vAlign w:val="center"/>
+          </w:tcPr>
+          <w:p>
+            <w:pPr>
+              <w:spacing w:after="0" w:before="0" w:line="260"/>
+              <w:jc w:val="right"/>
+            </w:pPr>
+            <w:r>
+              <w:rPr>
+                <w:sz w:val="17"/>
+                <w:szCs w:val="17"/>
+              </w:rPr>
+              <w:t xml:space="preserve">20.0</w:t>
+            </w:r>
+          </w:p>
+        </w:tc>
+        <w:tc>
+          <w:tcPr>
+            <w:tcW w:type="dxa" w:w="737"/>
+            <w:tcBorders>
+              <w:top w:val="single" w:color="808080" w:sz="4"/>
+              <w:left w:val="single" w:color="808080" w:sz="4"/>
+              <w:bottom w:val="single" w:color="808080" w:sz="4"/>
+              <w:right w:val="single" w:color="808080" w:sz="4"/>
+            </w:tcBorders>
+            <w:tcMar>
+              <w:top w:type="dxa" w:w="40"/>
+              <w:left w:type="dxa" w:w="80"/>
+              <w:bottom w:type="dxa" w:w="40"/>
+              <w:right w:type="dxa" w:w="80"/>
+            </w:tcMar>
+            <w:vAlign w:val="center"/>
+          </w:tcPr>
+          <w:p>
+            <w:pPr>
+              <w:spacing w:after="0" w:before="0" w:line="260"/>
+              <w:jc w:val="right"/>
+            </w:pPr>
+            <w:r>
+              <w:rPr>
+                <w:sz w:val="17"/>
+                <w:szCs w:val="17"/>
+              </w:rPr>
+              <w:t xml:space="preserve">913</w:t>
+            </w:r>
+          </w:p>
+        </w:tc>
+        <w:tc>
+          <w:tcPr>
+            <w:tcW w:type="dxa" w:w="765"/>
+            <w:tcBorders>
+              <w:top w:val="single" w:color="808080" w:sz="4"/>
+              <w:left w:val="single" w:color="808080" w:sz="4"/>
+              <w:bottom w:val="single" w:color="808080" w:sz="4"/>
+              <w:right w:val="single" w:color="808080" w:sz="4"/>
+            </w:tcBorders>
+            <w:tcMar>
+              <w:top w:type="dxa" w:w="40"/>
+              <w:left w:type="dxa" w:w="80"/>
+              <w:bottom w:type="dxa" w:w="40"/>
+              <w:right w:type="dxa" w:w="80"/>
+            </w:tcMar>
+            <w:vAlign w:val="center"/>
+          </w:tcPr>
+          <w:p>
+            <w:pPr>
+              <w:spacing w:after="0" w:before="0" w:line="260"/>
+              <w:jc w:val="right"/>
+            </w:pPr>
+            <w:r>
+              <w:rPr>
+                <w:sz w:val="17"/>
+                <w:szCs w:val="17"/>
+              </w:rPr>
+              <w:t xml:space="preserve">.9213</w:t>
+            </w:r>
+          </w:p>
+        </w:tc>
+        <w:tc>
+          <w:tcPr>
+            <w:tcW w:type="dxa" w:w="737"/>
+            <w:tcBorders>
+              <w:top w:val="single" w:color="808080" w:sz="4"/>
+              <w:left w:val="single" w:color="808080" w:sz="4"/>
+              <w:bottom w:val="single" w:color="808080" w:sz="4"/>
+              <w:right w:val="single" w:color="808080" w:sz="4"/>
+            </w:tcBorders>
+            <w:tcMar>
+              <w:top w:type="dxa" w:w="40"/>
+              <w:left w:type="dxa" w:w="80"/>
+              <w:bottom w:type="dxa" w:w="40"/>
+              <w:right w:type="dxa" w:w="80"/>
+            </w:tcMar>
+            <w:vAlign w:val="center"/>
+          </w:tcPr>
+          <w:p>
+            <w:pPr>
+              <w:spacing w:after="0" w:before="0" w:line="260"/>
+              <w:jc w:val="right"/>
+            </w:pPr>
+            <w:r>
+              <w:rPr>
+                <w:sz w:val="17"/>
+                <w:szCs w:val="17"/>
+              </w:rPr>
+              <w:t xml:space="preserve">17</w:t>
+            </w:r>
+          </w:p>
+        </w:tc>
+        <w:tc>
+          <w:tcPr>
+            <w:tcW w:type="dxa" w:w="737"/>
+            <w:tcBorders>
+              <w:top w:val="single" w:color="808080" w:sz="4"/>
+              <w:left w:val="single" w:color="808080" w:sz="4"/>
+              <w:bottom w:val="single" w:color="808080" w:sz="4"/>
+              <w:right w:val="single" w:color="808080" w:sz="4"/>
+            </w:tcBorders>
+            <w:tcMar>
+              <w:top w:type="dxa" w:w="40"/>
+              <w:left w:type="dxa" w:w="80"/>
+              <w:bottom w:type="dxa" w:w="40"/>
+              <w:right w:type="dxa" w:w="80"/>
+            </w:tcMar>
+            <w:vAlign w:val="center"/>
+          </w:tcPr>
+          <w:p>
+            <w:pPr>
+              <w:spacing w:after="0" w:before="0" w:line="260"/>
+              <w:jc w:val="right"/>
+            </w:pPr>
+            <w:r>
+              <w:rPr>
+                <w:sz w:val="17"/>
+                <w:szCs w:val="17"/>
+              </w:rPr>
+              <w:t xml:space="preserve">24</w:t>
+            </w:r>
+          </w:p>
+        </w:tc>
+        <w:tc>
+          <w:tcPr>
+            <w:tcW w:type="dxa" w:w="850"/>
+            <w:tcBorders>
+              <w:top w:val="single" w:color="808080" w:sz="4"/>
+              <w:left w:val="single" w:color="808080" w:sz="4"/>
+              <w:bottom w:val="single" w:color="808080" w:sz="4"/>
+              <w:right w:val="single" w:color="808080" w:sz="4"/>
+            </w:tcBorders>
+            <w:tcMar>
+              <w:top w:type="dxa" w:w="40"/>
+              <w:left w:type="dxa" w:w="80"/>
+              <w:bottom w:type="dxa" w:w="40"/>
+              <w:right w:type="dxa" w:w="80"/>
+            </w:tcMar>
+            <w:vAlign w:val="center"/>
+          </w:tcPr>
+          <w:p>
+            <w:pPr>
+              <w:spacing w:after="0" w:before="0" w:line="260"/>
+              <w:jc w:val="right"/>
+            </w:pPr>
+            <w:r>
+              <w:rPr>
+                <w:sz w:val="17"/>
+                <w:szCs w:val="17"/>
+              </w:rPr>
+              <w:t xml:space="preserve">.35</w:t>
+            </w:r>
+          </w:p>
+        </w:tc>
+        <w:tc>
+          <w:tcPr>
+            <w:tcW w:type="dxa" w:w="852"/>
+            <w:tcBorders>
+              <w:top w:val="single" w:color="808080" w:sz="4"/>
+              <w:left w:val="single" w:color="808080" w:sz="4"/>
+              <w:bottom w:val="single" w:color="808080" w:sz="4"/>
+              <w:right w:val="single" w:color="808080" w:sz="4"/>
+            </w:tcBorders>
+            <w:tcMar>
+              <w:top w:type="dxa" w:w="40"/>
+              <w:left w:type="dxa" w:w="80"/>
+              <w:bottom w:type="dxa" w:w="40"/>
+              <w:right w:type="dxa" w:w="80"/>
+            </w:tcMar>
+            <w:vAlign w:val="center"/>
+          </w:tcPr>
+          <w:p>
+            <w:pPr>
+              <w:spacing w:after="0" w:before="0" w:line="260"/>
+              <w:jc w:val="right"/>
+            </w:pPr>
+            <w:r>
+              <w:rPr>
+                <w:sz w:val="17"/>
+                <w:szCs w:val="17"/>
+              </w:rPr>
+              <w:t xml:space="preserve">.35</w:t>
+            </w:r>
+          </w:p>
+        </w:tc>
+      </w:tr>
+      <w:tr>
+        <w:trPr>
+          <w:tblHeader w:val="false"/>
+        </w:trPr>
+        <w:tc>
+          <w:tcPr>
+            <w:tcW w:type="dxa" w:w="1955"/>
+            <w:tcBorders>
+              <w:top w:val="single" w:color="808080" w:sz="4"/>
+              <w:left w:val="single" w:color="808080" w:sz="4"/>
+              <w:bottom w:val="single" w:color="808080" w:sz="4"/>
+              <w:right w:val="single" w:color="808080" w:sz="4"/>
+            </w:tcBorders>
+            <w:tcMar>
+              <w:top w:type="dxa" w:w="40"/>
+              <w:left w:type="dxa" w:w="80"/>
+              <w:bottom w:type="dxa" w:w="40"/>
+              <w:right w:type="dxa" w:w="80"/>
+            </w:tcMar>
+            <w:vAlign w:val="center"/>
+          </w:tcPr>
+          <w:p>
+            <w:pPr>
+              <w:spacing w:after="0" w:before="0" w:line="260"/>
+              <w:jc w:val="left"/>
+            </w:pPr>
+            <w:r>
+              <w:rPr>
+                <w:sz w:val="17"/>
+                <w:szCs w:val="17"/>
+              </w:rPr>
+              <w:t xml:space="preserve">표 단위</w:t>
+            </w:r>
+          </w:p>
+        </w:tc>
+        <w:tc>
+          <w:tcPr>
+            <w:tcW w:type="dxa" w:w="737"/>
+            <w:tcBorders>
+              <w:top w:val="single" w:color="808080" w:sz="4"/>
+              <w:left w:val="single" w:color="808080" w:sz="4"/>
+              <w:bottom w:val="single" w:color="808080" w:sz="4"/>
+              <w:right w:val="single" w:color="808080" w:sz="4"/>
+            </w:tcBorders>
+            <w:tcMar>
+              <w:top w:type="dxa" w:w="40"/>
+              <w:left w:type="dxa" w:w="80"/>
+              <w:bottom w:type="dxa" w:w="40"/>
+              <w:right w:type="dxa" w:w="80"/>
+            </w:tcMar>
+            <w:vAlign w:val="center"/>
+          </w:tcPr>
+          <w:p>
+            <w:pPr>
+              <w:spacing w:after="0" w:before="0" w:line="260"/>
+              <w:jc w:val="right"/>
+            </w:pPr>
+            <w:r>
+              <w:rPr>
+                <w:sz w:val="17"/>
+                <w:szCs w:val="17"/>
+              </w:rPr>
+              <w:t xml:space="preserve">118.1</w:t>
+            </w:r>
+          </w:p>
+        </w:tc>
+        <w:tc>
+          <w:tcPr>
+            <w:tcW w:type="dxa" w:w="737"/>
+            <w:tcBorders>
+              <w:top w:val="single" w:color="808080" w:sz="4"/>
+              <w:left w:val="single" w:color="808080" w:sz="4"/>
+              <w:bottom w:val="single" w:color="808080" w:sz="4"/>
+              <w:right w:val="single" w:color="808080" w:sz="4"/>
+            </w:tcBorders>
+            <w:tcMar>
+              <w:top w:type="dxa" w:w="40"/>
+              <w:left w:type="dxa" w:w="80"/>
+              <w:bottom w:type="dxa" w:w="40"/>
+              <w:right w:type="dxa" w:w="80"/>
+            </w:tcMar>
+            <w:vAlign w:val="center"/>
+          </w:tcPr>
+          <w:p>
+            <w:pPr>
+              <w:spacing w:after="0" w:before="0" w:line="260"/>
+              <w:jc w:val="right"/>
+            </w:pPr>
+            <w:r>
+              <w:rPr>
+                <w:sz w:val="17"/>
+                <w:szCs w:val="17"/>
+              </w:rPr>
+              <w:t xml:space="preserve">839</w:t>
+            </w:r>
+          </w:p>
+        </w:tc>
+        <w:tc>
+          <w:tcPr>
+            <w:tcW w:type="dxa" w:w="765"/>
+            <w:tcBorders>
+              <w:top w:val="single" w:color="808080" w:sz="4"/>
+              <w:left w:val="single" w:color="808080" w:sz="4"/>
+              <w:bottom w:val="single" w:color="808080" w:sz="4"/>
+              <w:right w:val="single" w:color="808080" w:sz="4"/>
+            </w:tcBorders>
+            <w:tcMar>
+              <w:top w:type="dxa" w:w="40"/>
+              <w:left w:type="dxa" w:w="80"/>
+              <w:bottom w:type="dxa" w:w="40"/>
+              <w:right w:type="dxa" w:w="80"/>
+            </w:tcMar>
+            <w:vAlign w:val="center"/>
+          </w:tcPr>
+          <w:p>
+            <w:pPr>
+              <w:spacing w:after="0" w:before="0" w:line="260"/>
+              <w:jc w:val="right"/>
+            </w:pPr>
+            <w:r>
+              <w:rPr>
+                <w:sz w:val="17"/>
+                <w:szCs w:val="17"/>
+              </w:rPr>
+              <w:t xml:space="preserve">.8466</w:t>
+            </w:r>
+          </w:p>
+        </w:tc>
+        <w:tc>
+          <w:tcPr>
+            <w:tcW w:type="dxa" w:w="737"/>
+            <w:tcBorders>
+              <w:top w:val="single" w:color="808080" w:sz="4"/>
+              <w:left w:val="single" w:color="808080" w:sz="4"/>
+              <w:bottom w:val="single" w:color="808080" w:sz="4"/>
+              <w:right w:val="single" w:color="808080" w:sz="4"/>
+            </w:tcBorders>
+            <w:tcMar>
+              <w:top w:type="dxa" w:w="40"/>
+              <w:left w:type="dxa" w:w="80"/>
+              <w:bottom w:type="dxa" w:w="40"/>
+              <w:right w:type="dxa" w:w="80"/>
+            </w:tcMar>
+            <w:vAlign w:val="center"/>
+          </w:tcPr>
+          <w:p>
+            <w:pPr>
+              <w:spacing w:after="0" w:before="0" w:line="260"/>
+              <w:jc w:val="right"/>
+            </w:pPr>
+            <w:r>
+              <w:rPr>
+                <w:sz w:val="17"/>
+                <w:szCs w:val="17"/>
+              </w:rPr>
+              <w:t xml:space="preserve">104</w:t>
+            </w:r>
+          </w:p>
+        </w:tc>
+        <w:tc>
+          <w:tcPr>
+            <w:tcW w:type="dxa" w:w="737"/>
+            <w:tcBorders>
+              <w:top w:val="single" w:color="808080" w:sz="4"/>
+              <w:left w:val="single" w:color="808080" w:sz="4"/>
+              <w:bottom w:val="single" w:color="808080" w:sz="4"/>
+              <w:right w:val="single" w:color="808080" w:sz="4"/>
+            </w:tcBorders>
+            <w:tcMar>
+              <w:top w:type="dxa" w:w="40"/>
+              <w:left w:type="dxa" w:w="80"/>
+              <w:bottom w:type="dxa" w:w="40"/>
+              <w:right w:type="dxa" w:w="80"/>
+            </w:tcMar>
+            <w:vAlign w:val="center"/>
+          </w:tcPr>
+          <w:p>
+            <w:pPr>
+              <w:spacing w:after="0" w:before="0" w:line="260"/>
+              <w:jc w:val="right"/>
+            </w:pPr>
+            <w:r>
+              <w:rPr>
+                <w:sz w:val="17"/>
+                <w:szCs w:val="17"/>
+              </w:rPr>
+              <w:t xml:space="preserve">37</w:t>
+            </w:r>
+          </w:p>
+        </w:tc>
+        <w:tc>
+          <w:tcPr>
+            <w:tcW w:type="dxa" w:w="850"/>
+            <w:tcBorders>
+              <w:top w:val="single" w:color="808080" w:sz="4"/>
+              <w:left w:val="single" w:color="808080" w:sz="4"/>
+              <w:bottom w:val="single" w:color="808080" w:sz="4"/>
+              <w:right w:val="single" w:color="808080" w:sz="4"/>
+            </w:tcBorders>
+            <w:tcMar>
+              <w:top w:type="dxa" w:w="40"/>
+              <w:left w:type="dxa" w:w="80"/>
+              <w:bottom w:type="dxa" w:w="40"/>
+              <w:right w:type="dxa" w:w="80"/>
+            </w:tcMar>
+            <w:vAlign w:val="center"/>
+          </w:tcPr>
+          <w:p>
+            <w:pPr>
+              <w:spacing w:after="0" w:before="0" w:line="260"/>
+              <w:jc w:val="right"/>
+            </w:pPr>
+            <w:r>
+              <w:rPr>
+                <w:sz w:val="17"/>
+                <w:szCs w:val="17"/>
+              </w:rPr>
+              <w:t xml:space="preserve">1.5×10⁻⁸</w:t>
+            </w:r>
+          </w:p>
+        </w:tc>
+        <w:tc>
+          <w:tcPr>
+            <w:tcW w:type="dxa" w:w="852"/>
+            <w:tcBorders>
+              <w:top w:val="single" w:color="808080" w:sz="4"/>
+              <w:left w:val="single" w:color="808080" w:sz="4"/>
+              <w:bottom w:val="single" w:color="808080" w:sz="4"/>
+              <w:right w:val="single" w:color="808080" w:sz="4"/>
+            </w:tcBorders>
+            <w:tcMar>
+              <w:top w:type="dxa" w:w="40"/>
+              <w:left w:type="dxa" w:w="80"/>
+              <w:bottom w:type="dxa" w:w="40"/>
+              <w:right w:type="dxa" w:w="80"/>
+            </w:tcMar>
+            <w:vAlign w:val="center"/>
+          </w:tcPr>
+          <w:p>
+            <w:pPr>
+              <w:spacing w:after="0" w:before="0" w:line="260"/>
+              <w:jc w:val="right"/>
+            </w:pPr>
+            <w:r>
+              <w:rPr>
+                <w:sz w:val="17"/>
+                <w:szCs w:val="17"/>
+              </w:rPr>
+              <w:t xml:space="preserve">2.9×10⁻⁸</w:t>
+            </w:r>
+          </w:p>
+        </w:tc>
+      </w:tr>
+      <w:tr>
+        <w:trPr>
+          <w:tblHeader w:val="false"/>
+        </w:trPr>
+        <w:tc>
+          <w:tcPr>
+            <w:tcW w:type="dxa" w:w="1955"/>
+            <w:tcBorders>
+              <w:top w:val="single" w:color="808080" w:sz="4"/>
+              <w:left w:val="single" w:color="808080" w:sz="4"/>
+              <w:bottom w:val="single" w:color="808080" w:sz="4"/>
+              <w:right w:val="single" w:color="808080" w:sz="4"/>
+            </w:tcBorders>
+            <w:tcMar>
+              <w:top w:type="dxa" w:w="40"/>
+              <w:left w:type="dxa" w:w="80"/>
+              <w:bottom w:type="dxa" w:w="40"/>
+              <w:right w:type="dxa" w:w="80"/>
+            </w:tcMar>
+            <w:vAlign w:val="center"/>
+          </w:tcPr>
+          <w:p>
+            <w:pPr>
+              <w:spacing w:after="0" w:before="0" w:line="260"/>
+              <w:jc w:val="left"/>
+            </w:pPr>
+            <w:r>
+              <w:rPr>
+                <w:sz w:val="17"/>
+                <w:szCs w:val="17"/>
+              </w:rPr>
+              <w:t xml:space="preserve">행 단위</w:t>
+            </w:r>
+          </w:p>
+        </w:tc>
+        <w:tc>
+          <w:tcPr>
+            <w:tcW w:type="dxa" w:w="737"/>
+            <w:tcBorders>
+              <w:top w:val="single" w:color="808080" w:sz="4"/>
+              <w:left w:val="single" w:color="808080" w:sz="4"/>
+              <w:bottom w:val="single" w:color="808080" w:sz="4"/>
+              <w:right w:val="single" w:color="808080" w:sz="4"/>
+            </w:tcBorders>
+            <w:tcMar>
+              <w:top w:type="dxa" w:w="40"/>
+              <w:left w:type="dxa" w:w="80"/>
+              <w:bottom w:type="dxa" w:w="40"/>
+              <w:right w:type="dxa" w:w="80"/>
+            </w:tcMar>
+            <w:vAlign w:val="center"/>
+          </w:tcPr>
+          <w:p>
+            <w:pPr>
+              <w:spacing w:after="0" w:before="0" w:line="260"/>
+              <w:jc w:val="right"/>
+            </w:pPr>
+            <w:r>
+              <w:rPr>
+                <w:sz w:val="17"/>
+                <w:szCs w:val="17"/>
+              </w:rPr>
+              <w:t xml:space="preserve">22.8</w:t>
+            </w:r>
+          </w:p>
+        </w:tc>
+        <w:tc>
+          <w:tcPr>
+            <w:tcW w:type="dxa" w:w="737"/>
+            <w:tcBorders>
+              <w:top w:val="single" w:color="808080" w:sz="4"/>
+              <w:left w:val="single" w:color="808080" w:sz="4"/>
+              <w:bottom w:val="single" w:color="808080" w:sz="4"/>
+              <w:right w:val="single" w:color="808080" w:sz="4"/>
+            </w:tcBorders>
+            <w:tcMar>
+              <w:top w:type="dxa" w:w="40"/>
+              <w:left w:type="dxa" w:w="80"/>
+              <w:bottom w:type="dxa" w:w="40"/>
+              <w:right w:type="dxa" w:w="80"/>
+            </w:tcMar>
+            <w:vAlign w:val="center"/>
+          </w:tcPr>
+          <w:p>
+            <w:pPr>
+              <w:spacing w:after="0" w:before="0" w:line="260"/>
+              <w:jc w:val="right"/>
+            </w:pPr>
+            <w:r>
+              <w:rPr>
+                <w:sz w:val="17"/>
+                <w:szCs w:val="17"/>
+              </w:rPr>
+              <w:t xml:space="preserve">707</w:t>
+            </w:r>
+          </w:p>
+        </w:tc>
+        <w:tc>
+          <w:tcPr>
+            <w:tcW w:type="dxa" w:w="765"/>
+            <w:tcBorders>
+              <w:top w:val="single" w:color="808080" w:sz="4"/>
+              <w:left w:val="single" w:color="808080" w:sz="4"/>
+              <w:bottom w:val="single" w:color="808080" w:sz="4"/>
+              <w:right w:val="single" w:color="808080" w:sz="4"/>
+            </w:tcBorders>
+            <w:tcMar>
+              <w:top w:type="dxa" w:w="40"/>
+              <w:left w:type="dxa" w:w="80"/>
+              <w:bottom w:type="dxa" w:w="40"/>
+              <w:right w:type="dxa" w:w="80"/>
+            </w:tcMar>
+            <w:vAlign w:val="center"/>
+          </w:tcPr>
+          <w:p>
+            <w:pPr>
+              <w:spacing w:after="0" w:before="0" w:line="260"/>
+              <w:jc w:val="right"/>
+            </w:pPr>
+            <w:r>
+              <w:rPr>
+                <w:sz w:val="17"/>
+                <w:szCs w:val="17"/>
+              </w:rPr>
+              <w:t xml:space="preserve">.7134</w:t>
+            </w:r>
+          </w:p>
+        </w:tc>
+        <w:tc>
+          <w:tcPr>
+            <w:tcW w:type="dxa" w:w="737"/>
+            <w:tcBorders>
+              <w:top w:val="single" w:color="808080" w:sz="4"/>
+              <w:left w:val="single" w:color="808080" w:sz="4"/>
+              <w:bottom w:val="single" w:color="808080" w:sz="4"/>
+              <w:right w:val="single" w:color="808080" w:sz="4"/>
+            </w:tcBorders>
+            <w:tcMar>
+              <w:top w:type="dxa" w:w="40"/>
+              <w:left w:type="dxa" w:w="80"/>
+              <w:bottom w:type="dxa" w:w="40"/>
+              <w:right w:type="dxa" w:w="80"/>
+            </w:tcMar>
+            <w:vAlign w:val="center"/>
+          </w:tcPr>
+          <w:p>
+            <w:pPr>
+              <w:spacing w:after="0" w:before="0" w:line="260"/>
+              <w:jc w:val="right"/>
+            </w:pPr>
+            <w:r>
+              <w:rPr>
+                <w:sz w:val="17"/>
+                <w:szCs w:val="17"/>
+              </w:rPr>
+              <w:t xml:space="preserve">224</w:t>
+            </w:r>
+          </w:p>
+        </w:tc>
+        <w:tc>
+          <w:tcPr>
+            <w:tcW w:type="dxa" w:w="737"/>
+            <w:tcBorders>
+              <w:top w:val="single" w:color="808080" w:sz="4"/>
+              <w:left w:val="single" w:color="808080" w:sz="4"/>
+              <w:bottom w:val="single" w:color="808080" w:sz="4"/>
+              <w:right w:val="single" w:color="808080" w:sz="4"/>
+            </w:tcBorders>
+            <w:tcMar>
+              <w:top w:type="dxa" w:w="40"/>
+              <w:left w:type="dxa" w:w="80"/>
+              <w:bottom w:type="dxa" w:w="40"/>
+              <w:right w:type="dxa" w:w="80"/>
+            </w:tcMar>
+            <w:vAlign w:val="center"/>
+          </w:tcPr>
+          <w:p>
+            <w:pPr>
+              <w:spacing w:after="0" w:before="0" w:line="260"/>
+              <w:jc w:val="right"/>
+            </w:pPr>
+            <w:r>
+              <w:rPr>
+                <w:sz w:val="17"/>
+                <w:szCs w:val="17"/>
+              </w:rPr>
+              <w:t xml:space="preserve">25</w:t>
+            </w:r>
+          </w:p>
+        </w:tc>
+        <w:tc>
+          <w:tcPr>
+            <w:tcW w:type="dxa" w:w="850"/>
+            <w:tcBorders>
+              <w:top w:val="single" w:color="808080" w:sz="4"/>
+              <w:left w:val="single" w:color="808080" w:sz="4"/>
+              <w:bottom w:val="single" w:color="808080" w:sz="4"/>
+              <w:right w:val="single" w:color="808080" w:sz="4"/>
+            </w:tcBorders>
+            <w:tcMar>
+              <w:top w:type="dxa" w:w="40"/>
+              <w:left w:type="dxa" w:w="80"/>
+              <w:bottom w:type="dxa" w:w="40"/>
+              <w:right w:type="dxa" w:w="80"/>
+            </w:tcMar>
+            <w:vAlign w:val="center"/>
+          </w:tcPr>
+          <w:p>
+            <w:pPr>
+              <w:spacing w:after="0" w:before="0" w:line="260"/>
+              <w:jc w:val="right"/>
+            </w:pPr>
+            <w:r>
+              <w:rPr>
+                <w:sz w:val="17"/>
+                <w:szCs w:val="17"/>
+              </w:rPr>
+              <w:t xml:space="preserve">3.7×10⁻⁴¹</w:t>
+            </w:r>
+          </w:p>
+        </w:tc>
+        <w:tc>
+          <w:tcPr>
+            <w:tcW w:type="dxa" w:w="852"/>
+            <w:tcBorders>
+              <w:top w:val="single" w:color="808080" w:sz="4"/>
+              <w:left w:val="single" w:color="808080" w:sz="4"/>
+              <w:bottom w:val="single" w:color="808080" w:sz="4"/>
+              <w:right w:val="single" w:color="808080" w:sz="4"/>
+            </w:tcBorders>
+            <w:tcMar>
+              <w:top w:type="dxa" w:w="40"/>
+              <w:left w:type="dxa" w:w="80"/>
+              <w:bottom w:type="dxa" w:w="40"/>
+              <w:right w:type="dxa" w:w="80"/>
+            </w:tcMar>
+            <w:vAlign w:val="center"/>
+          </w:tcPr>
+          <w:p>
+            <w:pPr>
+              <w:spacing w:after="0" w:before="0" w:line="260"/>
+              <w:jc w:val="right"/>
+            </w:pPr>
+            <w:r>
+              <w:rPr>
+                <w:sz w:val="17"/>
+                <w:szCs w:val="17"/>
+              </w:rPr>
+              <w:t xml:space="preserve">1.5×10⁻⁴⁰</w:t>
+            </w:r>
+          </w:p>
+        </w:tc>
+      </w:tr>
+      <w:tr>
+        <w:trPr>
+          <w:tblHeader w:val="false"/>
+        </w:trPr>
+        <w:tc>
+          <w:tcPr>
+            <w:tcW w:type="dxa" w:w="1955"/>
+            <w:tcBorders>
+              <w:top w:val="single" w:color="808080" w:sz="4"/>
+              <w:left w:val="single" w:color="808080" w:sz="4"/>
+              <w:bottom w:val="single" w:color="808080" w:sz="4"/>
+              <w:right w:val="single" w:color="808080" w:sz="4"/>
+            </w:tcBorders>
+            <w:tcMar>
+              <w:top w:type="dxa" w:w="40"/>
+              <w:left w:type="dxa" w:w="80"/>
+              <w:bottom w:type="dxa" w:w="40"/>
+              <w:right w:type="dxa" w:w="80"/>
+            </w:tcMar>
+            <w:vAlign w:val="center"/>
+          </w:tcPr>
+          <w:p>
+            <w:pPr>
+              <w:spacing w:after="0" w:before="0" w:line="260"/>
+              <w:jc w:val="left"/>
+            </w:pPr>
+            <w:r>
+              <w:rPr>
+                <w:sz w:val="17"/>
+                <w:szCs w:val="17"/>
+              </w:rPr>
+              <w:t xml:space="preserve">고정 청크</w:t>
+            </w:r>
+          </w:p>
+        </w:tc>
+        <w:tc>
+          <w:tcPr>
+            <w:tcW w:type="dxa" w:w="737"/>
+            <w:tcBorders>
+              <w:top w:val="single" w:color="808080" w:sz="4"/>
+              <w:left w:val="single" w:color="808080" w:sz="4"/>
+              <w:bottom w:val="single" w:color="808080" w:sz="4"/>
+              <w:right w:val="single" w:color="808080" w:sz="4"/>
+            </w:tcBorders>
+            <w:tcMar>
+              <w:top w:type="dxa" w:w="40"/>
+              <w:left w:type="dxa" w:w="80"/>
+              <w:bottom w:type="dxa" w:w="40"/>
+              <w:right w:type="dxa" w:w="80"/>
+            </w:tcMar>
+            <w:vAlign w:val="center"/>
+          </w:tcPr>
+          <w:p>
+            <w:pPr>
+              <w:spacing w:after="0" w:before="0" w:line="260"/>
+              <w:jc w:val="right"/>
+            </w:pPr>
+            <w:r>
+              <w:rPr>
+                <w:sz w:val="17"/>
+                <w:szCs w:val="17"/>
+              </w:rPr>
+              <w:t xml:space="preserve">67.3</w:t>
+            </w:r>
+          </w:p>
+        </w:tc>
+        <w:tc>
+          <w:tcPr>
+            <w:tcW w:type="dxa" w:w="737"/>
+            <w:tcBorders>
+              <w:top w:val="single" w:color="808080" w:sz="4"/>
+              <w:left w:val="single" w:color="808080" w:sz="4"/>
+              <w:bottom w:val="single" w:color="808080" w:sz="4"/>
+              <w:right w:val="single" w:color="808080" w:sz="4"/>
+            </w:tcBorders>
+            <w:tcMar>
+              <w:top w:type="dxa" w:w="40"/>
+              <w:left w:type="dxa" w:w="80"/>
+              <w:bottom w:type="dxa" w:w="40"/>
+              <w:right w:type="dxa" w:w="80"/>
+            </w:tcMar>
+            <w:vAlign w:val="center"/>
+          </w:tcPr>
+          <w:p>
+            <w:pPr>
+              <w:spacing w:after="0" w:before="0" w:line="260"/>
+              <w:jc w:val="right"/>
+            </w:pPr>
+            <w:r>
+              <w:rPr>
+                <w:sz w:val="17"/>
+                <w:szCs w:val="17"/>
+              </w:rPr>
+              <w:t xml:space="preserve">759</w:t>
+            </w:r>
+          </w:p>
+        </w:tc>
+        <w:tc>
+          <w:tcPr>
+            <w:tcW w:type="dxa" w:w="765"/>
+            <w:tcBorders>
+              <w:top w:val="single" w:color="808080" w:sz="4"/>
+              <w:left w:val="single" w:color="808080" w:sz="4"/>
+              <w:bottom w:val="single" w:color="808080" w:sz="4"/>
+              <w:right w:val="single" w:color="808080" w:sz="4"/>
+            </w:tcBorders>
+            <w:tcMar>
+              <w:top w:type="dxa" w:w="40"/>
+              <w:left w:type="dxa" w:w="80"/>
+              <w:bottom w:type="dxa" w:w="40"/>
+              <w:right w:type="dxa" w:w="80"/>
+            </w:tcMar>
+            <w:vAlign w:val="center"/>
+          </w:tcPr>
+          <w:p>
+            <w:pPr>
+              <w:spacing w:after="0" w:before="0" w:line="260"/>
+              <w:jc w:val="right"/>
+            </w:pPr>
+            <w:r>
+              <w:rPr>
+                <w:sz w:val="17"/>
+                <w:szCs w:val="17"/>
+              </w:rPr>
+              <w:t xml:space="preserve">.7659</w:t>
+            </w:r>
+          </w:p>
+        </w:tc>
+        <w:tc>
+          <w:tcPr>
+            <w:tcW w:type="dxa" w:w="737"/>
+            <w:tcBorders>
+              <w:top w:val="single" w:color="808080" w:sz="4"/>
+              <w:left w:val="single" w:color="808080" w:sz="4"/>
+              <w:bottom w:val="single" w:color="808080" w:sz="4"/>
+              <w:right w:val="single" w:color="808080" w:sz="4"/>
+            </w:tcBorders>
+            <w:tcMar>
+              <w:top w:type="dxa" w:w="40"/>
+              <w:left w:type="dxa" w:w="80"/>
+              <w:bottom w:type="dxa" w:w="40"/>
+              <w:right w:type="dxa" w:w="80"/>
+            </w:tcMar>
+            <w:vAlign w:val="center"/>
+          </w:tcPr>
+          <w:p>
+            <w:pPr>
+              <w:spacing w:after="0" w:before="0" w:line="260"/>
+              <w:jc w:val="right"/>
+            </w:pPr>
+            <w:r>
+              <w:rPr>
+                <w:sz w:val="17"/>
+                <w:szCs w:val="17"/>
+              </w:rPr>
+              <w:t xml:space="preserve">176</w:t>
+            </w:r>
+          </w:p>
+        </w:tc>
+        <w:tc>
+          <w:tcPr>
+            <w:tcW w:type="dxa" w:w="737"/>
+            <w:tcBorders>
+              <w:top w:val="single" w:color="808080" w:sz="4"/>
+              <w:left w:val="single" w:color="808080" w:sz="4"/>
+              <w:bottom w:val="single" w:color="808080" w:sz="4"/>
+              <w:right w:val="single" w:color="808080" w:sz="4"/>
+            </w:tcBorders>
+            <w:tcMar>
+              <w:top w:type="dxa" w:w="40"/>
+              <w:left w:type="dxa" w:w="80"/>
+              <w:bottom w:type="dxa" w:w="40"/>
+              <w:right w:type="dxa" w:w="80"/>
+            </w:tcMar>
+            <w:vAlign w:val="center"/>
+          </w:tcPr>
+          <w:p>
+            <w:pPr>
+              <w:spacing w:after="0" w:before="0" w:line="260"/>
+              <w:jc w:val="right"/>
+            </w:pPr>
+            <w:r>
+              <w:rPr>
+                <w:sz w:val="17"/>
+                <w:szCs w:val="17"/>
+              </w:rPr>
+              <w:t xml:space="preserve">29</w:t>
+            </w:r>
+          </w:p>
+        </w:tc>
+        <w:tc>
+          <w:tcPr>
+            <w:tcW w:type="dxa" w:w="850"/>
+            <w:tcBorders>
+              <w:top w:val="single" w:color="808080" w:sz="4"/>
+              <w:left w:val="single" w:color="808080" w:sz="4"/>
+              <w:bottom w:val="single" w:color="808080" w:sz="4"/>
+              <w:right w:val="single" w:color="808080" w:sz="4"/>
+            </w:tcBorders>
+            <w:tcMar>
+              <w:top w:type="dxa" w:w="40"/>
+              <w:left w:type="dxa" w:w="80"/>
+              <w:bottom w:type="dxa" w:w="40"/>
+              <w:right w:type="dxa" w:w="80"/>
+            </w:tcMar>
+            <w:vAlign w:val="center"/>
+          </w:tcPr>
+          <w:p>
+            <w:pPr>
+              <w:spacing w:after="0" w:before="0" w:line="260"/>
+              <w:jc w:val="right"/>
+            </w:pPr>
+            <w:r>
+              <w:rPr>
+                <w:sz w:val="17"/>
+                <w:szCs w:val="17"/>
+              </w:rPr>
+              <w:t xml:space="preserve">7.2×10⁻²⁷</w:t>
+            </w:r>
+          </w:p>
+        </w:tc>
+        <w:tc>
+          <w:tcPr>
+            <w:tcW w:type="dxa" w:w="852"/>
+            <w:tcBorders>
+              <w:top w:val="single" w:color="808080" w:sz="4"/>
+              <w:left w:val="single" w:color="808080" w:sz="4"/>
+              <w:bottom w:val="single" w:color="808080" w:sz="4"/>
+              <w:right w:val="single" w:color="808080" w:sz="4"/>
+            </w:tcBorders>
+            <w:tcMar>
+              <w:top w:type="dxa" w:w="40"/>
+              <w:left w:type="dxa" w:w="80"/>
+              <w:bottom w:type="dxa" w:w="40"/>
+              <w:right w:type="dxa" w:w="80"/>
+            </w:tcMar>
+            <w:vAlign w:val="center"/>
+          </w:tcPr>
+          <w:p>
+            <w:pPr>
+              <w:spacing w:after="0" w:before="0" w:line="260"/>
+              <w:jc w:val="right"/>
+            </w:pPr>
+            <w:r>
+              <w:rPr>
+                <w:sz w:val="17"/>
+                <w:szCs w:val="17"/>
+              </w:rPr>
+              <w:t xml:space="preserve">2.2×10⁻²⁶</w:t>
+            </w:r>
+          </w:p>
+        </w:tc>
+      </w:tr>
+      <w:tr>
+        <w:trPr>
+          <w:tblHeader w:val="false"/>
+        </w:trPr>
+        <w:tc>
+          <w:tcPr>
+            <w:tcW w:type="dxa" w:w="1955"/>
+            <w:tcBorders>
+              <w:top w:val="single" w:color="808080" w:sz="4"/>
+              <w:left w:val="single" w:color="808080" w:sz="4"/>
+              <w:bottom w:val="single" w:color="808080" w:sz="4"/>
+              <w:right w:val="single" w:color="808080" w:sz="4"/>
+            </w:tcBorders>
+            <w:tcMar>
+              <w:top w:type="dxa" w:w="40"/>
+              <w:left w:type="dxa" w:w="80"/>
+              <w:bottom w:type="dxa" w:w="40"/>
+              <w:right w:type="dxa" w:w="80"/>
+            </w:tcMar>
+            <w:vAlign w:val="center"/>
+          </w:tcPr>
+          <w:p>
+            <w:pPr>
+              <w:spacing w:after="0" w:before="0" w:line="260"/>
+              <w:jc w:val="left"/>
+            </w:pPr>
+            <w:r>
+              <w:rPr>
+                <w:sz w:val="17"/>
+                <w:szCs w:val="17"/>
+              </w:rPr>
+              <w:t xml:space="preserve">TableRAG(Yu) 청크</w:t>
+            </w:r>
+          </w:p>
+        </w:tc>
+        <w:tc>
+          <w:tcPr>
+            <w:tcW w:type="dxa" w:w="737"/>
+            <w:tcBorders>
+              <w:top w:val="single" w:color="808080" w:sz="4"/>
+              <w:left w:val="single" w:color="808080" w:sz="4"/>
+              <w:bottom w:val="single" w:color="808080" w:sz="4"/>
+              <w:right w:val="single" w:color="808080" w:sz="4"/>
+            </w:tcBorders>
+            <w:tcMar>
+              <w:top w:type="dxa" w:w="40"/>
+              <w:left w:type="dxa" w:w="80"/>
+              <w:bottom w:type="dxa" w:w="40"/>
+              <w:right w:type="dxa" w:w="80"/>
+            </w:tcMar>
+            <w:vAlign w:val="center"/>
+          </w:tcPr>
+          <w:p>
+            <w:pPr>
+              <w:spacing w:after="0" w:before="0" w:line="260"/>
+              <w:jc w:val="right"/>
+            </w:pPr>
+            <w:r>
+              <w:rPr>
+                <w:sz w:val="17"/>
+                <w:szCs w:val="17"/>
+              </w:rPr>
+              <w:t xml:space="preserve">54.4</w:t>
+            </w:r>
+          </w:p>
+        </w:tc>
+        <w:tc>
+          <w:tcPr>
+            <w:tcW w:type="dxa" w:w="737"/>
+            <w:tcBorders>
+              <w:top w:val="single" w:color="808080" w:sz="4"/>
+              <w:left w:val="single" w:color="808080" w:sz="4"/>
+              <w:bottom w:val="single" w:color="808080" w:sz="4"/>
+              <w:right w:val="single" w:color="808080" w:sz="4"/>
+            </w:tcBorders>
+            <w:tcMar>
+              <w:top w:type="dxa" w:w="40"/>
+              <w:left w:type="dxa" w:w="80"/>
+              <w:bottom w:type="dxa" w:w="40"/>
+              <w:right w:type="dxa" w:w="80"/>
+            </w:tcMar>
+            <w:vAlign w:val="center"/>
+          </w:tcPr>
+          <w:p>
+            <w:pPr>
+              <w:spacing w:after="0" w:before="0" w:line="260"/>
+              <w:jc w:val="right"/>
+            </w:pPr>
+            <w:r>
+              <w:rPr>
+                <w:sz w:val="17"/>
+                <w:szCs w:val="17"/>
+              </w:rPr>
+              <w:t xml:space="preserve">671</w:t>
+            </w:r>
+          </w:p>
+        </w:tc>
+        <w:tc>
+          <w:tcPr>
+            <w:tcW w:type="dxa" w:w="765"/>
+            <w:tcBorders>
+              <w:top w:val="single" w:color="808080" w:sz="4"/>
+              <w:left w:val="single" w:color="808080" w:sz="4"/>
+              <w:bottom w:val="single" w:color="808080" w:sz="4"/>
+              <w:right w:val="single" w:color="808080" w:sz="4"/>
+            </w:tcBorders>
+            <w:tcMar>
+              <w:top w:type="dxa" w:w="40"/>
+              <w:left w:type="dxa" w:w="80"/>
+              <w:bottom w:type="dxa" w:w="40"/>
+              <w:right w:type="dxa" w:w="80"/>
+            </w:tcMar>
+            <w:vAlign w:val="center"/>
+          </w:tcPr>
+          <w:p>
+            <w:pPr>
+              <w:spacing w:after="0" w:before="0" w:line="260"/>
+              <w:jc w:val="right"/>
+            </w:pPr>
+            <w:r>
+              <w:rPr>
+                <w:sz w:val="17"/>
+                <w:szCs w:val="17"/>
+              </w:rPr>
+              <w:t xml:space="preserve">.6771</w:t>
+            </w:r>
+          </w:p>
+        </w:tc>
+        <w:tc>
+          <w:tcPr>
+            <w:tcW w:type="dxa" w:w="737"/>
+            <w:tcBorders>
+              <w:top w:val="single" w:color="808080" w:sz="4"/>
+              <w:left w:val="single" w:color="808080" w:sz="4"/>
+              <w:bottom w:val="single" w:color="808080" w:sz="4"/>
+              <w:right w:val="single" w:color="808080" w:sz="4"/>
+            </w:tcBorders>
+            <w:tcMar>
+              <w:top w:type="dxa" w:w="40"/>
+              <w:left w:type="dxa" w:w="80"/>
+              <w:bottom w:type="dxa" w:w="40"/>
+              <w:right w:type="dxa" w:w="80"/>
+            </w:tcMar>
+            <w:vAlign w:val="center"/>
+          </w:tcPr>
+          <w:p>
+            <w:pPr>
+              <w:spacing w:after="0" w:before="0" w:line="260"/>
+              <w:jc w:val="right"/>
+            </w:pPr>
+            <w:r>
+              <w:rPr>
+                <w:sz w:val="17"/>
+                <w:szCs w:val="17"/>
+              </w:rPr>
+              <w:t xml:space="preserve">263</w:t>
+            </w:r>
+          </w:p>
+        </w:tc>
+        <w:tc>
+          <w:tcPr>
+            <w:tcW w:type="dxa" w:w="737"/>
+            <w:tcBorders>
+              <w:top w:val="single" w:color="808080" w:sz="4"/>
+              <w:left w:val="single" w:color="808080" w:sz="4"/>
+              <w:bottom w:val="single" w:color="808080" w:sz="4"/>
+              <w:right w:val="single" w:color="808080" w:sz="4"/>
+            </w:tcBorders>
+            <w:tcMar>
+              <w:top w:type="dxa" w:w="40"/>
+              <w:left w:type="dxa" w:w="80"/>
+              <w:bottom w:type="dxa" w:w="40"/>
+              <w:right w:type="dxa" w:w="80"/>
+            </w:tcMar>
+            <w:vAlign w:val="center"/>
+          </w:tcPr>
+          <w:p>
+            <w:pPr>
+              <w:spacing w:after="0" w:before="0" w:line="260"/>
+              <w:jc w:val="right"/>
+            </w:pPr>
+            <w:r>
+              <w:rPr>
+                <w:sz w:val="17"/>
+                <w:szCs w:val="17"/>
+              </w:rPr>
+              <w:t xml:space="preserve">28</w:t>
+            </w:r>
+          </w:p>
+        </w:tc>
+        <w:tc>
+          <w:tcPr>
+            <w:tcW w:type="dxa" w:w="850"/>
+            <w:tcBorders>
+              <w:top w:val="single" w:color="808080" w:sz="4"/>
+              <w:left w:val="single" w:color="808080" w:sz="4"/>
+              <w:bottom w:val="single" w:color="808080" w:sz="4"/>
+              <w:right w:val="single" w:color="808080" w:sz="4"/>
+            </w:tcBorders>
+            <w:tcMar>
+              <w:top w:type="dxa" w:w="40"/>
+              <w:left w:type="dxa" w:w="80"/>
+              <w:bottom w:type="dxa" w:w="40"/>
+              <w:right w:type="dxa" w:w="80"/>
+            </w:tcMar>
+            <w:vAlign w:val="center"/>
+          </w:tcPr>
+          <w:p>
+            <w:pPr>
+              <w:spacing w:after="0" w:before="0" w:line="260"/>
+              <w:jc w:val="right"/>
+            </w:pPr>
+            <w:r>
+              <w:rPr>
+                <w:sz w:val="17"/>
+                <w:szCs w:val="17"/>
+              </w:rPr>
+              <w:t xml:space="preserve">4.7×10⁻⁴⁹</w:t>
+            </w:r>
+          </w:p>
+        </w:tc>
+        <w:tc>
+          <w:tcPr>
+            <w:tcW w:type="dxa" w:w="852"/>
+            <w:tcBorders>
+              <w:top w:val="single" w:color="808080" w:sz="4"/>
+              <w:left w:val="single" w:color="808080" w:sz="4"/>
+              <w:bottom w:val="single" w:color="808080" w:sz="4"/>
+              <w:right w:val="single" w:color="808080" w:sz="4"/>
+            </w:tcBorders>
+            <w:tcMar>
+              <w:top w:type="dxa" w:w="40"/>
+              <w:left w:type="dxa" w:w="80"/>
+              <w:bottom w:type="dxa" w:w="40"/>
+              <w:right w:type="dxa" w:w="80"/>
+            </w:tcMar>
+            <w:vAlign w:val="center"/>
+          </w:tcPr>
+          <w:p>
+            <w:pPr>
+              <w:spacing w:after="0" w:before="0" w:line="260"/>
+              <w:jc w:val="right"/>
+            </w:pPr>
+            <w:r>
+              <w:rPr>
+                <w:sz w:val="17"/>
+                <w:szCs w:val="17"/>
+              </w:rPr>
+              <w:t xml:space="preserve">2.3×10⁻⁴⁸</w:t>
+            </w:r>
+          </w:p>
+        </w:tc>
+      </w:tr>
+      <w:tr>
+        <w:trPr>
+          <w:tblHeader w:val="false"/>
+        </w:trPr>
+        <w:tc>
+          <w:tcPr>
+            <w:tcW w:type="dxa" w:w="1955"/>
+            <w:tcBorders>
+              <w:top w:val="single" w:color="808080" w:sz="4"/>
+              <w:left w:val="single" w:color="808080" w:sz="4"/>
+              <w:bottom w:val="single" w:color="808080" w:sz="4"/>
+              <w:right w:val="single" w:color="808080" w:sz="4"/>
+            </w:tcBorders>
+            <w:tcMar>
+              <w:top w:type="dxa" w:w="40"/>
+              <w:left w:type="dxa" w:w="80"/>
+              <w:bottom w:type="dxa" w:w="40"/>
+              <w:right w:type="dxa" w:w="80"/>
+            </w:tcMar>
+            <w:vAlign w:val="center"/>
+          </w:tcPr>
+          <w:p>
+            <w:pPr>
+              <w:spacing w:after="0" w:before="0" w:line="260"/>
+              <w:jc w:val="left"/>
+            </w:pPr>
+            <w:r>
+              <w:rPr>
+                <w:sz w:val="17"/>
+                <w:szCs w:val="17"/>
+              </w:rPr>
+              <w:t xml:space="preserve">TableRAG 셀 검색 재구현(path)</w:t>
+            </w:r>
+          </w:p>
+        </w:tc>
+        <w:tc>
+          <w:tcPr>
+            <w:tcW w:type="dxa" w:w="737"/>
+            <w:tcBorders>
+              <w:top w:val="single" w:color="808080" w:sz="4"/>
+              <w:left w:val="single" w:color="808080" w:sz="4"/>
+              <w:bottom w:val="single" w:color="808080" w:sz="4"/>
+              <w:right w:val="single" w:color="808080" w:sz="4"/>
+            </w:tcBorders>
+            <w:tcMar>
+              <w:top w:type="dxa" w:w="40"/>
+              <w:left w:type="dxa" w:w="80"/>
+              <w:bottom w:type="dxa" w:w="40"/>
+              <w:right w:type="dxa" w:w="80"/>
+            </w:tcMar>
+            <w:vAlign w:val="center"/>
+          </w:tcPr>
+          <w:p>
+            <w:pPr>
+              <w:spacing w:after="0" w:before="0" w:line="260"/>
+              <w:jc w:val="right"/>
+            </w:pPr>
+            <w:r>
+              <w:rPr>
+                <w:sz w:val="17"/>
+                <w:szCs w:val="17"/>
+              </w:rPr>
+              <w:t xml:space="preserve">20.5</w:t>
+            </w:r>
+          </w:p>
+        </w:tc>
+        <w:tc>
+          <w:tcPr>
+            <w:tcW w:type="dxa" w:w="737"/>
+            <w:tcBorders>
+              <w:top w:val="single" w:color="808080" w:sz="4"/>
+              <w:left w:val="single" w:color="808080" w:sz="4"/>
+              <w:bottom w:val="single" w:color="808080" w:sz="4"/>
+              <w:right w:val="single" w:color="808080" w:sz="4"/>
+            </w:tcBorders>
+            <w:tcMar>
+              <w:top w:type="dxa" w:w="40"/>
+              <w:left w:type="dxa" w:w="80"/>
+              <w:bottom w:type="dxa" w:w="40"/>
+              <w:right w:type="dxa" w:w="80"/>
+            </w:tcMar>
+            <w:vAlign w:val="center"/>
+          </w:tcPr>
+          <w:p>
+            <w:pPr>
+              <w:spacing w:after="0" w:before="0" w:line="260"/>
+              <w:jc w:val="right"/>
+            </w:pPr>
+            <w:r>
+              <w:rPr>
+                <w:sz w:val="17"/>
+                <w:szCs w:val="17"/>
+              </w:rPr>
+              <w:t xml:space="preserve">141</w:t>
+            </w:r>
+          </w:p>
+        </w:tc>
+        <w:tc>
+          <w:tcPr>
+            <w:tcW w:type="dxa" w:w="765"/>
+            <w:tcBorders>
+              <w:top w:val="single" w:color="808080" w:sz="4"/>
+              <w:left w:val="single" w:color="808080" w:sz="4"/>
+              <w:bottom w:val="single" w:color="808080" w:sz="4"/>
+              <w:right w:val="single" w:color="808080" w:sz="4"/>
+            </w:tcBorders>
+            <w:tcMar>
+              <w:top w:type="dxa" w:w="40"/>
+              <w:left w:type="dxa" w:w="80"/>
+              <w:bottom w:type="dxa" w:w="40"/>
+              <w:right w:type="dxa" w:w="80"/>
+            </w:tcMar>
+            <w:vAlign w:val="center"/>
+          </w:tcPr>
+          <w:p>
+            <w:pPr>
+              <w:spacing w:after="0" w:before="0" w:line="260"/>
+              <w:jc w:val="right"/>
+            </w:pPr>
+            <w:r>
+              <w:rPr>
+                <w:sz w:val="17"/>
+                <w:szCs w:val="17"/>
+              </w:rPr>
+              <w:t xml:space="preserve">.1423</w:t>
+            </w:r>
+          </w:p>
+        </w:tc>
+        <w:tc>
+          <w:tcPr>
+            <w:tcW w:type="dxa" w:w="737"/>
+            <w:tcBorders>
+              <w:top w:val="single" w:color="808080" w:sz="4"/>
+              <w:left w:val="single" w:color="808080" w:sz="4"/>
+              <w:bottom w:val="single" w:color="808080" w:sz="4"/>
+              <w:right w:val="single" w:color="808080" w:sz="4"/>
+            </w:tcBorders>
+            <w:tcMar>
+              <w:top w:type="dxa" w:w="40"/>
+              <w:left w:type="dxa" w:w="80"/>
+              <w:bottom w:type="dxa" w:w="40"/>
+              <w:right w:type="dxa" w:w="80"/>
+            </w:tcMar>
+            <w:vAlign w:val="center"/>
+          </w:tcPr>
+          <w:p>
+            <w:pPr>
+              <w:spacing w:after="0" w:before="0" w:line="260"/>
+              <w:jc w:val="right"/>
+            </w:pPr>
+            <w:r>
+              <w:rPr>
+                <w:sz w:val="17"/>
+                <w:szCs w:val="17"/>
+              </w:rPr>
+              <w:t xml:space="preserve">768</w:t>
+            </w:r>
+          </w:p>
+        </w:tc>
+        <w:tc>
+          <w:tcPr>
+            <w:tcW w:type="dxa" w:w="737"/>
+            <w:tcBorders>
+              <w:top w:val="single" w:color="808080" w:sz="4"/>
+              <w:left w:val="single" w:color="808080" w:sz="4"/>
+              <w:bottom w:val="single" w:color="808080" w:sz="4"/>
+              <w:right w:val="single" w:color="808080" w:sz="4"/>
+            </w:tcBorders>
+            <w:tcMar>
+              <w:top w:type="dxa" w:w="40"/>
+              <w:left w:type="dxa" w:w="80"/>
+              <w:bottom w:type="dxa" w:w="40"/>
+              <w:right w:type="dxa" w:w="80"/>
+            </w:tcMar>
+            <w:vAlign w:val="center"/>
+          </w:tcPr>
+          <w:p>
+            <w:pPr>
+              <w:spacing w:after="0" w:before="0" w:line="260"/>
+              <w:jc w:val="right"/>
+            </w:pPr>
+            <w:r>
+              <w:rPr>
+                <w:sz w:val="17"/>
+                <w:szCs w:val="17"/>
+              </w:rPr>
+              <w:t xml:space="preserve">3</w:t>
+            </w:r>
+          </w:p>
+        </w:tc>
+        <w:tc>
+          <w:tcPr>
+            <w:tcW w:type="dxa" w:w="850"/>
+            <w:tcBorders>
+              <w:top w:val="single" w:color="808080" w:sz="4"/>
+              <w:left w:val="single" w:color="808080" w:sz="4"/>
+              <w:bottom w:val="single" w:color="808080" w:sz="4"/>
+              <w:right w:val="single" w:color="808080" w:sz="4"/>
+            </w:tcBorders>
+            <w:tcMar>
+              <w:top w:type="dxa" w:w="40"/>
+              <w:left w:type="dxa" w:w="80"/>
+              <w:bottom w:type="dxa" w:w="40"/>
+              <w:right w:type="dxa" w:w="80"/>
+            </w:tcMar>
+            <w:vAlign w:val="center"/>
+          </w:tcPr>
+          <w:p>
+            <w:pPr>
+              <w:spacing w:after="0" w:before="0" w:line="260"/>
+              <w:jc w:val="right"/>
+            </w:pPr>
+            <w:r>
+              <w:rPr>
+                <w:sz w:val="17"/>
+                <w:szCs w:val="17"/>
+              </w:rPr>
+              <w:t xml:space="preserve">1.2×10⁻²²⁴</w:t>
+            </w:r>
+          </w:p>
+        </w:tc>
+        <w:tc>
+          <w:tcPr>
+            <w:tcW w:type="dxa" w:w="852"/>
+            <w:tcBorders>
+              <w:top w:val="single" w:color="808080" w:sz="4"/>
+              <w:left w:val="single" w:color="808080" w:sz="4"/>
+              <w:bottom w:val="single" w:color="808080" w:sz="4"/>
+              <w:right w:val="single" w:color="808080" w:sz="4"/>
+            </w:tcBorders>
+            <w:tcMar>
+              <w:top w:type="dxa" w:w="40"/>
+              <w:left w:type="dxa" w:w="80"/>
+              <w:bottom w:type="dxa" w:w="40"/>
+              <w:right w:type="dxa" w:w="80"/>
+            </w:tcMar>
+            <w:vAlign w:val="center"/>
+          </w:tcPr>
+          <w:p>
+            <w:pPr>
+              <w:spacing w:after="0" w:before="0" w:line="260"/>
+              <w:jc w:val="right"/>
+            </w:pPr>
+            <w:r>
+              <w:rPr>
+                <w:sz w:val="17"/>
+                <w:szCs w:val="17"/>
+              </w:rPr>
+              <w:t xml:space="preserve">8.6×10⁻²²⁴</w:t>
+            </w:r>
+          </w:p>
+        </w:tc>
+      </w:tr>
+      <w:tr>
+        <w:trPr>
+          <w:tblHeader w:val="false"/>
+        </w:trPr>
+        <w:tc>
+          <w:tcPr>
+            <w:tcW w:type="dxa" w:w="1955"/>
+            <w:tcBorders>
+              <w:top w:val="single" w:color="808080" w:sz="4"/>
+              <w:left w:val="single" w:color="808080" w:sz="4"/>
+              <w:bottom w:val="single" w:color="808080" w:sz="4"/>
+              <w:right w:val="single" w:color="808080" w:sz="4"/>
+            </w:tcBorders>
+            <w:tcMar>
+              <w:top w:type="dxa" w:w="40"/>
+              <w:left w:type="dxa" w:w="80"/>
+              <w:bottom w:type="dxa" w:w="40"/>
+              <w:right w:type="dxa" w:w="80"/>
+            </w:tcMar>
+            <w:vAlign w:val="center"/>
+          </w:tcPr>
+          <w:p>
+            <w:pPr>
+              <w:spacing w:after="0" w:before="0" w:line="260"/>
+              <w:jc w:val="left"/>
+            </w:pPr>
+            <w:r>
+              <w:rPr>
+                <w:sz w:val="17"/>
+                <w:szCs w:val="17"/>
+              </w:rPr>
+              <w:t xml:space="preserve">TableRAG 셀 검색 재구현(leaf)</w:t>
+            </w:r>
+          </w:p>
+        </w:tc>
+        <w:tc>
+          <w:tcPr>
+            <w:tcW w:type="dxa" w:w="737"/>
+            <w:tcBorders>
+              <w:top w:val="single" w:color="808080" w:sz="4"/>
+              <w:left w:val="single" w:color="808080" w:sz="4"/>
+              <w:bottom w:val="single" w:color="808080" w:sz="4"/>
+              <w:right w:val="single" w:color="808080" w:sz="4"/>
+            </w:tcBorders>
+            <w:tcMar>
+              <w:top w:type="dxa" w:w="40"/>
+              <w:left w:type="dxa" w:w="80"/>
+              <w:bottom w:type="dxa" w:w="40"/>
+              <w:right w:type="dxa" w:w="80"/>
+            </w:tcMar>
+            <w:vAlign w:val="center"/>
+          </w:tcPr>
+          <w:p>
+            <w:pPr>
+              <w:spacing w:after="0" w:before="0" w:line="260"/>
+              <w:jc w:val="right"/>
+            </w:pPr>
+            <w:r>
+              <w:rPr>
+                <w:sz w:val="17"/>
+                <w:szCs w:val="17"/>
+              </w:rPr>
+              <w:t xml:space="preserve">20.8</w:t>
+            </w:r>
+          </w:p>
+        </w:tc>
+        <w:tc>
+          <w:tcPr>
+            <w:tcW w:type="dxa" w:w="737"/>
+            <w:tcBorders>
+              <w:top w:val="single" w:color="808080" w:sz="4"/>
+              <w:left w:val="single" w:color="808080" w:sz="4"/>
+              <w:bottom w:val="single" w:color="808080" w:sz="4"/>
+              <w:right w:val="single" w:color="808080" w:sz="4"/>
+            </w:tcBorders>
+            <w:tcMar>
+              <w:top w:type="dxa" w:w="40"/>
+              <w:left w:type="dxa" w:w="80"/>
+              <w:bottom w:type="dxa" w:w="40"/>
+              <w:right w:type="dxa" w:w="80"/>
+            </w:tcMar>
+            <w:vAlign w:val="center"/>
+          </w:tcPr>
+          <w:p>
+            <w:pPr>
+              <w:spacing w:after="0" w:before="0" w:line="260"/>
+              <w:jc w:val="right"/>
+            </w:pPr>
+            <w:r>
+              <w:rPr>
+                <w:sz w:val="17"/>
+                <w:szCs w:val="17"/>
+              </w:rPr>
+              <w:t xml:space="preserve">67</w:t>
+            </w:r>
+          </w:p>
+        </w:tc>
+        <w:tc>
+          <w:tcPr>
+            <w:tcW w:type="dxa" w:w="765"/>
+            <w:tcBorders>
+              <w:top w:val="single" w:color="808080" w:sz="4"/>
+              <w:left w:val="single" w:color="808080" w:sz="4"/>
+              <w:bottom w:val="single" w:color="808080" w:sz="4"/>
+              <w:right w:val="single" w:color="808080" w:sz="4"/>
+            </w:tcBorders>
+            <w:tcMar>
+              <w:top w:type="dxa" w:w="40"/>
+              <w:left w:type="dxa" w:w="80"/>
+              <w:bottom w:type="dxa" w:w="40"/>
+              <w:right w:type="dxa" w:w="80"/>
+            </w:tcMar>
+            <w:vAlign w:val="center"/>
+          </w:tcPr>
+          <w:p>
+            <w:pPr>
+              <w:spacing w:after="0" w:before="0" w:line="260"/>
+              <w:jc w:val="right"/>
+            </w:pPr>
+            <w:r>
+              <w:rPr>
+                <w:sz w:val="17"/>
+                <w:szCs w:val="17"/>
+              </w:rPr>
+              <w:t xml:space="preserve">.0676</w:t>
+            </w:r>
+          </w:p>
+        </w:tc>
+        <w:tc>
+          <w:tcPr>
+            <w:tcW w:type="dxa" w:w="737"/>
+            <w:tcBorders>
+              <w:top w:val="single" w:color="808080" w:sz="4"/>
+              <w:left w:val="single" w:color="808080" w:sz="4"/>
+              <w:bottom w:val="single" w:color="808080" w:sz="4"/>
+              <w:right w:val="single" w:color="808080" w:sz="4"/>
+            </w:tcBorders>
+            <w:tcMar>
+              <w:top w:type="dxa" w:w="40"/>
+              <w:left w:type="dxa" w:w="80"/>
+              <w:bottom w:type="dxa" w:w="40"/>
+              <w:right w:type="dxa" w:w="80"/>
+            </w:tcMar>
+            <w:vAlign w:val="center"/>
+          </w:tcPr>
+          <w:p>
+            <w:pPr>
+              <w:spacing w:after="0" w:before="0" w:line="260"/>
+              <w:jc w:val="right"/>
+            </w:pPr>
+            <w:r>
+              <w:rPr>
+                <w:sz w:val="17"/>
+                <w:szCs w:val="17"/>
+              </w:rPr>
+              <w:t xml:space="preserve">841</w:t>
+            </w:r>
+          </w:p>
+        </w:tc>
+        <w:tc>
+          <w:tcPr>
+            <w:tcW w:type="dxa" w:w="737"/>
+            <w:tcBorders>
+              <w:top w:val="single" w:color="808080" w:sz="4"/>
+              <w:left w:val="single" w:color="808080" w:sz="4"/>
+              <w:bottom w:val="single" w:color="808080" w:sz="4"/>
+              <w:right w:val="single" w:color="808080" w:sz="4"/>
+            </w:tcBorders>
+            <w:tcMar>
+              <w:top w:type="dxa" w:w="40"/>
+              <w:left w:type="dxa" w:w="80"/>
+              <w:bottom w:type="dxa" w:w="40"/>
+              <w:right w:type="dxa" w:w="80"/>
+            </w:tcMar>
+            <w:vAlign w:val="center"/>
+          </w:tcPr>
+          <w:p>
+            <w:pPr>
+              <w:spacing w:after="0" w:before="0" w:line="260"/>
+              <w:jc w:val="right"/>
+            </w:pPr>
+            <w:r>
+              <w:rPr>
+                <w:sz w:val="17"/>
+                <w:szCs w:val="17"/>
+              </w:rPr>
+              <w:t xml:space="preserve">2</w:t>
+            </w:r>
+          </w:p>
+        </w:tc>
+        <w:tc>
+          <w:tcPr>
+            <w:tcW w:type="dxa" w:w="850"/>
+            <w:tcBorders>
+              <w:top w:val="single" w:color="808080" w:sz="4"/>
+              <w:left w:val="single" w:color="808080" w:sz="4"/>
+              <w:bottom w:val="single" w:color="808080" w:sz="4"/>
+              <w:right w:val="single" w:color="808080" w:sz="4"/>
+            </w:tcBorders>
+            <w:tcMar>
+              <w:top w:type="dxa" w:w="40"/>
+              <w:left w:type="dxa" w:w="80"/>
+              <w:bottom w:type="dxa" w:w="40"/>
+              <w:right w:type="dxa" w:w="80"/>
+            </w:tcMar>
+            <w:vAlign w:val="center"/>
+          </w:tcPr>
+          <w:p>
+            <w:pPr>
+              <w:spacing w:after="0" w:before="0" w:line="260"/>
+              <w:jc w:val="right"/>
+            </w:pPr>
+            <w:r>
+              <w:rPr>
+                <w:sz w:val="17"/>
+                <w:szCs w:val="17"/>
+              </w:rPr>
+              <w:t xml:space="preserve">1.2×10⁻²⁴⁸</w:t>
+            </w:r>
+          </w:p>
+        </w:tc>
+        <w:tc>
+          <w:tcPr>
+            <w:tcW w:type="dxa" w:w="852"/>
+            <w:tcBorders>
+              <w:top w:val="single" w:color="808080" w:sz="4"/>
+              <w:left w:val="single" w:color="808080" w:sz="4"/>
+              <w:bottom w:val="single" w:color="808080" w:sz="4"/>
+              <w:right w:val="single" w:color="808080" w:sz="4"/>
+            </w:tcBorders>
+            <w:tcMar>
+              <w:top w:type="dxa" w:w="40"/>
+              <w:left w:type="dxa" w:w="80"/>
+              <w:bottom w:type="dxa" w:w="40"/>
+              <w:right w:type="dxa" w:w="80"/>
+            </w:tcMar>
+            <w:vAlign w:val="center"/>
+          </w:tcPr>
+          <w:p>
+            <w:pPr>
+              <w:spacing w:after="0" w:before="0" w:line="260"/>
+              <w:jc w:val="right"/>
+            </w:pPr>
+            <w:r>
+              <w:rPr>
+                <w:sz w:val="17"/>
+                <w:szCs w:val="17"/>
+              </w:rPr>
+              <w:t xml:space="preserve">9.7×10⁻²⁴⁸</w:t>
+            </w:r>
+          </w:p>
+        </w:tc>
+      </w:tr>
+      <w:tr>
+        <w:trPr>
+          <w:tblHeader w:val="false"/>
+        </w:trPr>
+        <w:tc>
+          <w:tcPr>
+            <w:tcW w:type="dxa" w:w="1955"/>
+            <w:tcBorders>
+              <w:top w:val="single" w:color="808080" w:sz="4"/>
+              <w:left w:val="single" w:color="808080" w:sz="4"/>
+              <w:bottom w:val="single" w:color="808080" w:sz="4"/>
+              <w:right w:val="single" w:color="808080" w:sz="4"/>
+            </w:tcBorders>
+            <w:tcMar>
+              <w:top w:type="dxa" w:w="40"/>
+              <w:left w:type="dxa" w:w="80"/>
+              <w:bottom w:type="dxa" w:w="40"/>
+              <w:right w:type="dxa" w:w="80"/>
+            </w:tcMar>
+            <w:vAlign w:val="center"/>
+          </w:tcPr>
+          <w:p>
+            <w:pPr>
+              <w:spacing w:after="0" w:before="0" w:line="260"/>
+              <w:jc w:val="left"/>
+            </w:pPr>
+            <w:r>
+              <w:rPr>
+                <w:sz w:val="17"/>
+                <w:szCs w:val="17"/>
+              </w:rPr>
+              <w:t xml:space="preserve">RowCol</w:t>
+            </w:r>
+          </w:p>
+        </w:tc>
+        <w:tc>
+          <w:tcPr>
+            <w:tcW w:type="dxa" w:w="737"/>
+            <w:tcBorders>
+              <w:top w:val="single" w:color="808080" w:sz="4"/>
+              <w:left w:val="single" w:color="808080" w:sz="4"/>
+              <w:bottom w:val="single" w:color="808080" w:sz="4"/>
+              <w:right w:val="single" w:color="808080" w:sz="4"/>
+            </w:tcBorders>
+            <w:tcMar>
+              <w:top w:type="dxa" w:w="40"/>
+              <w:left w:type="dxa" w:w="80"/>
+              <w:bottom w:type="dxa" w:w="40"/>
+              <w:right w:type="dxa" w:w="80"/>
+            </w:tcMar>
+            <w:vAlign w:val="center"/>
+          </w:tcPr>
+          <w:p>
+            <w:pPr>
+              <w:spacing w:after="0" w:before="0" w:line="260"/>
+              <w:jc w:val="right"/>
+            </w:pPr>
+            <w:r>
+              <w:rPr>
+                <w:sz w:val="17"/>
+                <w:szCs w:val="17"/>
+              </w:rPr>
+              <w:t xml:space="preserve">22.9</w:t>
+            </w:r>
+          </w:p>
+        </w:tc>
+        <w:tc>
+          <w:tcPr>
+            <w:tcW w:type="dxa" w:w="737"/>
+            <w:tcBorders>
+              <w:top w:val="single" w:color="808080" w:sz="4"/>
+              <w:left w:val="single" w:color="808080" w:sz="4"/>
+              <w:bottom w:val="single" w:color="808080" w:sz="4"/>
+              <w:right w:val="single" w:color="808080" w:sz="4"/>
+            </w:tcBorders>
+            <w:tcMar>
+              <w:top w:type="dxa" w:w="40"/>
+              <w:left w:type="dxa" w:w="80"/>
+              <w:bottom w:type="dxa" w:w="40"/>
+              <w:right w:type="dxa" w:w="80"/>
+            </w:tcMar>
+            <w:vAlign w:val="center"/>
+          </w:tcPr>
+          <w:p>
+            <w:pPr>
+              <w:spacing w:after="0" w:before="0" w:line="260"/>
+              <w:jc w:val="right"/>
+            </w:pPr>
+            <w:r>
+              <w:rPr>
+                <w:sz w:val="17"/>
+                <w:szCs w:val="17"/>
+              </w:rPr>
+              <w:t xml:space="preserve">508</w:t>
+            </w:r>
+          </w:p>
+        </w:tc>
+        <w:tc>
+          <w:tcPr>
+            <w:tcW w:type="dxa" w:w="765"/>
+            <w:tcBorders>
+              <w:top w:val="single" w:color="808080" w:sz="4"/>
+              <w:left w:val="single" w:color="808080" w:sz="4"/>
+              <w:bottom w:val="single" w:color="808080" w:sz="4"/>
+              <w:right w:val="single" w:color="808080" w:sz="4"/>
+            </w:tcBorders>
+            <w:tcMar>
+              <w:top w:type="dxa" w:w="40"/>
+              <w:left w:type="dxa" w:w="80"/>
+              <w:bottom w:type="dxa" w:w="40"/>
+              <w:right w:type="dxa" w:w="80"/>
+            </w:tcMar>
+            <w:vAlign w:val="center"/>
+          </w:tcPr>
+          <w:p>
+            <w:pPr>
+              <w:spacing w:after="0" w:before="0" w:line="260"/>
+              <w:jc w:val="right"/>
+            </w:pPr>
+            <w:r>
+              <w:rPr>
+                <w:sz w:val="17"/>
+                <w:szCs w:val="17"/>
+              </w:rPr>
+              <w:t xml:space="preserve">.5126</w:t>
+            </w:r>
+          </w:p>
+        </w:tc>
+        <w:tc>
+          <w:tcPr>
+            <w:tcW w:type="dxa" w:w="737"/>
+            <w:tcBorders>
+              <w:top w:val="single" w:color="808080" w:sz="4"/>
+              <w:left w:val="single" w:color="808080" w:sz="4"/>
+              <w:bottom w:val="single" w:color="808080" w:sz="4"/>
+              <w:right w:val="single" w:color="808080" w:sz="4"/>
+            </w:tcBorders>
+            <w:tcMar>
+              <w:top w:type="dxa" w:w="40"/>
+              <w:left w:type="dxa" w:w="80"/>
+              <w:bottom w:type="dxa" w:w="40"/>
+              <w:right w:type="dxa" w:w="80"/>
+            </w:tcMar>
+            <w:vAlign w:val="center"/>
+          </w:tcPr>
+          <w:p>
+            <w:pPr>
+              <w:spacing w:after="0" w:before="0" w:line="260"/>
+              <w:jc w:val="right"/>
+            </w:pPr>
+            <w:r>
+              <w:rPr>
+                <w:sz w:val="17"/>
+                <w:szCs w:val="17"/>
+              </w:rPr>
+              <w:t xml:space="preserve">418</w:t>
+            </w:r>
+          </w:p>
+        </w:tc>
+        <w:tc>
+          <w:tcPr>
+            <w:tcW w:type="dxa" w:w="737"/>
+            <w:tcBorders>
+              <w:top w:val="single" w:color="808080" w:sz="4"/>
+              <w:left w:val="single" w:color="808080" w:sz="4"/>
+              <w:bottom w:val="single" w:color="808080" w:sz="4"/>
+              <w:right w:val="single" w:color="808080" w:sz="4"/>
+            </w:tcBorders>
+            <w:tcMar>
+              <w:top w:type="dxa" w:w="40"/>
+              <w:left w:type="dxa" w:w="80"/>
+              <w:bottom w:type="dxa" w:w="40"/>
+              <w:right w:type="dxa" w:w="80"/>
+            </w:tcMar>
+            <w:vAlign w:val="center"/>
+          </w:tcPr>
+          <w:p>
+            <w:pPr>
+              <w:spacing w:after="0" w:before="0" w:line="260"/>
+              <w:jc w:val="right"/>
+            </w:pPr>
+            <w:r>
+              <w:rPr>
+                <w:sz w:val="17"/>
+                <w:szCs w:val="17"/>
+              </w:rPr>
+              <w:t xml:space="preserve">20</w:t>
+            </w:r>
+          </w:p>
+        </w:tc>
+        <w:tc>
+          <w:tcPr>
+            <w:tcW w:type="dxa" w:w="850"/>
+            <w:tcBorders>
+              <w:top w:val="single" w:color="808080" w:sz="4"/>
+              <w:left w:val="single" w:color="808080" w:sz="4"/>
+              <w:bottom w:val="single" w:color="808080" w:sz="4"/>
+              <w:right w:val="single" w:color="808080" w:sz="4"/>
+            </w:tcBorders>
+            <w:tcMar>
+              <w:top w:type="dxa" w:w="40"/>
+              <w:left w:type="dxa" w:w="80"/>
+              <w:bottom w:type="dxa" w:w="40"/>
+              <w:right w:type="dxa" w:w="80"/>
+            </w:tcMar>
+            <w:vAlign w:val="center"/>
+          </w:tcPr>
+          <w:p>
+            <w:pPr>
+              <w:spacing w:after="0" w:before="0" w:line="260"/>
+              <w:jc w:val="right"/>
+            </w:pPr>
+            <w:r>
+              <w:rPr>
+                <w:sz w:val="17"/>
+                <w:szCs w:val="17"/>
+              </w:rPr>
+              <w:t xml:space="preserve">5.3×10⁻⁹⁸</w:t>
+            </w:r>
+          </w:p>
+        </w:tc>
+        <w:tc>
+          <w:tcPr>
+            <w:tcW w:type="dxa" w:w="852"/>
+            <w:tcBorders>
+              <w:top w:val="single" w:color="808080" w:sz="4"/>
+              <w:left w:val="single" w:color="808080" w:sz="4"/>
+              <w:bottom w:val="single" w:color="808080" w:sz="4"/>
+              <w:right w:val="single" w:color="808080" w:sz="4"/>
+            </w:tcBorders>
+            <w:tcMar>
+              <w:top w:type="dxa" w:w="40"/>
+              <w:left w:type="dxa" w:w="80"/>
+              <w:bottom w:type="dxa" w:w="40"/>
+              <w:right w:type="dxa" w:w="80"/>
+            </w:tcMar>
+            <w:vAlign w:val="center"/>
+          </w:tcPr>
+          <w:p>
+            <w:pPr>
+              <w:spacing w:after="0" w:before="0" w:line="260"/>
+              <w:jc w:val="right"/>
+            </w:pPr>
+            <w:r>
+              <w:rPr>
+                <w:sz w:val="17"/>
+                <w:szCs w:val="17"/>
+              </w:rPr>
+              <w:t xml:space="preserve">3.2×10⁻⁹⁷</w:t>
+            </w:r>
+          </w:p>
+        </w:tc>
+      </w:tr>
+    </w:tbl>
+    <w:p>
+      <w:pPr>
+        <w:spacing w:after="120"/>
+      </w:pPr>
+    </w:p>
+    <w:p>
+      <w:pPr>
+        <w:ind w:firstLine="400"/>
+        <w:jc w:val="both"/>
+      </w:pPr>
+      <w:r>
+        <w:t xml:space="preserve">b는 본 방법만 맞힌 문항 수, c는 비교군만 맞힌 문항 수다. p는 McNemar 검정의 보정 전 값이고, Holm p는 이 표의 비교 8개를 한 묶음으로 보정한 값이다. 전달 셀 평균은 991건의 평균이다. 표 단위는 표 하나를, 행 단위는 표의 행 하나(값만 이은 텍스트)를 한 단위로 색인한다. 이 범위에서 표 단위는 다른 표를 고를 수 있으므로 상한이 아니며, 인코더 입력 한도를 넘는 표는 앞부분만 임베딩되었다(6.5절). RandRow는 질문의 표 안에서 행을 무작위로 고르는 방법이라, 구현이 표를 모르는 이 범위의 실행을 거부하므로 싣지 않았다.</w:t>
+      </w:r>
+    </w:p>
+    <w:p>
+      <w:pPr>
+        <w:ind w:firstLine="400"/>
+        <w:jc w:val="both"/>
+      </w:pPr>
+      <w:r>
+        <w:t xml:space="preserve">이 범위에서 본 방법(.9142)은 sleaf(.9213)와 차이가 없고(17:24, p=.35), 나머지 비교군 7개보다 모두 유의하게 높다(Holm p가 가장 큰 표 단위도 2.9×10⁻⁸).</w:t>
+      </w:r>
+    </w:p>
+    <w:p>
+      <w:pPr>
+        <w:pStyle w:val="Heading2"/>
+      </w:pPr>
+      <w:r>
+        <w:t xml:space="preserve">5.3 HiTab 답변 정확도</w:t>
+      </w:r>
+    </w:p>
+    <w:p>
+      <w:pPr>
+        <w:ind w:firstLine="400"/>
+        <w:jc w:val="both"/>
+      </w:pPr>
+      <w:r>
+        <w:t xml:space="preserve">표 5-4는 단일 셀 조회 300건에서 각 방법의 검색 결과를 그대로 리더(Qwen2.5-7B-Instruct 4비트)에 넣었을 때의 답변 정확도다. 본 방법(s3c)의 답변은 다른 방법과 같은 300건·같은 리더 설정으로 따로 실행했다(결과를 보기 전에 사후 조건으로 등록).</w:t>
+      </w:r>
+    </w:p>
+    <w:p>
+      <w:pPr>
+        <w:pStyle w:val="TableCaption"/>
+      </w:pPr>
+      <w:r>
+        <w:t xml:space="preserve">[표 5-4] HiTab 답변 정확도 (단일 셀 조회 300건, 질문의 표 안, 예산 20; 셀 예산 비통제, 전달 셀 평균 열 참조)</w:t>
       </w:r>
     </w:p>
     <w:tbl>
@@ -9924,7 +12584,7 @@
         <w:jc w:val="both"/>
       </w:pPr>
       <w:r>
-        <w:t xml:space="preserve">표 5-4는 MultiHiertt train 채점 2,885건 전수에 대한 검색 정확도다. 검색 범위는 질문이 속한 문서의 표 전부(평균 4.06개), 예산은 20셀이다. MultiHiertt에는 표 제목이 없으므로 본 방법은 라벨 없이 경로와 값만으로 문장을 만든다. 본 방법은 머리글 규칙 v3.3에 문장 고유화를 더한 규칙(v3.3u, 3.3절)을 쓰고, 비교군도 같은 최종 머리글 규칙(v3.3u)으로 만든 표에서 다시 색인·검색했다(4.2절).</w:t>
+        <w:t xml:space="preserve">표 5-5는 MultiHiertt train 채점 2,885건 전수에 대한 검색 정확도다. 검색 범위는 질문이 속한 문서의 표 전부(평균 4.06개), 예산은 20셀이다. MultiHiertt에는 표 제목이 없으므로 본 방법은 라벨 없이 경로와 값만으로 문장을 만든다. 본 방법은 머리글 규칙 v3.3에 문장 고유화를 더한 규칙(v3.3u, 3.3절)을 쓰고, 비교군도 같은 최종 머리글 규칙(v3.3u)으로 만든 표에서 다시 색인·검색했다(4.2절).</w:t>
       </w:r>
     </w:p>
     <w:p>
@@ -9932,7 +12592,7 @@
         <w:pStyle w:val="TableCaption"/>
       </w:pPr>
       <w:r>
-        <w:t xml:space="preserve">[표 5-4] MultiHiertt 그룹별 검색 정확도 (문서 안, 예산 20, query count=2,885; 셀 예산 비통제, 전달 셀 평균 열 참조)</w:t>
+        <w:t xml:space="preserve">[표 5-5] MultiHiertt 그룹별 검색 정확도 (문서 안, 예산 20, query count=2,885; 셀 예산 비통제, 전달 셀 평균 열 참조)</w:t>
       </w:r>
     </w:p>
     <w:tbl>
@@ -12031,7 +14691,7 @@
         <w:t xml:space="preserve">머리글 규칙과 문장 고유화의 효과.</w:t>
       </w:r>
       <w:r>
-        <w:t xml:space="preserve"> 표 5-5는 본 방법의 머리글 규칙만 바꾼 결과다. 같은 2,885건, 같은 검색기와 예산이다.</w:t>
+        <w:t xml:space="preserve"> 표 5-6은 본 방법의 머리글 규칙만 바꾼 결과다. 같은 2,885건, 같은 검색기와 예산이다.</w:t>
       </w:r>
     </w:p>
     <w:p>
@@ -12039,7 +14699,7 @@
         <w:pStyle w:val="TableCaption"/>
       </w:pPr>
       <w:r>
-        <w:t xml:space="preserve">[표 5-5] 본 방법의 머리글 규칙별 검색 정확도 (MultiHiertt, 문서 안, 예산 20)</w:t>
+        <w:t xml:space="preserve">[표 5-6] 본 방법의 머리글 규칙별 검색 정확도 (MultiHiertt, 문서 안, 예산 20)</w:t>
       </w:r>
     </w:p>
     <w:tbl>
@@ -12882,7 +15542,7 @@
         <w:jc w:val="both"/>
       </w:pPr>
       <w:r>
-        <w:t xml:space="preserve">표 5-6은 네 그룹 882건에서 검색 결과를 그대로 리더(Qwen3-8B 4비트, 풀이 허용, 384토큰)에 넣었을 때의 답변 정확도다. 본 방법과 고정 청크는 둘 다 최종 머리글 규칙의 검색 결과를 쓴다. 표 전체와 TableRAG(Yu) 청크의 리더 입력은 머리글 규칙과 무관하다(4.2절). 가중 전체는 그룹별 정확도를 모집단 비율로 가중한 값이다(4.3절).</w:t>
+        <w:t xml:space="preserve">표 5-7은 네 그룹 882건에서 검색 결과를 그대로 리더(Qwen3-8B 4비트, 풀이 허용, 384토큰)에 넣었을 때의 답변 정확도다. 본 방법과 고정 청크는 둘 다 최종 머리글 규칙의 검색 결과를 쓴다. 표 전체와 TableRAG(Yu) 청크의 리더 입력은 머리글 규칙과 무관하다(4.2절). 가중 전체는 그룹별 정확도를 모집단 비율로 가중한 값이다(4.3절).</w:t>
       </w:r>
     </w:p>
     <w:p>
@@ -12901,7 +15561,7 @@
         <w:pStyle w:val="TableCaption"/>
       </w:pPr>
       <w:r>
-        <w:t xml:space="preserve">[표 5-6] MultiHiertt 답변 정확도 (문서 안, 예산 20, 882건; 셀 예산 비통제, 전달 셀 평균 열 참조)</w:t>
+        <w:t xml:space="preserve">[표 5-7] MultiHiertt 답변 정확도 (문서 안, 예산 20, 882건; 셀 예산 비통제, 전달 셀 평균 열 참조)</w:t>
       </w:r>
     </w:p>
     <w:tbl>
@@ -14603,7 +17263,7 @@
         <w:t xml:space="preserve">나머지 비교군.</w:t>
       </w:r>
       <w:r>
-        <w:t xml:space="preserve"> RowCol·RandRow·TableRAG 셀 검색 재구현의 답변은 처음 머리글 규칙의 검색 결과로만 생성되어 있다. 이들은 머리글 규칙이 같은 처음 규칙의 본 방법과 짝지어 부록 G에 싣는다(머리글 규칙을 맞춘 보조 비교, 12개 비교 Holm). 그 비교에서 처음 규칙의 본 방법(361건)은 이 9개 조건보다 모두 유의하게 높았고(Holm p가 가장 큰 RowCol도 p=2.1×10⁻⁶), 표 전체(378건), 고정 청크(366건), TableRAG(Yu) 청크(361건)와는 차이가 없었다.</w:t>
+        <w:t xml:space="preserve"> RowCol·RandRow·TableRAG 셀 검색 재구현의 답변은 처음 머리글 규칙의 검색 결과로 생성되어 있고, 일부만 머리글 고친 규칙으로도 생성되어 있다. 이들은 처음 규칙의 본 방법과 짝지어 부록 G에 싣는다(처음 머리글 규칙 본 방법 대 비교군, 12개 비교 Holm, 머리글 고친 규칙으로 생성한 조건은 규칙 불일치로 표시). 그 비교에서 처음 규칙의 본 방법(361건)은 이 9개 조건보다 모두 유의하게 높았고(Holm p가 가장 큰 RowCol도 p=2.1×10⁻⁶), 표 전체(378건), 고정 청크(366건), TableRAG(Yu) 청크(361건)와는 차이가 없었다.</w:t>
       </w:r>
     </w:p>
     <w:p>
@@ -14635,7 +17295,7 @@
         <w:pStyle w:val="TableCaption"/>
       </w:pPr>
       <w:r>
-        <w:t xml:space="preserve">[표 5-7] 본 방법의 머리글 규칙별 답변 정확도 (MultiHiertt, 882건)</w:t>
+        <w:t xml:space="preserve">[표 5-8] 본 방법의 머리글 규칙별 답변 정확도 (MultiHiertt, 882건)</w:t>
       </w:r>
     </w:p>
     <w:tbl>
@@ -15599,7 +18259,7 @@
         <w:t xml:space="preserve">답변 이득의 대부분은 머리글 수정(v3.3)에서 오고, 문장 고유화의 추가 효과는 답변에서 확인되지 않았다.</w:t>
       </w:r>
       <w:r>
-        <w:t xml:space="preserve"> "v3.3u가 v3.3보다 조회에서 높다"는 사후 조건의 예측은 지지되지 않았다. 검색에서는 고유화가 산술·셀 2개 이상에서 유의한 이득을 냈다(표 5-5).</w:t>
+        <w:t xml:space="preserve"> "v3.3u가 v3.3보다 조회에서 높다"는 사후 조건의 예측은 지지되지 않았다. 검색에서는 고유화가 산술·셀 2개 이상에서 유의한 이득을 냈다(표 5-6).</w:t>
       </w:r>
     </w:p>
     <w:p>
@@ -15631,7 +18291,7 @@
         <w:t xml:space="preserve">발견 경위(사후 분석).</w:t>
       </w:r>
       <w:r>
-        <w:t xml:space="preserve"> 이 비교는 v1 결과를 분석하다 시작되었다. v1에서 본 방법은 조회 두 그룹을 합쳐 고정 청크에 졌다(45:70, p=.025). 검색에 성공한 조회 459건을 보면, 그중 90건은 정답 셀의 문장(값 제외)이 문맥 속 다른 셀의 문장과 글자까지 같았다. 예를 들어 "Recoveries of loans and leases previously charged off &gt; 2015: 222", "…&gt; 2015: 1,767", "…&gt; 2015: 813", "…&gt; 2015: 732"가 함께 들어 있으면 리더는 어느 값이 질문의 값인지 알 수 없다. 이 90건에서 본 방법은 .278, 고정 청크는 .411이었고(5:17, p=.017), 나머지 369건에서는 .634 대 .642로 차이가 없었다(38:41, p=.82). 같은 90건에서 v3.3은 .433, v3.3u는 .444였다(고정 청크 .411). 조회 두 그룹 전체에서 v3.3u 대 고정 청크는 60:50(p=.39)이다. 이 분석은 결과를 본 뒤의 사후 분석이며, 90건의 개선이 머리글 수정 때문인지 고유화 때문인지는 v3.3과 v3.3u가 거의 같아 가를 수 없다.</w:t>
+        <w:t xml:space="preserve"> 이 비교는 v1 결과를 분석하다 시작되었다. v1에서 본 방법은 조회 두 그룹을 합쳐 고정 청크(처음 규칙)에 졌다(45:70, p=.025). 검색에 성공한 조회 459건을 보면, 그중 90건은 정답 셀의 문장(값 제외)이 문맥 속 다른 셀의 문장과 글자까지 같았다. 예를 들어 "Recoveries of loans and leases previously charged off &gt; 2015: 222", "…&gt; 2015: 1,767", "…&gt; 2015: 813", "…&gt; 2015: 732"가 함께 들어 있으면 리더는 어느 값이 질문의 값인지 알 수 없다. 이 90건에서 본 방법은 .278, 고정 청크(처음 규칙)는 .411이었고(5:17, p=.017), 나머지 369건에서는 .634 대 .642로 차이가 없었다(38:41, p=.82). 같은 90건에서 v3.3은 .433, v3.3u는 .444였다(고정 청크(처음 규칙) .411). 조회 두 그룹 전체에서 v3.3u 대 고정 청크(최종 규칙)는 67:55(p=.32)이다(표 5-7). 이 분석은 결과를 본 뒤의 사후 분석이며, 90건의 개선이 머리글 수정 때문인지 고유화 때문인지는 v3.3과 v3.3u가 거의 같아 가를 수 없다.</w:t>
       </w:r>
     </w:p>
     <w:p>
@@ -15758,7 +18418,7 @@
         <w:t xml:space="preserve">머리글 경로를 셀마다 붙이는 것</w:t>
       </w:r>
       <w:r>
-        <w:t xml:space="preserve">이다. 표 5-2와 5-4에서 본 방법과 가장 큰 차이가 나는 비교군은 TableRAG 셀 검색 재구현(leaf·path)과 RandRow다. 이 표현들은 셀 값에 행 머리글을 붙이지 않거나(leaf, path), 행 단위로만 색인해 상위 머리글이 빠진다(RandRow). 계층형 표에서 행 머리글이 빠진 셀은 같은 열의 다른 셀과 구별되지 않는다. 본 방법은 모든 셀이 자기 행·열 경로를 전부 가지므로, 질문이 부르는 머리글과 셀 문장이 직접 맞물린다.</w:t>
+        <w:t xml:space="preserve">이다. 표 5-2와 5-5에서 본 방법과 가장 큰 차이가 나는 비교군은 TableRAG 셀 검색 재구현(leaf·path)과 RandRow다. 이 표현들은 셀 값에 행 머리글을 붙이지 않거나(leaf, path), 행 단위로만 색인해 상위 머리글이 빠진다(RandRow). 계층형 표에서 행 머리글이 빠진 셀은 같은 열의 다른 셀과 구별되지 않는다. 본 방법은 모든 셀이 자기 행·열 경로를 전부 가지므로, 질문이 부르는 머리글과 셀 문장이 직접 맞물린다.</w:t>
       </w:r>
     </w:p>
     <w:p>
@@ -15806,7 +18466,7 @@
         <w:t xml:space="preserve">색인 단위의 크기</w:t>
       </w:r>
       <w:r>
-        <w:t xml:space="preserve">다. 청크와 행 단위 표현은 셀 여러 개를 한 단위에 담는다. 청크 하나가 20셀 이상을 담으면 그 청크 하나로 예산이 차므로, 그 청크에 정답 셀이 없으면 검색이 실패한다. 셀 단위는 20개의 서로 다른 위치에서 셀을 모을 수 있다. 반대로 피연산자 셀들이 한 행에 모여 있는 산술 질문에서는 청크가 한 번에 여러 피연산자를 가져오는 이점이 있을 수 있다. HiTab 산술에서 고정 청크와 본 방법이 동률인 것(표 5-2)은 이 두 방향이 상쇄된 결과일 수 있으나, 본 연구는 이를 직접 측정하지 않았다.</w:t>
+        <w:t xml:space="preserve">다. 청크와 행 단위 표현은 셀 여러 개를 한 단위에 담는다. 청크 하나가 20셀 이상을 담으면 그 청크 하나로 예산이 차므로, 그 청크에 정답 셀이 없으면 검색이 실패한다. 셀 단위는 20개의 서로 다른 위치에서 셀을 모을 수 있다. 반대로 피연산자 셀들이 한 행에 모여 있는 산술 질문에서는 청크가 한 번에 여러 피연산자를 가져오는 이점이 있을 수 있다. HiTab 산술에서 고정 청크와 본 방법의 차이가 유의하지 않았던 것(고정 청크 87.04%, 본 방법 86.11%, p=.88, 표 5-2)은 이 두 방향이 상쇄된 결과일 수 있으나, 본 연구는 이를 직접 측정하지 않았다.</w:t>
       </w:r>
     </w:p>
     <w:p>
@@ -16991,6 +19651,15 @@
       <w:pPr>
         <w:spacing w:after="120"/>
       </w:pPr>
+    </w:p>
+    <w:p>
+      <w:pPr>
+        <w:ind w:firstLine="400"/>
+        <w:jc w:val="both"/>
+      </w:pPr>
+      <w:r>
+        <w:t xml:space="preserve">고정 청크(최종 규칙)의 검색 성공 687건은 처음 규칙의 값(부록 표 G-2)과 같다. 두 규칙에서 문맥이 다른 문항은 57건, 검색 성공 여부가 다른 문항은 12건이었으나 6건씩 반대 방향이라 합계가 같다.</w:t>
+      </w:r>
     </w:p>
     <w:p>
       <w:pPr>
@@ -17883,7 +20552,7 @@
         <w:t xml:space="preserve">셀 문장이 서로 같으면 리더가 틀린다.</w:t>
       </w:r>
       <w:r>
-        <w:t xml:space="preserve"> MultiHiertt v1에서 본 방법이 조회 질문에서 고정 청크에 진 부분은 거의 전부, 정답 셀의 문장이 문맥 속 다른 셀과 값만 빼고 같았던 문항에서 나왔다(5.5.1절). 이는 본 연구가 다루는 머리글 소실 문제가 본 방법의 문장 안에서도 생길 수 있다는 뜻이다. 머리글 추정이 한 층을 놓치면 셀 문장끼리 구별되지 않고, 이때는 머리글이 원래 자리에 남아 있는 마크다운 청크가 오히려 유리하다. 머리글 규칙을 고친 뒤(v3.3) 이 문항들의 답변 정확도는 청크 수준으로 올라왔다. 셀 문장 방법은 문장이 셀마다 달라야 작동하므로, 머리글을 규칙으로 추정하는 데이터에서는 머리글 추정의 정확도와 문장의 고유성을 함께 점검해야 한다.</w:t>
+        <w:t xml:space="preserve"> MultiHiertt v1에서 본 방법이 조회 질문에서 고정 청크(처음 규칙)에 진 순손실 25건 중 12건이, 정답 셀의 문장이 문맥 속 다른 셀과 값만 빼고 같았던 문항에서 나왔다(5.5.1절). 이는 본 연구가 다루는 머리글 소실 문제가 본 방법의 문장 안에서도 생길 수 있다는 뜻이다. 머리글 추정이 한 층을 놓치면 셀 문장끼리 구별되지 않고, 이때는 머리글이 원래 자리에 남아 있는 마크다운 청크가 오히려 유리하다. 머리글 규칙을 고친 뒤(v3.3) 이 문항들의 답변 정확도는 청크 수준으로 올라왔다. 셀 문장 방법은 문장이 셀마다 달라야 작동하므로, 머리글을 규칙으로 추정하는 데이터에서는 머리글 추정의 정확도와 문장의 고유성을 함께 점검해야 한다.</w:t>
       </w:r>
     </w:p>
     <w:p>
@@ -17900,7 +20569,7 @@
         <w:jc w:val="both"/>
       </w:pPr>
       <w:r>
-        <w:t xml:space="preserve">처음 규칙의 교집합 결과(38:76)를 보고, 리더 입력을 셀 문장 20줄 대신 "검색된 20셀이 속한 행 전체와 열 머리글 경로"(행 확장)로 주면 답변 정확도가 오른다는 가설을 세웠다. 이 가설은 test 882건의 교집합 결과에서 나왔으므로, 판정은 dev에서만 하도록 사전등록했다(PREREG-2026-09-27-reader-format.md). 주 판정 집합은 MultiHiertt dev 중 표 근거만 필요한 332건이다(test 모집단과 같은 규칙, 실행 전 수정). HiTab dev 300건은 보고용이다. 두 조건의 검색 결과는 같다.</w:t>
+        <w:t xml:space="preserve">처음 규칙의 교집합 결과(38:76)를 보고, 리더 입력을 셀 문장 20줄 대신 "검색된 20셀이 속한 행 전체와 열 머리글 경로"(행 확장)로 주면 답변 정확도가 오른다는 가설을 세웠다. 이 가설은 평가 집합(MultiHiertt train에서 구성) 882건의 교집합 결과에서 나왔으므로, 판정은 dev에서만 하도록 사전등록했다(PREREG-2026-09-27-reader-format.md). 주 판정 집합은 MultiHiertt dev 중 표 근거만 필요한 332건이다(평가 집합과 같은 규칙, 실행 전 수정). HiTab dev 300건은 보고용이다. 두 조건의 검색 결과는 같다.</w:t>
       </w:r>
     </w:p>
     <w:p>
@@ -17916,7 +20585,7 @@
         <w:t xml:space="preserve">가설은 지지되지 않았다.</w:t>
       </w:r>
       <w:r>
-        <w:t xml:space="preserve"> MultiHiertt dev 332건에서 행 확장은 90건, 셀 문장은 92건을 맞혔다(25:27, p=.89). HiTab dev 300건에서는 234건 대 229건이었다(31:26, p=.60). 332건 중 정답 셀이 1개인 문항은 30건(조회 20, 산술 10)뿐이라, 이 유형의 형식 효과에 대해서는 결론을 내리지 않는다. 행 확장은 전달 셀을 늘렸지만(MultiHiertt 20.0→46.37, HiTab 19.41→61.67), 리더 입력 토큰은 줄었다(HiTab 1,190.8→652.5, MultiHiertt 668.8→632.4). 가설이 지지되지 않아 행 확장은 test에 적용하지 않았으며, 본 방법에 포함하지 않는다.</w:t>
+        <w:t xml:space="preserve"> MultiHiertt dev 332건에서 행 확장은 90건, 셀 문장은 92건을 맞혔다(25:27, p=.89). HiTab dev 300건에서는 234건 대 229건이었다(31:26, p=.60). 332건 중 정답 셀이 1개인 문항은 30건(조회 20, 산술 10)뿐이라, 이 유형의 형식 효과에 대해서는 결론을 내리지 않는다. 행 확장은 전달 셀을 늘렸지만(MultiHiertt 20.0→46.37, HiTab 19.41→61.67), 리더 입력 토큰은 줄었다(HiTab 1,190.8→652.5, MultiHiertt 668.8→632.4). 가설이 지지되지 않아 행 확장은 HiTab test와 MultiHiertt 평가 집합에 적용하지 않았으며, 본 방법에 포함하지 않는다.</w:t>
       </w:r>
     </w:p>
     <w:p>
@@ -17933,7 +20602,7 @@
         <w:jc w:val="both"/>
       </w:pPr>
       <w:r>
-        <w:t xml:space="preserve">본 방법(s3c)이 test에서 검색에 실패한 문항을 정답 셀의 검색 순위로 나누었다(표 6-3). 이 절의 분석과 재정렬은 진단 실험이며 본 방법이 아니다(사전등록 2026-09-27).</w:t>
+        <w:t xml:space="preserve">본 방법(s3c)이 HiTab test와 MultiHiertt 평가 집합(train에서 구성)에서 검색에 실패한 문항을 정답 셀의 검색 순위로 나누었다(표 6-3). 이 절의 분석과 재정렬은 진단 실험이며 본 방법이 아니다(사전등록 2026-09-27).</w:t>
       </w:r>
     </w:p>
     <w:p>
@@ -17941,7 +20610,7 @@
         <w:pStyle w:val="TableCaption"/>
       </w:pPr>
       <w:r>
-        <w:t xml:space="preserve">[표 6-3] 검색 실패 문항의 분류 (test, 본 방법, 예산 20)</w:t>
+        <w:t xml:space="preserve">[표 6-3] 검색 실패 문항의 분류 (HiTab test·MultiHiertt 평가 집합, 본 방법, 예산 20)</w:t>
       </w:r>
     </w:p>
     <w:tbl>
@@ -18373,13 +21042,6 @@
               <w:spacing w:after="0" w:before="0" w:line="260"/>
               <w:jc w:val="left"/>
             </w:pPr>
-            <w:r>
-              <w:rPr>
-                <w:sz w:val="17"/>
-                <w:szCs w:val="17"/>
-              </w:rPr>
-              <w:t xml:space="preserve">HiTab 538개 표를 한 색인에</w:t>
-            </w:r>
           </w:p>
         </w:tc>
         <w:tc>
@@ -18404,13 +21066,6 @@
               <w:spacing w:after="0" w:before="0" w:line="260"/>
               <w:jc w:val="right"/>
             </w:pPr>
-            <w:r>
-              <w:rPr>
-                <w:sz w:val="17"/>
-                <w:szCs w:val="17"/>
-              </w:rPr>
-              <w:t xml:space="preserve">85</w:t>
-            </w:r>
           </w:p>
         </w:tc>
         <w:tc>
@@ -18440,7 +21095,7 @@
                 <w:sz w:val="17"/>
                 <w:szCs w:val="17"/>
               </w:rPr>
-              <w:t xml:space="preserve">A: 상위 20셀에 정답 표의 셀이 없음</w:t>
+              <w:t xml:space="preserve">D: 정답 셀 순위 20 이내인데 실패</w:t>
             </w:r>
           </w:p>
         </w:tc>
@@ -18471,7 +21126,7 @@
                 <w:sz w:val="17"/>
                 <w:szCs w:val="17"/>
               </w:rPr>
-              <w:t xml:space="preserve">40</w:t>
+              <w:t xml:space="preserve">0</w:t>
             </w:r>
           </w:p>
         </w:tc>
@@ -18502,6 +21157,13 @@
               <w:spacing w:after="0" w:before="0" w:line="260"/>
               <w:jc w:val="left"/>
             </w:pPr>
+            <w:r>
+              <w:rPr>
+                <w:sz w:val="17"/>
+                <w:szCs w:val="17"/>
+              </w:rPr>
+              <w:t xml:space="preserve">HiTab 538개 표를 한 색인에</w:t>
+            </w:r>
           </w:p>
         </w:tc>
         <w:tc>
@@ -18526,6 +21188,13 @@
               <w:spacing w:after="0" w:before="0" w:line="260"/>
               <w:jc w:val="right"/>
             </w:pPr>
+            <w:r>
+              <w:rPr>
+                <w:sz w:val="17"/>
+                <w:szCs w:val="17"/>
+              </w:rPr>
+              <w:t xml:space="preserve">85</w:t>
+            </w:r>
           </w:p>
         </w:tc>
         <w:tc>
@@ -18555,7 +21224,7 @@
                 <w:sz w:val="17"/>
                 <w:szCs w:val="17"/>
               </w:rPr>
-              <w:t xml:space="preserve">B: 정답 셀 순위 21~50</w:t>
+              <w:t xml:space="preserve">A: 상위 20셀에 정답 표의 셀이 없음</w:t>
             </w:r>
           </w:p>
         </w:tc>
@@ -18586,7 +21255,7 @@
                 <w:sz w:val="17"/>
                 <w:szCs w:val="17"/>
               </w:rPr>
-              <w:t xml:space="preserve">25</w:t>
+              <w:t xml:space="preserve">40</w:t>
             </w:r>
           </w:p>
         </w:tc>
@@ -18670,7 +21339,7 @@
                 <w:sz w:val="17"/>
                 <w:szCs w:val="17"/>
               </w:rPr>
-              <w:t xml:space="preserve">C: 정답 셀 순위 51 이하</w:t>
+              <w:t xml:space="preserve">B: 정답 셀 순위 21~50</w:t>
             </w:r>
           </w:p>
         </w:tc>
@@ -18701,7 +21370,7 @@
                 <w:sz w:val="17"/>
                 <w:szCs w:val="17"/>
               </w:rPr>
-              <w:t xml:space="preserve">20</w:t>
+              <w:t xml:space="preserve">25</w:t>
             </w:r>
           </w:p>
         </w:tc>
@@ -18732,13 +21401,6 @@
               <w:spacing w:after="0" w:before="0" w:line="260"/>
               <w:jc w:val="left"/>
             </w:pPr>
-            <w:r>
-              <w:rPr>
-                <w:sz w:val="17"/>
-                <w:szCs w:val="17"/>
-              </w:rPr>
-              <w:t xml:space="preserve">MultiHiertt 문서 안</w:t>
-            </w:r>
           </w:p>
         </w:tc>
         <w:tc>
@@ -18763,13 +21425,6 @@
               <w:spacing w:after="0" w:before="0" w:line="260"/>
               <w:jc w:val="right"/>
             </w:pPr>
-            <w:r>
-              <w:rPr>
-                <w:sz w:val="17"/>
-                <w:szCs w:val="17"/>
-              </w:rPr>
-              <w:t xml:space="preserve">394</w:t>
-            </w:r>
           </w:p>
         </w:tc>
         <w:tc>
@@ -18799,7 +21454,7 @@
                 <w:sz w:val="17"/>
                 <w:szCs w:val="17"/>
               </w:rPr>
-              <w:t xml:space="preserve">E: 상위 20셀에 정답 표의 셀이 없음</w:t>
+              <w:t xml:space="preserve">C: 정답 셀 순위 51 이하</w:t>
             </w:r>
           </w:p>
         </w:tc>
@@ -18830,7 +21485,7 @@
                 <w:sz w:val="17"/>
                 <w:szCs w:val="17"/>
               </w:rPr>
-              <w:t xml:space="preserve">12</w:t>
+              <w:t xml:space="preserve">20</w:t>
             </w:r>
           </w:p>
         </w:tc>
@@ -18914,7 +21569,7 @@
                 <w:sz w:val="17"/>
                 <w:szCs w:val="17"/>
               </w:rPr>
-              <w:t xml:space="preserve">F: 정답 셀 일부 누락, 누락 셀의 표는 모두 문맥에 있음</w:t>
+              <w:t xml:space="preserve">D: 정답 셀 순위 20 이내인데 실패</w:t>
             </w:r>
           </w:p>
         </w:tc>
@@ -18945,7 +21600,7 @@
                 <w:sz w:val="17"/>
                 <w:szCs w:val="17"/>
               </w:rPr>
-              <w:t xml:space="preserve">266</w:t>
+              <w:t xml:space="preserve">0</w:t>
             </w:r>
           </w:p>
         </w:tc>
@@ -18976,6 +21631,13 @@
               <w:spacing w:after="0" w:before="0" w:line="260"/>
               <w:jc w:val="left"/>
             </w:pPr>
+            <w:r>
+              <w:rPr>
+                <w:sz w:val="17"/>
+                <w:szCs w:val="17"/>
+              </w:rPr>
+              <w:t xml:space="preserve">MultiHiertt 문서 안</w:t>
+            </w:r>
           </w:p>
         </w:tc>
         <w:tc>
@@ -19000,6 +21662,13 @@
               <w:spacing w:after="0" w:before="0" w:line="260"/>
               <w:jc w:val="right"/>
             </w:pPr>
+            <w:r>
+              <w:rPr>
+                <w:sz w:val="17"/>
+                <w:szCs w:val="17"/>
+              </w:rPr>
+              <w:t xml:space="preserve">394</w:t>
+            </w:r>
           </w:p>
         </w:tc>
         <w:tc>
@@ -19029,7 +21698,7 @@
                 <w:sz w:val="17"/>
                 <w:szCs w:val="17"/>
               </w:rPr>
-              <w:t xml:space="preserve">G: 정답 셀 일부 누락, 누락 셀 중 표가 문맥에 없는 것이 있음</w:t>
+              <w:t xml:space="preserve">E: 상위 20셀에 정답 표의 셀이 없음</w:t>
             </w:r>
           </w:p>
         </w:tc>
@@ -19060,7 +21729,7 @@
                 <w:sz w:val="17"/>
                 <w:szCs w:val="17"/>
               </w:rPr>
-              <w:t xml:space="preserve">51</w:t>
+              <w:t xml:space="preserve">12</w:t>
             </w:r>
           </w:p>
         </w:tc>
@@ -19144,6 +21813,236 @@
                 <w:sz w:val="17"/>
                 <w:szCs w:val="17"/>
               </w:rPr>
+              <w:t xml:space="preserve">F: 정답 셀 일부 누락, 누락 셀의 표는 모두 문맥에 있음</w:t>
+            </w:r>
+          </w:p>
+        </w:tc>
+        <w:tc>
+          <w:tcPr>
+            <w:tcW w:type="dxa" w:w="806"/>
+            <w:tcBorders>
+              <w:top w:val="single" w:color="808080" w:sz="4"/>
+              <w:left w:val="single" w:color="808080" w:sz="4"/>
+              <w:bottom w:val="single" w:color="808080" w:sz="4"/>
+              <w:right w:val="single" w:color="808080" w:sz="4"/>
+            </w:tcBorders>
+            <w:tcMar>
+              <w:top w:type="dxa" w:w="40"/>
+              <w:left w:type="dxa" w:w="80"/>
+              <w:bottom w:type="dxa" w:w="40"/>
+              <w:right w:type="dxa" w:w="80"/>
+            </w:tcMar>
+            <w:vAlign w:val="center"/>
+          </w:tcPr>
+          <w:p>
+            <w:pPr>
+              <w:spacing w:after="0" w:before="0" w:line="260"/>
+              <w:jc w:val="right"/>
+            </w:pPr>
+            <w:r>
+              <w:rPr>
+                <w:sz w:val="17"/>
+                <w:szCs w:val="17"/>
+              </w:rPr>
+              <w:t xml:space="preserve">266</w:t>
+            </w:r>
+          </w:p>
+        </w:tc>
+      </w:tr>
+      <w:tr>
+        <w:trPr>
+          <w:tblHeader w:val="false"/>
+        </w:trPr>
+        <w:tc>
+          <w:tcPr>
+            <w:tcW w:type="dxa" w:w="1954"/>
+            <w:tcBorders>
+              <w:top w:val="single" w:color="808080" w:sz="4"/>
+              <w:left w:val="single" w:color="808080" w:sz="4"/>
+              <w:bottom w:val="single" w:color="808080" w:sz="4"/>
+              <w:right w:val="single" w:color="808080" w:sz="4"/>
+            </w:tcBorders>
+            <w:tcMar>
+              <w:top w:type="dxa" w:w="40"/>
+              <w:left w:type="dxa" w:w="80"/>
+              <w:bottom w:type="dxa" w:w="40"/>
+              <w:right w:type="dxa" w:w="80"/>
+            </w:tcMar>
+            <w:vAlign w:val="center"/>
+          </w:tcPr>
+          <w:p>
+            <w:pPr>
+              <w:spacing w:after="0" w:before="0" w:line="260"/>
+              <w:jc w:val="left"/>
+            </w:pPr>
+          </w:p>
+        </w:tc>
+        <w:tc>
+          <w:tcPr>
+            <w:tcW w:type="dxa" w:w="804"/>
+            <w:tcBorders>
+              <w:top w:val="single" w:color="808080" w:sz="4"/>
+              <w:left w:val="single" w:color="808080" w:sz="4"/>
+              <w:bottom w:val="single" w:color="808080" w:sz="4"/>
+              <w:right w:val="single" w:color="808080" w:sz="4"/>
+            </w:tcBorders>
+            <w:tcMar>
+              <w:top w:type="dxa" w:w="40"/>
+              <w:left w:type="dxa" w:w="80"/>
+              <w:bottom w:type="dxa" w:w="40"/>
+              <w:right w:type="dxa" w:w="80"/>
+            </w:tcMar>
+            <w:vAlign w:val="center"/>
+          </w:tcPr>
+          <w:p>
+            <w:pPr>
+              <w:spacing w:after="0" w:before="0" w:line="260"/>
+              <w:jc w:val="right"/>
+            </w:pPr>
+          </w:p>
+        </w:tc>
+        <w:tc>
+          <w:tcPr>
+            <w:tcW w:type="dxa" w:w="3806"/>
+            <w:tcBorders>
+              <w:top w:val="single" w:color="808080" w:sz="4"/>
+              <w:left w:val="single" w:color="808080" w:sz="4"/>
+              <w:bottom w:val="single" w:color="808080" w:sz="4"/>
+              <w:right w:val="single" w:color="808080" w:sz="4"/>
+            </w:tcBorders>
+            <w:tcMar>
+              <w:top w:type="dxa" w:w="40"/>
+              <w:left w:type="dxa" w:w="80"/>
+              <w:bottom w:type="dxa" w:w="40"/>
+              <w:right w:type="dxa" w:w="80"/>
+            </w:tcMar>
+            <w:vAlign w:val="center"/>
+          </w:tcPr>
+          <w:p>
+            <w:pPr>
+              <w:spacing w:after="0" w:before="0" w:line="260"/>
+              <w:jc w:val="left"/>
+            </w:pPr>
+            <w:r>
+              <w:rPr>
+                <w:sz w:val="17"/>
+                <w:szCs w:val="17"/>
+              </w:rPr>
+              <w:t xml:space="preserve">G: 정답 셀 일부 누락, 누락 셀 중 표가 문맥에 없는 것이 있음</w:t>
+            </w:r>
+          </w:p>
+        </w:tc>
+        <w:tc>
+          <w:tcPr>
+            <w:tcW w:type="dxa" w:w="806"/>
+            <w:tcBorders>
+              <w:top w:val="single" w:color="808080" w:sz="4"/>
+              <w:left w:val="single" w:color="808080" w:sz="4"/>
+              <w:bottom w:val="single" w:color="808080" w:sz="4"/>
+              <w:right w:val="single" w:color="808080" w:sz="4"/>
+            </w:tcBorders>
+            <w:tcMar>
+              <w:top w:type="dxa" w:w="40"/>
+              <w:left w:type="dxa" w:w="80"/>
+              <w:bottom w:type="dxa" w:w="40"/>
+              <w:right w:type="dxa" w:w="80"/>
+            </w:tcMar>
+            <w:vAlign w:val="center"/>
+          </w:tcPr>
+          <w:p>
+            <w:pPr>
+              <w:spacing w:after="0" w:before="0" w:line="260"/>
+              <w:jc w:val="right"/>
+            </w:pPr>
+            <w:r>
+              <w:rPr>
+                <w:sz w:val="17"/>
+                <w:szCs w:val="17"/>
+              </w:rPr>
+              <w:t xml:space="preserve">51</w:t>
+            </w:r>
+          </w:p>
+        </w:tc>
+      </w:tr>
+      <w:tr>
+        <w:trPr>
+          <w:tblHeader w:val="false"/>
+        </w:trPr>
+        <w:tc>
+          <w:tcPr>
+            <w:tcW w:type="dxa" w:w="1954"/>
+            <w:tcBorders>
+              <w:top w:val="single" w:color="808080" w:sz="4"/>
+              <w:left w:val="single" w:color="808080" w:sz="4"/>
+              <w:bottom w:val="single" w:color="808080" w:sz="4"/>
+              <w:right w:val="single" w:color="808080" w:sz="4"/>
+            </w:tcBorders>
+            <w:tcMar>
+              <w:top w:type="dxa" w:w="40"/>
+              <w:left w:type="dxa" w:w="80"/>
+              <w:bottom w:type="dxa" w:w="40"/>
+              <w:right w:type="dxa" w:w="80"/>
+            </w:tcMar>
+            <w:vAlign w:val="center"/>
+          </w:tcPr>
+          <w:p>
+            <w:pPr>
+              <w:spacing w:after="0" w:before="0" w:line="260"/>
+              <w:jc w:val="left"/>
+            </w:pPr>
+          </w:p>
+        </w:tc>
+        <w:tc>
+          <w:tcPr>
+            <w:tcW w:type="dxa" w:w="804"/>
+            <w:tcBorders>
+              <w:top w:val="single" w:color="808080" w:sz="4"/>
+              <w:left w:val="single" w:color="808080" w:sz="4"/>
+              <w:bottom w:val="single" w:color="808080" w:sz="4"/>
+              <w:right w:val="single" w:color="808080" w:sz="4"/>
+            </w:tcBorders>
+            <w:tcMar>
+              <w:top w:type="dxa" w:w="40"/>
+              <w:left w:type="dxa" w:w="80"/>
+              <w:bottom w:type="dxa" w:w="40"/>
+              <w:right w:type="dxa" w:w="80"/>
+            </w:tcMar>
+            <w:vAlign w:val="center"/>
+          </w:tcPr>
+          <w:p>
+            <w:pPr>
+              <w:spacing w:after="0" w:before="0" w:line="260"/>
+              <w:jc w:val="right"/>
+            </w:pPr>
+          </w:p>
+        </w:tc>
+        <w:tc>
+          <w:tcPr>
+            <w:tcW w:type="dxa" w:w="3806"/>
+            <w:tcBorders>
+              <w:top w:val="single" w:color="808080" w:sz="4"/>
+              <w:left w:val="single" w:color="808080" w:sz="4"/>
+              <w:bottom w:val="single" w:color="808080" w:sz="4"/>
+              <w:right w:val="single" w:color="808080" w:sz="4"/>
+            </w:tcBorders>
+            <w:tcMar>
+              <w:top w:type="dxa" w:w="40"/>
+              <w:left w:type="dxa" w:w="80"/>
+              <w:bottom w:type="dxa" w:w="40"/>
+              <w:right w:type="dxa" w:w="80"/>
+            </w:tcMar>
+            <w:vAlign w:val="center"/>
+          </w:tcPr>
+          <w:p>
+            <w:pPr>
+              <w:spacing w:after="0" w:before="0" w:line="260"/>
+              <w:jc w:val="left"/>
+            </w:pPr>
+            <w:r>
+              <w:rPr>
+                <w:sz w:val="17"/>
+                <w:szCs w:val="17"/>
+              </w:rPr>
               <w:t xml:space="preserve">H: 정답 표의 셀은 있으나 정답 셀은 0개</w:t>
             </w:r>
           </w:p>
@@ -19208,7 +22107,7 @@
         <w:t xml:space="preserve">재정렬 진단.</w:t>
       </w:r>
       <w:r>
-        <w:t xml:space="preserve"> 검색 상위 50셀을 교차 인코더(bge-reranker-v2-m3)로 다시 정렬해 상위 20셀을 주는 실험을 사전등록하고, dev에서 채택 기준을 충족한 뒤 test에 한 번 적용했다. 질문의 표 안은 955→967(4:16, Holm p=.0118), 538개 표를 한 색인에 넣은 조건은 906→926(12:32, Holm p=.0104), MultiHiertt 문서 안은 2,491→2,540(111:160, Holm p=.0104)이었다(세 범위를 한 묶음으로 Holm). </w:t>
+        <w:t xml:space="preserve"> 검색 상위 50셀을 교차 인코더(bge-reranker-v2-m3)로 다시 정렬해 상위 20셀을 주는 실험을 사전등록하고, dev에서 채택 기준을 충족한 뒤 HiTab test와 MultiHiertt 평가 집합에 한 번 적용했다. 질문의 표 안은 955→967(4:16, Holm p=.0118), 538개 표를 한 색인에 넣은 조건은 906→926(12:32, Holm p=.0104), MultiHiertt 문서 안은 2,491→2,540(111:160, Holm p=.0104)이었다(세 범위를 한 묶음으로 Holm). </w:t>
       </w:r>
       <w:r>
         <w:rPr>
@@ -19231,7 +22130,7 @@
         <w:t xml:space="preserve">정답 표를 못 찾은 40건의 판정.</w:t>
       </w:r>
       <w:r>
-        <w:t xml:space="preserve"> HiTab 538개 표 색인에서 A로 분류된 40건을 판정자 A가 질문 문장과 검색 1위 표를 읽고 판정했다. (가) 질문에 대상을 특정하는 고유한 이름과 기간이 모두 있다: 예 20, 아니오 20. (다) 검색 1위 표 안에 질문의 대상·항목·기간에 모두 맞고 값이 정답과 같은 셀이 있다: 예 1, 아니오 29, 판단불가 10.</w:t>
+        <w:t xml:space="preserve"> HiTab 538개 표 색인에서 A로 분류된 40건을 판정자 A가 질문 문장과 검색 1위 표를 읽고 판정했다(판정 기준 사전등록 2026-09-26). (가) 질문에 대상을 특정하는 고유한 이름이 있다: 예 20, 아니오 20. 사전등록 기준은 기간도 요구했으나 판정자가 기간 조건을 적용하지 않았다. (나) (가)가 예인 20건마다 근거 단어를 질문에서 그대로 옮겨 적고, 그 단어를 모두 담은 표가 538개 중 정확히 하나이며 그것이 정답 표인지 자동으로 확인했다: 20건 모두 아니오(질문에 연도가 있는 7건 포함). (다) 검색 1위 표 안에 질문의 대상·항목·기간에 모두 맞고 값이 정답과 같은 셀이 있다: 예 1, 아니오 29, 판단불가 10.</w:t>
       </w:r>
     </w:p>
     <w:p>
@@ -19383,7 +22282,7 @@
         <w:t xml:space="preserve">MultiHiertt 평가 분할과 사후 변경.</w:t>
       </w:r>
       <w:r>
-        <w:t xml:space="preserve"> 공개 test 분할에 정답 근거가 없어 train 분할로 평가했다. 학습을 하지 않으므로 train 분할이 모델 학습에 쓰이지는 않았지만, 머리글 규칙(v3.3)은 train의 오류 사례를 보고 고쳤고, 문장 고유화는 882건 답변 결과를 분석하다 추가했다. 882건 답변 실험은 v1로 사전등록했고, 결과를 본 뒤 주 조건을 v3.3u로 바꾸었다(바꾸기 전에 예측과 함께 등록). 같은 882건을 v1, v3.3, v3.3u 세 조건에 썼으므로, v3.3u의 수치는 이 표본에 맞춰진 낙관적인 값일 수 있다. 이를 가늠할 수 있도록 v1과 v3.3 결과를 함께 실었다(표 5-5, 5-7). 882건과 겹치지 않는 문항으로 다시 확인하는 일은 하지 못했다. 또 비공식 재포장본을 썼고, 정답 값만 공식 릴리스에서 읽었다.</w:t>
+        <w:t xml:space="preserve"> 공개 test 분할에 정답 근거가 없어 train 분할로 평가했다. 학습을 하지 않으므로 train 분할이 모델 학습에 쓰이지는 않았지만, 머리글 규칙(v3.3)은 train의 오류 사례를 보고 고쳤고, 문장 고유화는 882건 답변 결과를 분석하다 추가했다. 882건 답변 실험은 v1로 사전등록했고, 결과를 본 뒤 주 조건을 v3.3u로 바꾸었다(바꾸기 전에 예측과 함께 등록). 같은 882건을 v1, v3.3, v3.3u 세 조건에 썼으므로, v3.3u의 수치는 이 표본에 맞춰진 낙관적인 값일 수 있다. 이를 가늠할 수 있도록 v1과 v3.3 결과를 함께 실었다(표 5-6, 5-8). 882건과 겹치지 않는 문항으로 다시 확인하는 일은 하지 못했다. 또 비공식 재포장본을 썼고, 정답 값만 공식 릴리스에서 읽었다.</w:t>
       </w:r>
     </w:p>
     <w:p>
@@ -19477,7 +22376,7 @@
         <w:t xml:space="preserve">검색 정확도.</w:t>
       </w:r>
       <w:r>
-        <w:t xml:space="preserve"> 셀 단위 검색은 두 데이터셋에서 정답 셀 포함률이 TableRAG 셀 검색 재구현과 그 비교군, TableRAG(Yu) 청크, 고정 청크보다 높았다(HiTab 538개 표를 한 색인에 넣은 조건 .9142, MultiHiertt 문서 안 .8634). 질문의 표 안 단일 셀 조회에서는 .9637이었고, HiTab 산술에서는 고정 청크와 차이가 없었다. 셀 문장에 잎 라벨을 한 번 더 붙인 변형(sleaf)은 MultiHiertt에서 본 방법보다 높았다.</w:t>
+        <w:t xml:space="preserve"> 셀 단위 검색은 두 데이터셋에서 정답 셀 포함률이 TableRAG 셀 검색 재구현과 그 비교군, TableRAG(Yu) 청크, 고정 청크보다 높았다(HiTab 538개 표를 한 색인에 넣은 조건 .9142, 표 5-3; MultiHiertt 문서 안 .8634, 표 5-5). 질문의 표 안 단일 셀 조회에서는 .9637이었고, HiTab 산술에서는 고정 청크와 차이가 없었다. 셀 문장에 잎 라벨을 한 번 더 붙인 변형(sleaf)은 MultiHiertt에서 본 방법보다 높았다.</w:t>
       </w:r>
     </w:p>
     <w:p>
@@ -19534,7 +22433,7 @@
         <w:t xml:space="preserve">답변 정확도.</w:t>
       </w:r>
       <w:r>
-        <w:t xml:space="preserve"> 머리글 규칙을 맞춘 비교에서 답변 정확도는 고정 청크보다 높았다(HiTab 237 대 206/300, Holm p=.0019; MultiHiertt 408 대 368/882, p=.0052). 두 방법 모두 정답 셀 전부를 문맥에 포함한 문항에서는 차이가 없어(HiTab 29:20, p=.25; MultiHiertt 59:62, p=.86) 답변 차이는 한쪽 방법만 정답 셀 전부를 문맥에 포함한 문항에서 나왔다. 검색 없이 표 전체를 넣는 조건과는 유의한 차이가 없었다. 리더 입력을 행 확장으로 바꾸는 형식은 dev에서 답변 정확도를 높이지 않았다(6.3절). MultiHiertt 산술에서는 정보를 모두 주어도 답변 정확도가 낮아, 병목이 리더의 계산에 있다.</w:t>
+        <w:t xml:space="preserve"> 머리글 규칙을 맞춘 비교에서 답변 정확도는 고정 청크보다 높았다(HiTab 237 대 206/300(템플릿은 같은 표본의 결과를 보고 선택), Holm p=.0019; MultiHiertt 408 대 368/882, p=.0052). 두 방법 모두 정답 셀 전부를 문맥에 포함한 문항에서는 차이가 없어(HiTab 29:20, p=.25; MultiHiertt 59:62, p=.86) 답변 차이는 한쪽 방법만 정답 셀 전부를 문맥에 포함한 문항에서 나왔다. 검색 없이 표 전체를 넣는 조건과는 유의한 차이가 없었다. 리더 입력을 행 확장으로 바꾸는 형식은 dev에서 답변 정확도를 높이지 않았다(6.3절). 본 실험의 리더 설정(Qwen3-8B, 4비트, 생각 모드 끔)에서 MultiHiertt의 두 방법이 모두 정답 셀을 찾은 산술·셀 2개 이상 문항(195건)의 정답률은 본 방법 .2667, 고정 청크 .2359였다.</w:t>
       </w:r>
     </w:p>
     <w:p>
@@ -19680,17 +22579,17 @@
         <w:jc w:val="both"/>
       </w:pPr>
       <w:r>
-        <w:t xml:space="preserve">Lin, W., Blloshmi, R., Byrne, B., de Gispert, A., &amp; Iglesias, G. (2023). An Inner Table Retriever for Robust Table Question Answering. In </w:t>
+        <w:t xml:space="preserve">Holm, S. (1979). A Simple Sequentially Rejective Multiple Test Procedure. </w:t>
       </w:r>
       <w:r>
         <w:rPr>
           <w:i/>
           <w:iCs/>
         </w:rPr>
-        <w:t xml:space="preserve">Proceedings of the 61st Annual Meeting of the Association for Computational Linguistics (ACL 2023)</w:t>
-      </w:r>
-      <w:r>
-        <w:t xml:space="preserve">, pp. 9909–9926.</w:t>
+        <w:t xml:space="preserve">Scandinavian Journal of Statistics</w:t>
+      </w:r>
+      <w:r>
+        <w:t xml:space="preserve">, 6(2), 65–70.</w:t>
       </w:r>
     </w:p>
     <w:p>
@@ -19703,17 +22602,17 @@
         <w:jc w:val="both"/>
       </w:pPr>
       <w:r>
-        <w:t xml:space="preserve">Liu, N. F., Lin, K., Hewitt, J., et al. (2024). Lost in the Middle: How Language Models Use Long Contexts. </w:t>
+        <w:t xml:space="preserve">Lin, W., Blloshmi, R., Byrne, B., de Gispert, A., &amp; Iglesias, G. (2023). An Inner Table Retriever for Robust Table Question Answering. In </w:t>
       </w:r>
       <w:r>
         <w:rPr>
           <w:i/>
           <w:iCs/>
         </w:rPr>
-        <w:t xml:space="preserve">Transactions of the Association for Computational Linguistics</w:t>
-      </w:r>
-      <w:r>
-        <w:t xml:space="preserve">, 12, 157–173.</w:t>
+        <w:t xml:space="preserve">Proceedings of the 61st Annual Meeting of the Association for Computational Linguistics (ACL 2023)</w:t>
+      </w:r>
+      <w:r>
+        <w:t xml:space="preserve">, pp. 9909–9926.</w:t>
       </w:r>
     </w:p>
     <w:p>
@@ -19726,17 +22625,17 @@
         <w:jc w:val="both"/>
       </w:pPr>
       <w:r>
-        <w:t xml:space="preserve">McNemar, Q. (1947). Note on the Sampling Error of the Difference Between Correlated Proportions or Percentages. </w:t>
+        <w:t xml:space="preserve">Liu, N. F., Lin, K., Hewitt, J., et al. (2024). Lost in the Middle: How Language Models Use Long Contexts. </w:t>
       </w:r>
       <w:r>
         <w:rPr>
           <w:i/>
           <w:iCs/>
         </w:rPr>
-        <w:t xml:space="preserve">Psychometrika</w:t>
-      </w:r>
-      <w:r>
-        <w:t xml:space="preserve">, 12(2), 153–157.</w:t>
+        <w:t xml:space="preserve">Transactions of the Association for Computational Linguistics</w:t>
+      </w:r>
+      <w:r>
+        <w:t xml:space="preserve">, 12, 157–173.</w:t>
       </w:r>
     </w:p>
     <w:p>
@@ -19749,17 +22648,17 @@
         <w:jc w:val="both"/>
       </w:pPr>
       <w:r>
-        <w:t xml:space="preserve">Patnaik, S., Changwal, H., Aggarwal, M., Bhatia, S., Kumar, Y., &amp; Krishnamurthy, B. (2024). CABINET: Content Relevance based Noise Reduction for Table Question Answering. In </w:t>
+        <w:t xml:space="preserve">McNemar, Q. (1947). Note on the Sampling Error of the Difference Between Correlated Proportions or Percentages. </w:t>
       </w:r>
       <w:r>
         <w:rPr>
           <w:i/>
           <w:iCs/>
         </w:rPr>
-        <w:t xml:space="preserve">Proceedings of ICLR 2024</w:t>
-      </w:r>
-      <w:r>
-        <w:t xml:space="preserve">. arXiv:2402.01155.</w:t>
+        <w:t xml:space="preserve">Psychometrika</w:t>
+      </w:r>
+      <w:r>
+        <w:t xml:space="preserve">, 12(2), 153–157.</w:t>
       </w:r>
     </w:p>
     <w:p>
@@ -19772,7 +22671,17 @@
         <w:jc w:val="both"/>
       </w:pPr>
       <w:r>
-        <w:t xml:space="preserve">Qwen Team: Yang, A., Yang, B., Zhang, B., et al. (2024). Qwen2.5 Technical Report. arXiv:2412.15115.</w:t>
+        <w:t xml:space="preserve">Patnaik, S., Changwal, H., Aggarwal, M., Bhatia, S., Kumar, Y., &amp; Krishnamurthy, B. (2024). CABINET: Content Relevance based Noise Reduction for Table Question Answering. In </w:t>
+      </w:r>
+      <w:r>
+        <w:rPr>
+          <w:i/>
+          <w:iCs/>
+        </w:rPr>
+        <w:t xml:space="preserve">Proceedings of ICLR 2024</w:t>
+      </w:r>
+      <w:r>
+        <w:t xml:space="preserve">. arXiv:2402.01155.</w:t>
       </w:r>
     </w:p>
     <w:p>
@@ -19785,7 +22694,7 @@
         <w:jc w:val="both"/>
       </w:pPr>
       <w:r>
-        <w:t xml:space="preserve">Qwen Team: Yang, A., Li, A., Yang, B., et al. (2025). Qwen3 Technical Report. arXiv:2505.09388.</w:t>
+        <w:t xml:space="preserve">Qwen Team: Yang, A., Yang, B., Zhang, B., et al. (2024). Qwen2.5 Technical Report. arXiv:2412.15115.</w:t>
       </w:r>
     </w:p>
     <w:p>
@@ -19798,17 +22707,7 @@
         <w:jc w:val="both"/>
       </w:pPr>
       <w:r>
-        <w:t xml:space="preserve">Robertson, S., &amp; Zaragoza, H. (2009). The Probabilistic Relevance Framework: BM25 and Beyond. </w:t>
-      </w:r>
-      <w:r>
-        <w:rPr>
-          <w:i/>
-          <w:iCs/>
-        </w:rPr>
-        <w:t xml:space="preserve">Foundations and Trends in Information Retrieval</w:t>
-      </w:r>
-      <w:r>
-        <w:t xml:space="preserve">, 3(4), 333–389.</w:t>
+        <w:t xml:space="preserve">Qwen Team: Yang, A., Li, A., Yang, B., et al. (2025). Qwen3 Technical Report. arXiv:2505.09388.</w:t>
       </w:r>
     </w:p>
     <w:p>
@@ -19821,17 +22720,17 @@
         <w:jc w:val="both"/>
       </w:pPr>
       <w:r>
-        <w:t xml:space="preserve">Sui, Y., Zou, J., Zhou, M., et al. (2024). TAP4LLM: Table Provider on Sampling, Augmenting, and Packing Semi-structured Data for Large Language Model Reasoning. In </w:t>
+        <w:t xml:space="preserve">Robertson, S., &amp; Zaragoza, H. (2009). The Probabilistic Relevance Framework: BM25 and Beyond. </w:t>
       </w:r>
       <w:r>
         <w:rPr>
           <w:i/>
           <w:iCs/>
         </w:rPr>
-        <w:t xml:space="preserve">Findings of EMNLP 2024</w:t>
-      </w:r>
-      <w:r>
-        <w:t xml:space="preserve">. arXiv:2312.09039.</w:t>
+        <w:t xml:space="preserve">Foundations and Trends in Information Retrieval</w:t>
+      </w:r>
+      <w:r>
+        <w:t xml:space="preserve">, 3(4), 333–389.</w:t>
       </w:r>
     </w:p>
     <w:p>
@@ -19844,7 +22743,17 @@
         <w:jc w:val="both"/>
       </w:pPr>
       <w:r>
-        <w:t xml:space="preserve">Wang, J., Qin, C., Zheng, M., Si, Q., Li, P., &amp; Lin, Z. (2026). A Closer Look into LLMs for Table Understanding. arXiv:2603.15402.</w:t>
+        <w:t xml:space="preserve">Sui, Y., Zou, J., Zhou, M., et al. (2024). TAP4LLM: Table Provider on Sampling, Augmenting, and Packing Semi-structured Data for Large Language Model Reasoning. In </w:t>
+      </w:r>
+      <w:r>
+        <w:rPr>
+          <w:i/>
+          <w:iCs/>
+        </w:rPr>
+        <w:t xml:space="preserve">Findings of EMNLP 2024</w:t>
+      </w:r>
+      <w:r>
+        <w:t xml:space="preserve">. arXiv:2312.09039.</w:t>
       </w:r>
     </w:p>
     <w:p>
@@ -19857,17 +22766,7 @@
         <w:jc w:val="both"/>
       </w:pPr>
       <w:r>
-        <w:t xml:space="preserve">Wu, P., Yang, Y., Zhu, G., et al. (2025a). RealHiTBench: A Comprehensive Realistic Hierarchical Table Benchmark for Evaluating LLM-Based Table Analysis. In </w:t>
-      </w:r>
-      <w:r>
-        <w:rPr>
-          <w:i/>
-          <w:iCs/>
-        </w:rPr>
-        <w:t xml:space="preserve">Findings of ACL 2025</w:t>
-      </w:r>
-      <w:r>
-        <w:t xml:space="preserve">, pp. 7105–7137.</w:t>
+        <w:t xml:space="preserve">Wang, J., Qin, C., Zheng, M., Si, Q., Li, P., &amp; Lin, Z. (2026). A Closer Look into LLMs for Table Understanding. arXiv:2603.15402.</w:t>
       </w:r>
     </w:p>
     <w:p>
@@ -19880,17 +22779,17 @@
         <w:jc w:val="both"/>
       </w:pPr>
       <w:r>
-        <w:t xml:space="preserve">Wu, X., Yang, J., Chai, L., et al. (2025b). TableBench: A Comprehensive and Complex Benchmark for Table Question Answering. In </w:t>
+        <w:t xml:space="preserve">Wu, P., Yang, Y., Zhu, G., et al. (2025a). RealHiTBench: A Comprehensive Realistic Hierarchical Table Benchmark for Evaluating LLM-Based Table Analysis. In </w:t>
       </w:r>
       <w:r>
         <w:rPr>
           <w:i/>
           <w:iCs/>
         </w:rPr>
-        <w:t xml:space="preserve">Proceedings of AAAI 2025</w:t>
-      </w:r>
-      <w:r>
-        <w:t xml:space="preserve">, 39(24), pp. 25497–25506.</w:t>
+        <w:t xml:space="preserve">Findings of ACL 2025</w:t>
+      </w:r>
+      <w:r>
+        <w:t xml:space="preserve">, pp. 7105–7137.</w:t>
       </w:r>
     </w:p>
     <w:p>
@@ -19903,17 +22802,17 @@
         <w:jc w:val="both"/>
       </w:pPr>
       <w:r>
-        <w:t xml:space="preserve">Xiao, S., Liu, Z., Zhang, P., Muennighoff, N., Lian, D., &amp; Nie, J.-Y. (2024). C-Pack: Packed Resources For General Chinese Embeddings. In </w:t>
+        <w:t xml:space="preserve">Wu, X., Yang, J., Chai, L., et al. (2025b). TableBench: A Comprehensive and Complex Benchmark for Table Question Answering. In </w:t>
       </w:r>
       <w:r>
         <w:rPr>
           <w:i/>
           <w:iCs/>
         </w:rPr>
-        <w:t xml:space="preserve">Proceedings of SIGIR 2024</w:t>
-      </w:r>
-      <w:r>
-        <w:t xml:space="preserve">. arXiv:2309.07597.</w:t>
+        <w:t xml:space="preserve">Proceedings of AAAI 2025</w:t>
+      </w:r>
+      <w:r>
+        <w:t xml:space="preserve">, 39(24), pp. 25497–25506.</w:t>
       </w:r>
     </w:p>
     <w:p>
@@ -19926,17 +22825,17 @@
         <w:jc w:val="both"/>
       </w:pPr>
       <w:r>
-        <w:t xml:space="preserve">Yu, X., Jian, P., &amp; Chen, C. (2025). TableRAG: A Retrieval Augmented Generation Framework for Heterogeneous Document Reasoning. In </w:t>
+        <w:t xml:space="preserve">Xiao, S., Liu, Z., Zhang, P., Muennighoff, N., Lian, D., &amp; Nie, J.-Y. (2024). C-Pack: Packed Resources For General Chinese Embeddings. In </w:t>
       </w:r>
       <w:r>
         <w:rPr>
           <w:i/>
           <w:iCs/>
         </w:rPr>
-        <w:t xml:space="preserve">Proceedings of EMNLP 2025</w:t>
-      </w:r>
-      <w:r>
-        <w:t xml:space="preserve">. arXiv:2506.10380.</w:t>
+        <w:t xml:space="preserve">Proceedings of SIGIR 2024</w:t>
+      </w:r>
+      <w:r>
+        <w:t xml:space="preserve">. arXiv:2309.07597.</w:t>
       </w:r>
     </w:p>
     <w:p>
@@ -19949,17 +22848,17 @@
         <w:jc w:val="both"/>
       </w:pPr>
       <w:r>
-        <w:t xml:space="preserve">Zhang, C., Chen, Q., &amp; Zhang, M. (2026). Mixture-of-RAG: Integrating Text and Tables with Large Language Models. In </w:t>
+        <w:t xml:space="preserve">Yu, X., Jian, P., &amp; Chen, C. (2025). TableRAG: A Retrieval Augmented Generation Framework for Heterogeneous Document Reasoning. In </w:t>
       </w:r>
       <w:r>
         <w:rPr>
           <w:i/>
           <w:iCs/>
         </w:rPr>
-        <w:t xml:space="preserve">Proceedings of the 32nd ACM SIGKDD Conference on Knowledge Discovery and Data Mining (KDD 2026)</w:t>
-      </w:r>
-      <w:r>
-        <w:t xml:space="preserve">, pp. 1880–1891.</w:t>
+        <w:t xml:space="preserve">Proceedings of EMNLP 2025</w:t>
+      </w:r>
+      <w:r>
+        <w:t xml:space="preserve">. arXiv:2506.10380.</w:t>
       </w:r>
     </w:p>
     <w:p>
@@ -19972,17 +22871,17 @@
         <w:jc w:val="both"/>
       </w:pPr>
       <w:r>
-        <w:t xml:space="preserve">Zhang, T., Yue, X., Li, Y., &amp; Sun, H. (2024). TableLlama: Towards Open Large Generalist Models for Tables. In </w:t>
+        <w:t xml:space="preserve">Zhang, C., Chen, Q., &amp; Zhang, M. (2026). Mixture-of-RAG: Integrating Text and Tables with Large Language Models. In </w:t>
       </w:r>
       <w:r>
         <w:rPr>
           <w:i/>
           <w:iCs/>
         </w:rPr>
-        <w:t xml:space="preserve">Proceedings of NAACL 2024</w:t>
-      </w:r>
-      <w:r>
-        <w:t xml:space="preserve">. arXiv:2311.09206.</w:t>
+        <w:t xml:space="preserve">Proceedings of the 32nd ACM SIGKDD Conference on Knowledge Discovery and Data Mining (KDD 2026)</w:t>
+      </w:r>
+      <w:r>
+        <w:t xml:space="preserve">, pp. 1880–1891.</w:t>
       </w:r>
     </w:p>
     <w:p>
@@ -19995,17 +22894,17 @@
         <w:jc w:val="both"/>
       </w:pPr>
       <w:r>
-        <w:t xml:space="preserve">Zhao, Y., Li, Y., Li, C., &amp; Zhang, R. (2022). MultiHiertt: Numerical Reasoning over Multi Hierarchical Tabular and Textual Data. In </w:t>
+        <w:t xml:space="preserve">Zhang, T., Yue, X., Li, Y., &amp; Sun, H. (2024). TableLlama: Towards Open Large Generalist Models for Tables. In </w:t>
       </w:r>
       <w:r>
         <w:rPr>
           <w:i/>
           <w:iCs/>
         </w:rPr>
-        <w:t xml:space="preserve">Proceedings of the 60th Annual Meeting of the Association for Computational Linguistics (ACL 2022)</w:t>
-      </w:r>
-      <w:r>
-        <w:t xml:space="preserve">, pp. 6588–6600.</w:t>
+        <w:t xml:space="preserve">Proceedings of NAACL 2024</w:t>
+      </w:r>
+      <w:r>
+        <w:t xml:space="preserve">. arXiv:2311.09206.</w:t>
       </w:r>
     </w:p>
     <w:p>
@@ -20018,17 +22917,17 @@
         <w:jc w:val="both"/>
       </w:pPr>
       <w:r>
-        <w:t xml:space="preserve">Zhao, Y., Long, Y., Liu, H., et al. (2024). DocMath-Eval: Evaluating Math Reasoning Capabilities of LLMs in Understanding Long and Specialized Documents. In </w:t>
+        <w:t xml:space="preserve">Zhao, Y., Li, Y., Li, C., &amp; Zhang, R. (2022). MultiHiertt: Numerical Reasoning over Multi Hierarchical Tabular and Textual Data. In </w:t>
       </w:r>
       <w:r>
         <w:rPr>
           <w:i/>
           <w:iCs/>
         </w:rPr>
-        <w:t xml:space="preserve">Proceedings of ACL 2024</w:t>
-      </w:r>
-      <w:r>
-        <w:t xml:space="preserve">. arXiv:2311.09805.</w:t>
+        <w:t xml:space="preserve">Proceedings of the 60th Annual Meeting of the Association for Computational Linguistics (ACL 2022)</w:t>
+      </w:r>
+      <w:r>
+        <w:t xml:space="preserve">, pp. 6588–6600.</w:t>
       </w:r>
     </w:p>
     <w:p>
@@ -20077,7 +22976,7 @@
         <w:jc w:val="both"/>
       </w:pPr>
       <w:r>
-        <w:t xml:space="preserve">검색 문맥에서 필요한 줄만 LLM이 골라 남기는 필터를 리더 앞에 넣으면 답변 정확도가 어떻게 바뀌는지, 7개 검색 방법 모두에 같은 필터를 적용해 쟀다(사전등록 2026-09-21). 필터는 검색 문맥을 물리적 줄 단위로 나누어 번호를 붙이고(청크 안의 개행까지 나눈다), "값이 있는 줄과 그 값을 해석하는 데 필요한 머리글·라벨 줄을 모두 포함한 줄 번호만 출력하라"는 지시로 리더와 같은 모델(Qwen2.5-7B-Instruct 4비트)에 줄 번호를 받은 뒤 그 줄만 리더에게 준다. 같은 질의의 무필터·필터 답변을 같은 실행에서 나란히 쟀다. 이 필터는 리더 입력을 바꾸는 추가 단계이므로 본문의 주 비교(표 5-3)에 넣지 않았다. 이 실험은 본 방법을 s3c로 확정하기 전에 수행했으므로, 셀 문장 행은 이전 조건인 sleaf(잎 라벨 머리말을 붙인 문장, 3.3절)다. 이 행의 문맥은 주 결과표의 sleaf와 같은 문자열이다(300건 모두 일치). 본 방법(s3c)에는 이 필터를 적용하지 않았다.</w:t>
+        <w:t xml:space="preserve">검색 문맥에서 필요한 줄만 LLM이 골라 남기는 필터를 리더 앞에 넣으면 답변 정확도가 어떻게 바뀌는지, 7개 검색 방법 모두에 같은 필터를 적용해 쟀다(사전등록 2026-09-21). 필터는 검색 문맥을 물리적 줄 단위로 나누어 번호를 붙이고(청크 안의 개행까지 나눈다), "값이 있는 줄과 그 값을 해석하는 데 필요한 머리글·라벨 줄을 모두 포함한 줄 번호만 출력하라"는 지시로 리더와 같은 모델(Qwen2.5-7B-Instruct 4비트)에 줄 번호를 받은 뒤 그 줄만 리더에게 준다. 같은 질의의 무필터·필터 답변을 같은 실행에서 나란히 쟀다. 이 필터는 리더 입력을 바꾸는 추가 단계이므로 본문의 주 비교(표 5-4)에 넣지 않았다. 이 실험은 본 방법을 s3c로 확정하기 전에 수행했으므로, 셀 문장 행은 이전 조건인 sleaf(잎 라벨 머리말을 붙인 문장, 3.3절)다. 이 행의 문맥은 주 결과표의 sleaf와 같은 문자열이다(300건 모두 일치). 본 방법(s3c)에는 이 필터를 적용하지 않았다.</w:t>
       </w:r>
     </w:p>
     <w:p>
@@ -23257,7 +26156,7 @@
         <w:jc w:val="both"/>
       </w:pPr>
       <w:r>
-        <w:t xml:space="preserve">본 방법의 HiTab 단일 셀 조회 991건 검색 재현율은 예산(상위 k개 셀)이 1, 5, 10, 20일 때 각각 .6448, .8678, .9273, .9637이다. 본문의 주 지표는 예산 20의 운영점 하나이며, 이 값들은 참고용이다.</w:t>
+        <w:t xml:space="preserve">본 방법의 HiTab 단일 셀 조회 991건 검색 정확도는 예산(상위 k개 셀)이 1, 5, 10, 20일 때 각각 .6448, .8678, .9273, .9637이다. 본문의 주 지표는 예산 20의 운영점 하나이며, 이 값들은 참고용이다.</w:t>
       </w:r>
     </w:p>
     <w:p>
@@ -23265,7 +26164,7 @@
         <w:pStyle w:val="Heading2"/>
       </w:pPr>
       <w:r>
-        <w:t xml:space="preserve">부록 G. 머리글 규칙을 맞춘 보조 비교 (MultiHiertt, 처음 머리글 규칙)</w:t>
+        <w:t xml:space="preserve">부록 G. 처음 머리글 규칙 본 방법 대 비교군 (MultiHiertt)</w:t>
       </w:r>
     </w:p>
     <w:p>
@@ -23274,7 +26173,7 @@
         <w:jc w:val="both"/>
       </w:pPr>
       <w:r>
-        <w:t xml:space="preserve">RowCol·RandRow·TableRAG 셀 검색 재구현의 882건 답변은 처음 머리글 규칙(v1)의 검색 결과로 생성되었다(일부는 머리글 고친 규칙 v3.3으로도 생성). 여기서는 이 답변들을 같은 처음 규칙의 본 방법(361/882)과 짝지어 비교한다. 비교 12개를 한 묶음으로 Holm 보정했다. 처음 규칙과 최종 규칙의 셀 문장은 같은 문장 규칙(머리글 경로와 값)을 쓰고 머리글 경로만 다르다. 두 규칙의 셀 문장을 지금 코드로 다시 만들어 각 결과 파일의 문장 해시와 대조해 확인했다.</w:t>
+        <w:t xml:space="preserve">RowCol·RandRow·TableRAG 셀 검색 재구현의 882건 답변은 처음 머리글 규칙(v1)의 검색 결과로 생성되었다(일부는 머리글 고친 규칙 v3.3으로도 생성). 여기서는 이 답변들을 처음 규칙의 본 방법(361/882)과 짝지어 비교한다. 머리글 고친 규칙으로 생성한 비교군은 본 방법과 머리글 규칙이 다르므로 표 G-1에 "규칙 불일치"로 표시했다. 비교 12개를 한 묶음으로 Holm 보정했다. 처음 규칙과 최종 규칙의 셀 문장은 같은 문장 규칙(머리글 경로와 값)을 쓰고 머리글 경로만 다르다. 두 규칙의 셀 문장을 지금 코드로 다시 만들어 각 결과 파일의 문장 해시와 대조해 확인했다.</w:t>
       </w:r>
     </w:p>
     <w:p>
@@ -23298,13 +26197,13 @@
         </w:tblBorders>
       </w:tblPr>
       <w:tblGrid>
-        <w:gridCol w:w="1995"/>
-        <w:gridCol w:w="921"/>
-        <w:gridCol w:w="1305"/>
-        <w:gridCol w:w="787"/>
-        <w:gridCol w:w="787"/>
-        <w:gridCol w:w="787"/>
-        <w:gridCol w:w="788"/>
+        <w:gridCol w:w="1750"/>
+        <w:gridCol w:w="1414"/>
+        <w:gridCol w:w="1144"/>
+        <w:gridCol w:w="764"/>
+        <w:gridCol w:w="764"/>
+        <w:gridCol w:w="764"/>
+        <w:gridCol w:w="770"/>
       </w:tblGrid>
       <w:tr>
         <w:trPr>
@@ -23312,7 +26211,7 @@
         </w:trPr>
         <w:tc>
           <w:tcPr>
-            <w:tcW w:type="dxa" w:w="1995"/>
+            <w:tcW w:type="dxa" w:w="1750"/>
             <w:tcBorders>
               <w:top w:val="single" w:color="808080" w:sz="4"/>
               <w:left w:val="single" w:color="808080" w:sz="4"/>
@@ -23346,7 +26245,7 @@
         </w:tc>
         <w:tc>
           <w:tcPr>
-            <w:tcW w:type="dxa" w:w="921"/>
+            <w:tcW w:type="dxa" w:w="1414"/>
             <w:tcBorders>
               <w:top w:val="single" w:color="808080" w:sz="4"/>
               <w:left w:val="single" w:color="808080" w:sz="4"/>
@@ -23380,7 +26279,7 @@
         </w:tc>
         <w:tc>
           <w:tcPr>
-            <w:tcW w:type="dxa" w:w="1305"/>
+            <w:tcW w:type="dxa" w:w="1144"/>
             <w:tcBorders>
               <w:top w:val="single" w:color="808080" w:sz="4"/>
               <w:left w:val="single" w:color="808080" w:sz="4"/>
@@ -23414,7 +26313,7 @@
         </w:tc>
         <w:tc>
           <w:tcPr>
-            <w:tcW w:type="dxa" w:w="787"/>
+            <w:tcW w:type="dxa" w:w="764"/>
             <w:tcBorders>
               <w:top w:val="single" w:color="808080" w:sz="4"/>
               <w:left w:val="single" w:color="808080" w:sz="4"/>
@@ -23448,7 +26347,7 @@
         </w:tc>
         <w:tc>
           <w:tcPr>
-            <w:tcW w:type="dxa" w:w="787"/>
+            <w:tcW w:type="dxa" w:w="764"/>
             <w:tcBorders>
               <w:top w:val="single" w:color="808080" w:sz="4"/>
               <w:left w:val="single" w:color="808080" w:sz="4"/>
@@ -23482,7 +26381,7 @@
         </w:tc>
         <w:tc>
           <w:tcPr>
-            <w:tcW w:type="dxa" w:w="787"/>
+            <w:tcW w:type="dxa" w:w="764"/>
             <w:tcBorders>
               <w:top w:val="single" w:color="808080" w:sz="4"/>
               <w:left w:val="single" w:color="808080" w:sz="4"/>
@@ -23516,7 +26415,7 @@
         </w:tc>
         <w:tc>
           <w:tcPr>
-            <w:tcW w:type="dxa" w:w="788"/>
+            <w:tcW w:type="dxa" w:w="770"/>
             <w:tcBorders>
               <w:top w:val="single" w:color="808080" w:sz="4"/>
               <w:left w:val="single" w:color="808080" w:sz="4"/>
@@ -23555,7 +26454,7 @@
         </w:trPr>
         <w:tc>
           <w:tcPr>
-            <w:tcW w:type="dxa" w:w="1995"/>
+            <w:tcW w:type="dxa" w:w="1750"/>
             <w:tcBorders>
               <w:top w:val="single" w:color="808080" w:sz="4"/>
               <w:left w:val="single" w:color="808080" w:sz="4"/>
@@ -23586,7 +26485,7 @@
         </w:tc>
         <w:tc>
           <w:tcPr>
-            <w:tcW w:type="dxa" w:w="921"/>
+            <w:tcW w:type="dxa" w:w="1414"/>
             <w:tcBorders>
               <w:top w:val="single" w:color="808080" w:sz="4"/>
               <w:left w:val="single" w:color="808080" w:sz="4"/>
@@ -23617,7 +26516,7 @@
         </w:tc>
         <w:tc>
           <w:tcPr>
-            <w:tcW w:type="dxa" w:w="1305"/>
+            <w:tcW w:type="dxa" w:w="1144"/>
             <w:tcBorders>
               <w:top w:val="single" w:color="808080" w:sz="4"/>
               <w:left w:val="single" w:color="808080" w:sz="4"/>
@@ -23648,7 +26547,7 @@
         </w:tc>
         <w:tc>
           <w:tcPr>
-            <w:tcW w:type="dxa" w:w="787"/>
+            <w:tcW w:type="dxa" w:w="764"/>
             <w:tcBorders>
               <w:top w:val="single" w:color="808080" w:sz="4"/>
               <w:left w:val="single" w:color="808080" w:sz="4"/>
@@ -23679,7 +26578,7 @@
         </w:tc>
         <w:tc>
           <w:tcPr>
-            <w:tcW w:type="dxa" w:w="787"/>
+            <w:tcW w:type="dxa" w:w="764"/>
             <w:tcBorders>
               <w:top w:val="single" w:color="808080" w:sz="4"/>
               <w:left w:val="single" w:color="808080" w:sz="4"/>
@@ -23710,7 +26609,7 @@
         </w:tc>
         <w:tc>
           <w:tcPr>
-            <w:tcW w:type="dxa" w:w="787"/>
+            <w:tcW w:type="dxa" w:w="764"/>
             <w:tcBorders>
               <w:top w:val="single" w:color="808080" w:sz="4"/>
               <w:left w:val="single" w:color="808080" w:sz="4"/>
@@ -23741,7 +26640,7 @@
         </w:tc>
         <w:tc>
           <w:tcPr>
-            <w:tcW w:type="dxa" w:w="788"/>
+            <w:tcW w:type="dxa" w:w="770"/>
             <w:tcBorders>
               <w:top w:val="single" w:color="808080" w:sz="4"/>
               <w:left w:val="single" w:color="808080" w:sz="4"/>
@@ -23777,7 +26676,7 @@
         </w:trPr>
         <w:tc>
           <w:tcPr>
-            <w:tcW w:type="dxa" w:w="1995"/>
+            <w:tcW w:type="dxa" w:w="1750"/>
             <w:tcBorders>
               <w:top w:val="single" w:color="808080" w:sz="4"/>
               <w:left w:val="single" w:color="808080" w:sz="4"/>
@@ -23808,7 +26707,7 @@
         </w:tc>
         <w:tc>
           <w:tcPr>
-            <w:tcW w:type="dxa" w:w="921"/>
+            <w:tcW w:type="dxa" w:w="1414"/>
             <w:tcBorders>
               <w:top w:val="single" w:color="808080" w:sz="4"/>
               <w:left w:val="single" w:color="808080" w:sz="4"/>
@@ -23839,7 +26738,7 @@
         </w:tc>
         <w:tc>
           <w:tcPr>
-            <w:tcW w:type="dxa" w:w="1305"/>
+            <w:tcW w:type="dxa" w:w="1144"/>
             <w:tcBorders>
               <w:top w:val="single" w:color="808080" w:sz="4"/>
               <w:left w:val="single" w:color="808080" w:sz="4"/>
@@ -23870,7 +26769,7 @@
         </w:tc>
         <w:tc>
           <w:tcPr>
-            <w:tcW w:type="dxa" w:w="787"/>
+            <w:tcW w:type="dxa" w:w="764"/>
             <w:tcBorders>
               <w:top w:val="single" w:color="808080" w:sz="4"/>
               <w:left w:val="single" w:color="808080" w:sz="4"/>
@@ -23901,7 +26800,7 @@
         </w:tc>
         <w:tc>
           <w:tcPr>
-            <w:tcW w:type="dxa" w:w="787"/>
+            <w:tcW w:type="dxa" w:w="764"/>
             <w:tcBorders>
               <w:top w:val="single" w:color="808080" w:sz="4"/>
               <w:left w:val="single" w:color="808080" w:sz="4"/>
@@ -23932,7 +26831,7 @@
         </w:tc>
         <w:tc>
           <w:tcPr>
-            <w:tcW w:type="dxa" w:w="787"/>
+            <w:tcW w:type="dxa" w:w="764"/>
             <w:tcBorders>
               <w:top w:val="single" w:color="808080" w:sz="4"/>
               <w:left w:val="single" w:color="808080" w:sz="4"/>
@@ -23963,7 +26862,7 @@
         </w:tc>
         <w:tc>
           <w:tcPr>
-            <w:tcW w:type="dxa" w:w="788"/>
+            <w:tcW w:type="dxa" w:w="770"/>
             <w:tcBorders>
               <w:top w:val="single" w:color="808080" w:sz="4"/>
               <w:left w:val="single" w:color="808080" w:sz="4"/>
@@ -23999,7 +26898,7 @@
         </w:trPr>
         <w:tc>
           <w:tcPr>
-            <w:tcW w:type="dxa" w:w="1995"/>
+            <w:tcW w:type="dxa" w:w="1750"/>
             <w:tcBorders>
               <w:top w:val="single" w:color="808080" w:sz="4"/>
               <w:left w:val="single" w:color="808080" w:sz="4"/>
@@ -24030,7 +26929,7 @@
         </w:tc>
         <w:tc>
           <w:tcPr>
-            <w:tcW w:type="dxa" w:w="921"/>
+            <w:tcW w:type="dxa" w:w="1414"/>
             <w:tcBorders>
               <w:top w:val="single" w:color="808080" w:sz="4"/>
               <w:left w:val="single" w:color="808080" w:sz="4"/>
@@ -24061,7 +26960,7 @@
         </w:tc>
         <w:tc>
           <w:tcPr>
-            <w:tcW w:type="dxa" w:w="1305"/>
+            <w:tcW w:type="dxa" w:w="1144"/>
             <w:tcBorders>
               <w:top w:val="single" w:color="808080" w:sz="4"/>
               <w:left w:val="single" w:color="808080" w:sz="4"/>
@@ -24092,7 +26991,7 @@
         </w:tc>
         <w:tc>
           <w:tcPr>
-            <w:tcW w:type="dxa" w:w="787"/>
+            <w:tcW w:type="dxa" w:w="764"/>
             <w:tcBorders>
               <w:top w:val="single" w:color="808080" w:sz="4"/>
               <w:left w:val="single" w:color="808080" w:sz="4"/>
@@ -24123,7 +27022,7 @@
         </w:tc>
         <w:tc>
           <w:tcPr>
-            <w:tcW w:type="dxa" w:w="787"/>
+            <w:tcW w:type="dxa" w:w="764"/>
             <w:tcBorders>
               <w:top w:val="single" w:color="808080" w:sz="4"/>
               <w:left w:val="single" w:color="808080" w:sz="4"/>
@@ -24154,7 +27053,7 @@
         </w:tc>
         <w:tc>
           <w:tcPr>
-            <w:tcW w:type="dxa" w:w="787"/>
+            <w:tcW w:type="dxa" w:w="764"/>
             <w:tcBorders>
               <w:top w:val="single" w:color="808080" w:sz="4"/>
               <w:left w:val="single" w:color="808080" w:sz="4"/>
@@ -24185,7 +27084,7 @@
         </w:tc>
         <w:tc>
           <w:tcPr>
-            <w:tcW w:type="dxa" w:w="788"/>
+            <w:tcW w:type="dxa" w:w="770"/>
             <w:tcBorders>
               <w:top w:val="single" w:color="808080" w:sz="4"/>
               <w:left w:val="single" w:color="808080" w:sz="4"/>
@@ -24221,7 +27120,7 @@
         </w:trPr>
         <w:tc>
           <w:tcPr>
-            <w:tcW w:type="dxa" w:w="1995"/>
+            <w:tcW w:type="dxa" w:w="1750"/>
             <w:tcBorders>
               <w:top w:val="single" w:color="808080" w:sz="4"/>
               <w:left w:val="single" w:color="808080" w:sz="4"/>
@@ -24252,7 +27151,7 @@
         </w:tc>
         <w:tc>
           <w:tcPr>
-            <w:tcW w:type="dxa" w:w="921"/>
+            <w:tcW w:type="dxa" w:w="1414"/>
             <w:tcBorders>
               <w:top w:val="single" w:color="808080" w:sz="4"/>
               <w:left w:val="single" w:color="808080" w:sz="4"/>
@@ -24283,7 +27182,7 @@
         </w:tc>
         <w:tc>
           <w:tcPr>
-            <w:tcW w:type="dxa" w:w="1305"/>
+            <w:tcW w:type="dxa" w:w="1144"/>
             <w:tcBorders>
               <w:top w:val="single" w:color="808080" w:sz="4"/>
               <w:left w:val="single" w:color="808080" w:sz="4"/>
@@ -24314,7 +27213,7 @@
         </w:tc>
         <w:tc>
           <w:tcPr>
-            <w:tcW w:type="dxa" w:w="787"/>
+            <w:tcW w:type="dxa" w:w="764"/>
             <w:tcBorders>
               <w:top w:val="single" w:color="808080" w:sz="4"/>
               <w:left w:val="single" w:color="808080" w:sz="4"/>
@@ -24345,7 +27244,7 @@
         </w:tc>
         <w:tc>
           <w:tcPr>
-            <w:tcW w:type="dxa" w:w="787"/>
+            <w:tcW w:type="dxa" w:w="764"/>
             <w:tcBorders>
               <w:top w:val="single" w:color="808080" w:sz="4"/>
               <w:left w:val="single" w:color="808080" w:sz="4"/>
@@ -24376,7 +27275,7 @@
         </w:tc>
         <w:tc>
           <w:tcPr>
-            <w:tcW w:type="dxa" w:w="787"/>
+            <w:tcW w:type="dxa" w:w="764"/>
             <w:tcBorders>
               <w:top w:val="single" w:color="808080" w:sz="4"/>
               <w:left w:val="single" w:color="808080" w:sz="4"/>
@@ -24407,7 +27306,7 @@
         </w:tc>
         <w:tc>
           <w:tcPr>
-            <w:tcW w:type="dxa" w:w="788"/>
+            <w:tcW w:type="dxa" w:w="770"/>
             <w:tcBorders>
               <w:top w:val="single" w:color="808080" w:sz="4"/>
               <w:left w:val="single" w:color="808080" w:sz="4"/>
@@ -24443,7 +27342,7 @@
         </w:trPr>
         <w:tc>
           <w:tcPr>
-            <w:tcW w:type="dxa" w:w="1995"/>
+            <w:tcW w:type="dxa" w:w="1750"/>
             <w:tcBorders>
               <w:top w:val="single" w:color="808080" w:sz="4"/>
               <w:left w:val="single" w:color="808080" w:sz="4"/>
@@ -24474,7 +27373,7 @@
         </w:tc>
         <w:tc>
           <w:tcPr>
-            <w:tcW w:type="dxa" w:w="921"/>
+            <w:tcW w:type="dxa" w:w="1414"/>
             <w:tcBorders>
               <w:top w:val="single" w:color="808080" w:sz="4"/>
               <w:left w:val="single" w:color="808080" w:sz="4"/>
@@ -24505,7 +27404,7 @@
         </w:tc>
         <w:tc>
           <w:tcPr>
-            <w:tcW w:type="dxa" w:w="1305"/>
+            <w:tcW w:type="dxa" w:w="1144"/>
             <w:tcBorders>
               <w:top w:val="single" w:color="808080" w:sz="4"/>
               <w:left w:val="single" w:color="808080" w:sz="4"/>
@@ -24536,7 +27435,7 @@
         </w:tc>
         <w:tc>
           <w:tcPr>
-            <w:tcW w:type="dxa" w:w="787"/>
+            <w:tcW w:type="dxa" w:w="764"/>
             <w:tcBorders>
               <w:top w:val="single" w:color="808080" w:sz="4"/>
               <w:left w:val="single" w:color="808080" w:sz="4"/>
@@ -24567,7 +27466,7 @@
         </w:tc>
         <w:tc>
           <w:tcPr>
-            <w:tcW w:type="dxa" w:w="787"/>
+            <w:tcW w:type="dxa" w:w="764"/>
             <w:tcBorders>
               <w:top w:val="single" w:color="808080" w:sz="4"/>
               <w:left w:val="single" w:color="808080" w:sz="4"/>
@@ -24598,7 +27497,7 @@
         </w:tc>
         <w:tc>
           <w:tcPr>
-            <w:tcW w:type="dxa" w:w="787"/>
+            <w:tcW w:type="dxa" w:w="764"/>
             <w:tcBorders>
               <w:top w:val="single" w:color="808080" w:sz="4"/>
               <w:left w:val="single" w:color="808080" w:sz="4"/>
@@ -24629,7 +27528,7 @@
         </w:tc>
         <w:tc>
           <w:tcPr>
-            <w:tcW w:type="dxa" w:w="788"/>
+            <w:tcW w:type="dxa" w:w="770"/>
             <w:tcBorders>
               <w:top w:val="single" w:color="808080" w:sz="4"/>
               <w:left w:val="single" w:color="808080" w:sz="4"/>
@@ -24665,7 +27564,7 @@
         </w:trPr>
         <w:tc>
           <w:tcPr>
-            <w:tcW w:type="dxa" w:w="1995"/>
+            <w:tcW w:type="dxa" w:w="1750"/>
             <w:tcBorders>
               <w:top w:val="single" w:color="808080" w:sz="4"/>
               <w:left w:val="single" w:color="808080" w:sz="4"/>
@@ -24696,7 +27595,7 @@
         </w:tc>
         <w:tc>
           <w:tcPr>
-            <w:tcW w:type="dxa" w:w="921"/>
+            <w:tcW w:type="dxa" w:w="1414"/>
             <w:tcBorders>
               <w:top w:val="single" w:color="808080" w:sz="4"/>
               <w:left w:val="single" w:color="808080" w:sz="4"/>
@@ -24721,13 +27620,13 @@
                 <w:sz w:val="17"/>
                 <w:szCs w:val="17"/>
               </w:rPr>
-              <w:t xml:space="preserve">머리글 고친 규칙 검색</w:t>
-            </w:r>
-          </w:p>
-        </w:tc>
-        <w:tc>
-          <w:tcPr>
-            <w:tcW w:type="dxa" w:w="1305"/>
+              <w:t xml:space="preserve">머리글 고친 규칙 검색 (규칙 불일치)</w:t>
+            </w:r>
+          </w:p>
+        </w:tc>
+        <w:tc>
+          <w:tcPr>
+            <w:tcW w:type="dxa" w:w="1144"/>
             <w:tcBorders>
               <w:top w:val="single" w:color="808080" w:sz="4"/>
               <w:left w:val="single" w:color="808080" w:sz="4"/>
@@ -24758,7 +27657,7 @@
         </w:tc>
         <w:tc>
           <w:tcPr>
-            <w:tcW w:type="dxa" w:w="787"/>
+            <w:tcW w:type="dxa" w:w="764"/>
             <w:tcBorders>
               <w:top w:val="single" w:color="808080" w:sz="4"/>
               <w:left w:val="single" w:color="808080" w:sz="4"/>
@@ -24789,7 +27688,7 @@
         </w:tc>
         <w:tc>
           <w:tcPr>
-            <w:tcW w:type="dxa" w:w="787"/>
+            <w:tcW w:type="dxa" w:w="764"/>
             <w:tcBorders>
               <w:top w:val="single" w:color="808080" w:sz="4"/>
               <w:left w:val="single" w:color="808080" w:sz="4"/>
@@ -24820,7 +27719,7 @@
         </w:tc>
         <w:tc>
           <w:tcPr>
-            <w:tcW w:type="dxa" w:w="787"/>
+            <w:tcW w:type="dxa" w:w="764"/>
             <w:tcBorders>
               <w:top w:val="single" w:color="808080" w:sz="4"/>
               <w:left w:val="single" w:color="808080" w:sz="4"/>
@@ -24851,7 +27750,7 @@
         </w:tc>
         <w:tc>
           <w:tcPr>
-            <w:tcW w:type="dxa" w:w="788"/>
+            <w:tcW w:type="dxa" w:w="770"/>
             <w:tcBorders>
               <w:top w:val="single" w:color="808080" w:sz="4"/>
               <w:left w:val="single" w:color="808080" w:sz="4"/>
@@ -24887,7 +27786,7 @@
         </w:trPr>
         <w:tc>
           <w:tcPr>
-            <w:tcW w:type="dxa" w:w="1995"/>
+            <w:tcW w:type="dxa" w:w="1750"/>
             <w:tcBorders>
               <w:top w:val="single" w:color="808080" w:sz="4"/>
               <w:left w:val="single" w:color="808080" w:sz="4"/>
@@ -24918,7 +27817,7 @@
         </w:tc>
         <w:tc>
           <w:tcPr>
-            <w:tcW w:type="dxa" w:w="921"/>
+            <w:tcW w:type="dxa" w:w="1414"/>
             <w:tcBorders>
               <w:top w:val="single" w:color="808080" w:sz="4"/>
               <w:left w:val="single" w:color="808080" w:sz="4"/>
@@ -24949,7 +27848,7 @@
         </w:tc>
         <w:tc>
           <w:tcPr>
-            <w:tcW w:type="dxa" w:w="1305"/>
+            <w:tcW w:type="dxa" w:w="1144"/>
             <w:tcBorders>
               <w:top w:val="single" w:color="808080" w:sz="4"/>
               <w:left w:val="single" w:color="808080" w:sz="4"/>
@@ -24980,7 +27879,7 @@
         </w:tc>
         <w:tc>
           <w:tcPr>
-            <w:tcW w:type="dxa" w:w="787"/>
+            <w:tcW w:type="dxa" w:w="764"/>
             <w:tcBorders>
               <w:top w:val="single" w:color="808080" w:sz="4"/>
               <w:left w:val="single" w:color="808080" w:sz="4"/>
@@ -25011,7 +27910,7 @@
         </w:tc>
         <w:tc>
           <w:tcPr>
-            <w:tcW w:type="dxa" w:w="787"/>
+            <w:tcW w:type="dxa" w:w="764"/>
             <w:tcBorders>
               <w:top w:val="single" w:color="808080" w:sz="4"/>
               <w:left w:val="single" w:color="808080" w:sz="4"/>
@@ -25042,7 +27941,7 @@
         </w:tc>
         <w:tc>
           <w:tcPr>
-            <w:tcW w:type="dxa" w:w="787"/>
+            <w:tcW w:type="dxa" w:w="764"/>
             <w:tcBorders>
               <w:top w:val="single" w:color="808080" w:sz="4"/>
               <w:left w:val="single" w:color="808080" w:sz="4"/>
@@ -25073,7 +27972,7 @@
         </w:tc>
         <w:tc>
           <w:tcPr>
-            <w:tcW w:type="dxa" w:w="788"/>
+            <w:tcW w:type="dxa" w:w="770"/>
             <w:tcBorders>
               <w:top w:val="single" w:color="808080" w:sz="4"/>
               <w:left w:val="single" w:color="808080" w:sz="4"/>
@@ -25109,7 +28008,7 @@
         </w:trPr>
         <w:tc>
           <w:tcPr>
-            <w:tcW w:type="dxa" w:w="1995"/>
+            <w:tcW w:type="dxa" w:w="1750"/>
             <w:tcBorders>
               <w:top w:val="single" w:color="808080" w:sz="4"/>
               <w:left w:val="single" w:color="808080" w:sz="4"/>
@@ -25140,7 +28039,7 @@
         </w:tc>
         <w:tc>
           <w:tcPr>
-            <w:tcW w:type="dxa" w:w="921"/>
+            <w:tcW w:type="dxa" w:w="1414"/>
             <w:tcBorders>
               <w:top w:val="single" w:color="808080" w:sz="4"/>
               <w:left w:val="single" w:color="808080" w:sz="4"/>
@@ -25171,7 +28070,7 @@
         </w:tc>
         <w:tc>
           <w:tcPr>
-            <w:tcW w:type="dxa" w:w="1305"/>
+            <w:tcW w:type="dxa" w:w="1144"/>
             <w:tcBorders>
               <w:top w:val="single" w:color="808080" w:sz="4"/>
               <w:left w:val="single" w:color="808080" w:sz="4"/>
@@ -25202,7 +28101,7 @@
         </w:tc>
         <w:tc>
           <w:tcPr>
-            <w:tcW w:type="dxa" w:w="787"/>
+            <w:tcW w:type="dxa" w:w="764"/>
             <w:tcBorders>
               <w:top w:val="single" w:color="808080" w:sz="4"/>
               <w:left w:val="single" w:color="808080" w:sz="4"/>
@@ -25233,7 +28132,7 @@
         </w:tc>
         <w:tc>
           <w:tcPr>
-            <w:tcW w:type="dxa" w:w="787"/>
+            <w:tcW w:type="dxa" w:w="764"/>
             <w:tcBorders>
               <w:top w:val="single" w:color="808080" w:sz="4"/>
               <w:left w:val="single" w:color="808080" w:sz="4"/>
@@ -25264,7 +28163,7 @@
         </w:tc>
         <w:tc>
           <w:tcPr>
-            <w:tcW w:type="dxa" w:w="787"/>
+            <w:tcW w:type="dxa" w:w="764"/>
             <w:tcBorders>
               <w:top w:val="single" w:color="808080" w:sz="4"/>
               <w:left w:val="single" w:color="808080" w:sz="4"/>
@@ -25295,7 +28194,7 @@
         </w:tc>
         <w:tc>
           <w:tcPr>
-            <w:tcW w:type="dxa" w:w="788"/>
+            <w:tcW w:type="dxa" w:w="770"/>
             <w:tcBorders>
               <w:top w:val="single" w:color="808080" w:sz="4"/>
               <w:left w:val="single" w:color="808080" w:sz="4"/>
@@ -25331,7 +28230,7 @@
         </w:trPr>
         <w:tc>
           <w:tcPr>
-            <w:tcW w:type="dxa" w:w="1995"/>
+            <w:tcW w:type="dxa" w:w="1750"/>
             <w:tcBorders>
               <w:top w:val="single" w:color="808080" w:sz="4"/>
               <w:left w:val="single" w:color="808080" w:sz="4"/>
@@ -25362,7 +28261,7 @@
         </w:tc>
         <w:tc>
           <w:tcPr>
-            <w:tcW w:type="dxa" w:w="921"/>
+            <w:tcW w:type="dxa" w:w="1414"/>
             <w:tcBorders>
               <w:top w:val="single" w:color="808080" w:sz="4"/>
               <w:left w:val="single" w:color="808080" w:sz="4"/>
@@ -25393,7 +28292,7 @@
         </w:tc>
         <w:tc>
           <w:tcPr>
-            <w:tcW w:type="dxa" w:w="1305"/>
+            <w:tcW w:type="dxa" w:w="1144"/>
             <w:tcBorders>
               <w:top w:val="single" w:color="808080" w:sz="4"/>
               <w:left w:val="single" w:color="808080" w:sz="4"/>
@@ -25424,7 +28323,7 @@
         </w:tc>
         <w:tc>
           <w:tcPr>
-            <w:tcW w:type="dxa" w:w="787"/>
+            <w:tcW w:type="dxa" w:w="764"/>
             <w:tcBorders>
               <w:top w:val="single" w:color="808080" w:sz="4"/>
               <w:left w:val="single" w:color="808080" w:sz="4"/>
@@ -25455,7 +28354,7 @@
         </w:tc>
         <w:tc>
           <w:tcPr>
-            <w:tcW w:type="dxa" w:w="787"/>
+            <w:tcW w:type="dxa" w:w="764"/>
             <w:tcBorders>
               <w:top w:val="single" w:color="808080" w:sz="4"/>
               <w:left w:val="single" w:color="808080" w:sz="4"/>
@@ -25486,7 +28385,7 @@
         </w:tc>
         <w:tc>
           <w:tcPr>
-            <w:tcW w:type="dxa" w:w="787"/>
+            <w:tcW w:type="dxa" w:w="764"/>
             <w:tcBorders>
               <w:top w:val="single" w:color="808080" w:sz="4"/>
               <w:left w:val="single" w:color="808080" w:sz="4"/>
@@ -25517,7 +28416,7 @@
         </w:tc>
         <w:tc>
           <w:tcPr>
-            <w:tcW w:type="dxa" w:w="788"/>
+            <w:tcW w:type="dxa" w:w="770"/>
             <w:tcBorders>
               <w:top w:val="single" w:color="808080" w:sz="4"/>
               <w:left w:val="single" w:color="808080" w:sz="4"/>
@@ -25553,7 +28452,7 @@
         </w:trPr>
         <w:tc>
           <w:tcPr>
-            <w:tcW w:type="dxa" w:w="1995"/>
+            <w:tcW w:type="dxa" w:w="1750"/>
             <w:tcBorders>
               <w:top w:val="single" w:color="808080" w:sz="4"/>
               <w:left w:val="single" w:color="808080" w:sz="4"/>
@@ -25584,7 +28483,7 @@
         </w:tc>
         <w:tc>
           <w:tcPr>
-            <w:tcW w:type="dxa" w:w="921"/>
+            <w:tcW w:type="dxa" w:w="1414"/>
             <w:tcBorders>
               <w:top w:val="single" w:color="808080" w:sz="4"/>
               <w:left w:val="single" w:color="808080" w:sz="4"/>
@@ -25609,13 +28508,13 @@
                 <w:sz w:val="17"/>
                 <w:szCs w:val="17"/>
               </w:rPr>
-              <w:t xml:space="preserve">머리글 고친 규칙 검색</w:t>
-            </w:r>
-          </w:p>
-        </w:tc>
-        <w:tc>
-          <w:tcPr>
-            <w:tcW w:type="dxa" w:w="1305"/>
+              <w:t xml:space="preserve">머리글 고친 규칙 검색 (규칙 불일치)</w:t>
+            </w:r>
+          </w:p>
+        </w:tc>
+        <w:tc>
+          <w:tcPr>
+            <w:tcW w:type="dxa" w:w="1144"/>
             <w:tcBorders>
               <w:top w:val="single" w:color="808080" w:sz="4"/>
               <w:left w:val="single" w:color="808080" w:sz="4"/>
@@ -25646,7 +28545,7 @@
         </w:tc>
         <w:tc>
           <w:tcPr>
-            <w:tcW w:type="dxa" w:w="787"/>
+            <w:tcW w:type="dxa" w:w="764"/>
             <w:tcBorders>
               <w:top w:val="single" w:color="808080" w:sz="4"/>
               <w:left w:val="single" w:color="808080" w:sz="4"/>
@@ -25677,7 +28576,7 @@
         </w:tc>
         <w:tc>
           <w:tcPr>
-            <w:tcW w:type="dxa" w:w="787"/>
+            <w:tcW w:type="dxa" w:w="764"/>
             <w:tcBorders>
               <w:top w:val="single" w:color="808080" w:sz="4"/>
               <w:left w:val="single" w:color="808080" w:sz="4"/>
@@ -25708,7 +28607,7 @@
         </w:tc>
         <w:tc>
           <w:tcPr>
-            <w:tcW w:type="dxa" w:w="787"/>
+            <w:tcW w:type="dxa" w:w="764"/>
             <w:tcBorders>
               <w:top w:val="single" w:color="808080" w:sz="4"/>
               <w:left w:val="single" w:color="808080" w:sz="4"/>
@@ -25739,7 +28638,7 @@
         </w:tc>
         <w:tc>
           <w:tcPr>
-            <w:tcW w:type="dxa" w:w="788"/>
+            <w:tcW w:type="dxa" w:w="770"/>
             <w:tcBorders>
               <w:top w:val="single" w:color="808080" w:sz="4"/>
               <w:left w:val="single" w:color="808080" w:sz="4"/>
@@ -25775,7 +28674,7 @@
         </w:trPr>
         <w:tc>
           <w:tcPr>
-            <w:tcW w:type="dxa" w:w="1995"/>
+            <w:tcW w:type="dxa" w:w="1750"/>
             <w:tcBorders>
               <w:top w:val="single" w:color="808080" w:sz="4"/>
               <w:left w:val="single" w:color="808080" w:sz="4"/>
@@ -25806,7 +28705,7 @@
         </w:tc>
         <w:tc>
           <w:tcPr>
-            <w:tcW w:type="dxa" w:w="921"/>
+            <w:tcW w:type="dxa" w:w="1414"/>
             <w:tcBorders>
               <w:top w:val="single" w:color="808080" w:sz="4"/>
               <w:left w:val="single" w:color="808080" w:sz="4"/>
@@ -25837,7 +28736,7 @@
         </w:tc>
         <w:tc>
           <w:tcPr>
-            <w:tcW w:type="dxa" w:w="1305"/>
+            <w:tcW w:type="dxa" w:w="1144"/>
             <w:tcBorders>
               <w:top w:val="single" w:color="808080" w:sz="4"/>
               <w:left w:val="single" w:color="808080" w:sz="4"/>
@@ -25868,7 +28767,7 @@
         </w:tc>
         <w:tc>
           <w:tcPr>
-            <w:tcW w:type="dxa" w:w="787"/>
+            <w:tcW w:type="dxa" w:w="764"/>
             <w:tcBorders>
               <w:top w:val="single" w:color="808080" w:sz="4"/>
               <w:left w:val="single" w:color="808080" w:sz="4"/>
@@ -25899,7 +28798,7 @@
         </w:tc>
         <w:tc>
           <w:tcPr>
-            <w:tcW w:type="dxa" w:w="787"/>
+            <w:tcW w:type="dxa" w:w="764"/>
             <w:tcBorders>
               <w:top w:val="single" w:color="808080" w:sz="4"/>
               <w:left w:val="single" w:color="808080" w:sz="4"/>
@@ -25930,7 +28829,7 @@
         </w:tc>
         <w:tc>
           <w:tcPr>
-            <w:tcW w:type="dxa" w:w="787"/>
+            <w:tcW w:type="dxa" w:w="764"/>
             <w:tcBorders>
               <w:top w:val="single" w:color="808080" w:sz="4"/>
               <w:left w:val="single" w:color="808080" w:sz="4"/>
@@ -25961,7 +28860,7 @@
         </w:tc>
         <w:tc>
           <w:tcPr>
-            <w:tcW w:type="dxa" w:w="788"/>
+            <w:tcW w:type="dxa" w:w="770"/>
             <w:tcBorders>
               <w:top w:val="single" w:color="808080" w:sz="4"/>
               <w:left w:val="single" w:color="808080" w:sz="4"/>
@@ -25997,7 +28896,7 @@
         </w:trPr>
         <w:tc>
           <w:tcPr>
-            <w:tcW w:type="dxa" w:w="1995"/>
+            <w:tcW w:type="dxa" w:w="1750"/>
             <w:tcBorders>
               <w:top w:val="single" w:color="808080" w:sz="4"/>
               <w:left w:val="single" w:color="808080" w:sz="4"/>
@@ -26028,7 +28927,7 @@
         </w:tc>
         <w:tc>
           <w:tcPr>
-            <w:tcW w:type="dxa" w:w="921"/>
+            <w:tcW w:type="dxa" w:w="1414"/>
             <w:tcBorders>
               <w:top w:val="single" w:color="808080" w:sz="4"/>
               <w:left w:val="single" w:color="808080" w:sz="4"/>
@@ -26053,13 +28952,13 @@
                 <w:sz w:val="17"/>
                 <w:szCs w:val="17"/>
               </w:rPr>
-              <w:t xml:space="preserve">머리글 고친 규칙 검색</w:t>
-            </w:r>
-          </w:p>
-        </w:tc>
-        <w:tc>
-          <w:tcPr>
-            <w:tcW w:type="dxa" w:w="1305"/>
+              <w:t xml:space="preserve">머리글 고친 규칙 검색 (규칙 불일치)</w:t>
+            </w:r>
+          </w:p>
+        </w:tc>
+        <w:tc>
+          <w:tcPr>
+            <w:tcW w:type="dxa" w:w="1144"/>
             <w:tcBorders>
               <w:top w:val="single" w:color="808080" w:sz="4"/>
               <w:left w:val="single" w:color="808080" w:sz="4"/>
@@ -26090,7 +28989,7 @@
         </w:tc>
         <w:tc>
           <w:tcPr>
-            <w:tcW w:type="dxa" w:w="787"/>
+            <w:tcW w:type="dxa" w:w="764"/>
             <w:tcBorders>
               <w:top w:val="single" w:color="808080" w:sz="4"/>
               <w:left w:val="single" w:color="808080" w:sz="4"/>
@@ -26121,7 +29020,7 @@
         </w:tc>
         <w:tc>
           <w:tcPr>
-            <w:tcW w:type="dxa" w:w="787"/>
+            <w:tcW w:type="dxa" w:w="764"/>
             <w:tcBorders>
               <w:top w:val="single" w:color="808080" w:sz="4"/>
               <w:left w:val="single" w:color="808080" w:sz="4"/>
@@ -26152,7 +29051,7 @@
         </w:tc>
         <w:tc>
           <w:tcPr>
-            <w:tcW w:type="dxa" w:w="787"/>
+            <w:tcW w:type="dxa" w:w="764"/>
             <w:tcBorders>
               <w:top w:val="single" w:color="808080" w:sz="4"/>
               <w:left w:val="single" w:color="808080" w:sz="4"/>
@@ -26183,7 +29082,7 @@
         </w:tc>
         <w:tc>
           <w:tcPr>
-            <w:tcW w:type="dxa" w:w="788"/>
+            <w:tcW w:type="dxa" w:w="770"/>
             <w:tcBorders>
               <w:top w:val="single" w:color="808080" w:sz="4"/>
               <w:left w:val="single" w:color="808080" w:sz="4"/>
@@ -26225,7 +29124,7 @@
         <w:jc w:val="both"/>
       </w:pPr>
       <w:r>
-        <w:t xml:space="preserve">b:c는 "처음 규칙의 본 방법만 맞힘 : 비교군만 맞힘"이다. "머리글 규칙 영향"은 두 규칙에서 색인 텍스트(표 전체는 리더 입력)를 다시 만들어 같은지 대조한 결과다.</w:t>
+        <w:t xml:space="preserve">b:c는 "처음 규칙의 본 방법만 맞힘 : 비교군만 맞힘"이다. "머리글 규칙 영향"은 두 규칙에서 색인 텍스트(표 전체는 리더 입력)를 다시 만들어 같은지 대조한 결과다. Holm p는 규칙 불일치 3행을 포함한 12개 비교를 한 묶음으로 보정한 기존 값을 그대로 적었다.</w:t>
       </w:r>
     </w:p>
     <w:p>
@@ -27058,7 +29957,7 @@
         <w:pStyle w:val="Heading2"/>
       </w:pPr>
       <w:r>
-        <w:t xml:space="preserve">부록 H. 라벨 섞기 비율 α의 dev 민감도 (MultiHiertt)</w:t>
+        <w:t xml:space="preserve">부록 H. 라벨 섞기에서 셀 벡터 비중 β의 dev 민감도 (MultiHiertt)</w:t>
       </w:r>
     </w:p>
     <w:p>
@@ -27067,7 +29966,7 @@
         <w:jc w:val="both"/>
       </w:pPr>
       <w:r>
-        <w:t xml:space="preserve">α 선택에 쓴 MultiHiertt dev(validation) 911건은 본문 근거가 필요한 문항 579건을 포함하며, test 모집단 정의와 다르다. 표 H-1은 후보 11개(라벨 벡터를 섞는 비율 α = 1.0~0.1, 표 직전 문단을 문장 앞에 붙이는 접두어 방식)의 맞힘을 911건과 표 근거만 필요한 332건으로 나누어 센 것이다. 순위는 맞힌 수 기준이고, 괄호 밖은 맞힌 수가 같으면 같은 순위, 괄호 안은 선택 규칙(동률이면 1.0, 0.9, …, 0.1, 접두어 순서에서 앞선 후보)으로 끊은 순위다.</w:t>
+        <w:t xml:space="preserve">β 선택에 쓴 MultiHiertt dev(validation) 911건은 본문 근거가 필요한 문항 579건을 포함하며, 평가 집합(MultiHiertt train에서 구성)의 모집단 정의와 다르다. 표 H-1은 후보 11개(셀 벡터의 비중 β = 1.0~0.1(β=1.0이면 라벨 벡터를 섞지 않음), 표 직전 문단을 문장 앞에 붙이는 접두어 방식)의 맞힘을 911건과 표 근거만 필요한 332건으로 나누어 센 것이다. 순위는 맞힌 수 기준이고, 괄호 밖은 맞힌 수가 같으면 같은 순위, 괄호 안은 선택 규칙(동률이면 1.0, 0.9, …, 0.1, 접두어 순서에서 앞선 후보)으로 끊은 순위다.</w:t>
       </w:r>
     </w:p>
     <w:p>
@@ -27075,7 +29974,7 @@
         <w:pStyle w:val="TableCaption"/>
       </w:pPr>
       <w:r>
-        <w:t xml:space="preserve">[표 H-1] α 후보별 문서 안 검색 맞힘 (MultiHiertt dev)</w:t>
+        <w:t xml:space="preserve">[표 H-1] β 후보별 문서 안 검색 맞힘 (MultiHiertt dev)</w:t>
       </w:r>
     </w:p>
     <w:tbl>
@@ -27303,7 +30202,7 @@
                 <w:sz w:val="17"/>
                 <w:szCs w:val="17"/>
               </w:rPr>
-              <w:t xml:space="preserve">α=1.0 (라벨 없음)</w:t>
+              <w:t xml:space="preserve">β=1.0 (라벨 없음)</w:t>
             </w:r>
           </w:p>
         </w:tc>
@@ -27463,7 +30362,7 @@
                 <w:sz w:val="17"/>
                 <w:szCs w:val="17"/>
               </w:rPr>
-              <w:t xml:space="preserve">α=0.9</w:t>
+              <w:t xml:space="preserve">β=0.9</w:t>
             </w:r>
           </w:p>
         </w:tc>
@@ -27623,7 +30522,7 @@
                 <w:sz w:val="17"/>
                 <w:szCs w:val="17"/>
               </w:rPr>
-              <w:t xml:space="preserve">α=0.8</w:t>
+              <w:t xml:space="preserve">β=0.8</w:t>
             </w:r>
           </w:p>
         </w:tc>
@@ -27783,7 +30682,7 @@
                 <w:sz w:val="17"/>
                 <w:szCs w:val="17"/>
               </w:rPr>
-              <w:t xml:space="preserve">α=0.7</w:t>
+              <w:t xml:space="preserve">β=0.7</w:t>
             </w:r>
           </w:p>
         </w:tc>
@@ -27943,7 +30842,7 @@
                 <w:sz w:val="17"/>
                 <w:szCs w:val="17"/>
               </w:rPr>
-              <w:t xml:space="preserve">α=0.6</w:t>
+              <w:t xml:space="preserve">β=0.6</w:t>
             </w:r>
           </w:p>
         </w:tc>
@@ -28103,7 +31002,7 @@
                 <w:sz w:val="17"/>
                 <w:szCs w:val="17"/>
               </w:rPr>
-              <w:t xml:space="preserve">α=0.5</w:t>
+              <w:t xml:space="preserve">β=0.5</w:t>
             </w:r>
           </w:p>
         </w:tc>
@@ -28263,7 +31162,7 @@
                 <w:sz w:val="17"/>
                 <w:szCs w:val="17"/>
               </w:rPr>
-              <w:t xml:space="preserve">α=0.4</w:t>
+              <w:t xml:space="preserve">β=0.4</w:t>
             </w:r>
           </w:p>
         </w:tc>
@@ -28423,7 +31322,7 @@
                 <w:sz w:val="17"/>
                 <w:szCs w:val="17"/>
               </w:rPr>
-              <w:t xml:space="preserve">α=0.3</w:t>
+              <w:t xml:space="preserve">β=0.3</w:t>
             </w:r>
           </w:p>
         </w:tc>
@@ -28583,7 +31482,7 @@
                 <w:sz w:val="17"/>
                 <w:szCs w:val="17"/>
               </w:rPr>
-              <w:t xml:space="preserve">α=0.2</w:t>
+              <w:t xml:space="preserve">β=0.2</w:t>
             </w:r>
           </w:p>
         </w:tc>
@@ -28743,7 +31642,7 @@
                 <w:sz w:val="17"/>
                 <w:szCs w:val="17"/>
               </w:rPr>
-              <w:t xml:space="preserve">α=0.1</w:t>
+              <w:t xml:space="preserve">β=0.1</w:t>
             </w:r>
           </w:p>
         </w:tc>
@@ -29044,7 +31943,7 @@
         <w:jc w:val="both"/>
       </w:pPr>
       <w:r>
-        <w:t xml:space="preserve">332건 기준에서도 α=1.0이 1위다. α=1.0~0.6은 332건에서 288~290건으로 차이가 2건 이내다. 선택(α=1.0)은 바꾸지 않았다.</w:t>
+        <w:t xml:space="preserve">332건 기준에서도 β=1.0이 1위다. β=1.0~0.6은 332건에서 288~290건으로 차이가 2건 이내다. 선택(β=1.0)은 바꾸지 않았다.</w:t>
       </w:r>
     </w:p>
     <w:sectPr>

--- a/rag-agent/thesis/thesis.docx
+++ b/rag-agent/thesis/thesis.docx
@@ -153,7 +153,7 @@
         <w:jc w:val="both"/>
       </w:pPr>
       <w:r>
-        <w:t xml:space="preserve">HiTab과 MultiHiertt에서 TableRAG 셀 검색 재구현과 그 논문의 비교군(RowCol, RandRow), 이종 문서용 청크, 고정 길이 청크를 같은 임베딩 모델·검색기·셀 예산 규칙(20셀)으로 비교했다. 셀 단위 검색은 두 데이터셋에서 정답 셀 포함률이 이 비교군들보다 높았다(HiTab 538개 표를 한 색인에 넣은 조건 .9142(표 5-3), MultiHiertt .8634). HiTab에서 데이터셋이 준 표 제목을 라벨로 넣으면 검색 정확도가 유의하게 올랐으며, 문장 틀 자체는 효과가 없었다. MultiHiertt에서는 머리글 추정이 한 층을 놓쳐 셀 문장이 서로 같아진 문항에서 리더가 값을 구별하지 못했고, 머리글 규칙을 고치자 회복되었다. 머리글 규칙을 맞춘 비교에서 답변 정확도는 고정 청크보다 높았고(HiTab 237 대 206/300(템플릿은 같은 표본의 결과를 보고 선택, Holm p=.0019), MultiHiertt 408 대 368/882(p=.0052)), 두 방법 모두 정답 셀 전부를 문맥에 포함한 문항에서는 차이가 없어(HiTab 29:20 p=.25, MultiHiertt 59:62 p=.86) 답변 차이는 한쪽 방법만 정답 셀 전부를 문맥에 포함한 문항에서 나왔다. 표 전체 입력과는 유의한 차이가 없었다.</w:t>
+        <w:t xml:space="preserve">HiTab과 MultiHiertt에서 TableRAG 셀 검색 재구현과 그 논문의 비교군(RowCol, RandRow), 이종 문서용 청크, 고정 길이 청크를 같은 임베딩 모델·검색기·셀 예산 규칙(20셀)으로 비교했다. 셀 단위 검색은 두 데이터셋에서 정답 셀 포함률이 이 비교군들보다 높았다(HiTab 538개 표를 한 색인에 넣은 조건 .9142(표 5-3), MultiHiertt .8634). HiTab에서 데이터셋이 준 표 제목을 라벨로 넣으면 검색 정확도가 유의하게 올랐으며, 문장 틀 자체는 효과가 없었다. 머리글 규칙을 맞춘 비교에서 답변 정확도는 고정 청크보다 높았고(HiTab 237 대 206/300(템플릿은 같은 표본의 결과를 보고 선택, Holm p=.0019), MultiHiertt 408 대 368/882(p=.0052)), 두 방법 모두 정답 셀 전부를 문맥에 포함한 문항에서는 차이가 없어(HiTab 29:20 p=.25, MultiHiertt 59:62 p=.86) 답변 차이는 한쪽 방법만 정답 셀 전부를 문맥에 포함한 문항에서 나왔다. 표 전체 입력과는 유의한 차이가 없었다.</w:t>
       </w:r>
     </w:p>
     <w:p>
@@ -245,7 +245,7 @@
         <w:jc w:val="both"/>
       </w:pPr>
       <w:r>
-        <w:t xml:space="preserve">On HiTab and MultiHiertt, we compare the method with a re-implementation of TableRAG's cell retrieval and that paper's baselines (RowCol, RandRow), a heterogeneous-document chunking scheme and fixed-length chunks under the same embedding model, retriever and cell-budget rule (20 cells). Cell-level retrieval puts all gold cells into the context more often than these baselines on both datasets (.9142 on HiTab with all 538 tables in one index, Table 5-3; .8634 on MultiHiertt). On HiTab, adding the dataset-provided table title as the label significantly improves retrieval, while the sentence template itself has no effect. On MultiHiertt, when header inference missed a level and several cell sentences became identical, the reader could not tell the values apart; fixing the header rule recovered these questions. With the header rule matched, answer accuracy is higher than with fixed chunks (HiTab 237 vs 206 of 300 (template chosen after seeing results on the same sample), Holm p=.0019; MultiHiertt 408 vs 368 of 882, p=.0052); on questions where both methods retrieved all gold cells there is no difference (HiTab 29:20, p=.25; MultiHiertt 59:62, p=.86), so the answer difference comes from questions where only one method retrieved them. Answer accuracy is not significantly different from giving the reader the whole table.</w:t>
+        <w:t xml:space="preserve">On HiTab and MultiHiertt, we compare the method with a re-implementation of TableRAG's cell retrieval and that paper's baselines (RowCol, RandRow), a heterogeneous-document chunking scheme and fixed-length chunks under the same embedding model, retriever and cell-budget rule (20 cells). Cell-level retrieval puts all gold cells into the context more often than these baselines on both datasets (.9142 on HiTab with all 538 tables in one index, Table 5-3; .8634 on MultiHiertt). On HiTab, adding the dataset-provided table title as the label significantly improves retrieval, while the sentence template itself has no effect. With the header rule matched, answer accuracy is higher than with fixed chunks (HiTab 237 vs 206 of 300 (template chosen after seeing results on the same sample), Holm p=.0019; MultiHiertt 408 vs 368 of 882, p=.0052); on questions where both methods retrieved all gold cells there is no difference (HiTab 29:20, p=.25; MultiHiertt 59:62, p=.86), so the answer difference comes from questions where only one method retrieved them. Answer accuracy is not significantly different from giving the reader the whole table.</w:t>
       </w:r>
     </w:p>
     <w:p>
@@ -280,7 +280,7 @@
         <w:jc w:val="both"/>
       </w:pPr>
       <w:r>
-        <w:t xml:space="preserve">대규모 언어 모델(LLM)은 자연어 질문에 답할 때 외부 자료를 문맥으로 받아 쓰는 검색 증강 생성(Retrieval-Augmented Generation, RAG) 방식으로 널리 쓰인다. 기업·기관의 보고서와 통계 자료는 상당 부분이 표로 되어 있으므로, 표를 근거로 답하는 질의응답은 RAG의 주요 적용처다.</w:t>
+        <w:t xml:space="preserve">대규모 언어 모델(LLM)은 자연어 질문에 답할 때 외부 자료를 문맥으로 받아 쓰는 검색 증강 생성(Retrieval-Augmented Generation, RAG; Lewis et al., 2020) 방식으로 널리 쓰인다. 기업·기관의 보고서와 통계 자료는 상당 부분이 표로 되어 있으므로, 표를 근거로 답하는 질의응답은 RAG의 주요 적용처다.</w:t>
       </w:r>
     </w:p>
     <w:p>
@@ -465,25 +465,6 @@
       </w:pPr>
       <w:r>
         <w:t xml:space="preserve">4. </w:t>
-      </w:r>
-      <w:r>
-        <w:rPr>
-          <w:b/>
-          <w:bCs/>
-        </w:rPr>
-        <w:t xml:space="preserve">셀 문장이 서로 같으면 답변이 틀린다는 것을 확인했다.</w:t>
-      </w:r>
-      <w:r>
-        <w:t xml:space="preserve"> MultiHiertt에서 머리글 추정이 한 층을 놓쳐 셀 문장이 값만 빼고 같아진 문항에서 본 방법의 답변 정확도가 크게 떨어졌고, 머리글을 고치자 회복되었다(5.5.1절).</w:t>
-      </w:r>
-    </w:p>
-    <w:p>
-      <w:pPr>
-        <w:ind w:left="500" w:hanging="300"/>
-        <w:jc w:val="both"/>
-      </w:pPr>
-      <w:r>
-        <w:t xml:space="preserve">5. </w:t>
       </w:r>
       <w:r>
         <w:rPr>
@@ -787,12 +768,13 @@
           <w:insideH w:val="single" w:color="auto" w:sz="4"/>
           <w:insideV w:val="single" w:color="auto" w:sz="4"/>
         </w:tblBorders>
+        <w:tblLayout w:type="fixed"/>
       </w:tblPr>
       <w:tblGrid>
-        <w:gridCol w:w="2456"/>
-        <w:gridCol w:w="1140"/>
-        <w:gridCol w:w="1140"/>
-        <w:gridCol w:w="2634"/>
+        <w:gridCol w:w="1720"/>
+        <w:gridCol w:w="1765"/>
+        <w:gridCol w:w="1188"/>
+        <w:gridCol w:w="2697"/>
       </w:tblGrid>
       <w:tr>
         <w:trPr>
@@ -800,7 +782,7 @@
         </w:trPr>
         <w:tc>
           <w:tcPr>
-            <w:tcW w:type="dxa" w:w="2456"/>
+            <w:tcW w:type="dxa" w:w="1720"/>
             <w:tcBorders>
               <w:top w:val="single" w:color="808080" w:sz="4"/>
               <w:left w:val="single" w:color="808080" w:sz="4"/>
@@ -834,7 +816,7 @@
         </w:tc>
         <w:tc>
           <w:tcPr>
-            <w:tcW w:type="dxa" w:w="1140"/>
+            <w:tcW w:type="dxa" w:w="1765"/>
             <w:tcBorders>
               <w:top w:val="single" w:color="808080" w:sz="4"/>
               <w:left w:val="single" w:color="808080" w:sz="4"/>
@@ -868,7 +850,7 @@
         </w:tc>
         <w:tc>
           <w:tcPr>
-            <w:tcW w:type="dxa" w:w="1140"/>
+            <w:tcW w:type="dxa" w:w="1188"/>
             <w:tcBorders>
               <w:top w:val="single" w:color="808080" w:sz="4"/>
               <w:left w:val="single" w:color="808080" w:sz="4"/>
@@ -902,7 +884,7 @@
         </w:tc>
         <w:tc>
           <w:tcPr>
-            <w:tcW w:type="dxa" w:w="2634"/>
+            <w:tcW w:type="dxa" w:w="2697"/>
             <w:tcBorders>
               <w:top w:val="single" w:color="808080" w:sz="4"/>
               <w:left w:val="single" w:color="808080" w:sz="4"/>
@@ -941,7 +923,7 @@
         </w:trPr>
         <w:tc>
           <w:tcPr>
-            <w:tcW w:type="dxa" w:w="2456"/>
+            <w:tcW w:type="dxa" w:w="1720"/>
             <w:tcBorders>
               <w:top w:val="single" w:color="808080" w:sz="4"/>
               <w:left w:val="single" w:color="808080" w:sz="4"/>
@@ -972,7 +954,7 @@
         </w:tc>
         <w:tc>
           <w:tcPr>
-            <w:tcW w:type="dxa" w:w="1140"/>
+            <w:tcW w:type="dxa" w:w="1765"/>
             <w:tcBorders>
               <w:top w:val="single" w:color="808080" w:sz="4"/>
               <w:left w:val="single" w:color="808080" w:sz="4"/>
@@ -1003,7 +985,7 @@
         </w:tc>
         <w:tc>
           <w:tcPr>
-            <w:tcW w:type="dxa" w:w="1140"/>
+            <w:tcW w:type="dxa" w:w="1188"/>
             <w:tcBorders>
               <w:top w:val="single" w:color="808080" w:sz="4"/>
               <w:left w:val="single" w:color="808080" w:sz="4"/>
@@ -1034,7 +1016,7 @@
         </w:tc>
         <w:tc>
           <w:tcPr>
-            <w:tcW w:type="dxa" w:w="2634"/>
+            <w:tcW w:type="dxa" w:w="2697"/>
             <w:tcBorders>
               <w:top w:val="single" w:color="808080" w:sz="4"/>
               <w:left w:val="single" w:color="808080" w:sz="4"/>
@@ -1070,7 +1052,7 @@
         </w:trPr>
         <w:tc>
           <w:tcPr>
-            <w:tcW w:type="dxa" w:w="2456"/>
+            <w:tcW w:type="dxa" w:w="1720"/>
             <w:tcBorders>
               <w:top w:val="single" w:color="808080" w:sz="4"/>
               <w:left w:val="single" w:color="808080" w:sz="4"/>
@@ -1101,7 +1083,7 @@
         </w:tc>
         <w:tc>
           <w:tcPr>
-            <w:tcW w:type="dxa" w:w="1140"/>
+            <w:tcW w:type="dxa" w:w="1765"/>
             <w:tcBorders>
               <w:top w:val="single" w:color="808080" w:sz="4"/>
               <w:left w:val="single" w:color="808080" w:sz="4"/>
@@ -1132,7 +1114,7 @@
         </w:tc>
         <w:tc>
           <w:tcPr>
-            <w:tcW w:type="dxa" w:w="1140"/>
+            <w:tcW w:type="dxa" w:w="1188"/>
             <w:tcBorders>
               <w:top w:val="single" w:color="808080" w:sz="4"/>
               <w:left w:val="single" w:color="808080" w:sz="4"/>
@@ -1163,7 +1145,7 @@
         </w:tc>
         <w:tc>
           <w:tcPr>
-            <w:tcW w:type="dxa" w:w="2634"/>
+            <w:tcW w:type="dxa" w:w="2697"/>
             <w:tcBorders>
               <w:top w:val="single" w:color="808080" w:sz="4"/>
               <w:left w:val="single" w:color="808080" w:sz="4"/>
@@ -1199,7 +1181,7 @@
         </w:trPr>
         <w:tc>
           <w:tcPr>
-            <w:tcW w:type="dxa" w:w="2456"/>
+            <w:tcW w:type="dxa" w:w="1720"/>
             <w:tcBorders>
               <w:top w:val="single" w:color="808080" w:sz="4"/>
               <w:left w:val="single" w:color="808080" w:sz="4"/>
@@ -1230,7 +1212,7 @@
         </w:tc>
         <w:tc>
           <w:tcPr>
-            <w:tcW w:type="dxa" w:w="1140"/>
+            <w:tcW w:type="dxa" w:w="1765"/>
             <w:tcBorders>
               <w:top w:val="single" w:color="808080" w:sz="4"/>
               <w:left w:val="single" w:color="808080" w:sz="4"/>
@@ -1261,7 +1243,7 @@
         </w:tc>
         <w:tc>
           <w:tcPr>
-            <w:tcW w:type="dxa" w:w="1140"/>
+            <w:tcW w:type="dxa" w:w="1188"/>
             <w:tcBorders>
               <w:top w:val="single" w:color="808080" w:sz="4"/>
               <w:left w:val="single" w:color="808080" w:sz="4"/>
@@ -1292,7 +1274,7 @@
         </w:tc>
         <w:tc>
           <w:tcPr>
-            <w:tcW w:type="dxa" w:w="2634"/>
+            <w:tcW w:type="dxa" w:w="2697"/>
             <w:tcBorders>
               <w:top w:val="single" w:color="808080" w:sz="4"/>
               <w:left w:val="single" w:color="808080" w:sz="4"/>
@@ -1328,7 +1310,7 @@
         </w:trPr>
         <w:tc>
           <w:tcPr>
-            <w:tcW w:type="dxa" w:w="2456"/>
+            <w:tcW w:type="dxa" w:w="1720"/>
             <w:tcBorders>
               <w:top w:val="single" w:color="808080" w:sz="4"/>
               <w:left w:val="single" w:color="808080" w:sz="4"/>
@@ -1359,7 +1341,7 @@
         </w:tc>
         <w:tc>
           <w:tcPr>
-            <w:tcW w:type="dxa" w:w="1140"/>
+            <w:tcW w:type="dxa" w:w="1765"/>
             <w:tcBorders>
               <w:top w:val="single" w:color="808080" w:sz="4"/>
               <w:left w:val="single" w:color="808080" w:sz="4"/>
@@ -1390,7 +1372,7 @@
         </w:tc>
         <w:tc>
           <w:tcPr>
-            <w:tcW w:type="dxa" w:w="1140"/>
+            <w:tcW w:type="dxa" w:w="1188"/>
             <w:tcBorders>
               <w:top w:val="single" w:color="808080" w:sz="4"/>
               <w:left w:val="single" w:color="808080" w:sz="4"/>
@@ -1421,7 +1403,7 @@
         </w:tc>
         <w:tc>
           <w:tcPr>
-            <w:tcW w:type="dxa" w:w="2634"/>
+            <w:tcW w:type="dxa" w:w="2697"/>
             <w:tcBorders>
               <w:top w:val="single" w:color="808080" w:sz="4"/>
               <w:left w:val="single" w:color="808080" w:sz="4"/>
@@ -1457,7 +1439,7 @@
         </w:trPr>
         <w:tc>
           <w:tcPr>
-            <w:tcW w:type="dxa" w:w="2456"/>
+            <w:tcW w:type="dxa" w:w="1720"/>
             <w:tcBorders>
               <w:top w:val="single" w:color="808080" w:sz="4"/>
               <w:left w:val="single" w:color="808080" w:sz="4"/>
@@ -1488,7 +1470,7 @@
         </w:tc>
         <w:tc>
           <w:tcPr>
-            <w:tcW w:type="dxa" w:w="1140"/>
+            <w:tcW w:type="dxa" w:w="1765"/>
             <w:tcBorders>
               <w:top w:val="single" w:color="808080" w:sz="4"/>
               <w:left w:val="single" w:color="808080" w:sz="4"/>
@@ -1519,7 +1501,7 @@
         </w:tc>
         <w:tc>
           <w:tcPr>
-            <w:tcW w:type="dxa" w:w="1140"/>
+            <w:tcW w:type="dxa" w:w="1188"/>
             <w:tcBorders>
               <w:top w:val="single" w:color="808080" w:sz="4"/>
               <w:left w:val="single" w:color="808080" w:sz="4"/>
@@ -1550,7 +1532,7 @@
         </w:tc>
         <w:tc>
           <w:tcPr>
-            <w:tcW w:type="dxa" w:w="2634"/>
+            <w:tcW w:type="dxa" w:w="2697"/>
             <w:tcBorders>
               <w:top w:val="single" w:color="808080" w:sz="4"/>
               <w:left w:val="single" w:color="808080" w:sz="4"/>
@@ -1969,7 +1951,7 @@
         <w:jc w:val="both"/>
       </w:pPr>
       <w:r>
-        <w:t xml:space="preserve">2와 3은 질문이 부를 수 없는 식별자이므로 고유 라벨이 아니며, 같은 문장을 가르는 마지막 수단이다. 이 규칙으로 train 분할에서 문장이 바뀐 셀은 14.4%다. 그중 표 안의 글이 더해진 셀이 2.7%, 행·열 번호가 더해진 셀이 6.3%, 표 번호가 붙은 셀이 6.8%다(한 셀에 둘 이상이 더해질 수 있다). 적용 후 같은 문서 안에 같은 문장인 셀은 train과 validation 모두 0개이며, 구현은 중복이 하나라도 남으면 멈추도록 했다. 규칙은 정답이나 답변 결과를 보지 않고 중복 개수만으로 정했다. 다만 이 문제를 발견한 계기는 답변 결과의 사후 분석이다(5.5절). HiTab에는 이 고유화를 적용하지 않았다(6.5절).</w:t>
+        <w:t xml:space="preserve">2와 3은 질문이 부를 수 없는 식별자이므로 고유 라벨이 아니며, 같은 문장을 가르는 마지막 수단이다. 이 규칙으로 train 분할에서 문장이 바뀐 셀은 14.4%다. 그중 표 안의 글이 더해진 셀이 2.7%, 행·열 번호가 더해진 셀이 6.3%, 표 번호가 붙은 셀이 6.8%다(한 셀에 둘 이상이 더해질 수 있다). 적용 후 같은 문서 안에 같은 문장인 셀은 train과 validation 모두 0개이며, 구현은 중복이 하나라도 남으면 멈추도록 했다. 규칙은 정답이나 답변 결과를 보지 않고 중복 개수만으로 정했다. 다만 이 문제를 발견한 계기는 답변 결과의 사후 분석이다(4.1절). HiTab에는 이 고유화를 적용하지 않았다(6.5절).</w:t>
       </w:r>
     </w:p>
     <w:p>
@@ -2052,10 +2034,11 @@
           <w:insideH w:val="single" w:color="auto" w:sz="4"/>
           <w:insideV w:val="single" w:color="auto" w:sz="4"/>
         </w:tblBorders>
+        <w:tblLayout w:type="fixed"/>
       </w:tblPr>
       <w:tblGrid>
-        <w:gridCol w:w="2042"/>
-        <w:gridCol w:w="5328"/>
+        <w:gridCol w:w="2385"/>
+        <w:gridCol w:w="4985"/>
       </w:tblGrid>
       <w:tr>
         <w:trPr>
@@ -2063,7 +2046,7 @@
         </w:trPr>
         <w:tc>
           <w:tcPr>
-            <w:tcW w:type="dxa" w:w="2042"/>
+            <w:tcW w:type="dxa" w:w="2385"/>
             <w:tcBorders>
               <w:top w:val="single" w:color="808080" w:sz="4"/>
               <w:left w:val="single" w:color="808080" w:sz="4"/>
@@ -2097,7 +2080,7 @@
         </w:tc>
         <w:tc>
           <w:tcPr>
-            <w:tcW w:type="dxa" w:w="5328"/>
+            <w:tcW w:type="dxa" w:w="4985"/>
             <w:tcBorders>
               <w:top w:val="single" w:color="808080" w:sz="4"/>
               <w:left w:val="single" w:color="808080" w:sz="4"/>
@@ -2136,7 +2119,7 @@
         </w:trPr>
         <w:tc>
           <w:tcPr>
-            <w:tcW w:type="dxa" w:w="2042"/>
+            <w:tcW w:type="dxa" w:w="2385"/>
             <w:tcBorders>
               <w:top w:val="single" w:color="808080" w:sz="4"/>
               <w:left w:val="single" w:color="808080" w:sz="4"/>
@@ -2167,7 +2150,7 @@
         </w:tc>
         <w:tc>
           <w:tcPr>
-            <w:tcW w:type="dxa" w:w="5328"/>
+            <w:tcW w:type="dxa" w:w="4985"/>
             <w:tcBorders>
               <w:top w:val="single" w:color="808080" w:sz="4"/>
               <w:left w:val="single" w:color="808080" w:sz="4"/>
@@ -2203,7 +2186,7 @@
         </w:trPr>
         <w:tc>
           <w:tcPr>
-            <w:tcW w:type="dxa" w:w="2042"/>
+            <w:tcW w:type="dxa" w:w="2385"/>
             <w:tcBorders>
               <w:top w:val="single" w:color="808080" w:sz="4"/>
               <w:left w:val="single" w:color="808080" w:sz="4"/>
@@ -2234,7 +2217,7 @@
         </w:tc>
         <w:tc>
           <w:tcPr>
-            <w:tcW w:type="dxa" w:w="5328"/>
+            <w:tcW w:type="dxa" w:w="4985"/>
             <w:tcBorders>
               <w:top w:val="single" w:color="808080" w:sz="4"/>
               <w:left w:val="single" w:color="808080" w:sz="4"/>
@@ -2270,7 +2253,7 @@
         </w:trPr>
         <w:tc>
           <w:tcPr>
-            <w:tcW w:type="dxa" w:w="2042"/>
+            <w:tcW w:type="dxa" w:w="2385"/>
             <w:tcBorders>
               <w:top w:val="single" w:color="808080" w:sz="4"/>
               <w:left w:val="single" w:color="808080" w:sz="4"/>
@@ -2301,7 +2284,7 @@
         </w:tc>
         <w:tc>
           <w:tcPr>
-            <w:tcW w:type="dxa" w:w="5328"/>
+            <w:tcW w:type="dxa" w:w="4985"/>
             <w:tcBorders>
               <w:top w:val="single" w:color="808080" w:sz="4"/>
               <w:left w:val="single" w:color="808080" w:sz="4"/>
@@ -2337,7 +2320,7 @@
         </w:trPr>
         <w:tc>
           <w:tcPr>
-            <w:tcW w:type="dxa" w:w="2042"/>
+            <w:tcW w:type="dxa" w:w="2385"/>
             <w:tcBorders>
               <w:top w:val="single" w:color="808080" w:sz="4"/>
               <w:left w:val="single" w:color="808080" w:sz="4"/>
@@ -2368,7 +2351,7 @@
         </w:tc>
         <w:tc>
           <w:tcPr>
-            <w:tcW w:type="dxa" w:w="5328"/>
+            <w:tcW w:type="dxa" w:w="4985"/>
             <w:tcBorders>
               <w:top w:val="single" w:color="808080" w:sz="4"/>
               <w:left w:val="single" w:color="808080" w:sz="4"/>
@@ -2404,7 +2387,7 @@
         </w:trPr>
         <w:tc>
           <w:tcPr>
-            <w:tcW w:type="dxa" w:w="2042"/>
+            <w:tcW w:type="dxa" w:w="2385"/>
             <w:tcBorders>
               <w:top w:val="single" w:color="808080" w:sz="4"/>
               <w:left w:val="single" w:color="808080" w:sz="4"/>
@@ -2435,7 +2418,7 @@
         </w:tc>
         <w:tc>
           <w:tcPr>
-            <w:tcW w:type="dxa" w:w="5328"/>
+            <w:tcW w:type="dxa" w:w="4985"/>
             <w:tcBorders>
               <w:top w:val="single" w:color="808080" w:sz="4"/>
               <w:left w:val="single" w:color="808080" w:sz="4"/>
@@ -2471,7 +2454,7 @@
         </w:trPr>
         <w:tc>
           <w:tcPr>
-            <w:tcW w:type="dxa" w:w="2042"/>
+            <w:tcW w:type="dxa" w:w="2385"/>
             <w:tcBorders>
               <w:top w:val="single" w:color="808080" w:sz="4"/>
               <w:left w:val="single" w:color="808080" w:sz="4"/>
@@ -2502,7 +2485,7 @@
         </w:tc>
         <w:tc>
           <w:tcPr>
-            <w:tcW w:type="dxa" w:w="5328"/>
+            <w:tcW w:type="dxa" w:w="4985"/>
             <w:tcBorders>
               <w:top w:val="single" w:color="808080" w:sz="4"/>
               <w:left w:val="single" w:color="808080" w:sz="4"/>
@@ -2538,7 +2521,7 @@
         </w:trPr>
         <w:tc>
           <w:tcPr>
-            <w:tcW w:type="dxa" w:w="2042"/>
+            <w:tcW w:type="dxa" w:w="2385"/>
             <w:tcBorders>
               <w:top w:val="single" w:color="808080" w:sz="4"/>
               <w:left w:val="single" w:color="808080" w:sz="4"/>
@@ -2569,7 +2552,7 @@
         </w:tc>
         <w:tc>
           <w:tcPr>
-            <w:tcW w:type="dxa" w:w="5328"/>
+            <w:tcW w:type="dxa" w:w="4985"/>
             <w:tcBorders>
               <w:top w:val="single" w:color="808080" w:sz="4"/>
               <w:left w:val="single" w:color="808080" w:sz="4"/>
@@ -2862,11 +2845,12 @@
           <w:insideH w:val="single" w:color="auto" w:sz="4"/>
           <w:insideV w:val="single" w:color="auto" w:sz="4"/>
         </w:tblBorders>
+        <w:tblLayout w:type="fixed"/>
       </w:tblPr>
       <w:tblGrid>
-        <w:gridCol w:w="1053"/>
-        <w:gridCol w:w="2737"/>
-        <w:gridCol w:w="3580"/>
+        <w:gridCol w:w="1320"/>
+        <w:gridCol w:w="2636"/>
+        <w:gridCol w:w="3414"/>
       </w:tblGrid>
       <w:tr>
         <w:trPr>
@@ -2874,7 +2858,7 @@
         </w:trPr>
         <w:tc>
           <w:tcPr>
-            <w:tcW w:type="dxa" w:w="1053"/>
+            <w:tcW w:type="dxa" w:w="1320"/>
             <w:tcBorders>
               <w:top w:val="single" w:color="808080" w:sz="4"/>
               <w:left w:val="single" w:color="808080" w:sz="4"/>
@@ -2908,7 +2892,7 @@
         </w:tc>
         <w:tc>
           <w:tcPr>
-            <w:tcW w:type="dxa" w:w="2737"/>
+            <w:tcW w:type="dxa" w:w="2636"/>
             <w:tcBorders>
               <w:top w:val="single" w:color="808080" w:sz="4"/>
               <w:left w:val="single" w:color="808080" w:sz="4"/>
@@ -2942,7 +2926,7 @@
         </w:tc>
         <w:tc>
           <w:tcPr>
-            <w:tcW w:type="dxa" w:w="3580"/>
+            <w:tcW w:type="dxa" w:w="3414"/>
             <w:tcBorders>
               <w:top w:val="single" w:color="808080" w:sz="4"/>
               <w:left w:val="single" w:color="808080" w:sz="4"/>
@@ -2981,7 +2965,7 @@
         </w:trPr>
         <w:tc>
           <w:tcPr>
-            <w:tcW w:type="dxa" w:w="1053"/>
+            <w:tcW w:type="dxa" w:w="1320"/>
             <w:tcBorders>
               <w:top w:val="single" w:color="808080" w:sz="4"/>
               <w:left w:val="single" w:color="808080" w:sz="4"/>
@@ -3012,7 +2996,7 @@
         </w:tc>
         <w:tc>
           <w:tcPr>
-            <w:tcW w:type="dxa" w:w="2737"/>
+            <w:tcW w:type="dxa" w:w="2636"/>
             <w:tcBorders>
               <w:top w:val="single" w:color="808080" w:sz="4"/>
               <w:left w:val="single" w:color="808080" w:sz="4"/>
@@ -3043,7 +3027,7 @@
         </w:tc>
         <w:tc>
           <w:tcPr>
-            <w:tcW w:type="dxa" w:w="3580"/>
+            <w:tcW w:type="dxa" w:w="3414"/>
             <w:tcBorders>
               <w:top w:val="single" w:color="808080" w:sz="4"/>
               <w:left w:val="single" w:color="808080" w:sz="4"/>
@@ -3079,7 +3063,7 @@
         </w:trPr>
         <w:tc>
           <w:tcPr>
-            <w:tcW w:type="dxa" w:w="1053"/>
+            <w:tcW w:type="dxa" w:w="1320"/>
             <w:tcBorders>
               <w:top w:val="single" w:color="808080" w:sz="4"/>
               <w:left w:val="single" w:color="808080" w:sz="4"/>
@@ -3110,7 +3094,7 @@
         </w:tc>
         <w:tc>
           <w:tcPr>
-            <w:tcW w:type="dxa" w:w="2737"/>
+            <w:tcW w:type="dxa" w:w="2636"/>
             <w:tcBorders>
               <w:top w:val="single" w:color="808080" w:sz="4"/>
               <w:left w:val="single" w:color="808080" w:sz="4"/>
@@ -3141,7 +3125,7 @@
         </w:tc>
         <w:tc>
           <w:tcPr>
-            <w:tcW w:type="dxa" w:w="3580"/>
+            <w:tcW w:type="dxa" w:w="3414"/>
             <w:tcBorders>
               <w:top w:val="single" w:color="808080" w:sz="4"/>
               <w:left w:val="single" w:color="808080" w:sz="4"/>
@@ -3177,7 +3161,7 @@
         </w:trPr>
         <w:tc>
           <w:tcPr>
-            <w:tcW w:type="dxa" w:w="1053"/>
+            <w:tcW w:type="dxa" w:w="1320"/>
             <w:tcBorders>
               <w:top w:val="single" w:color="808080" w:sz="4"/>
               <w:left w:val="single" w:color="808080" w:sz="4"/>
@@ -3208,7 +3192,7 @@
         </w:tc>
         <w:tc>
           <w:tcPr>
-            <w:tcW w:type="dxa" w:w="2737"/>
+            <w:tcW w:type="dxa" w:w="2636"/>
             <w:tcBorders>
               <w:top w:val="single" w:color="808080" w:sz="4"/>
               <w:left w:val="single" w:color="808080" w:sz="4"/>
@@ -3239,7 +3223,7 @@
         </w:tc>
         <w:tc>
           <w:tcPr>
-            <w:tcW w:type="dxa" w:w="3580"/>
+            <w:tcW w:type="dxa" w:w="3414"/>
             <w:tcBorders>
               <w:top w:val="single" w:color="808080" w:sz="4"/>
               <w:left w:val="single" w:color="808080" w:sz="4"/>
@@ -3275,7 +3259,7 @@
         </w:trPr>
         <w:tc>
           <w:tcPr>
-            <w:tcW w:type="dxa" w:w="1053"/>
+            <w:tcW w:type="dxa" w:w="1320"/>
             <w:tcBorders>
               <w:top w:val="single" w:color="808080" w:sz="4"/>
               <w:left w:val="single" w:color="808080" w:sz="4"/>
@@ -3306,7 +3290,7 @@
         </w:tc>
         <w:tc>
           <w:tcPr>
-            <w:tcW w:type="dxa" w:w="2737"/>
+            <w:tcW w:type="dxa" w:w="2636"/>
             <w:tcBorders>
               <w:top w:val="single" w:color="808080" w:sz="4"/>
               <w:left w:val="single" w:color="808080" w:sz="4"/>
@@ -3337,7 +3321,7 @@
         </w:tc>
         <w:tc>
           <w:tcPr>
-            <w:tcW w:type="dxa" w:w="3580"/>
+            <w:tcW w:type="dxa" w:w="3414"/>
             <w:tcBorders>
               <w:top w:val="single" w:color="808080" w:sz="4"/>
               <w:left w:val="single" w:color="808080" w:sz="4"/>
@@ -3373,7 +3357,7 @@
         </w:trPr>
         <w:tc>
           <w:tcPr>
-            <w:tcW w:type="dxa" w:w="1053"/>
+            <w:tcW w:type="dxa" w:w="1320"/>
             <w:tcBorders>
               <w:top w:val="single" w:color="808080" w:sz="4"/>
               <w:left w:val="single" w:color="808080" w:sz="4"/>
@@ -3404,7 +3388,7 @@
         </w:tc>
         <w:tc>
           <w:tcPr>
-            <w:tcW w:type="dxa" w:w="2737"/>
+            <w:tcW w:type="dxa" w:w="2636"/>
             <w:tcBorders>
               <w:top w:val="single" w:color="808080" w:sz="4"/>
               <w:left w:val="single" w:color="808080" w:sz="4"/>
@@ -3435,7 +3419,7 @@
         </w:tc>
         <w:tc>
           <w:tcPr>
-            <w:tcW w:type="dxa" w:w="3580"/>
+            <w:tcW w:type="dxa" w:w="3414"/>
             <w:tcBorders>
               <w:top w:val="single" w:color="808080" w:sz="4"/>
               <w:left w:val="single" w:color="808080" w:sz="4"/>
@@ -3471,7 +3455,7 @@
         </w:trPr>
         <w:tc>
           <w:tcPr>
-            <w:tcW w:type="dxa" w:w="1053"/>
+            <w:tcW w:type="dxa" w:w="1320"/>
             <w:tcBorders>
               <w:top w:val="single" w:color="808080" w:sz="4"/>
               <w:left w:val="single" w:color="808080" w:sz="4"/>
@@ -3502,7 +3486,7 @@
         </w:tc>
         <w:tc>
           <w:tcPr>
-            <w:tcW w:type="dxa" w:w="2737"/>
+            <w:tcW w:type="dxa" w:w="2636"/>
             <w:tcBorders>
               <w:top w:val="single" w:color="808080" w:sz="4"/>
               <w:left w:val="single" w:color="808080" w:sz="4"/>
@@ -3533,7 +3517,7 @@
         </w:tc>
         <w:tc>
           <w:tcPr>
-            <w:tcW w:type="dxa" w:w="3580"/>
+            <w:tcW w:type="dxa" w:w="3414"/>
             <w:tcBorders>
               <w:top w:val="single" w:color="808080" w:sz="4"/>
               <w:left w:val="single" w:color="808080" w:sz="4"/>
@@ -3569,7 +3553,7 @@
         </w:trPr>
         <w:tc>
           <w:tcPr>
-            <w:tcW w:type="dxa" w:w="1053"/>
+            <w:tcW w:type="dxa" w:w="1320"/>
             <w:tcBorders>
               <w:top w:val="single" w:color="808080" w:sz="4"/>
               <w:left w:val="single" w:color="808080" w:sz="4"/>
@@ -3600,7 +3584,7 @@
         </w:tc>
         <w:tc>
           <w:tcPr>
-            <w:tcW w:type="dxa" w:w="2737"/>
+            <w:tcW w:type="dxa" w:w="2636"/>
             <w:tcBorders>
               <w:top w:val="single" w:color="808080" w:sz="4"/>
               <w:left w:val="single" w:color="808080" w:sz="4"/>
@@ -3631,7 +3615,7 @@
         </w:tc>
         <w:tc>
           <w:tcPr>
-            <w:tcW w:type="dxa" w:w="3580"/>
+            <w:tcW w:type="dxa" w:w="3414"/>
             <w:tcBorders>
               <w:top w:val="single" w:color="808080" w:sz="4"/>
               <w:left w:val="single" w:color="808080" w:sz="4"/>
@@ -3696,7 +3680,7 @@
         <w:t xml:space="preserve">MultiHiertt.</w:t>
       </w:r>
       <w:r>
-        <w:t xml:space="preserve"> 공개 test 분할에는 정답 근거 주석이 없으므로 train 분할을 평가에 쓴다. 그 근거는 사전등록(PREREG-2026-09-13-multihiertt-arms.md)의 기재이며, 데이터 사용 기록(DATA-USE-2026-09-14.md)이 확인한 것은 본 연구가 쓴 사본에 train과 validation 두 분할만 있다는 것까지다(공식 test 분할의 정답 공개 여부는 확인하지 않았다). 학습은 하지 않으므로 train 분할은 평가 데이터로만 쓰인다. 7,830 질의 중 본문 문장 근거가 필요한 4,922건은 셀 색인이 원리적으로 담을 수 없어 제외했다. 남은 2,908건에서 정답 근거 셀을 채점할 수 없는 23건을 사유를 붙여 제외하고 2,885건을 채점한다. 제외 사유는 정답 근거 표가 파싱되지 않은 4건, 정답 셀이 빈 칸으로 파싱된 2건, 정답 셀이 머리글 칸에 놓인 17건이다. 머리글 칸 판정은 최종 머리글 규칙(v3.3u)을 따른다. 처음 규칙(v1)은 31건을 머리글 칸으로 보아 2,871건만 채점하며, 그 차이 14건은 처음 규칙의 검색 결과에서 검색 실패로 센다(5.4절). 질의는 데이터셋의 프로그램 주석 유무로 조회와 산술로 나누고(이 구분은 공식 </w:t>
+        <w:t xml:space="preserve"> MultiHiertt의 test 데이터는 비공개이며 CodaLab 리더보드 제출로만 채점된다(Zhao et al., 2022, 공식 저장소 https://github.com/psunlpgroup/MultiHiertt). 따라서 정답 셀 근거를 이용한 검색 평가를 test에서 할 수 없고, dev는 β 선택과 리더 입력 형식 확인에 사용했으므로 train에서 평가 집합을 구성했다. 학습은 하지 않으므로 train 분할은 평가 데이터로만 쓰인다. 7,830 질의 중 본문 문장 근거가 필요한 4,922건은 셀 색인이 원리적으로 담을 수 없어 제외했다. 남은 2,908건에서 정답 근거 셀을 채점할 수 없는 23건을 사유를 붙여 제외하고 2,885건을 채점한다. 제외 사유는 정답 근거 표가 파싱되지 않은 4건, 정답 셀이 빈 칸으로 파싱된 2건, 정답 셀이 머리글 칸에 놓인 17건이다. 머리글 칸 판정은 최종 머리글 규칙(v3.3u)을 따른다. 처음 규칙(v1)은 31건을 머리글 칸으로 보아 2,871건만 채점하며, 그 차이 14건은 처음 규칙의 검색 결과에서 검색 실패로 센다(5.4절). 질의는 데이터셋의 프로그램 주석 유무로 조회와 산술로 나누고(이 구분은 공식 </w:t>
       </w:r>
       <w:r>
         <w:rPr>
@@ -3797,12 +3781,13 @@
           <w:insideH w:val="single" w:color="auto" w:sz="4"/>
           <w:insideV w:val="single" w:color="auto" w:sz="4"/>
         </w:tblBorders>
+        <w:tblLayout w:type="fixed"/>
       </w:tblPr>
       <w:tblGrid>
-        <w:gridCol w:w="1094"/>
-        <w:gridCol w:w="1046"/>
-        <w:gridCol w:w="2805"/>
-        <w:gridCol w:w="2425"/>
+        <w:gridCol w:w="1706"/>
+        <w:gridCol w:w="1402"/>
+        <w:gridCol w:w="2459"/>
+        <w:gridCol w:w="1803"/>
       </w:tblGrid>
       <w:tr>
         <w:trPr>
@@ -3810,7 +3795,7 @@
         </w:trPr>
         <w:tc>
           <w:tcPr>
-            <w:tcW w:type="dxa" w:w="1094"/>
+            <w:tcW w:type="dxa" w:w="1706"/>
             <w:tcBorders>
               <w:top w:val="single" w:color="808080" w:sz="4"/>
               <w:left w:val="single" w:color="808080" w:sz="4"/>
@@ -3844,7 +3829,7 @@
         </w:tc>
         <w:tc>
           <w:tcPr>
-            <w:tcW w:type="dxa" w:w="1046"/>
+            <w:tcW w:type="dxa" w:w="1402"/>
             <w:tcBorders>
               <w:top w:val="single" w:color="808080" w:sz="4"/>
               <w:left w:val="single" w:color="808080" w:sz="4"/>
@@ -3878,7 +3863,7 @@
         </w:tc>
         <w:tc>
           <w:tcPr>
-            <w:tcW w:type="dxa" w:w="2805"/>
+            <w:tcW w:type="dxa" w:w="2459"/>
             <w:tcBorders>
               <w:top w:val="single" w:color="808080" w:sz="4"/>
               <w:left w:val="single" w:color="808080" w:sz="4"/>
@@ -3912,7 +3897,7 @@
         </w:tc>
         <w:tc>
           <w:tcPr>
-            <w:tcW w:type="dxa" w:w="2425"/>
+            <w:tcW w:type="dxa" w:w="1803"/>
             <w:tcBorders>
               <w:top w:val="single" w:color="808080" w:sz="4"/>
               <w:left w:val="single" w:color="808080" w:sz="4"/>
@@ -3951,7 +3936,7 @@
         </w:trPr>
         <w:tc>
           <w:tcPr>
-            <w:tcW w:type="dxa" w:w="1094"/>
+            <w:tcW w:type="dxa" w:w="1706"/>
             <w:tcBorders>
               <w:top w:val="single" w:color="808080" w:sz="4"/>
               <w:left w:val="single" w:color="808080" w:sz="4"/>
@@ -3982,7 +3967,7 @@
         </w:tc>
         <w:tc>
           <w:tcPr>
-            <w:tcW w:type="dxa" w:w="1046"/>
+            <w:tcW w:type="dxa" w:w="1402"/>
             <w:tcBorders>
               <w:top w:val="single" w:color="808080" w:sz="4"/>
               <w:left w:val="single" w:color="808080" w:sz="4"/>
@@ -4013,7 +3998,7 @@
         </w:tc>
         <w:tc>
           <w:tcPr>
-            <w:tcW w:type="dxa" w:w="2805"/>
+            <w:tcW w:type="dxa" w:w="2459"/>
             <w:tcBorders>
               <w:top w:val="single" w:color="808080" w:sz="4"/>
               <w:left w:val="single" w:color="808080" w:sz="4"/>
@@ -4044,7 +4029,7 @@
         </w:tc>
         <w:tc>
           <w:tcPr>
-            <w:tcW w:type="dxa" w:w="2425"/>
+            <w:tcW w:type="dxa" w:w="1803"/>
             <w:tcBorders>
               <w:top w:val="single" w:color="808080" w:sz="4"/>
               <w:left w:val="single" w:color="808080" w:sz="4"/>
@@ -4080,7 +4065,7 @@
         </w:trPr>
         <w:tc>
           <w:tcPr>
-            <w:tcW w:type="dxa" w:w="1094"/>
+            <w:tcW w:type="dxa" w:w="1706"/>
             <w:tcBorders>
               <w:top w:val="single" w:color="808080" w:sz="4"/>
               <w:left w:val="single" w:color="808080" w:sz="4"/>
@@ -4111,7 +4096,7 @@
         </w:tc>
         <w:tc>
           <w:tcPr>
-            <w:tcW w:type="dxa" w:w="1046"/>
+            <w:tcW w:type="dxa" w:w="1402"/>
             <w:tcBorders>
               <w:top w:val="single" w:color="808080" w:sz="4"/>
               <w:left w:val="single" w:color="808080" w:sz="4"/>
@@ -4142,7 +4127,7 @@
         </w:tc>
         <w:tc>
           <w:tcPr>
-            <w:tcW w:type="dxa" w:w="2805"/>
+            <w:tcW w:type="dxa" w:w="2459"/>
             <w:tcBorders>
               <w:top w:val="single" w:color="808080" w:sz="4"/>
               <w:left w:val="single" w:color="808080" w:sz="4"/>
@@ -4173,7 +4158,7 @@
         </w:tc>
         <w:tc>
           <w:tcPr>
-            <w:tcW w:type="dxa" w:w="2425"/>
+            <w:tcW w:type="dxa" w:w="1803"/>
             <w:tcBorders>
               <w:top w:val="single" w:color="808080" w:sz="4"/>
               <w:left w:val="single" w:color="808080" w:sz="4"/>
@@ -4209,7 +4194,7 @@
         </w:trPr>
         <w:tc>
           <w:tcPr>
-            <w:tcW w:type="dxa" w:w="1094"/>
+            <w:tcW w:type="dxa" w:w="1706"/>
             <w:tcBorders>
               <w:top w:val="single" w:color="808080" w:sz="4"/>
               <w:left w:val="single" w:color="808080" w:sz="4"/>
@@ -4240,7 +4225,7 @@
         </w:tc>
         <w:tc>
           <w:tcPr>
-            <w:tcW w:type="dxa" w:w="1046"/>
+            <w:tcW w:type="dxa" w:w="1402"/>
             <w:tcBorders>
               <w:top w:val="single" w:color="808080" w:sz="4"/>
               <w:left w:val="single" w:color="808080" w:sz="4"/>
@@ -4271,7 +4256,7 @@
         </w:tc>
         <w:tc>
           <w:tcPr>
-            <w:tcW w:type="dxa" w:w="2805"/>
+            <w:tcW w:type="dxa" w:w="2459"/>
             <w:tcBorders>
               <w:top w:val="single" w:color="808080" w:sz="4"/>
               <w:left w:val="single" w:color="808080" w:sz="4"/>
@@ -4302,7 +4287,7 @@
         </w:tc>
         <w:tc>
           <w:tcPr>
-            <w:tcW w:type="dxa" w:w="2425"/>
+            <w:tcW w:type="dxa" w:w="1803"/>
             <w:tcBorders>
               <w:top w:val="single" w:color="808080" w:sz="4"/>
               <w:left w:val="single" w:color="808080" w:sz="4"/>
@@ -4338,7 +4323,7 @@
         </w:trPr>
         <w:tc>
           <w:tcPr>
-            <w:tcW w:type="dxa" w:w="1094"/>
+            <w:tcW w:type="dxa" w:w="1706"/>
             <w:tcBorders>
               <w:top w:val="single" w:color="808080" w:sz="4"/>
               <w:left w:val="single" w:color="808080" w:sz="4"/>
@@ -4369,7 +4354,7 @@
         </w:tc>
         <w:tc>
           <w:tcPr>
-            <w:tcW w:type="dxa" w:w="1046"/>
+            <w:tcW w:type="dxa" w:w="1402"/>
             <w:tcBorders>
               <w:top w:val="single" w:color="808080" w:sz="4"/>
               <w:left w:val="single" w:color="808080" w:sz="4"/>
@@ -4400,7 +4385,7 @@
         </w:tc>
         <w:tc>
           <w:tcPr>
-            <w:tcW w:type="dxa" w:w="2805"/>
+            <w:tcW w:type="dxa" w:w="2459"/>
             <w:tcBorders>
               <w:top w:val="single" w:color="808080" w:sz="4"/>
               <w:left w:val="single" w:color="808080" w:sz="4"/>
@@ -4431,7 +4416,7 @@
         </w:tc>
         <w:tc>
           <w:tcPr>
-            <w:tcW w:type="dxa" w:w="2425"/>
+            <w:tcW w:type="dxa" w:w="1803"/>
             <w:tcBorders>
               <w:top w:val="single" w:color="808080" w:sz="4"/>
               <w:left w:val="single" w:color="808080" w:sz="4"/>
@@ -4467,7 +4452,7 @@
         </w:trPr>
         <w:tc>
           <w:tcPr>
-            <w:tcW w:type="dxa" w:w="1094"/>
+            <w:tcW w:type="dxa" w:w="1706"/>
             <w:tcBorders>
               <w:top w:val="single" w:color="808080" w:sz="4"/>
               <w:left w:val="single" w:color="808080" w:sz="4"/>
@@ -4498,7 +4483,7 @@
         </w:tc>
         <w:tc>
           <w:tcPr>
-            <w:tcW w:type="dxa" w:w="1046"/>
+            <w:tcW w:type="dxa" w:w="1402"/>
             <w:tcBorders>
               <w:top w:val="single" w:color="808080" w:sz="4"/>
               <w:left w:val="single" w:color="808080" w:sz="4"/>
@@ -4529,7 +4514,7 @@
         </w:tc>
         <w:tc>
           <w:tcPr>
-            <w:tcW w:type="dxa" w:w="2805"/>
+            <w:tcW w:type="dxa" w:w="2459"/>
             <w:tcBorders>
               <w:top w:val="single" w:color="808080" w:sz="4"/>
               <w:left w:val="single" w:color="808080" w:sz="4"/>
@@ -4560,7 +4545,7 @@
         </w:tc>
         <w:tc>
           <w:tcPr>
-            <w:tcW w:type="dxa" w:w="2425"/>
+            <w:tcW w:type="dxa" w:w="1803"/>
             <w:tcBorders>
               <w:top w:val="single" w:color="808080" w:sz="4"/>
               <w:left w:val="single" w:color="808080" w:sz="4"/>
@@ -4596,7 +4581,7 @@
         </w:trPr>
         <w:tc>
           <w:tcPr>
-            <w:tcW w:type="dxa" w:w="1094"/>
+            <w:tcW w:type="dxa" w:w="1706"/>
             <w:tcBorders>
               <w:top w:val="single" w:color="808080" w:sz="4"/>
               <w:left w:val="single" w:color="808080" w:sz="4"/>
@@ -4627,7 +4612,7 @@
         </w:tc>
         <w:tc>
           <w:tcPr>
-            <w:tcW w:type="dxa" w:w="1046"/>
+            <w:tcW w:type="dxa" w:w="1402"/>
             <w:tcBorders>
               <w:top w:val="single" w:color="808080" w:sz="4"/>
               <w:left w:val="single" w:color="808080" w:sz="4"/>
@@ -4658,7 +4643,7 @@
         </w:tc>
         <w:tc>
           <w:tcPr>
-            <w:tcW w:type="dxa" w:w="2805"/>
+            <w:tcW w:type="dxa" w:w="2459"/>
             <w:tcBorders>
               <w:top w:val="single" w:color="808080" w:sz="4"/>
               <w:left w:val="single" w:color="808080" w:sz="4"/>
@@ -4689,7 +4674,7 @@
         </w:tc>
         <w:tc>
           <w:tcPr>
-            <w:tcW w:type="dxa" w:w="2425"/>
+            <w:tcW w:type="dxa" w:w="1803"/>
             <w:tcBorders>
               <w:top w:val="single" w:color="808080" w:sz="4"/>
               <w:left w:val="single" w:color="808080" w:sz="4"/>
@@ -4725,7 +4710,7 @@
         </w:trPr>
         <w:tc>
           <w:tcPr>
-            <w:tcW w:type="dxa" w:w="1094"/>
+            <w:tcW w:type="dxa" w:w="1706"/>
             <w:tcBorders>
               <w:top w:val="single" w:color="808080" w:sz="4"/>
               <w:left w:val="single" w:color="808080" w:sz="4"/>
@@ -4756,7 +4741,7 @@
         </w:tc>
         <w:tc>
           <w:tcPr>
-            <w:tcW w:type="dxa" w:w="1046"/>
+            <w:tcW w:type="dxa" w:w="1402"/>
             <w:tcBorders>
               <w:top w:val="single" w:color="808080" w:sz="4"/>
               <w:left w:val="single" w:color="808080" w:sz="4"/>
@@ -4787,7 +4772,7 @@
         </w:tc>
         <w:tc>
           <w:tcPr>
-            <w:tcW w:type="dxa" w:w="2805"/>
+            <w:tcW w:type="dxa" w:w="2459"/>
             <w:tcBorders>
               <w:top w:val="single" w:color="808080" w:sz="4"/>
               <w:left w:val="single" w:color="808080" w:sz="4"/>
@@ -4818,7 +4803,7 @@
         </w:tc>
         <w:tc>
           <w:tcPr>
-            <w:tcW w:type="dxa" w:w="2425"/>
+            <w:tcW w:type="dxa" w:w="1803"/>
             <w:tcBorders>
               <w:top w:val="single" w:color="808080" w:sz="4"/>
               <w:left w:val="single" w:color="808080" w:sz="4"/>
@@ -5225,14 +5210,15 @@
           <w:insideH w:val="single" w:color="auto" w:sz="4"/>
           <w:insideV w:val="single" w:color="auto" w:sz="4"/>
         </w:tblBorders>
+        <w:tblLayout w:type="fixed"/>
       </w:tblPr>
       <w:tblGrid>
-        <w:gridCol w:w="1376"/>
-        <w:gridCol w:w="952"/>
-        <w:gridCol w:w="827"/>
-        <w:gridCol w:w="827"/>
-        <w:gridCol w:w="2011"/>
-        <w:gridCol w:w="1377"/>
+        <w:gridCol w:w="1148"/>
+        <w:gridCol w:w="998"/>
+        <w:gridCol w:w="839"/>
+        <w:gridCol w:w="904"/>
+        <w:gridCol w:w="2232"/>
+        <w:gridCol w:w="1249"/>
       </w:tblGrid>
       <w:tr>
         <w:trPr>
@@ -5240,7 +5226,7 @@
         </w:trPr>
         <w:tc>
           <w:tcPr>
-            <w:tcW w:type="dxa" w:w="1376"/>
+            <w:tcW w:type="dxa" w:w="1148"/>
             <w:tcBorders>
               <w:top w:val="single" w:color="808080" w:sz="4"/>
               <w:left w:val="single" w:color="808080" w:sz="4"/>
@@ -5274,7 +5260,7 @@
         </w:tc>
         <w:tc>
           <w:tcPr>
-            <w:tcW w:type="dxa" w:w="952"/>
+            <w:tcW w:type="dxa" w:w="998"/>
             <w:tcBorders>
               <w:top w:val="single" w:color="808080" w:sz="4"/>
               <w:left w:val="single" w:color="808080" w:sz="4"/>
@@ -5308,7 +5294,7 @@
         </w:tc>
         <w:tc>
           <w:tcPr>
-            <w:tcW w:type="dxa" w:w="827"/>
+            <w:tcW w:type="dxa" w:w="839"/>
             <w:tcBorders>
               <w:top w:val="single" w:color="808080" w:sz="4"/>
               <w:left w:val="single" w:color="808080" w:sz="4"/>
@@ -5342,7 +5328,7 @@
         </w:tc>
         <w:tc>
           <w:tcPr>
-            <w:tcW w:type="dxa" w:w="827"/>
+            <w:tcW w:type="dxa" w:w="904"/>
             <w:tcBorders>
               <w:top w:val="single" w:color="808080" w:sz="4"/>
               <w:left w:val="single" w:color="808080" w:sz="4"/>
@@ -5376,7 +5362,7 @@
         </w:tc>
         <w:tc>
           <w:tcPr>
-            <w:tcW w:type="dxa" w:w="2011"/>
+            <w:tcW w:type="dxa" w:w="2232"/>
             <w:tcBorders>
               <w:top w:val="single" w:color="808080" w:sz="4"/>
               <w:left w:val="single" w:color="808080" w:sz="4"/>
@@ -5410,7 +5396,7 @@
         </w:tc>
         <w:tc>
           <w:tcPr>
-            <w:tcW w:type="dxa" w:w="1377"/>
+            <w:tcW w:type="dxa" w:w="1249"/>
             <w:tcBorders>
               <w:top w:val="single" w:color="808080" w:sz="4"/>
               <w:left w:val="single" w:color="808080" w:sz="4"/>
@@ -5449,7 +5435,7 @@
         </w:trPr>
         <w:tc>
           <w:tcPr>
-            <w:tcW w:type="dxa" w:w="1376"/>
+            <w:tcW w:type="dxa" w:w="1148"/>
             <w:tcBorders>
               <w:top w:val="single" w:color="808080" w:sz="4"/>
               <w:left w:val="single" w:color="808080" w:sz="4"/>
@@ -5480,7 +5466,7 @@
         </w:tc>
         <w:tc>
           <w:tcPr>
-            <w:tcW w:type="dxa" w:w="952"/>
+            <w:tcW w:type="dxa" w:w="998"/>
             <w:tcBorders>
               <w:top w:val="single" w:color="808080" w:sz="4"/>
               <w:left w:val="single" w:color="808080" w:sz="4"/>
@@ -5511,7 +5497,7 @@
         </w:tc>
         <w:tc>
           <w:tcPr>
-            <w:tcW w:type="dxa" w:w="827"/>
+            <w:tcW w:type="dxa" w:w="839"/>
             <w:tcBorders>
               <w:top w:val="single" w:color="808080" w:sz="4"/>
               <w:left w:val="single" w:color="808080" w:sz="4"/>
@@ -5542,7 +5528,7 @@
         </w:tc>
         <w:tc>
           <w:tcPr>
-            <w:tcW w:type="dxa" w:w="827"/>
+            <w:tcW w:type="dxa" w:w="904"/>
             <w:tcBorders>
               <w:top w:val="single" w:color="808080" w:sz="4"/>
               <w:left w:val="single" w:color="808080" w:sz="4"/>
@@ -5573,7 +5559,7 @@
         </w:tc>
         <w:tc>
           <w:tcPr>
-            <w:tcW w:type="dxa" w:w="2011"/>
+            <w:tcW w:type="dxa" w:w="2232"/>
             <w:tcBorders>
               <w:top w:val="single" w:color="808080" w:sz="4"/>
               <w:left w:val="single" w:color="808080" w:sz="4"/>
@@ -5604,7 +5590,7 @@
         </w:tc>
         <w:tc>
           <w:tcPr>
-            <w:tcW w:type="dxa" w:w="1377"/>
+            <w:tcW w:type="dxa" w:w="1249"/>
             <w:tcBorders>
               <w:top w:val="single" w:color="808080" w:sz="4"/>
               <w:left w:val="single" w:color="808080" w:sz="4"/>
@@ -5640,7 +5626,7 @@
         </w:trPr>
         <w:tc>
           <w:tcPr>
-            <w:tcW w:type="dxa" w:w="1376"/>
+            <w:tcW w:type="dxa" w:w="1148"/>
             <w:tcBorders>
               <w:top w:val="single" w:color="808080" w:sz="4"/>
               <w:left w:val="single" w:color="808080" w:sz="4"/>
@@ -5671,7 +5657,7 @@
         </w:tc>
         <w:tc>
           <w:tcPr>
-            <w:tcW w:type="dxa" w:w="952"/>
+            <w:tcW w:type="dxa" w:w="998"/>
             <w:tcBorders>
               <w:top w:val="single" w:color="808080" w:sz="4"/>
               <w:left w:val="single" w:color="808080" w:sz="4"/>
@@ -5702,7 +5688,7 @@
         </w:tc>
         <w:tc>
           <w:tcPr>
-            <w:tcW w:type="dxa" w:w="827"/>
+            <w:tcW w:type="dxa" w:w="839"/>
             <w:tcBorders>
               <w:top w:val="single" w:color="808080" w:sz="4"/>
               <w:left w:val="single" w:color="808080" w:sz="4"/>
@@ -5733,7 +5719,7 @@
         </w:tc>
         <w:tc>
           <w:tcPr>
-            <w:tcW w:type="dxa" w:w="827"/>
+            <w:tcW w:type="dxa" w:w="904"/>
             <w:tcBorders>
               <w:top w:val="single" w:color="808080" w:sz="4"/>
               <w:left w:val="single" w:color="808080" w:sz="4"/>
@@ -5764,7 +5750,7 @@
         </w:tc>
         <w:tc>
           <w:tcPr>
-            <w:tcW w:type="dxa" w:w="2011"/>
+            <w:tcW w:type="dxa" w:w="2232"/>
             <w:tcBorders>
               <w:top w:val="single" w:color="808080" w:sz="4"/>
               <w:left w:val="single" w:color="808080" w:sz="4"/>
@@ -5795,7 +5781,7 @@
         </w:tc>
         <w:tc>
           <w:tcPr>
-            <w:tcW w:type="dxa" w:w="1377"/>
+            <w:tcW w:type="dxa" w:w="1249"/>
             <w:tcBorders>
               <w:top w:val="single" w:color="808080" w:sz="4"/>
               <w:left w:val="single" w:color="808080" w:sz="4"/>
@@ -5904,13 +5890,14 @@
           <w:insideH w:val="single" w:color="auto" w:sz="4"/>
           <w:insideV w:val="single" w:color="auto" w:sz="4"/>
         </w:tblBorders>
+        <w:tblLayout w:type="fixed"/>
       </w:tblPr>
       <w:tblGrid>
-        <w:gridCol w:w="1594"/>
-        <w:gridCol w:w="1871"/>
-        <w:gridCol w:w="1316"/>
-        <w:gridCol w:w="1732"/>
-        <w:gridCol w:w="857"/>
+        <w:gridCol w:w="1713"/>
+        <w:gridCol w:w="1991"/>
+        <w:gridCol w:w="1113"/>
+        <w:gridCol w:w="1798"/>
+        <w:gridCol w:w="755"/>
       </w:tblGrid>
       <w:tr>
         <w:trPr>
@@ -5918,7 +5905,7 @@
         </w:trPr>
         <w:tc>
           <w:tcPr>
-            <w:tcW w:type="dxa" w:w="1594"/>
+            <w:tcW w:type="dxa" w:w="1713"/>
             <w:tcBorders>
               <w:top w:val="single" w:color="808080" w:sz="4"/>
               <w:left w:val="single" w:color="808080" w:sz="4"/>
@@ -5952,7 +5939,7 @@
         </w:tc>
         <w:tc>
           <w:tcPr>
-            <w:tcW w:type="dxa" w:w="1871"/>
+            <w:tcW w:type="dxa" w:w="1991"/>
             <w:tcBorders>
               <w:top w:val="single" w:color="808080" w:sz="4"/>
               <w:left w:val="single" w:color="808080" w:sz="4"/>
@@ -5986,7 +5973,7 @@
         </w:tc>
         <w:tc>
           <w:tcPr>
-            <w:tcW w:type="dxa" w:w="1316"/>
+            <w:tcW w:type="dxa" w:w="1113"/>
             <w:tcBorders>
               <w:top w:val="single" w:color="808080" w:sz="4"/>
               <w:left w:val="single" w:color="808080" w:sz="4"/>
@@ -6020,7 +6007,7 @@
         </w:tc>
         <w:tc>
           <w:tcPr>
-            <w:tcW w:type="dxa" w:w="1732"/>
+            <w:tcW w:type="dxa" w:w="1798"/>
             <w:tcBorders>
               <w:top w:val="single" w:color="808080" w:sz="4"/>
               <w:left w:val="single" w:color="808080" w:sz="4"/>
@@ -6054,7 +6041,7 @@
         </w:tc>
         <w:tc>
           <w:tcPr>
-            <w:tcW w:type="dxa" w:w="857"/>
+            <w:tcW w:type="dxa" w:w="755"/>
             <w:tcBorders>
               <w:top w:val="single" w:color="808080" w:sz="4"/>
               <w:left w:val="single" w:color="808080" w:sz="4"/>
@@ -6093,7 +6080,7 @@
         </w:trPr>
         <w:tc>
           <w:tcPr>
-            <w:tcW w:type="dxa" w:w="1594"/>
+            <w:tcW w:type="dxa" w:w="1713"/>
             <w:tcBorders>
               <w:top w:val="single" w:color="808080" w:sz="4"/>
               <w:left w:val="single" w:color="808080" w:sz="4"/>
@@ -6124,7 +6111,7 @@
         </w:tc>
         <w:tc>
           <w:tcPr>
-            <w:tcW w:type="dxa" w:w="1871"/>
+            <w:tcW w:type="dxa" w:w="1991"/>
             <w:tcBorders>
               <w:top w:val="single" w:color="808080" w:sz="4"/>
               <w:left w:val="single" w:color="808080" w:sz="4"/>
@@ -6155,7 +6142,7 @@
         </w:tc>
         <w:tc>
           <w:tcPr>
-            <w:tcW w:type="dxa" w:w="1316"/>
+            <w:tcW w:type="dxa" w:w="1113"/>
             <w:tcBorders>
               <w:top w:val="single" w:color="808080" w:sz="4"/>
               <w:left w:val="single" w:color="808080" w:sz="4"/>
@@ -6186,7 +6173,7 @@
         </w:tc>
         <w:tc>
           <w:tcPr>
-            <w:tcW w:type="dxa" w:w="1732"/>
+            <w:tcW w:type="dxa" w:w="1798"/>
             <w:tcBorders>
               <w:top w:val="single" w:color="808080" w:sz="4"/>
               <w:left w:val="single" w:color="808080" w:sz="4"/>
@@ -6217,7 +6204,7 @@
         </w:tc>
         <w:tc>
           <w:tcPr>
-            <w:tcW w:type="dxa" w:w="857"/>
+            <w:tcW w:type="dxa" w:w="755"/>
             <w:tcBorders>
               <w:top w:val="single" w:color="808080" w:sz="4"/>
               <w:left w:val="single" w:color="808080" w:sz="4"/>
@@ -6253,7 +6240,7 @@
         </w:trPr>
         <w:tc>
           <w:tcPr>
-            <w:tcW w:type="dxa" w:w="1594"/>
+            <w:tcW w:type="dxa" w:w="1713"/>
             <w:tcBorders>
               <w:top w:val="single" w:color="808080" w:sz="4"/>
               <w:left w:val="single" w:color="808080" w:sz="4"/>
@@ -6284,7 +6271,7 @@
         </w:tc>
         <w:tc>
           <w:tcPr>
-            <w:tcW w:type="dxa" w:w="1871"/>
+            <w:tcW w:type="dxa" w:w="1991"/>
             <w:tcBorders>
               <w:top w:val="single" w:color="808080" w:sz="4"/>
               <w:left w:val="single" w:color="808080" w:sz="4"/>
@@ -6315,7 +6302,7 @@
         </w:tc>
         <w:tc>
           <w:tcPr>
-            <w:tcW w:type="dxa" w:w="1316"/>
+            <w:tcW w:type="dxa" w:w="1113"/>
             <w:tcBorders>
               <w:top w:val="single" w:color="808080" w:sz="4"/>
               <w:left w:val="single" w:color="808080" w:sz="4"/>
@@ -6346,7 +6333,7 @@
         </w:tc>
         <w:tc>
           <w:tcPr>
-            <w:tcW w:type="dxa" w:w="1732"/>
+            <w:tcW w:type="dxa" w:w="1798"/>
             <w:tcBorders>
               <w:top w:val="single" w:color="808080" w:sz="4"/>
               <w:left w:val="single" w:color="808080" w:sz="4"/>
@@ -6377,7 +6364,7 @@
         </w:tc>
         <w:tc>
           <w:tcPr>
-            <w:tcW w:type="dxa" w:w="857"/>
+            <w:tcW w:type="dxa" w:w="755"/>
             <w:tcBorders>
               <w:top w:val="single" w:color="808080" w:sz="4"/>
               <w:left w:val="single" w:color="808080" w:sz="4"/>
@@ -6413,7 +6400,7 @@
         </w:trPr>
         <w:tc>
           <w:tcPr>
-            <w:tcW w:type="dxa" w:w="1594"/>
+            <w:tcW w:type="dxa" w:w="1713"/>
             <w:tcBorders>
               <w:top w:val="single" w:color="808080" w:sz="4"/>
               <w:left w:val="single" w:color="808080" w:sz="4"/>
@@ -6444,7 +6431,7 @@
         </w:tc>
         <w:tc>
           <w:tcPr>
-            <w:tcW w:type="dxa" w:w="1871"/>
+            <w:tcW w:type="dxa" w:w="1991"/>
             <w:tcBorders>
               <w:top w:val="single" w:color="808080" w:sz="4"/>
               <w:left w:val="single" w:color="808080" w:sz="4"/>
@@ -6475,7 +6462,7 @@
         </w:tc>
         <w:tc>
           <w:tcPr>
-            <w:tcW w:type="dxa" w:w="1316"/>
+            <w:tcW w:type="dxa" w:w="1113"/>
             <w:tcBorders>
               <w:top w:val="single" w:color="808080" w:sz="4"/>
               <w:left w:val="single" w:color="808080" w:sz="4"/>
@@ -6506,7 +6493,7 @@
         </w:tc>
         <w:tc>
           <w:tcPr>
-            <w:tcW w:type="dxa" w:w="1732"/>
+            <w:tcW w:type="dxa" w:w="1798"/>
             <w:tcBorders>
               <w:top w:val="single" w:color="808080" w:sz="4"/>
               <w:left w:val="single" w:color="808080" w:sz="4"/>
@@ -6537,7 +6524,7 @@
         </w:tc>
         <w:tc>
           <w:tcPr>
-            <w:tcW w:type="dxa" w:w="857"/>
+            <w:tcW w:type="dxa" w:w="755"/>
             <w:tcBorders>
               <w:top w:val="single" w:color="808080" w:sz="4"/>
               <w:left w:val="single" w:color="808080" w:sz="4"/>
@@ -6573,7 +6560,7 @@
         </w:trPr>
         <w:tc>
           <w:tcPr>
-            <w:tcW w:type="dxa" w:w="1594"/>
+            <w:tcW w:type="dxa" w:w="1713"/>
             <w:tcBorders>
               <w:top w:val="single" w:color="808080" w:sz="4"/>
               <w:left w:val="single" w:color="808080" w:sz="4"/>
@@ -6604,7 +6591,7 @@
         </w:tc>
         <w:tc>
           <w:tcPr>
-            <w:tcW w:type="dxa" w:w="1871"/>
+            <w:tcW w:type="dxa" w:w="1991"/>
             <w:tcBorders>
               <w:top w:val="single" w:color="808080" w:sz="4"/>
               <w:left w:val="single" w:color="808080" w:sz="4"/>
@@ -6635,7 +6622,7 @@
         </w:tc>
         <w:tc>
           <w:tcPr>
-            <w:tcW w:type="dxa" w:w="1316"/>
+            <w:tcW w:type="dxa" w:w="1113"/>
             <w:tcBorders>
               <w:top w:val="single" w:color="808080" w:sz="4"/>
               <w:left w:val="single" w:color="808080" w:sz="4"/>
@@ -6666,7 +6653,7 @@
         </w:tc>
         <w:tc>
           <w:tcPr>
-            <w:tcW w:type="dxa" w:w="1732"/>
+            <w:tcW w:type="dxa" w:w="1798"/>
             <w:tcBorders>
               <w:top w:val="single" w:color="808080" w:sz="4"/>
               <w:left w:val="single" w:color="808080" w:sz="4"/>
@@ -6697,7 +6684,7 @@
         </w:tc>
         <w:tc>
           <w:tcPr>
-            <w:tcW w:type="dxa" w:w="857"/>
+            <w:tcW w:type="dxa" w:w="755"/>
             <w:tcBorders>
               <w:top w:val="single" w:color="808080" w:sz="4"/>
               <w:left w:val="single" w:color="808080" w:sz="4"/>
@@ -6733,7 +6720,7 @@
         </w:trPr>
         <w:tc>
           <w:tcPr>
-            <w:tcW w:type="dxa" w:w="1594"/>
+            <w:tcW w:type="dxa" w:w="1713"/>
             <w:tcBorders>
               <w:top w:val="single" w:color="808080" w:sz="4"/>
               <w:left w:val="single" w:color="808080" w:sz="4"/>
@@ -6764,7 +6751,7 @@
         </w:tc>
         <w:tc>
           <w:tcPr>
-            <w:tcW w:type="dxa" w:w="1871"/>
+            <w:tcW w:type="dxa" w:w="1991"/>
             <w:tcBorders>
               <w:top w:val="single" w:color="808080" w:sz="4"/>
               <w:left w:val="single" w:color="808080" w:sz="4"/>
@@ -6795,7 +6782,7 @@
         </w:tc>
         <w:tc>
           <w:tcPr>
-            <w:tcW w:type="dxa" w:w="1316"/>
+            <w:tcW w:type="dxa" w:w="1113"/>
             <w:tcBorders>
               <w:top w:val="single" w:color="808080" w:sz="4"/>
               <w:left w:val="single" w:color="808080" w:sz="4"/>
@@ -6826,7 +6813,7 @@
         </w:tc>
         <w:tc>
           <w:tcPr>
-            <w:tcW w:type="dxa" w:w="1732"/>
+            <w:tcW w:type="dxa" w:w="1798"/>
             <w:tcBorders>
               <w:top w:val="single" w:color="808080" w:sz="4"/>
               <w:left w:val="single" w:color="808080" w:sz="4"/>
@@ -6857,7 +6844,7 @@
         </w:tc>
         <w:tc>
           <w:tcPr>
-            <w:tcW w:type="dxa" w:w="857"/>
+            <w:tcW w:type="dxa" w:w="755"/>
             <w:tcBorders>
               <w:top w:val="single" w:color="808080" w:sz="4"/>
               <w:left w:val="single" w:color="808080" w:sz="4"/>
@@ -6893,7 +6880,7 @@
         </w:trPr>
         <w:tc>
           <w:tcPr>
-            <w:tcW w:type="dxa" w:w="1594"/>
+            <w:tcW w:type="dxa" w:w="1713"/>
             <w:tcBorders>
               <w:top w:val="single" w:color="808080" w:sz="4"/>
               <w:left w:val="single" w:color="808080" w:sz="4"/>
@@ -6924,7 +6911,7 @@
         </w:tc>
         <w:tc>
           <w:tcPr>
-            <w:tcW w:type="dxa" w:w="1871"/>
+            <w:tcW w:type="dxa" w:w="1991"/>
             <w:tcBorders>
               <w:top w:val="single" w:color="808080" w:sz="4"/>
               <w:left w:val="single" w:color="808080" w:sz="4"/>
@@ -6955,7 +6942,7 @@
         </w:tc>
         <w:tc>
           <w:tcPr>
-            <w:tcW w:type="dxa" w:w="1316"/>
+            <w:tcW w:type="dxa" w:w="1113"/>
             <w:tcBorders>
               <w:top w:val="single" w:color="808080" w:sz="4"/>
               <w:left w:val="single" w:color="808080" w:sz="4"/>
@@ -6986,7 +6973,7 @@
         </w:tc>
         <w:tc>
           <w:tcPr>
-            <w:tcW w:type="dxa" w:w="1732"/>
+            <w:tcW w:type="dxa" w:w="1798"/>
             <w:tcBorders>
               <w:top w:val="single" w:color="808080" w:sz="4"/>
               <w:left w:val="single" w:color="808080" w:sz="4"/>
@@ -7017,7 +7004,7 @@
         </w:tc>
         <w:tc>
           <w:tcPr>
-            <w:tcW w:type="dxa" w:w="857"/>
+            <w:tcW w:type="dxa" w:w="755"/>
             <w:tcBorders>
               <w:top w:val="single" w:color="808080" w:sz="4"/>
               <w:left w:val="single" w:color="808080" w:sz="4"/>
@@ -7053,7 +7040,7 @@
         </w:trPr>
         <w:tc>
           <w:tcPr>
-            <w:tcW w:type="dxa" w:w="1594"/>
+            <w:tcW w:type="dxa" w:w="1713"/>
             <w:tcBorders>
               <w:top w:val="single" w:color="808080" w:sz="4"/>
               <w:left w:val="single" w:color="808080" w:sz="4"/>
@@ -7084,7 +7071,7 @@
         </w:tc>
         <w:tc>
           <w:tcPr>
-            <w:tcW w:type="dxa" w:w="1871"/>
+            <w:tcW w:type="dxa" w:w="1991"/>
             <w:tcBorders>
               <w:top w:val="single" w:color="808080" w:sz="4"/>
               <w:left w:val="single" w:color="808080" w:sz="4"/>
@@ -7115,7 +7102,7 @@
         </w:tc>
         <w:tc>
           <w:tcPr>
-            <w:tcW w:type="dxa" w:w="1316"/>
+            <w:tcW w:type="dxa" w:w="1113"/>
             <w:tcBorders>
               <w:top w:val="single" w:color="808080" w:sz="4"/>
               <w:left w:val="single" w:color="808080" w:sz="4"/>
@@ -7146,7 +7133,7 @@
         </w:tc>
         <w:tc>
           <w:tcPr>
-            <w:tcW w:type="dxa" w:w="1732"/>
+            <w:tcW w:type="dxa" w:w="1798"/>
             <w:tcBorders>
               <w:top w:val="single" w:color="808080" w:sz="4"/>
               <w:left w:val="single" w:color="808080" w:sz="4"/>
@@ -7177,7 +7164,7 @@
         </w:tc>
         <w:tc>
           <w:tcPr>
-            <w:tcW w:type="dxa" w:w="857"/>
+            <w:tcW w:type="dxa" w:w="755"/>
             <w:tcBorders>
               <w:top w:val="single" w:color="808080" w:sz="4"/>
               <w:left w:val="single" w:color="808080" w:sz="4"/>
@@ -7213,7 +7200,7 @@
         </w:trPr>
         <w:tc>
           <w:tcPr>
-            <w:tcW w:type="dxa" w:w="1594"/>
+            <w:tcW w:type="dxa" w:w="1713"/>
             <w:tcBorders>
               <w:top w:val="single" w:color="808080" w:sz="4"/>
               <w:left w:val="single" w:color="808080" w:sz="4"/>
@@ -7244,7 +7231,7 @@
         </w:tc>
         <w:tc>
           <w:tcPr>
-            <w:tcW w:type="dxa" w:w="1871"/>
+            <w:tcW w:type="dxa" w:w="1991"/>
             <w:tcBorders>
               <w:top w:val="single" w:color="808080" w:sz="4"/>
               <w:left w:val="single" w:color="808080" w:sz="4"/>
@@ -7275,7 +7262,7 @@
         </w:tc>
         <w:tc>
           <w:tcPr>
-            <w:tcW w:type="dxa" w:w="1316"/>
+            <w:tcW w:type="dxa" w:w="1113"/>
             <w:tcBorders>
               <w:top w:val="single" w:color="808080" w:sz="4"/>
               <w:left w:val="single" w:color="808080" w:sz="4"/>
@@ -7306,7 +7293,7 @@
         </w:tc>
         <w:tc>
           <w:tcPr>
-            <w:tcW w:type="dxa" w:w="1732"/>
+            <w:tcW w:type="dxa" w:w="1798"/>
             <w:tcBorders>
               <w:top w:val="single" w:color="808080" w:sz="4"/>
               <w:left w:val="single" w:color="808080" w:sz="4"/>
@@ -7337,7 +7324,7 @@
         </w:tc>
         <w:tc>
           <w:tcPr>
-            <w:tcW w:type="dxa" w:w="857"/>
+            <w:tcW w:type="dxa" w:w="755"/>
             <w:tcBorders>
               <w:top w:val="single" w:color="808080" w:sz="4"/>
               <w:left w:val="single" w:color="808080" w:sz="4"/>
@@ -7373,7 +7360,7 @@
         </w:trPr>
         <w:tc>
           <w:tcPr>
-            <w:tcW w:type="dxa" w:w="1594"/>
+            <w:tcW w:type="dxa" w:w="1713"/>
             <w:tcBorders>
               <w:top w:val="single" w:color="808080" w:sz="4"/>
               <w:left w:val="single" w:color="808080" w:sz="4"/>
@@ -7404,7 +7391,7 @@
         </w:tc>
         <w:tc>
           <w:tcPr>
-            <w:tcW w:type="dxa" w:w="1871"/>
+            <w:tcW w:type="dxa" w:w="1991"/>
             <w:tcBorders>
               <w:top w:val="single" w:color="808080" w:sz="4"/>
               <w:left w:val="single" w:color="808080" w:sz="4"/>
@@ -7435,7 +7422,7 @@
         </w:tc>
         <w:tc>
           <w:tcPr>
-            <w:tcW w:type="dxa" w:w="1316"/>
+            <w:tcW w:type="dxa" w:w="1113"/>
             <w:tcBorders>
               <w:top w:val="single" w:color="808080" w:sz="4"/>
               <w:left w:val="single" w:color="808080" w:sz="4"/>
@@ -7466,7 +7453,7 @@
         </w:tc>
         <w:tc>
           <w:tcPr>
-            <w:tcW w:type="dxa" w:w="1732"/>
+            <w:tcW w:type="dxa" w:w="1798"/>
             <w:tcBorders>
               <w:top w:val="single" w:color="808080" w:sz="4"/>
               <w:left w:val="single" w:color="808080" w:sz="4"/>
@@ -7497,7 +7484,7 @@
         </w:tc>
         <w:tc>
           <w:tcPr>
-            <w:tcW w:type="dxa" w:w="857"/>
+            <w:tcW w:type="dxa" w:w="755"/>
             <w:tcBorders>
               <w:top w:val="single" w:color="808080" w:sz="4"/>
               <w:left w:val="single" w:color="808080" w:sz="4"/>
@@ -7618,16 +7605,17 @@
           <w:insideH w:val="single" w:color="auto" w:sz="4"/>
           <w:insideV w:val="single" w:color="auto" w:sz="4"/>
         </w:tblBorders>
+        <w:tblLayout w:type="fixed"/>
       </w:tblPr>
       <w:tblGrid>
-        <w:gridCol w:w="1955"/>
-        <w:gridCol w:w="737"/>
-        <w:gridCol w:w="737"/>
-        <w:gridCol w:w="765"/>
-        <w:gridCol w:w="737"/>
-        <w:gridCol w:w="737"/>
-        <w:gridCol w:w="850"/>
-        <w:gridCol w:w="852"/>
+        <w:gridCol w:w="1505"/>
+        <w:gridCol w:w="661"/>
+        <w:gridCol w:w="534"/>
+        <w:gridCol w:w="735"/>
+        <w:gridCol w:w="494"/>
+        <w:gridCol w:w="388"/>
+        <w:gridCol w:w="1524"/>
+        <w:gridCol w:w="1529"/>
       </w:tblGrid>
       <w:tr>
         <w:trPr>
@@ -7635,7 +7623,7 @@
         </w:trPr>
         <w:tc>
           <w:tcPr>
-            <w:tcW w:type="dxa" w:w="1955"/>
+            <w:tcW w:type="dxa" w:w="1505"/>
             <w:tcBorders>
               <w:top w:val="single" w:color="808080" w:sz="4"/>
               <w:left w:val="single" w:color="808080" w:sz="4"/>
@@ -7669,7 +7657,7 @@
         </w:tc>
         <w:tc>
           <w:tcPr>
-            <w:tcW w:type="dxa" w:w="737"/>
+            <w:tcW w:type="dxa" w:w="661"/>
             <w:tcBorders>
               <w:top w:val="single" w:color="808080" w:sz="4"/>
               <w:left w:val="single" w:color="808080" w:sz="4"/>
@@ -7703,7 +7691,7 @@
         </w:tc>
         <w:tc>
           <w:tcPr>
-            <w:tcW w:type="dxa" w:w="737"/>
+            <w:tcW w:type="dxa" w:w="534"/>
             <w:tcBorders>
               <w:top w:val="single" w:color="808080" w:sz="4"/>
               <w:left w:val="single" w:color="808080" w:sz="4"/>
@@ -7737,7 +7725,7 @@
         </w:tc>
         <w:tc>
           <w:tcPr>
-            <w:tcW w:type="dxa" w:w="765"/>
+            <w:tcW w:type="dxa" w:w="735"/>
             <w:tcBorders>
               <w:top w:val="single" w:color="808080" w:sz="4"/>
               <w:left w:val="single" w:color="808080" w:sz="4"/>
@@ -7771,7 +7759,7 @@
         </w:tc>
         <w:tc>
           <w:tcPr>
-            <w:tcW w:type="dxa" w:w="737"/>
+            <w:tcW w:type="dxa" w:w="494"/>
             <w:tcBorders>
               <w:top w:val="single" w:color="808080" w:sz="4"/>
               <w:left w:val="single" w:color="808080" w:sz="4"/>
@@ -7805,7 +7793,7 @@
         </w:tc>
         <w:tc>
           <w:tcPr>
-            <w:tcW w:type="dxa" w:w="737"/>
+            <w:tcW w:type="dxa" w:w="388"/>
             <w:tcBorders>
               <w:top w:val="single" w:color="808080" w:sz="4"/>
               <w:left w:val="single" w:color="808080" w:sz="4"/>
@@ -7839,7 +7827,7 @@
         </w:tc>
         <w:tc>
           <w:tcPr>
-            <w:tcW w:type="dxa" w:w="850"/>
+            <w:tcW w:type="dxa" w:w="1524"/>
             <w:tcBorders>
               <w:top w:val="single" w:color="808080" w:sz="4"/>
               <w:left w:val="single" w:color="808080" w:sz="4"/>
@@ -7873,7 +7861,7 @@
         </w:tc>
         <w:tc>
           <w:tcPr>
-            <w:tcW w:type="dxa" w:w="852"/>
+            <w:tcW w:type="dxa" w:w="1529"/>
             <w:tcBorders>
               <w:top w:val="single" w:color="808080" w:sz="4"/>
               <w:left w:val="single" w:color="808080" w:sz="4"/>
@@ -7912,7 +7900,7 @@
         </w:trPr>
         <w:tc>
           <w:tcPr>
-            <w:tcW w:type="dxa" w:w="1955"/>
+            <w:tcW w:type="dxa" w:w="1505"/>
             <w:tcBorders>
               <w:top w:val="single" w:color="808080" w:sz="4"/>
               <w:left w:val="single" w:color="808080" w:sz="4"/>
@@ -7943,7 +7931,7 @@
         </w:tc>
         <w:tc>
           <w:tcPr>
-            <w:tcW w:type="dxa" w:w="737"/>
+            <w:tcW w:type="dxa" w:w="661"/>
             <w:tcBorders>
               <w:top w:val="single" w:color="808080" w:sz="4"/>
               <w:left w:val="single" w:color="808080" w:sz="4"/>
@@ -7974,7 +7962,7 @@
         </w:tc>
         <w:tc>
           <w:tcPr>
-            <w:tcW w:type="dxa" w:w="737"/>
+            <w:tcW w:type="dxa" w:w="534"/>
             <w:tcBorders>
               <w:top w:val="single" w:color="808080" w:sz="4"/>
               <w:left w:val="single" w:color="808080" w:sz="4"/>
@@ -8005,7 +7993,7 @@
         </w:tc>
         <w:tc>
           <w:tcPr>
-            <w:tcW w:type="dxa" w:w="765"/>
+            <w:tcW w:type="dxa" w:w="735"/>
             <w:tcBorders>
               <w:top w:val="single" w:color="808080" w:sz="4"/>
               <w:left w:val="single" w:color="808080" w:sz="4"/>
@@ -8036,7 +8024,7 @@
         </w:tc>
         <w:tc>
           <w:tcPr>
-            <w:tcW w:type="dxa" w:w="737"/>
+            <w:tcW w:type="dxa" w:w="494"/>
             <w:tcBorders>
               <w:top w:val="single" w:color="808080" w:sz="4"/>
               <w:left w:val="single" w:color="808080" w:sz="4"/>
@@ -8067,7 +8055,7 @@
         </w:tc>
         <w:tc>
           <w:tcPr>
-            <w:tcW w:type="dxa" w:w="737"/>
+            <w:tcW w:type="dxa" w:w="388"/>
             <w:tcBorders>
               <w:top w:val="single" w:color="808080" w:sz="4"/>
               <w:left w:val="single" w:color="808080" w:sz="4"/>
@@ -8098,7 +8086,7 @@
         </w:tc>
         <w:tc>
           <w:tcPr>
-            <w:tcW w:type="dxa" w:w="850"/>
+            <w:tcW w:type="dxa" w:w="1524"/>
             <w:tcBorders>
               <w:top w:val="single" w:color="808080" w:sz="4"/>
               <w:left w:val="single" w:color="808080" w:sz="4"/>
@@ -8129,7 +8117,7 @@
         </w:tc>
         <w:tc>
           <w:tcPr>
-            <w:tcW w:type="dxa" w:w="852"/>
+            <w:tcW w:type="dxa" w:w="1529"/>
             <w:tcBorders>
               <w:top w:val="single" w:color="808080" w:sz="4"/>
               <w:left w:val="single" w:color="808080" w:sz="4"/>
@@ -8165,7 +8153,7 @@
         </w:trPr>
         <w:tc>
           <w:tcPr>
-            <w:tcW w:type="dxa" w:w="1955"/>
+            <w:tcW w:type="dxa" w:w="1505"/>
             <w:tcBorders>
               <w:top w:val="single" w:color="808080" w:sz="4"/>
               <w:left w:val="single" w:color="808080" w:sz="4"/>
@@ -8196,7 +8184,7 @@
         </w:tc>
         <w:tc>
           <w:tcPr>
-            <w:tcW w:type="dxa" w:w="737"/>
+            <w:tcW w:type="dxa" w:w="661"/>
             <w:tcBorders>
               <w:top w:val="single" w:color="808080" w:sz="4"/>
               <w:left w:val="single" w:color="808080" w:sz="4"/>
@@ -8227,7 +8215,7 @@
         </w:tc>
         <w:tc>
           <w:tcPr>
-            <w:tcW w:type="dxa" w:w="737"/>
+            <w:tcW w:type="dxa" w:w="534"/>
             <w:tcBorders>
               <w:top w:val="single" w:color="808080" w:sz="4"/>
               <w:left w:val="single" w:color="808080" w:sz="4"/>
@@ -8258,7 +8246,7 @@
         </w:tc>
         <w:tc>
           <w:tcPr>
-            <w:tcW w:type="dxa" w:w="765"/>
+            <w:tcW w:type="dxa" w:w="735"/>
             <w:tcBorders>
               <w:top w:val="single" w:color="808080" w:sz="4"/>
               <w:left w:val="single" w:color="808080" w:sz="4"/>
@@ -8289,7 +8277,7 @@
         </w:tc>
         <w:tc>
           <w:tcPr>
-            <w:tcW w:type="dxa" w:w="737"/>
+            <w:tcW w:type="dxa" w:w="494"/>
             <w:tcBorders>
               <w:top w:val="single" w:color="808080" w:sz="4"/>
               <w:left w:val="single" w:color="808080" w:sz="4"/>
@@ -8320,7 +8308,7 @@
         </w:tc>
         <w:tc>
           <w:tcPr>
-            <w:tcW w:type="dxa" w:w="737"/>
+            <w:tcW w:type="dxa" w:w="388"/>
             <w:tcBorders>
               <w:top w:val="single" w:color="808080" w:sz="4"/>
               <w:left w:val="single" w:color="808080" w:sz="4"/>
@@ -8351,7 +8339,7 @@
         </w:tc>
         <w:tc>
           <w:tcPr>
-            <w:tcW w:type="dxa" w:w="850"/>
+            <w:tcW w:type="dxa" w:w="1524"/>
             <w:tcBorders>
               <w:top w:val="single" w:color="808080" w:sz="4"/>
               <w:left w:val="single" w:color="808080" w:sz="4"/>
@@ -8382,7 +8370,7 @@
         </w:tc>
         <w:tc>
           <w:tcPr>
-            <w:tcW w:type="dxa" w:w="852"/>
+            <w:tcW w:type="dxa" w:w="1529"/>
             <w:tcBorders>
               <w:top w:val="single" w:color="808080" w:sz="4"/>
               <w:left w:val="single" w:color="808080" w:sz="4"/>
@@ -8418,7 +8406,7 @@
         </w:trPr>
         <w:tc>
           <w:tcPr>
-            <w:tcW w:type="dxa" w:w="1955"/>
+            <w:tcW w:type="dxa" w:w="1505"/>
             <w:tcBorders>
               <w:top w:val="single" w:color="808080" w:sz="4"/>
               <w:left w:val="single" w:color="808080" w:sz="4"/>
@@ -8449,7 +8437,7 @@
         </w:tc>
         <w:tc>
           <w:tcPr>
-            <w:tcW w:type="dxa" w:w="737"/>
+            <w:tcW w:type="dxa" w:w="661"/>
             <w:tcBorders>
               <w:top w:val="single" w:color="808080" w:sz="4"/>
               <w:left w:val="single" w:color="808080" w:sz="4"/>
@@ -8480,7 +8468,7 @@
         </w:tc>
         <w:tc>
           <w:tcPr>
-            <w:tcW w:type="dxa" w:w="737"/>
+            <w:tcW w:type="dxa" w:w="534"/>
             <w:tcBorders>
               <w:top w:val="single" w:color="808080" w:sz="4"/>
               <w:left w:val="single" w:color="808080" w:sz="4"/>
@@ -8511,7 +8499,7 @@
         </w:tc>
         <w:tc>
           <w:tcPr>
-            <w:tcW w:type="dxa" w:w="765"/>
+            <w:tcW w:type="dxa" w:w="735"/>
             <w:tcBorders>
               <w:top w:val="single" w:color="808080" w:sz="4"/>
               <w:left w:val="single" w:color="808080" w:sz="4"/>
@@ -8542,7 +8530,7 @@
         </w:tc>
         <w:tc>
           <w:tcPr>
-            <w:tcW w:type="dxa" w:w="737"/>
+            <w:tcW w:type="dxa" w:w="494"/>
             <w:tcBorders>
               <w:top w:val="single" w:color="808080" w:sz="4"/>
               <w:left w:val="single" w:color="808080" w:sz="4"/>
@@ -8573,7 +8561,7 @@
         </w:tc>
         <w:tc>
           <w:tcPr>
-            <w:tcW w:type="dxa" w:w="737"/>
+            <w:tcW w:type="dxa" w:w="388"/>
             <w:tcBorders>
               <w:top w:val="single" w:color="808080" w:sz="4"/>
               <w:left w:val="single" w:color="808080" w:sz="4"/>
@@ -8604,7 +8592,7 @@
         </w:tc>
         <w:tc>
           <w:tcPr>
-            <w:tcW w:type="dxa" w:w="850"/>
+            <w:tcW w:type="dxa" w:w="1524"/>
             <w:tcBorders>
               <w:top w:val="single" w:color="808080" w:sz="4"/>
               <w:left w:val="single" w:color="808080" w:sz="4"/>
@@ -8635,7 +8623,7 @@
         </w:tc>
         <w:tc>
           <w:tcPr>
-            <w:tcW w:type="dxa" w:w="852"/>
+            <w:tcW w:type="dxa" w:w="1529"/>
             <w:tcBorders>
               <w:top w:val="single" w:color="808080" w:sz="4"/>
               <w:left w:val="single" w:color="808080" w:sz="4"/>
@@ -8671,7 +8659,7 @@
         </w:trPr>
         <w:tc>
           <w:tcPr>
-            <w:tcW w:type="dxa" w:w="1955"/>
+            <w:tcW w:type="dxa" w:w="1505"/>
             <w:tcBorders>
               <w:top w:val="single" w:color="808080" w:sz="4"/>
               <w:left w:val="single" w:color="808080" w:sz="4"/>
@@ -8702,7 +8690,7 @@
         </w:tc>
         <w:tc>
           <w:tcPr>
-            <w:tcW w:type="dxa" w:w="737"/>
+            <w:tcW w:type="dxa" w:w="661"/>
             <w:tcBorders>
               <w:top w:val="single" w:color="808080" w:sz="4"/>
               <w:left w:val="single" w:color="808080" w:sz="4"/>
@@ -8733,7 +8721,7 @@
         </w:tc>
         <w:tc>
           <w:tcPr>
-            <w:tcW w:type="dxa" w:w="737"/>
+            <w:tcW w:type="dxa" w:w="534"/>
             <w:tcBorders>
               <w:top w:val="single" w:color="808080" w:sz="4"/>
               <w:left w:val="single" w:color="808080" w:sz="4"/>
@@ -8764,7 +8752,7 @@
         </w:tc>
         <w:tc>
           <w:tcPr>
-            <w:tcW w:type="dxa" w:w="765"/>
+            <w:tcW w:type="dxa" w:w="735"/>
             <w:tcBorders>
               <w:top w:val="single" w:color="808080" w:sz="4"/>
               <w:left w:val="single" w:color="808080" w:sz="4"/>
@@ -8795,7 +8783,7 @@
         </w:tc>
         <w:tc>
           <w:tcPr>
-            <w:tcW w:type="dxa" w:w="737"/>
+            <w:tcW w:type="dxa" w:w="494"/>
             <w:tcBorders>
               <w:top w:val="single" w:color="808080" w:sz="4"/>
               <w:left w:val="single" w:color="808080" w:sz="4"/>
@@ -8826,7 +8814,7 @@
         </w:tc>
         <w:tc>
           <w:tcPr>
-            <w:tcW w:type="dxa" w:w="737"/>
+            <w:tcW w:type="dxa" w:w="388"/>
             <w:tcBorders>
               <w:top w:val="single" w:color="808080" w:sz="4"/>
               <w:left w:val="single" w:color="808080" w:sz="4"/>
@@ -8857,7 +8845,7 @@
         </w:tc>
         <w:tc>
           <w:tcPr>
-            <w:tcW w:type="dxa" w:w="850"/>
+            <w:tcW w:type="dxa" w:w="1524"/>
             <w:tcBorders>
               <w:top w:val="single" w:color="808080" w:sz="4"/>
               <w:left w:val="single" w:color="808080" w:sz="4"/>
@@ -8888,7 +8876,7 @@
         </w:tc>
         <w:tc>
           <w:tcPr>
-            <w:tcW w:type="dxa" w:w="852"/>
+            <w:tcW w:type="dxa" w:w="1529"/>
             <w:tcBorders>
               <w:top w:val="single" w:color="808080" w:sz="4"/>
               <w:left w:val="single" w:color="808080" w:sz="4"/>
@@ -8924,7 +8912,7 @@
         </w:trPr>
         <w:tc>
           <w:tcPr>
-            <w:tcW w:type="dxa" w:w="1955"/>
+            <w:tcW w:type="dxa" w:w="1505"/>
             <w:tcBorders>
               <w:top w:val="single" w:color="808080" w:sz="4"/>
               <w:left w:val="single" w:color="808080" w:sz="4"/>
@@ -8955,7 +8943,7 @@
         </w:tc>
         <w:tc>
           <w:tcPr>
-            <w:tcW w:type="dxa" w:w="737"/>
+            <w:tcW w:type="dxa" w:w="661"/>
             <w:tcBorders>
               <w:top w:val="single" w:color="808080" w:sz="4"/>
               <w:left w:val="single" w:color="808080" w:sz="4"/>
@@ -8986,7 +8974,7 @@
         </w:tc>
         <w:tc>
           <w:tcPr>
-            <w:tcW w:type="dxa" w:w="737"/>
+            <w:tcW w:type="dxa" w:w="534"/>
             <w:tcBorders>
               <w:top w:val="single" w:color="808080" w:sz="4"/>
               <w:left w:val="single" w:color="808080" w:sz="4"/>
@@ -9017,7 +9005,7 @@
         </w:tc>
         <w:tc>
           <w:tcPr>
-            <w:tcW w:type="dxa" w:w="765"/>
+            <w:tcW w:type="dxa" w:w="735"/>
             <w:tcBorders>
               <w:top w:val="single" w:color="808080" w:sz="4"/>
               <w:left w:val="single" w:color="808080" w:sz="4"/>
@@ -9048,7 +9036,7 @@
         </w:tc>
         <w:tc>
           <w:tcPr>
-            <w:tcW w:type="dxa" w:w="737"/>
+            <w:tcW w:type="dxa" w:w="494"/>
             <w:tcBorders>
               <w:top w:val="single" w:color="808080" w:sz="4"/>
               <w:left w:val="single" w:color="808080" w:sz="4"/>
@@ -9079,7 +9067,7 @@
         </w:tc>
         <w:tc>
           <w:tcPr>
-            <w:tcW w:type="dxa" w:w="737"/>
+            <w:tcW w:type="dxa" w:w="388"/>
             <w:tcBorders>
               <w:top w:val="single" w:color="808080" w:sz="4"/>
               <w:left w:val="single" w:color="808080" w:sz="4"/>
@@ -9110,7 +9098,7 @@
         </w:tc>
         <w:tc>
           <w:tcPr>
-            <w:tcW w:type="dxa" w:w="850"/>
+            <w:tcW w:type="dxa" w:w="1524"/>
             <w:tcBorders>
               <w:top w:val="single" w:color="808080" w:sz="4"/>
               <w:left w:val="single" w:color="808080" w:sz="4"/>
@@ -9141,7 +9129,7 @@
         </w:tc>
         <w:tc>
           <w:tcPr>
-            <w:tcW w:type="dxa" w:w="852"/>
+            <w:tcW w:type="dxa" w:w="1529"/>
             <w:tcBorders>
               <w:top w:val="single" w:color="808080" w:sz="4"/>
               <w:left w:val="single" w:color="808080" w:sz="4"/>
@@ -9177,7 +9165,7 @@
         </w:trPr>
         <w:tc>
           <w:tcPr>
-            <w:tcW w:type="dxa" w:w="1955"/>
+            <w:tcW w:type="dxa" w:w="1505"/>
             <w:tcBorders>
               <w:top w:val="single" w:color="808080" w:sz="4"/>
               <w:left w:val="single" w:color="808080" w:sz="4"/>
@@ -9208,7 +9196,7 @@
         </w:tc>
         <w:tc>
           <w:tcPr>
-            <w:tcW w:type="dxa" w:w="737"/>
+            <w:tcW w:type="dxa" w:w="661"/>
             <w:tcBorders>
               <w:top w:val="single" w:color="808080" w:sz="4"/>
               <w:left w:val="single" w:color="808080" w:sz="4"/>
@@ -9239,7 +9227,7 @@
         </w:tc>
         <w:tc>
           <w:tcPr>
-            <w:tcW w:type="dxa" w:w="737"/>
+            <w:tcW w:type="dxa" w:w="534"/>
             <w:tcBorders>
               <w:top w:val="single" w:color="808080" w:sz="4"/>
               <w:left w:val="single" w:color="808080" w:sz="4"/>
@@ -9270,7 +9258,7 @@
         </w:tc>
         <w:tc>
           <w:tcPr>
-            <w:tcW w:type="dxa" w:w="765"/>
+            <w:tcW w:type="dxa" w:w="735"/>
             <w:tcBorders>
               <w:top w:val="single" w:color="808080" w:sz="4"/>
               <w:left w:val="single" w:color="808080" w:sz="4"/>
@@ -9301,7 +9289,7 @@
         </w:tc>
         <w:tc>
           <w:tcPr>
-            <w:tcW w:type="dxa" w:w="737"/>
+            <w:tcW w:type="dxa" w:w="494"/>
             <w:tcBorders>
               <w:top w:val="single" w:color="808080" w:sz="4"/>
               <w:left w:val="single" w:color="808080" w:sz="4"/>
@@ -9332,7 +9320,7 @@
         </w:tc>
         <w:tc>
           <w:tcPr>
-            <w:tcW w:type="dxa" w:w="737"/>
+            <w:tcW w:type="dxa" w:w="388"/>
             <w:tcBorders>
               <w:top w:val="single" w:color="808080" w:sz="4"/>
               <w:left w:val="single" w:color="808080" w:sz="4"/>
@@ -9363,7 +9351,7 @@
         </w:tc>
         <w:tc>
           <w:tcPr>
-            <w:tcW w:type="dxa" w:w="850"/>
+            <w:tcW w:type="dxa" w:w="1524"/>
             <w:tcBorders>
               <w:top w:val="single" w:color="808080" w:sz="4"/>
               <w:left w:val="single" w:color="808080" w:sz="4"/>
@@ -9394,7 +9382,7 @@
         </w:tc>
         <w:tc>
           <w:tcPr>
-            <w:tcW w:type="dxa" w:w="852"/>
+            <w:tcW w:type="dxa" w:w="1529"/>
             <w:tcBorders>
               <w:top w:val="single" w:color="808080" w:sz="4"/>
               <w:left w:val="single" w:color="808080" w:sz="4"/>
@@ -9430,7 +9418,7 @@
         </w:trPr>
         <w:tc>
           <w:tcPr>
-            <w:tcW w:type="dxa" w:w="1955"/>
+            <w:tcW w:type="dxa" w:w="1505"/>
             <w:tcBorders>
               <w:top w:val="single" w:color="808080" w:sz="4"/>
               <w:left w:val="single" w:color="808080" w:sz="4"/>
@@ -9461,7 +9449,7 @@
         </w:tc>
         <w:tc>
           <w:tcPr>
-            <w:tcW w:type="dxa" w:w="737"/>
+            <w:tcW w:type="dxa" w:w="661"/>
             <w:tcBorders>
               <w:top w:val="single" w:color="808080" w:sz="4"/>
               <w:left w:val="single" w:color="808080" w:sz="4"/>
@@ -9492,7 +9480,7 @@
         </w:tc>
         <w:tc>
           <w:tcPr>
-            <w:tcW w:type="dxa" w:w="737"/>
+            <w:tcW w:type="dxa" w:w="534"/>
             <w:tcBorders>
               <w:top w:val="single" w:color="808080" w:sz="4"/>
               <w:left w:val="single" w:color="808080" w:sz="4"/>
@@ -9523,7 +9511,7 @@
         </w:tc>
         <w:tc>
           <w:tcPr>
-            <w:tcW w:type="dxa" w:w="765"/>
+            <w:tcW w:type="dxa" w:w="735"/>
             <w:tcBorders>
               <w:top w:val="single" w:color="808080" w:sz="4"/>
               <w:left w:val="single" w:color="808080" w:sz="4"/>
@@ -9554,7 +9542,7 @@
         </w:tc>
         <w:tc>
           <w:tcPr>
-            <w:tcW w:type="dxa" w:w="737"/>
+            <w:tcW w:type="dxa" w:w="494"/>
             <w:tcBorders>
               <w:top w:val="single" w:color="808080" w:sz="4"/>
               <w:left w:val="single" w:color="808080" w:sz="4"/>
@@ -9585,7 +9573,7 @@
         </w:tc>
         <w:tc>
           <w:tcPr>
-            <w:tcW w:type="dxa" w:w="737"/>
+            <w:tcW w:type="dxa" w:w="388"/>
             <w:tcBorders>
               <w:top w:val="single" w:color="808080" w:sz="4"/>
               <w:left w:val="single" w:color="808080" w:sz="4"/>
@@ -9616,7 +9604,7 @@
         </w:tc>
         <w:tc>
           <w:tcPr>
-            <w:tcW w:type="dxa" w:w="850"/>
+            <w:tcW w:type="dxa" w:w="1524"/>
             <w:tcBorders>
               <w:top w:val="single" w:color="808080" w:sz="4"/>
               <w:left w:val="single" w:color="808080" w:sz="4"/>
@@ -9647,7 +9635,7 @@
         </w:tc>
         <w:tc>
           <w:tcPr>
-            <w:tcW w:type="dxa" w:w="852"/>
+            <w:tcW w:type="dxa" w:w="1529"/>
             <w:tcBorders>
               <w:top w:val="single" w:color="808080" w:sz="4"/>
               <w:left w:val="single" w:color="808080" w:sz="4"/>
@@ -9683,7 +9671,7 @@
         </w:trPr>
         <w:tc>
           <w:tcPr>
-            <w:tcW w:type="dxa" w:w="1955"/>
+            <w:tcW w:type="dxa" w:w="1505"/>
             <w:tcBorders>
               <w:top w:val="single" w:color="808080" w:sz="4"/>
               <w:left w:val="single" w:color="808080" w:sz="4"/>
@@ -9714,7 +9702,7 @@
         </w:tc>
         <w:tc>
           <w:tcPr>
-            <w:tcW w:type="dxa" w:w="737"/>
+            <w:tcW w:type="dxa" w:w="661"/>
             <w:tcBorders>
               <w:top w:val="single" w:color="808080" w:sz="4"/>
               <w:left w:val="single" w:color="808080" w:sz="4"/>
@@ -9745,7 +9733,7 @@
         </w:tc>
         <w:tc>
           <w:tcPr>
-            <w:tcW w:type="dxa" w:w="737"/>
+            <w:tcW w:type="dxa" w:w="534"/>
             <w:tcBorders>
               <w:top w:val="single" w:color="808080" w:sz="4"/>
               <w:left w:val="single" w:color="808080" w:sz="4"/>
@@ -9776,7 +9764,7 @@
         </w:tc>
         <w:tc>
           <w:tcPr>
-            <w:tcW w:type="dxa" w:w="765"/>
+            <w:tcW w:type="dxa" w:w="735"/>
             <w:tcBorders>
               <w:top w:val="single" w:color="808080" w:sz="4"/>
               <w:left w:val="single" w:color="808080" w:sz="4"/>
@@ -9807,7 +9795,7 @@
         </w:tc>
         <w:tc>
           <w:tcPr>
-            <w:tcW w:type="dxa" w:w="737"/>
+            <w:tcW w:type="dxa" w:w="494"/>
             <w:tcBorders>
               <w:top w:val="single" w:color="808080" w:sz="4"/>
               <w:left w:val="single" w:color="808080" w:sz="4"/>
@@ -9838,7 +9826,7 @@
         </w:tc>
         <w:tc>
           <w:tcPr>
-            <w:tcW w:type="dxa" w:w="737"/>
+            <w:tcW w:type="dxa" w:w="388"/>
             <w:tcBorders>
               <w:top w:val="single" w:color="808080" w:sz="4"/>
               <w:left w:val="single" w:color="808080" w:sz="4"/>
@@ -9869,7 +9857,7 @@
         </w:tc>
         <w:tc>
           <w:tcPr>
-            <w:tcW w:type="dxa" w:w="850"/>
+            <w:tcW w:type="dxa" w:w="1524"/>
             <w:tcBorders>
               <w:top w:val="single" w:color="808080" w:sz="4"/>
               <w:left w:val="single" w:color="808080" w:sz="4"/>
@@ -9900,7 +9888,7 @@
         </w:tc>
         <w:tc>
           <w:tcPr>
-            <w:tcW w:type="dxa" w:w="852"/>
+            <w:tcW w:type="dxa" w:w="1529"/>
             <w:tcBorders>
               <w:top w:val="single" w:color="808080" w:sz="4"/>
               <w:left w:val="single" w:color="808080" w:sz="4"/>
@@ -9936,7 +9924,7 @@
         </w:trPr>
         <w:tc>
           <w:tcPr>
-            <w:tcW w:type="dxa" w:w="1955"/>
+            <w:tcW w:type="dxa" w:w="1505"/>
             <w:tcBorders>
               <w:top w:val="single" w:color="808080" w:sz="4"/>
               <w:left w:val="single" w:color="808080" w:sz="4"/>
@@ -9967,7 +9955,7 @@
         </w:tc>
         <w:tc>
           <w:tcPr>
-            <w:tcW w:type="dxa" w:w="737"/>
+            <w:tcW w:type="dxa" w:w="661"/>
             <w:tcBorders>
               <w:top w:val="single" w:color="808080" w:sz="4"/>
               <w:left w:val="single" w:color="808080" w:sz="4"/>
@@ -9998,7 +9986,7 @@
         </w:tc>
         <w:tc>
           <w:tcPr>
-            <w:tcW w:type="dxa" w:w="737"/>
+            <w:tcW w:type="dxa" w:w="534"/>
             <w:tcBorders>
               <w:top w:val="single" w:color="808080" w:sz="4"/>
               <w:left w:val="single" w:color="808080" w:sz="4"/>
@@ -10029,7 +10017,7 @@
         </w:tc>
         <w:tc>
           <w:tcPr>
-            <w:tcW w:type="dxa" w:w="765"/>
+            <w:tcW w:type="dxa" w:w="735"/>
             <w:tcBorders>
               <w:top w:val="single" w:color="808080" w:sz="4"/>
               <w:left w:val="single" w:color="808080" w:sz="4"/>
@@ -10060,7 +10048,7 @@
         </w:tc>
         <w:tc>
           <w:tcPr>
-            <w:tcW w:type="dxa" w:w="737"/>
+            <w:tcW w:type="dxa" w:w="494"/>
             <w:tcBorders>
               <w:top w:val="single" w:color="808080" w:sz="4"/>
               <w:left w:val="single" w:color="808080" w:sz="4"/>
@@ -10091,7 +10079,7 @@
         </w:tc>
         <w:tc>
           <w:tcPr>
-            <w:tcW w:type="dxa" w:w="737"/>
+            <w:tcW w:type="dxa" w:w="388"/>
             <w:tcBorders>
               <w:top w:val="single" w:color="808080" w:sz="4"/>
               <w:left w:val="single" w:color="808080" w:sz="4"/>
@@ -10122,7 +10110,7 @@
         </w:tc>
         <w:tc>
           <w:tcPr>
-            <w:tcW w:type="dxa" w:w="850"/>
+            <w:tcW w:type="dxa" w:w="1524"/>
             <w:tcBorders>
               <w:top w:val="single" w:color="808080" w:sz="4"/>
               <w:left w:val="single" w:color="808080" w:sz="4"/>
@@ -10153,7 +10141,7 @@
         </w:tc>
         <w:tc>
           <w:tcPr>
-            <w:tcW w:type="dxa" w:w="852"/>
+            <w:tcW w:type="dxa" w:w="1529"/>
             <w:tcBorders>
               <w:top w:val="single" w:color="808080" w:sz="4"/>
               <w:left w:val="single" w:color="808080" w:sz="4"/>
@@ -10243,15 +10231,16 @@
           <w:insideH w:val="single" w:color="auto" w:sz="4"/>
           <w:insideV w:val="single" w:color="auto" w:sz="4"/>
         </w:tblBorders>
+        <w:tblLayout w:type="fixed"/>
       </w:tblPr>
       <w:tblGrid>
-        <w:gridCol w:w="1352"/>
-        <w:gridCol w:w="754"/>
-        <w:gridCol w:w="754"/>
-        <w:gridCol w:w="754"/>
-        <w:gridCol w:w="2176"/>
-        <w:gridCol w:w="823"/>
-        <w:gridCol w:w="757"/>
+        <w:gridCol w:w="1513"/>
+        <w:gridCol w:w="691"/>
+        <w:gridCol w:w="753"/>
+        <w:gridCol w:w="753"/>
+        <w:gridCol w:w="1750"/>
+        <w:gridCol w:w="777"/>
+        <w:gridCol w:w="1133"/>
       </w:tblGrid>
       <w:tr>
         <w:trPr>
@@ -10259,7 +10248,7 @@
         </w:trPr>
         <w:tc>
           <w:tcPr>
-            <w:tcW w:type="dxa" w:w="1352"/>
+            <w:tcW w:type="dxa" w:w="1513"/>
             <w:tcBorders>
               <w:top w:val="single" w:color="808080" w:sz="4"/>
               <w:left w:val="single" w:color="808080" w:sz="4"/>
@@ -10293,7 +10282,7 @@
         </w:tc>
         <w:tc>
           <w:tcPr>
-            <w:tcW w:type="dxa" w:w="754"/>
+            <w:tcW w:type="dxa" w:w="691"/>
             <w:tcBorders>
               <w:top w:val="single" w:color="808080" w:sz="4"/>
               <w:left w:val="single" w:color="808080" w:sz="4"/>
@@ -10327,7 +10316,7 @@
         </w:tc>
         <w:tc>
           <w:tcPr>
-            <w:tcW w:type="dxa" w:w="754"/>
+            <w:tcW w:type="dxa" w:w="753"/>
             <w:tcBorders>
               <w:top w:val="single" w:color="808080" w:sz="4"/>
               <w:left w:val="single" w:color="808080" w:sz="4"/>
@@ -10361,7 +10350,7 @@
         </w:tc>
         <w:tc>
           <w:tcPr>
-            <w:tcW w:type="dxa" w:w="754"/>
+            <w:tcW w:type="dxa" w:w="753"/>
             <w:tcBorders>
               <w:top w:val="single" w:color="808080" w:sz="4"/>
               <w:left w:val="single" w:color="808080" w:sz="4"/>
@@ -10395,7 +10384,7 @@
         </w:tc>
         <w:tc>
           <w:tcPr>
-            <w:tcW w:type="dxa" w:w="2176"/>
+            <w:tcW w:type="dxa" w:w="1750"/>
             <w:tcBorders>
               <w:top w:val="single" w:color="808080" w:sz="4"/>
               <w:left w:val="single" w:color="808080" w:sz="4"/>
@@ -10429,7 +10418,7 @@
         </w:tc>
         <w:tc>
           <w:tcPr>
-            <w:tcW w:type="dxa" w:w="823"/>
+            <w:tcW w:type="dxa" w:w="777"/>
             <w:tcBorders>
               <w:top w:val="single" w:color="808080" w:sz="4"/>
               <w:left w:val="single" w:color="808080" w:sz="4"/>
@@ -10463,7 +10452,7 @@
         </w:tc>
         <w:tc>
           <w:tcPr>
-            <w:tcW w:type="dxa" w:w="757"/>
+            <w:tcW w:type="dxa" w:w="1133"/>
             <w:tcBorders>
               <w:top w:val="single" w:color="808080" w:sz="4"/>
               <w:left w:val="single" w:color="808080" w:sz="4"/>
@@ -10502,7 +10491,7 @@
         </w:trPr>
         <w:tc>
           <w:tcPr>
-            <w:tcW w:type="dxa" w:w="1352"/>
+            <w:tcW w:type="dxa" w:w="1513"/>
             <w:tcBorders>
               <w:top w:val="single" w:color="808080" w:sz="4"/>
               <w:left w:val="single" w:color="808080" w:sz="4"/>
@@ -10533,7 +10522,7 @@
         </w:tc>
         <w:tc>
           <w:tcPr>
-            <w:tcW w:type="dxa" w:w="754"/>
+            <w:tcW w:type="dxa" w:w="691"/>
             <w:tcBorders>
               <w:top w:val="single" w:color="808080" w:sz="4"/>
               <w:left w:val="single" w:color="808080" w:sz="4"/>
@@ -10564,7 +10553,7 @@
         </w:tc>
         <w:tc>
           <w:tcPr>
-            <w:tcW w:type="dxa" w:w="754"/>
+            <w:tcW w:type="dxa" w:w="753"/>
             <w:tcBorders>
               <w:top w:val="single" w:color="808080" w:sz="4"/>
               <w:left w:val="single" w:color="808080" w:sz="4"/>
@@ -10595,7 +10584,7 @@
         </w:tc>
         <w:tc>
           <w:tcPr>
-            <w:tcW w:type="dxa" w:w="754"/>
+            <w:tcW w:type="dxa" w:w="753"/>
             <w:tcBorders>
               <w:top w:val="single" w:color="808080" w:sz="4"/>
               <w:left w:val="single" w:color="808080" w:sz="4"/>
@@ -10626,7 +10615,7 @@
         </w:tc>
         <w:tc>
           <w:tcPr>
-            <w:tcW w:type="dxa" w:w="2176"/>
+            <w:tcW w:type="dxa" w:w="1750"/>
             <w:tcBorders>
               <w:top w:val="single" w:color="808080" w:sz="4"/>
               <w:left w:val="single" w:color="808080" w:sz="4"/>
@@ -10657,7 +10646,7 @@
         </w:tc>
         <w:tc>
           <w:tcPr>
-            <w:tcW w:type="dxa" w:w="823"/>
+            <w:tcW w:type="dxa" w:w="777"/>
             <w:tcBorders>
               <w:top w:val="single" w:color="808080" w:sz="4"/>
               <w:left w:val="single" w:color="808080" w:sz="4"/>
@@ -10688,7 +10677,7 @@
         </w:tc>
         <w:tc>
           <w:tcPr>
-            <w:tcW w:type="dxa" w:w="757"/>
+            <w:tcW w:type="dxa" w:w="1133"/>
             <w:tcBorders>
               <w:top w:val="single" w:color="808080" w:sz="4"/>
               <w:left w:val="single" w:color="808080" w:sz="4"/>
@@ -10724,7 +10713,7 @@
         </w:trPr>
         <w:tc>
           <w:tcPr>
-            <w:tcW w:type="dxa" w:w="1352"/>
+            <w:tcW w:type="dxa" w:w="1513"/>
             <w:tcBorders>
               <w:top w:val="single" w:color="808080" w:sz="4"/>
               <w:left w:val="single" w:color="808080" w:sz="4"/>
@@ -10755,7 +10744,7 @@
         </w:tc>
         <w:tc>
           <w:tcPr>
-            <w:tcW w:type="dxa" w:w="754"/>
+            <w:tcW w:type="dxa" w:w="691"/>
             <w:tcBorders>
               <w:top w:val="single" w:color="808080" w:sz="4"/>
               <w:left w:val="single" w:color="808080" w:sz="4"/>
@@ -10786,7 +10775,7 @@
         </w:tc>
         <w:tc>
           <w:tcPr>
-            <w:tcW w:type="dxa" w:w="754"/>
+            <w:tcW w:type="dxa" w:w="753"/>
             <w:tcBorders>
               <w:top w:val="single" w:color="808080" w:sz="4"/>
               <w:left w:val="single" w:color="808080" w:sz="4"/>
@@ -10817,7 +10806,7 @@
         </w:tc>
         <w:tc>
           <w:tcPr>
-            <w:tcW w:type="dxa" w:w="754"/>
+            <w:tcW w:type="dxa" w:w="753"/>
             <w:tcBorders>
               <w:top w:val="single" w:color="808080" w:sz="4"/>
               <w:left w:val="single" w:color="808080" w:sz="4"/>
@@ -10848,7 +10837,7 @@
         </w:tc>
         <w:tc>
           <w:tcPr>
-            <w:tcW w:type="dxa" w:w="2176"/>
+            <w:tcW w:type="dxa" w:w="1750"/>
             <w:tcBorders>
               <w:top w:val="single" w:color="808080" w:sz="4"/>
               <w:left w:val="single" w:color="808080" w:sz="4"/>
@@ -10879,7 +10868,7 @@
         </w:tc>
         <w:tc>
           <w:tcPr>
-            <w:tcW w:type="dxa" w:w="823"/>
+            <w:tcW w:type="dxa" w:w="777"/>
             <w:tcBorders>
               <w:top w:val="single" w:color="808080" w:sz="4"/>
               <w:left w:val="single" w:color="808080" w:sz="4"/>
@@ -10910,7 +10899,7 @@
         </w:tc>
         <w:tc>
           <w:tcPr>
-            <w:tcW w:type="dxa" w:w="757"/>
+            <w:tcW w:type="dxa" w:w="1133"/>
             <w:tcBorders>
               <w:top w:val="single" w:color="808080" w:sz="4"/>
               <w:left w:val="single" w:color="808080" w:sz="4"/>
@@ -10946,7 +10935,7 @@
         </w:trPr>
         <w:tc>
           <w:tcPr>
-            <w:tcW w:type="dxa" w:w="1352"/>
+            <w:tcW w:type="dxa" w:w="1513"/>
             <w:tcBorders>
               <w:top w:val="single" w:color="808080" w:sz="4"/>
               <w:left w:val="single" w:color="808080" w:sz="4"/>
@@ -10977,7 +10966,7 @@
         </w:tc>
         <w:tc>
           <w:tcPr>
-            <w:tcW w:type="dxa" w:w="754"/>
+            <w:tcW w:type="dxa" w:w="691"/>
             <w:tcBorders>
               <w:top w:val="single" w:color="808080" w:sz="4"/>
               <w:left w:val="single" w:color="808080" w:sz="4"/>
@@ -11008,7 +10997,7 @@
         </w:tc>
         <w:tc>
           <w:tcPr>
-            <w:tcW w:type="dxa" w:w="754"/>
+            <w:tcW w:type="dxa" w:w="753"/>
             <w:tcBorders>
               <w:top w:val="single" w:color="808080" w:sz="4"/>
               <w:left w:val="single" w:color="808080" w:sz="4"/>
@@ -11039,7 +11028,7 @@
         </w:tc>
         <w:tc>
           <w:tcPr>
-            <w:tcW w:type="dxa" w:w="754"/>
+            <w:tcW w:type="dxa" w:w="753"/>
             <w:tcBorders>
               <w:top w:val="single" w:color="808080" w:sz="4"/>
               <w:left w:val="single" w:color="808080" w:sz="4"/>
@@ -11070,7 +11059,7 @@
         </w:tc>
         <w:tc>
           <w:tcPr>
-            <w:tcW w:type="dxa" w:w="2176"/>
+            <w:tcW w:type="dxa" w:w="1750"/>
             <w:tcBorders>
               <w:top w:val="single" w:color="808080" w:sz="4"/>
               <w:left w:val="single" w:color="808080" w:sz="4"/>
@@ -11101,7 +11090,7 @@
         </w:tc>
         <w:tc>
           <w:tcPr>
-            <w:tcW w:type="dxa" w:w="823"/>
+            <w:tcW w:type="dxa" w:w="777"/>
             <w:tcBorders>
               <w:top w:val="single" w:color="808080" w:sz="4"/>
               <w:left w:val="single" w:color="808080" w:sz="4"/>
@@ -11132,7 +11121,7 @@
         </w:tc>
         <w:tc>
           <w:tcPr>
-            <w:tcW w:type="dxa" w:w="757"/>
+            <w:tcW w:type="dxa" w:w="1133"/>
             <w:tcBorders>
               <w:top w:val="single" w:color="808080" w:sz="4"/>
               <w:left w:val="single" w:color="808080" w:sz="4"/>
@@ -11168,7 +11157,7 @@
         </w:trPr>
         <w:tc>
           <w:tcPr>
-            <w:tcW w:type="dxa" w:w="1352"/>
+            <w:tcW w:type="dxa" w:w="1513"/>
             <w:tcBorders>
               <w:top w:val="single" w:color="808080" w:sz="4"/>
               <w:left w:val="single" w:color="808080" w:sz="4"/>
@@ -11199,7 +11188,7 @@
         </w:tc>
         <w:tc>
           <w:tcPr>
-            <w:tcW w:type="dxa" w:w="754"/>
+            <w:tcW w:type="dxa" w:w="691"/>
             <w:tcBorders>
               <w:top w:val="single" w:color="808080" w:sz="4"/>
               <w:left w:val="single" w:color="808080" w:sz="4"/>
@@ -11230,7 +11219,7 @@
         </w:tc>
         <w:tc>
           <w:tcPr>
-            <w:tcW w:type="dxa" w:w="754"/>
+            <w:tcW w:type="dxa" w:w="753"/>
             <w:tcBorders>
               <w:top w:val="single" w:color="808080" w:sz="4"/>
               <w:left w:val="single" w:color="808080" w:sz="4"/>
@@ -11261,7 +11250,7 @@
         </w:tc>
         <w:tc>
           <w:tcPr>
-            <w:tcW w:type="dxa" w:w="754"/>
+            <w:tcW w:type="dxa" w:w="753"/>
             <w:tcBorders>
               <w:top w:val="single" w:color="808080" w:sz="4"/>
               <w:left w:val="single" w:color="808080" w:sz="4"/>
@@ -11292,7 +11281,7 @@
         </w:tc>
         <w:tc>
           <w:tcPr>
-            <w:tcW w:type="dxa" w:w="2176"/>
+            <w:tcW w:type="dxa" w:w="1750"/>
             <w:tcBorders>
               <w:top w:val="single" w:color="808080" w:sz="4"/>
               <w:left w:val="single" w:color="808080" w:sz="4"/>
@@ -11323,7 +11312,7 @@
         </w:tc>
         <w:tc>
           <w:tcPr>
-            <w:tcW w:type="dxa" w:w="823"/>
+            <w:tcW w:type="dxa" w:w="777"/>
             <w:tcBorders>
               <w:top w:val="single" w:color="808080" w:sz="4"/>
               <w:left w:val="single" w:color="808080" w:sz="4"/>
@@ -11354,7 +11343,7 @@
         </w:tc>
         <w:tc>
           <w:tcPr>
-            <w:tcW w:type="dxa" w:w="757"/>
+            <w:tcW w:type="dxa" w:w="1133"/>
             <w:tcBorders>
               <w:top w:val="single" w:color="808080" w:sz="4"/>
               <w:left w:val="single" w:color="808080" w:sz="4"/>
@@ -11390,7 +11379,7 @@
         </w:trPr>
         <w:tc>
           <w:tcPr>
-            <w:tcW w:type="dxa" w:w="1352"/>
+            <w:tcW w:type="dxa" w:w="1513"/>
             <w:tcBorders>
               <w:top w:val="single" w:color="808080" w:sz="4"/>
               <w:left w:val="single" w:color="808080" w:sz="4"/>
@@ -11421,7 +11410,7 @@
         </w:tc>
         <w:tc>
           <w:tcPr>
-            <w:tcW w:type="dxa" w:w="754"/>
+            <w:tcW w:type="dxa" w:w="691"/>
             <w:tcBorders>
               <w:top w:val="single" w:color="808080" w:sz="4"/>
               <w:left w:val="single" w:color="808080" w:sz="4"/>
@@ -11452,7 +11441,7 @@
         </w:tc>
         <w:tc>
           <w:tcPr>
-            <w:tcW w:type="dxa" w:w="754"/>
+            <w:tcW w:type="dxa" w:w="753"/>
             <w:tcBorders>
               <w:top w:val="single" w:color="808080" w:sz="4"/>
               <w:left w:val="single" w:color="808080" w:sz="4"/>
@@ -11483,7 +11472,7 @@
         </w:tc>
         <w:tc>
           <w:tcPr>
-            <w:tcW w:type="dxa" w:w="754"/>
+            <w:tcW w:type="dxa" w:w="753"/>
             <w:tcBorders>
               <w:top w:val="single" w:color="808080" w:sz="4"/>
               <w:left w:val="single" w:color="808080" w:sz="4"/>
@@ -11514,7 +11503,7 @@
         </w:tc>
         <w:tc>
           <w:tcPr>
-            <w:tcW w:type="dxa" w:w="2176"/>
+            <w:tcW w:type="dxa" w:w="1750"/>
             <w:tcBorders>
               <w:top w:val="single" w:color="808080" w:sz="4"/>
               <w:left w:val="single" w:color="808080" w:sz="4"/>
@@ -11545,7 +11534,7 @@
         </w:tc>
         <w:tc>
           <w:tcPr>
-            <w:tcW w:type="dxa" w:w="823"/>
+            <w:tcW w:type="dxa" w:w="777"/>
             <w:tcBorders>
               <w:top w:val="single" w:color="808080" w:sz="4"/>
               <w:left w:val="single" w:color="808080" w:sz="4"/>
@@ -11576,7 +11565,7 @@
         </w:tc>
         <w:tc>
           <w:tcPr>
-            <w:tcW w:type="dxa" w:w="757"/>
+            <w:tcW w:type="dxa" w:w="1133"/>
             <w:tcBorders>
               <w:top w:val="single" w:color="808080" w:sz="4"/>
               <w:left w:val="single" w:color="808080" w:sz="4"/>
@@ -11612,7 +11601,7 @@
         </w:trPr>
         <w:tc>
           <w:tcPr>
-            <w:tcW w:type="dxa" w:w="1352"/>
+            <w:tcW w:type="dxa" w:w="1513"/>
             <w:tcBorders>
               <w:top w:val="single" w:color="808080" w:sz="4"/>
               <w:left w:val="single" w:color="808080" w:sz="4"/>
@@ -11643,7 +11632,7 @@
         </w:tc>
         <w:tc>
           <w:tcPr>
-            <w:tcW w:type="dxa" w:w="754"/>
+            <w:tcW w:type="dxa" w:w="691"/>
             <w:tcBorders>
               <w:top w:val="single" w:color="808080" w:sz="4"/>
               <w:left w:val="single" w:color="808080" w:sz="4"/>
@@ -11674,7 +11663,7 @@
         </w:tc>
         <w:tc>
           <w:tcPr>
-            <w:tcW w:type="dxa" w:w="754"/>
+            <w:tcW w:type="dxa" w:w="753"/>
             <w:tcBorders>
               <w:top w:val="single" w:color="808080" w:sz="4"/>
               <w:left w:val="single" w:color="808080" w:sz="4"/>
@@ -11705,7 +11694,7 @@
         </w:tc>
         <w:tc>
           <w:tcPr>
-            <w:tcW w:type="dxa" w:w="754"/>
+            <w:tcW w:type="dxa" w:w="753"/>
             <w:tcBorders>
               <w:top w:val="single" w:color="808080" w:sz="4"/>
               <w:left w:val="single" w:color="808080" w:sz="4"/>
@@ -11736,7 +11725,7 @@
         </w:tc>
         <w:tc>
           <w:tcPr>
-            <w:tcW w:type="dxa" w:w="2176"/>
+            <w:tcW w:type="dxa" w:w="1750"/>
             <w:tcBorders>
               <w:top w:val="single" w:color="808080" w:sz="4"/>
               <w:left w:val="single" w:color="808080" w:sz="4"/>
@@ -11767,7 +11756,7 @@
         </w:tc>
         <w:tc>
           <w:tcPr>
-            <w:tcW w:type="dxa" w:w="823"/>
+            <w:tcW w:type="dxa" w:w="777"/>
             <w:tcBorders>
               <w:top w:val="single" w:color="808080" w:sz="4"/>
               <w:left w:val="single" w:color="808080" w:sz="4"/>
@@ -11798,7 +11787,7 @@
         </w:tc>
         <w:tc>
           <w:tcPr>
-            <w:tcW w:type="dxa" w:w="757"/>
+            <w:tcW w:type="dxa" w:w="1133"/>
             <w:tcBorders>
               <w:top w:val="single" w:color="808080" w:sz="4"/>
               <w:left w:val="single" w:color="808080" w:sz="4"/>
@@ -11834,7 +11823,7 @@
         </w:trPr>
         <w:tc>
           <w:tcPr>
-            <w:tcW w:type="dxa" w:w="1352"/>
+            <w:tcW w:type="dxa" w:w="1513"/>
             <w:tcBorders>
               <w:top w:val="single" w:color="808080" w:sz="4"/>
               <w:left w:val="single" w:color="808080" w:sz="4"/>
@@ -11865,7 +11854,7 @@
         </w:tc>
         <w:tc>
           <w:tcPr>
-            <w:tcW w:type="dxa" w:w="754"/>
+            <w:tcW w:type="dxa" w:w="691"/>
             <w:tcBorders>
               <w:top w:val="single" w:color="808080" w:sz="4"/>
               <w:left w:val="single" w:color="808080" w:sz="4"/>
@@ -11896,7 +11885,7 @@
         </w:tc>
         <w:tc>
           <w:tcPr>
-            <w:tcW w:type="dxa" w:w="754"/>
+            <w:tcW w:type="dxa" w:w="753"/>
             <w:tcBorders>
               <w:top w:val="single" w:color="808080" w:sz="4"/>
               <w:left w:val="single" w:color="808080" w:sz="4"/>
@@ -11927,7 +11916,7 @@
         </w:tc>
         <w:tc>
           <w:tcPr>
-            <w:tcW w:type="dxa" w:w="754"/>
+            <w:tcW w:type="dxa" w:w="753"/>
             <w:tcBorders>
               <w:top w:val="single" w:color="808080" w:sz="4"/>
               <w:left w:val="single" w:color="808080" w:sz="4"/>
@@ -11958,7 +11947,7 @@
         </w:tc>
         <w:tc>
           <w:tcPr>
-            <w:tcW w:type="dxa" w:w="2176"/>
+            <w:tcW w:type="dxa" w:w="1750"/>
             <w:tcBorders>
               <w:top w:val="single" w:color="808080" w:sz="4"/>
               <w:left w:val="single" w:color="808080" w:sz="4"/>
@@ -11989,7 +11978,7 @@
         </w:tc>
         <w:tc>
           <w:tcPr>
-            <w:tcW w:type="dxa" w:w="823"/>
+            <w:tcW w:type="dxa" w:w="777"/>
             <w:tcBorders>
               <w:top w:val="single" w:color="808080" w:sz="4"/>
               <w:left w:val="single" w:color="808080" w:sz="4"/>
@@ -12020,7 +12009,7 @@
         </w:tc>
         <w:tc>
           <w:tcPr>
-            <w:tcW w:type="dxa" w:w="757"/>
+            <w:tcW w:type="dxa" w:w="1133"/>
             <w:tcBorders>
               <w:top w:val="single" w:color="808080" w:sz="4"/>
               <w:left w:val="single" w:color="808080" w:sz="4"/>
@@ -12056,7 +12045,7 @@
         </w:trPr>
         <w:tc>
           <w:tcPr>
-            <w:tcW w:type="dxa" w:w="1352"/>
+            <w:tcW w:type="dxa" w:w="1513"/>
             <w:tcBorders>
               <w:top w:val="single" w:color="808080" w:sz="4"/>
               <w:left w:val="single" w:color="808080" w:sz="4"/>
@@ -12087,7 +12076,7 @@
         </w:tc>
         <w:tc>
           <w:tcPr>
-            <w:tcW w:type="dxa" w:w="754"/>
+            <w:tcW w:type="dxa" w:w="691"/>
             <w:tcBorders>
               <w:top w:val="single" w:color="808080" w:sz="4"/>
               <w:left w:val="single" w:color="808080" w:sz="4"/>
@@ -12118,7 +12107,7 @@
         </w:tc>
         <w:tc>
           <w:tcPr>
-            <w:tcW w:type="dxa" w:w="754"/>
+            <w:tcW w:type="dxa" w:w="753"/>
             <w:tcBorders>
               <w:top w:val="single" w:color="808080" w:sz="4"/>
               <w:left w:val="single" w:color="808080" w:sz="4"/>
@@ -12149,7 +12138,7 @@
         </w:tc>
         <w:tc>
           <w:tcPr>
-            <w:tcW w:type="dxa" w:w="754"/>
+            <w:tcW w:type="dxa" w:w="753"/>
             <w:tcBorders>
               <w:top w:val="single" w:color="808080" w:sz="4"/>
               <w:left w:val="single" w:color="808080" w:sz="4"/>
@@ -12180,7 +12169,7 @@
         </w:tc>
         <w:tc>
           <w:tcPr>
-            <w:tcW w:type="dxa" w:w="2176"/>
+            <w:tcW w:type="dxa" w:w="1750"/>
             <w:tcBorders>
               <w:top w:val="single" w:color="808080" w:sz="4"/>
               <w:left w:val="single" w:color="808080" w:sz="4"/>
@@ -12211,7 +12200,7 @@
         </w:tc>
         <w:tc>
           <w:tcPr>
-            <w:tcW w:type="dxa" w:w="823"/>
+            <w:tcW w:type="dxa" w:w="777"/>
             <w:tcBorders>
               <w:top w:val="single" w:color="808080" w:sz="4"/>
               <w:left w:val="single" w:color="808080" w:sz="4"/>
@@ -12242,7 +12231,7 @@
         </w:tc>
         <w:tc>
           <w:tcPr>
-            <w:tcW w:type="dxa" w:w="757"/>
+            <w:tcW w:type="dxa" w:w="1133"/>
             <w:tcBorders>
               <w:top w:val="single" w:color="808080" w:sz="4"/>
               <w:left w:val="single" w:color="808080" w:sz="4"/>
@@ -12278,7 +12267,7 @@
         </w:trPr>
         <w:tc>
           <w:tcPr>
-            <w:tcW w:type="dxa" w:w="1352"/>
+            <w:tcW w:type="dxa" w:w="1513"/>
             <w:tcBorders>
               <w:top w:val="single" w:color="808080" w:sz="4"/>
               <w:left w:val="single" w:color="808080" w:sz="4"/>
@@ -12309,7 +12298,7 @@
         </w:tc>
         <w:tc>
           <w:tcPr>
-            <w:tcW w:type="dxa" w:w="754"/>
+            <w:tcW w:type="dxa" w:w="691"/>
             <w:tcBorders>
               <w:top w:val="single" w:color="808080" w:sz="4"/>
               <w:left w:val="single" w:color="808080" w:sz="4"/>
@@ -12340,7 +12329,7 @@
         </w:tc>
         <w:tc>
           <w:tcPr>
-            <w:tcW w:type="dxa" w:w="754"/>
+            <w:tcW w:type="dxa" w:w="753"/>
             <w:tcBorders>
               <w:top w:val="single" w:color="808080" w:sz="4"/>
               <w:left w:val="single" w:color="808080" w:sz="4"/>
@@ -12371,7 +12360,7 @@
         </w:tc>
         <w:tc>
           <w:tcPr>
-            <w:tcW w:type="dxa" w:w="754"/>
+            <w:tcW w:type="dxa" w:w="753"/>
             <w:tcBorders>
               <w:top w:val="single" w:color="808080" w:sz="4"/>
               <w:left w:val="single" w:color="808080" w:sz="4"/>
@@ -12402,7 +12391,7 @@
         </w:tc>
         <w:tc>
           <w:tcPr>
-            <w:tcW w:type="dxa" w:w="2176"/>
+            <w:tcW w:type="dxa" w:w="1750"/>
             <w:tcBorders>
               <w:top w:val="single" w:color="808080" w:sz="4"/>
               <w:left w:val="single" w:color="808080" w:sz="4"/>
@@ -12433,7 +12422,7 @@
         </w:tc>
         <w:tc>
           <w:tcPr>
-            <w:tcW w:type="dxa" w:w="823"/>
+            <w:tcW w:type="dxa" w:w="777"/>
             <w:tcBorders>
               <w:top w:val="single" w:color="808080" w:sz="4"/>
               <w:left w:val="single" w:color="808080" w:sz="4"/>
@@ -12464,7 +12453,7 @@
         </w:tc>
         <w:tc>
           <w:tcPr>
-            <w:tcW w:type="dxa" w:w="757"/>
+            <w:tcW w:type="dxa" w:w="1133"/>
             <w:tcBorders>
               <w:top w:val="single" w:color="808080" w:sz="4"/>
               <w:left w:val="single" w:color="808080" w:sz="4"/>
@@ -12606,15 +12595,16 @@
           <w:insideH w:val="single" w:color="auto" w:sz="4"/>
           <w:insideV w:val="single" w:color="auto" w:sz="4"/>
         </w:tblBorders>
+        <w:tblLayout w:type="fixed"/>
       </w:tblPr>
       <w:tblGrid>
-        <w:gridCol w:w="1607"/>
-        <w:gridCol w:w="908"/>
-        <w:gridCol w:w="978"/>
-        <w:gridCol w:w="853"/>
-        <w:gridCol w:w="1118"/>
-        <w:gridCol w:w="1049"/>
-        <w:gridCol w:w="857"/>
+        <w:gridCol w:w="1550"/>
+        <w:gridCol w:w="973"/>
+        <w:gridCol w:w="1018"/>
+        <w:gridCol w:w="969"/>
+        <w:gridCol w:w="1132"/>
+        <w:gridCol w:w="1127"/>
+        <w:gridCol w:w="601"/>
       </w:tblGrid>
       <w:tr>
         <w:trPr>
@@ -12622,7 +12612,7 @@
         </w:trPr>
         <w:tc>
           <w:tcPr>
-            <w:tcW w:type="dxa" w:w="1607"/>
+            <w:tcW w:type="dxa" w:w="1550"/>
             <w:tcBorders>
               <w:top w:val="single" w:color="808080" w:sz="4"/>
               <w:left w:val="single" w:color="808080" w:sz="4"/>
@@ -12656,7 +12646,7 @@
         </w:tc>
         <w:tc>
           <w:tcPr>
-            <w:tcW w:type="dxa" w:w="908"/>
+            <w:tcW w:type="dxa" w:w="973"/>
             <w:tcBorders>
               <w:top w:val="single" w:color="808080" w:sz="4"/>
               <w:left w:val="single" w:color="808080" w:sz="4"/>
@@ -12690,7 +12680,7 @@
         </w:tc>
         <w:tc>
           <w:tcPr>
-            <w:tcW w:type="dxa" w:w="978"/>
+            <w:tcW w:type="dxa" w:w="1018"/>
             <w:tcBorders>
               <w:top w:val="single" w:color="808080" w:sz="4"/>
               <w:left w:val="single" w:color="808080" w:sz="4"/>
@@ -12724,7 +12714,7 @@
         </w:tc>
         <w:tc>
           <w:tcPr>
-            <w:tcW w:type="dxa" w:w="853"/>
+            <w:tcW w:type="dxa" w:w="969"/>
             <w:tcBorders>
               <w:top w:val="single" w:color="808080" w:sz="4"/>
               <w:left w:val="single" w:color="808080" w:sz="4"/>
@@ -12758,7 +12748,7 @@
         </w:tc>
         <w:tc>
           <w:tcPr>
-            <w:tcW w:type="dxa" w:w="1118"/>
+            <w:tcW w:type="dxa" w:w="1132"/>
             <w:tcBorders>
               <w:top w:val="single" w:color="808080" w:sz="4"/>
               <w:left w:val="single" w:color="808080" w:sz="4"/>
@@ -12792,7 +12782,7 @@
         </w:tc>
         <w:tc>
           <w:tcPr>
-            <w:tcW w:type="dxa" w:w="1049"/>
+            <w:tcW w:type="dxa" w:w="1127"/>
             <w:tcBorders>
               <w:top w:val="single" w:color="808080" w:sz="4"/>
               <w:left w:val="single" w:color="808080" w:sz="4"/>
@@ -12826,7 +12816,7 @@
         </w:tc>
         <w:tc>
           <w:tcPr>
-            <w:tcW w:type="dxa" w:w="857"/>
+            <w:tcW w:type="dxa" w:w="601"/>
             <w:tcBorders>
               <w:top w:val="single" w:color="808080" w:sz="4"/>
               <w:left w:val="single" w:color="808080" w:sz="4"/>
@@ -12865,7 +12855,7 @@
         </w:trPr>
         <w:tc>
           <w:tcPr>
-            <w:tcW w:type="dxa" w:w="1607"/>
+            <w:tcW w:type="dxa" w:w="1550"/>
             <w:tcBorders>
               <w:top w:val="single" w:color="808080" w:sz="4"/>
               <w:left w:val="single" w:color="808080" w:sz="4"/>
@@ -12896,7 +12886,7 @@
         </w:tc>
         <w:tc>
           <w:tcPr>
-            <w:tcW w:type="dxa" w:w="908"/>
+            <w:tcW w:type="dxa" w:w="973"/>
             <w:tcBorders>
               <w:top w:val="single" w:color="808080" w:sz="4"/>
               <w:left w:val="single" w:color="808080" w:sz="4"/>
@@ -12927,7 +12917,7 @@
         </w:tc>
         <w:tc>
           <w:tcPr>
-            <w:tcW w:type="dxa" w:w="978"/>
+            <w:tcW w:type="dxa" w:w="1018"/>
             <w:tcBorders>
               <w:top w:val="single" w:color="808080" w:sz="4"/>
               <w:left w:val="single" w:color="808080" w:sz="4"/>
@@ -12958,7 +12948,7 @@
         </w:tc>
         <w:tc>
           <w:tcPr>
-            <w:tcW w:type="dxa" w:w="853"/>
+            <w:tcW w:type="dxa" w:w="969"/>
             <w:tcBorders>
               <w:top w:val="single" w:color="808080" w:sz="4"/>
               <w:left w:val="single" w:color="808080" w:sz="4"/>
@@ -12989,7 +12979,7 @@
         </w:tc>
         <w:tc>
           <w:tcPr>
-            <w:tcW w:type="dxa" w:w="1118"/>
+            <w:tcW w:type="dxa" w:w="1132"/>
             <w:tcBorders>
               <w:top w:val="single" w:color="808080" w:sz="4"/>
               <w:left w:val="single" w:color="808080" w:sz="4"/>
@@ -13020,7 +13010,7 @@
         </w:tc>
         <w:tc>
           <w:tcPr>
-            <w:tcW w:type="dxa" w:w="1049"/>
+            <w:tcW w:type="dxa" w:w="1127"/>
             <w:tcBorders>
               <w:top w:val="single" w:color="808080" w:sz="4"/>
               <w:left w:val="single" w:color="808080" w:sz="4"/>
@@ -13051,7 +13041,7 @@
         </w:tc>
         <w:tc>
           <w:tcPr>
-            <w:tcW w:type="dxa" w:w="857"/>
+            <w:tcW w:type="dxa" w:w="601"/>
             <w:tcBorders>
               <w:top w:val="single" w:color="808080" w:sz="4"/>
               <w:left w:val="single" w:color="808080" w:sz="4"/>
@@ -13087,7 +13077,7 @@
         </w:trPr>
         <w:tc>
           <w:tcPr>
-            <w:tcW w:type="dxa" w:w="1607"/>
+            <w:tcW w:type="dxa" w:w="1550"/>
             <w:tcBorders>
               <w:top w:val="single" w:color="808080" w:sz="4"/>
               <w:left w:val="single" w:color="808080" w:sz="4"/>
@@ -13118,7 +13108,7 @@
         </w:tc>
         <w:tc>
           <w:tcPr>
-            <w:tcW w:type="dxa" w:w="908"/>
+            <w:tcW w:type="dxa" w:w="973"/>
             <w:tcBorders>
               <w:top w:val="single" w:color="808080" w:sz="4"/>
               <w:left w:val="single" w:color="808080" w:sz="4"/>
@@ -13149,7 +13139,7 @@
         </w:tc>
         <w:tc>
           <w:tcPr>
-            <w:tcW w:type="dxa" w:w="978"/>
+            <w:tcW w:type="dxa" w:w="1018"/>
             <w:tcBorders>
               <w:top w:val="single" w:color="808080" w:sz="4"/>
               <w:left w:val="single" w:color="808080" w:sz="4"/>
@@ -13180,7 +13170,7 @@
         </w:tc>
         <w:tc>
           <w:tcPr>
-            <w:tcW w:type="dxa" w:w="853"/>
+            <w:tcW w:type="dxa" w:w="969"/>
             <w:tcBorders>
               <w:top w:val="single" w:color="808080" w:sz="4"/>
               <w:left w:val="single" w:color="808080" w:sz="4"/>
@@ -13211,7 +13201,7 @@
         </w:tc>
         <w:tc>
           <w:tcPr>
-            <w:tcW w:type="dxa" w:w="1118"/>
+            <w:tcW w:type="dxa" w:w="1132"/>
             <w:tcBorders>
               <w:top w:val="single" w:color="808080" w:sz="4"/>
               <w:left w:val="single" w:color="808080" w:sz="4"/>
@@ -13242,7 +13232,7 @@
         </w:tc>
         <w:tc>
           <w:tcPr>
-            <w:tcW w:type="dxa" w:w="1049"/>
+            <w:tcW w:type="dxa" w:w="1127"/>
             <w:tcBorders>
               <w:top w:val="single" w:color="808080" w:sz="4"/>
               <w:left w:val="single" w:color="808080" w:sz="4"/>
@@ -13273,7 +13263,7 @@
         </w:tc>
         <w:tc>
           <w:tcPr>
-            <w:tcW w:type="dxa" w:w="857"/>
+            <w:tcW w:type="dxa" w:w="601"/>
             <w:tcBorders>
               <w:top w:val="single" w:color="808080" w:sz="4"/>
               <w:left w:val="single" w:color="808080" w:sz="4"/>
@@ -13309,7 +13299,7 @@
         </w:trPr>
         <w:tc>
           <w:tcPr>
-            <w:tcW w:type="dxa" w:w="1607"/>
+            <w:tcW w:type="dxa" w:w="1550"/>
             <w:tcBorders>
               <w:top w:val="single" w:color="808080" w:sz="4"/>
               <w:left w:val="single" w:color="808080" w:sz="4"/>
@@ -13340,7 +13330,7 @@
         </w:tc>
         <w:tc>
           <w:tcPr>
-            <w:tcW w:type="dxa" w:w="908"/>
+            <w:tcW w:type="dxa" w:w="973"/>
             <w:tcBorders>
               <w:top w:val="single" w:color="808080" w:sz="4"/>
               <w:left w:val="single" w:color="808080" w:sz="4"/>
@@ -13371,7 +13361,7 @@
         </w:tc>
         <w:tc>
           <w:tcPr>
-            <w:tcW w:type="dxa" w:w="978"/>
+            <w:tcW w:type="dxa" w:w="1018"/>
             <w:tcBorders>
               <w:top w:val="single" w:color="808080" w:sz="4"/>
               <w:left w:val="single" w:color="808080" w:sz="4"/>
@@ -13402,7 +13392,7 @@
         </w:tc>
         <w:tc>
           <w:tcPr>
-            <w:tcW w:type="dxa" w:w="853"/>
+            <w:tcW w:type="dxa" w:w="969"/>
             <w:tcBorders>
               <w:top w:val="single" w:color="808080" w:sz="4"/>
               <w:left w:val="single" w:color="808080" w:sz="4"/>
@@ -13433,7 +13423,7 @@
         </w:tc>
         <w:tc>
           <w:tcPr>
-            <w:tcW w:type="dxa" w:w="1118"/>
+            <w:tcW w:type="dxa" w:w="1132"/>
             <w:tcBorders>
               <w:top w:val="single" w:color="808080" w:sz="4"/>
               <w:left w:val="single" w:color="808080" w:sz="4"/>
@@ -13464,7 +13454,7 @@
         </w:tc>
         <w:tc>
           <w:tcPr>
-            <w:tcW w:type="dxa" w:w="1049"/>
+            <w:tcW w:type="dxa" w:w="1127"/>
             <w:tcBorders>
               <w:top w:val="single" w:color="808080" w:sz="4"/>
               <w:left w:val="single" w:color="808080" w:sz="4"/>
@@ -13495,7 +13485,7 @@
         </w:tc>
         <w:tc>
           <w:tcPr>
-            <w:tcW w:type="dxa" w:w="857"/>
+            <w:tcW w:type="dxa" w:w="601"/>
             <w:tcBorders>
               <w:top w:val="single" w:color="808080" w:sz="4"/>
               <w:left w:val="single" w:color="808080" w:sz="4"/>
@@ -13531,7 +13521,7 @@
         </w:trPr>
         <w:tc>
           <w:tcPr>
-            <w:tcW w:type="dxa" w:w="1607"/>
+            <w:tcW w:type="dxa" w:w="1550"/>
             <w:tcBorders>
               <w:top w:val="single" w:color="808080" w:sz="4"/>
               <w:left w:val="single" w:color="808080" w:sz="4"/>
@@ -13562,7 +13552,7 @@
         </w:tc>
         <w:tc>
           <w:tcPr>
-            <w:tcW w:type="dxa" w:w="908"/>
+            <w:tcW w:type="dxa" w:w="973"/>
             <w:tcBorders>
               <w:top w:val="single" w:color="808080" w:sz="4"/>
               <w:left w:val="single" w:color="808080" w:sz="4"/>
@@ -13593,7 +13583,7 @@
         </w:tc>
         <w:tc>
           <w:tcPr>
-            <w:tcW w:type="dxa" w:w="978"/>
+            <w:tcW w:type="dxa" w:w="1018"/>
             <w:tcBorders>
               <w:top w:val="single" w:color="808080" w:sz="4"/>
               <w:left w:val="single" w:color="808080" w:sz="4"/>
@@ -13624,7 +13614,7 @@
         </w:tc>
         <w:tc>
           <w:tcPr>
-            <w:tcW w:type="dxa" w:w="853"/>
+            <w:tcW w:type="dxa" w:w="969"/>
             <w:tcBorders>
               <w:top w:val="single" w:color="808080" w:sz="4"/>
               <w:left w:val="single" w:color="808080" w:sz="4"/>
@@ -13655,7 +13645,7 @@
         </w:tc>
         <w:tc>
           <w:tcPr>
-            <w:tcW w:type="dxa" w:w="1118"/>
+            <w:tcW w:type="dxa" w:w="1132"/>
             <w:tcBorders>
               <w:top w:val="single" w:color="808080" w:sz="4"/>
               <w:left w:val="single" w:color="808080" w:sz="4"/>
@@ -13686,7 +13676,7 @@
         </w:tc>
         <w:tc>
           <w:tcPr>
-            <w:tcW w:type="dxa" w:w="1049"/>
+            <w:tcW w:type="dxa" w:w="1127"/>
             <w:tcBorders>
               <w:top w:val="single" w:color="808080" w:sz="4"/>
               <w:left w:val="single" w:color="808080" w:sz="4"/>
@@ -13717,7 +13707,7 @@
         </w:tc>
         <w:tc>
           <w:tcPr>
-            <w:tcW w:type="dxa" w:w="857"/>
+            <w:tcW w:type="dxa" w:w="601"/>
             <w:tcBorders>
               <w:top w:val="single" w:color="808080" w:sz="4"/>
               <w:left w:val="single" w:color="808080" w:sz="4"/>
@@ -13753,7 +13743,7 @@
         </w:trPr>
         <w:tc>
           <w:tcPr>
-            <w:tcW w:type="dxa" w:w="1607"/>
+            <w:tcW w:type="dxa" w:w="1550"/>
             <w:tcBorders>
               <w:top w:val="single" w:color="808080" w:sz="4"/>
               <w:left w:val="single" w:color="808080" w:sz="4"/>
@@ -13784,7 +13774,7 @@
         </w:tc>
         <w:tc>
           <w:tcPr>
-            <w:tcW w:type="dxa" w:w="908"/>
+            <w:tcW w:type="dxa" w:w="973"/>
             <w:tcBorders>
               <w:top w:val="single" w:color="808080" w:sz="4"/>
               <w:left w:val="single" w:color="808080" w:sz="4"/>
@@ -13815,7 +13805,7 @@
         </w:tc>
         <w:tc>
           <w:tcPr>
-            <w:tcW w:type="dxa" w:w="978"/>
+            <w:tcW w:type="dxa" w:w="1018"/>
             <w:tcBorders>
               <w:top w:val="single" w:color="808080" w:sz="4"/>
               <w:left w:val="single" w:color="808080" w:sz="4"/>
@@ -13846,7 +13836,7 @@
         </w:tc>
         <w:tc>
           <w:tcPr>
-            <w:tcW w:type="dxa" w:w="853"/>
+            <w:tcW w:type="dxa" w:w="969"/>
             <w:tcBorders>
               <w:top w:val="single" w:color="808080" w:sz="4"/>
               <w:left w:val="single" w:color="808080" w:sz="4"/>
@@ -13877,7 +13867,7 @@
         </w:tc>
         <w:tc>
           <w:tcPr>
-            <w:tcW w:type="dxa" w:w="1118"/>
+            <w:tcW w:type="dxa" w:w="1132"/>
             <w:tcBorders>
               <w:top w:val="single" w:color="808080" w:sz="4"/>
               <w:left w:val="single" w:color="808080" w:sz="4"/>
@@ -13908,7 +13898,7 @@
         </w:tc>
         <w:tc>
           <w:tcPr>
-            <w:tcW w:type="dxa" w:w="1049"/>
+            <w:tcW w:type="dxa" w:w="1127"/>
             <w:tcBorders>
               <w:top w:val="single" w:color="808080" w:sz="4"/>
               <w:left w:val="single" w:color="808080" w:sz="4"/>
@@ -13939,7 +13929,7 @@
         </w:tc>
         <w:tc>
           <w:tcPr>
-            <w:tcW w:type="dxa" w:w="857"/>
+            <w:tcW w:type="dxa" w:w="601"/>
             <w:tcBorders>
               <w:top w:val="single" w:color="808080" w:sz="4"/>
               <w:left w:val="single" w:color="808080" w:sz="4"/>
@@ -13975,7 +13965,7 @@
         </w:trPr>
         <w:tc>
           <w:tcPr>
-            <w:tcW w:type="dxa" w:w="1607"/>
+            <w:tcW w:type="dxa" w:w="1550"/>
             <w:tcBorders>
               <w:top w:val="single" w:color="808080" w:sz="4"/>
               <w:left w:val="single" w:color="808080" w:sz="4"/>
@@ -14006,7 +13996,7 @@
         </w:tc>
         <w:tc>
           <w:tcPr>
-            <w:tcW w:type="dxa" w:w="908"/>
+            <w:tcW w:type="dxa" w:w="973"/>
             <w:tcBorders>
               <w:top w:val="single" w:color="808080" w:sz="4"/>
               <w:left w:val="single" w:color="808080" w:sz="4"/>
@@ -14037,7 +14027,7 @@
         </w:tc>
         <w:tc>
           <w:tcPr>
-            <w:tcW w:type="dxa" w:w="978"/>
+            <w:tcW w:type="dxa" w:w="1018"/>
             <w:tcBorders>
               <w:top w:val="single" w:color="808080" w:sz="4"/>
               <w:left w:val="single" w:color="808080" w:sz="4"/>
@@ -14068,7 +14058,7 @@
         </w:tc>
         <w:tc>
           <w:tcPr>
-            <w:tcW w:type="dxa" w:w="853"/>
+            <w:tcW w:type="dxa" w:w="969"/>
             <w:tcBorders>
               <w:top w:val="single" w:color="808080" w:sz="4"/>
               <w:left w:val="single" w:color="808080" w:sz="4"/>
@@ -14099,7 +14089,7 @@
         </w:tc>
         <w:tc>
           <w:tcPr>
-            <w:tcW w:type="dxa" w:w="1118"/>
+            <w:tcW w:type="dxa" w:w="1132"/>
             <w:tcBorders>
               <w:top w:val="single" w:color="808080" w:sz="4"/>
               <w:left w:val="single" w:color="808080" w:sz="4"/>
@@ -14130,7 +14120,7 @@
         </w:tc>
         <w:tc>
           <w:tcPr>
-            <w:tcW w:type="dxa" w:w="1049"/>
+            <w:tcW w:type="dxa" w:w="1127"/>
             <w:tcBorders>
               <w:top w:val="single" w:color="808080" w:sz="4"/>
               <w:left w:val="single" w:color="808080" w:sz="4"/>
@@ -14161,7 +14151,7 @@
         </w:tc>
         <w:tc>
           <w:tcPr>
-            <w:tcW w:type="dxa" w:w="857"/>
+            <w:tcW w:type="dxa" w:w="601"/>
             <w:tcBorders>
               <w:top w:val="single" w:color="808080" w:sz="4"/>
               <w:left w:val="single" w:color="808080" w:sz="4"/>
@@ -14197,7 +14187,7 @@
         </w:trPr>
         <w:tc>
           <w:tcPr>
-            <w:tcW w:type="dxa" w:w="1607"/>
+            <w:tcW w:type="dxa" w:w="1550"/>
             <w:tcBorders>
               <w:top w:val="single" w:color="808080" w:sz="4"/>
               <w:left w:val="single" w:color="808080" w:sz="4"/>
@@ -14228,7 +14218,7 @@
         </w:tc>
         <w:tc>
           <w:tcPr>
-            <w:tcW w:type="dxa" w:w="908"/>
+            <w:tcW w:type="dxa" w:w="973"/>
             <w:tcBorders>
               <w:top w:val="single" w:color="808080" w:sz="4"/>
               <w:left w:val="single" w:color="808080" w:sz="4"/>
@@ -14259,7 +14249,7 @@
         </w:tc>
         <w:tc>
           <w:tcPr>
-            <w:tcW w:type="dxa" w:w="978"/>
+            <w:tcW w:type="dxa" w:w="1018"/>
             <w:tcBorders>
               <w:top w:val="single" w:color="808080" w:sz="4"/>
               <w:left w:val="single" w:color="808080" w:sz="4"/>
@@ -14290,7 +14280,7 @@
         </w:tc>
         <w:tc>
           <w:tcPr>
-            <w:tcW w:type="dxa" w:w="853"/>
+            <w:tcW w:type="dxa" w:w="969"/>
             <w:tcBorders>
               <w:top w:val="single" w:color="808080" w:sz="4"/>
               <w:left w:val="single" w:color="808080" w:sz="4"/>
@@ -14321,7 +14311,7 @@
         </w:tc>
         <w:tc>
           <w:tcPr>
-            <w:tcW w:type="dxa" w:w="1118"/>
+            <w:tcW w:type="dxa" w:w="1132"/>
             <w:tcBorders>
               <w:top w:val="single" w:color="808080" w:sz="4"/>
               <w:left w:val="single" w:color="808080" w:sz="4"/>
@@ -14352,7 +14342,7 @@
         </w:tc>
         <w:tc>
           <w:tcPr>
-            <w:tcW w:type="dxa" w:w="1049"/>
+            <w:tcW w:type="dxa" w:w="1127"/>
             <w:tcBorders>
               <w:top w:val="single" w:color="808080" w:sz="4"/>
               <w:left w:val="single" w:color="808080" w:sz="4"/>
@@ -14383,7 +14373,7 @@
         </w:tc>
         <w:tc>
           <w:tcPr>
-            <w:tcW w:type="dxa" w:w="857"/>
+            <w:tcW w:type="dxa" w:w="601"/>
             <w:tcBorders>
               <w:top w:val="single" w:color="808080" w:sz="4"/>
               <w:left w:val="single" w:color="808080" w:sz="4"/>
@@ -14419,7 +14409,7 @@
         </w:trPr>
         <w:tc>
           <w:tcPr>
-            <w:tcW w:type="dxa" w:w="1607"/>
+            <w:tcW w:type="dxa" w:w="1550"/>
             <w:tcBorders>
               <w:top w:val="single" w:color="808080" w:sz="4"/>
               <w:left w:val="single" w:color="808080" w:sz="4"/>
@@ -14450,7 +14440,7 @@
         </w:tc>
         <w:tc>
           <w:tcPr>
-            <w:tcW w:type="dxa" w:w="908"/>
+            <w:tcW w:type="dxa" w:w="973"/>
             <w:tcBorders>
               <w:top w:val="single" w:color="808080" w:sz="4"/>
               <w:left w:val="single" w:color="808080" w:sz="4"/>
@@ -14481,7 +14471,7 @@
         </w:tc>
         <w:tc>
           <w:tcPr>
-            <w:tcW w:type="dxa" w:w="978"/>
+            <w:tcW w:type="dxa" w:w="1018"/>
             <w:tcBorders>
               <w:top w:val="single" w:color="808080" w:sz="4"/>
               <w:left w:val="single" w:color="808080" w:sz="4"/>
@@ -14512,7 +14502,7 @@
         </w:tc>
         <w:tc>
           <w:tcPr>
-            <w:tcW w:type="dxa" w:w="853"/>
+            <w:tcW w:type="dxa" w:w="969"/>
             <w:tcBorders>
               <w:top w:val="single" w:color="808080" w:sz="4"/>
               <w:left w:val="single" w:color="808080" w:sz="4"/>
@@ -14543,7 +14533,7 @@
         </w:tc>
         <w:tc>
           <w:tcPr>
-            <w:tcW w:type="dxa" w:w="1118"/>
+            <w:tcW w:type="dxa" w:w="1132"/>
             <w:tcBorders>
               <w:top w:val="single" w:color="808080" w:sz="4"/>
               <w:left w:val="single" w:color="808080" w:sz="4"/>
@@ -14574,7 +14564,7 @@
         </w:tc>
         <w:tc>
           <w:tcPr>
-            <w:tcW w:type="dxa" w:w="1049"/>
+            <w:tcW w:type="dxa" w:w="1127"/>
             <w:tcBorders>
               <w:top w:val="single" w:color="808080" w:sz="4"/>
               <w:left w:val="single" w:color="808080" w:sz="4"/>
@@ -14605,7 +14595,7 @@
         </w:tc>
         <w:tc>
           <w:tcPr>
-            <w:tcW w:type="dxa" w:w="857"/>
+            <w:tcW w:type="dxa" w:w="601"/>
             <w:tcBorders>
               <w:top w:val="single" w:color="808080" w:sz="4"/>
               <w:left w:val="single" w:color="808080" w:sz="4"/>
@@ -14713,14 +14703,15 @@
           <w:insideH w:val="single" w:color="auto" w:sz="4"/>
           <w:insideV w:val="single" w:color="auto" w:sz="4"/>
         </w:tblBorders>
+        <w:tblLayout w:type="fixed"/>
       </w:tblPr>
       <w:tblGrid>
-        <w:gridCol w:w="2762"/>
-        <w:gridCol w:w="869"/>
-        <w:gridCol w:w="956"/>
-        <w:gridCol w:w="869"/>
-        <w:gridCol w:w="956"/>
-        <w:gridCol w:w="958"/>
+        <w:gridCol w:w="1762"/>
+        <w:gridCol w:w="1128"/>
+        <w:gridCol w:w="1189"/>
+        <w:gridCol w:w="1128"/>
+        <w:gridCol w:w="1189"/>
+        <w:gridCol w:w="974"/>
       </w:tblGrid>
       <w:tr>
         <w:trPr>
@@ -14728,7 +14719,7 @@
         </w:trPr>
         <w:tc>
           <w:tcPr>
-            <w:tcW w:type="dxa" w:w="2762"/>
+            <w:tcW w:type="dxa" w:w="1762"/>
             <w:tcBorders>
               <w:top w:val="single" w:color="808080" w:sz="4"/>
               <w:left w:val="single" w:color="808080" w:sz="4"/>
@@ -14762,7 +14753,7 @@
         </w:tc>
         <w:tc>
           <w:tcPr>
-            <w:tcW w:type="dxa" w:w="869"/>
+            <w:tcW w:type="dxa" w:w="1128"/>
             <w:tcBorders>
               <w:top w:val="single" w:color="808080" w:sz="4"/>
               <w:left w:val="single" w:color="808080" w:sz="4"/>
@@ -14796,7 +14787,7 @@
         </w:tc>
         <w:tc>
           <w:tcPr>
-            <w:tcW w:type="dxa" w:w="956"/>
+            <w:tcW w:type="dxa" w:w="1189"/>
             <w:tcBorders>
               <w:top w:val="single" w:color="808080" w:sz="4"/>
               <w:left w:val="single" w:color="808080" w:sz="4"/>
@@ -14830,7 +14821,7 @@
         </w:tc>
         <w:tc>
           <w:tcPr>
-            <w:tcW w:type="dxa" w:w="869"/>
+            <w:tcW w:type="dxa" w:w="1128"/>
             <w:tcBorders>
               <w:top w:val="single" w:color="808080" w:sz="4"/>
               <w:left w:val="single" w:color="808080" w:sz="4"/>
@@ -14864,7 +14855,7 @@
         </w:tc>
         <w:tc>
           <w:tcPr>
-            <w:tcW w:type="dxa" w:w="956"/>
+            <w:tcW w:type="dxa" w:w="1189"/>
             <w:tcBorders>
               <w:top w:val="single" w:color="808080" w:sz="4"/>
               <w:left w:val="single" w:color="808080" w:sz="4"/>
@@ -14898,7 +14889,7 @@
         </w:tc>
         <w:tc>
           <w:tcPr>
-            <w:tcW w:type="dxa" w:w="958"/>
+            <w:tcW w:type="dxa" w:w="974"/>
             <w:tcBorders>
               <w:top w:val="single" w:color="808080" w:sz="4"/>
               <w:left w:val="single" w:color="808080" w:sz="4"/>
@@ -14937,7 +14928,7 @@
         </w:trPr>
         <w:tc>
           <w:tcPr>
-            <w:tcW w:type="dxa" w:w="2762"/>
+            <w:tcW w:type="dxa" w:w="1762"/>
             <w:tcBorders>
               <w:top w:val="single" w:color="808080" w:sz="4"/>
               <w:left w:val="single" w:color="808080" w:sz="4"/>
@@ -14968,7 +14959,7 @@
         </w:tc>
         <w:tc>
           <w:tcPr>
-            <w:tcW w:type="dxa" w:w="869"/>
+            <w:tcW w:type="dxa" w:w="1128"/>
             <w:tcBorders>
               <w:top w:val="single" w:color="808080" w:sz="4"/>
               <w:left w:val="single" w:color="808080" w:sz="4"/>
@@ -14999,7 +14990,7 @@
         </w:tc>
         <w:tc>
           <w:tcPr>
-            <w:tcW w:type="dxa" w:w="956"/>
+            <w:tcW w:type="dxa" w:w="1189"/>
             <w:tcBorders>
               <w:top w:val="single" w:color="808080" w:sz="4"/>
               <w:left w:val="single" w:color="808080" w:sz="4"/>
@@ -15030,7 +15021,7 @@
         </w:tc>
         <w:tc>
           <w:tcPr>
-            <w:tcW w:type="dxa" w:w="869"/>
+            <w:tcW w:type="dxa" w:w="1128"/>
             <w:tcBorders>
               <w:top w:val="single" w:color="808080" w:sz="4"/>
               <w:left w:val="single" w:color="808080" w:sz="4"/>
@@ -15061,7 +15052,7 @@
         </w:tc>
         <w:tc>
           <w:tcPr>
-            <w:tcW w:type="dxa" w:w="956"/>
+            <w:tcW w:type="dxa" w:w="1189"/>
             <w:tcBorders>
               <w:top w:val="single" w:color="808080" w:sz="4"/>
               <w:left w:val="single" w:color="808080" w:sz="4"/>
@@ -15092,7 +15083,7 @@
         </w:tc>
         <w:tc>
           <w:tcPr>
-            <w:tcW w:type="dxa" w:w="958"/>
+            <w:tcW w:type="dxa" w:w="974"/>
             <w:tcBorders>
               <w:top w:val="single" w:color="808080" w:sz="4"/>
               <w:left w:val="single" w:color="808080" w:sz="4"/>
@@ -15128,7 +15119,7 @@
         </w:trPr>
         <w:tc>
           <w:tcPr>
-            <w:tcW w:type="dxa" w:w="2762"/>
+            <w:tcW w:type="dxa" w:w="1762"/>
             <w:tcBorders>
               <w:top w:val="single" w:color="808080" w:sz="4"/>
               <w:left w:val="single" w:color="808080" w:sz="4"/>
@@ -15159,7 +15150,7 @@
         </w:tc>
         <w:tc>
           <w:tcPr>
-            <w:tcW w:type="dxa" w:w="869"/>
+            <w:tcW w:type="dxa" w:w="1128"/>
             <w:tcBorders>
               <w:top w:val="single" w:color="808080" w:sz="4"/>
               <w:left w:val="single" w:color="808080" w:sz="4"/>
@@ -15190,7 +15181,7 @@
         </w:tc>
         <w:tc>
           <w:tcPr>
-            <w:tcW w:type="dxa" w:w="956"/>
+            <w:tcW w:type="dxa" w:w="1189"/>
             <w:tcBorders>
               <w:top w:val="single" w:color="808080" w:sz="4"/>
               <w:left w:val="single" w:color="808080" w:sz="4"/>
@@ -15221,7 +15212,7 @@
         </w:tc>
         <w:tc>
           <w:tcPr>
-            <w:tcW w:type="dxa" w:w="869"/>
+            <w:tcW w:type="dxa" w:w="1128"/>
             <w:tcBorders>
               <w:top w:val="single" w:color="808080" w:sz="4"/>
               <w:left w:val="single" w:color="808080" w:sz="4"/>
@@ -15252,7 +15243,7 @@
         </w:tc>
         <w:tc>
           <w:tcPr>
-            <w:tcW w:type="dxa" w:w="956"/>
+            <w:tcW w:type="dxa" w:w="1189"/>
             <w:tcBorders>
               <w:top w:val="single" w:color="808080" w:sz="4"/>
               <w:left w:val="single" w:color="808080" w:sz="4"/>
@@ -15283,7 +15274,7 @@
         </w:tc>
         <w:tc>
           <w:tcPr>
-            <w:tcW w:type="dxa" w:w="958"/>
+            <w:tcW w:type="dxa" w:w="974"/>
             <w:tcBorders>
               <w:top w:val="single" w:color="808080" w:sz="4"/>
               <w:left w:val="single" w:color="808080" w:sz="4"/>
@@ -15319,7 +15310,7 @@
         </w:trPr>
         <w:tc>
           <w:tcPr>
-            <w:tcW w:type="dxa" w:w="2762"/>
+            <w:tcW w:type="dxa" w:w="1762"/>
             <w:tcBorders>
               <w:top w:val="single" w:color="808080" w:sz="4"/>
               <w:left w:val="single" w:color="808080" w:sz="4"/>
@@ -15350,7 +15341,7 @@
         </w:tc>
         <w:tc>
           <w:tcPr>
-            <w:tcW w:type="dxa" w:w="869"/>
+            <w:tcW w:type="dxa" w:w="1128"/>
             <w:tcBorders>
               <w:top w:val="single" w:color="808080" w:sz="4"/>
               <w:left w:val="single" w:color="808080" w:sz="4"/>
@@ -15381,7 +15372,7 @@
         </w:tc>
         <w:tc>
           <w:tcPr>
-            <w:tcW w:type="dxa" w:w="956"/>
+            <w:tcW w:type="dxa" w:w="1189"/>
             <w:tcBorders>
               <w:top w:val="single" w:color="808080" w:sz="4"/>
               <w:left w:val="single" w:color="808080" w:sz="4"/>
@@ -15412,7 +15403,7 @@
         </w:tc>
         <w:tc>
           <w:tcPr>
-            <w:tcW w:type="dxa" w:w="869"/>
+            <w:tcW w:type="dxa" w:w="1128"/>
             <w:tcBorders>
               <w:top w:val="single" w:color="808080" w:sz="4"/>
               <w:left w:val="single" w:color="808080" w:sz="4"/>
@@ -15443,7 +15434,7 @@
         </w:tc>
         <w:tc>
           <w:tcPr>
-            <w:tcW w:type="dxa" w:w="956"/>
+            <w:tcW w:type="dxa" w:w="1189"/>
             <w:tcBorders>
               <w:top w:val="single" w:color="808080" w:sz="4"/>
               <w:left w:val="single" w:color="808080" w:sz="4"/>
@@ -15474,7 +15465,7 @@
         </w:tc>
         <w:tc>
           <w:tcPr>
-            <w:tcW w:type="dxa" w:w="958"/>
+            <w:tcW w:type="dxa" w:w="974"/>
             <w:tcBorders>
               <w:top w:val="single" w:color="808080" w:sz="4"/>
               <w:left w:val="single" w:color="808080" w:sz="4"/>
@@ -15575,18 +15566,19 @@
           <w:insideH w:val="single" w:color="auto" w:sz="4"/>
           <w:insideV w:val="single" w:color="auto" w:sz="4"/>
         </w:tblBorders>
+        <w:tblLayout w:type="fixed"/>
       </w:tblPr>
       <w:tblGrid>
-        <w:gridCol w:w="1414"/>
-        <w:gridCol w:w="1285"/>
-        <w:gridCol w:w="1414"/>
-        <w:gridCol w:w="1156"/>
-        <w:gridCol w:w="1414"/>
-        <w:gridCol w:w="822"/>
-        <w:gridCol w:w="1863"/>
-        <w:gridCol w:w="1285"/>
-        <w:gridCol w:w="822"/>
-        <w:gridCol w:w="827"/>
+        <w:gridCol w:w="1843"/>
+        <w:gridCol w:w="1276"/>
+        <w:gridCol w:w="1394"/>
+        <w:gridCol w:w="1239"/>
+        <w:gridCol w:w="1394"/>
+        <w:gridCol w:w="855"/>
+        <w:gridCol w:w="1484"/>
+        <w:gridCol w:w="1168"/>
+        <w:gridCol w:w="692"/>
+        <w:gridCol w:w="957"/>
       </w:tblGrid>
       <w:tr>
         <w:trPr>
@@ -15594,7 +15586,7 @@
         </w:trPr>
         <w:tc>
           <w:tcPr>
-            <w:tcW w:type="dxa" w:w="1414"/>
+            <w:tcW w:type="dxa" w:w="1843"/>
             <w:tcBorders>
               <w:top w:val="single" w:color="808080" w:sz="4"/>
               <w:left w:val="single" w:color="808080" w:sz="4"/>
@@ -15628,7 +15620,7 @@
         </w:tc>
         <w:tc>
           <w:tcPr>
-            <w:tcW w:type="dxa" w:w="1285"/>
+            <w:tcW w:type="dxa" w:w="1276"/>
             <w:tcBorders>
               <w:top w:val="single" w:color="808080" w:sz="4"/>
               <w:left w:val="single" w:color="808080" w:sz="4"/>
@@ -15662,7 +15654,7 @@
         </w:tc>
         <w:tc>
           <w:tcPr>
-            <w:tcW w:type="dxa" w:w="1414"/>
+            <w:tcW w:type="dxa" w:w="1394"/>
             <w:tcBorders>
               <w:top w:val="single" w:color="808080" w:sz="4"/>
               <w:left w:val="single" w:color="808080" w:sz="4"/>
@@ -15696,7 +15688,7 @@
         </w:tc>
         <w:tc>
           <w:tcPr>
-            <w:tcW w:type="dxa" w:w="1156"/>
+            <w:tcW w:type="dxa" w:w="1239"/>
             <w:tcBorders>
               <w:top w:val="single" w:color="808080" w:sz="4"/>
               <w:left w:val="single" w:color="808080" w:sz="4"/>
@@ -15730,7 +15722,7 @@
         </w:tc>
         <w:tc>
           <w:tcPr>
-            <w:tcW w:type="dxa" w:w="1414"/>
+            <w:tcW w:type="dxa" w:w="1394"/>
             <w:tcBorders>
               <w:top w:val="single" w:color="808080" w:sz="4"/>
               <w:left w:val="single" w:color="808080" w:sz="4"/>
@@ -15764,7 +15756,7 @@
         </w:tc>
         <w:tc>
           <w:tcPr>
-            <w:tcW w:type="dxa" w:w="822"/>
+            <w:tcW w:type="dxa" w:w="855"/>
             <w:tcBorders>
               <w:top w:val="single" w:color="808080" w:sz="4"/>
               <w:left w:val="single" w:color="808080" w:sz="4"/>
@@ -15798,7 +15790,7 @@
         </w:tc>
         <w:tc>
           <w:tcPr>
-            <w:tcW w:type="dxa" w:w="1863"/>
+            <w:tcW w:type="dxa" w:w="1484"/>
             <w:tcBorders>
               <w:top w:val="single" w:color="808080" w:sz="4"/>
               <w:left w:val="single" w:color="808080" w:sz="4"/>
@@ -15832,7 +15824,7 @@
         </w:tc>
         <w:tc>
           <w:tcPr>
-            <w:tcW w:type="dxa" w:w="1285"/>
+            <w:tcW w:type="dxa" w:w="1168"/>
             <w:tcBorders>
               <w:top w:val="single" w:color="808080" w:sz="4"/>
               <w:left w:val="single" w:color="808080" w:sz="4"/>
@@ -15866,7 +15858,7 @@
         </w:tc>
         <w:tc>
           <w:tcPr>
-            <w:tcW w:type="dxa" w:w="822"/>
+            <w:tcW w:type="dxa" w:w="692"/>
             <w:tcBorders>
               <w:top w:val="single" w:color="808080" w:sz="4"/>
               <w:left w:val="single" w:color="808080" w:sz="4"/>
@@ -15900,7 +15892,7 @@
         </w:tc>
         <w:tc>
           <w:tcPr>
-            <w:tcW w:type="dxa" w:w="827"/>
+            <w:tcW w:type="dxa" w:w="957"/>
             <w:tcBorders>
               <w:top w:val="single" w:color="808080" w:sz="4"/>
               <w:left w:val="single" w:color="808080" w:sz="4"/>
@@ -15939,7 +15931,7 @@
         </w:trPr>
         <w:tc>
           <w:tcPr>
-            <w:tcW w:type="dxa" w:w="1414"/>
+            <w:tcW w:type="dxa" w:w="1843"/>
             <w:tcBorders>
               <w:top w:val="single" w:color="808080" w:sz="4"/>
               <w:left w:val="single" w:color="808080" w:sz="4"/>
@@ -15970,7 +15962,7 @@
         </w:tc>
         <w:tc>
           <w:tcPr>
-            <w:tcW w:type="dxa" w:w="1285"/>
+            <w:tcW w:type="dxa" w:w="1276"/>
             <w:tcBorders>
               <w:top w:val="single" w:color="808080" w:sz="4"/>
               <w:left w:val="single" w:color="808080" w:sz="4"/>
@@ -16001,7 +15993,7 @@
         </w:tc>
         <w:tc>
           <w:tcPr>
-            <w:tcW w:type="dxa" w:w="1414"/>
+            <w:tcW w:type="dxa" w:w="1394"/>
             <w:tcBorders>
               <w:top w:val="single" w:color="808080" w:sz="4"/>
               <w:left w:val="single" w:color="808080" w:sz="4"/>
@@ -16032,7 +16024,7 @@
         </w:tc>
         <w:tc>
           <w:tcPr>
-            <w:tcW w:type="dxa" w:w="1156"/>
+            <w:tcW w:type="dxa" w:w="1239"/>
             <w:tcBorders>
               <w:top w:val="single" w:color="808080" w:sz="4"/>
               <w:left w:val="single" w:color="808080" w:sz="4"/>
@@ -16063,7 +16055,7 @@
         </w:tc>
         <w:tc>
           <w:tcPr>
-            <w:tcW w:type="dxa" w:w="1414"/>
+            <w:tcW w:type="dxa" w:w="1394"/>
             <w:tcBorders>
               <w:top w:val="single" w:color="808080" w:sz="4"/>
               <w:left w:val="single" w:color="808080" w:sz="4"/>
@@ -16094,7 +16086,7 @@
         </w:tc>
         <w:tc>
           <w:tcPr>
-            <w:tcW w:type="dxa" w:w="822"/>
+            <w:tcW w:type="dxa" w:w="855"/>
             <w:tcBorders>
               <w:top w:val="single" w:color="808080" w:sz="4"/>
               <w:left w:val="single" w:color="808080" w:sz="4"/>
@@ -16125,7 +16117,7 @@
         </w:tc>
         <w:tc>
           <w:tcPr>
-            <w:tcW w:type="dxa" w:w="1863"/>
+            <w:tcW w:type="dxa" w:w="1484"/>
             <w:tcBorders>
               <w:top w:val="single" w:color="808080" w:sz="4"/>
               <w:left w:val="single" w:color="808080" w:sz="4"/>
@@ -16156,7 +16148,7 @@
         </w:tc>
         <w:tc>
           <w:tcPr>
-            <w:tcW w:type="dxa" w:w="1285"/>
+            <w:tcW w:type="dxa" w:w="1168"/>
             <w:tcBorders>
               <w:top w:val="single" w:color="808080" w:sz="4"/>
               <w:left w:val="single" w:color="808080" w:sz="4"/>
@@ -16187,7 +16179,7 @@
         </w:tc>
         <w:tc>
           <w:tcPr>
-            <w:tcW w:type="dxa" w:w="822"/>
+            <w:tcW w:type="dxa" w:w="692"/>
             <w:tcBorders>
               <w:top w:val="single" w:color="808080" w:sz="4"/>
               <w:left w:val="single" w:color="808080" w:sz="4"/>
@@ -16218,7 +16210,7 @@
         </w:tc>
         <w:tc>
           <w:tcPr>
-            <w:tcW w:type="dxa" w:w="827"/>
+            <w:tcW w:type="dxa" w:w="957"/>
             <w:tcBorders>
               <w:top w:val="single" w:color="808080" w:sz="4"/>
               <w:left w:val="single" w:color="808080" w:sz="4"/>
@@ -16254,7 +16246,7 @@
         </w:trPr>
         <w:tc>
           <w:tcPr>
-            <w:tcW w:type="dxa" w:w="1414"/>
+            <w:tcW w:type="dxa" w:w="1843"/>
             <w:tcBorders>
               <w:top w:val="single" w:color="808080" w:sz="4"/>
               <w:left w:val="single" w:color="808080" w:sz="4"/>
@@ -16285,7 +16277,7 @@
         </w:tc>
         <w:tc>
           <w:tcPr>
-            <w:tcW w:type="dxa" w:w="1285"/>
+            <w:tcW w:type="dxa" w:w="1276"/>
             <w:tcBorders>
               <w:top w:val="single" w:color="808080" w:sz="4"/>
               <w:left w:val="single" w:color="808080" w:sz="4"/>
@@ -16316,7 +16308,7 @@
         </w:tc>
         <w:tc>
           <w:tcPr>
-            <w:tcW w:type="dxa" w:w="1414"/>
+            <w:tcW w:type="dxa" w:w="1394"/>
             <w:tcBorders>
               <w:top w:val="single" w:color="808080" w:sz="4"/>
               <w:left w:val="single" w:color="808080" w:sz="4"/>
@@ -16347,7 +16339,7 @@
         </w:tc>
         <w:tc>
           <w:tcPr>
-            <w:tcW w:type="dxa" w:w="1156"/>
+            <w:tcW w:type="dxa" w:w="1239"/>
             <w:tcBorders>
               <w:top w:val="single" w:color="808080" w:sz="4"/>
               <w:left w:val="single" w:color="808080" w:sz="4"/>
@@ -16378,7 +16370,7 @@
         </w:tc>
         <w:tc>
           <w:tcPr>
-            <w:tcW w:type="dxa" w:w="1414"/>
+            <w:tcW w:type="dxa" w:w="1394"/>
             <w:tcBorders>
               <w:top w:val="single" w:color="808080" w:sz="4"/>
               <w:left w:val="single" w:color="808080" w:sz="4"/>
@@ -16409,7 +16401,7 @@
         </w:tc>
         <w:tc>
           <w:tcPr>
-            <w:tcW w:type="dxa" w:w="822"/>
+            <w:tcW w:type="dxa" w:w="855"/>
             <w:tcBorders>
               <w:top w:val="single" w:color="808080" w:sz="4"/>
               <w:left w:val="single" w:color="808080" w:sz="4"/>
@@ -16440,7 +16432,7 @@
         </w:tc>
         <w:tc>
           <w:tcPr>
-            <w:tcW w:type="dxa" w:w="1863"/>
+            <w:tcW w:type="dxa" w:w="1484"/>
             <w:tcBorders>
               <w:top w:val="single" w:color="808080" w:sz="4"/>
               <w:left w:val="single" w:color="808080" w:sz="4"/>
@@ -16471,7 +16463,7 @@
         </w:tc>
         <w:tc>
           <w:tcPr>
-            <w:tcW w:type="dxa" w:w="1285"/>
+            <w:tcW w:type="dxa" w:w="1168"/>
             <w:tcBorders>
               <w:top w:val="single" w:color="808080" w:sz="4"/>
               <w:left w:val="single" w:color="808080" w:sz="4"/>
@@ -16502,7 +16494,7 @@
         </w:tc>
         <w:tc>
           <w:tcPr>
-            <w:tcW w:type="dxa" w:w="822"/>
+            <w:tcW w:type="dxa" w:w="692"/>
             <w:tcBorders>
               <w:top w:val="single" w:color="808080" w:sz="4"/>
               <w:left w:val="single" w:color="808080" w:sz="4"/>
@@ -16533,7 +16525,7 @@
         </w:tc>
         <w:tc>
           <w:tcPr>
-            <w:tcW w:type="dxa" w:w="827"/>
+            <w:tcW w:type="dxa" w:w="957"/>
             <w:tcBorders>
               <w:top w:val="single" w:color="808080" w:sz="4"/>
               <w:left w:val="single" w:color="808080" w:sz="4"/>
@@ -16569,7 +16561,7 @@
         </w:trPr>
         <w:tc>
           <w:tcPr>
-            <w:tcW w:type="dxa" w:w="1414"/>
+            <w:tcW w:type="dxa" w:w="1843"/>
             <w:tcBorders>
               <w:top w:val="single" w:color="808080" w:sz="4"/>
               <w:left w:val="single" w:color="808080" w:sz="4"/>
@@ -16600,7 +16592,7 @@
         </w:tc>
         <w:tc>
           <w:tcPr>
-            <w:tcW w:type="dxa" w:w="1285"/>
+            <w:tcW w:type="dxa" w:w="1276"/>
             <w:tcBorders>
               <w:top w:val="single" w:color="808080" w:sz="4"/>
               <w:left w:val="single" w:color="808080" w:sz="4"/>
@@ -16631,7 +16623,7 @@
         </w:tc>
         <w:tc>
           <w:tcPr>
-            <w:tcW w:type="dxa" w:w="1414"/>
+            <w:tcW w:type="dxa" w:w="1394"/>
             <w:tcBorders>
               <w:top w:val="single" w:color="808080" w:sz="4"/>
               <w:left w:val="single" w:color="808080" w:sz="4"/>
@@ -16662,7 +16654,7 @@
         </w:tc>
         <w:tc>
           <w:tcPr>
-            <w:tcW w:type="dxa" w:w="1156"/>
+            <w:tcW w:type="dxa" w:w="1239"/>
             <w:tcBorders>
               <w:top w:val="single" w:color="808080" w:sz="4"/>
               <w:left w:val="single" w:color="808080" w:sz="4"/>
@@ -16693,7 +16685,7 @@
         </w:tc>
         <w:tc>
           <w:tcPr>
-            <w:tcW w:type="dxa" w:w="1414"/>
+            <w:tcW w:type="dxa" w:w="1394"/>
             <w:tcBorders>
               <w:top w:val="single" w:color="808080" w:sz="4"/>
               <w:left w:val="single" w:color="808080" w:sz="4"/>
@@ -16724,7 +16716,7 @@
         </w:tc>
         <w:tc>
           <w:tcPr>
-            <w:tcW w:type="dxa" w:w="822"/>
+            <w:tcW w:type="dxa" w:w="855"/>
             <w:tcBorders>
               <w:top w:val="single" w:color="808080" w:sz="4"/>
               <w:left w:val="single" w:color="808080" w:sz="4"/>
@@ -16755,7 +16747,7 @@
         </w:tc>
         <w:tc>
           <w:tcPr>
-            <w:tcW w:type="dxa" w:w="1863"/>
+            <w:tcW w:type="dxa" w:w="1484"/>
             <w:tcBorders>
               <w:top w:val="single" w:color="808080" w:sz="4"/>
               <w:left w:val="single" w:color="808080" w:sz="4"/>
@@ -16786,7 +16778,7 @@
         </w:tc>
         <w:tc>
           <w:tcPr>
-            <w:tcW w:type="dxa" w:w="1285"/>
+            <w:tcW w:type="dxa" w:w="1168"/>
             <w:tcBorders>
               <w:top w:val="single" w:color="808080" w:sz="4"/>
               <w:left w:val="single" w:color="808080" w:sz="4"/>
@@ -16817,7 +16809,7 @@
         </w:tc>
         <w:tc>
           <w:tcPr>
-            <w:tcW w:type="dxa" w:w="822"/>
+            <w:tcW w:type="dxa" w:w="692"/>
             <w:tcBorders>
               <w:top w:val="single" w:color="808080" w:sz="4"/>
               <w:left w:val="single" w:color="808080" w:sz="4"/>
@@ -16848,7 +16840,7 @@
         </w:tc>
         <w:tc>
           <w:tcPr>
-            <w:tcW w:type="dxa" w:w="827"/>
+            <w:tcW w:type="dxa" w:w="957"/>
             <w:tcBorders>
               <w:top w:val="single" w:color="808080" w:sz="4"/>
               <w:left w:val="single" w:color="808080" w:sz="4"/>
@@ -16884,7 +16876,7 @@
         </w:trPr>
         <w:tc>
           <w:tcPr>
-            <w:tcW w:type="dxa" w:w="1414"/>
+            <w:tcW w:type="dxa" w:w="1843"/>
             <w:tcBorders>
               <w:top w:val="single" w:color="808080" w:sz="4"/>
               <w:left w:val="single" w:color="808080" w:sz="4"/>
@@ -16915,7 +16907,7 @@
         </w:tc>
         <w:tc>
           <w:tcPr>
-            <w:tcW w:type="dxa" w:w="1285"/>
+            <w:tcW w:type="dxa" w:w="1276"/>
             <w:tcBorders>
               <w:top w:val="single" w:color="808080" w:sz="4"/>
               <w:left w:val="single" w:color="808080" w:sz="4"/>
@@ -16946,7 +16938,7 @@
         </w:tc>
         <w:tc>
           <w:tcPr>
-            <w:tcW w:type="dxa" w:w="1414"/>
+            <w:tcW w:type="dxa" w:w="1394"/>
             <w:tcBorders>
               <w:top w:val="single" w:color="808080" w:sz="4"/>
               <w:left w:val="single" w:color="808080" w:sz="4"/>
@@ -16977,7 +16969,7 @@
         </w:tc>
         <w:tc>
           <w:tcPr>
-            <w:tcW w:type="dxa" w:w="1156"/>
+            <w:tcW w:type="dxa" w:w="1239"/>
             <w:tcBorders>
               <w:top w:val="single" w:color="808080" w:sz="4"/>
               <w:left w:val="single" w:color="808080" w:sz="4"/>
@@ -17008,7 +17000,7 @@
         </w:tc>
         <w:tc>
           <w:tcPr>
-            <w:tcW w:type="dxa" w:w="1414"/>
+            <w:tcW w:type="dxa" w:w="1394"/>
             <w:tcBorders>
               <w:top w:val="single" w:color="808080" w:sz="4"/>
               <w:left w:val="single" w:color="808080" w:sz="4"/>
@@ -17039,7 +17031,7 @@
         </w:tc>
         <w:tc>
           <w:tcPr>
-            <w:tcW w:type="dxa" w:w="822"/>
+            <w:tcW w:type="dxa" w:w="855"/>
             <w:tcBorders>
               <w:top w:val="single" w:color="808080" w:sz="4"/>
               <w:left w:val="single" w:color="808080" w:sz="4"/>
@@ -17070,7 +17062,7 @@
         </w:tc>
         <w:tc>
           <w:tcPr>
-            <w:tcW w:type="dxa" w:w="1863"/>
+            <w:tcW w:type="dxa" w:w="1484"/>
             <w:tcBorders>
               <w:top w:val="single" w:color="808080" w:sz="4"/>
               <w:left w:val="single" w:color="808080" w:sz="4"/>
@@ -17101,7 +17093,7 @@
         </w:tc>
         <w:tc>
           <w:tcPr>
-            <w:tcW w:type="dxa" w:w="1285"/>
+            <w:tcW w:type="dxa" w:w="1168"/>
             <w:tcBorders>
               <w:top w:val="single" w:color="808080" w:sz="4"/>
               <w:left w:val="single" w:color="808080" w:sz="4"/>
@@ -17132,7 +17124,7 @@
         </w:tc>
         <w:tc>
           <w:tcPr>
-            <w:tcW w:type="dxa" w:w="822"/>
+            <w:tcW w:type="dxa" w:w="692"/>
             <w:tcBorders>
               <w:top w:val="single" w:color="808080" w:sz="4"/>
               <w:left w:val="single" w:color="808080" w:sz="4"/>
@@ -17163,7 +17155,7 @@
         </w:tc>
         <w:tc>
           <w:tcPr>
-            <w:tcW w:type="dxa" w:w="827"/>
+            <w:tcW w:type="dxa" w:w="957"/>
             <w:tcBorders>
               <w:top w:val="single" w:color="808080" w:sz="4"/>
               <w:left w:val="single" w:color="808080" w:sz="4"/>
@@ -17309,15 +17301,16 @@
           <w:insideH w:val="single" w:color="auto" w:sz="4"/>
           <w:insideV w:val="single" w:color="auto" w:sz="4"/>
         </w:tblBorders>
+        <w:tblLayout w:type="fixed"/>
       </w:tblPr>
       <w:tblGrid>
-        <w:gridCol w:w="891"/>
-        <w:gridCol w:w="1028"/>
-        <w:gridCol w:w="1285"/>
-        <w:gridCol w:w="925"/>
-        <w:gridCol w:w="1028"/>
-        <w:gridCol w:w="1028"/>
-        <w:gridCol w:w="1185"/>
+        <w:gridCol w:w="1007"/>
+        <w:gridCol w:w="966"/>
+        <w:gridCol w:w="1572"/>
+        <w:gridCol w:w="961"/>
+        <w:gridCol w:w="966"/>
+        <w:gridCol w:w="858"/>
+        <w:gridCol w:w="1040"/>
       </w:tblGrid>
       <w:tr>
         <w:trPr>
@@ -17325,7 +17318,7 @@
         </w:trPr>
         <w:tc>
           <w:tcPr>
-            <w:tcW w:type="dxa" w:w="891"/>
+            <w:tcW w:type="dxa" w:w="1007"/>
             <w:tcBorders>
               <w:top w:val="single" w:color="808080" w:sz="4"/>
               <w:left w:val="single" w:color="808080" w:sz="4"/>
@@ -17359,7 +17352,7 @@
         </w:tc>
         <w:tc>
           <w:tcPr>
-            <w:tcW w:type="dxa" w:w="1028"/>
+            <w:tcW w:type="dxa" w:w="966"/>
             <w:tcBorders>
               <w:top w:val="single" w:color="808080" w:sz="4"/>
               <w:left w:val="single" w:color="808080" w:sz="4"/>
@@ -17393,7 +17386,7 @@
         </w:tc>
         <w:tc>
           <w:tcPr>
-            <w:tcW w:type="dxa" w:w="1285"/>
+            <w:tcW w:type="dxa" w:w="1572"/>
             <w:tcBorders>
               <w:top w:val="single" w:color="808080" w:sz="4"/>
               <w:left w:val="single" w:color="808080" w:sz="4"/>
@@ -17427,7 +17420,7 @@
         </w:tc>
         <w:tc>
           <w:tcPr>
-            <w:tcW w:type="dxa" w:w="925"/>
+            <w:tcW w:type="dxa" w:w="961"/>
             <w:tcBorders>
               <w:top w:val="single" w:color="808080" w:sz="4"/>
               <w:left w:val="single" w:color="808080" w:sz="4"/>
@@ -17461,7 +17454,7 @@
         </w:tc>
         <w:tc>
           <w:tcPr>
-            <w:tcW w:type="dxa" w:w="1028"/>
+            <w:tcW w:type="dxa" w:w="966"/>
             <w:tcBorders>
               <w:top w:val="single" w:color="808080" w:sz="4"/>
               <w:left w:val="single" w:color="808080" w:sz="4"/>
@@ -17495,7 +17488,7 @@
         </w:tc>
         <w:tc>
           <w:tcPr>
-            <w:tcW w:type="dxa" w:w="1028"/>
+            <w:tcW w:type="dxa" w:w="858"/>
             <w:tcBorders>
               <w:top w:val="single" w:color="808080" w:sz="4"/>
               <w:left w:val="single" w:color="808080" w:sz="4"/>
@@ -17529,7 +17522,7 @@
         </w:tc>
         <w:tc>
           <w:tcPr>
-            <w:tcW w:type="dxa" w:w="1185"/>
+            <w:tcW w:type="dxa" w:w="1040"/>
             <w:tcBorders>
               <w:top w:val="single" w:color="808080" w:sz="4"/>
               <w:left w:val="single" w:color="808080" w:sz="4"/>
@@ -17568,7 +17561,7 @@
         </w:trPr>
         <w:tc>
           <w:tcPr>
-            <w:tcW w:type="dxa" w:w="891"/>
+            <w:tcW w:type="dxa" w:w="1007"/>
             <w:tcBorders>
               <w:top w:val="single" w:color="808080" w:sz="4"/>
               <w:left w:val="single" w:color="808080" w:sz="4"/>
@@ -17599,7 +17592,7 @@
         </w:tc>
         <w:tc>
           <w:tcPr>
-            <w:tcW w:type="dxa" w:w="1028"/>
+            <w:tcW w:type="dxa" w:w="966"/>
             <w:tcBorders>
               <w:top w:val="single" w:color="808080" w:sz="4"/>
               <w:left w:val="single" w:color="808080" w:sz="4"/>
@@ -17630,7 +17623,7 @@
         </w:tc>
         <w:tc>
           <w:tcPr>
-            <w:tcW w:type="dxa" w:w="1285"/>
+            <w:tcW w:type="dxa" w:w="1572"/>
             <w:tcBorders>
               <w:top w:val="single" w:color="808080" w:sz="4"/>
               <w:left w:val="single" w:color="808080" w:sz="4"/>
@@ -17661,7 +17654,7 @@
         </w:tc>
         <w:tc>
           <w:tcPr>
-            <w:tcW w:type="dxa" w:w="925"/>
+            <w:tcW w:type="dxa" w:w="961"/>
             <w:tcBorders>
               <w:top w:val="single" w:color="808080" w:sz="4"/>
               <w:left w:val="single" w:color="808080" w:sz="4"/>
@@ -17692,7 +17685,7 @@
         </w:tc>
         <w:tc>
           <w:tcPr>
-            <w:tcW w:type="dxa" w:w="1028"/>
+            <w:tcW w:type="dxa" w:w="966"/>
             <w:tcBorders>
               <w:top w:val="single" w:color="808080" w:sz="4"/>
               <w:left w:val="single" w:color="808080" w:sz="4"/>
@@ -17723,7 +17716,7 @@
         </w:tc>
         <w:tc>
           <w:tcPr>
-            <w:tcW w:type="dxa" w:w="1028"/>
+            <w:tcW w:type="dxa" w:w="858"/>
             <w:tcBorders>
               <w:top w:val="single" w:color="808080" w:sz="4"/>
               <w:left w:val="single" w:color="808080" w:sz="4"/>
@@ -17754,7 +17747,7 @@
         </w:tc>
         <w:tc>
           <w:tcPr>
-            <w:tcW w:type="dxa" w:w="1185"/>
+            <w:tcW w:type="dxa" w:w="1040"/>
             <w:tcBorders>
               <w:top w:val="single" w:color="808080" w:sz="4"/>
               <w:left w:val="single" w:color="808080" w:sz="4"/>
@@ -17790,7 +17783,7 @@
         </w:trPr>
         <w:tc>
           <w:tcPr>
-            <w:tcW w:type="dxa" w:w="891"/>
+            <w:tcW w:type="dxa" w:w="1007"/>
             <w:tcBorders>
               <w:top w:val="single" w:color="808080" w:sz="4"/>
               <w:left w:val="single" w:color="808080" w:sz="4"/>
@@ -17821,7 +17814,7 @@
         </w:tc>
         <w:tc>
           <w:tcPr>
-            <w:tcW w:type="dxa" w:w="1028"/>
+            <w:tcW w:type="dxa" w:w="966"/>
             <w:tcBorders>
               <w:top w:val="single" w:color="808080" w:sz="4"/>
               <w:left w:val="single" w:color="808080" w:sz="4"/>
@@ -17852,7 +17845,7 @@
         </w:tc>
         <w:tc>
           <w:tcPr>
-            <w:tcW w:type="dxa" w:w="1285"/>
+            <w:tcW w:type="dxa" w:w="1572"/>
             <w:tcBorders>
               <w:top w:val="single" w:color="808080" w:sz="4"/>
               <w:left w:val="single" w:color="808080" w:sz="4"/>
@@ -17883,7 +17876,7 @@
         </w:tc>
         <w:tc>
           <w:tcPr>
-            <w:tcW w:type="dxa" w:w="925"/>
+            <w:tcW w:type="dxa" w:w="961"/>
             <w:tcBorders>
               <w:top w:val="single" w:color="808080" w:sz="4"/>
               <w:left w:val="single" w:color="808080" w:sz="4"/>
@@ -17914,7 +17907,7 @@
         </w:tc>
         <w:tc>
           <w:tcPr>
-            <w:tcW w:type="dxa" w:w="1028"/>
+            <w:tcW w:type="dxa" w:w="966"/>
             <w:tcBorders>
               <w:top w:val="single" w:color="808080" w:sz="4"/>
               <w:left w:val="single" w:color="808080" w:sz="4"/>
@@ -17945,7 +17938,7 @@
         </w:tc>
         <w:tc>
           <w:tcPr>
-            <w:tcW w:type="dxa" w:w="1028"/>
+            <w:tcW w:type="dxa" w:w="858"/>
             <w:tcBorders>
               <w:top w:val="single" w:color="808080" w:sz="4"/>
               <w:left w:val="single" w:color="808080" w:sz="4"/>
@@ -17976,7 +17969,7 @@
         </w:tc>
         <w:tc>
           <w:tcPr>
-            <w:tcW w:type="dxa" w:w="1185"/>
+            <w:tcW w:type="dxa" w:w="1040"/>
             <w:tcBorders>
               <w:top w:val="single" w:color="808080" w:sz="4"/>
               <w:left w:val="single" w:color="808080" w:sz="4"/>
@@ -18012,7 +18005,7 @@
         </w:trPr>
         <w:tc>
           <w:tcPr>
-            <w:tcW w:type="dxa" w:w="891"/>
+            <w:tcW w:type="dxa" w:w="1007"/>
             <w:tcBorders>
               <w:top w:val="single" w:color="808080" w:sz="4"/>
               <w:left w:val="single" w:color="808080" w:sz="4"/>
@@ -18043,7 +18036,7 @@
         </w:tc>
         <w:tc>
           <w:tcPr>
-            <w:tcW w:type="dxa" w:w="1028"/>
+            <w:tcW w:type="dxa" w:w="966"/>
             <w:tcBorders>
               <w:top w:val="single" w:color="808080" w:sz="4"/>
               <w:left w:val="single" w:color="808080" w:sz="4"/>
@@ -18074,7 +18067,7 @@
         </w:tc>
         <w:tc>
           <w:tcPr>
-            <w:tcW w:type="dxa" w:w="1285"/>
+            <w:tcW w:type="dxa" w:w="1572"/>
             <w:tcBorders>
               <w:top w:val="single" w:color="808080" w:sz="4"/>
               <w:left w:val="single" w:color="808080" w:sz="4"/>
@@ -18105,7 +18098,7 @@
         </w:tc>
         <w:tc>
           <w:tcPr>
-            <w:tcW w:type="dxa" w:w="925"/>
+            <w:tcW w:type="dxa" w:w="961"/>
             <w:tcBorders>
               <w:top w:val="single" w:color="808080" w:sz="4"/>
               <w:left w:val="single" w:color="808080" w:sz="4"/>
@@ -18136,7 +18129,7 @@
         </w:tc>
         <w:tc>
           <w:tcPr>
-            <w:tcW w:type="dxa" w:w="1028"/>
+            <w:tcW w:type="dxa" w:w="966"/>
             <w:tcBorders>
               <w:top w:val="single" w:color="808080" w:sz="4"/>
               <w:left w:val="single" w:color="808080" w:sz="4"/>
@@ -18167,7 +18160,7 @@
         </w:tc>
         <w:tc>
           <w:tcPr>
-            <w:tcW w:type="dxa" w:w="1028"/>
+            <w:tcW w:type="dxa" w:w="858"/>
             <w:tcBorders>
               <w:top w:val="single" w:color="808080" w:sz="4"/>
               <w:left w:val="single" w:color="808080" w:sz="4"/>
@@ -18198,7 +18191,7 @@
         </w:tc>
         <w:tc>
           <w:tcPr>
-            <w:tcW w:type="dxa" w:w="1185"/>
+            <w:tcW w:type="dxa" w:w="1040"/>
             <w:tcBorders>
               <w:top w:val="single" w:color="808080" w:sz="4"/>
               <w:left w:val="single" w:color="808080" w:sz="4"/>
@@ -18280,22 +18273,6 @@
     </w:p>
     <w:p>
       <w:pPr>
-        <w:ind w:firstLine="400"/>
-        <w:jc w:val="both"/>
-      </w:pPr>
-      <w:r>
-        <w:rPr>
-          <w:b/>
-          <w:bCs/>
-        </w:rPr>
-        <w:t xml:space="preserve">발견 경위(사후 분석).</w:t>
-      </w:r>
-      <w:r>
-        <w:t xml:space="preserve"> 이 비교는 v1 결과를 분석하다 시작되었다. v1에서 본 방법은 조회 두 그룹을 합쳐 고정 청크(처음 규칙)에 졌다(45:70, p=.025). 검색에 성공한 조회 459건을 보면, 그중 90건은 정답 셀의 문장(값 제외)이 문맥 속 다른 셀의 문장과 글자까지 같았다. 예를 들어 "Recoveries of loans and leases previously charged off &gt; 2015: 222", "…&gt; 2015: 1,767", "…&gt; 2015: 813", "…&gt; 2015: 732"가 함께 들어 있으면 리더는 어느 값이 질문의 값인지 알 수 없다. 이 90건에서 본 방법은 .278, 고정 청크(처음 규칙)는 .411이었고(5:17, p=.017), 나머지 369건에서는 .634 대 .642로 차이가 없었다(38:41, p=.82). 같은 90건에서 v3.3은 .433, v3.3u는 .444였다(고정 청크(처음 규칙) .411). 조회 두 그룹 전체에서 v3.3u 대 고정 청크(최종 규칙)는 67:55(p=.32)이다(표 5-7). 이 분석은 결과를 본 뒤의 사후 분석이며, 90건의 개선이 머리글 수정 때문인지 고유화 때문인지는 v3.3과 v3.3u가 거의 같아 가를 수 없다.</w:t>
-      </w:r>
-    </w:p>
-    <w:p>
-      <w:pPr>
         <w:pStyle w:val="Heading2"/>
       </w:pPr>
       <w:r>
@@ -18466,7 +18443,7 @@
         <w:t xml:space="preserve">색인 단위의 크기</w:t>
       </w:r>
       <w:r>
-        <w:t xml:space="preserve">다. 청크와 행 단위 표현은 셀 여러 개를 한 단위에 담는다. 청크 하나가 20셀 이상을 담으면 그 청크 하나로 예산이 차므로, 그 청크에 정답 셀이 없으면 검색이 실패한다. 셀 단위는 20개의 서로 다른 위치에서 셀을 모을 수 있다. 반대로 피연산자 셀들이 한 행에 모여 있는 산술 질문에서는 청크가 한 번에 여러 피연산자를 가져오는 이점이 있을 수 있다. HiTab 산술에서 고정 청크와 본 방법의 차이가 유의하지 않았던 것(고정 청크 87.04%, 본 방법 86.11%, p=.88, 표 5-2)은 이 두 방향이 상쇄된 결과일 수 있으나, 본 연구는 이를 직접 측정하지 않았다.</w:t>
+        <w:t xml:space="preserve">다. 청크와 행 단위 표현은 셀 여러 개를 한 단위에 담는다. 청크 하나가 20셀 이상을 담으면 그 청크 하나로 예산이 차므로, 그 청크에 정답 셀이 없으면 검색이 실패한다. 셀 단위는 20개의 서로 다른 위치에서 셀을 모을 수 있다. 반대로 피연산자 셀들이 한 행에 모여 있는 산술 질문에서는 청크가 한 번에 여러 피연산자를 가져오는 이점이 있을 수 있다. HiTab 산술에서 고정 청크와 본 방법의 차이가 유의하지 않았던 것(고정 청크 .8704, 본 방법 .8611, p=.88, 표 5-2)은 이 두 방향이 상쇄된 결과일 수 있으나, 본 연구는 이를 직접 측정하지 않았다.</w:t>
       </w:r>
     </w:p>
     <w:p>
@@ -18505,15 +18482,16 @@
           <w:insideH w:val="single" w:color="auto" w:sz="4"/>
           <w:insideV w:val="single" w:color="auto" w:sz="4"/>
         </w:tblBorders>
+        <w:tblLayout w:type="fixed"/>
       </w:tblPr>
       <w:tblGrid>
-        <w:gridCol w:w="1431"/>
-        <w:gridCol w:w="822"/>
-        <w:gridCol w:w="822"/>
-        <w:gridCol w:w="925"/>
-        <w:gridCol w:w="1263"/>
-        <w:gridCol w:w="1178"/>
-        <w:gridCol w:w="929"/>
+        <w:gridCol w:w="1433"/>
+        <w:gridCol w:w="652"/>
+        <w:gridCol w:w="805"/>
+        <w:gridCol w:w="946"/>
+        <w:gridCol w:w="1354"/>
+        <w:gridCol w:w="1230"/>
+        <w:gridCol w:w="950"/>
       </w:tblGrid>
       <w:tr>
         <w:trPr>
@@ -18521,7 +18499,7 @@
         </w:trPr>
         <w:tc>
           <w:tcPr>
-            <w:tcW w:type="dxa" w:w="1431"/>
+            <w:tcW w:type="dxa" w:w="1433"/>
             <w:tcBorders>
               <w:top w:val="single" w:color="808080" w:sz="4"/>
               <w:left w:val="single" w:color="808080" w:sz="4"/>
@@ -18555,7 +18533,7 @@
         </w:tc>
         <w:tc>
           <w:tcPr>
-            <w:tcW w:type="dxa" w:w="822"/>
+            <w:tcW w:type="dxa" w:w="652"/>
             <w:tcBorders>
               <w:top w:val="single" w:color="808080" w:sz="4"/>
               <w:left w:val="single" w:color="808080" w:sz="4"/>
@@ -18589,7 +18567,7 @@
         </w:tc>
         <w:tc>
           <w:tcPr>
-            <w:tcW w:type="dxa" w:w="822"/>
+            <w:tcW w:type="dxa" w:w="805"/>
             <w:tcBorders>
               <w:top w:val="single" w:color="808080" w:sz="4"/>
               <w:left w:val="single" w:color="808080" w:sz="4"/>
@@ -18623,7 +18601,7 @@
         </w:tc>
         <w:tc>
           <w:tcPr>
-            <w:tcW w:type="dxa" w:w="925"/>
+            <w:tcW w:type="dxa" w:w="946"/>
             <w:tcBorders>
               <w:top w:val="single" w:color="808080" w:sz="4"/>
               <w:left w:val="single" w:color="808080" w:sz="4"/>
@@ -18657,7 +18635,7 @@
         </w:tc>
         <w:tc>
           <w:tcPr>
-            <w:tcW w:type="dxa" w:w="1263"/>
+            <w:tcW w:type="dxa" w:w="1354"/>
             <w:tcBorders>
               <w:top w:val="single" w:color="808080" w:sz="4"/>
               <w:left w:val="single" w:color="808080" w:sz="4"/>
@@ -18691,7 +18669,7 @@
         </w:tc>
         <w:tc>
           <w:tcPr>
-            <w:tcW w:type="dxa" w:w="1178"/>
+            <w:tcW w:type="dxa" w:w="1230"/>
             <w:tcBorders>
               <w:top w:val="single" w:color="808080" w:sz="4"/>
               <w:left w:val="single" w:color="808080" w:sz="4"/>
@@ -18725,7 +18703,7 @@
         </w:tc>
         <w:tc>
           <w:tcPr>
-            <w:tcW w:type="dxa" w:w="929"/>
+            <w:tcW w:type="dxa" w:w="950"/>
             <w:tcBorders>
               <w:top w:val="single" w:color="808080" w:sz="4"/>
               <w:left w:val="single" w:color="808080" w:sz="4"/>
@@ -18764,7 +18742,7 @@
         </w:trPr>
         <w:tc>
           <w:tcPr>
-            <w:tcW w:type="dxa" w:w="1431"/>
+            <w:tcW w:type="dxa" w:w="1433"/>
             <w:tcBorders>
               <w:top w:val="single" w:color="808080" w:sz="4"/>
               <w:left w:val="single" w:color="808080" w:sz="4"/>
@@ -18795,7 +18773,7 @@
         </w:tc>
         <w:tc>
           <w:tcPr>
-            <w:tcW w:type="dxa" w:w="822"/>
+            <w:tcW w:type="dxa" w:w="652"/>
             <w:tcBorders>
               <w:top w:val="single" w:color="808080" w:sz="4"/>
               <w:left w:val="single" w:color="808080" w:sz="4"/>
@@ -18826,7 +18804,7 @@
         </w:tc>
         <w:tc>
           <w:tcPr>
-            <w:tcW w:type="dxa" w:w="822"/>
+            <w:tcW w:type="dxa" w:w="805"/>
             <w:tcBorders>
               <w:top w:val="single" w:color="808080" w:sz="4"/>
               <w:left w:val="single" w:color="808080" w:sz="4"/>
@@ -18857,7 +18835,7 @@
         </w:tc>
         <w:tc>
           <w:tcPr>
-            <w:tcW w:type="dxa" w:w="925"/>
+            <w:tcW w:type="dxa" w:w="946"/>
             <w:tcBorders>
               <w:top w:val="single" w:color="808080" w:sz="4"/>
               <w:left w:val="single" w:color="808080" w:sz="4"/>
@@ -18888,7 +18866,7 @@
         </w:tc>
         <w:tc>
           <w:tcPr>
-            <w:tcW w:type="dxa" w:w="1263"/>
+            <w:tcW w:type="dxa" w:w="1354"/>
             <w:tcBorders>
               <w:top w:val="single" w:color="808080" w:sz="4"/>
               <w:left w:val="single" w:color="808080" w:sz="4"/>
@@ -18919,7 +18897,7 @@
         </w:tc>
         <w:tc>
           <w:tcPr>
-            <w:tcW w:type="dxa" w:w="1178"/>
+            <w:tcW w:type="dxa" w:w="1230"/>
             <w:tcBorders>
               <w:top w:val="single" w:color="808080" w:sz="4"/>
               <w:left w:val="single" w:color="808080" w:sz="4"/>
@@ -18950,7 +18928,7 @@
         </w:tc>
         <w:tc>
           <w:tcPr>
-            <w:tcW w:type="dxa" w:w="929"/>
+            <w:tcW w:type="dxa" w:w="950"/>
             <w:tcBorders>
               <w:top w:val="single" w:color="808080" w:sz="4"/>
               <w:left w:val="single" w:color="808080" w:sz="4"/>
@@ -18986,7 +18964,7 @@
         </w:trPr>
         <w:tc>
           <w:tcPr>
-            <w:tcW w:type="dxa" w:w="1431"/>
+            <w:tcW w:type="dxa" w:w="1433"/>
             <w:tcBorders>
               <w:top w:val="single" w:color="808080" w:sz="4"/>
               <w:left w:val="single" w:color="808080" w:sz="4"/>
@@ -19017,7 +18995,7 @@
         </w:tc>
         <w:tc>
           <w:tcPr>
-            <w:tcW w:type="dxa" w:w="822"/>
+            <w:tcW w:type="dxa" w:w="652"/>
             <w:tcBorders>
               <w:top w:val="single" w:color="808080" w:sz="4"/>
               <w:left w:val="single" w:color="808080" w:sz="4"/>
@@ -19048,7 +19026,7 @@
         </w:tc>
         <w:tc>
           <w:tcPr>
-            <w:tcW w:type="dxa" w:w="822"/>
+            <w:tcW w:type="dxa" w:w="805"/>
             <w:tcBorders>
               <w:top w:val="single" w:color="808080" w:sz="4"/>
               <w:left w:val="single" w:color="808080" w:sz="4"/>
@@ -19079,7 +19057,7 @@
         </w:tc>
         <w:tc>
           <w:tcPr>
-            <w:tcW w:type="dxa" w:w="925"/>
+            <w:tcW w:type="dxa" w:w="946"/>
             <w:tcBorders>
               <w:top w:val="single" w:color="808080" w:sz="4"/>
               <w:left w:val="single" w:color="808080" w:sz="4"/>
@@ -19110,7 +19088,7 @@
         </w:tc>
         <w:tc>
           <w:tcPr>
-            <w:tcW w:type="dxa" w:w="1263"/>
+            <w:tcW w:type="dxa" w:w="1354"/>
             <w:tcBorders>
               <w:top w:val="single" w:color="808080" w:sz="4"/>
               <w:left w:val="single" w:color="808080" w:sz="4"/>
@@ -19141,7 +19119,7 @@
         </w:tc>
         <w:tc>
           <w:tcPr>
-            <w:tcW w:type="dxa" w:w="1178"/>
+            <w:tcW w:type="dxa" w:w="1230"/>
             <w:tcBorders>
               <w:top w:val="single" w:color="808080" w:sz="4"/>
               <w:left w:val="single" w:color="808080" w:sz="4"/>
@@ -19172,7 +19150,7 @@
         </w:tc>
         <w:tc>
           <w:tcPr>
-            <w:tcW w:type="dxa" w:w="929"/>
+            <w:tcW w:type="dxa" w:w="950"/>
             <w:tcBorders>
               <w:top w:val="single" w:color="808080" w:sz="4"/>
               <w:left w:val="single" w:color="808080" w:sz="4"/>
@@ -19208,7 +19186,7 @@
         </w:trPr>
         <w:tc>
           <w:tcPr>
-            <w:tcW w:type="dxa" w:w="1431"/>
+            <w:tcW w:type="dxa" w:w="1433"/>
             <w:tcBorders>
               <w:top w:val="single" w:color="808080" w:sz="4"/>
               <w:left w:val="single" w:color="808080" w:sz="4"/>
@@ -19239,7 +19217,7 @@
         </w:tc>
         <w:tc>
           <w:tcPr>
-            <w:tcW w:type="dxa" w:w="822"/>
+            <w:tcW w:type="dxa" w:w="652"/>
             <w:tcBorders>
               <w:top w:val="single" w:color="808080" w:sz="4"/>
               <w:left w:val="single" w:color="808080" w:sz="4"/>
@@ -19270,7 +19248,7 @@
         </w:tc>
         <w:tc>
           <w:tcPr>
-            <w:tcW w:type="dxa" w:w="822"/>
+            <w:tcW w:type="dxa" w:w="805"/>
             <w:tcBorders>
               <w:top w:val="single" w:color="808080" w:sz="4"/>
               <w:left w:val="single" w:color="808080" w:sz="4"/>
@@ -19301,7 +19279,7 @@
         </w:tc>
         <w:tc>
           <w:tcPr>
-            <w:tcW w:type="dxa" w:w="925"/>
+            <w:tcW w:type="dxa" w:w="946"/>
             <w:tcBorders>
               <w:top w:val="single" w:color="808080" w:sz="4"/>
               <w:left w:val="single" w:color="808080" w:sz="4"/>
@@ -19332,7 +19310,7 @@
         </w:tc>
         <w:tc>
           <w:tcPr>
-            <w:tcW w:type="dxa" w:w="1263"/>
+            <w:tcW w:type="dxa" w:w="1354"/>
             <w:tcBorders>
               <w:top w:val="single" w:color="808080" w:sz="4"/>
               <w:left w:val="single" w:color="808080" w:sz="4"/>
@@ -19363,7 +19341,7 @@
         </w:tc>
         <w:tc>
           <w:tcPr>
-            <w:tcW w:type="dxa" w:w="1178"/>
+            <w:tcW w:type="dxa" w:w="1230"/>
             <w:tcBorders>
               <w:top w:val="single" w:color="808080" w:sz="4"/>
               <w:left w:val="single" w:color="808080" w:sz="4"/>
@@ -19394,7 +19372,7 @@
         </w:tc>
         <w:tc>
           <w:tcPr>
-            <w:tcW w:type="dxa" w:w="929"/>
+            <w:tcW w:type="dxa" w:w="950"/>
             <w:tcBorders>
               <w:top w:val="single" w:color="808080" w:sz="4"/>
               <w:left w:val="single" w:color="808080" w:sz="4"/>
@@ -19430,7 +19408,7 @@
         </w:trPr>
         <w:tc>
           <w:tcPr>
-            <w:tcW w:type="dxa" w:w="1431"/>
+            <w:tcW w:type="dxa" w:w="1433"/>
             <w:tcBorders>
               <w:top w:val="single" w:color="808080" w:sz="4"/>
               <w:left w:val="single" w:color="808080" w:sz="4"/>
@@ -19461,7 +19439,7 @@
         </w:tc>
         <w:tc>
           <w:tcPr>
-            <w:tcW w:type="dxa" w:w="822"/>
+            <w:tcW w:type="dxa" w:w="652"/>
             <w:tcBorders>
               <w:top w:val="single" w:color="808080" w:sz="4"/>
               <w:left w:val="single" w:color="808080" w:sz="4"/>
@@ -19492,7 +19470,7 @@
         </w:tc>
         <w:tc>
           <w:tcPr>
-            <w:tcW w:type="dxa" w:w="822"/>
+            <w:tcW w:type="dxa" w:w="805"/>
             <w:tcBorders>
               <w:top w:val="single" w:color="808080" w:sz="4"/>
               <w:left w:val="single" w:color="808080" w:sz="4"/>
@@ -19523,7 +19501,7 @@
         </w:tc>
         <w:tc>
           <w:tcPr>
-            <w:tcW w:type="dxa" w:w="925"/>
+            <w:tcW w:type="dxa" w:w="946"/>
             <w:tcBorders>
               <w:top w:val="single" w:color="808080" w:sz="4"/>
               <w:left w:val="single" w:color="808080" w:sz="4"/>
@@ -19554,7 +19532,7 @@
         </w:tc>
         <w:tc>
           <w:tcPr>
-            <w:tcW w:type="dxa" w:w="1263"/>
+            <w:tcW w:type="dxa" w:w="1354"/>
             <w:tcBorders>
               <w:top w:val="single" w:color="808080" w:sz="4"/>
               <w:left w:val="single" w:color="808080" w:sz="4"/>
@@ -19585,7 +19563,7 @@
         </w:tc>
         <w:tc>
           <w:tcPr>
-            <w:tcW w:type="dxa" w:w="1178"/>
+            <w:tcW w:type="dxa" w:w="1230"/>
             <w:tcBorders>
               <w:top w:val="single" w:color="808080" w:sz="4"/>
               <w:left w:val="single" w:color="808080" w:sz="4"/>
@@ -19616,7 +19594,7 @@
         </w:tc>
         <w:tc>
           <w:tcPr>
-            <w:tcW w:type="dxa" w:w="929"/>
+            <w:tcW w:type="dxa" w:w="950"/>
             <w:tcBorders>
               <w:top w:val="single" w:color="808080" w:sz="4"/>
               <w:left w:val="single" w:color="808080" w:sz="4"/>
@@ -19680,16 +19658,17 @@
           <w:insideH w:val="single" w:color="auto" w:sz="4"/>
           <w:insideV w:val="single" w:color="auto" w:sz="4"/>
         </w:tblBorders>
+        <w:tblLayout w:type="fixed"/>
       </w:tblPr>
       <w:tblGrid>
-        <w:gridCol w:w="988"/>
-        <w:gridCol w:w="779"/>
-        <w:gridCol w:w="988"/>
-        <w:gridCol w:w="988"/>
-        <w:gridCol w:w="779"/>
-        <w:gridCol w:w="779"/>
-        <w:gridCol w:w="988"/>
-        <w:gridCol w:w="1081"/>
+        <w:gridCol w:w="1346"/>
+        <w:gridCol w:w="866"/>
+        <w:gridCol w:w="925"/>
+        <w:gridCol w:w="925"/>
+        <w:gridCol w:w="786"/>
+        <w:gridCol w:w="547"/>
+        <w:gridCol w:w="974"/>
+        <w:gridCol w:w="1001"/>
       </w:tblGrid>
       <w:tr>
         <w:trPr>
@@ -19697,7 +19676,7 @@
         </w:trPr>
         <w:tc>
           <w:tcPr>
-            <w:tcW w:type="dxa" w:w="988"/>
+            <w:tcW w:type="dxa" w:w="1346"/>
             <w:tcBorders>
               <w:top w:val="single" w:color="808080" w:sz="4"/>
               <w:left w:val="single" w:color="808080" w:sz="4"/>
@@ -19731,7 +19710,7 @@
         </w:tc>
         <w:tc>
           <w:tcPr>
-            <w:tcW w:type="dxa" w:w="779"/>
+            <w:tcW w:type="dxa" w:w="866"/>
             <w:tcBorders>
               <w:top w:val="single" w:color="808080" w:sz="4"/>
               <w:left w:val="single" w:color="808080" w:sz="4"/>
@@ -19765,7 +19744,7 @@
         </w:tc>
         <w:tc>
           <w:tcPr>
-            <w:tcW w:type="dxa" w:w="988"/>
+            <w:tcW w:type="dxa" w:w="925"/>
             <w:tcBorders>
               <w:top w:val="single" w:color="808080" w:sz="4"/>
               <w:left w:val="single" w:color="808080" w:sz="4"/>
@@ -19799,7 +19778,7 @@
         </w:tc>
         <w:tc>
           <w:tcPr>
-            <w:tcW w:type="dxa" w:w="988"/>
+            <w:tcW w:type="dxa" w:w="925"/>
             <w:tcBorders>
               <w:top w:val="single" w:color="808080" w:sz="4"/>
               <w:left w:val="single" w:color="808080" w:sz="4"/>
@@ -19833,7 +19812,7 @@
         </w:tc>
         <w:tc>
           <w:tcPr>
-            <w:tcW w:type="dxa" w:w="779"/>
+            <w:tcW w:type="dxa" w:w="786"/>
             <w:tcBorders>
               <w:top w:val="single" w:color="808080" w:sz="4"/>
               <w:left w:val="single" w:color="808080" w:sz="4"/>
@@ -19867,7 +19846,7 @@
         </w:tc>
         <w:tc>
           <w:tcPr>
-            <w:tcW w:type="dxa" w:w="779"/>
+            <w:tcW w:type="dxa" w:w="547"/>
             <w:tcBorders>
               <w:top w:val="single" w:color="808080" w:sz="4"/>
               <w:left w:val="single" w:color="808080" w:sz="4"/>
@@ -19901,7 +19880,7 @@
         </w:tc>
         <w:tc>
           <w:tcPr>
-            <w:tcW w:type="dxa" w:w="988"/>
+            <w:tcW w:type="dxa" w:w="974"/>
             <w:tcBorders>
               <w:top w:val="single" w:color="808080" w:sz="4"/>
               <w:left w:val="single" w:color="808080" w:sz="4"/>
@@ -19935,7 +19914,7 @@
         </w:tc>
         <w:tc>
           <w:tcPr>
-            <w:tcW w:type="dxa" w:w="1081"/>
+            <w:tcW w:type="dxa" w:w="1001"/>
             <w:tcBorders>
               <w:top w:val="single" w:color="808080" w:sz="4"/>
               <w:left w:val="single" w:color="808080" w:sz="4"/>
@@ -19974,7 +19953,7 @@
         </w:trPr>
         <w:tc>
           <w:tcPr>
-            <w:tcW w:type="dxa" w:w="988"/>
+            <w:tcW w:type="dxa" w:w="1346"/>
             <w:tcBorders>
               <w:top w:val="single" w:color="808080" w:sz="4"/>
               <w:left w:val="single" w:color="808080" w:sz="4"/>
@@ -20005,7 +19984,7 @@
         </w:tc>
         <w:tc>
           <w:tcPr>
-            <w:tcW w:type="dxa" w:w="779"/>
+            <w:tcW w:type="dxa" w:w="866"/>
             <w:tcBorders>
               <w:top w:val="single" w:color="808080" w:sz="4"/>
               <w:left w:val="single" w:color="808080" w:sz="4"/>
@@ -20036,7 +20015,7 @@
         </w:tc>
         <w:tc>
           <w:tcPr>
-            <w:tcW w:type="dxa" w:w="988"/>
+            <w:tcW w:type="dxa" w:w="925"/>
             <w:tcBorders>
               <w:top w:val="single" w:color="808080" w:sz="4"/>
               <w:left w:val="single" w:color="808080" w:sz="4"/>
@@ -20067,7 +20046,7 @@
         </w:tc>
         <w:tc>
           <w:tcPr>
-            <w:tcW w:type="dxa" w:w="988"/>
+            <w:tcW w:type="dxa" w:w="925"/>
             <w:tcBorders>
               <w:top w:val="single" w:color="808080" w:sz="4"/>
               <w:left w:val="single" w:color="808080" w:sz="4"/>
@@ -20098,7 +20077,7 @@
         </w:tc>
         <w:tc>
           <w:tcPr>
-            <w:tcW w:type="dxa" w:w="779"/>
+            <w:tcW w:type="dxa" w:w="786"/>
             <w:tcBorders>
               <w:top w:val="single" w:color="808080" w:sz="4"/>
               <w:left w:val="single" w:color="808080" w:sz="4"/>
@@ -20129,7 +20108,7 @@
         </w:tc>
         <w:tc>
           <w:tcPr>
-            <w:tcW w:type="dxa" w:w="779"/>
+            <w:tcW w:type="dxa" w:w="547"/>
             <w:tcBorders>
               <w:top w:val="single" w:color="808080" w:sz="4"/>
               <w:left w:val="single" w:color="808080" w:sz="4"/>
@@ -20160,7 +20139,7 @@
         </w:tc>
         <w:tc>
           <w:tcPr>
-            <w:tcW w:type="dxa" w:w="988"/>
+            <w:tcW w:type="dxa" w:w="974"/>
             <w:tcBorders>
               <w:top w:val="single" w:color="808080" w:sz="4"/>
               <w:left w:val="single" w:color="808080" w:sz="4"/>
@@ -20191,7 +20170,7 @@
         </w:tc>
         <w:tc>
           <w:tcPr>
-            <w:tcW w:type="dxa" w:w="1081"/>
+            <w:tcW w:type="dxa" w:w="1001"/>
             <w:tcBorders>
               <w:top w:val="single" w:color="808080" w:sz="4"/>
               <w:left w:val="single" w:color="808080" w:sz="4"/>
@@ -20227,7 +20206,7 @@
         </w:trPr>
         <w:tc>
           <w:tcPr>
-            <w:tcW w:type="dxa" w:w="988"/>
+            <w:tcW w:type="dxa" w:w="1346"/>
             <w:tcBorders>
               <w:top w:val="single" w:color="808080" w:sz="4"/>
               <w:left w:val="single" w:color="808080" w:sz="4"/>
@@ -20258,7 +20237,7 @@
         </w:tc>
         <w:tc>
           <w:tcPr>
-            <w:tcW w:type="dxa" w:w="779"/>
+            <w:tcW w:type="dxa" w:w="866"/>
             <w:tcBorders>
               <w:top w:val="single" w:color="808080" w:sz="4"/>
               <w:left w:val="single" w:color="808080" w:sz="4"/>
@@ -20289,7 +20268,7 @@
         </w:tc>
         <w:tc>
           <w:tcPr>
-            <w:tcW w:type="dxa" w:w="988"/>
+            <w:tcW w:type="dxa" w:w="925"/>
             <w:tcBorders>
               <w:top w:val="single" w:color="808080" w:sz="4"/>
               <w:left w:val="single" w:color="808080" w:sz="4"/>
@@ -20320,7 +20299,7 @@
         </w:tc>
         <w:tc>
           <w:tcPr>
-            <w:tcW w:type="dxa" w:w="988"/>
+            <w:tcW w:type="dxa" w:w="925"/>
             <w:tcBorders>
               <w:top w:val="single" w:color="808080" w:sz="4"/>
               <w:left w:val="single" w:color="808080" w:sz="4"/>
@@ -20351,7 +20330,7 @@
         </w:tc>
         <w:tc>
           <w:tcPr>
-            <w:tcW w:type="dxa" w:w="779"/>
+            <w:tcW w:type="dxa" w:w="786"/>
             <w:tcBorders>
               <w:top w:val="single" w:color="808080" w:sz="4"/>
               <w:left w:val="single" w:color="808080" w:sz="4"/>
@@ -20382,7 +20361,7 @@
         </w:tc>
         <w:tc>
           <w:tcPr>
-            <w:tcW w:type="dxa" w:w="779"/>
+            <w:tcW w:type="dxa" w:w="547"/>
             <w:tcBorders>
               <w:top w:val="single" w:color="808080" w:sz="4"/>
               <w:left w:val="single" w:color="808080" w:sz="4"/>
@@ -20413,7 +20392,7 @@
         </w:tc>
         <w:tc>
           <w:tcPr>
-            <w:tcW w:type="dxa" w:w="988"/>
+            <w:tcW w:type="dxa" w:w="974"/>
             <w:tcBorders>
               <w:top w:val="single" w:color="808080" w:sz="4"/>
               <w:left w:val="single" w:color="808080" w:sz="4"/>
@@ -20444,7 +20423,7 @@
         </w:tc>
         <w:tc>
           <w:tcPr>
-            <w:tcW w:type="dxa" w:w="1081"/>
+            <w:tcW w:type="dxa" w:w="1001"/>
             <w:tcBorders>
               <w:top w:val="single" w:color="808080" w:sz="4"/>
               <w:left w:val="single" w:color="808080" w:sz="4"/>
@@ -20537,22 +20516,6 @@
       </w:r>
       <w:r>
         <w:t xml:space="preserve"> 검색 정확도가 .85 이상인 산술·셀 2개 이상 그룹에서도 본 방법의 답변 정확도는 .27이며, 정보를 모두 주는 표 전체 조건도 .23이다. 이 그룹의 병목은 검색보다 리더의 계산에 있다. 이 결론은 채택한 리더 설정(Qwen3-8B 비생각 모드, 풀이 허용, 384토큰)에 대한 것이며, 생각 모드는 시간 한도 때문에 시험하지 못했다(4.4절).</w:t>
-      </w:r>
-    </w:p>
-    <w:p>
-      <w:pPr>
-        <w:ind w:firstLine="400"/>
-        <w:jc w:val="both"/>
-      </w:pPr>
-      <w:r>
-        <w:rPr>
-          <w:b/>
-          <w:bCs/>
-        </w:rPr>
-        <w:t xml:space="preserve">셀 문장이 서로 같으면 리더가 틀린다.</w:t>
-      </w:r>
-      <w:r>
-        <w:t xml:space="preserve"> MultiHiertt v1에서 본 방법이 조회 질문에서 고정 청크(처음 규칙)에 진 순손실 25건 중 12건이, 정답 셀의 문장이 문맥 속 다른 셀과 값만 빼고 같았던 문항에서 나왔다(5.5.1절). 이는 본 연구가 다루는 머리글 소실 문제가 본 방법의 문장 안에서도 생길 수 있다는 뜻이다. 머리글 추정이 한 층을 놓치면 셀 문장끼리 구별되지 않고, 이때는 머리글이 원래 자리에 남아 있는 마크다운 청크가 오히려 유리하다. 머리글 규칙을 고친 뒤(v3.3) 이 문항들의 답변 정확도는 청크 수준으로 올라왔다. 셀 문장 방법은 문장이 셀마다 달라야 작동하므로, 머리글을 규칙으로 추정하는 데이터에서는 머리글 추정의 정확도와 문장의 고유성을 함께 점검해야 한다.</w:t>
       </w:r>
     </w:p>
     <w:p>
@@ -20624,12 +20587,13 @@
           <w:insideH w:val="single" w:color="auto" w:sz="4"/>
           <w:insideV w:val="single" w:color="auto" w:sz="4"/>
         </w:tblBorders>
+        <w:tblLayout w:type="fixed"/>
       </w:tblPr>
       <w:tblGrid>
-        <w:gridCol w:w="1954"/>
-        <w:gridCol w:w="804"/>
-        <w:gridCol w:w="3806"/>
-        <w:gridCol w:w="806"/>
+        <w:gridCol w:w="2375"/>
+        <w:gridCol w:w="823"/>
+        <w:gridCol w:w="3347"/>
+        <w:gridCol w:w="825"/>
       </w:tblGrid>
       <w:tr>
         <w:trPr>
@@ -20637,7 +20601,7 @@
         </w:trPr>
         <w:tc>
           <w:tcPr>
-            <w:tcW w:type="dxa" w:w="1954"/>
+            <w:tcW w:type="dxa" w:w="2375"/>
             <w:tcBorders>
               <w:top w:val="single" w:color="808080" w:sz="4"/>
               <w:left w:val="single" w:color="808080" w:sz="4"/>
@@ -20671,7 +20635,7 @@
         </w:tc>
         <w:tc>
           <w:tcPr>
-            <w:tcW w:type="dxa" w:w="804"/>
+            <w:tcW w:type="dxa" w:w="823"/>
             <w:tcBorders>
               <w:top w:val="single" w:color="808080" w:sz="4"/>
               <w:left w:val="single" w:color="808080" w:sz="4"/>
@@ -20705,7 +20669,7 @@
         </w:tc>
         <w:tc>
           <w:tcPr>
-            <w:tcW w:type="dxa" w:w="3806"/>
+            <w:tcW w:type="dxa" w:w="3347"/>
             <w:tcBorders>
               <w:top w:val="single" w:color="808080" w:sz="4"/>
               <w:left w:val="single" w:color="808080" w:sz="4"/>
@@ -20739,7 +20703,7 @@
         </w:tc>
         <w:tc>
           <w:tcPr>
-            <w:tcW w:type="dxa" w:w="806"/>
+            <w:tcW w:type="dxa" w:w="825"/>
             <w:tcBorders>
               <w:top w:val="single" w:color="808080" w:sz="4"/>
               <w:left w:val="single" w:color="808080" w:sz="4"/>
@@ -20778,7 +20742,7 @@
         </w:trPr>
         <w:tc>
           <w:tcPr>
-            <w:tcW w:type="dxa" w:w="1954"/>
+            <w:tcW w:type="dxa" w:w="2375"/>
             <w:tcBorders>
               <w:top w:val="single" w:color="808080" w:sz="4"/>
               <w:left w:val="single" w:color="808080" w:sz="4"/>
@@ -20809,7 +20773,7 @@
         </w:tc>
         <w:tc>
           <w:tcPr>
-            <w:tcW w:type="dxa" w:w="804"/>
+            <w:tcW w:type="dxa" w:w="823"/>
             <w:tcBorders>
               <w:top w:val="single" w:color="808080" w:sz="4"/>
               <w:left w:val="single" w:color="808080" w:sz="4"/>
@@ -20840,7 +20804,7 @@
         </w:tc>
         <w:tc>
           <w:tcPr>
-            <w:tcW w:type="dxa" w:w="3806"/>
+            <w:tcW w:type="dxa" w:w="3347"/>
             <w:tcBorders>
               <w:top w:val="single" w:color="808080" w:sz="4"/>
               <w:left w:val="single" w:color="808080" w:sz="4"/>
@@ -20871,7 +20835,7 @@
         </w:tc>
         <w:tc>
           <w:tcPr>
-            <w:tcW w:type="dxa" w:w="806"/>
+            <w:tcW w:type="dxa" w:w="825"/>
             <w:tcBorders>
               <w:top w:val="single" w:color="808080" w:sz="4"/>
               <w:left w:val="single" w:color="808080" w:sz="4"/>
@@ -20907,7 +20871,7 @@
         </w:trPr>
         <w:tc>
           <w:tcPr>
-            <w:tcW w:type="dxa" w:w="1954"/>
+            <w:tcW w:type="dxa" w:w="2375"/>
             <w:tcBorders>
               <w:top w:val="single" w:color="808080" w:sz="4"/>
               <w:left w:val="single" w:color="808080" w:sz="4"/>
@@ -20931,31 +20895,31 @@
         </w:tc>
         <w:tc>
           <w:tcPr>
-            <w:tcW w:type="dxa" w:w="804"/>
-            <w:tcBorders>
-              <w:top w:val="single" w:color="808080" w:sz="4"/>
-              <w:left w:val="single" w:color="808080" w:sz="4"/>
-              <w:bottom w:val="single" w:color="808080" w:sz="4"/>
-              <w:right w:val="single" w:color="808080" w:sz="4"/>
-            </w:tcBorders>
-            <w:tcMar>
-              <w:top w:type="dxa" w:w="40"/>
-              <w:left w:type="dxa" w:w="80"/>
-              <w:bottom w:type="dxa" w:w="40"/>
-              <w:right w:type="dxa" w:w="80"/>
-            </w:tcMar>
-            <w:vAlign w:val="center"/>
-          </w:tcPr>
-          <w:p>
-            <w:pPr>
-              <w:spacing w:after="0" w:before="0" w:line="260"/>
-              <w:jc w:val="right"/>
-            </w:pPr>
-          </w:p>
-        </w:tc>
-        <w:tc>
-          <w:tcPr>
-            <w:tcW w:type="dxa" w:w="3806"/>
+            <w:tcW w:type="dxa" w:w="823"/>
+            <w:tcBorders>
+              <w:top w:val="single" w:color="808080" w:sz="4"/>
+              <w:left w:val="single" w:color="808080" w:sz="4"/>
+              <w:bottom w:val="single" w:color="808080" w:sz="4"/>
+              <w:right w:val="single" w:color="808080" w:sz="4"/>
+            </w:tcBorders>
+            <w:tcMar>
+              <w:top w:type="dxa" w:w="40"/>
+              <w:left w:type="dxa" w:w="80"/>
+              <w:bottom w:type="dxa" w:w="40"/>
+              <w:right w:type="dxa" w:w="80"/>
+            </w:tcMar>
+            <w:vAlign w:val="center"/>
+          </w:tcPr>
+          <w:p>
+            <w:pPr>
+              <w:spacing w:after="0" w:before="0" w:line="260"/>
+              <w:jc w:val="right"/>
+            </w:pPr>
+          </w:p>
+        </w:tc>
+        <w:tc>
+          <w:tcPr>
+            <w:tcW w:type="dxa" w:w="3347"/>
             <w:tcBorders>
               <w:top w:val="single" w:color="808080" w:sz="4"/>
               <w:left w:val="single" w:color="808080" w:sz="4"/>
@@ -20986,7 +20950,7 @@
         </w:tc>
         <w:tc>
           <w:tcPr>
-            <w:tcW w:type="dxa" w:w="806"/>
+            <w:tcW w:type="dxa" w:w="825"/>
             <w:tcBorders>
               <w:top w:val="single" w:color="808080" w:sz="4"/>
               <w:left w:val="single" w:color="808080" w:sz="4"/>
@@ -21022,7 +20986,7 @@
         </w:trPr>
         <w:tc>
           <w:tcPr>
-            <w:tcW w:type="dxa" w:w="1954"/>
+            <w:tcW w:type="dxa" w:w="2375"/>
             <w:tcBorders>
               <w:top w:val="single" w:color="808080" w:sz="4"/>
               <w:left w:val="single" w:color="808080" w:sz="4"/>
@@ -21046,31 +21010,31 @@
         </w:tc>
         <w:tc>
           <w:tcPr>
-            <w:tcW w:type="dxa" w:w="804"/>
-            <w:tcBorders>
-              <w:top w:val="single" w:color="808080" w:sz="4"/>
-              <w:left w:val="single" w:color="808080" w:sz="4"/>
-              <w:bottom w:val="single" w:color="808080" w:sz="4"/>
-              <w:right w:val="single" w:color="808080" w:sz="4"/>
-            </w:tcBorders>
-            <w:tcMar>
-              <w:top w:type="dxa" w:w="40"/>
-              <w:left w:type="dxa" w:w="80"/>
-              <w:bottom w:type="dxa" w:w="40"/>
-              <w:right w:type="dxa" w:w="80"/>
-            </w:tcMar>
-            <w:vAlign w:val="center"/>
-          </w:tcPr>
-          <w:p>
-            <w:pPr>
-              <w:spacing w:after="0" w:before="0" w:line="260"/>
-              <w:jc w:val="right"/>
-            </w:pPr>
-          </w:p>
-        </w:tc>
-        <w:tc>
-          <w:tcPr>
-            <w:tcW w:type="dxa" w:w="3806"/>
+            <w:tcW w:type="dxa" w:w="823"/>
+            <w:tcBorders>
+              <w:top w:val="single" w:color="808080" w:sz="4"/>
+              <w:left w:val="single" w:color="808080" w:sz="4"/>
+              <w:bottom w:val="single" w:color="808080" w:sz="4"/>
+              <w:right w:val="single" w:color="808080" w:sz="4"/>
+            </w:tcBorders>
+            <w:tcMar>
+              <w:top w:type="dxa" w:w="40"/>
+              <w:left w:type="dxa" w:w="80"/>
+              <w:bottom w:type="dxa" w:w="40"/>
+              <w:right w:type="dxa" w:w="80"/>
+            </w:tcMar>
+            <w:vAlign w:val="center"/>
+          </w:tcPr>
+          <w:p>
+            <w:pPr>
+              <w:spacing w:after="0" w:before="0" w:line="260"/>
+              <w:jc w:val="right"/>
+            </w:pPr>
+          </w:p>
+        </w:tc>
+        <w:tc>
+          <w:tcPr>
+            <w:tcW w:type="dxa" w:w="3347"/>
             <w:tcBorders>
               <w:top w:val="single" w:color="808080" w:sz="4"/>
               <w:left w:val="single" w:color="808080" w:sz="4"/>
@@ -21101,7 +21065,7 @@
         </w:tc>
         <w:tc>
           <w:tcPr>
-            <w:tcW w:type="dxa" w:w="806"/>
+            <w:tcW w:type="dxa" w:w="825"/>
             <w:tcBorders>
               <w:top w:val="single" w:color="808080" w:sz="4"/>
               <w:left w:val="single" w:color="808080" w:sz="4"/>
@@ -21137,7 +21101,7 @@
         </w:trPr>
         <w:tc>
           <w:tcPr>
-            <w:tcW w:type="dxa" w:w="1954"/>
+            <w:tcW w:type="dxa" w:w="2375"/>
             <w:tcBorders>
               <w:top w:val="single" w:color="808080" w:sz="4"/>
               <w:left w:val="single" w:color="808080" w:sz="4"/>
@@ -21168,7 +21132,7 @@
         </w:tc>
         <w:tc>
           <w:tcPr>
-            <w:tcW w:type="dxa" w:w="804"/>
+            <w:tcW w:type="dxa" w:w="823"/>
             <w:tcBorders>
               <w:top w:val="single" w:color="808080" w:sz="4"/>
               <w:left w:val="single" w:color="808080" w:sz="4"/>
@@ -21199,7 +21163,7 @@
         </w:tc>
         <w:tc>
           <w:tcPr>
-            <w:tcW w:type="dxa" w:w="3806"/>
+            <w:tcW w:type="dxa" w:w="3347"/>
             <w:tcBorders>
               <w:top w:val="single" w:color="808080" w:sz="4"/>
               <w:left w:val="single" w:color="808080" w:sz="4"/>
@@ -21230,7 +21194,7 @@
         </w:tc>
         <w:tc>
           <w:tcPr>
-            <w:tcW w:type="dxa" w:w="806"/>
+            <w:tcW w:type="dxa" w:w="825"/>
             <w:tcBorders>
               <w:top w:val="single" w:color="808080" w:sz="4"/>
               <w:left w:val="single" w:color="808080" w:sz="4"/>
@@ -21266,7 +21230,7 @@
         </w:trPr>
         <w:tc>
           <w:tcPr>
-            <w:tcW w:type="dxa" w:w="1954"/>
+            <w:tcW w:type="dxa" w:w="2375"/>
             <w:tcBorders>
               <w:top w:val="single" w:color="808080" w:sz="4"/>
               <w:left w:val="single" w:color="808080" w:sz="4"/>
@@ -21290,31 +21254,31 @@
         </w:tc>
         <w:tc>
           <w:tcPr>
-            <w:tcW w:type="dxa" w:w="804"/>
-            <w:tcBorders>
-              <w:top w:val="single" w:color="808080" w:sz="4"/>
-              <w:left w:val="single" w:color="808080" w:sz="4"/>
-              <w:bottom w:val="single" w:color="808080" w:sz="4"/>
-              <w:right w:val="single" w:color="808080" w:sz="4"/>
-            </w:tcBorders>
-            <w:tcMar>
-              <w:top w:type="dxa" w:w="40"/>
-              <w:left w:type="dxa" w:w="80"/>
-              <w:bottom w:type="dxa" w:w="40"/>
-              <w:right w:type="dxa" w:w="80"/>
-            </w:tcMar>
-            <w:vAlign w:val="center"/>
-          </w:tcPr>
-          <w:p>
-            <w:pPr>
-              <w:spacing w:after="0" w:before="0" w:line="260"/>
-              <w:jc w:val="right"/>
-            </w:pPr>
-          </w:p>
-        </w:tc>
-        <w:tc>
-          <w:tcPr>
-            <w:tcW w:type="dxa" w:w="3806"/>
+            <w:tcW w:type="dxa" w:w="823"/>
+            <w:tcBorders>
+              <w:top w:val="single" w:color="808080" w:sz="4"/>
+              <w:left w:val="single" w:color="808080" w:sz="4"/>
+              <w:bottom w:val="single" w:color="808080" w:sz="4"/>
+              <w:right w:val="single" w:color="808080" w:sz="4"/>
+            </w:tcBorders>
+            <w:tcMar>
+              <w:top w:type="dxa" w:w="40"/>
+              <w:left w:type="dxa" w:w="80"/>
+              <w:bottom w:type="dxa" w:w="40"/>
+              <w:right w:type="dxa" w:w="80"/>
+            </w:tcMar>
+            <w:vAlign w:val="center"/>
+          </w:tcPr>
+          <w:p>
+            <w:pPr>
+              <w:spacing w:after="0" w:before="0" w:line="260"/>
+              <w:jc w:val="right"/>
+            </w:pPr>
+          </w:p>
+        </w:tc>
+        <w:tc>
+          <w:tcPr>
+            <w:tcW w:type="dxa" w:w="3347"/>
             <w:tcBorders>
               <w:top w:val="single" w:color="808080" w:sz="4"/>
               <w:left w:val="single" w:color="808080" w:sz="4"/>
@@ -21345,7 +21309,7 @@
         </w:tc>
         <w:tc>
           <w:tcPr>
-            <w:tcW w:type="dxa" w:w="806"/>
+            <w:tcW w:type="dxa" w:w="825"/>
             <w:tcBorders>
               <w:top w:val="single" w:color="808080" w:sz="4"/>
               <w:left w:val="single" w:color="808080" w:sz="4"/>
@@ -21381,7 +21345,7 @@
         </w:trPr>
         <w:tc>
           <w:tcPr>
-            <w:tcW w:type="dxa" w:w="1954"/>
+            <w:tcW w:type="dxa" w:w="2375"/>
             <w:tcBorders>
               <w:top w:val="single" w:color="808080" w:sz="4"/>
               <w:left w:val="single" w:color="808080" w:sz="4"/>
@@ -21405,31 +21369,31 @@
         </w:tc>
         <w:tc>
           <w:tcPr>
-            <w:tcW w:type="dxa" w:w="804"/>
-            <w:tcBorders>
-              <w:top w:val="single" w:color="808080" w:sz="4"/>
-              <w:left w:val="single" w:color="808080" w:sz="4"/>
-              <w:bottom w:val="single" w:color="808080" w:sz="4"/>
-              <w:right w:val="single" w:color="808080" w:sz="4"/>
-            </w:tcBorders>
-            <w:tcMar>
-              <w:top w:type="dxa" w:w="40"/>
-              <w:left w:type="dxa" w:w="80"/>
-              <w:bottom w:type="dxa" w:w="40"/>
-              <w:right w:type="dxa" w:w="80"/>
-            </w:tcMar>
-            <w:vAlign w:val="center"/>
-          </w:tcPr>
-          <w:p>
-            <w:pPr>
-              <w:spacing w:after="0" w:before="0" w:line="260"/>
-              <w:jc w:val="right"/>
-            </w:pPr>
-          </w:p>
-        </w:tc>
-        <w:tc>
-          <w:tcPr>
-            <w:tcW w:type="dxa" w:w="3806"/>
+            <w:tcW w:type="dxa" w:w="823"/>
+            <w:tcBorders>
+              <w:top w:val="single" w:color="808080" w:sz="4"/>
+              <w:left w:val="single" w:color="808080" w:sz="4"/>
+              <w:bottom w:val="single" w:color="808080" w:sz="4"/>
+              <w:right w:val="single" w:color="808080" w:sz="4"/>
+            </w:tcBorders>
+            <w:tcMar>
+              <w:top w:type="dxa" w:w="40"/>
+              <w:left w:type="dxa" w:w="80"/>
+              <w:bottom w:type="dxa" w:w="40"/>
+              <w:right w:type="dxa" w:w="80"/>
+            </w:tcMar>
+            <w:vAlign w:val="center"/>
+          </w:tcPr>
+          <w:p>
+            <w:pPr>
+              <w:spacing w:after="0" w:before="0" w:line="260"/>
+              <w:jc w:val="right"/>
+            </w:pPr>
+          </w:p>
+        </w:tc>
+        <w:tc>
+          <w:tcPr>
+            <w:tcW w:type="dxa" w:w="3347"/>
             <w:tcBorders>
               <w:top w:val="single" w:color="808080" w:sz="4"/>
               <w:left w:val="single" w:color="808080" w:sz="4"/>
@@ -21460,7 +21424,7 @@
         </w:tc>
         <w:tc>
           <w:tcPr>
-            <w:tcW w:type="dxa" w:w="806"/>
+            <w:tcW w:type="dxa" w:w="825"/>
             <w:tcBorders>
               <w:top w:val="single" w:color="808080" w:sz="4"/>
               <w:left w:val="single" w:color="808080" w:sz="4"/>
@@ -21496,7 +21460,7 @@
         </w:trPr>
         <w:tc>
           <w:tcPr>
-            <w:tcW w:type="dxa" w:w="1954"/>
+            <w:tcW w:type="dxa" w:w="2375"/>
             <w:tcBorders>
               <w:top w:val="single" w:color="808080" w:sz="4"/>
               <w:left w:val="single" w:color="808080" w:sz="4"/>
@@ -21520,31 +21484,31 @@
         </w:tc>
         <w:tc>
           <w:tcPr>
-            <w:tcW w:type="dxa" w:w="804"/>
-            <w:tcBorders>
-              <w:top w:val="single" w:color="808080" w:sz="4"/>
-              <w:left w:val="single" w:color="808080" w:sz="4"/>
-              <w:bottom w:val="single" w:color="808080" w:sz="4"/>
-              <w:right w:val="single" w:color="808080" w:sz="4"/>
-            </w:tcBorders>
-            <w:tcMar>
-              <w:top w:type="dxa" w:w="40"/>
-              <w:left w:type="dxa" w:w="80"/>
-              <w:bottom w:type="dxa" w:w="40"/>
-              <w:right w:type="dxa" w:w="80"/>
-            </w:tcMar>
-            <w:vAlign w:val="center"/>
-          </w:tcPr>
-          <w:p>
-            <w:pPr>
-              <w:spacing w:after="0" w:before="0" w:line="260"/>
-              <w:jc w:val="right"/>
-            </w:pPr>
-          </w:p>
-        </w:tc>
-        <w:tc>
-          <w:tcPr>
-            <w:tcW w:type="dxa" w:w="3806"/>
+            <w:tcW w:type="dxa" w:w="823"/>
+            <w:tcBorders>
+              <w:top w:val="single" w:color="808080" w:sz="4"/>
+              <w:left w:val="single" w:color="808080" w:sz="4"/>
+              <w:bottom w:val="single" w:color="808080" w:sz="4"/>
+              <w:right w:val="single" w:color="808080" w:sz="4"/>
+            </w:tcBorders>
+            <w:tcMar>
+              <w:top w:type="dxa" w:w="40"/>
+              <w:left w:type="dxa" w:w="80"/>
+              <w:bottom w:type="dxa" w:w="40"/>
+              <w:right w:type="dxa" w:w="80"/>
+            </w:tcMar>
+            <w:vAlign w:val="center"/>
+          </w:tcPr>
+          <w:p>
+            <w:pPr>
+              <w:spacing w:after="0" w:before="0" w:line="260"/>
+              <w:jc w:val="right"/>
+            </w:pPr>
+          </w:p>
+        </w:tc>
+        <w:tc>
+          <w:tcPr>
+            <w:tcW w:type="dxa" w:w="3347"/>
             <w:tcBorders>
               <w:top w:val="single" w:color="808080" w:sz="4"/>
               <w:left w:val="single" w:color="808080" w:sz="4"/>
@@ -21575,7 +21539,7 @@
         </w:tc>
         <w:tc>
           <w:tcPr>
-            <w:tcW w:type="dxa" w:w="806"/>
+            <w:tcW w:type="dxa" w:w="825"/>
             <w:tcBorders>
               <w:top w:val="single" w:color="808080" w:sz="4"/>
               <w:left w:val="single" w:color="808080" w:sz="4"/>
@@ -21611,7 +21575,7 @@
         </w:trPr>
         <w:tc>
           <w:tcPr>
-            <w:tcW w:type="dxa" w:w="1954"/>
+            <w:tcW w:type="dxa" w:w="2375"/>
             <w:tcBorders>
               <w:top w:val="single" w:color="808080" w:sz="4"/>
               <w:left w:val="single" w:color="808080" w:sz="4"/>
@@ -21642,7 +21606,7 @@
         </w:tc>
         <w:tc>
           <w:tcPr>
-            <w:tcW w:type="dxa" w:w="804"/>
+            <w:tcW w:type="dxa" w:w="823"/>
             <w:tcBorders>
               <w:top w:val="single" w:color="808080" w:sz="4"/>
               <w:left w:val="single" w:color="808080" w:sz="4"/>
@@ -21673,7 +21637,7 @@
         </w:tc>
         <w:tc>
           <w:tcPr>
-            <w:tcW w:type="dxa" w:w="3806"/>
+            <w:tcW w:type="dxa" w:w="3347"/>
             <w:tcBorders>
               <w:top w:val="single" w:color="808080" w:sz="4"/>
               <w:left w:val="single" w:color="808080" w:sz="4"/>
@@ -21704,7 +21668,7 @@
         </w:tc>
         <w:tc>
           <w:tcPr>
-            <w:tcW w:type="dxa" w:w="806"/>
+            <w:tcW w:type="dxa" w:w="825"/>
             <w:tcBorders>
               <w:top w:val="single" w:color="808080" w:sz="4"/>
               <w:left w:val="single" w:color="808080" w:sz="4"/>
@@ -21740,7 +21704,7 @@
         </w:trPr>
         <w:tc>
           <w:tcPr>
-            <w:tcW w:type="dxa" w:w="1954"/>
+            <w:tcW w:type="dxa" w:w="2375"/>
             <w:tcBorders>
               <w:top w:val="single" w:color="808080" w:sz="4"/>
               <w:left w:val="single" w:color="808080" w:sz="4"/>
@@ -21764,31 +21728,31 @@
         </w:tc>
         <w:tc>
           <w:tcPr>
-            <w:tcW w:type="dxa" w:w="804"/>
-            <w:tcBorders>
-              <w:top w:val="single" w:color="808080" w:sz="4"/>
-              <w:left w:val="single" w:color="808080" w:sz="4"/>
-              <w:bottom w:val="single" w:color="808080" w:sz="4"/>
-              <w:right w:val="single" w:color="808080" w:sz="4"/>
-            </w:tcBorders>
-            <w:tcMar>
-              <w:top w:type="dxa" w:w="40"/>
-              <w:left w:type="dxa" w:w="80"/>
-              <w:bottom w:type="dxa" w:w="40"/>
-              <w:right w:type="dxa" w:w="80"/>
-            </w:tcMar>
-            <w:vAlign w:val="center"/>
-          </w:tcPr>
-          <w:p>
-            <w:pPr>
-              <w:spacing w:after="0" w:before="0" w:line="260"/>
-              <w:jc w:val="right"/>
-            </w:pPr>
-          </w:p>
-        </w:tc>
-        <w:tc>
-          <w:tcPr>
-            <w:tcW w:type="dxa" w:w="3806"/>
+            <w:tcW w:type="dxa" w:w="823"/>
+            <w:tcBorders>
+              <w:top w:val="single" w:color="808080" w:sz="4"/>
+              <w:left w:val="single" w:color="808080" w:sz="4"/>
+              <w:bottom w:val="single" w:color="808080" w:sz="4"/>
+              <w:right w:val="single" w:color="808080" w:sz="4"/>
+            </w:tcBorders>
+            <w:tcMar>
+              <w:top w:type="dxa" w:w="40"/>
+              <w:left w:type="dxa" w:w="80"/>
+              <w:bottom w:type="dxa" w:w="40"/>
+              <w:right w:type="dxa" w:w="80"/>
+            </w:tcMar>
+            <w:vAlign w:val="center"/>
+          </w:tcPr>
+          <w:p>
+            <w:pPr>
+              <w:spacing w:after="0" w:before="0" w:line="260"/>
+              <w:jc w:val="right"/>
+            </w:pPr>
+          </w:p>
+        </w:tc>
+        <w:tc>
+          <w:tcPr>
+            <w:tcW w:type="dxa" w:w="3347"/>
             <w:tcBorders>
               <w:top w:val="single" w:color="808080" w:sz="4"/>
               <w:left w:val="single" w:color="808080" w:sz="4"/>
@@ -21819,7 +21783,7 @@
         </w:tc>
         <w:tc>
           <w:tcPr>
-            <w:tcW w:type="dxa" w:w="806"/>
+            <w:tcW w:type="dxa" w:w="825"/>
             <w:tcBorders>
               <w:top w:val="single" w:color="808080" w:sz="4"/>
               <w:left w:val="single" w:color="808080" w:sz="4"/>
@@ -21855,7 +21819,7 @@
         </w:trPr>
         <w:tc>
           <w:tcPr>
-            <w:tcW w:type="dxa" w:w="1954"/>
+            <w:tcW w:type="dxa" w:w="2375"/>
             <w:tcBorders>
               <w:top w:val="single" w:color="808080" w:sz="4"/>
               <w:left w:val="single" w:color="808080" w:sz="4"/>
@@ -21879,31 +21843,31 @@
         </w:tc>
         <w:tc>
           <w:tcPr>
-            <w:tcW w:type="dxa" w:w="804"/>
-            <w:tcBorders>
-              <w:top w:val="single" w:color="808080" w:sz="4"/>
-              <w:left w:val="single" w:color="808080" w:sz="4"/>
-              <w:bottom w:val="single" w:color="808080" w:sz="4"/>
-              <w:right w:val="single" w:color="808080" w:sz="4"/>
-            </w:tcBorders>
-            <w:tcMar>
-              <w:top w:type="dxa" w:w="40"/>
-              <w:left w:type="dxa" w:w="80"/>
-              <w:bottom w:type="dxa" w:w="40"/>
-              <w:right w:type="dxa" w:w="80"/>
-            </w:tcMar>
-            <w:vAlign w:val="center"/>
-          </w:tcPr>
-          <w:p>
-            <w:pPr>
-              <w:spacing w:after="0" w:before="0" w:line="260"/>
-              <w:jc w:val="right"/>
-            </w:pPr>
-          </w:p>
-        </w:tc>
-        <w:tc>
-          <w:tcPr>
-            <w:tcW w:type="dxa" w:w="3806"/>
+            <w:tcW w:type="dxa" w:w="823"/>
+            <w:tcBorders>
+              <w:top w:val="single" w:color="808080" w:sz="4"/>
+              <w:left w:val="single" w:color="808080" w:sz="4"/>
+              <w:bottom w:val="single" w:color="808080" w:sz="4"/>
+              <w:right w:val="single" w:color="808080" w:sz="4"/>
+            </w:tcBorders>
+            <w:tcMar>
+              <w:top w:type="dxa" w:w="40"/>
+              <w:left w:type="dxa" w:w="80"/>
+              <w:bottom w:type="dxa" w:w="40"/>
+              <w:right w:type="dxa" w:w="80"/>
+            </w:tcMar>
+            <w:vAlign w:val="center"/>
+          </w:tcPr>
+          <w:p>
+            <w:pPr>
+              <w:spacing w:after="0" w:before="0" w:line="260"/>
+              <w:jc w:val="right"/>
+            </w:pPr>
+          </w:p>
+        </w:tc>
+        <w:tc>
+          <w:tcPr>
+            <w:tcW w:type="dxa" w:w="3347"/>
             <w:tcBorders>
               <w:top w:val="single" w:color="808080" w:sz="4"/>
               <w:left w:val="single" w:color="808080" w:sz="4"/>
@@ -21934,7 +21898,7 @@
         </w:tc>
         <w:tc>
           <w:tcPr>
-            <w:tcW w:type="dxa" w:w="806"/>
+            <w:tcW w:type="dxa" w:w="825"/>
             <w:tcBorders>
               <w:top w:val="single" w:color="808080" w:sz="4"/>
               <w:left w:val="single" w:color="808080" w:sz="4"/>
@@ -21970,7 +21934,7 @@
         </w:trPr>
         <w:tc>
           <w:tcPr>
-            <w:tcW w:type="dxa" w:w="1954"/>
+            <w:tcW w:type="dxa" w:w="2375"/>
             <w:tcBorders>
               <w:top w:val="single" w:color="808080" w:sz="4"/>
               <w:left w:val="single" w:color="808080" w:sz="4"/>
@@ -21994,31 +21958,31 @@
         </w:tc>
         <w:tc>
           <w:tcPr>
-            <w:tcW w:type="dxa" w:w="804"/>
-            <w:tcBorders>
-              <w:top w:val="single" w:color="808080" w:sz="4"/>
-              <w:left w:val="single" w:color="808080" w:sz="4"/>
-              <w:bottom w:val="single" w:color="808080" w:sz="4"/>
-              <w:right w:val="single" w:color="808080" w:sz="4"/>
-            </w:tcBorders>
-            <w:tcMar>
-              <w:top w:type="dxa" w:w="40"/>
-              <w:left w:type="dxa" w:w="80"/>
-              <w:bottom w:type="dxa" w:w="40"/>
-              <w:right w:type="dxa" w:w="80"/>
-            </w:tcMar>
-            <w:vAlign w:val="center"/>
-          </w:tcPr>
-          <w:p>
-            <w:pPr>
-              <w:spacing w:after="0" w:before="0" w:line="260"/>
-              <w:jc w:val="right"/>
-            </w:pPr>
-          </w:p>
-        </w:tc>
-        <w:tc>
-          <w:tcPr>
-            <w:tcW w:type="dxa" w:w="3806"/>
+            <w:tcW w:type="dxa" w:w="823"/>
+            <w:tcBorders>
+              <w:top w:val="single" w:color="808080" w:sz="4"/>
+              <w:left w:val="single" w:color="808080" w:sz="4"/>
+              <w:bottom w:val="single" w:color="808080" w:sz="4"/>
+              <w:right w:val="single" w:color="808080" w:sz="4"/>
+            </w:tcBorders>
+            <w:tcMar>
+              <w:top w:type="dxa" w:w="40"/>
+              <w:left w:type="dxa" w:w="80"/>
+              <w:bottom w:type="dxa" w:w="40"/>
+              <w:right w:type="dxa" w:w="80"/>
+            </w:tcMar>
+            <w:vAlign w:val="center"/>
+          </w:tcPr>
+          <w:p>
+            <w:pPr>
+              <w:spacing w:after="0" w:before="0" w:line="260"/>
+              <w:jc w:val="right"/>
+            </w:pPr>
+          </w:p>
+        </w:tc>
+        <w:tc>
+          <w:tcPr>
+            <w:tcW w:type="dxa" w:w="3347"/>
             <w:tcBorders>
               <w:top w:val="single" w:color="808080" w:sz="4"/>
               <w:left w:val="single" w:color="808080" w:sz="4"/>
@@ -22049,7 +22013,7 @@
         </w:tc>
         <w:tc>
           <w:tcPr>
-            <w:tcW w:type="dxa" w:w="806"/>
+            <w:tcW w:type="dxa" w:w="825"/>
             <w:tcBorders>
               <w:top w:val="single" w:color="808080" w:sz="4"/>
               <w:left w:val="single" w:color="808080" w:sz="4"/>
@@ -22282,7 +22246,7 @@
         <w:t xml:space="preserve">MultiHiertt 평가 분할과 사후 변경.</w:t>
       </w:r>
       <w:r>
-        <w:t xml:space="preserve"> 공개 test 분할에 정답 근거가 없어 train 분할로 평가했다. 학습을 하지 않으므로 train 분할이 모델 학습에 쓰이지는 않았지만, 머리글 규칙(v3.3)은 train의 오류 사례를 보고 고쳤고, 문장 고유화는 882건 답변 결과를 분석하다 추가했다. 882건 답변 실험은 v1로 사전등록했고, 결과를 본 뒤 주 조건을 v3.3u로 바꾸었다(바꾸기 전에 예측과 함께 등록). 같은 882건을 v1, v3.3, v3.3u 세 조건에 썼으므로, v3.3u의 수치는 이 표본에 맞춰진 낙관적인 값일 수 있다. 이를 가늠할 수 있도록 v1과 v3.3 결과를 함께 실었다(표 5-6, 5-8). 882건과 겹치지 않는 문항으로 다시 확인하는 일은 하지 못했다. 또 비공식 재포장본을 썼고, 정답 값만 공식 릴리스에서 읽었다.</w:t>
+        <w:t xml:space="preserve"> MultiHiertt의 test 데이터는 비공개이며 CodaLab 리더보드 제출로만 채점된다(Zhao et al., 2022, 공식 저장소 https://github.com/psunlpgroup/MultiHiertt). 따라서 정답 셀 근거를 이용한 검색 평가를 test에서 할 수 없고, dev는 β 선택과 리더 입력 형식 확인에 사용했으므로 train에서 평가 집합을 구성했다. 학습을 하지 않으므로 train 분할이 모델 학습에 쓰이지는 않았지만, 머리글 규칙(v3.3)은 train의 오류 사례를 보고 고쳤고, 문장 고유화는 882건 답변 결과를 분석하다 추가했다. 882건 답변 실험은 v1로 사전등록했고, 결과를 본 뒤 주 조건을 v3.3u로 바꾸었다(바꾸기 전에 예측과 함께 등록). 같은 882건을 v1, v3.3, v3.3u 세 조건에 썼으므로, v3.3u의 수치는 이 표본에 맞춰진 낙관적인 값일 수 있다. 이를 가늠할 수 있도록 v1과 v3.3 결과를 함께 실었다(표 5-6, 5-8). 882건과 겹치지 않는 문항으로 다시 확인하는 일은 하지 못했다. 또 비공식 재포장본을 썼고, 정답 값만 공식 릴리스에서 읽었다.</w:t>
       </w:r>
     </w:p>
     <w:p>
@@ -22405,25 +22369,6 @@
       </w:pPr>
       <w:r>
         <w:t xml:space="preserve">3. </w:t>
-      </w:r>
-      <w:r>
-        <w:rPr>
-          <w:b/>
-          <w:bCs/>
-        </w:rPr>
-        <w:t xml:space="preserve">셀 문장의 고유성.</w:t>
-      </w:r>
-      <w:r>
-        <w:t xml:space="preserve"> 머리글 추정이 한 층을 놓쳐 셀 문장이 값만 빼고 같아지면, 정답 셀을 검색하고도 리더가 값을 구별하지 못해 틀렸다. 머리글 규칙을 고치자 이 문항들의 답변 정확도가 회복되었다. 셀 문장 방법은 셀마다 문장이 달라야 작동한다.</w:t>
-      </w:r>
-    </w:p>
-    <w:p>
-      <w:pPr>
-        <w:ind w:left="500" w:hanging="300"/>
-        <w:jc w:val="both"/>
-      </w:pPr>
-      <w:r>
-        <w:t xml:space="preserve">4. </w:t>
       </w:r>
       <w:r>
         <w:rPr>
@@ -22590,6 +22535,29 @@
       </w:r>
       <w:r>
         <w:t xml:space="preserve">, 6(2), 65–70.</w:t>
+      </w:r>
+    </w:p>
+    <w:p>
+      <w:pPr>
+        <w:pStyle w:val="ListParagraph"/>
+        <w:numPr>
+          <w:ilvl w:val="0"/>
+          <w:numId w:val="2"/>
+        </w:numPr>
+        <w:jc w:val="both"/>
+      </w:pPr>
+      <w:r>
+        <w:t xml:space="preserve">Lewis, P., Perez, E., Piktus, A., et al. (2020). Retrieval-Augmented Generation for Knowledge-Intensive NLP Tasks. In </w:t>
+      </w:r>
+      <w:r>
+        <w:rPr>
+          <w:i/>
+          <w:iCs/>
+        </w:rPr>
+        <w:t xml:space="preserve">Advances in Neural Information Processing Systems (NeurIPS 2020)</w:t>
+      </w:r>
+      <w:r>
+        <w:t xml:space="preserve">, 33, pp. 9459–9474.</w:t>
       </w:r>
     </w:p>
     <w:p>
@@ -22998,14 +22966,15 @@
           <w:insideH w:val="single" w:color="auto" w:sz="4"/>
           <w:insideV w:val="single" w:color="auto" w:sz="4"/>
         </w:tblBorders>
+        <w:tblLayout w:type="fixed"/>
       </w:tblPr>
       <w:tblGrid>
-        <w:gridCol w:w="2470"/>
-        <w:gridCol w:w="839"/>
-        <w:gridCol w:w="966"/>
-        <w:gridCol w:w="839"/>
-        <w:gridCol w:w="966"/>
-        <w:gridCol w:w="1290"/>
+        <w:gridCol w:w="2025"/>
+        <w:gridCol w:w="862"/>
+        <w:gridCol w:w="922"/>
+        <w:gridCol w:w="992"/>
+        <w:gridCol w:w="1268"/>
+        <w:gridCol w:w="1301"/>
       </w:tblGrid>
       <w:tr>
         <w:trPr>
@@ -23013,7 +22982,7 @@
         </w:trPr>
         <w:tc>
           <w:tcPr>
-            <w:tcW w:type="dxa" w:w="2470"/>
+            <w:tcW w:type="dxa" w:w="2025"/>
             <w:tcBorders>
               <w:top w:val="single" w:color="808080" w:sz="4"/>
               <w:left w:val="single" w:color="808080" w:sz="4"/>
@@ -23047,7 +23016,7 @@
         </w:tc>
         <w:tc>
           <w:tcPr>
-            <w:tcW w:type="dxa" w:w="839"/>
+            <w:tcW w:type="dxa" w:w="862"/>
             <w:tcBorders>
               <w:top w:val="single" w:color="808080" w:sz="4"/>
               <w:left w:val="single" w:color="808080" w:sz="4"/>
@@ -23081,7 +23050,7 @@
         </w:tc>
         <w:tc>
           <w:tcPr>
-            <w:tcW w:type="dxa" w:w="966"/>
+            <w:tcW w:type="dxa" w:w="922"/>
             <w:tcBorders>
               <w:top w:val="single" w:color="808080" w:sz="4"/>
               <w:left w:val="single" w:color="808080" w:sz="4"/>
@@ -23115,7 +23084,7 @@
         </w:tc>
         <w:tc>
           <w:tcPr>
-            <w:tcW w:type="dxa" w:w="839"/>
+            <w:tcW w:type="dxa" w:w="992"/>
             <w:tcBorders>
               <w:top w:val="single" w:color="808080" w:sz="4"/>
               <w:left w:val="single" w:color="808080" w:sz="4"/>
@@ -23149,7 +23118,7 @@
         </w:tc>
         <w:tc>
           <w:tcPr>
-            <w:tcW w:type="dxa" w:w="966"/>
+            <w:tcW w:type="dxa" w:w="1268"/>
             <w:tcBorders>
               <w:top w:val="single" w:color="808080" w:sz="4"/>
               <w:left w:val="single" w:color="808080" w:sz="4"/>
@@ -23183,7 +23152,7 @@
         </w:tc>
         <w:tc>
           <w:tcPr>
-            <w:tcW w:type="dxa" w:w="1290"/>
+            <w:tcW w:type="dxa" w:w="1301"/>
             <w:tcBorders>
               <w:top w:val="single" w:color="808080" w:sz="4"/>
               <w:left w:val="single" w:color="808080" w:sz="4"/>
@@ -23222,7 +23191,7 @@
         </w:trPr>
         <w:tc>
           <w:tcPr>
-            <w:tcW w:type="dxa" w:w="2470"/>
+            <w:tcW w:type="dxa" w:w="2025"/>
             <w:tcBorders>
               <w:top w:val="single" w:color="808080" w:sz="4"/>
               <w:left w:val="single" w:color="808080" w:sz="4"/>
@@ -23253,7 +23222,7 @@
         </w:tc>
         <w:tc>
           <w:tcPr>
-            <w:tcW w:type="dxa" w:w="839"/>
+            <w:tcW w:type="dxa" w:w="862"/>
             <w:tcBorders>
               <w:top w:val="single" w:color="808080" w:sz="4"/>
               <w:left w:val="single" w:color="808080" w:sz="4"/>
@@ -23284,7 +23253,7 @@
         </w:tc>
         <w:tc>
           <w:tcPr>
-            <w:tcW w:type="dxa" w:w="966"/>
+            <w:tcW w:type="dxa" w:w="922"/>
             <w:tcBorders>
               <w:top w:val="single" w:color="808080" w:sz="4"/>
               <w:left w:val="single" w:color="808080" w:sz="4"/>
@@ -23315,7 +23284,7 @@
         </w:tc>
         <w:tc>
           <w:tcPr>
-            <w:tcW w:type="dxa" w:w="839"/>
+            <w:tcW w:type="dxa" w:w="992"/>
             <w:tcBorders>
               <w:top w:val="single" w:color="808080" w:sz="4"/>
               <w:left w:val="single" w:color="808080" w:sz="4"/>
@@ -23346,7 +23315,7 @@
         </w:tc>
         <w:tc>
           <w:tcPr>
-            <w:tcW w:type="dxa" w:w="966"/>
+            <w:tcW w:type="dxa" w:w="1268"/>
             <w:tcBorders>
               <w:top w:val="single" w:color="808080" w:sz="4"/>
               <w:left w:val="single" w:color="808080" w:sz="4"/>
@@ -23377,7 +23346,7 @@
         </w:tc>
         <w:tc>
           <w:tcPr>
-            <w:tcW w:type="dxa" w:w="1290"/>
+            <w:tcW w:type="dxa" w:w="1301"/>
             <w:tcBorders>
               <w:top w:val="single" w:color="808080" w:sz="4"/>
               <w:left w:val="single" w:color="808080" w:sz="4"/>
@@ -23413,7 +23382,7 @@
         </w:trPr>
         <w:tc>
           <w:tcPr>
-            <w:tcW w:type="dxa" w:w="2470"/>
+            <w:tcW w:type="dxa" w:w="2025"/>
             <w:tcBorders>
               <w:top w:val="single" w:color="808080" w:sz="4"/>
               <w:left w:val="single" w:color="808080" w:sz="4"/>
@@ -23444,7 +23413,7 @@
         </w:tc>
         <w:tc>
           <w:tcPr>
-            <w:tcW w:type="dxa" w:w="839"/>
+            <w:tcW w:type="dxa" w:w="862"/>
             <w:tcBorders>
               <w:top w:val="single" w:color="808080" w:sz="4"/>
               <w:left w:val="single" w:color="808080" w:sz="4"/>
@@ -23475,7 +23444,7 @@
         </w:tc>
         <w:tc>
           <w:tcPr>
-            <w:tcW w:type="dxa" w:w="966"/>
+            <w:tcW w:type="dxa" w:w="922"/>
             <w:tcBorders>
               <w:top w:val="single" w:color="808080" w:sz="4"/>
               <w:left w:val="single" w:color="808080" w:sz="4"/>
@@ -23506,7 +23475,7 @@
         </w:tc>
         <w:tc>
           <w:tcPr>
-            <w:tcW w:type="dxa" w:w="839"/>
+            <w:tcW w:type="dxa" w:w="992"/>
             <w:tcBorders>
               <w:top w:val="single" w:color="808080" w:sz="4"/>
               <w:left w:val="single" w:color="808080" w:sz="4"/>
@@ -23537,7 +23506,7 @@
         </w:tc>
         <w:tc>
           <w:tcPr>
-            <w:tcW w:type="dxa" w:w="966"/>
+            <w:tcW w:type="dxa" w:w="1268"/>
             <w:tcBorders>
               <w:top w:val="single" w:color="808080" w:sz="4"/>
               <w:left w:val="single" w:color="808080" w:sz="4"/>
@@ -23568,7 +23537,7 @@
         </w:tc>
         <w:tc>
           <w:tcPr>
-            <w:tcW w:type="dxa" w:w="1290"/>
+            <w:tcW w:type="dxa" w:w="1301"/>
             <w:tcBorders>
               <w:top w:val="single" w:color="808080" w:sz="4"/>
               <w:left w:val="single" w:color="808080" w:sz="4"/>
@@ -23604,7 +23573,7 @@
         </w:trPr>
         <w:tc>
           <w:tcPr>
-            <w:tcW w:type="dxa" w:w="2470"/>
+            <w:tcW w:type="dxa" w:w="2025"/>
             <w:tcBorders>
               <w:top w:val="single" w:color="808080" w:sz="4"/>
               <w:left w:val="single" w:color="808080" w:sz="4"/>
@@ -23635,7 +23604,7 @@
         </w:tc>
         <w:tc>
           <w:tcPr>
-            <w:tcW w:type="dxa" w:w="839"/>
+            <w:tcW w:type="dxa" w:w="862"/>
             <w:tcBorders>
               <w:top w:val="single" w:color="808080" w:sz="4"/>
               <w:left w:val="single" w:color="808080" w:sz="4"/>
@@ -23666,7 +23635,7 @@
         </w:tc>
         <w:tc>
           <w:tcPr>
-            <w:tcW w:type="dxa" w:w="966"/>
+            <w:tcW w:type="dxa" w:w="922"/>
             <w:tcBorders>
               <w:top w:val="single" w:color="808080" w:sz="4"/>
               <w:left w:val="single" w:color="808080" w:sz="4"/>
@@ -23697,7 +23666,7 @@
         </w:tc>
         <w:tc>
           <w:tcPr>
-            <w:tcW w:type="dxa" w:w="839"/>
+            <w:tcW w:type="dxa" w:w="992"/>
             <w:tcBorders>
               <w:top w:val="single" w:color="808080" w:sz="4"/>
               <w:left w:val="single" w:color="808080" w:sz="4"/>
@@ -23728,7 +23697,7 @@
         </w:tc>
         <w:tc>
           <w:tcPr>
-            <w:tcW w:type="dxa" w:w="966"/>
+            <w:tcW w:type="dxa" w:w="1268"/>
             <w:tcBorders>
               <w:top w:val="single" w:color="808080" w:sz="4"/>
               <w:left w:val="single" w:color="808080" w:sz="4"/>
@@ -23759,7 +23728,7 @@
         </w:tc>
         <w:tc>
           <w:tcPr>
-            <w:tcW w:type="dxa" w:w="1290"/>
+            <w:tcW w:type="dxa" w:w="1301"/>
             <w:tcBorders>
               <w:top w:val="single" w:color="808080" w:sz="4"/>
               <w:left w:val="single" w:color="808080" w:sz="4"/>
@@ -23795,7 +23764,7 @@
         </w:trPr>
         <w:tc>
           <w:tcPr>
-            <w:tcW w:type="dxa" w:w="2470"/>
+            <w:tcW w:type="dxa" w:w="2025"/>
             <w:tcBorders>
               <w:top w:val="single" w:color="808080" w:sz="4"/>
               <w:left w:val="single" w:color="808080" w:sz="4"/>
@@ -23826,7 +23795,7 @@
         </w:tc>
         <w:tc>
           <w:tcPr>
-            <w:tcW w:type="dxa" w:w="839"/>
+            <w:tcW w:type="dxa" w:w="862"/>
             <w:tcBorders>
               <w:top w:val="single" w:color="808080" w:sz="4"/>
               <w:left w:val="single" w:color="808080" w:sz="4"/>
@@ -23857,7 +23826,7 @@
         </w:tc>
         <w:tc>
           <w:tcPr>
-            <w:tcW w:type="dxa" w:w="966"/>
+            <w:tcW w:type="dxa" w:w="922"/>
             <w:tcBorders>
               <w:top w:val="single" w:color="808080" w:sz="4"/>
               <w:left w:val="single" w:color="808080" w:sz="4"/>
@@ -23888,7 +23857,7 @@
         </w:tc>
         <w:tc>
           <w:tcPr>
-            <w:tcW w:type="dxa" w:w="839"/>
+            <w:tcW w:type="dxa" w:w="992"/>
             <w:tcBorders>
               <w:top w:val="single" w:color="808080" w:sz="4"/>
               <w:left w:val="single" w:color="808080" w:sz="4"/>
@@ -23919,7 +23888,7 @@
         </w:tc>
         <w:tc>
           <w:tcPr>
-            <w:tcW w:type="dxa" w:w="966"/>
+            <w:tcW w:type="dxa" w:w="1268"/>
             <w:tcBorders>
               <w:top w:val="single" w:color="808080" w:sz="4"/>
               <w:left w:val="single" w:color="808080" w:sz="4"/>
@@ -23950,7 +23919,7 @@
         </w:tc>
         <w:tc>
           <w:tcPr>
-            <w:tcW w:type="dxa" w:w="1290"/>
+            <w:tcW w:type="dxa" w:w="1301"/>
             <w:tcBorders>
               <w:top w:val="single" w:color="808080" w:sz="4"/>
               <w:left w:val="single" w:color="808080" w:sz="4"/>
@@ -23986,7 +23955,7 @@
         </w:trPr>
         <w:tc>
           <w:tcPr>
-            <w:tcW w:type="dxa" w:w="2470"/>
+            <w:tcW w:type="dxa" w:w="2025"/>
             <w:tcBorders>
               <w:top w:val="single" w:color="808080" w:sz="4"/>
               <w:left w:val="single" w:color="808080" w:sz="4"/>
@@ -24017,7 +23986,7 @@
         </w:tc>
         <w:tc>
           <w:tcPr>
-            <w:tcW w:type="dxa" w:w="839"/>
+            <w:tcW w:type="dxa" w:w="862"/>
             <w:tcBorders>
               <w:top w:val="single" w:color="808080" w:sz="4"/>
               <w:left w:val="single" w:color="808080" w:sz="4"/>
@@ -24048,7 +24017,7 @@
         </w:tc>
         <w:tc>
           <w:tcPr>
-            <w:tcW w:type="dxa" w:w="966"/>
+            <w:tcW w:type="dxa" w:w="922"/>
             <w:tcBorders>
               <w:top w:val="single" w:color="808080" w:sz="4"/>
               <w:left w:val="single" w:color="808080" w:sz="4"/>
@@ -24079,7 +24048,7 @@
         </w:tc>
         <w:tc>
           <w:tcPr>
-            <w:tcW w:type="dxa" w:w="839"/>
+            <w:tcW w:type="dxa" w:w="992"/>
             <w:tcBorders>
               <w:top w:val="single" w:color="808080" w:sz="4"/>
               <w:left w:val="single" w:color="808080" w:sz="4"/>
@@ -24110,7 +24079,7 @@
         </w:tc>
         <w:tc>
           <w:tcPr>
-            <w:tcW w:type="dxa" w:w="966"/>
+            <w:tcW w:type="dxa" w:w="1268"/>
             <w:tcBorders>
               <w:top w:val="single" w:color="808080" w:sz="4"/>
               <w:left w:val="single" w:color="808080" w:sz="4"/>
@@ -24141,7 +24110,7 @@
         </w:tc>
         <w:tc>
           <w:tcPr>
-            <w:tcW w:type="dxa" w:w="1290"/>
+            <w:tcW w:type="dxa" w:w="1301"/>
             <w:tcBorders>
               <w:top w:val="single" w:color="808080" w:sz="4"/>
               <w:left w:val="single" w:color="808080" w:sz="4"/>
@@ -24177,7 +24146,7 @@
         </w:trPr>
         <w:tc>
           <w:tcPr>
-            <w:tcW w:type="dxa" w:w="2470"/>
+            <w:tcW w:type="dxa" w:w="2025"/>
             <w:tcBorders>
               <w:top w:val="single" w:color="808080" w:sz="4"/>
               <w:left w:val="single" w:color="808080" w:sz="4"/>
@@ -24208,7 +24177,7 @@
         </w:tc>
         <w:tc>
           <w:tcPr>
-            <w:tcW w:type="dxa" w:w="839"/>
+            <w:tcW w:type="dxa" w:w="862"/>
             <w:tcBorders>
               <w:top w:val="single" w:color="808080" w:sz="4"/>
               <w:left w:val="single" w:color="808080" w:sz="4"/>
@@ -24239,7 +24208,7 @@
         </w:tc>
         <w:tc>
           <w:tcPr>
-            <w:tcW w:type="dxa" w:w="966"/>
+            <w:tcW w:type="dxa" w:w="922"/>
             <w:tcBorders>
               <w:top w:val="single" w:color="808080" w:sz="4"/>
               <w:left w:val="single" w:color="808080" w:sz="4"/>
@@ -24270,7 +24239,7 @@
         </w:tc>
         <w:tc>
           <w:tcPr>
-            <w:tcW w:type="dxa" w:w="839"/>
+            <w:tcW w:type="dxa" w:w="992"/>
             <w:tcBorders>
               <w:top w:val="single" w:color="808080" w:sz="4"/>
               <w:left w:val="single" w:color="808080" w:sz="4"/>
@@ -24301,7 +24270,7 @@
         </w:tc>
         <w:tc>
           <w:tcPr>
-            <w:tcW w:type="dxa" w:w="966"/>
+            <w:tcW w:type="dxa" w:w="1268"/>
             <w:tcBorders>
               <w:top w:val="single" w:color="808080" w:sz="4"/>
               <w:left w:val="single" w:color="808080" w:sz="4"/>
@@ -24332,7 +24301,7 @@
         </w:tc>
         <w:tc>
           <w:tcPr>
-            <w:tcW w:type="dxa" w:w="1290"/>
+            <w:tcW w:type="dxa" w:w="1301"/>
             <w:tcBorders>
               <w:top w:val="single" w:color="808080" w:sz="4"/>
               <w:left w:val="single" w:color="808080" w:sz="4"/>
@@ -24368,7 +24337,7 @@
         </w:trPr>
         <w:tc>
           <w:tcPr>
-            <w:tcW w:type="dxa" w:w="2470"/>
+            <w:tcW w:type="dxa" w:w="2025"/>
             <w:tcBorders>
               <w:top w:val="single" w:color="808080" w:sz="4"/>
               <w:left w:val="single" w:color="808080" w:sz="4"/>
@@ -24399,7 +24368,7 @@
         </w:tc>
         <w:tc>
           <w:tcPr>
-            <w:tcW w:type="dxa" w:w="839"/>
+            <w:tcW w:type="dxa" w:w="862"/>
             <w:tcBorders>
               <w:top w:val="single" w:color="808080" w:sz="4"/>
               <w:left w:val="single" w:color="808080" w:sz="4"/>
@@ -24430,7 +24399,7 @@
         </w:tc>
         <w:tc>
           <w:tcPr>
-            <w:tcW w:type="dxa" w:w="966"/>
+            <w:tcW w:type="dxa" w:w="922"/>
             <w:tcBorders>
               <w:top w:val="single" w:color="808080" w:sz="4"/>
               <w:left w:val="single" w:color="808080" w:sz="4"/>
@@ -24461,7 +24430,7 @@
         </w:tc>
         <w:tc>
           <w:tcPr>
-            <w:tcW w:type="dxa" w:w="839"/>
+            <w:tcW w:type="dxa" w:w="992"/>
             <w:tcBorders>
               <w:top w:val="single" w:color="808080" w:sz="4"/>
               <w:left w:val="single" w:color="808080" w:sz="4"/>
@@ -24492,7 +24461,7 @@
         </w:tc>
         <w:tc>
           <w:tcPr>
-            <w:tcW w:type="dxa" w:w="966"/>
+            <w:tcW w:type="dxa" w:w="1268"/>
             <w:tcBorders>
               <w:top w:val="single" w:color="808080" w:sz="4"/>
               <w:left w:val="single" w:color="808080" w:sz="4"/>
@@ -24523,7 +24492,7 @@
         </w:tc>
         <w:tc>
           <w:tcPr>
-            <w:tcW w:type="dxa" w:w="1290"/>
+            <w:tcW w:type="dxa" w:w="1301"/>
             <w:tcBorders>
               <w:top w:val="single" w:color="808080" w:sz="4"/>
               <w:left w:val="single" w:color="808080" w:sz="4"/>
@@ -24621,15 +24590,16 @@
           <w:insideH w:val="single" w:color="auto" w:sz="4"/>
           <w:insideV w:val="single" w:color="auto" w:sz="4"/>
         </w:tblBorders>
+        <w:tblLayout w:type="fixed"/>
       </w:tblPr>
       <w:tblGrid>
-        <w:gridCol w:w="2616"/>
-        <w:gridCol w:w="782"/>
-        <w:gridCol w:w="811"/>
-        <w:gridCol w:w="782"/>
-        <w:gridCol w:w="782"/>
-        <w:gridCol w:w="782"/>
-        <w:gridCol w:w="815"/>
+        <w:gridCol w:w="1827"/>
+        <w:gridCol w:w="658"/>
+        <w:gridCol w:w="1020"/>
+        <w:gridCol w:w="969"/>
+        <w:gridCol w:w="734"/>
+        <w:gridCol w:w="888"/>
+        <w:gridCol w:w="1274"/>
       </w:tblGrid>
       <w:tr>
         <w:trPr>
@@ -24637,7 +24607,7 @@
         </w:trPr>
         <w:tc>
           <w:tcPr>
-            <w:tcW w:type="dxa" w:w="2616"/>
+            <w:tcW w:type="dxa" w:w="1827"/>
             <w:tcBorders>
               <w:top w:val="single" w:color="808080" w:sz="4"/>
               <w:left w:val="single" w:color="808080" w:sz="4"/>
@@ -24671,7 +24641,7 @@
         </w:tc>
         <w:tc>
           <w:tcPr>
-            <w:tcW w:type="dxa" w:w="782"/>
+            <w:tcW w:type="dxa" w:w="658"/>
             <w:tcBorders>
               <w:top w:val="single" w:color="808080" w:sz="4"/>
               <w:left w:val="single" w:color="808080" w:sz="4"/>
@@ -24705,7 +24675,7 @@
         </w:tc>
         <w:tc>
           <w:tcPr>
-            <w:tcW w:type="dxa" w:w="811"/>
+            <w:tcW w:type="dxa" w:w="1020"/>
             <w:tcBorders>
               <w:top w:val="single" w:color="808080" w:sz="4"/>
               <w:left w:val="single" w:color="808080" w:sz="4"/>
@@ -24739,7 +24709,7 @@
         </w:tc>
         <w:tc>
           <w:tcPr>
-            <w:tcW w:type="dxa" w:w="782"/>
+            <w:tcW w:type="dxa" w:w="969"/>
             <w:tcBorders>
               <w:top w:val="single" w:color="808080" w:sz="4"/>
               <w:left w:val="single" w:color="808080" w:sz="4"/>
@@ -24773,7 +24743,7 @@
         </w:tc>
         <w:tc>
           <w:tcPr>
-            <w:tcW w:type="dxa" w:w="782"/>
+            <w:tcW w:type="dxa" w:w="734"/>
             <w:tcBorders>
               <w:top w:val="single" w:color="808080" w:sz="4"/>
               <w:left w:val="single" w:color="808080" w:sz="4"/>
@@ -24807,7 +24777,7 @@
         </w:tc>
         <w:tc>
           <w:tcPr>
-            <w:tcW w:type="dxa" w:w="782"/>
+            <w:tcW w:type="dxa" w:w="888"/>
             <w:tcBorders>
               <w:top w:val="single" w:color="808080" w:sz="4"/>
               <w:left w:val="single" w:color="808080" w:sz="4"/>
@@ -24841,7 +24811,7 @@
         </w:tc>
         <w:tc>
           <w:tcPr>
-            <w:tcW w:type="dxa" w:w="815"/>
+            <w:tcW w:type="dxa" w:w="1274"/>
             <w:tcBorders>
               <w:top w:val="single" w:color="808080" w:sz="4"/>
               <w:left w:val="single" w:color="808080" w:sz="4"/>
@@ -24880,7 +24850,7 @@
         </w:trPr>
         <w:tc>
           <w:tcPr>
-            <w:tcW w:type="dxa" w:w="2616"/>
+            <w:tcW w:type="dxa" w:w="1827"/>
             <w:tcBorders>
               <w:top w:val="single" w:color="808080" w:sz="4"/>
               <w:left w:val="single" w:color="808080" w:sz="4"/>
@@ -24911,7 +24881,7 @@
         </w:tc>
         <w:tc>
           <w:tcPr>
-            <w:tcW w:type="dxa" w:w="782"/>
+            <w:tcW w:type="dxa" w:w="658"/>
             <w:tcBorders>
               <w:top w:val="single" w:color="808080" w:sz="4"/>
               <w:left w:val="single" w:color="808080" w:sz="4"/>
@@ -24942,7 +24912,7 @@
         </w:tc>
         <w:tc>
           <w:tcPr>
-            <w:tcW w:type="dxa" w:w="811"/>
+            <w:tcW w:type="dxa" w:w="1020"/>
             <w:tcBorders>
               <w:top w:val="single" w:color="808080" w:sz="4"/>
               <w:left w:val="single" w:color="808080" w:sz="4"/>
@@ -24973,7 +24943,7 @@
         </w:tc>
         <w:tc>
           <w:tcPr>
-            <w:tcW w:type="dxa" w:w="782"/>
+            <w:tcW w:type="dxa" w:w="969"/>
             <w:tcBorders>
               <w:top w:val="single" w:color="808080" w:sz="4"/>
               <w:left w:val="single" w:color="808080" w:sz="4"/>
@@ -25004,7 +24974,7 @@
         </w:tc>
         <w:tc>
           <w:tcPr>
-            <w:tcW w:type="dxa" w:w="782"/>
+            <w:tcW w:type="dxa" w:w="734"/>
             <w:tcBorders>
               <w:top w:val="single" w:color="808080" w:sz="4"/>
               <w:left w:val="single" w:color="808080" w:sz="4"/>
@@ -25035,7 +25005,7 @@
         </w:tc>
         <w:tc>
           <w:tcPr>
-            <w:tcW w:type="dxa" w:w="782"/>
+            <w:tcW w:type="dxa" w:w="888"/>
             <w:tcBorders>
               <w:top w:val="single" w:color="808080" w:sz="4"/>
               <w:left w:val="single" w:color="808080" w:sz="4"/>
@@ -25066,7 +25036,7 @@
         </w:tc>
         <w:tc>
           <w:tcPr>
-            <w:tcW w:type="dxa" w:w="815"/>
+            <w:tcW w:type="dxa" w:w="1274"/>
             <w:tcBorders>
               <w:top w:val="single" w:color="808080" w:sz="4"/>
               <w:left w:val="single" w:color="808080" w:sz="4"/>
@@ -25102,7 +25072,7 @@
         </w:trPr>
         <w:tc>
           <w:tcPr>
-            <w:tcW w:type="dxa" w:w="2616"/>
+            <w:tcW w:type="dxa" w:w="1827"/>
             <w:tcBorders>
               <w:top w:val="single" w:color="808080" w:sz="4"/>
               <w:left w:val="single" w:color="808080" w:sz="4"/>
@@ -25133,7 +25103,7 @@
         </w:tc>
         <w:tc>
           <w:tcPr>
-            <w:tcW w:type="dxa" w:w="782"/>
+            <w:tcW w:type="dxa" w:w="658"/>
             <w:tcBorders>
               <w:top w:val="single" w:color="808080" w:sz="4"/>
               <w:left w:val="single" w:color="808080" w:sz="4"/>
@@ -25164,7 +25134,7 @@
         </w:tc>
         <w:tc>
           <w:tcPr>
-            <w:tcW w:type="dxa" w:w="811"/>
+            <w:tcW w:type="dxa" w:w="1020"/>
             <w:tcBorders>
               <w:top w:val="single" w:color="808080" w:sz="4"/>
               <w:left w:val="single" w:color="808080" w:sz="4"/>
@@ -25195,7 +25165,7 @@
         </w:tc>
         <w:tc>
           <w:tcPr>
-            <w:tcW w:type="dxa" w:w="782"/>
+            <w:tcW w:type="dxa" w:w="969"/>
             <w:tcBorders>
               <w:top w:val="single" w:color="808080" w:sz="4"/>
               <w:left w:val="single" w:color="808080" w:sz="4"/>
@@ -25226,7 +25196,7 @@
         </w:tc>
         <w:tc>
           <w:tcPr>
-            <w:tcW w:type="dxa" w:w="782"/>
+            <w:tcW w:type="dxa" w:w="734"/>
             <w:tcBorders>
               <w:top w:val="single" w:color="808080" w:sz="4"/>
               <w:left w:val="single" w:color="808080" w:sz="4"/>
@@ -25257,7 +25227,7 @@
         </w:tc>
         <w:tc>
           <w:tcPr>
-            <w:tcW w:type="dxa" w:w="782"/>
+            <w:tcW w:type="dxa" w:w="888"/>
             <w:tcBorders>
               <w:top w:val="single" w:color="808080" w:sz="4"/>
               <w:left w:val="single" w:color="808080" w:sz="4"/>
@@ -25288,7 +25258,7 @@
         </w:tc>
         <w:tc>
           <w:tcPr>
-            <w:tcW w:type="dxa" w:w="815"/>
+            <w:tcW w:type="dxa" w:w="1274"/>
             <w:tcBorders>
               <w:top w:val="single" w:color="808080" w:sz="4"/>
               <w:left w:val="single" w:color="808080" w:sz="4"/>
@@ -25369,15 +25339,16 @@
           <w:insideH w:val="single" w:color="auto" w:sz="4"/>
           <w:insideV w:val="single" w:color="auto" w:sz="4"/>
         </w:tblBorders>
+        <w:tblLayout w:type="fixed"/>
       </w:tblPr>
       <w:tblGrid>
-        <w:gridCol w:w="1078"/>
-        <w:gridCol w:w="827"/>
-        <w:gridCol w:w="827"/>
-        <w:gridCol w:w="827"/>
-        <w:gridCol w:w="2155"/>
-        <w:gridCol w:w="827"/>
-        <w:gridCol w:w="829"/>
+        <w:gridCol w:w="1138"/>
+        <w:gridCol w:w="1041"/>
+        <w:gridCol w:w="801"/>
+        <w:gridCol w:w="801"/>
+        <w:gridCol w:w="1860"/>
+        <w:gridCol w:w="862"/>
+        <w:gridCol w:w="867"/>
       </w:tblGrid>
       <w:tr>
         <w:trPr>
@@ -25385,7 +25356,7 @@
         </w:trPr>
         <w:tc>
           <w:tcPr>
-            <w:tcW w:type="dxa" w:w="1078"/>
+            <w:tcW w:type="dxa" w:w="1138"/>
             <w:tcBorders>
               <w:top w:val="single" w:color="808080" w:sz="4"/>
               <w:left w:val="single" w:color="808080" w:sz="4"/>
@@ -25419,7 +25390,7 @@
         </w:tc>
         <w:tc>
           <w:tcPr>
-            <w:tcW w:type="dxa" w:w="827"/>
+            <w:tcW w:type="dxa" w:w="1041"/>
             <w:tcBorders>
               <w:top w:val="single" w:color="808080" w:sz="4"/>
               <w:left w:val="single" w:color="808080" w:sz="4"/>
@@ -25453,7 +25424,7 @@
         </w:tc>
         <w:tc>
           <w:tcPr>
-            <w:tcW w:type="dxa" w:w="827"/>
+            <w:tcW w:type="dxa" w:w="801"/>
             <w:tcBorders>
               <w:top w:val="single" w:color="808080" w:sz="4"/>
               <w:left w:val="single" w:color="808080" w:sz="4"/>
@@ -25487,7 +25458,7 @@
         </w:tc>
         <w:tc>
           <w:tcPr>
-            <w:tcW w:type="dxa" w:w="827"/>
+            <w:tcW w:type="dxa" w:w="801"/>
             <w:tcBorders>
               <w:top w:val="single" w:color="808080" w:sz="4"/>
               <w:left w:val="single" w:color="808080" w:sz="4"/>
@@ -25521,7 +25492,7 @@
         </w:tc>
         <w:tc>
           <w:tcPr>
-            <w:tcW w:type="dxa" w:w="2155"/>
+            <w:tcW w:type="dxa" w:w="1860"/>
             <w:tcBorders>
               <w:top w:val="single" w:color="808080" w:sz="4"/>
               <w:left w:val="single" w:color="808080" w:sz="4"/>
@@ -25555,7 +25526,7 @@
         </w:tc>
         <w:tc>
           <w:tcPr>
-            <w:tcW w:type="dxa" w:w="827"/>
+            <w:tcW w:type="dxa" w:w="862"/>
             <w:tcBorders>
               <w:top w:val="single" w:color="808080" w:sz="4"/>
               <w:left w:val="single" w:color="808080" w:sz="4"/>
@@ -25589,7 +25560,7 @@
         </w:tc>
         <w:tc>
           <w:tcPr>
-            <w:tcW w:type="dxa" w:w="829"/>
+            <w:tcW w:type="dxa" w:w="867"/>
             <w:tcBorders>
               <w:top w:val="single" w:color="808080" w:sz="4"/>
               <w:left w:val="single" w:color="808080" w:sz="4"/>
@@ -25628,7 +25599,7 @@
         </w:trPr>
         <w:tc>
           <w:tcPr>
-            <w:tcW w:type="dxa" w:w="1078"/>
+            <w:tcW w:type="dxa" w:w="1138"/>
             <w:tcBorders>
               <w:top w:val="single" w:color="808080" w:sz="4"/>
               <w:left w:val="single" w:color="808080" w:sz="4"/>
@@ -25659,7 +25630,7 @@
         </w:tc>
         <w:tc>
           <w:tcPr>
-            <w:tcW w:type="dxa" w:w="827"/>
+            <w:tcW w:type="dxa" w:w="1041"/>
             <w:tcBorders>
               <w:top w:val="single" w:color="808080" w:sz="4"/>
               <w:left w:val="single" w:color="808080" w:sz="4"/>
@@ -25690,7 +25661,7 @@
         </w:tc>
         <w:tc>
           <w:tcPr>
-            <w:tcW w:type="dxa" w:w="827"/>
+            <w:tcW w:type="dxa" w:w="801"/>
             <w:tcBorders>
               <w:top w:val="single" w:color="808080" w:sz="4"/>
               <w:left w:val="single" w:color="808080" w:sz="4"/>
@@ -25721,7 +25692,7 @@
         </w:tc>
         <w:tc>
           <w:tcPr>
-            <w:tcW w:type="dxa" w:w="827"/>
+            <w:tcW w:type="dxa" w:w="801"/>
             <w:tcBorders>
               <w:top w:val="single" w:color="808080" w:sz="4"/>
               <w:left w:val="single" w:color="808080" w:sz="4"/>
@@ -25752,7 +25723,7 @@
         </w:tc>
         <w:tc>
           <w:tcPr>
-            <w:tcW w:type="dxa" w:w="2155"/>
+            <w:tcW w:type="dxa" w:w="1860"/>
             <w:tcBorders>
               <w:top w:val="single" w:color="808080" w:sz="4"/>
               <w:left w:val="single" w:color="808080" w:sz="4"/>
@@ -25783,7 +25754,7 @@
         </w:tc>
         <w:tc>
           <w:tcPr>
-            <w:tcW w:type="dxa" w:w="827"/>
+            <w:tcW w:type="dxa" w:w="862"/>
             <w:tcBorders>
               <w:top w:val="single" w:color="808080" w:sz="4"/>
               <w:left w:val="single" w:color="808080" w:sz="4"/>
@@ -25814,7 +25785,7 @@
         </w:tc>
         <w:tc>
           <w:tcPr>
-            <w:tcW w:type="dxa" w:w="829"/>
+            <w:tcW w:type="dxa" w:w="867"/>
             <w:tcBorders>
               <w:top w:val="single" w:color="808080" w:sz="4"/>
               <w:left w:val="single" w:color="808080" w:sz="4"/>
@@ -25850,7 +25821,7 @@
         </w:trPr>
         <w:tc>
           <w:tcPr>
-            <w:tcW w:type="dxa" w:w="1078"/>
+            <w:tcW w:type="dxa" w:w="1138"/>
             <w:tcBorders>
               <w:top w:val="single" w:color="808080" w:sz="4"/>
               <w:left w:val="single" w:color="808080" w:sz="4"/>
@@ -25881,7 +25852,7 @@
         </w:tc>
         <w:tc>
           <w:tcPr>
-            <w:tcW w:type="dxa" w:w="827"/>
+            <w:tcW w:type="dxa" w:w="1041"/>
             <w:tcBorders>
               <w:top w:val="single" w:color="808080" w:sz="4"/>
               <w:left w:val="single" w:color="808080" w:sz="4"/>
@@ -25912,7 +25883,7 @@
         </w:tc>
         <w:tc>
           <w:tcPr>
-            <w:tcW w:type="dxa" w:w="827"/>
+            <w:tcW w:type="dxa" w:w="801"/>
             <w:tcBorders>
               <w:top w:val="single" w:color="808080" w:sz="4"/>
               <w:left w:val="single" w:color="808080" w:sz="4"/>
@@ -25943,7 +25914,7 @@
         </w:tc>
         <w:tc>
           <w:tcPr>
-            <w:tcW w:type="dxa" w:w="827"/>
+            <w:tcW w:type="dxa" w:w="801"/>
             <w:tcBorders>
               <w:top w:val="single" w:color="808080" w:sz="4"/>
               <w:left w:val="single" w:color="808080" w:sz="4"/>
@@ -25974,7 +25945,7 @@
         </w:tc>
         <w:tc>
           <w:tcPr>
-            <w:tcW w:type="dxa" w:w="2155"/>
+            <w:tcW w:type="dxa" w:w="1860"/>
             <w:tcBorders>
               <w:top w:val="single" w:color="808080" w:sz="4"/>
               <w:left w:val="single" w:color="808080" w:sz="4"/>
@@ -26005,7 +25976,7 @@
         </w:tc>
         <w:tc>
           <w:tcPr>
-            <w:tcW w:type="dxa" w:w="827"/>
+            <w:tcW w:type="dxa" w:w="862"/>
             <w:tcBorders>
               <w:top w:val="single" w:color="808080" w:sz="4"/>
               <w:left w:val="single" w:color="808080" w:sz="4"/>
@@ -26036,7 +26007,7 @@
         </w:tc>
         <w:tc>
           <w:tcPr>
-            <w:tcW w:type="dxa" w:w="829"/>
+            <w:tcW w:type="dxa" w:w="867"/>
             <w:tcBorders>
               <w:top w:val="single" w:color="808080" w:sz="4"/>
               <w:left w:val="single" w:color="808080" w:sz="4"/>
@@ -26195,15 +26166,16 @@
           <w:insideH w:val="single" w:color="auto" w:sz="4"/>
           <w:insideV w:val="single" w:color="auto" w:sz="4"/>
         </w:tblBorders>
+        <w:tblLayout w:type="fixed"/>
       </w:tblPr>
       <w:tblGrid>
-        <w:gridCol w:w="1750"/>
-        <w:gridCol w:w="1414"/>
-        <w:gridCol w:w="1144"/>
-        <w:gridCol w:w="764"/>
-        <w:gridCol w:w="764"/>
-        <w:gridCol w:w="764"/>
-        <w:gridCol w:w="770"/>
+        <w:gridCol w:w="1440"/>
+        <w:gridCol w:w="783"/>
+        <w:gridCol w:w="1118"/>
+        <w:gridCol w:w="522"/>
+        <w:gridCol w:w="858"/>
+        <w:gridCol w:w="1323"/>
+        <w:gridCol w:w="1326"/>
       </w:tblGrid>
       <w:tr>
         <w:trPr>
@@ -26211,7 +26183,7 @@
         </w:trPr>
         <w:tc>
           <w:tcPr>
-            <w:tcW w:type="dxa" w:w="1750"/>
+            <w:tcW w:type="dxa" w:w="1440"/>
             <w:tcBorders>
               <w:top w:val="single" w:color="808080" w:sz="4"/>
               <w:left w:val="single" w:color="808080" w:sz="4"/>
@@ -26245,7 +26217,7 @@
         </w:tc>
         <w:tc>
           <w:tcPr>
-            <w:tcW w:type="dxa" w:w="1414"/>
+            <w:tcW w:type="dxa" w:w="783"/>
             <w:tcBorders>
               <w:top w:val="single" w:color="808080" w:sz="4"/>
               <w:left w:val="single" w:color="808080" w:sz="4"/>
@@ -26279,7 +26251,7 @@
         </w:tc>
         <w:tc>
           <w:tcPr>
-            <w:tcW w:type="dxa" w:w="1144"/>
+            <w:tcW w:type="dxa" w:w="1118"/>
             <w:tcBorders>
               <w:top w:val="single" w:color="808080" w:sz="4"/>
               <w:left w:val="single" w:color="808080" w:sz="4"/>
@@ -26313,7 +26285,7 @@
         </w:tc>
         <w:tc>
           <w:tcPr>
-            <w:tcW w:type="dxa" w:w="764"/>
+            <w:tcW w:type="dxa" w:w="522"/>
             <w:tcBorders>
               <w:top w:val="single" w:color="808080" w:sz="4"/>
               <w:left w:val="single" w:color="808080" w:sz="4"/>
@@ -26347,7 +26319,7 @@
         </w:tc>
         <w:tc>
           <w:tcPr>
-            <w:tcW w:type="dxa" w:w="764"/>
+            <w:tcW w:type="dxa" w:w="858"/>
             <w:tcBorders>
               <w:top w:val="single" w:color="808080" w:sz="4"/>
               <w:left w:val="single" w:color="808080" w:sz="4"/>
@@ -26381,7 +26353,7 @@
         </w:tc>
         <w:tc>
           <w:tcPr>
-            <w:tcW w:type="dxa" w:w="764"/>
+            <w:tcW w:type="dxa" w:w="1323"/>
             <w:tcBorders>
               <w:top w:val="single" w:color="808080" w:sz="4"/>
               <w:left w:val="single" w:color="808080" w:sz="4"/>
@@ -26415,7 +26387,7 @@
         </w:tc>
         <w:tc>
           <w:tcPr>
-            <w:tcW w:type="dxa" w:w="770"/>
+            <w:tcW w:type="dxa" w:w="1326"/>
             <w:tcBorders>
               <w:top w:val="single" w:color="808080" w:sz="4"/>
               <w:left w:val="single" w:color="808080" w:sz="4"/>
@@ -26454,7 +26426,7 @@
         </w:trPr>
         <w:tc>
           <w:tcPr>
-            <w:tcW w:type="dxa" w:w="1750"/>
+            <w:tcW w:type="dxa" w:w="1440"/>
             <w:tcBorders>
               <w:top w:val="single" w:color="808080" w:sz="4"/>
               <w:left w:val="single" w:color="808080" w:sz="4"/>
@@ -26485,7 +26457,7 @@
         </w:tc>
         <w:tc>
           <w:tcPr>
-            <w:tcW w:type="dxa" w:w="1414"/>
+            <w:tcW w:type="dxa" w:w="783"/>
             <w:tcBorders>
               <w:top w:val="single" w:color="808080" w:sz="4"/>
               <w:left w:val="single" w:color="808080" w:sz="4"/>
@@ -26516,7 +26488,7 @@
         </w:tc>
         <w:tc>
           <w:tcPr>
-            <w:tcW w:type="dxa" w:w="1144"/>
+            <w:tcW w:type="dxa" w:w="1118"/>
             <w:tcBorders>
               <w:top w:val="single" w:color="808080" w:sz="4"/>
               <w:left w:val="single" w:color="808080" w:sz="4"/>
@@ -26547,7 +26519,7 @@
         </w:tc>
         <w:tc>
           <w:tcPr>
-            <w:tcW w:type="dxa" w:w="764"/>
+            <w:tcW w:type="dxa" w:w="522"/>
             <w:tcBorders>
               <w:top w:val="single" w:color="808080" w:sz="4"/>
               <w:left w:val="single" w:color="808080" w:sz="4"/>
@@ -26578,7 +26550,7 @@
         </w:tc>
         <w:tc>
           <w:tcPr>
-            <w:tcW w:type="dxa" w:w="764"/>
+            <w:tcW w:type="dxa" w:w="858"/>
             <w:tcBorders>
               <w:top w:val="single" w:color="808080" w:sz="4"/>
               <w:left w:val="single" w:color="808080" w:sz="4"/>
@@ -26609,7 +26581,7 @@
         </w:tc>
         <w:tc>
           <w:tcPr>
-            <w:tcW w:type="dxa" w:w="764"/>
+            <w:tcW w:type="dxa" w:w="1323"/>
             <w:tcBorders>
               <w:top w:val="single" w:color="808080" w:sz="4"/>
               <w:left w:val="single" w:color="808080" w:sz="4"/>
@@ -26640,7 +26612,7 @@
         </w:tc>
         <w:tc>
           <w:tcPr>
-            <w:tcW w:type="dxa" w:w="770"/>
+            <w:tcW w:type="dxa" w:w="1326"/>
             <w:tcBorders>
               <w:top w:val="single" w:color="808080" w:sz="4"/>
               <w:left w:val="single" w:color="808080" w:sz="4"/>
@@ -26676,7 +26648,7 @@
         </w:trPr>
         <w:tc>
           <w:tcPr>
-            <w:tcW w:type="dxa" w:w="1750"/>
+            <w:tcW w:type="dxa" w:w="1440"/>
             <w:tcBorders>
               <w:top w:val="single" w:color="808080" w:sz="4"/>
               <w:left w:val="single" w:color="808080" w:sz="4"/>
@@ -26707,7 +26679,7 @@
         </w:tc>
         <w:tc>
           <w:tcPr>
-            <w:tcW w:type="dxa" w:w="1414"/>
+            <w:tcW w:type="dxa" w:w="783"/>
             <w:tcBorders>
               <w:top w:val="single" w:color="808080" w:sz="4"/>
               <w:left w:val="single" w:color="808080" w:sz="4"/>
@@ -26738,7 +26710,7 @@
         </w:tc>
         <w:tc>
           <w:tcPr>
-            <w:tcW w:type="dxa" w:w="1144"/>
+            <w:tcW w:type="dxa" w:w="1118"/>
             <w:tcBorders>
               <w:top w:val="single" w:color="808080" w:sz="4"/>
               <w:left w:val="single" w:color="808080" w:sz="4"/>
@@ -26769,7 +26741,7 @@
         </w:tc>
         <w:tc>
           <w:tcPr>
-            <w:tcW w:type="dxa" w:w="764"/>
+            <w:tcW w:type="dxa" w:w="522"/>
             <w:tcBorders>
               <w:top w:val="single" w:color="808080" w:sz="4"/>
               <w:left w:val="single" w:color="808080" w:sz="4"/>
@@ -26800,7 +26772,7 @@
         </w:tc>
         <w:tc>
           <w:tcPr>
-            <w:tcW w:type="dxa" w:w="764"/>
+            <w:tcW w:type="dxa" w:w="858"/>
             <w:tcBorders>
               <w:top w:val="single" w:color="808080" w:sz="4"/>
               <w:left w:val="single" w:color="808080" w:sz="4"/>
@@ -26831,7 +26803,7 @@
         </w:tc>
         <w:tc>
           <w:tcPr>
-            <w:tcW w:type="dxa" w:w="764"/>
+            <w:tcW w:type="dxa" w:w="1323"/>
             <w:tcBorders>
               <w:top w:val="single" w:color="808080" w:sz="4"/>
               <w:left w:val="single" w:color="808080" w:sz="4"/>
@@ -26862,7 +26834,7 @@
         </w:tc>
         <w:tc>
           <w:tcPr>
-            <w:tcW w:type="dxa" w:w="770"/>
+            <w:tcW w:type="dxa" w:w="1326"/>
             <w:tcBorders>
               <w:top w:val="single" w:color="808080" w:sz="4"/>
               <w:left w:val="single" w:color="808080" w:sz="4"/>
@@ -26898,7 +26870,7 @@
         </w:trPr>
         <w:tc>
           <w:tcPr>
-            <w:tcW w:type="dxa" w:w="1750"/>
+            <w:tcW w:type="dxa" w:w="1440"/>
             <w:tcBorders>
               <w:top w:val="single" w:color="808080" w:sz="4"/>
               <w:left w:val="single" w:color="808080" w:sz="4"/>
@@ -26929,7 +26901,7 @@
         </w:tc>
         <w:tc>
           <w:tcPr>
-            <w:tcW w:type="dxa" w:w="1414"/>
+            <w:tcW w:type="dxa" w:w="783"/>
             <w:tcBorders>
               <w:top w:val="single" w:color="808080" w:sz="4"/>
               <w:left w:val="single" w:color="808080" w:sz="4"/>
@@ -26960,7 +26932,7 @@
         </w:tc>
         <w:tc>
           <w:tcPr>
-            <w:tcW w:type="dxa" w:w="1144"/>
+            <w:tcW w:type="dxa" w:w="1118"/>
             <w:tcBorders>
               <w:top w:val="single" w:color="808080" w:sz="4"/>
               <w:left w:val="single" w:color="808080" w:sz="4"/>
@@ -26991,7 +26963,7 @@
         </w:tc>
         <w:tc>
           <w:tcPr>
-            <w:tcW w:type="dxa" w:w="764"/>
+            <w:tcW w:type="dxa" w:w="522"/>
             <w:tcBorders>
               <w:top w:val="single" w:color="808080" w:sz="4"/>
               <w:left w:val="single" w:color="808080" w:sz="4"/>
@@ -27022,7 +26994,7 @@
         </w:tc>
         <w:tc>
           <w:tcPr>
-            <w:tcW w:type="dxa" w:w="764"/>
+            <w:tcW w:type="dxa" w:w="858"/>
             <w:tcBorders>
               <w:top w:val="single" w:color="808080" w:sz="4"/>
               <w:left w:val="single" w:color="808080" w:sz="4"/>
@@ -27053,7 +27025,7 @@
         </w:tc>
         <w:tc>
           <w:tcPr>
-            <w:tcW w:type="dxa" w:w="764"/>
+            <w:tcW w:type="dxa" w:w="1323"/>
             <w:tcBorders>
               <w:top w:val="single" w:color="808080" w:sz="4"/>
               <w:left w:val="single" w:color="808080" w:sz="4"/>
@@ -27084,7 +27056,7 @@
         </w:tc>
         <w:tc>
           <w:tcPr>
-            <w:tcW w:type="dxa" w:w="770"/>
+            <w:tcW w:type="dxa" w:w="1326"/>
             <w:tcBorders>
               <w:top w:val="single" w:color="808080" w:sz="4"/>
               <w:left w:val="single" w:color="808080" w:sz="4"/>
@@ -27120,7 +27092,7 @@
         </w:trPr>
         <w:tc>
           <w:tcPr>
-            <w:tcW w:type="dxa" w:w="1750"/>
+            <w:tcW w:type="dxa" w:w="1440"/>
             <w:tcBorders>
               <w:top w:val="single" w:color="808080" w:sz="4"/>
               <w:left w:val="single" w:color="808080" w:sz="4"/>
@@ -27151,7 +27123,7 @@
         </w:tc>
         <w:tc>
           <w:tcPr>
-            <w:tcW w:type="dxa" w:w="1414"/>
+            <w:tcW w:type="dxa" w:w="783"/>
             <w:tcBorders>
               <w:top w:val="single" w:color="808080" w:sz="4"/>
               <w:left w:val="single" w:color="808080" w:sz="4"/>
@@ -27182,7 +27154,7 @@
         </w:tc>
         <w:tc>
           <w:tcPr>
-            <w:tcW w:type="dxa" w:w="1144"/>
+            <w:tcW w:type="dxa" w:w="1118"/>
             <w:tcBorders>
               <w:top w:val="single" w:color="808080" w:sz="4"/>
               <w:left w:val="single" w:color="808080" w:sz="4"/>
@@ -27213,7 +27185,7 @@
         </w:tc>
         <w:tc>
           <w:tcPr>
-            <w:tcW w:type="dxa" w:w="764"/>
+            <w:tcW w:type="dxa" w:w="522"/>
             <w:tcBorders>
               <w:top w:val="single" w:color="808080" w:sz="4"/>
               <w:left w:val="single" w:color="808080" w:sz="4"/>
@@ -27244,7 +27216,7 @@
         </w:tc>
         <w:tc>
           <w:tcPr>
-            <w:tcW w:type="dxa" w:w="764"/>
+            <w:tcW w:type="dxa" w:w="858"/>
             <w:tcBorders>
               <w:top w:val="single" w:color="808080" w:sz="4"/>
               <w:left w:val="single" w:color="808080" w:sz="4"/>
@@ -27275,7 +27247,7 @@
         </w:tc>
         <w:tc>
           <w:tcPr>
-            <w:tcW w:type="dxa" w:w="764"/>
+            <w:tcW w:type="dxa" w:w="1323"/>
             <w:tcBorders>
               <w:top w:val="single" w:color="808080" w:sz="4"/>
               <w:left w:val="single" w:color="808080" w:sz="4"/>
@@ -27306,7 +27278,7 @@
         </w:tc>
         <w:tc>
           <w:tcPr>
-            <w:tcW w:type="dxa" w:w="770"/>
+            <w:tcW w:type="dxa" w:w="1326"/>
             <w:tcBorders>
               <w:top w:val="single" w:color="808080" w:sz="4"/>
               <w:left w:val="single" w:color="808080" w:sz="4"/>
@@ -27342,7 +27314,7 @@
         </w:trPr>
         <w:tc>
           <w:tcPr>
-            <w:tcW w:type="dxa" w:w="1750"/>
+            <w:tcW w:type="dxa" w:w="1440"/>
             <w:tcBorders>
               <w:top w:val="single" w:color="808080" w:sz="4"/>
               <w:left w:val="single" w:color="808080" w:sz="4"/>
@@ -27373,7 +27345,7 @@
         </w:tc>
         <w:tc>
           <w:tcPr>
-            <w:tcW w:type="dxa" w:w="1414"/>
+            <w:tcW w:type="dxa" w:w="783"/>
             <w:tcBorders>
               <w:top w:val="single" w:color="808080" w:sz="4"/>
               <w:left w:val="single" w:color="808080" w:sz="4"/>
@@ -27404,7 +27376,7 @@
         </w:tc>
         <w:tc>
           <w:tcPr>
-            <w:tcW w:type="dxa" w:w="1144"/>
+            <w:tcW w:type="dxa" w:w="1118"/>
             <w:tcBorders>
               <w:top w:val="single" w:color="808080" w:sz="4"/>
               <w:left w:val="single" w:color="808080" w:sz="4"/>
@@ -27435,7 +27407,7 @@
         </w:tc>
         <w:tc>
           <w:tcPr>
-            <w:tcW w:type="dxa" w:w="764"/>
+            <w:tcW w:type="dxa" w:w="522"/>
             <w:tcBorders>
               <w:top w:val="single" w:color="808080" w:sz="4"/>
               <w:left w:val="single" w:color="808080" w:sz="4"/>
@@ -27466,7 +27438,7 @@
         </w:tc>
         <w:tc>
           <w:tcPr>
-            <w:tcW w:type="dxa" w:w="764"/>
+            <w:tcW w:type="dxa" w:w="858"/>
             <w:tcBorders>
               <w:top w:val="single" w:color="808080" w:sz="4"/>
               <w:left w:val="single" w:color="808080" w:sz="4"/>
@@ -27497,7 +27469,7 @@
         </w:tc>
         <w:tc>
           <w:tcPr>
-            <w:tcW w:type="dxa" w:w="764"/>
+            <w:tcW w:type="dxa" w:w="1323"/>
             <w:tcBorders>
               <w:top w:val="single" w:color="808080" w:sz="4"/>
               <w:left w:val="single" w:color="808080" w:sz="4"/>
@@ -27528,7 +27500,7 @@
         </w:tc>
         <w:tc>
           <w:tcPr>
-            <w:tcW w:type="dxa" w:w="770"/>
+            <w:tcW w:type="dxa" w:w="1326"/>
             <w:tcBorders>
               <w:top w:val="single" w:color="808080" w:sz="4"/>
               <w:left w:val="single" w:color="808080" w:sz="4"/>
@@ -27564,7 +27536,7 @@
         </w:trPr>
         <w:tc>
           <w:tcPr>
-            <w:tcW w:type="dxa" w:w="1750"/>
+            <w:tcW w:type="dxa" w:w="1440"/>
             <w:tcBorders>
               <w:top w:val="single" w:color="808080" w:sz="4"/>
               <w:left w:val="single" w:color="808080" w:sz="4"/>
@@ -27595,7 +27567,7 @@
         </w:tc>
         <w:tc>
           <w:tcPr>
-            <w:tcW w:type="dxa" w:w="1414"/>
+            <w:tcW w:type="dxa" w:w="783"/>
             <w:tcBorders>
               <w:top w:val="single" w:color="808080" w:sz="4"/>
               <w:left w:val="single" w:color="808080" w:sz="4"/>
@@ -27626,7 +27598,7 @@
         </w:tc>
         <w:tc>
           <w:tcPr>
-            <w:tcW w:type="dxa" w:w="1144"/>
+            <w:tcW w:type="dxa" w:w="1118"/>
             <w:tcBorders>
               <w:top w:val="single" w:color="808080" w:sz="4"/>
               <w:left w:val="single" w:color="808080" w:sz="4"/>
@@ -27657,7 +27629,7 @@
         </w:tc>
         <w:tc>
           <w:tcPr>
-            <w:tcW w:type="dxa" w:w="764"/>
+            <w:tcW w:type="dxa" w:w="522"/>
             <w:tcBorders>
               <w:top w:val="single" w:color="808080" w:sz="4"/>
               <w:left w:val="single" w:color="808080" w:sz="4"/>
@@ -27688,7 +27660,7 @@
         </w:tc>
         <w:tc>
           <w:tcPr>
-            <w:tcW w:type="dxa" w:w="764"/>
+            <w:tcW w:type="dxa" w:w="858"/>
             <w:tcBorders>
               <w:top w:val="single" w:color="808080" w:sz="4"/>
               <w:left w:val="single" w:color="808080" w:sz="4"/>
@@ -27719,7 +27691,7 @@
         </w:tc>
         <w:tc>
           <w:tcPr>
-            <w:tcW w:type="dxa" w:w="764"/>
+            <w:tcW w:type="dxa" w:w="1323"/>
             <w:tcBorders>
               <w:top w:val="single" w:color="808080" w:sz="4"/>
               <w:left w:val="single" w:color="808080" w:sz="4"/>
@@ -27750,7 +27722,7 @@
         </w:tc>
         <w:tc>
           <w:tcPr>
-            <w:tcW w:type="dxa" w:w="770"/>
+            <w:tcW w:type="dxa" w:w="1326"/>
             <w:tcBorders>
               <w:top w:val="single" w:color="808080" w:sz="4"/>
               <w:left w:val="single" w:color="808080" w:sz="4"/>
@@ -27786,7 +27758,7 @@
         </w:trPr>
         <w:tc>
           <w:tcPr>
-            <w:tcW w:type="dxa" w:w="1750"/>
+            <w:tcW w:type="dxa" w:w="1440"/>
             <w:tcBorders>
               <w:top w:val="single" w:color="808080" w:sz="4"/>
               <w:left w:val="single" w:color="808080" w:sz="4"/>
@@ -27817,7 +27789,7 @@
         </w:tc>
         <w:tc>
           <w:tcPr>
-            <w:tcW w:type="dxa" w:w="1414"/>
+            <w:tcW w:type="dxa" w:w="783"/>
             <w:tcBorders>
               <w:top w:val="single" w:color="808080" w:sz="4"/>
               <w:left w:val="single" w:color="808080" w:sz="4"/>
@@ -27848,7 +27820,7 @@
         </w:tc>
         <w:tc>
           <w:tcPr>
-            <w:tcW w:type="dxa" w:w="1144"/>
+            <w:tcW w:type="dxa" w:w="1118"/>
             <w:tcBorders>
               <w:top w:val="single" w:color="808080" w:sz="4"/>
               <w:left w:val="single" w:color="808080" w:sz="4"/>
@@ -27879,7 +27851,7 @@
         </w:tc>
         <w:tc>
           <w:tcPr>
-            <w:tcW w:type="dxa" w:w="764"/>
+            <w:tcW w:type="dxa" w:w="522"/>
             <w:tcBorders>
               <w:top w:val="single" w:color="808080" w:sz="4"/>
               <w:left w:val="single" w:color="808080" w:sz="4"/>
@@ -27910,7 +27882,7 @@
         </w:tc>
         <w:tc>
           <w:tcPr>
-            <w:tcW w:type="dxa" w:w="764"/>
+            <w:tcW w:type="dxa" w:w="858"/>
             <w:tcBorders>
               <w:top w:val="single" w:color="808080" w:sz="4"/>
               <w:left w:val="single" w:color="808080" w:sz="4"/>
@@ -27941,7 +27913,7 @@
         </w:tc>
         <w:tc>
           <w:tcPr>
-            <w:tcW w:type="dxa" w:w="764"/>
+            <w:tcW w:type="dxa" w:w="1323"/>
             <w:tcBorders>
               <w:top w:val="single" w:color="808080" w:sz="4"/>
               <w:left w:val="single" w:color="808080" w:sz="4"/>
@@ -27972,7 +27944,7 @@
         </w:tc>
         <w:tc>
           <w:tcPr>
-            <w:tcW w:type="dxa" w:w="770"/>
+            <w:tcW w:type="dxa" w:w="1326"/>
             <w:tcBorders>
               <w:top w:val="single" w:color="808080" w:sz="4"/>
               <w:left w:val="single" w:color="808080" w:sz="4"/>
@@ -28008,7 +27980,7 @@
         </w:trPr>
         <w:tc>
           <w:tcPr>
-            <w:tcW w:type="dxa" w:w="1750"/>
+            <w:tcW w:type="dxa" w:w="1440"/>
             <w:tcBorders>
               <w:top w:val="single" w:color="808080" w:sz="4"/>
               <w:left w:val="single" w:color="808080" w:sz="4"/>
@@ -28039,7 +28011,7 @@
         </w:tc>
         <w:tc>
           <w:tcPr>
-            <w:tcW w:type="dxa" w:w="1414"/>
+            <w:tcW w:type="dxa" w:w="783"/>
             <w:tcBorders>
               <w:top w:val="single" w:color="808080" w:sz="4"/>
               <w:left w:val="single" w:color="808080" w:sz="4"/>
@@ -28070,7 +28042,7 @@
         </w:tc>
         <w:tc>
           <w:tcPr>
-            <w:tcW w:type="dxa" w:w="1144"/>
+            <w:tcW w:type="dxa" w:w="1118"/>
             <w:tcBorders>
               <w:top w:val="single" w:color="808080" w:sz="4"/>
               <w:left w:val="single" w:color="808080" w:sz="4"/>
@@ -28101,7 +28073,7 @@
         </w:tc>
         <w:tc>
           <w:tcPr>
-            <w:tcW w:type="dxa" w:w="764"/>
+            <w:tcW w:type="dxa" w:w="522"/>
             <w:tcBorders>
               <w:top w:val="single" w:color="808080" w:sz="4"/>
               <w:left w:val="single" w:color="808080" w:sz="4"/>
@@ -28132,7 +28104,7 @@
         </w:tc>
         <w:tc>
           <w:tcPr>
-            <w:tcW w:type="dxa" w:w="764"/>
+            <w:tcW w:type="dxa" w:w="858"/>
             <w:tcBorders>
               <w:top w:val="single" w:color="808080" w:sz="4"/>
               <w:left w:val="single" w:color="808080" w:sz="4"/>
@@ -28163,7 +28135,7 @@
         </w:tc>
         <w:tc>
           <w:tcPr>
-            <w:tcW w:type="dxa" w:w="764"/>
+            <w:tcW w:type="dxa" w:w="1323"/>
             <w:tcBorders>
               <w:top w:val="single" w:color="808080" w:sz="4"/>
               <w:left w:val="single" w:color="808080" w:sz="4"/>
@@ -28194,7 +28166,7 @@
         </w:tc>
         <w:tc>
           <w:tcPr>
-            <w:tcW w:type="dxa" w:w="770"/>
+            <w:tcW w:type="dxa" w:w="1326"/>
             <w:tcBorders>
               <w:top w:val="single" w:color="808080" w:sz="4"/>
               <w:left w:val="single" w:color="808080" w:sz="4"/>
@@ -28230,7 +28202,7 @@
         </w:trPr>
         <w:tc>
           <w:tcPr>
-            <w:tcW w:type="dxa" w:w="1750"/>
+            <w:tcW w:type="dxa" w:w="1440"/>
             <w:tcBorders>
               <w:top w:val="single" w:color="808080" w:sz="4"/>
               <w:left w:val="single" w:color="808080" w:sz="4"/>
@@ -28261,7 +28233,7 @@
         </w:tc>
         <w:tc>
           <w:tcPr>
-            <w:tcW w:type="dxa" w:w="1414"/>
+            <w:tcW w:type="dxa" w:w="783"/>
             <w:tcBorders>
               <w:top w:val="single" w:color="808080" w:sz="4"/>
               <w:left w:val="single" w:color="808080" w:sz="4"/>
@@ -28292,7 +28264,7 @@
         </w:tc>
         <w:tc>
           <w:tcPr>
-            <w:tcW w:type="dxa" w:w="1144"/>
+            <w:tcW w:type="dxa" w:w="1118"/>
             <w:tcBorders>
               <w:top w:val="single" w:color="808080" w:sz="4"/>
               <w:left w:val="single" w:color="808080" w:sz="4"/>
@@ -28323,7 +28295,7 @@
         </w:tc>
         <w:tc>
           <w:tcPr>
-            <w:tcW w:type="dxa" w:w="764"/>
+            <w:tcW w:type="dxa" w:w="522"/>
             <w:tcBorders>
               <w:top w:val="single" w:color="808080" w:sz="4"/>
               <w:left w:val="single" w:color="808080" w:sz="4"/>
@@ -28354,7 +28326,7 @@
         </w:tc>
         <w:tc>
           <w:tcPr>
-            <w:tcW w:type="dxa" w:w="764"/>
+            <w:tcW w:type="dxa" w:w="858"/>
             <w:tcBorders>
               <w:top w:val="single" w:color="808080" w:sz="4"/>
               <w:left w:val="single" w:color="808080" w:sz="4"/>
@@ -28385,7 +28357,7 @@
         </w:tc>
         <w:tc>
           <w:tcPr>
-            <w:tcW w:type="dxa" w:w="764"/>
+            <w:tcW w:type="dxa" w:w="1323"/>
             <w:tcBorders>
               <w:top w:val="single" w:color="808080" w:sz="4"/>
               <w:left w:val="single" w:color="808080" w:sz="4"/>
@@ -28416,7 +28388,7 @@
         </w:tc>
         <w:tc>
           <w:tcPr>
-            <w:tcW w:type="dxa" w:w="770"/>
+            <w:tcW w:type="dxa" w:w="1326"/>
             <w:tcBorders>
               <w:top w:val="single" w:color="808080" w:sz="4"/>
               <w:left w:val="single" w:color="808080" w:sz="4"/>
@@ -28452,7 +28424,7 @@
         </w:trPr>
         <w:tc>
           <w:tcPr>
-            <w:tcW w:type="dxa" w:w="1750"/>
+            <w:tcW w:type="dxa" w:w="1440"/>
             <w:tcBorders>
               <w:top w:val="single" w:color="808080" w:sz="4"/>
               <w:left w:val="single" w:color="808080" w:sz="4"/>
@@ -28483,7 +28455,7 @@
         </w:tc>
         <w:tc>
           <w:tcPr>
-            <w:tcW w:type="dxa" w:w="1414"/>
+            <w:tcW w:type="dxa" w:w="783"/>
             <w:tcBorders>
               <w:top w:val="single" w:color="808080" w:sz="4"/>
               <w:left w:val="single" w:color="808080" w:sz="4"/>
@@ -28514,7 +28486,7 @@
         </w:tc>
         <w:tc>
           <w:tcPr>
-            <w:tcW w:type="dxa" w:w="1144"/>
+            <w:tcW w:type="dxa" w:w="1118"/>
             <w:tcBorders>
               <w:top w:val="single" w:color="808080" w:sz="4"/>
               <w:left w:val="single" w:color="808080" w:sz="4"/>
@@ -28545,7 +28517,7 @@
         </w:tc>
         <w:tc>
           <w:tcPr>
-            <w:tcW w:type="dxa" w:w="764"/>
+            <w:tcW w:type="dxa" w:w="522"/>
             <w:tcBorders>
               <w:top w:val="single" w:color="808080" w:sz="4"/>
               <w:left w:val="single" w:color="808080" w:sz="4"/>
@@ -28576,7 +28548,7 @@
         </w:tc>
         <w:tc>
           <w:tcPr>
-            <w:tcW w:type="dxa" w:w="764"/>
+            <w:tcW w:type="dxa" w:w="858"/>
             <w:tcBorders>
               <w:top w:val="single" w:color="808080" w:sz="4"/>
               <w:left w:val="single" w:color="808080" w:sz="4"/>
@@ -28607,7 +28579,7 @@
         </w:tc>
         <w:tc>
           <w:tcPr>
-            <w:tcW w:type="dxa" w:w="764"/>
+            <w:tcW w:type="dxa" w:w="1323"/>
             <w:tcBorders>
               <w:top w:val="single" w:color="808080" w:sz="4"/>
               <w:left w:val="single" w:color="808080" w:sz="4"/>
@@ -28638,7 +28610,7 @@
         </w:tc>
         <w:tc>
           <w:tcPr>
-            <w:tcW w:type="dxa" w:w="770"/>
+            <w:tcW w:type="dxa" w:w="1326"/>
             <w:tcBorders>
               <w:top w:val="single" w:color="808080" w:sz="4"/>
               <w:left w:val="single" w:color="808080" w:sz="4"/>
@@ -28674,7 +28646,7 @@
         </w:trPr>
         <w:tc>
           <w:tcPr>
-            <w:tcW w:type="dxa" w:w="1750"/>
+            <w:tcW w:type="dxa" w:w="1440"/>
             <w:tcBorders>
               <w:top w:val="single" w:color="808080" w:sz="4"/>
               <w:left w:val="single" w:color="808080" w:sz="4"/>
@@ -28705,7 +28677,7 @@
         </w:tc>
         <w:tc>
           <w:tcPr>
-            <w:tcW w:type="dxa" w:w="1414"/>
+            <w:tcW w:type="dxa" w:w="783"/>
             <w:tcBorders>
               <w:top w:val="single" w:color="808080" w:sz="4"/>
               <w:left w:val="single" w:color="808080" w:sz="4"/>
@@ -28736,7 +28708,7 @@
         </w:tc>
         <w:tc>
           <w:tcPr>
-            <w:tcW w:type="dxa" w:w="1144"/>
+            <w:tcW w:type="dxa" w:w="1118"/>
             <w:tcBorders>
               <w:top w:val="single" w:color="808080" w:sz="4"/>
               <w:left w:val="single" w:color="808080" w:sz="4"/>
@@ -28767,7 +28739,7 @@
         </w:tc>
         <w:tc>
           <w:tcPr>
-            <w:tcW w:type="dxa" w:w="764"/>
+            <w:tcW w:type="dxa" w:w="522"/>
             <w:tcBorders>
               <w:top w:val="single" w:color="808080" w:sz="4"/>
               <w:left w:val="single" w:color="808080" w:sz="4"/>
@@ -28798,7 +28770,7 @@
         </w:tc>
         <w:tc>
           <w:tcPr>
-            <w:tcW w:type="dxa" w:w="764"/>
+            <w:tcW w:type="dxa" w:w="858"/>
             <w:tcBorders>
               <w:top w:val="single" w:color="808080" w:sz="4"/>
               <w:left w:val="single" w:color="808080" w:sz="4"/>
@@ -28829,7 +28801,7 @@
         </w:tc>
         <w:tc>
           <w:tcPr>
-            <w:tcW w:type="dxa" w:w="764"/>
+            <w:tcW w:type="dxa" w:w="1323"/>
             <w:tcBorders>
               <w:top w:val="single" w:color="808080" w:sz="4"/>
               <w:left w:val="single" w:color="808080" w:sz="4"/>
@@ -28860,7 +28832,7 @@
         </w:tc>
         <w:tc>
           <w:tcPr>
-            <w:tcW w:type="dxa" w:w="770"/>
+            <w:tcW w:type="dxa" w:w="1326"/>
             <w:tcBorders>
               <w:top w:val="single" w:color="808080" w:sz="4"/>
               <w:left w:val="single" w:color="808080" w:sz="4"/>
@@ -28896,7 +28868,7 @@
         </w:trPr>
         <w:tc>
           <w:tcPr>
-            <w:tcW w:type="dxa" w:w="1750"/>
+            <w:tcW w:type="dxa" w:w="1440"/>
             <w:tcBorders>
               <w:top w:val="single" w:color="808080" w:sz="4"/>
               <w:left w:val="single" w:color="808080" w:sz="4"/>
@@ -28927,7 +28899,7 @@
         </w:tc>
         <w:tc>
           <w:tcPr>
-            <w:tcW w:type="dxa" w:w="1414"/>
+            <w:tcW w:type="dxa" w:w="783"/>
             <w:tcBorders>
               <w:top w:val="single" w:color="808080" w:sz="4"/>
               <w:left w:val="single" w:color="808080" w:sz="4"/>
@@ -28958,7 +28930,7 @@
         </w:tc>
         <w:tc>
           <w:tcPr>
-            <w:tcW w:type="dxa" w:w="1144"/>
+            <w:tcW w:type="dxa" w:w="1118"/>
             <w:tcBorders>
               <w:top w:val="single" w:color="808080" w:sz="4"/>
               <w:left w:val="single" w:color="808080" w:sz="4"/>
@@ -28989,7 +28961,7 @@
         </w:tc>
         <w:tc>
           <w:tcPr>
-            <w:tcW w:type="dxa" w:w="764"/>
+            <w:tcW w:type="dxa" w:w="522"/>
             <w:tcBorders>
               <w:top w:val="single" w:color="808080" w:sz="4"/>
               <w:left w:val="single" w:color="808080" w:sz="4"/>
@@ -29020,7 +28992,7 @@
         </w:tc>
         <w:tc>
           <w:tcPr>
-            <w:tcW w:type="dxa" w:w="764"/>
+            <w:tcW w:type="dxa" w:w="858"/>
             <w:tcBorders>
               <w:top w:val="single" w:color="808080" w:sz="4"/>
               <w:left w:val="single" w:color="808080" w:sz="4"/>
@@ -29051,7 +29023,7 @@
         </w:tc>
         <w:tc>
           <w:tcPr>
-            <w:tcW w:type="dxa" w:w="764"/>
+            <w:tcW w:type="dxa" w:w="1323"/>
             <w:tcBorders>
               <w:top w:val="single" w:color="808080" w:sz="4"/>
               <w:left w:val="single" w:color="808080" w:sz="4"/>
@@ -29082,7 +29054,7 @@
         </w:tc>
         <w:tc>
           <w:tcPr>
-            <w:tcW w:type="dxa" w:w="770"/>
+            <w:tcW w:type="dxa" w:w="1326"/>
             <w:tcBorders>
               <w:top w:val="single" w:color="808080" w:sz="4"/>
               <w:left w:val="single" w:color="808080" w:sz="4"/>
@@ -29146,14 +29118,15 @@
           <w:insideH w:val="single" w:color="auto" w:sz="4"/>
           <w:insideV w:val="single" w:color="auto" w:sz="4"/>
         </w:tblBorders>
+        <w:tblLayout w:type="fixed"/>
       </w:tblPr>
       <w:tblGrid>
-        <w:gridCol w:w="1475"/>
-        <w:gridCol w:w="877"/>
-        <w:gridCol w:w="1082"/>
-        <w:gridCol w:w="1475"/>
-        <w:gridCol w:w="1376"/>
-        <w:gridCol w:w="1085"/>
+        <w:gridCol w:w="1805"/>
+        <w:gridCol w:w="839"/>
+        <w:gridCol w:w="1000"/>
+        <w:gridCol w:w="1427"/>
+        <w:gridCol w:w="1298"/>
+        <w:gridCol w:w="1001"/>
       </w:tblGrid>
       <w:tr>
         <w:trPr>
@@ -29161,7 +29134,7 @@
         </w:trPr>
         <w:tc>
           <w:tcPr>
-            <w:tcW w:type="dxa" w:w="1475"/>
+            <w:tcW w:type="dxa" w:w="1805"/>
             <w:tcBorders>
               <w:top w:val="single" w:color="808080" w:sz="4"/>
               <w:left w:val="single" w:color="808080" w:sz="4"/>
@@ -29195,7 +29168,7 @@
         </w:tc>
         <w:tc>
           <w:tcPr>
-            <w:tcW w:type="dxa" w:w="877"/>
+            <w:tcW w:type="dxa" w:w="839"/>
             <w:tcBorders>
               <w:top w:val="single" w:color="808080" w:sz="4"/>
               <w:left w:val="single" w:color="808080" w:sz="4"/>
@@ -29229,7 +29202,7 @@
         </w:tc>
         <w:tc>
           <w:tcPr>
-            <w:tcW w:type="dxa" w:w="1082"/>
+            <w:tcW w:type="dxa" w:w="1000"/>
             <w:tcBorders>
               <w:top w:val="single" w:color="808080" w:sz="4"/>
               <w:left w:val="single" w:color="808080" w:sz="4"/>
@@ -29263,7 +29236,7 @@
         </w:tc>
         <w:tc>
           <w:tcPr>
-            <w:tcW w:type="dxa" w:w="1475"/>
+            <w:tcW w:type="dxa" w:w="1427"/>
             <w:tcBorders>
               <w:top w:val="single" w:color="808080" w:sz="4"/>
               <w:left w:val="single" w:color="808080" w:sz="4"/>
@@ -29297,7 +29270,7 @@
         </w:tc>
         <w:tc>
           <w:tcPr>
-            <w:tcW w:type="dxa" w:w="1376"/>
+            <w:tcW w:type="dxa" w:w="1298"/>
             <w:tcBorders>
               <w:top w:val="single" w:color="808080" w:sz="4"/>
               <w:left w:val="single" w:color="808080" w:sz="4"/>
@@ -29331,7 +29304,7 @@
         </w:tc>
         <w:tc>
           <w:tcPr>
-            <w:tcW w:type="dxa" w:w="1085"/>
+            <w:tcW w:type="dxa" w:w="1001"/>
             <w:tcBorders>
               <w:top w:val="single" w:color="808080" w:sz="4"/>
               <w:left w:val="single" w:color="808080" w:sz="4"/>
@@ -29370,7 +29343,7 @@
         </w:trPr>
         <w:tc>
           <w:tcPr>
-            <w:tcW w:type="dxa" w:w="1475"/>
+            <w:tcW w:type="dxa" w:w="1805"/>
             <w:tcBorders>
               <w:top w:val="single" w:color="808080" w:sz="4"/>
               <w:left w:val="single" w:color="808080" w:sz="4"/>
@@ -29401,7 +29374,7 @@
         </w:tc>
         <w:tc>
           <w:tcPr>
-            <w:tcW w:type="dxa" w:w="877"/>
+            <w:tcW w:type="dxa" w:w="839"/>
             <w:tcBorders>
               <w:top w:val="single" w:color="808080" w:sz="4"/>
               <w:left w:val="single" w:color="808080" w:sz="4"/>
@@ -29432,7 +29405,7 @@
         </w:tc>
         <w:tc>
           <w:tcPr>
-            <w:tcW w:type="dxa" w:w="1082"/>
+            <w:tcW w:type="dxa" w:w="1000"/>
             <w:tcBorders>
               <w:top w:val="single" w:color="808080" w:sz="4"/>
               <w:left w:val="single" w:color="808080" w:sz="4"/>
@@ -29463,7 +29436,7 @@
         </w:tc>
         <w:tc>
           <w:tcPr>
-            <w:tcW w:type="dxa" w:w="1475"/>
+            <w:tcW w:type="dxa" w:w="1427"/>
             <w:tcBorders>
               <w:top w:val="single" w:color="808080" w:sz="4"/>
               <w:left w:val="single" w:color="808080" w:sz="4"/>
@@ -29494,7 +29467,7 @@
         </w:tc>
         <w:tc>
           <w:tcPr>
-            <w:tcW w:type="dxa" w:w="1376"/>
+            <w:tcW w:type="dxa" w:w="1298"/>
             <w:tcBorders>
               <w:top w:val="single" w:color="808080" w:sz="4"/>
               <w:left w:val="single" w:color="808080" w:sz="4"/>
@@ -29525,7 +29498,7 @@
         </w:tc>
         <w:tc>
           <w:tcPr>
-            <w:tcW w:type="dxa" w:w="1085"/>
+            <w:tcW w:type="dxa" w:w="1001"/>
             <w:tcBorders>
               <w:top w:val="single" w:color="808080" w:sz="4"/>
               <w:left w:val="single" w:color="808080" w:sz="4"/>
@@ -29561,7 +29534,7 @@
         </w:trPr>
         <w:tc>
           <w:tcPr>
-            <w:tcW w:type="dxa" w:w="1475"/>
+            <w:tcW w:type="dxa" w:w="1805"/>
             <w:tcBorders>
               <w:top w:val="single" w:color="808080" w:sz="4"/>
               <w:left w:val="single" w:color="808080" w:sz="4"/>
@@ -29592,7 +29565,7 @@
         </w:tc>
         <w:tc>
           <w:tcPr>
-            <w:tcW w:type="dxa" w:w="877"/>
+            <w:tcW w:type="dxa" w:w="839"/>
             <w:tcBorders>
               <w:top w:val="single" w:color="808080" w:sz="4"/>
               <w:left w:val="single" w:color="808080" w:sz="4"/>
@@ -29623,7 +29596,7 @@
         </w:tc>
         <w:tc>
           <w:tcPr>
-            <w:tcW w:type="dxa" w:w="1082"/>
+            <w:tcW w:type="dxa" w:w="1000"/>
             <w:tcBorders>
               <w:top w:val="single" w:color="808080" w:sz="4"/>
               <w:left w:val="single" w:color="808080" w:sz="4"/>
@@ -29654,7 +29627,7 @@
         </w:tc>
         <w:tc>
           <w:tcPr>
-            <w:tcW w:type="dxa" w:w="1475"/>
+            <w:tcW w:type="dxa" w:w="1427"/>
             <w:tcBorders>
               <w:top w:val="single" w:color="808080" w:sz="4"/>
               <w:left w:val="single" w:color="808080" w:sz="4"/>
@@ -29685,7 +29658,7 @@
         </w:tc>
         <w:tc>
           <w:tcPr>
-            <w:tcW w:type="dxa" w:w="1376"/>
+            <w:tcW w:type="dxa" w:w="1298"/>
             <w:tcBorders>
               <w:top w:val="single" w:color="808080" w:sz="4"/>
               <w:left w:val="single" w:color="808080" w:sz="4"/>
@@ -29716,7 +29689,7 @@
         </w:tc>
         <w:tc>
           <w:tcPr>
-            <w:tcW w:type="dxa" w:w="1085"/>
+            <w:tcW w:type="dxa" w:w="1001"/>
             <w:tcBorders>
               <w:top w:val="single" w:color="808080" w:sz="4"/>
               <w:left w:val="single" w:color="808080" w:sz="4"/>
@@ -29752,7 +29725,7 @@
         </w:trPr>
         <w:tc>
           <w:tcPr>
-            <w:tcW w:type="dxa" w:w="1475"/>
+            <w:tcW w:type="dxa" w:w="1805"/>
             <w:tcBorders>
               <w:top w:val="single" w:color="808080" w:sz="4"/>
               <w:left w:val="single" w:color="808080" w:sz="4"/>
@@ -29783,7 +29756,7 @@
         </w:tc>
         <w:tc>
           <w:tcPr>
-            <w:tcW w:type="dxa" w:w="877"/>
+            <w:tcW w:type="dxa" w:w="839"/>
             <w:tcBorders>
               <w:top w:val="single" w:color="808080" w:sz="4"/>
               <w:left w:val="single" w:color="808080" w:sz="4"/>
@@ -29814,7 +29787,7 @@
         </w:tc>
         <w:tc>
           <w:tcPr>
-            <w:tcW w:type="dxa" w:w="1082"/>
+            <w:tcW w:type="dxa" w:w="1000"/>
             <w:tcBorders>
               <w:top w:val="single" w:color="808080" w:sz="4"/>
               <w:left w:val="single" w:color="808080" w:sz="4"/>
@@ -29845,7 +29818,7 @@
         </w:tc>
         <w:tc>
           <w:tcPr>
-            <w:tcW w:type="dxa" w:w="1475"/>
+            <w:tcW w:type="dxa" w:w="1427"/>
             <w:tcBorders>
               <w:top w:val="single" w:color="808080" w:sz="4"/>
               <w:left w:val="single" w:color="808080" w:sz="4"/>
@@ -29876,7 +29849,7 @@
         </w:tc>
         <w:tc>
           <w:tcPr>
-            <w:tcW w:type="dxa" w:w="1376"/>
+            <w:tcW w:type="dxa" w:w="1298"/>
             <w:tcBorders>
               <w:top w:val="single" w:color="808080" w:sz="4"/>
               <w:left w:val="single" w:color="808080" w:sz="4"/>
@@ -29907,7 +29880,7 @@
         </w:tc>
         <w:tc>
           <w:tcPr>
-            <w:tcW w:type="dxa" w:w="1085"/>
+            <w:tcW w:type="dxa" w:w="1001"/>
             <w:tcBorders>
               <w:top w:val="single" w:color="808080" w:sz="4"/>
               <w:left w:val="single" w:color="808080" w:sz="4"/>
@@ -29988,13 +29961,14 @@
           <w:insideH w:val="single" w:color="auto" w:sz="4"/>
           <w:insideV w:val="single" w:color="auto" w:sz="4"/>
         </w:tblBorders>
+        <w:tblLayout w:type="fixed"/>
       </w:tblPr>
       <w:tblGrid>
-        <w:gridCol w:w="1955"/>
-        <w:gridCol w:w="1654"/>
-        <w:gridCol w:w="1053"/>
-        <w:gridCol w:w="1654"/>
-        <w:gridCol w:w="1054"/>
+        <w:gridCol w:w="1698"/>
+        <w:gridCol w:w="1625"/>
+        <w:gridCol w:w="1210"/>
+        <w:gridCol w:w="1625"/>
+        <w:gridCol w:w="1212"/>
       </w:tblGrid>
       <w:tr>
         <w:trPr>
@@ -30002,7 +29976,7 @@
         </w:trPr>
         <w:tc>
           <w:tcPr>
-            <w:tcW w:type="dxa" w:w="1955"/>
+            <w:tcW w:type="dxa" w:w="1698"/>
             <w:tcBorders>
               <w:top w:val="single" w:color="808080" w:sz="4"/>
               <w:left w:val="single" w:color="808080" w:sz="4"/>
@@ -30036,7 +30010,7 @@
         </w:tc>
         <w:tc>
           <w:tcPr>
-            <w:tcW w:type="dxa" w:w="1654"/>
+            <w:tcW w:type="dxa" w:w="1625"/>
             <w:tcBorders>
               <w:top w:val="single" w:color="808080" w:sz="4"/>
               <w:left w:val="single" w:color="808080" w:sz="4"/>
@@ -30070,7 +30044,7 @@
         </w:tc>
         <w:tc>
           <w:tcPr>
-            <w:tcW w:type="dxa" w:w="1053"/>
+            <w:tcW w:type="dxa" w:w="1210"/>
             <w:tcBorders>
               <w:top w:val="single" w:color="808080" w:sz="4"/>
               <w:left w:val="single" w:color="808080" w:sz="4"/>
@@ -30104,7 +30078,7 @@
         </w:tc>
         <w:tc>
           <w:tcPr>
-            <w:tcW w:type="dxa" w:w="1654"/>
+            <w:tcW w:type="dxa" w:w="1625"/>
             <w:tcBorders>
               <w:top w:val="single" w:color="808080" w:sz="4"/>
               <w:left w:val="single" w:color="808080" w:sz="4"/>
@@ -30138,7 +30112,7 @@
         </w:tc>
         <w:tc>
           <w:tcPr>
-            <w:tcW w:type="dxa" w:w="1054"/>
+            <w:tcW w:type="dxa" w:w="1212"/>
             <w:tcBorders>
               <w:top w:val="single" w:color="808080" w:sz="4"/>
               <w:left w:val="single" w:color="808080" w:sz="4"/>
@@ -30177,7 +30151,7 @@
         </w:trPr>
         <w:tc>
           <w:tcPr>
-            <w:tcW w:type="dxa" w:w="1955"/>
+            <w:tcW w:type="dxa" w:w="1698"/>
             <w:tcBorders>
               <w:top w:val="single" w:color="808080" w:sz="4"/>
               <w:left w:val="single" w:color="808080" w:sz="4"/>
@@ -30208,7 +30182,7 @@
         </w:tc>
         <w:tc>
           <w:tcPr>
-            <w:tcW w:type="dxa" w:w="1654"/>
+            <w:tcW w:type="dxa" w:w="1625"/>
             <w:tcBorders>
               <w:top w:val="single" w:color="808080" w:sz="4"/>
               <w:left w:val="single" w:color="808080" w:sz="4"/>
@@ -30239,7 +30213,7 @@
         </w:tc>
         <w:tc>
           <w:tcPr>
-            <w:tcW w:type="dxa" w:w="1053"/>
+            <w:tcW w:type="dxa" w:w="1210"/>
             <w:tcBorders>
               <w:top w:val="single" w:color="808080" w:sz="4"/>
               <w:left w:val="single" w:color="808080" w:sz="4"/>
@@ -30270,7 +30244,7 @@
         </w:tc>
         <w:tc>
           <w:tcPr>
-            <w:tcW w:type="dxa" w:w="1654"/>
+            <w:tcW w:type="dxa" w:w="1625"/>
             <w:tcBorders>
               <w:top w:val="single" w:color="808080" w:sz="4"/>
               <w:left w:val="single" w:color="808080" w:sz="4"/>
@@ -30301,7 +30275,7 @@
         </w:tc>
         <w:tc>
           <w:tcPr>
-            <w:tcW w:type="dxa" w:w="1054"/>
+            <w:tcW w:type="dxa" w:w="1212"/>
             <w:tcBorders>
               <w:top w:val="single" w:color="808080" w:sz="4"/>
               <w:left w:val="single" w:color="808080" w:sz="4"/>
@@ -30337,7 +30311,7 @@
         </w:trPr>
         <w:tc>
           <w:tcPr>
-            <w:tcW w:type="dxa" w:w="1955"/>
+            <w:tcW w:type="dxa" w:w="1698"/>
             <w:tcBorders>
               <w:top w:val="single" w:color="808080" w:sz="4"/>
               <w:left w:val="single" w:color="808080" w:sz="4"/>
@@ -30368,7 +30342,7 @@
         </w:tc>
         <w:tc>
           <w:tcPr>
-            <w:tcW w:type="dxa" w:w="1654"/>
+            <w:tcW w:type="dxa" w:w="1625"/>
             <w:tcBorders>
               <w:top w:val="single" w:color="808080" w:sz="4"/>
               <w:left w:val="single" w:color="808080" w:sz="4"/>
@@ -30399,7 +30373,7 @@
         </w:tc>
         <w:tc>
           <w:tcPr>
-            <w:tcW w:type="dxa" w:w="1053"/>
+            <w:tcW w:type="dxa" w:w="1210"/>
             <w:tcBorders>
               <w:top w:val="single" w:color="808080" w:sz="4"/>
               <w:left w:val="single" w:color="808080" w:sz="4"/>
@@ -30430,7 +30404,7 @@
         </w:tc>
         <w:tc>
           <w:tcPr>
-            <w:tcW w:type="dxa" w:w="1654"/>
+            <w:tcW w:type="dxa" w:w="1625"/>
             <w:tcBorders>
               <w:top w:val="single" w:color="808080" w:sz="4"/>
               <w:left w:val="single" w:color="808080" w:sz="4"/>
@@ -30461,7 +30435,7 @@
         </w:tc>
         <w:tc>
           <w:tcPr>
-            <w:tcW w:type="dxa" w:w="1054"/>
+            <w:tcW w:type="dxa" w:w="1212"/>
             <w:tcBorders>
               <w:top w:val="single" w:color="808080" w:sz="4"/>
               <w:left w:val="single" w:color="808080" w:sz="4"/>
@@ -30497,7 +30471,7 @@
         </w:trPr>
         <w:tc>
           <w:tcPr>
-            <w:tcW w:type="dxa" w:w="1955"/>
+            <w:tcW w:type="dxa" w:w="1698"/>
             <w:tcBorders>
               <w:top w:val="single" w:color="808080" w:sz="4"/>
               <w:left w:val="single" w:color="808080" w:sz="4"/>
@@ -30528,7 +30502,7 @@
         </w:tc>
         <w:tc>
           <w:tcPr>
-            <w:tcW w:type="dxa" w:w="1654"/>
+            <w:tcW w:type="dxa" w:w="1625"/>
             <w:tcBorders>
               <w:top w:val="single" w:color="808080" w:sz="4"/>
               <w:left w:val="single" w:color="808080" w:sz="4"/>
@@ -30559,7 +30533,7 @@
         </w:tc>
         <w:tc>
           <w:tcPr>
-            <w:tcW w:type="dxa" w:w="1053"/>
+            <w:tcW w:type="dxa" w:w="1210"/>
             <w:tcBorders>
               <w:top w:val="single" w:color="808080" w:sz="4"/>
               <w:left w:val="single" w:color="808080" w:sz="4"/>
@@ -30590,7 +30564,7 @@
         </w:tc>
         <w:tc>
           <w:tcPr>
-            <w:tcW w:type="dxa" w:w="1654"/>
+            <w:tcW w:type="dxa" w:w="1625"/>
             <w:tcBorders>
               <w:top w:val="single" w:color="808080" w:sz="4"/>
               <w:left w:val="single" w:color="808080" w:sz="4"/>
@@ -30621,7 +30595,7 @@
         </w:tc>
         <w:tc>
           <w:tcPr>
-            <w:tcW w:type="dxa" w:w="1054"/>
+            <w:tcW w:type="dxa" w:w="1212"/>
             <w:tcBorders>
               <w:top w:val="single" w:color="808080" w:sz="4"/>
               <w:left w:val="single" w:color="808080" w:sz="4"/>
@@ -30657,7 +30631,7 @@
         </w:trPr>
         <w:tc>
           <w:tcPr>
-            <w:tcW w:type="dxa" w:w="1955"/>
+            <w:tcW w:type="dxa" w:w="1698"/>
             <w:tcBorders>
               <w:top w:val="single" w:color="808080" w:sz="4"/>
               <w:left w:val="single" w:color="808080" w:sz="4"/>
@@ -30688,7 +30662,7 @@
         </w:tc>
         <w:tc>
           <w:tcPr>
-            <w:tcW w:type="dxa" w:w="1654"/>
+            <w:tcW w:type="dxa" w:w="1625"/>
             <w:tcBorders>
               <w:top w:val="single" w:color="808080" w:sz="4"/>
               <w:left w:val="single" w:color="808080" w:sz="4"/>
@@ -30719,7 +30693,7 @@
         </w:tc>
         <w:tc>
           <w:tcPr>
-            <w:tcW w:type="dxa" w:w="1053"/>
+            <w:tcW w:type="dxa" w:w="1210"/>
             <w:tcBorders>
               <w:top w:val="single" w:color="808080" w:sz="4"/>
               <w:left w:val="single" w:color="808080" w:sz="4"/>
@@ -30750,7 +30724,7 @@
         </w:tc>
         <w:tc>
           <w:tcPr>
-            <w:tcW w:type="dxa" w:w="1654"/>
+            <w:tcW w:type="dxa" w:w="1625"/>
             <w:tcBorders>
               <w:top w:val="single" w:color="808080" w:sz="4"/>
               <w:left w:val="single" w:color="808080" w:sz="4"/>
@@ -30781,7 +30755,7 @@
         </w:tc>
         <w:tc>
           <w:tcPr>
-            <w:tcW w:type="dxa" w:w="1054"/>
+            <w:tcW w:type="dxa" w:w="1212"/>
             <w:tcBorders>
               <w:top w:val="single" w:color="808080" w:sz="4"/>
               <w:left w:val="single" w:color="808080" w:sz="4"/>
@@ -30817,7 +30791,7 @@
         </w:trPr>
         <w:tc>
           <w:tcPr>
-            <w:tcW w:type="dxa" w:w="1955"/>
+            <w:tcW w:type="dxa" w:w="1698"/>
             <w:tcBorders>
               <w:top w:val="single" w:color="808080" w:sz="4"/>
               <w:left w:val="single" w:color="808080" w:sz="4"/>
@@ -30848,7 +30822,7 @@
         </w:tc>
         <w:tc>
           <w:tcPr>
-            <w:tcW w:type="dxa" w:w="1654"/>
+            <w:tcW w:type="dxa" w:w="1625"/>
             <w:tcBorders>
               <w:top w:val="single" w:color="808080" w:sz="4"/>
               <w:left w:val="single" w:color="808080" w:sz="4"/>
@@ -30879,7 +30853,7 @@
         </w:tc>
         <w:tc>
           <w:tcPr>
-            <w:tcW w:type="dxa" w:w="1053"/>
+            <w:tcW w:type="dxa" w:w="1210"/>
             <w:tcBorders>
               <w:top w:val="single" w:color="808080" w:sz="4"/>
               <w:left w:val="single" w:color="808080" w:sz="4"/>
@@ -30910,7 +30884,7 @@
         </w:tc>
         <w:tc>
           <w:tcPr>
-            <w:tcW w:type="dxa" w:w="1654"/>
+            <w:tcW w:type="dxa" w:w="1625"/>
             <w:tcBorders>
               <w:top w:val="single" w:color="808080" w:sz="4"/>
               <w:left w:val="single" w:color="808080" w:sz="4"/>
@@ -30941,7 +30915,7 @@
         </w:tc>
         <w:tc>
           <w:tcPr>
-            <w:tcW w:type="dxa" w:w="1054"/>
+            <w:tcW w:type="dxa" w:w="1212"/>
             <w:tcBorders>
               <w:top w:val="single" w:color="808080" w:sz="4"/>
               <w:left w:val="single" w:color="808080" w:sz="4"/>
@@ -30977,7 +30951,7 @@
         </w:trPr>
         <w:tc>
           <w:tcPr>
-            <w:tcW w:type="dxa" w:w="1955"/>
+            <w:tcW w:type="dxa" w:w="1698"/>
             <w:tcBorders>
               <w:top w:val="single" w:color="808080" w:sz="4"/>
               <w:left w:val="single" w:color="808080" w:sz="4"/>
@@ -31008,7 +30982,7 @@
         </w:tc>
         <w:tc>
           <w:tcPr>
-            <w:tcW w:type="dxa" w:w="1654"/>
+            <w:tcW w:type="dxa" w:w="1625"/>
             <w:tcBorders>
               <w:top w:val="single" w:color="808080" w:sz="4"/>
               <w:left w:val="single" w:color="808080" w:sz="4"/>
@@ -31039,7 +31013,7 @@
         </w:tc>
         <w:tc>
           <w:tcPr>
-            <w:tcW w:type="dxa" w:w="1053"/>
+            <w:tcW w:type="dxa" w:w="1210"/>
             <w:tcBorders>
               <w:top w:val="single" w:color="808080" w:sz="4"/>
               <w:left w:val="single" w:color="808080" w:sz="4"/>
@@ -31070,7 +31044,7 @@
         </w:tc>
         <w:tc>
           <w:tcPr>
-            <w:tcW w:type="dxa" w:w="1654"/>
+            <w:tcW w:type="dxa" w:w="1625"/>
             <w:tcBorders>
               <w:top w:val="single" w:color="808080" w:sz="4"/>
               <w:left w:val="single" w:color="808080" w:sz="4"/>
@@ -31101,7 +31075,7 @@
         </w:tc>
         <w:tc>
           <w:tcPr>
-            <w:tcW w:type="dxa" w:w="1054"/>
+            <w:tcW w:type="dxa" w:w="1212"/>
             <w:tcBorders>
               <w:top w:val="single" w:color="808080" w:sz="4"/>
               <w:left w:val="single" w:color="808080" w:sz="4"/>
@@ -31137,7 +31111,7 @@
         </w:trPr>
         <w:tc>
           <w:tcPr>
-            <w:tcW w:type="dxa" w:w="1955"/>
+            <w:tcW w:type="dxa" w:w="1698"/>
             <w:tcBorders>
               <w:top w:val="single" w:color="808080" w:sz="4"/>
               <w:left w:val="single" w:color="808080" w:sz="4"/>
@@ -31168,7 +31142,7 @@
         </w:tc>
         <w:tc>
           <w:tcPr>
-            <w:tcW w:type="dxa" w:w="1654"/>
+            <w:tcW w:type="dxa" w:w="1625"/>
             <w:tcBorders>
               <w:top w:val="single" w:color="808080" w:sz="4"/>
               <w:left w:val="single" w:color="808080" w:sz="4"/>
@@ -31199,7 +31173,7 @@
         </w:tc>
         <w:tc>
           <w:tcPr>
-            <w:tcW w:type="dxa" w:w="1053"/>
+            <w:tcW w:type="dxa" w:w="1210"/>
             <w:tcBorders>
               <w:top w:val="single" w:color="808080" w:sz="4"/>
               <w:left w:val="single" w:color="808080" w:sz="4"/>
@@ -31230,7 +31204,7 @@
         </w:tc>
         <w:tc>
           <w:tcPr>
-            <w:tcW w:type="dxa" w:w="1654"/>
+            <w:tcW w:type="dxa" w:w="1625"/>
             <w:tcBorders>
               <w:top w:val="single" w:color="808080" w:sz="4"/>
               <w:left w:val="single" w:color="808080" w:sz="4"/>
@@ -31261,7 +31235,7 @@
         </w:tc>
         <w:tc>
           <w:tcPr>
-            <w:tcW w:type="dxa" w:w="1054"/>
+            <w:tcW w:type="dxa" w:w="1212"/>
             <w:tcBorders>
               <w:top w:val="single" w:color="808080" w:sz="4"/>
               <w:left w:val="single" w:color="808080" w:sz="4"/>
@@ -31297,7 +31271,7 @@
         </w:trPr>
         <w:tc>
           <w:tcPr>
-            <w:tcW w:type="dxa" w:w="1955"/>
+            <w:tcW w:type="dxa" w:w="1698"/>
             <w:tcBorders>
               <w:top w:val="single" w:color="808080" w:sz="4"/>
               <w:left w:val="single" w:color="808080" w:sz="4"/>
@@ -31328,7 +31302,7 @@
         </w:tc>
         <w:tc>
           <w:tcPr>
-            <w:tcW w:type="dxa" w:w="1654"/>
+            <w:tcW w:type="dxa" w:w="1625"/>
             <w:tcBorders>
               <w:top w:val="single" w:color="808080" w:sz="4"/>
               <w:left w:val="single" w:color="808080" w:sz="4"/>
@@ -31359,7 +31333,7 @@
         </w:tc>
         <w:tc>
           <w:tcPr>
-            <w:tcW w:type="dxa" w:w="1053"/>
+            <w:tcW w:type="dxa" w:w="1210"/>
             <w:tcBorders>
               <w:top w:val="single" w:color="808080" w:sz="4"/>
               <w:left w:val="single" w:color="808080" w:sz="4"/>
@@ -31390,7 +31364,7 @@
         </w:tc>
         <w:tc>
           <w:tcPr>
-            <w:tcW w:type="dxa" w:w="1654"/>
+            <w:tcW w:type="dxa" w:w="1625"/>
             <w:tcBorders>
               <w:top w:val="single" w:color="808080" w:sz="4"/>
               <w:left w:val="single" w:color="808080" w:sz="4"/>
@@ -31421,7 +31395,7 @@
         </w:tc>
         <w:tc>
           <w:tcPr>
-            <w:tcW w:type="dxa" w:w="1054"/>
+            <w:tcW w:type="dxa" w:w="1212"/>
             <w:tcBorders>
               <w:top w:val="single" w:color="808080" w:sz="4"/>
               <w:left w:val="single" w:color="808080" w:sz="4"/>
@@ -31457,7 +31431,7 @@
         </w:trPr>
         <w:tc>
           <w:tcPr>
-            <w:tcW w:type="dxa" w:w="1955"/>
+            <w:tcW w:type="dxa" w:w="1698"/>
             <w:tcBorders>
               <w:top w:val="single" w:color="808080" w:sz="4"/>
               <w:left w:val="single" w:color="808080" w:sz="4"/>
@@ -31488,7 +31462,7 @@
         </w:tc>
         <w:tc>
           <w:tcPr>
-            <w:tcW w:type="dxa" w:w="1654"/>
+            <w:tcW w:type="dxa" w:w="1625"/>
             <w:tcBorders>
               <w:top w:val="single" w:color="808080" w:sz="4"/>
               <w:left w:val="single" w:color="808080" w:sz="4"/>
@@ -31519,7 +31493,7 @@
         </w:tc>
         <w:tc>
           <w:tcPr>
-            <w:tcW w:type="dxa" w:w="1053"/>
+            <w:tcW w:type="dxa" w:w="1210"/>
             <w:tcBorders>
               <w:top w:val="single" w:color="808080" w:sz="4"/>
               <w:left w:val="single" w:color="808080" w:sz="4"/>
@@ -31550,7 +31524,7 @@
         </w:tc>
         <w:tc>
           <w:tcPr>
-            <w:tcW w:type="dxa" w:w="1654"/>
+            <w:tcW w:type="dxa" w:w="1625"/>
             <w:tcBorders>
               <w:top w:val="single" w:color="808080" w:sz="4"/>
               <w:left w:val="single" w:color="808080" w:sz="4"/>
@@ -31581,7 +31555,7 @@
         </w:tc>
         <w:tc>
           <w:tcPr>
-            <w:tcW w:type="dxa" w:w="1054"/>
+            <w:tcW w:type="dxa" w:w="1212"/>
             <w:tcBorders>
               <w:top w:val="single" w:color="808080" w:sz="4"/>
               <w:left w:val="single" w:color="808080" w:sz="4"/>
@@ -31617,7 +31591,7 @@
         </w:trPr>
         <w:tc>
           <w:tcPr>
-            <w:tcW w:type="dxa" w:w="1955"/>
+            <w:tcW w:type="dxa" w:w="1698"/>
             <w:tcBorders>
               <w:top w:val="single" w:color="808080" w:sz="4"/>
               <w:left w:val="single" w:color="808080" w:sz="4"/>
@@ -31648,7 +31622,7 @@
         </w:tc>
         <w:tc>
           <w:tcPr>
-            <w:tcW w:type="dxa" w:w="1654"/>
+            <w:tcW w:type="dxa" w:w="1625"/>
             <w:tcBorders>
               <w:top w:val="single" w:color="808080" w:sz="4"/>
               <w:left w:val="single" w:color="808080" w:sz="4"/>
@@ -31679,7 +31653,7 @@
         </w:tc>
         <w:tc>
           <w:tcPr>
-            <w:tcW w:type="dxa" w:w="1053"/>
+            <w:tcW w:type="dxa" w:w="1210"/>
             <w:tcBorders>
               <w:top w:val="single" w:color="808080" w:sz="4"/>
               <w:left w:val="single" w:color="808080" w:sz="4"/>
@@ -31710,7 +31684,7 @@
         </w:tc>
         <w:tc>
           <w:tcPr>
-            <w:tcW w:type="dxa" w:w="1654"/>
+            <w:tcW w:type="dxa" w:w="1625"/>
             <w:tcBorders>
               <w:top w:val="single" w:color="808080" w:sz="4"/>
               <w:left w:val="single" w:color="808080" w:sz="4"/>
@@ -31741,7 +31715,7 @@
         </w:tc>
         <w:tc>
           <w:tcPr>
-            <w:tcW w:type="dxa" w:w="1054"/>
+            <w:tcW w:type="dxa" w:w="1212"/>
             <w:tcBorders>
               <w:top w:val="single" w:color="808080" w:sz="4"/>
               <w:left w:val="single" w:color="808080" w:sz="4"/>
@@ -31777,7 +31751,7 @@
         </w:trPr>
         <w:tc>
           <w:tcPr>
-            <w:tcW w:type="dxa" w:w="1955"/>
+            <w:tcW w:type="dxa" w:w="1698"/>
             <w:tcBorders>
               <w:top w:val="single" w:color="808080" w:sz="4"/>
               <w:left w:val="single" w:color="808080" w:sz="4"/>
@@ -31808,7 +31782,7 @@
         </w:tc>
         <w:tc>
           <w:tcPr>
-            <w:tcW w:type="dxa" w:w="1654"/>
+            <w:tcW w:type="dxa" w:w="1625"/>
             <w:tcBorders>
               <w:top w:val="single" w:color="808080" w:sz="4"/>
               <w:left w:val="single" w:color="808080" w:sz="4"/>
@@ -31839,7 +31813,7 @@
         </w:tc>
         <w:tc>
           <w:tcPr>
-            <w:tcW w:type="dxa" w:w="1053"/>
+            <w:tcW w:type="dxa" w:w="1210"/>
             <w:tcBorders>
               <w:top w:val="single" w:color="808080" w:sz="4"/>
               <w:left w:val="single" w:color="808080" w:sz="4"/>
@@ -31870,7 +31844,7 @@
         </w:tc>
         <w:tc>
           <w:tcPr>
-            <w:tcW w:type="dxa" w:w="1654"/>
+            <w:tcW w:type="dxa" w:w="1625"/>
             <w:tcBorders>
               <w:top w:val="single" w:color="808080" w:sz="4"/>
               <w:left w:val="single" w:color="808080" w:sz="4"/>
@@ -31901,7 +31875,7 @@
         </w:tc>
         <w:tc>
           <w:tcPr>
-            <w:tcW w:type="dxa" w:w="1054"/>
+            <w:tcW w:type="dxa" w:w="1212"/>
             <w:tcBorders>
               <w:top w:val="single" w:color="808080" w:sz="4"/>
               <w:left w:val="single" w:color="808080" w:sz="4"/>

--- a/rag-agent/thesis/thesis.docx
+++ b/rag-agent/thesis/thesis.docx
@@ -3680,7 +3680,7 @@
         <w:t xml:space="preserve">MultiHiertt.</w:t>
       </w:r>
       <w:r>
-        <w:t xml:space="preserve"> MultiHiertt의 test 데이터는 비공개이며 CodaLab 리더보드 제출로만 채점된다(Zhao et al., 2022, 공식 저장소 https://github.com/psunlpgroup/MultiHiertt). 따라서 정답 셀 근거를 이용한 검색 평가를 test에서 할 수 없고, dev는 β 선택과 리더 입력 형식 확인에 사용했으므로 train에서 평가 집합을 구성했다. 학습은 하지 않으므로 train 분할은 평가 데이터로만 쓰인다. 7,830 질의 중 본문 문장 근거가 필요한 4,922건은 셀 색인이 원리적으로 담을 수 없어 제외했다. 남은 2,908건에서 정답 근거 셀을 채점할 수 없는 23건을 사유를 붙여 제외하고 2,885건을 채점한다. 제외 사유는 정답 근거 표가 파싱되지 않은 4건, 정답 셀이 빈 칸으로 파싱된 2건, 정답 셀이 머리글 칸에 놓인 17건이다. 머리글 칸 판정은 최종 머리글 규칙(v3.3u)을 따른다. 처음 규칙(v1)은 31건을 머리글 칸으로 보아 2,871건만 채점하며, 그 차이 14건은 처음 규칙의 검색 결과에서 검색 실패로 센다(5.4절). 질의는 데이터셋의 프로그램 주석 유무로 조회와 산술로 나누고(이 구분은 공식 </w:t>
+        <w:t xml:space="preserve"> MultiHiertt의 공개 test 파일(test.json, 1,566문항, sha256 15bfe9cc…ad01)은 각 문항의 qa 항목에 질문(question)만 포함하며, 정답(answer)·풀이(program)·정답 근거(text_evidence, table_evidence)는 포함하지 않는다. test 채점은 CodaLab 리더보드 제출로만 가능하다(공식 저장소 https://github.com/psunlpgroup/MultiHiertt). 본 연구의 지표는 문항별 정답 셀 근거가 필요하므로 test에서 계산할 수 없다. 본 연구는 검색기와 리더를 학습하지 않으므로 train 분할의 문항도 시스템이 학습에 사용하지 않은 데이터이며, dev는 β 선택과 리더 입력 형식 확인에 사용했으므로 평가 집합은 train에서 구성했다. 리더 LLM의 사전학습 데이터에 공개 데이터셋이 포함되었는지는 확인할 수 없으며, 이 한계는 모든 분할에 동일하다. 7,830 질의 중 본문 문장 근거가 필요한 4,922건은 셀 색인이 원리적으로 담을 수 없어 제외했다. 남은 2,908건에서 정답 근거 셀을 채점할 수 없는 23건을 사유를 붙여 제외하고 2,885건을 채점한다. 제외 사유는 정답 근거 표가 파싱되지 않은 4건, 정답 셀이 빈 칸으로 파싱된 2건, 정답 셀이 머리글 칸에 놓인 17건이다. 머리글 칸 판정은 최종 머리글 규칙(v3.3u)을 따른다. 처음 규칙(v1)은 31건을 머리글 칸으로 보아 2,871건만 채점하며, 그 차이 14건은 처음 규칙의 검색 결과에서 검색 실패로 센다(5.4절). 질의는 데이터셋의 프로그램 주석 유무로 조회와 산술로 나누고(이 구분은 공식 </w:t>
       </w:r>
       <w:r>
         <w:rPr>
@@ -22246,7 +22246,7 @@
         <w:t xml:space="preserve">MultiHiertt 평가 분할과 사후 변경.</w:t>
       </w:r>
       <w:r>
-        <w:t xml:space="preserve"> MultiHiertt의 test 데이터는 비공개이며 CodaLab 리더보드 제출로만 채점된다(Zhao et al., 2022, 공식 저장소 https://github.com/psunlpgroup/MultiHiertt). 따라서 정답 셀 근거를 이용한 검색 평가를 test에서 할 수 없고, dev는 β 선택과 리더 입력 형식 확인에 사용했으므로 train에서 평가 집합을 구성했다. 학습을 하지 않으므로 train 분할이 모델 학습에 쓰이지는 않았지만, 머리글 규칙(v3.3)은 train의 오류 사례를 보고 고쳤고, 문장 고유화는 882건 답변 결과를 분석하다 추가했다. 882건 답변 실험은 v1로 사전등록했고, 결과를 본 뒤 주 조건을 v3.3u로 바꾸었다(바꾸기 전에 예측과 함께 등록). 같은 882건을 v1, v3.3, v3.3u 세 조건에 썼으므로, v3.3u의 수치는 이 표본에 맞춰진 낙관적인 값일 수 있다. 이를 가늠할 수 있도록 v1과 v3.3 결과를 함께 실었다(표 5-6, 5-8). 882건과 겹치지 않는 문항으로 다시 확인하는 일은 하지 못했다. 또 비공식 재포장본을 썼고, 정답 값만 공식 릴리스에서 읽었다.</w:t>
+        <w:t xml:space="preserve"> MultiHiertt의 공개 test 파일(test.json, 1,566문항, sha256 15bfe9cc…ad01)은 각 문항의 qa 항목에 질문(question)만 포함하며, 정답(answer)·풀이(program)·정답 근거(text_evidence, table_evidence)는 포함하지 않는다. test 채점은 CodaLab 리더보드 제출로만 가능하다(공식 저장소 https://github.com/psunlpgroup/MultiHiertt). 본 연구의 지표는 문항별 정답 셀 근거가 필요하므로 test에서 계산할 수 없다. 본 연구는 검색기와 리더를 학습하지 않으므로 train 분할의 문항도 시스템이 학습에 사용하지 않은 데이터이며, dev는 β 선택과 리더 입력 형식 확인에 사용했으므로 평가 집합은 train에서 구성했다. 리더 LLM의 사전학습 데이터에 공개 데이터셋이 포함되었는지는 확인할 수 없으며, 이 한계는 모든 분할에 동일하다. 다만 머리글 규칙(v3.3)은 train의 오류 사례를 보고 고쳤고, 문장 고유화는 882건 답변 결과를 분석하다 추가했다. 882건 답변 실험은 v1로 사전등록했고, 결과를 본 뒤 주 조건을 v3.3u로 바꾸었다(바꾸기 전에 예측과 함께 등록). 같은 882건을 v1, v3.3, v3.3u 세 조건에 썼으므로, v3.3u의 수치는 이 표본에 맞춰진 낙관적인 값일 수 있다. 이를 가늠할 수 있도록 v1과 v3.3 결과를 함께 실었다(표 5-6, 5-8). 882건과 겹치지 않는 문항으로 다시 확인하는 일은 하지 못했다. 또 비공식 재포장본을 썼고, 정답 값만 공식 릴리스에서 읽었다.</w:t>
       </w:r>
     </w:p>
     <w:p>

--- a/rag-agent/thesis/thesis.docx
+++ b/rag-agent/thesis/thesis.docx
@@ -22118,7 +22118,7 @@
         <w:t xml:space="preserve">조건 셀 누락.</w:t>
       </w:r>
       <w:r>
-        <w:t xml:space="preserve"> MultiHiertt의 정답 근거 주석은 계산에 들어가는 피연산자 셀만 담고, 조건을 판정하는 데 필요한 셀을 빠뜨리는 경우가 있다. 예를 들어 "Outstandings가 가장 낮은 해의 X 증가율은?"이라는 질문의 근거에는 X의 두 해 값만 있고, 어느 해가 가장 낮은지를 판정할 Outstandings 행은 없다. 표본 검토로 추정한 이런 문항의 비율은 약 23.5%(대략 15~36%)다(부록 D). 이 문항들에서 검색 정확도는 실제 필요한 정보가 문맥에 들어왔는지를 과대평가한다. 특히 조회·셀 1개 그룹에서는 최상급 질문이 많아 누락 후보가 65%에 이른다. 행·청크 단위 표현은 조건 셀을 같은 행에서 함께 가져올 수 있으므로, 이 문항들에서 셀 단위인 본 방법의 검색 우위는 과대일 수 있다. 답변 정확도는 리더가 조건 셀을 실제로 받았는지까지 반영하므로 이 영향을 포함한다.</w:t>
+        <w:t xml:space="preserve"> MultiHiertt의 정답 근거 주석은 계산에 들어가는 피연산자 셀만 담고, 조건을 판정하는 데 필요한 셀을 빠뜨리는 경우가 있다. 예를 들어 "Outstandings가 가장 낮은 해의 X 증가율은?"이라는 질문의 근거에는 X의 두 해 값만 있고, 어느 해가 가장 낮은지를 판정할 Outstandings 행은 없다. 표본 검토로 추정한 이런 문항의 비율은 약 23.5%(대략 15~36%)다(부록 D). 이 문항들에서 검색 정확도는 실제 필요한 정보가 문맥에 들어왔는지를 과대평가한다. 행·청크 단위 표현은 조건 셀을 같은 행에서 함께 가져올 수 있으므로, 이 문항들에서 셀 단위인 본 방법의 검색 우위는 과대일 수 있다. 답변 정확도는 리더가 조건 셀을 실제로 받았는지까지 반영하므로 이 영향을 포함한다.</w:t>
       </w:r>
     </w:p>
     <w:p>
@@ -26049,7 +26049,7 @@
         <w:jc w:val="both"/>
       </w:pPr>
       <w:r>
-        <w:t xml:space="preserve">추정 누락 문항 수는 888×20/40 + 1,983×7/60 ≈ 675건(23.5%)이며, 대략적인 95% 범위는 15~36%다. 누락은 그룹마다 모양이 다르다. 조회·셀 1개 그룹에서 표시된 문항은 검토한 6건이 모두 누락이었다. "X가 가장 큰 해는?" 같은 최상급 질문인데 근거가 답 셀 하나뿐인 경우다. 이 그룹 211건 중 표시된 것이 138건(65%)이다. 조회·셀 2개 이상 그룹은 비교 대상 행 전체를 근거로 담는 경우가 많아 누락이 적었고(16건 중 2건, 판정 불가 3건), 산술·셀 2개 이상 그룹은 표시 18건 중 12건, 미표시 56건 중 7건이 누락이었다.</w:t>
+        <w:t xml:space="preserve">추정 누락 문항 수는 888×20/40 + 1,983×7/60 ≈ 675건(23.5%)이며, 대략적인 95% 범위는 15~36%다. 누락은 그룹마다 모양이 다르다. 조회·셀 1개 그룹에서 표시된 문항은 검토한 6건이 모두 누락이었다. "X가 가장 큰 해는?" 같은 최상급 질문인데 근거가 답 셀 하나뿐인 경우다. 조회·셀 2개 이상 그룹은 비교 대상 행 전체를 근거로 담는 경우가 많아 누락이 적었고(16건 중 2건, 판정 불가 3건), 산술·셀 2개 이상 그룹은 표시 18건 중 12건, 미표시 56건 중 7건이 누락이었다.</w:t>
       </w:r>
     </w:p>
     <w:p>

--- a/rag-agent/thesis/thesis.docx
+++ b/rag-agent/thesis/thesis.docx
@@ -3680,7 +3680,16 @@
         <w:t xml:space="preserve">MultiHiertt.</w:t>
       </w:r>
       <w:r>
-        <w:t xml:space="preserve"> MultiHiertt의 공개 test 파일(test.json, 1,566문항, sha256 15bfe9cc…ad01)은 각 문항의 qa 항목에 질문(question)만 포함하며, 정답(answer)·풀이(program)·정답 근거(text_evidence, table_evidence)는 포함하지 않는다. test 채점은 CodaLab 리더보드 제출로만 가능하다(공식 저장소 https://github.com/psunlpgroup/MultiHiertt). 본 연구의 지표는 문항별 정답 셀 근거가 필요하므로 test에서 계산할 수 없다. 본 연구는 검색기와 리더를 학습하지 않으므로 train 분할의 문항도 시스템이 학습에 사용하지 않은 데이터이며, dev는 β 선택과 리더 입력 형식 확인에 사용했으므로 평가 집합은 train에서 구성했다. 리더 LLM의 사전학습 데이터에 공개 데이터셋이 포함되었는지는 확인할 수 없으며, 이 한계는 모든 분할에 동일하다. 7,830 질의 중 본문 문장 근거가 필요한 4,922건은 셀 색인이 원리적으로 담을 수 없어 제외했다. 남은 2,908건에서 정답 근거 셀을 채점할 수 없는 23건을 사유를 붙여 제외하고 2,885건을 채점한다. 제외 사유는 정답 근거 표가 파싱되지 않은 4건, 정답 셀이 빈 칸으로 파싱된 2건, 정답 셀이 머리글 칸에 놓인 17건이다. 머리글 칸 판정은 최종 머리글 규칙(v3.3u)을 따른다. 처음 규칙(v1)은 31건을 머리글 칸으로 보아 2,871건만 채점하며, 그 차이 14건은 처음 규칙의 검색 결과에서 검색 실패로 센다(5.4절). 질의는 데이터셋의 프로그램 주석 유무로 조회와 산술로 나누고(이 구분은 공식 </w:t>
+        <w:t xml:space="preserve"> MultiHiertt의 공개 test 파일(test.json, 1,566문항)은 모든 문항의 qa 항목에 질문(question)만 포함하며, 정답(answer)·풀이(program)·정답 근거(text_evidence, table_evidence)를 포함하지 않는다.</w:t>
+      </w:r>
+      <w:r>
+        <w:rPr>
+          <w:rStyle w:val="FootnoteReference"/>
+        </w:rPr>
+        <w:footnoteReference w:id="1"/>
+      </w:r>
+      <w:r>
+        <w:t xml:space="preserve"> 공식 저장소는 test 예측을 CodaLab 리더보드에 제출해 점수를 받도록 안내한다(https://github.com/psunlpgroup/MultiHiertt). 본 연구의 검색 지표는 문항별 정답 셀 근거가 필요하므로 test에서 계산할 수 없다. 본 연구는 검색기와 리더를 학습하지 않으므로 train 분할의 문항도 시스템이 학습에 사용하지 않은 데이터이다. dev는 β 선택과 리더 입력 형식 확인에 사용했으므로 평가 집합은 train에서 구성했다. 7,830 질의 중 본문 문장 근거가 필요한 4,922건은 셀 색인이 원리적으로 담을 수 없어 제외했다. 남은 2,908건에서 정답 근거 셀을 채점할 수 없는 23건을 사유를 붙여 제외하고 2,885건을 채점한다. 제외 사유는 정답 근거 표가 파싱되지 않은 4건, 정답 셀이 빈 칸으로 파싱된 2건, 정답 셀이 머리글 칸에 놓인 17건이다. 머리글 칸 판정은 최종 머리글 규칙(v3.3u)을 따른다. 처음 규칙(v1)은 31건을 머리글 칸으로 보아 2,871건만 채점하며, 그 차이 14건은 처음 규칙의 검색 결과에서 검색 실패로 센다(5.4절). 질의는 데이터셋의 프로그램 주석 유무로 조회와 산술로 나누고(이 구분은 공식 </w:t>
       </w:r>
       <w:r>
         <w:rPr>
@@ -22246,7 +22255,7 @@
         <w:t xml:space="preserve">MultiHiertt 평가 분할과 사후 변경.</w:t>
       </w:r>
       <w:r>
-        <w:t xml:space="preserve"> MultiHiertt의 공개 test 파일(test.json, 1,566문항, sha256 15bfe9cc…ad01)은 각 문항의 qa 항목에 질문(question)만 포함하며, 정답(answer)·풀이(program)·정답 근거(text_evidence, table_evidence)는 포함하지 않는다. test 채점은 CodaLab 리더보드 제출로만 가능하다(공식 저장소 https://github.com/psunlpgroup/MultiHiertt). 본 연구의 지표는 문항별 정답 셀 근거가 필요하므로 test에서 계산할 수 없다. 본 연구는 검색기와 리더를 학습하지 않으므로 train 분할의 문항도 시스템이 학습에 사용하지 않은 데이터이며, dev는 β 선택과 리더 입력 형식 확인에 사용했으므로 평가 집합은 train에서 구성했다. 리더 LLM의 사전학습 데이터에 공개 데이터셋이 포함되었는지는 확인할 수 없으며, 이 한계는 모든 분할에 동일하다. 다만 머리글 규칙(v3.3)은 train의 오류 사례를 보고 고쳤고, 문장 고유화는 882건 답변 결과를 분석하다 추가했다. 882건 답변 실험은 v1로 사전등록했고, 결과를 본 뒤 주 조건을 v3.3u로 바꾸었다(바꾸기 전에 예측과 함께 등록). 같은 882건을 v1, v3.3, v3.3u 세 조건에 썼으므로, v3.3u의 수치는 이 표본에 맞춰진 낙관적인 값일 수 있다. 이를 가늠할 수 있도록 v1과 v3.3 결과를 함께 실었다(표 5-6, 5-8). 882건과 겹치지 않는 문항으로 다시 확인하는 일은 하지 못했다. 또 비공식 재포장본을 썼고, 정답 값만 공식 릴리스에서 읽었다.</w:t>
+        <w:t xml:space="preserve"> MultiHiertt는 공개 test 파일에 정답과 정답 근거가 없어 train에서 평가 집합을 구성했다(4.1절). 리더 LLM의 사전학습 데이터에 공개 데이터셋이 포함되었는지는 확인할 수 없으며, 이 한계는 모든 분할에 동일하다. 다만 머리글 규칙(v3.3)은 train의 오류 사례를 보고 고쳤고, 문장 고유화는 882건 답변 결과를 분석하다 추가했다. 882건 답변 실험은 v1로 사전등록했고, 결과를 본 뒤 주 조건을 v3.3u로 바꾸었다(바꾸기 전에 예측과 함께 등록). 같은 882건을 v1, v3.3, v3.3u 세 조건에 썼으므로, v3.3u의 수치는 이 표본에 맞춰진 낙관적인 값일 수 있다. 이를 가늠할 수 있도록 v1과 v3.3 결과를 함께 실었다(표 5-6, 5-8). 882건과 겹치지 않는 문항으로 다시 확인하는 일은 하지 못했다. 또 비공식 재포장본을 썼고, 정답 값만 공식 릴리스에서 읽었다.</w:t>
       </w:r>
     </w:p>
     <w:p>
@@ -32022,6 +32031,23 @@
       </w:r>
       <w:r>
         <w:continuationSeparator/>
+      </w:r>
+    </w:p>
+  </w:footnote>
+  <w:footnote w:id="1">
+    <w:p>
+      <w:r>
+        <w:rPr>
+          <w:rStyle w:val="FootnoteReference"/>
+        </w:rPr>
+        <w:footnoteRef/>
+      </w:r>
+      <w:r>
+        <w:rPr>
+          <w:sz w:val="18"/>
+          <w:szCs w:val="18"/>
+        </w:rPr>
+        <w:t xml:space="preserve">test.json의 sha256은 15bfe9cc1241e29050a5bcaf7b9639d6907e7895cd07a1f1b874c2fda905ad01이고, Hugging Face yilunzhao/MultiHiertt 저장소의 커밋 f18473da528dede3d9ce2274366d9ee8102ea0fd에서 받았다.</w:t>
       </w:r>
     </w:p>
   </w:footnote>

--- a/rag-agent/thesis/thesis.docx
+++ b/rag-agent/thesis/thesis.docx
@@ -474,7 +474,7 @@
         <w:t xml:space="preserve">한계를 수치로 밝혔다.</w:t>
       </w:r>
       <w:r>
-        <w:t xml:space="preserve"> 표 직전 문단을 라벨로 쓰면(MultiHiertt) 검색 정확도가 오히려 떨어진다(5.6절 참조). 또 MultiHiertt의 정답 근거 주석은 조건 판정에 필요한 셀을 빠뜨리는 문항이 약 23.5% 있다고 추정했다(6장).</w:t>
+        <w:t xml:space="preserve"> 표 직전 문단을 라벨로 쓰면(MultiHiertt) 검색 정확도가 오히려 떨어진다(5.6절 참조).</w:t>
       </w:r>
     </w:p>
     <w:p>
@@ -1860,7 +1860,7 @@
         <w:t xml:space="preserve">고유 라벨(HiTab).</w:t>
       </w:r>
       <w:r>
-        <w:t xml:space="preserve"> 고유 라벨은 셀이 속한 표를 다른 표와 구별해 주는 자연어 데이터이며, 본 연구에서는 HiTab의 표 제목에 한정한다. HiTab에서는 데이터셋이 준 표의 절 제목 앞에, 표의 원 출처인 위키백과 페이지의 제목(ToTTo 페이지 제목)이 있으면 그것을 붙인다. 표 번호나 문서 id처럼 질문이 부를 수 없는 인위적 식별자는 라벨로 쓰지 않는다. MultiHiertt는 표 제목이 없으므로 고유 라벨 없이 머리글 경로와 값만 쓴다. 표 제목 대신 표 직전 문단을 라벨로 쓰는 방식은 두 번 시험했으나 이득이 없었다. train에서 사전등록한 실험에서는 검색 정확도가 떨어졌고(5.6절), validation(dev) 911건에서 라벨 벡터를 셀 벡터에 섞을 때 셀 벡터의 비중 β(β=1.0이면 라벨 벡터를 섞지 않음)를 고를 때도 라벨을 쓰지 않은 β=1.0(.8496)이 표 직전 문단을 문장 앞에 붙인 접두어 방식(.8288)보다 높아 β=1.0이 선택되었다. 표 근거만 필요한 332건으로 다시 센 민감도 결과는 부록 H에 싣는다.</w:t>
+        <w:t xml:space="preserve"> 고유 라벨은 셀이 속한 표를 다른 표와 구별해 주는 자연어 데이터이며, 본 연구에서는 HiTab의 표 제목에 한정한다. HiTab에서는 데이터셋이 준 표의 절 제목 앞에, 표의 원 출처인 위키백과 페이지의 제목(ToTTo 페이지 제목)이 있으면 그것을 붙인다. 표 번호나 문서 id처럼 질문이 부를 수 없는 인위적 식별자는 라벨로 쓰지 않는다. MultiHiertt는 표 제목이 없으므로 고유 라벨 없이 머리글 경로와 값만 쓴다. 표 제목 대신 표 직전 문단을 라벨로 쓰는 방식은 두 번 시험했으나 이득이 없었다. train에서 사전등록한 실험에서는 검색 정확도가 떨어졌고(5.6절), validation(dev) 911건에서 라벨 벡터를 셀 벡터에 섞을 때 셀 벡터의 비중 β(β=1.0이면 라벨 벡터를 섞지 않음)를 고를 때도 라벨을 쓰지 않은 β=1.0(.8496)이 표 직전 문단을 문장 앞에 붙인 접두어 방식(.8288)보다 높아 β=1.0이 선택되었다. 표 근거만 필요한 332건으로 다시 센 민감도 결과는 부록 G에 싣는다.</w:t>
       </w:r>
     </w:p>
     <w:p>
@@ -1951,7 +1951,7 @@
         <w:jc w:val="both"/>
       </w:pPr>
       <w:r>
-        <w:t xml:space="preserve">2와 3은 질문이 부를 수 없는 식별자이므로 고유 라벨이 아니며, 같은 문장을 가르는 마지막 수단이다. 이 규칙으로 train 분할에서 문장이 바뀐 셀은 14.4%다. 그중 표 안의 글이 더해진 셀이 2.7%, 행·열 번호가 더해진 셀이 6.3%, 표 번호가 붙은 셀이 6.8%다(한 셀에 둘 이상이 더해질 수 있다). 적용 후 같은 문서 안에 같은 문장인 셀은 train과 validation 모두 0개이며, 구현은 중복이 하나라도 남으면 멈추도록 했다. 규칙은 정답이나 답변 결과를 보지 않고 중복 개수만으로 정했다. 다만 이 문제를 발견한 계기는 답변 결과의 사후 분석이다(4.1절). HiTab에는 이 고유화를 적용하지 않았다(6.5절).</w:t>
+        <w:t xml:space="preserve">2와 3은 질문이 부를 수 없는 식별자이므로 고유 라벨이 아니며, 같은 문장을 가르는 마지막 수단이다. 이 규칙을 머리글 고친 규칙(v3.3)의 train 검색 색인 423,473셀에 적용하면 문장이 바뀐 셀은 14.4%다. 전체 셀 대비로 표 안의 글이 더해진 셀이 2.7%, 행·열 번호가 더해진 셀이 6.3%, 표 번호가 붙은 셀이 6.8%다. 한 셀에 두 가지 이상이 더해질 수 있으므로 세 비율의 합(반올림 전 값으로 15.9%)은 14.4%보다 크다. 적용 후 같은 문서 안에 같은 문장인 셀은 train과 validation 모두 0개이며, 구현은 중복이 하나라도 남으면 멈추도록 했다. 규칙은 정답이나 답변 결과를 보지 않고 중복 개수만으로 정했다. 다만 이 문제를 발견한 계기는 답변 결과의 사후 분석이다(4.1절). HiTab에는 이 고유화를 적용하지 않았다(6.5절).</w:t>
       </w:r>
     </w:p>
     <w:p>
@@ -2759,7 +2759,7 @@
         <w:t xml:space="preserve">Qwen2.5-7B-Instruct</w:t>
       </w:r>
       <w:r>
-        <w:t xml:space="preserve">(Qwen Team, 2024) 4비트 양자화, greedy 디코딩, 최대 64토큰. 프롬프트는 "주어진 표 문맥만 써서 질문에 답하라. 문맥은 표, 표 일부, 셀 설명일 수 있다. 행·열 라벨을 읽어 해당 값을 찾아라. 설명 없이 답만 내라. 값이 여러 개면 쉼표로 구분하라"는 뜻의 영어 지시문이다(부록 E).</w:t>
+        <w:t xml:space="preserve">(Qwen Team, 2024) 4비트 양자화, greedy 디코딩, 최대 64토큰. 프롬프트는 "주어진 표 문맥만 써서 질문에 답하라. 문맥은 표, 표 일부, 셀 설명일 수 있다. 행·열 라벨을 읽어 해당 값을 찾아라. 설명 없이 답만 내라. 값이 여러 개면 쉼표로 구분하라"는 뜻의 영어 지시문이다(부록 D).</w:t>
       </w:r>
     </w:p>
     <w:p>
@@ -4904,7 +4904,7 @@
         <w:t xml:space="preserve">MultiHiertt 비교군의 머리글 규칙.</w:t>
       </w:r>
       <w:r>
-        <w:t xml:space="preserve"> 검색 정확도(5.4절)의 비교군은 본 방법과 같은 최종 머리글 규칙(v3.3u)으로 만든 표에서 다시 색인·검색한 결과다(2026-09-26 재실행, 실행 전 등록). 따라서 검색 비교에는 머리글 규칙의 차이가 섞이지 않는다. 답변 정확도(5.5절)의 주 비교인 고정 청크는 최종 규칙의 검색 결과로 답변을 새로 생성했다(사전등록 2026-09-27, 커밋 dbb5c92). 표 전체의 리더 입력과 TableRAG(Yu) 청크의 색인 텍스트는 두 규칙에서 같은 문자열이므로 머리글 규칙과 무관하다. RowCol·RandRow·TableRAG 셀 검색 재구현의 답변은 주로 처음 규칙(v1)의 검색 결과로 생성되어 있어(일부는 머리글 고친 규칙으로도 생성), 처음 규칙의 본 방법과 짝지은 보조 비교로 부록 G에 싣는다(머리글 고친 규칙으로 생성한 조건은 규칙 불일치로 표시).</w:t>
+        <w:t xml:space="preserve"> 검색 정확도(5.4절)의 비교군은 본 방법과 같은 최종 머리글 규칙(v3.3u)으로 만든 표에서 다시 색인·검색한 결과다(2026-09-26 재실행, 실행 전 등록). 따라서 검색 비교에는 머리글 규칙의 차이가 섞이지 않는다. 답변 정확도(5.5절)의 주 비교인 고정 청크는 최종 규칙의 검색 결과로 답변을 새로 생성했다(사전등록 2026-09-27, 커밋 dbb5c92). 표 전체의 리더 입력과 TableRAG(Yu) 청크의 색인 텍스트는 두 규칙에서 같은 문자열이므로 머리글 규칙과 무관하다. RowCol·RandRow·TableRAG 셀 검색 재구현의 답변은 주로 처음 규칙(v1)의 검색 결과로 생성되어 있어(일부는 머리글 고친 규칙으로도 생성), 처음 규칙의 본 방법과 짝지은 보조 비교로 부록 F에 싣는다(머리글 고친 규칙으로 생성한 조건은 규칙 불일치로 표시).</w:t>
       </w:r>
     </w:p>
     <w:p>
@@ -4920,7 +4920,7 @@
         <w:t xml:space="preserve">RowCol·RandRow 색인 텍스트.</w:t>
       </w:r>
       <w:r>
-        <w:t xml:space="preserve"> 두 데이터셋 모두 원 논문처럼 행(열)의 값을 "|"로 이은 텍스트로 색인한다. MultiHiertt의 처음 실행은 실행 인자 누락으로 행(열)에 속한 셀의 셀 문장(본 방법과 같은 머리글 경로를 담은 문장)을 이어 붙인 텍스트로 돌았다. 이를 발견한 뒤 값만 이은 텍스트로 검색·답변을 다시 실행했고(결과를 보기 전 등록), 본문 표는 다시 실행한 결과다. 처음 실행한 셀 문장 변형의 답변은 부록 G의 보조 비교에 함께 싣는다.</w:t>
+        <w:t xml:space="preserve"> 두 데이터셋 모두 원 논문처럼 행(열)의 값을 "|"로 이은 텍스트로 색인한다. MultiHiertt의 처음 실행은 실행 인자 누락으로 행(열)에 속한 셀의 셀 문장(본 방법과 같은 머리글 경로를 담은 문장)을 이어 붙인 텍스트로 돌았다. 이를 발견한 뒤 값만 이은 텍스트로 검색·답변을 다시 실행했고(결과를 보기 전 등록), 본문 표는 다시 실행한 결과다. 처음 실행한 셀 문장 변형의 답변은 부록 F의 보조 비교에 함께 싣는다.</w:t>
       </w:r>
     </w:p>
     <w:p>
@@ -5011,7 +5011,7 @@
         <w:jc w:val="both"/>
       </w:pPr>
       <w:r>
-        <w:t xml:space="preserve">MultiHiertt 리더는 두 번의 사전등록 파일럿으로 골랐다. 첫 번째(2026-09-13)는 validation 분할 산술 60건에 정답 셀만 준 조건에서 Qwen2.5-7B-Instruct와 Qwen3-8B를 "답만 출력"과 "풀이 허용" 두 프롬프트로 비교했고, Qwen3-8B의 풀이 허용 프롬프트(384토큰)를 채택했다. 두 번째(2026-09-23)는 Qwen3 모델 카드가 수학 문제에 권장하는 생각(thinking) 모드를 후보에 넣었으나, 생각 모드는 60건을 마치지 못하고 문항당 169.8초 이상이 걸려 사전에 정한 시간 한도(본 실행 30시간)를 넘었으므로 제외했다. 풀이 허용 프롬프트는 같은 60건에서 23/60을 맞혔다.</w:t>
+        <w:t xml:space="preserve">MultiHiertt 리더는 두 번의 사전등록 파일럿으로 골랐다. 첫 번째(2026-09-13)는 validation 분할 산술 60건에 정답 셀만 준 조건에서 Qwen2.5-7B-Instruct와 Qwen3-8B를 "답만 출력"과 "풀이 허용" 두 프롬프트로 비교했고, Qwen3-8B의 풀이 허용 프롬프트(384토큰)를 채택했다. 두 번째(2026-09-23)는 생각 모드를 끈 채로 풀이 허용 프롬프트를 같은 60건에 다시 실행했고, 23/60을 맞혔다.</w:t>
       </w:r>
     </w:p>
     <w:p>
@@ -17264,7 +17264,7 @@
         <w:t xml:space="preserve">나머지 비교군.</w:t>
       </w:r>
       <w:r>
-        <w:t xml:space="preserve"> RowCol·RandRow·TableRAG 셀 검색 재구현의 답변은 처음 머리글 규칙의 검색 결과로 생성되어 있고, 일부만 머리글 고친 규칙으로도 생성되어 있다. 이들은 처음 규칙의 본 방법과 짝지어 부록 G에 싣는다(처음 머리글 규칙 본 방법 대 비교군, 12개 비교 Holm, 머리글 고친 규칙으로 생성한 조건은 규칙 불일치로 표시). 그 비교에서 처음 규칙의 본 방법(361건)은 이 9개 조건보다 모두 유의하게 높았고(Holm p가 가장 큰 RowCol도 p=2.1×10⁻⁶), 표 전체(378건), 고정 청크(366건), TableRAG(Yu) 청크(361건)와는 차이가 없었다.</w:t>
+        <w:t xml:space="preserve"> RowCol·RandRow·TableRAG 셀 검색 재구현의 답변은 처음 머리글 규칙의 검색 결과로 생성되어 있고, 일부만 머리글 고친 규칙으로도 생성되어 있다. 이들은 처음 규칙의 본 방법과 짝지어 부록 F에 싣는다(처음 머리글 규칙 본 방법 대 비교군, 12개 비교 Holm, 머리글 고친 규칙으로 생성한 조건은 규칙 불일치로 표시). 그 비교에서 처음 규칙의 본 방법(361건)은 이 9개 조건보다 모두 유의하게 높았고(Holm p가 가장 큰 RowCol도 p=2.1×10⁻⁶), 표 전체(378건), 고정 청크(366건), TableRAG(Yu) 청크(361건)와는 차이가 없었다.</w:t>
       </w:r>
     </w:p>
     <w:p>
@@ -18332,7 +18332,7 @@
         <w:t xml:space="preserve">데이터셋이 준 표 제목의 내용</w:t>
       </w:r>
       <w:r>
-        <w:t xml:space="preserve">에서 나온다. 본 연구는 고유 라벨의 효과를 "데이터셋이 표 제목을 줄 때"로 한정해 주장한다. 결과를 본 뒤 다른 라벨 규칙으로 바꿔 다시 실행하지 않았다. validation(dev)에서 라벨 섞기 비율을 고를 때도 라벨을 쓰지 않은 조건이 선택되었다(3.3절, 부록 H).</w:t>
+        <w:t xml:space="preserve">에서 나온다. 본 연구는 고유 라벨의 효과를 "데이터셋이 표 제목을 줄 때"로 한정해 주장한다. 결과를 본 뒤 다른 라벨 규칙으로 바꿔 다시 실행하지 않았다. validation(dev)에서 라벨 섞기 비율을 고를 때도 라벨을 쓰지 않은 조건이 선택되었다(3.3절, 부록 G).</w:t>
       </w:r>
     </w:p>
     <w:p>
@@ -19645,7 +19645,7 @@
         <w:jc w:val="both"/>
       </w:pPr>
       <w:r>
-        <w:t xml:space="preserve">고정 청크(최종 규칙)의 검색 성공 687건은 처음 규칙의 값(부록 표 G-2)과 같다. 두 규칙에서 문맥이 다른 문항은 57건, 검색 성공 여부가 다른 문항은 12건이었으나 6건씩 반대 방향이라 합계가 같다.</w:t>
+        <w:t xml:space="preserve">고정 청크(최종 규칙)의 검색 성공 687건은 처음 규칙의 값(부록 표 F-2)과 같다. 두 규칙에서 문맥이 다른 문항은 57건, 검색 성공 여부가 다른 문항은 12건이었으나 6건씩 반대 방향이라 합계가 같다.</w:t>
       </w:r>
     </w:p>
     <w:p>
@@ -20492,7 +20492,7 @@
         <w:jc w:val="both"/>
       </w:pPr>
       <w:r>
-        <w:t xml:space="preserve">MultiHiertt를 처음 머리글 규칙으로 비교하면 모양이 다르다. 처음 규칙의 본 방법은 두 방법 모두 정답 셀 전부를 문맥에 포함한 628건에서도 고정 청크(처음 규칙)보다 낮았다(280 대 318, 38:76, p=.00048). 머리글 규칙을 맞추면(최종 대 최종) 이 차이는 사라진다(59:62, p=.86). 처음 규칙의 분해와 교집합은 부록 G에 싣는다.</w:t>
+        <w:t xml:space="preserve">MultiHiertt를 처음 머리글 규칙으로 비교하면 모양이 다르다. 처음 규칙의 본 방법은 두 방법 모두 정답 셀 전부를 문맥에 포함한 628건에서도 고정 청크(처음 규칙)보다 낮았다(280 대 318, 38:76, p=.00048). 머리글 규칙을 맞추면(최종 대 최종) 이 차이는 사라진다(59:62, p=.86). 처음 규칙의 분해와 교집합은 부록 F에 싣는다.</w:t>
       </w:r>
     </w:p>
     <w:p>
@@ -20524,7 +20524,7 @@
         <w:t xml:space="preserve">MultiHiertt 산술.</w:t>
       </w:r>
       <w:r>
-        <w:t xml:space="preserve"> 검색 정확도가 .85 이상인 산술·셀 2개 이상 그룹에서도 본 방법의 답변 정확도는 .27이며, 정보를 모두 주는 표 전체 조건도 .23이다. 이 그룹의 병목은 검색보다 리더의 계산에 있다. 이 결론은 채택한 리더 설정(Qwen3-8B 비생각 모드, 풀이 허용, 384토큰)에 대한 것이며, 생각 모드는 시간 한도 때문에 시험하지 못했다(4.4절).</w:t>
+        <w:t xml:space="preserve"> 검색 정확도가 .85 이상인 산술·셀 2개 이상 그룹에서도 본 방법의 답변 정확도는 .27이며, 정보를 모두 주는 표 전체 조건도 .23이다. 이 그룹의 병목은 검색보다 리더의 계산에 있다. 이 결론은 채택한 리더 설정(Qwen3-8B 비생각 모드, 풀이 허용, 384토큰)에 대한 것이며, 생각 모드는 시험하지 않았다.</w:t>
       </w:r>
     </w:p>
     <w:p>
@@ -22124,10 +22124,10 @@
           <w:b/>
           <w:bCs/>
         </w:rPr>
-        <w:t xml:space="preserve">조건 셀 누락.</w:t>
-      </w:r>
-      <w:r>
-        <w:t xml:space="preserve"> MultiHiertt의 정답 근거 주석은 계산에 들어가는 피연산자 셀만 담고, 조건을 판정하는 데 필요한 셀을 빠뜨리는 경우가 있다. 예를 들어 "Outstandings가 가장 낮은 해의 X 증가율은?"이라는 질문의 근거에는 X의 두 해 값만 있고, 어느 해가 가장 낮은지를 판정할 Outstandings 행은 없다. 표본 검토로 추정한 이런 문항의 비율은 약 23.5%(대략 15~36%)다(부록 D). 이 문항들에서 검색 정확도는 실제 필요한 정보가 문맥에 들어왔는지를 과대평가한다. 행·청크 단위 표현은 조건 셀을 같은 행에서 함께 가져올 수 있으므로, 이 문항들에서 셀 단위인 본 방법의 검색 우위는 과대일 수 있다. 답변 정확도는 리더가 조건 셀을 실제로 받았는지까지 반영하므로 이 영향을 포함한다.</w:t>
+        <w:t xml:space="preserve">정답 근거 주석의 범위.</w:t>
+      </w:r>
+      <w:r>
+        <w:t xml:space="preserve"> MultiHiertt의 정답 근거 주석은 계산에 들어가는 피연산자 셀만 담아 조건 판정에 필요한 셀을 빠뜨릴 수 있으므로, 그런 문항에서는 검색 정확도가 실제로 필요한 정보가 문맥에 들어왔는지를 과대평가할 수 있다.</w:t>
       </w:r>
     </w:p>
     <w:p>
@@ -22271,7 +22271,7 @@
         <w:t xml:space="preserve">문장 고유화의 식별자.</w:t>
       </w:r>
       <w:r>
-        <w:t xml:space="preserve"> MultiHiertt에서 고유화로 문장이 바뀐 셀의 대부분은 표 안의 글이 아니라 행·열 번호(6.3%)나 표 번호(6.8%)로 구별되었다(표 안의 글은 2.7%). 이 식별자는 질문이 부를 수 없으므로 질문과의 유사도를 높이지 않는다. 문장은 서로 달라졌지만 그 차이가 의미를 담는 셀은 일부다. HiTab에는 고유화를 적용하지 않았으며, HiTab test의 셀 문장 67,664개 중 3.2%(2,137개)는 같은 표 안에 값을 뺀 문장이 같은 셀이 있다.</w:t>
+        <w:t xml:space="preserve"> MultiHiertt train 검색 색인에서 고유화로 문장이 바뀐 셀의 대부분은 표 안의 글이 아니라 행·열 번호(6.3%)나 표 번호(6.8%)로 구별되었다(표 안의 글은 2.7%, 모두 전체 셀 대비, 3.3절). 이 식별자는 질문이 부를 수 없으므로 질문과의 유사도를 높이지 않는다. 문장은 서로 달라졌지만 그 차이가 의미를 담는 셀은 일부다. HiTab에는 고유화를 적용하지 않았으며, HiTab test의 셀 문장 67,664개 중 3.2%(2,137개)는 같은 표 안에 값을 뺀 문장이 같은 셀이 있다.</w:t>
       </w:r>
     </w:p>
     <w:p>
@@ -22396,7 +22396,7 @@
         <w:jc w:val="both"/>
       </w:pPr>
       <w:r>
-        <w:t xml:space="preserve">남은 과제는 다음과 같다. 첫째, MultiHiertt의 주 조건은 같은 882건의 결과를 본 뒤 바꾼 것이므로, 겹치지 않는 문항으로 다시 확인해야 한다. 둘째, 문장 고유화의 상당 부분이 질문이 부를 수 없는 위치·표 번호에 기대고 있어, 표 안의 글이나 주변 문단에서 의미 있는 구별 정보를 찾는 방법이 필요하다. HiTab에도 같은 표 안에서 문장이 같은 셀이 3.2% 있어 같은 점검이 필요하다. 셋째, 정답 근거 주석이 조건 판정 셀을 빠뜨리는 문항에서는 검색 정확도가 실제 필요한 정보를 과대평가하므로, 조건 셀까지 포함한 평가가 필요하다. 넷째, 산술 질문에서는 검색보다 리더의 계산 능력을 높이는 방법(생각 모드, 계산 도구)이 답변 정확도에 더 큰 영향을 줄 것으로 보인다.</w:t>
+        <w:t xml:space="preserve">남은 과제는 다음과 같다. 첫째, MultiHiertt의 주 조건은 같은 882건의 결과를 본 뒤 바꾼 것이므로, 겹치지 않는 문항으로 다시 확인해야 한다. 둘째, 문장 고유화의 상당 부분이 질문이 부를 수 없는 위치·표 번호에 기대고 있어, 표 안의 글이나 주변 문단에서 의미 있는 구별 정보를 찾는 방법이 필요하다. HiTab에도 같은 표 안에서 문장이 같은 셀이 3.2% 있어 같은 점검이 필요하다. 셋째, 정답 근거 주석이 조건 판정에 필요한 셀을 빠뜨리는 문항에서는 검색 정확도가 실제 필요한 정보를 과대평가할 수 있으므로, 그 셀까지 포함한 평가가 필요하다. 넷째, 산술 질문에서는 검색보다 리더의 계산 능력을 높이는 방법(생각 모드, 계산 도구)이 답변 정확도에 더 큰 영향을 줄 것으로 보인다.</w:t>
       </w:r>
     </w:p>
     <w:p>
@@ -25317,756 +25317,7 @@
         <w:pStyle w:val="Heading2"/>
       </w:pPr>
       <w:r>
-        <w:t xml:space="preserve">부록 D. MultiHiertt 조건 셀 누락 검토</w:t>
-      </w:r>
-    </w:p>
-    <w:p>
-      <w:pPr>
-        <w:ind w:firstLine="400"/>
-        <w:jc w:val="both"/>
-      </w:pPr>
-      <w:r>
-        <w:t xml:space="preserve">MultiHiertt의 정답 근거 주석(table evidence)이 조건 판정에 필요한 셀을 빠뜨리는 문항의 규모를 표본 검토로 추정했다. 이 검토는 처음 머리글 규칙(v1)으로 채점한 2,871건(2,885건의 부분집합)에서 했다. 검토에 쓴 정규식이 결과 파일로 남지 않아 2,885건으로 다시 나누지 못했으므로, 이 부록의 모집단과 비율은 2,871건 기준이다. 조건 표현(highest, largest, most, greater than, when, which 등)을 찾는 정규식으로 2,871건을 표시 888건과 미표시 1,983건으로 나누고, 각각에서 seed를 고정해 무작위로 40건과 60건을 뽑아 질문·프로그램·근거 좌표를 직접 읽고 판정했다.</w:t>
-      </w:r>
-    </w:p>
-    <w:p>
-      <w:pPr>
-        <w:pStyle w:val="TableCaption"/>
-      </w:pPr>
-      <w:r>
-        <w:t xml:space="preserve">[표 D-1] 조건 셀 누락 검토 결과</w:t>
-      </w:r>
-    </w:p>
-    <w:tbl>
-      <w:tblPr>
-        <w:tblW w:type="dxa" w:w="7370"/>
-        <w:tblBorders>
-          <w:top w:val="single" w:color="auto" w:sz="4"/>
-          <w:left w:val="single" w:color="auto" w:sz="4"/>
-          <w:bottom w:val="single" w:color="auto" w:sz="4"/>
-          <w:right w:val="single" w:color="auto" w:sz="4"/>
-          <w:insideH w:val="single" w:color="auto" w:sz="4"/>
-          <w:insideV w:val="single" w:color="auto" w:sz="4"/>
-        </w:tblBorders>
-        <w:tblLayout w:type="fixed"/>
-      </w:tblPr>
-      <w:tblGrid>
-        <w:gridCol w:w="1138"/>
-        <w:gridCol w:w="1041"/>
-        <w:gridCol w:w="801"/>
-        <w:gridCol w:w="801"/>
-        <w:gridCol w:w="1860"/>
-        <w:gridCol w:w="862"/>
-        <w:gridCol w:w="867"/>
-      </w:tblGrid>
-      <w:tr>
-        <w:trPr>
-          <w:tblHeader/>
-        </w:trPr>
-        <w:tc>
-          <w:tcPr>
-            <w:tcW w:type="dxa" w:w="1138"/>
-            <w:tcBorders>
-              <w:top w:val="single" w:color="808080" w:sz="4"/>
-              <w:left w:val="single" w:color="808080" w:sz="4"/>
-              <w:bottom w:val="single" w:color="808080" w:sz="4"/>
-              <w:right w:val="single" w:color="808080" w:sz="4"/>
-            </w:tcBorders>
-            <w:shd w:fill="E7E6E6" w:color="auto" w:val="clear"/>
-            <w:tcMar>
-              <w:top w:type="dxa" w:w="40"/>
-              <w:left w:type="dxa" w:w="80"/>
-              <w:bottom w:type="dxa" w:w="40"/>
-              <w:right w:type="dxa" w:w="80"/>
-            </w:tcMar>
-            <w:vAlign w:val="center"/>
-          </w:tcPr>
-          <w:p>
-            <w:pPr>
-              <w:spacing w:after="0" w:before="0" w:line="260"/>
-              <w:jc w:val="center"/>
-            </w:pPr>
-            <w:r>
-              <w:rPr>
-                <w:b/>
-                <w:bCs/>
-                <w:sz w:val="17"/>
-                <w:szCs w:val="17"/>
-              </w:rPr>
-              <w:t xml:space="preserve">층</w:t>
-            </w:r>
-          </w:p>
-        </w:tc>
-        <w:tc>
-          <w:tcPr>
-            <w:tcW w:type="dxa" w:w="1041"/>
-            <w:tcBorders>
-              <w:top w:val="single" w:color="808080" w:sz="4"/>
-              <w:left w:val="single" w:color="808080" w:sz="4"/>
-              <w:bottom w:val="single" w:color="808080" w:sz="4"/>
-              <w:right w:val="single" w:color="808080" w:sz="4"/>
-            </w:tcBorders>
-            <w:shd w:fill="E7E6E6" w:color="auto" w:val="clear"/>
-            <w:tcMar>
-              <w:top w:type="dxa" w:w="40"/>
-              <w:left w:type="dxa" w:w="80"/>
-              <w:bottom w:type="dxa" w:w="40"/>
-              <w:right w:type="dxa" w:w="80"/>
-            </w:tcMar>
-            <w:vAlign w:val="center"/>
-          </w:tcPr>
-          <w:p>
-            <w:pPr>
-              <w:spacing w:after="0" w:before="0" w:line="260"/>
-              <w:jc w:val="center"/>
-            </w:pPr>
-            <w:r>
-              <w:rPr>
-                <w:b/>
-                <w:bCs/>
-                <w:sz w:val="17"/>
-                <w:szCs w:val="17"/>
-              </w:rPr>
-              <w:t xml:space="preserve">모집단</w:t>
-            </w:r>
-          </w:p>
-        </w:tc>
-        <w:tc>
-          <w:tcPr>
-            <w:tcW w:type="dxa" w:w="801"/>
-            <w:tcBorders>
-              <w:top w:val="single" w:color="808080" w:sz="4"/>
-              <w:left w:val="single" w:color="808080" w:sz="4"/>
-              <w:bottom w:val="single" w:color="808080" w:sz="4"/>
-              <w:right w:val="single" w:color="808080" w:sz="4"/>
-            </w:tcBorders>
-            <w:shd w:fill="E7E6E6" w:color="auto" w:val="clear"/>
-            <w:tcMar>
-              <w:top w:type="dxa" w:w="40"/>
-              <w:left w:type="dxa" w:w="80"/>
-              <w:bottom w:type="dxa" w:w="40"/>
-              <w:right w:type="dxa" w:w="80"/>
-            </w:tcMar>
-            <w:vAlign w:val="center"/>
-          </w:tcPr>
-          <w:p>
-            <w:pPr>
-              <w:spacing w:after="0" w:before="0" w:line="260"/>
-              <w:jc w:val="center"/>
-            </w:pPr>
-            <w:r>
-              <w:rPr>
-                <w:b/>
-                <w:bCs/>
-                <w:sz w:val="17"/>
-                <w:szCs w:val="17"/>
-              </w:rPr>
-              <w:t xml:space="preserve">검토</w:t>
-            </w:r>
-          </w:p>
-        </w:tc>
-        <w:tc>
-          <w:tcPr>
-            <w:tcW w:type="dxa" w:w="801"/>
-            <w:tcBorders>
-              <w:top w:val="single" w:color="808080" w:sz="4"/>
-              <w:left w:val="single" w:color="808080" w:sz="4"/>
-              <w:bottom w:val="single" w:color="808080" w:sz="4"/>
-              <w:right w:val="single" w:color="808080" w:sz="4"/>
-            </w:tcBorders>
-            <w:shd w:fill="E7E6E6" w:color="auto" w:val="clear"/>
-            <w:tcMar>
-              <w:top w:type="dxa" w:w="40"/>
-              <w:left w:type="dxa" w:w="80"/>
-              <w:bottom w:type="dxa" w:w="40"/>
-              <w:right w:type="dxa" w:w="80"/>
-            </w:tcMar>
-            <w:vAlign w:val="center"/>
-          </w:tcPr>
-          <w:p>
-            <w:pPr>
-              <w:spacing w:after="0" w:before="0" w:line="260"/>
-              <w:jc w:val="center"/>
-            </w:pPr>
-            <w:r>
-              <w:rPr>
-                <w:b/>
-                <w:bCs/>
-                <w:sz w:val="17"/>
-                <w:szCs w:val="17"/>
-              </w:rPr>
-              <w:t xml:space="preserve">누락</w:t>
-            </w:r>
-          </w:p>
-        </w:tc>
-        <w:tc>
-          <w:tcPr>
-            <w:tcW w:type="dxa" w:w="1860"/>
-            <w:tcBorders>
-              <w:top w:val="single" w:color="808080" w:sz="4"/>
-              <w:left w:val="single" w:color="808080" w:sz="4"/>
-              <w:bottom w:val="single" w:color="808080" w:sz="4"/>
-              <w:right w:val="single" w:color="808080" w:sz="4"/>
-            </w:tcBorders>
-            <w:shd w:fill="E7E6E6" w:color="auto" w:val="clear"/>
-            <w:tcMar>
-              <w:top w:type="dxa" w:w="40"/>
-              <w:left w:type="dxa" w:w="80"/>
-              <w:bottom w:type="dxa" w:w="40"/>
-              <w:right w:type="dxa" w:w="80"/>
-            </w:tcMar>
-            <w:vAlign w:val="center"/>
-          </w:tcPr>
-          <w:p>
-            <w:pPr>
-              <w:spacing w:after="0" w:before="0" w:line="260"/>
-              <w:jc w:val="center"/>
-            </w:pPr>
-            <w:r>
-              <w:rPr>
-                <w:b/>
-                <w:bCs/>
-                <w:sz w:val="17"/>
-                <w:szCs w:val="17"/>
-              </w:rPr>
-              <w:t xml:space="preserve">누락 아님(조건 셀 포함)</w:t>
-            </w:r>
-          </w:p>
-        </w:tc>
-        <w:tc>
-          <w:tcPr>
-            <w:tcW w:type="dxa" w:w="862"/>
-            <w:tcBorders>
-              <w:top w:val="single" w:color="808080" w:sz="4"/>
-              <w:left w:val="single" w:color="808080" w:sz="4"/>
-              <w:bottom w:val="single" w:color="808080" w:sz="4"/>
-              <w:right w:val="single" w:color="808080" w:sz="4"/>
-            </w:tcBorders>
-            <w:shd w:fill="E7E6E6" w:color="auto" w:val="clear"/>
-            <w:tcMar>
-              <w:top w:type="dxa" w:w="40"/>
-              <w:left w:type="dxa" w:w="80"/>
-              <w:bottom w:type="dxa" w:w="40"/>
-              <w:right w:type="dxa" w:w="80"/>
-            </w:tcMar>
-            <w:vAlign w:val="center"/>
-          </w:tcPr>
-          <w:p>
-            <w:pPr>
-              <w:spacing w:after="0" w:before="0" w:line="260"/>
-              <w:jc w:val="center"/>
-            </w:pPr>
-            <w:r>
-              <w:rPr>
-                <w:b/>
-                <w:bCs/>
-                <w:sz w:val="17"/>
-                <w:szCs w:val="17"/>
-              </w:rPr>
-              <w:t xml:space="preserve">조건 없음</w:t>
-            </w:r>
-          </w:p>
-        </w:tc>
-        <w:tc>
-          <w:tcPr>
-            <w:tcW w:type="dxa" w:w="867"/>
-            <w:tcBorders>
-              <w:top w:val="single" w:color="808080" w:sz="4"/>
-              <w:left w:val="single" w:color="808080" w:sz="4"/>
-              <w:bottom w:val="single" w:color="808080" w:sz="4"/>
-              <w:right w:val="single" w:color="808080" w:sz="4"/>
-            </w:tcBorders>
-            <w:shd w:fill="E7E6E6" w:color="auto" w:val="clear"/>
-            <w:tcMar>
-              <w:top w:type="dxa" w:w="40"/>
-              <w:left w:type="dxa" w:w="80"/>
-              <w:bottom w:type="dxa" w:w="40"/>
-              <w:right w:type="dxa" w:w="80"/>
-            </w:tcMar>
-            <w:vAlign w:val="center"/>
-          </w:tcPr>
-          <w:p>
-            <w:pPr>
-              <w:spacing w:after="0" w:before="0" w:line="260"/>
-              <w:jc w:val="center"/>
-            </w:pPr>
-            <w:r>
-              <w:rPr>
-                <w:b/>
-                <w:bCs/>
-                <w:sz w:val="17"/>
-                <w:szCs w:val="17"/>
-              </w:rPr>
-              <w:t xml:space="preserve">판정 불가</w:t>
-            </w:r>
-          </w:p>
-        </w:tc>
-      </w:tr>
-      <w:tr>
-        <w:trPr>
-          <w:tblHeader w:val="false"/>
-        </w:trPr>
-        <w:tc>
-          <w:tcPr>
-            <w:tcW w:type="dxa" w:w="1138"/>
-            <w:tcBorders>
-              <w:top w:val="single" w:color="808080" w:sz="4"/>
-              <w:left w:val="single" w:color="808080" w:sz="4"/>
-              <w:bottom w:val="single" w:color="808080" w:sz="4"/>
-              <w:right w:val="single" w:color="808080" w:sz="4"/>
-            </w:tcBorders>
-            <w:tcMar>
-              <w:top w:type="dxa" w:w="40"/>
-              <w:left w:type="dxa" w:w="80"/>
-              <w:bottom w:type="dxa" w:w="40"/>
-              <w:right w:type="dxa" w:w="80"/>
-            </w:tcMar>
-            <w:vAlign w:val="center"/>
-          </w:tcPr>
-          <w:p>
-            <w:pPr>
-              <w:spacing w:after="0" w:before="0" w:line="260"/>
-              <w:jc w:val="left"/>
-            </w:pPr>
-            <w:r>
-              <w:rPr>
-                <w:sz w:val="17"/>
-                <w:szCs w:val="17"/>
-              </w:rPr>
-              <w:t xml:space="preserve">정규식 표시</w:t>
-            </w:r>
-          </w:p>
-        </w:tc>
-        <w:tc>
-          <w:tcPr>
-            <w:tcW w:type="dxa" w:w="1041"/>
-            <w:tcBorders>
-              <w:top w:val="single" w:color="808080" w:sz="4"/>
-              <w:left w:val="single" w:color="808080" w:sz="4"/>
-              <w:bottom w:val="single" w:color="808080" w:sz="4"/>
-              <w:right w:val="single" w:color="808080" w:sz="4"/>
-            </w:tcBorders>
-            <w:tcMar>
-              <w:top w:type="dxa" w:w="40"/>
-              <w:left w:type="dxa" w:w="80"/>
-              <w:bottom w:type="dxa" w:w="40"/>
-              <w:right w:type="dxa" w:w="80"/>
-            </w:tcMar>
-            <w:vAlign w:val="center"/>
-          </w:tcPr>
-          <w:p>
-            <w:pPr>
-              <w:spacing w:after="0" w:before="0" w:line="260"/>
-              <w:jc w:val="right"/>
-            </w:pPr>
-            <w:r>
-              <w:rPr>
-                <w:sz w:val="17"/>
-                <w:szCs w:val="17"/>
-              </w:rPr>
-              <w:t xml:space="preserve">888</w:t>
-            </w:r>
-          </w:p>
-        </w:tc>
-        <w:tc>
-          <w:tcPr>
-            <w:tcW w:type="dxa" w:w="801"/>
-            <w:tcBorders>
-              <w:top w:val="single" w:color="808080" w:sz="4"/>
-              <w:left w:val="single" w:color="808080" w:sz="4"/>
-              <w:bottom w:val="single" w:color="808080" w:sz="4"/>
-              <w:right w:val="single" w:color="808080" w:sz="4"/>
-            </w:tcBorders>
-            <w:tcMar>
-              <w:top w:type="dxa" w:w="40"/>
-              <w:left w:type="dxa" w:w="80"/>
-              <w:bottom w:type="dxa" w:w="40"/>
-              <w:right w:type="dxa" w:w="80"/>
-            </w:tcMar>
-            <w:vAlign w:val="center"/>
-          </w:tcPr>
-          <w:p>
-            <w:pPr>
-              <w:spacing w:after="0" w:before="0" w:line="260"/>
-              <w:jc w:val="right"/>
-            </w:pPr>
-            <w:r>
-              <w:rPr>
-                <w:sz w:val="17"/>
-                <w:szCs w:val="17"/>
-              </w:rPr>
-              <w:t xml:space="preserve">40</w:t>
-            </w:r>
-          </w:p>
-        </w:tc>
-        <w:tc>
-          <w:tcPr>
-            <w:tcW w:type="dxa" w:w="801"/>
-            <w:tcBorders>
-              <w:top w:val="single" w:color="808080" w:sz="4"/>
-              <w:left w:val="single" w:color="808080" w:sz="4"/>
-              <w:bottom w:val="single" w:color="808080" w:sz="4"/>
-              <w:right w:val="single" w:color="808080" w:sz="4"/>
-            </w:tcBorders>
-            <w:tcMar>
-              <w:top w:type="dxa" w:w="40"/>
-              <w:left w:type="dxa" w:w="80"/>
-              <w:bottom w:type="dxa" w:w="40"/>
-              <w:right w:type="dxa" w:w="80"/>
-            </w:tcMar>
-            <w:vAlign w:val="center"/>
-          </w:tcPr>
-          <w:p>
-            <w:pPr>
-              <w:spacing w:after="0" w:before="0" w:line="260"/>
-              <w:jc w:val="right"/>
-            </w:pPr>
-            <w:r>
-              <w:rPr>
-                <w:sz w:val="17"/>
-                <w:szCs w:val="17"/>
-              </w:rPr>
-              <w:t xml:space="preserve">20</w:t>
-            </w:r>
-          </w:p>
-        </w:tc>
-        <w:tc>
-          <w:tcPr>
-            <w:tcW w:type="dxa" w:w="1860"/>
-            <w:tcBorders>
-              <w:top w:val="single" w:color="808080" w:sz="4"/>
-              <w:left w:val="single" w:color="808080" w:sz="4"/>
-              <w:bottom w:val="single" w:color="808080" w:sz="4"/>
-              <w:right w:val="single" w:color="808080" w:sz="4"/>
-            </w:tcBorders>
-            <w:tcMar>
-              <w:top w:type="dxa" w:w="40"/>
-              <w:left w:type="dxa" w:w="80"/>
-              <w:bottom w:type="dxa" w:w="40"/>
-              <w:right w:type="dxa" w:w="80"/>
-            </w:tcMar>
-            <w:vAlign w:val="center"/>
-          </w:tcPr>
-          <w:p>
-            <w:pPr>
-              <w:spacing w:after="0" w:before="0" w:line="260"/>
-              <w:jc w:val="right"/>
-            </w:pPr>
-            <w:r>
-              <w:rPr>
-                <w:sz w:val="17"/>
-                <w:szCs w:val="17"/>
-              </w:rPr>
-              <w:t xml:space="preserve">15</w:t>
-            </w:r>
-          </w:p>
-        </w:tc>
-        <w:tc>
-          <w:tcPr>
-            <w:tcW w:type="dxa" w:w="862"/>
-            <w:tcBorders>
-              <w:top w:val="single" w:color="808080" w:sz="4"/>
-              <w:left w:val="single" w:color="808080" w:sz="4"/>
-              <w:bottom w:val="single" w:color="808080" w:sz="4"/>
-              <w:right w:val="single" w:color="808080" w:sz="4"/>
-            </w:tcBorders>
-            <w:tcMar>
-              <w:top w:type="dxa" w:w="40"/>
-              <w:left w:type="dxa" w:w="80"/>
-              <w:bottom w:type="dxa" w:w="40"/>
-              <w:right w:type="dxa" w:w="80"/>
-            </w:tcMar>
-            <w:vAlign w:val="center"/>
-          </w:tcPr>
-          <w:p>
-            <w:pPr>
-              <w:spacing w:after="0" w:before="0" w:line="260"/>
-              <w:jc w:val="right"/>
-            </w:pPr>
-            <w:r>
-              <w:rPr>
-                <w:sz w:val="17"/>
-                <w:szCs w:val="17"/>
-              </w:rPr>
-              <w:t xml:space="preserve">2</w:t>
-            </w:r>
-          </w:p>
-        </w:tc>
-        <w:tc>
-          <w:tcPr>
-            <w:tcW w:type="dxa" w:w="867"/>
-            <w:tcBorders>
-              <w:top w:val="single" w:color="808080" w:sz="4"/>
-              <w:left w:val="single" w:color="808080" w:sz="4"/>
-              <w:bottom w:val="single" w:color="808080" w:sz="4"/>
-              <w:right w:val="single" w:color="808080" w:sz="4"/>
-            </w:tcBorders>
-            <w:tcMar>
-              <w:top w:type="dxa" w:w="40"/>
-              <w:left w:type="dxa" w:w="80"/>
-              <w:bottom w:type="dxa" w:w="40"/>
-              <w:right w:type="dxa" w:w="80"/>
-            </w:tcMar>
-            <w:vAlign w:val="center"/>
-          </w:tcPr>
-          <w:p>
-            <w:pPr>
-              <w:spacing w:after="0" w:before="0" w:line="260"/>
-              <w:jc w:val="right"/>
-            </w:pPr>
-            <w:r>
-              <w:rPr>
-                <w:sz w:val="17"/>
-                <w:szCs w:val="17"/>
-              </w:rPr>
-              <w:t xml:space="preserve">3</w:t>
-            </w:r>
-          </w:p>
-        </w:tc>
-      </w:tr>
-      <w:tr>
-        <w:trPr>
-          <w:tblHeader w:val="false"/>
-        </w:trPr>
-        <w:tc>
-          <w:tcPr>
-            <w:tcW w:type="dxa" w:w="1138"/>
-            <w:tcBorders>
-              <w:top w:val="single" w:color="808080" w:sz="4"/>
-              <w:left w:val="single" w:color="808080" w:sz="4"/>
-              <w:bottom w:val="single" w:color="808080" w:sz="4"/>
-              <w:right w:val="single" w:color="808080" w:sz="4"/>
-            </w:tcBorders>
-            <w:tcMar>
-              <w:top w:type="dxa" w:w="40"/>
-              <w:left w:type="dxa" w:w="80"/>
-              <w:bottom w:type="dxa" w:w="40"/>
-              <w:right w:type="dxa" w:w="80"/>
-            </w:tcMar>
-            <w:vAlign w:val="center"/>
-          </w:tcPr>
-          <w:p>
-            <w:pPr>
-              <w:spacing w:after="0" w:before="0" w:line="260"/>
-              <w:jc w:val="left"/>
-            </w:pPr>
-            <w:r>
-              <w:rPr>
-                <w:sz w:val="17"/>
-                <w:szCs w:val="17"/>
-              </w:rPr>
-              <w:t xml:space="preserve">정규식 미표시</w:t>
-            </w:r>
-          </w:p>
-        </w:tc>
-        <w:tc>
-          <w:tcPr>
-            <w:tcW w:type="dxa" w:w="1041"/>
-            <w:tcBorders>
-              <w:top w:val="single" w:color="808080" w:sz="4"/>
-              <w:left w:val="single" w:color="808080" w:sz="4"/>
-              <w:bottom w:val="single" w:color="808080" w:sz="4"/>
-              <w:right w:val="single" w:color="808080" w:sz="4"/>
-            </w:tcBorders>
-            <w:tcMar>
-              <w:top w:type="dxa" w:w="40"/>
-              <w:left w:type="dxa" w:w="80"/>
-              <w:bottom w:type="dxa" w:w="40"/>
-              <w:right w:type="dxa" w:w="80"/>
-            </w:tcMar>
-            <w:vAlign w:val="center"/>
-          </w:tcPr>
-          <w:p>
-            <w:pPr>
-              <w:spacing w:after="0" w:before="0" w:line="260"/>
-              <w:jc w:val="right"/>
-            </w:pPr>
-            <w:r>
-              <w:rPr>
-                <w:sz w:val="17"/>
-                <w:szCs w:val="17"/>
-              </w:rPr>
-              <w:t xml:space="preserve">1,983</w:t>
-            </w:r>
-          </w:p>
-        </w:tc>
-        <w:tc>
-          <w:tcPr>
-            <w:tcW w:type="dxa" w:w="801"/>
-            <w:tcBorders>
-              <w:top w:val="single" w:color="808080" w:sz="4"/>
-              <w:left w:val="single" w:color="808080" w:sz="4"/>
-              <w:bottom w:val="single" w:color="808080" w:sz="4"/>
-              <w:right w:val="single" w:color="808080" w:sz="4"/>
-            </w:tcBorders>
-            <w:tcMar>
-              <w:top w:type="dxa" w:w="40"/>
-              <w:left w:type="dxa" w:w="80"/>
-              <w:bottom w:type="dxa" w:w="40"/>
-              <w:right w:type="dxa" w:w="80"/>
-            </w:tcMar>
-            <w:vAlign w:val="center"/>
-          </w:tcPr>
-          <w:p>
-            <w:pPr>
-              <w:spacing w:after="0" w:before="0" w:line="260"/>
-              <w:jc w:val="right"/>
-            </w:pPr>
-            <w:r>
-              <w:rPr>
-                <w:sz w:val="17"/>
-                <w:szCs w:val="17"/>
-              </w:rPr>
-              <w:t xml:space="preserve">60</w:t>
-            </w:r>
-          </w:p>
-        </w:tc>
-        <w:tc>
-          <w:tcPr>
-            <w:tcW w:type="dxa" w:w="801"/>
-            <w:tcBorders>
-              <w:top w:val="single" w:color="808080" w:sz="4"/>
-              <w:left w:val="single" w:color="808080" w:sz="4"/>
-              <w:bottom w:val="single" w:color="808080" w:sz="4"/>
-              <w:right w:val="single" w:color="808080" w:sz="4"/>
-            </w:tcBorders>
-            <w:tcMar>
-              <w:top w:type="dxa" w:w="40"/>
-              <w:left w:type="dxa" w:w="80"/>
-              <w:bottom w:type="dxa" w:w="40"/>
-              <w:right w:type="dxa" w:w="80"/>
-            </w:tcMar>
-            <w:vAlign w:val="center"/>
-          </w:tcPr>
-          <w:p>
-            <w:pPr>
-              <w:spacing w:after="0" w:before="0" w:line="260"/>
-              <w:jc w:val="right"/>
-            </w:pPr>
-            <w:r>
-              <w:rPr>
-                <w:sz w:val="17"/>
-                <w:szCs w:val="17"/>
-              </w:rPr>
-              <w:t xml:space="preserve">7</w:t>
-            </w:r>
-          </w:p>
-        </w:tc>
-        <w:tc>
-          <w:tcPr>
-            <w:tcW w:type="dxa" w:w="1860"/>
-            <w:tcBorders>
-              <w:top w:val="single" w:color="808080" w:sz="4"/>
-              <w:left w:val="single" w:color="808080" w:sz="4"/>
-              <w:bottom w:val="single" w:color="808080" w:sz="4"/>
-              <w:right w:val="single" w:color="808080" w:sz="4"/>
-            </w:tcBorders>
-            <w:tcMar>
-              <w:top w:type="dxa" w:w="40"/>
-              <w:left w:type="dxa" w:w="80"/>
-              <w:bottom w:type="dxa" w:w="40"/>
-              <w:right w:type="dxa" w:w="80"/>
-            </w:tcMar>
-            <w:vAlign w:val="center"/>
-          </w:tcPr>
-          <w:p>
-            <w:pPr>
-              <w:spacing w:after="0" w:before="0" w:line="260"/>
-              <w:jc w:val="right"/>
-            </w:pPr>
-            <w:r>
-              <w:rPr>
-                <w:sz w:val="17"/>
-                <w:szCs w:val="17"/>
-              </w:rPr>
-              <w:t xml:space="preserve">5</w:t>
-            </w:r>
-          </w:p>
-        </w:tc>
-        <w:tc>
-          <w:tcPr>
-            <w:tcW w:type="dxa" w:w="862"/>
-            <w:tcBorders>
-              <w:top w:val="single" w:color="808080" w:sz="4"/>
-              <w:left w:val="single" w:color="808080" w:sz="4"/>
-              <w:bottom w:val="single" w:color="808080" w:sz="4"/>
-              <w:right w:val="single" w:color="808080" w:sz="4"/>
-            </w:tcBorders>
-            <w:tcMar>
-              <w:top w:type="dxa" w:w="40"/>
-              <w:left w:type="dxa" w:w="80"/>
-              <w:bottom w:type="dxa" w:w="40"/>
-              <w:right w:type="dxa" w:w="80"/>
-            </w:tcMar>
-            <w:vAlign w:val="center"/>
-          </w:tcPr>
-          <w:p>
-            <w:pPr>
-              <w:spacing w:after="0" w:before="0" w:line="260"/>
-              <w:jc w:val="right"/>
-            </w:pPr>
-            <w:r>
-              <w:rPr>
-                <w:sz w:val="17"/>
-                <w:szCs w:val="17"/>
-              </w:rPr>
-              <w:t xml:space="preserve">48</w:t>
-            </w:r>
-          </w:p>
-        </w:tc>
-        <w:tc>
-          <w:tcPr>
-            <w:tcW w:type="dxa" w:w="867"/>
-            <w:tcBorders>
-              <w:top w:val="single" w:color="808080" w:sz="4"/>
-              <w:left w:val="single" w:color="808080" w:sz="4"/>
-              <w:bottom w:val="single" w:color="808080" w:sz="4"/>
-              <w:right w:val="single" w:color="808080" w:sz="4"/>
-            </w:tcBorders>
-            <w:tcMar>
-              <w:top w:type="dxa" w:w="40"/>
-              <w:left w:type="dxa" w:w="80"/>
-              <w:bottom w:type="dxa" w:w="40"/>
-              <w:right w:type="dxa" w:w="80"/>
-            </w:tcMar>
-            <w:vAlign w:val="center"/>
-          </w:tcPr>
-          <w:p>
-            <w:pPr>
-              <w:spacing w:after="0" w:before="0" w:line="260"/>
-              <w:jc w:val="right"/>
-            </w:pPr>
-            <w:r>
-              <w:rPr>
-                <w:sz w:val="17"/>
-                <w:szCs w:val="17"/>
-              </w:rPr>
-              <w:t xml:space="preserve">0</w:t>
-            </w:r>
-          </w:p>
-        </w:tc>
-      </w:tr>
-    </w:tbl>
-    <w:p>
-      <w:pPr>
-        <w:spacing w:after="120"/>
-      </w:pPr>
-    </w:p>
-    <w:p>
-      <w:pPr>
-        <w:ind w:firstLine="400"/>
-        <w:jc w:val="both"/>
-      </w:pPr>
-      <w:r>
-        <w:t xml:space="preserve">추정 누락 문항 수는 888×20/40 + 1,983×7/60 ≈ 675건(23.5%)이며, 대략적인 95% 범위는 15~36%다. 누락은 그룹마다 모양이 다르다. 조회·셀 1개 그룹에서 표시된 문항은 검토한 6건이 모두 누락이었다. "X가 가장 큰 해는?" 같은 최상급 질문인데 근거가 답 셀 하나뿐인 경우다. 조회·셀 2개 이상 그룹은 비교 대상 행 전체를 근거로 담는 경우가 많아 누락이 적었고(16건 중 2건, 판정 불가 3건), 산술·셀 2개 이상 그룹은 표시 18건 중 12건, 미표시 56건 중 7건이 누락이었다.</w:t>
-      </w:r>
-    </w:p>
-    <w:p>
-      <w:pPr>
-        <w:pStyle w:val="Heading2"/>
-      </w:pPr>
-      <w:r>
-        <w:t xml:space="preserve">부록 E. 리더 프롬프트</w:t>
+        <w:t xml:space="preserve">부록 D. 리더 프롬프트</w:t>
       </w:r>
     </w:p>
     <w:p>
@@ -26127,7 +25378,7 @@
         <w:pStyle w:val="Heading2"/>
       </w:pPr>
       <w:r>
-        <w:t xml:space="preserve">부록 F. HiTab 검색의 예산 민감도</w:t>
+        <w:t xml:space="preserve">부록 E. HiTab 검색의 예산 민감도</w:t>
       </w:r>
     </w:p>
     <w:p>
@@ -26144,7 +25395,7 @@
         <w:pStyle w:val="Heading2"/>
       </w:pPr>
       <w:r>
-        <w:t xml:space="preserve">부록 G. 처음 머리글 규칙 본 방법 대 비교군 (MultiHiertt)</w:t>
+        <w:t xml:space="preserve">부록 F. 처음 머리글 규칙 본 방법 대 비교군 (MultiHiertt)</w:t>
       </w:r>
     </w:p>
     <w:p>
@@ -26153,7 +25404,7 @@
         <w:jc w:val="both"/>
       </w:pPr>
       <w:r>
-        <w:t xml:space="preserve">RowCol·RandRow·TableRAG 셀 검색 재구현의 882건 답변은 처음 머리글 규칙(v1)의 검색 결과로 생성되었다(일부는 머리글 고친 규칙 v3.3으로도 생성). 여기서는 이 답변들을 처음 규칙의 본 방법(361/882)과 짝지어 비교한다. 머리글 고친 규칙으로 생성한 비교군은 본 방법과 머리글 규칙이 다르므로 표 G-1에 "규칙 불일치"로 표시했다. 비교 12개를 한 묶음으로 Holm 보정했다. 처음 규칙과 최종 규칙의 셀 문장은 같은 문장 규칙(머리글 경로와 값)을 쓰고 머리글 경로만 다르다. 두 규칙의 셀 문장을 지금 코드로 다시 만들어 각 결과 파일의 문장 해시와 대조해 확인했다.</w:t>
+        <w:t xml:space="preserve">RowCol·RandRow·TableRAG 셀 검색 재구현의 882건 답변은 처음 머리글 규칙(v1)의 검색 결과로 생성되었다(일부는 머리글 고친 규칙 v3.3으로도 생성). 여기서는 이 답변들을 처음 규칙의 본 방법(361/882)과 짝지어 비교한다. 머리글 고친 규칙으로 생성한 비교군은 본 방법과 머리글 규칙이 다르므로 표 F-1에 "규칙 불일치"로 표시했다. 비교 12개를 한 묶음으로 Holm 보정했다. 처음 규칙과 최종 규칙의 셀 문장은 같은 문장 규칙(머리글 경로와 값)을 쓰고 머리글 경로만 다르다. 두 규칙의 셀 문장을 지금 코드로 다시 만들어 각 결과 파일의 문장 해시와 대조해 확인했다.</w:t>
       </w:r>
     </w:p>
     <w:p>
@@ -26161,7 +25412,7 @@
         <w:pStyle w:val="TableCaption"/>
       </w:pPr>
       <w:r>
-        <w:t xml:space="preserve">[표 G-1] 처음 규칙의 본 방법(361/882) 대 비교군 (MultiHiertt 882건)</w:t>
+        <w:t xml:space="preserve">[표 F-1] 처음 규칙의 본 방법(361/882) 대 비교군 (MultiHiertt 882건)</w:t>
       </w:r>
     </w:p>
     <w:tbl>
@@ -29113,7 +28364,7 @@
         <w:pStyle w:val="TableCaption"/>
       </w:pPr>
       <w:r>
-        <w:t xml:space="preserve">[표 G-2] 처음 규칙의 정답률 분해 (MultiHiertt 882건)</w:t>
+        <w:t xml:space="preserve">[표 F-2] 처음 규칙의 정답률 분해 (MultiHiertt 882건)</w:t>
       </w:r>
     </w:p>
     <w:tbl>
@@ -29939,7 +29190,7 @@
         <w:pStyle w:val="Heading2"/>
       </w:pPr>
       <w:r>
-        <w:t xml:space="preserve">부록 H. 라벨 섞기에서 셀 벡터 비중 β의 dev 민감도 (MultiHiertt)</w:t>
+        <w:t xml:space="preserve">부록 G. 라벨 섞기에서 셀 벡터 비중 β의 dev 민감도 (MultiHiertt)</w:t>
       </w:r>
     </w:p>
     <w:p>
@@ -29948,7 +29199,7 @@
         <w:jc w:val="both"/>
       </w:pPr>
       <w:r>
-        <w:t xml:space="preserve">β 선택에 쓴 MultiHiertt dev(validation) 911건은 본문 근거가 필요한 문항 579건을 포함하며, 평가 집합(MultiHiertt train에서 구성)의 모집단 정의와 다르다. 표 H-1은 후보 11개(셀 벡터의 비중 β = 1.0~0.1(β=1.0이면 라벨 벡터를 섞지 않음), 표 직전 문단을 문장 앞에 붙이는 접두어 방식)의 맞힘을 911건과 표 근거만 필요한 332건으로 나누어 센 것이다. 순위는 맞힌 수 기준이고, 괄호 밖은 맞힌 수가 같으면 같은 순위, 괄호 안은 선택 규칙(동률이면 1.0, 0.9, …, 0.1, 접두어 순서에서 앞선 후보)으로 끊은 순위다.</w:t>
+        <w:t xml:space="preserve">β 선택에 쓴 MultiHiertt dev(validation) 911건은 본문 근거가 필요한 문항 579건을 포함하며, 평가 집합(MultiHiertt train에서 구성)의 모집단 정의와 다르다. 표 G-1은 후보 11개(셀 벡터의 비중 β = 1.0~0.1(β=1.0이면 라벨 벡터를 섞지 않음), 표 직전 문단을 문장 앞에 붙이는 접두어 방식)의 맞힘을 911건과 표 근거만 필요한 332건으로 나누어 센 것이다. 순위는 맞힌 수 기준이고, 괄호 밖은 맞힌 수가 같으면 같은 순위, 괄호 안은 선택 규칙(동률이면 1.0, 0.9, …, 0.1, 접두어 순서에서 앞선 후보)으로 끊은 순위다.</w:t>
       </w:r>
     </w:p>
     <w:p>
@@ -29956,7 +29207,7 @@
         <w:pStyle w:val="TableCaption"/>
       </w:pPr>
       <w:r>
-        <w:t xml:space="preserve">[표 H-1] β 후보별 문서 안 검색 맞힘 (MultiHiertt dev)</w:t>
+        <w:t xml:space="preserve">[표 G-1] β 후보별 문서 안 검색 맞힘 (MultiHiertt dev)</w:t>
       </w:r>
     </w:p>
     <w:tbl>

--- a/rag-agent/thesis/thesis.docx
+++ b/rag-agent/thesis/thesis.docx
@@ -1951,7 +1951,7 @@
         <w:jc w:val="both"/>
       </w:pPr>
       <w:r>
-        <w:t xml:space="preserve">2와 3은 질문이 부를 수 없는 식별자이므로 고유 라벨이 아니며, 같은 문장을 가르는 마지막 수단이다. 이 규칙을 머리글 고친 규칙(v3.3)의 train 검색 색인 423,473셀에 적용하면 문장이 바뀐 셀은 14.4%다. 전체 셀 대비로 표 안의 글이 더해진 셀이 2.7%, 행·열 번호가 더해진 셀이 6.3%, 표 번호가 붙은 셀이 6.8%다. 한 셀에 두 가지 이상이 더해질 수 있으므로 세 비율의 합(반올림 전 값으로 15.9%)은 14.4%보다 크다. 적용 후 같은 문서 안에 같은 문장인 셀은 train과 validation 모두 0개이며, 구현은 중복이 하나라도 남으면 멈추도록 했다. 규칙은 정답이나 답변 결과를 보지 않고 중복 개수만으로 정했다. 다만 이 문제를 발견한 계기는 답변 결과의 사후 분석이다(4.1절). HiTab에는 이 고유화를 적용하지 않았다(6.5절).</w:t>
+        <w:t xml:space="preserve">2와 3은 질문이 부를 수 없는 식별자이므로 고유 라벨이 아니며, 같은 문장을 가르는 마지막 수단이다. 이 규칙을 머리글 고친 규칙(v3.3)의 train 검색 색인 423,473셀에 적용하면 문장이 바뀐 셀은 14.4%다. 전체 셀 대비로 표 안의 글이 더해진 셀이 2.7%, 행·열 번호가 더해진 셀이 6.3%, 표 번호가 붙은 셀이 6.8%다. 한 셀에 두 가지 이상이 더해질 수 있으므로 세 비율의 합은 14.4%보다 크다. 적용 후 같은 문서 안에 같은 문장인 셀은 train과 validation 모두 0개이며, 구현은 중복이 하나라도 남으면 멈추도록 했다. 규칙은 정답이나 답변 결과를 보지 않고 중복 개수만으로 정했다. 다만 이 문제를 발견한 계기는 답변 결과의 사후 분석이다(4.1절). HiTab에는 이 고유화를 적용하지 않았다(6.5절).</w:t>
       </w:r>
     </w:p>
     <w:p>
@@ -12363,7 +12363,7 @@
                 <w:sz w:val="17"/>
                 <w:szCs w:val="17"/>
               </w:rPr>
-              <w:t xml:space="preserve">(1.0)</w:t>
+              <w:t xml:space="preserve">—</w:t>
             </w:r>
           </w:p>
         </w:tc>
@@ -12504,7 +12504,7 @@
         <w:jc w:val="both"/>
       </w:pPr>
       <w:r>
-        <w:t xml:space="preserve">괄호 안은 검색에 성공한 질의 수다. Holm 보정은 이 표의 비교 8개를 한 묶음으로 했다.</w:t>
+        <w:t xml:space="preserve">괄호 안은 검색에 성공한 질의 수다. Holm 보정은 이 표의 비교 8개를 한 묶음으로 했다. 표 전체 입력은 검색 단계가 없다.</w:t>
       </w:r>
     </w:p>
     <w:p>
@@ -20524,7 +20524,7 @@
         <w:t xml:space="preserve">MultiHiertt 산술.</w:t>
       </w:r>
       <w:r>
-        <w:t xml:space="preserve"> 검색 정확도가 .85 이상인 산술·셀 2개 이상 그룹에서도 본 방법의 답변 정확도는 .27이며, 정보를 모두 주는 표 전체 조건도 .23이다. 이 그룹의 병목은 검색보다 리더의 계산에 있다. 이 결론은 채택한 리더 설정(Qwen3-8B 비생각 모드, 풀이 허용, 384토큰)에 대한 것이며, 생각 모드는 시험하지 않았다.</w:t>
+        <w:t xml:space="preserve"> 검색 정확도가 .85 이상인 산술·셀 2개 이상 그룹에서도 본 방법의 답변 정확도는 .27이며, 정보를 모두 주는 표 전체 조건도 .23이다. 이 그룹의 병목은 검색보다 리더의 계산에 있다. 이 결론은 채택한 리더 설정(Qwen3-8B 비생각 모드, 풀이 허용, 384토큰)에 대한 것이며, 생각 모드의 정답률은 측정하지 않았다.</w:t>
       </w:r>
     </w:p>
     <w:p>
@@ -22127,7 +22127,7 @@
         <w:t xml:space="preserve">정답 근거 주석의 범위.</w:t>
       </w:r>
       <w:r>
-        <w:t xml:space="preserve"> MultiHiertt의 정답 근거 주석은 계산에 들어가는 피연산자 셀만 담아 조건 판정에 필요한 셀을 빠뜨릴 수 있으므로, 그런 문항에서는 검색 정확도가 실제로 필요한 정보가 문맥에 들어왔는지를 과대평가할 수 있다.</w:t>
+        <w:t xml:space="preserve"> MultiHiertt 주석 지침은 문항마다 표와 본문의 근거를 모두 표시하도록 했으나, 원 논문의 100문항 사람 평가에서 근거 정확성(Support Facts Correctness) 평균 점수가 4점 이상인 문항은 84.9%였다(Zhao et al., 2022, Table 2). 정답 근거 주석에 필요한 셀이 빠진 문항에서는, 정답 셀 포함 여부로 계산한 검색 정확도가 답에 필요한 정보가 문맥에 들어왔는지를 과대평가할 수 있다.</w:t>
       </w:r>
     </w:p>
     <w:p>
@@ -22396,7 +22396,7 @@
         <w:jc w:val="both"/>
       </w:pPr>
       <w:r>
-        <w:t xml:space="preserve">남은 과제는 다음과 같다. 첫째, MultiHiertt의 주 조건은 같은 882건의 결과를 본 뒤 바꾼 것이므로, 겹치지 않는 문항으로 다시 확인해야 한다. 둘째, 문장 고유화의 상당 부분이 질문이 부를 수 없는 위치·표 번호에 기대고 있어, 표 안의 글이나 주변 문단에서 의미 있는 구별 정보를 찾는 방법이 필요하다. HiTab에도 같은 표 안에서 문장이 같은 셀이 3.2% 있어 같은 점검이 필요하다. 셋째, 정답 근거 주석이 조건 판정에 필요한 셀을 빠뜨리는 문항에서는 검색 정확도가 실제 필요한 정보를 과대평가할 수 있으므로, 그 셀까지 포함한 평가가 필요하다. 넷째, 산술 질문에서는 검색보다 리더의 계산 능력을 높이는 방법(생각 모드, 계산 도구)이 답변 정확도에 더 큰 영향을 줄 것으로 보인다.</w:t>
+        <w:t xml:space="preserve">남은 과제는 다음과 같다. 첫째, MultiHiertt의 주 조건은 같은 882건의 결과를 본 뒤 바꾼 것이므로, 겹치지 않는 문항으로 다시 확인해야 한다. 둘째, 문장 고유화의 상당 부분이 질문이 부를 수 없는 위치·표 번호에 기대고 있어, 표 안의 글이나 주변 문단에서 의미 있는 구별 정보를 찾는 방법이 필요하다. HiTab에도 같은 표 안에서 문장이 같은 셀이 3.2% 있어 같은 점검이 필요하다. 셋째, 정답 근거 주석에 필요한 셀이 빠진 문항에서는 검색 정확도가 답에 필요한 정보를 과대평가할 수 있으므로, 주석을 보완한 평가가 필요하다. 넷째, 산술 질문에서는 검색보다 리더의 계산 능력을 높이는 방법(생각 모드, 계산 도구)이 답변 정확도에 더 큰 영향을 줄 것으로 보인다.</w:t>
       </w:r>
     </w:p>
     <w:p>

--- a/rag-agent/thesis/thesis.docx
+++ b/rag-agent/thesis/thesis.docx
@@ -280,7 +280,7 @@
         <w:jc w:val="both"/>
       </w:pPr>
       <w:r>
-        <w:t xml:space="preserve">대규모 언어 모델(LLM)은 자연어 질문에 답할 때 외부 자료를 문맥으로 받아 쓰는 검색 증강 생성(Retrieval-Augmented Generation, RAG; Lewis et al., 2020) 방식으로 널리 쓰인다. 기업·기관의 보고서와 통계 자료는 상당 부분이 표로 되어 있으므로, 표를 근거로 답하는 질의응답은 RAG의 주요 적용처다.</w:t>
+        <w:t xml:space="preserve">대규모 언어 모델(LLM)이 자연어 질문에 답할 때 외부 자료를 문맥으로 받아 쓰는 방식의 하나로 검색 증강 생성(Retrieval-Augmented Generation, RAG)이 있다. Lewis et al.(2020)은 RAG를 사전학습된 생성 모델(매개변수 기억)과 신경망 검색기로 접근하는 외부 문서 색인(비매개변수 기억)을 결합한 생성 모델로 정의했다. 기업·기관의 보고서와 통계 자료는 상당 부분이 표로 되어 있으므로, 표를 근거로 답하는 질의응답은 RAG의 주요 적용처다.</w:t>
       </w:r>
     </w:p>
     <w:p>
@@ -307,7 +307,7 @@
         <w:jc w:val="both"/>
       </w:pPr>
       <w:r>
-        <w:t xml:space="preserve">LLM에 표를 넣으려면 표를 텍스트로 바꿔야 한다. 흔한 방식은 표를 마크다운이나 쉼표 구분 텍스트로 펴는 것이다. 그런데 계층형 표를 행 단위로 펴면, 상위 머리글은 표 맨 위의 몇 줄에만 남고 아래쪽 데이터 행에서는 떨어져 나간다. 그 결과 특정 셀 값이 어느 머리글 조합에 속하는지가 텍스트 안에서 사라진다. 이 문제는 표 일부만 잘라 검색하는 RAG에서 더 커진다. 검색 단위가 데이터 행 몇 줄뿐이면, 그 줄에는 해석에 필요한 머리글이 들어 있지 않기 때문이다.</w:t>
+        <w:t xml:space="preserve">LLM에 표를 넣으려면 표를 텍스트로 바꿔야 한다. 표 RAG에서 흔한 방식은 표를 마크다운 같은 텍스트로 펴는 것이고(Yu et al., 2025, p. 14063), 쉼표 구분(CSV) 형식도 표 입력 형식으로 쓰인다(Sui et al., 2024, p. 10310; Wu et al., 2025a, p. 7111). 그런데 계층형 표를 행 단위로 펴면, 상위 머리글은 표 맨 위의 몇 줄에만 남고 아래쪽 데이터 행에서는 떨어져 나간다. 그 결과 특정 셀 값이 어느 머리글 조합에 속하는지가 텍스트 안에서 사라진다. 이 문제는 표 일부만 잘라 검색하는 RAG에서 더 커진다. 검색 단위가 데이터 행 몇 줄뿐이면, 그 줄에는 해석에 필요한 머리글이 들어 있지 않기 때문이다.</w:t>
       </w:r>
     </w:p>
     <w:p>
@@ -333,7 +333,7 @@
         <w:jc w:val="both"/>
       </w:pPr>
       <w:r>
-        <w:t xml:space="preserve">본 연구는 표 질의응답 연구의 closed-domain 설정을 따른다. 이 설정에서는 질문과 짝지어진 표(HiTab) 또는 문서(MultiHiertt)가 직접 주어진다(Zhou et al., 2026; Cheng et al., 2022). 검색은 그 표·문서 안에서 답에 필요한 정보를 담은 셀을 찾는 일이다. 검색된 상위 20개 셀이 표를 대신해 리더의 입력이 된다. 이 구성은 표 안 검색기(inner table retriever)가 찾은 부분 표가 원래 표 대신 어떤 표 질의응답 시스템의 입력으로도 쓰일 수 있다는 Lin et al.(2023)의 정의와 같다.</w:t>
+        <w:t xml:space="preserve">본 연구는 표 질의응답 연구의 closed-domain 설정을 따른다. 이 설정에서는 질문과 짝지어진 표(HiTab) 또는 문서(MultiHiertt)가 직접 주어진다(Zhou et al., 2026; Cheng et al., 2022). 검색은 그 표·문서 안에서 답에 필요한 정보를 담은 셀을 찾는 일이다. 검색된 상위 20개 셀이 표를 대신해 리더의 입력이 된다. 이 구성은 표 안 검색기(inner table retriever)가 찾은 부분 표가 원래 표 대신 기존 표 질의응답 시스템의 입력이 된다는 Lin et al.(2023)의 과제 정의와 같은 취지다. 다만 ITR은 행·열을 검색해 그 교차로 부분 표를 만들고, 본 연구는 셀 하나를 단위로 고른다.</w:t>
       </w:r>
     </w:p>
     <w:p>
@@ -436,7 +436,7 @@
         <w:t xml:space="preserve">셀 단위 검색을 발표된 표 표현들과 같은 조건으로 비교했다.</w:t>
       </w:r>
       <w:r>
-        <w:t xml:space="preserve"> TableRAG(Chen et al., 2024)의 셀 검색을 옮긴 재구현 두 가지(TableRAG 셀 검색 재구현)와 그 논문의 비교군 RowCol(표의 행과 열을 각각 한 단위로 색인해 검색)·RandRow(질문의 표에서 행을 무작위 순서로 골라 셀 예산까지 채우는 방법, 검색 없음), 이종 문서용 TableRAG(Yu et al., 2025)의 청크 표현, 업계 관행인 고정 길이 청크를 같은 임베딩 모델, 같은 검색기, 같은 셀 예산 규칙(20셀)에 놓았다. 셀 단위 검색은 두 데이터셋에서 정답 셀 포함률이 이 비교군들보다 높았다(HiTab 538개 표를 한 색인에 넣은 조건 .9142, 표 5-3; MultiHiertt 문서 안 .8634, 표 5-5). 셀 문장에 잎 라벨을 한 번 더 붙인 변형(sleaf)은 MultiHiertt에서 본 방법보다 높았다(.8728 대 .8634, Holm(1979) 보정 p=.0040).</w:t>
+        <w:t xml:space="preserve"> TableRAG(Chen et al., 2024)의 셀 검색을 옮긴 재구현 두 가지(TableRAG 셀 검색 재구현)와 그 논문의 비교군 RowCol(표의 행과 열을 각각 한 단위로 색인해 질문과 가까운 행·열을 찾고, 그 행과 열이 겹치는 셀만 전달)·RandRow(질문의 표에서 행을 무작위 순서로 골라 셀 예산까지 채우는 방법, 검색 없음), 이종 문서용 TableRAG(Yu et al., 2025)의 청크 표현, 업계 관행인 고정 길이 청크를 같은 임베딩 모델, 같은 검색기, 같은 셀 예산 규칙(20셀)에 놓았다. 셀 단위 검색은 두 데이터셋에서 정답 셀 포함률이 이 비교군들보다 높았다(HiTab 538개 표를 한 색인에 넣은 조건 .9142, 표 5-3; MultiHiertt 문서 안 .8634, 표 5-5). 셀 문장에 잎 라벨을 한 번 더 붙인 변형(sleaf)은 MultiHiertt에서 본 방법보다 높았다(.8728 대 .8634, Holm(1979) 보정 p=.0040).</w:t>
       </w:r>
     </w:p>
     <w:p>
@@ -533,7 +533,7 @@
         <w:t xml:space="preserve">HiTab.</w:t>
       </w:r>
       <w:r>
-        <w:t xml:space="preserve"> Cheng et al.(2022)은 계층형 머리글을 가진 표에 대한 질의응답·문장 생성 데이터셋 HiTab을 공개했다. 과제는 "계층형 표 t와 자연어 질문 x가 주어졌을 때 답 y를 출력하는 것"으로 정의된다. 각 질문에는 답과 함께 답을 계산하는 데 참조한 셀(reference cells)과 계산식이 주석되어 있고, 계산 종류를 나타내는 집계(aggregation) 라벨이 붙어 있다. 표마다 행·열 머리글의 계층 트리가 제공된다. 본 연구는 이 계층 트리를 그대로 써서 셀의 머리글 경로를 만들고, 참조 셀 주석을 검색의 정답 근거로 쓴다.</w:t>
+        <w:t xml:space="preserve"> Cheng et al.(2022)은 계층형 머리글을 가진 표에 대한 질의응답·문장 생성 데이터셋 HiTab을 공개했다. 과제는 "계층형 표 t와 자연어 질문 x가 주어졌을 때 답 y를 출력하는 것"으로 정의된다. 각 질문에는 답과 함께 답을 이루거나 계산하는 데 쓰인 셀의 참조(reference_cells_map)와 스프레드시트 계산식(answer_formulas)이 주석되어 있고, 계산 종류를 나타내는 집계(aggregation) 라벨이 붙어 있다. 단 최상급·비교(XLOOKUP·IF) 유형은 계산식 대신 답 셀 참조만 주어진다(Cheng et al., 2022, 각주 2). 표마다 행·열 머리글의 계층 트리가 제공된다. 본 연구는 이 계층 트리를 따라 셀의 머리글 경로를 만들고(병합 머리글 때문에 트리에서 빠지는 열은 순서 정보로 보완, 3.2절), 참조 셀 주석을 검색의 정답 근거로 쓴다.</w:t>
       </w:r>
     </w:p>
     <w:p>
@@ -549,7 +549,7 @@
         <w:t xml:space="preserve">MultiHiertt.</w:t>
       </w:r>
       <w:r>
-        <w:t xml:space="preserve"> Zhao et al.(2022)의 MultiHiertt는 재무 보고서 문서에서 여러 개의 계층형 표와 본문 문단을 함께 읽고 수치 추론을 해야 하는 질문을 모았다. 각 질문에는 답에 필요한 표 셀(table evidence)과 본문 문장(text evidence), 그리고 계산 과정을 나타내는 프로그램이 주석되어 있다. 원 논문은 먼저 사실(fact)을 검색하고 그 결과로 추론하는 2단계 모델을 제안했으며, 검색기 성능을 본문에서 "상위 10개 사실의 재현율 76.4%, 상위 15개 사실의 재현율 80.8%"로 보고했다. 주 결과표는 상위 10개 고정 조건이다.</w:t>
+        <w:t xml:space="preserve"> Zhao et al.(2022)의 MultiHiertt는 여러 개의 표(대부분 계층형)와 긴 본문 문단이 든 재무 보고서 문서를 주고, 주로 수치 추론을 요구하는 질문을 모았다. 표와 본문을 함께 써야 하는 질문은 48.74%, 본문만 필요한 질문은 10.24%, 표 하나만 필요한 질문은 33.09%다(원 논문 3.4절). 각 질문에는 답에 필요한 표 셀(table evidence)과 본문 문장(text evidence)이 근거로 표시되어 있고(질문에 따라 한쪽만 있다), 수치 계산이 필요한 질문에는 계산 과정을 나타내는 프로그램도 주석되어 있다. 원 논문은 먼저 사실(fact)을 검색하고 그 결과로 추론하는 2단계 모델을 제안했으며, 검색기 성능을 본문에서 "상위 10개 사실의 재현율 76.4%, 상위 15개 사실의 재현율 80.8%"로 보고했다. 주 결과표(Table 4)에서 MT2Net과 '사실 검색+추론' 비교군은 상위 10개 사실을 고정 입력으로 썼다(원 논문 5.2절; TAPAS 비교군은 상위 15개 사실이 가장 많이 든 표 하나를 입력으로 썼다).</w:t>
       </w:r>
     </w:p>
     <w:p>
@@ -573,7 +573,7 @@
         <w:t xml:space="preserve">부분 표 선택.</w:t>
       </w:r>
       <w:r>
-        <w:t xml:space="preserve"> Lin et al.(2023)은 표 안 검색기(Inner Table Retriever, ITR)를 제안했다. ITR은 질문에 답하는 데 필요한 정보를 가장 많이 담은 부분 표를 원래 표에서 찾고, 그 부분 표가 원래 표 대신 기존의 어떤 표 질의응답 시스템에도 입력으로 쓰일 수 있게 했다. 본 연구의 과제 설정(표 안에서 셀을 골라 리더 입력을 대신함)은 이 정의와 같다. 표 안 셀을 고르는 단계는 논문마다 이름이 다르다. TableRAG(Chen et al., 2024)는 "cell retrieval", ITR은 "inner table retriever", TAP4LLM(Sui et al., 2024)은 "table sampling"이라 부른다.</w:t>
+        <w:t xml:space="preserve"> Lin et al.(2023)은 표 안 검색기(Inner Table Retriever, ITR)를 제안했다. ITR은 질문에 답하는 데 필요한 정보를 가장 많이 담은 부분 표를 원래 표에서 찾고, 그 부분 표가 원래 표 대신 기존의 어떤 표 질의응답 시스템에도 입력으로 쓰일 수 있게 했다. 본 연구의 과제 설정(표 안에서 셀을 골라 리더 입력을 대신함)은 이 정의와 같은 취지다. 다만 ITR이 고르는 단위는 행·열이고 그 교차가 부분 표가 되며, 본 연구는 셀 하나를 고른다. 표 안에서 질문에 필요한 부분(셀 또는 행·열)을 고르는 단계는 논문마다 이름이 다르다. TableRAG(Chen et al., 2024)는 셀을 고르는 단계를 "cell retrieval", ITR은 행·열을 검색해 부분 표를 만드는 단계를 "inner table retriever", TAP4LLM(Sui et al., 2024)은 상위 행·열로 부분 표를 만드는 단계를 "table sampling"이라 부른다.</w:t>
       </w:r>
     </w:p>
     <w:p>
@@ -589,7 +589,7 @@
         <w:t xml:space="preserve">TableRAG(Chen et al., 2024).</w:t>
       </w:r>
       <w:r>
-        <w:t xml:space="preserve"> 백만 토큰 규모의 큰 표를 LLM이 다루도록, 표 전체 대신 스키마(열 이름과 자료형·값 범위 요약)와 셀(열 이름과 셀 값의 쌍)을 따로 검색해 프롬프트를 만든다. 주 실험은 토큰 예산 B=10,000, 검색 개수 K=5로 설정했고, 비교군인 RandRowSampling과 RowColRetrieval은 K=30으로 늘렸다. 이 논문은 검색 품질을 재현율·정밀도로 따로 보고한다. 본 연구는 TableRAG의 셀·스키마 텍스트 표현을 공식 코드와 대조해 이식하고(leaf, path 두 변형), 논문의 비교군 둘을 함께 구현했다. 다만 검색기는 본 방법과 같은 것을 쓴다(4.2절).</w:t>
+        <w:t xml:space="preserve"> 백만 토큰 규모의 큰 표를 LLM이 다루도록, 표 전체 대신 스키마(열 이름·자료형과, 숫자·날짜 열은 최솟값·최댓값, 범주형 열은 가장 자주 나오는 값 3개)와 셀(열 이름과 셀 값의 쌍)을 따로 검색해 프롬프트를 만든다. 주 실험은 셀 인코딩 예산 B=10,000(셀 색인에 넣는 서로 다른 열-값 쌍의 최대 수), 검색 개수 K=5(LM이 만든 확장 질의 3~5개 각각에서 상위 5개를 찾아 합침)로 설정했고, 비교군인 RandRowSampling과 RowColRetrieval은 K=30으로 늘렸다. 이 논문은 검색 품질을 재현율·정밀도로 따로 보고한다. 본 연구는 TableRAG의 셀·스키마 텍스트 표현을 공식 코드와 대조해 이식하고(leaf, path 두 변형), 논문의 비교군 둘을 함께 구현했다. 다만 검색기는 본 방법과 같은 것을 쓴다(4.2절).</w:t>
       </w:r>
     </w:p>
     <w:p>
@@ -605,7 +605,7 @@
         <w:t xml:space="preserve">TableRAG(Yu et al., 2025).</w:t>
       </w:r>
       <w:r>
-        <w:t xml:space="preserve"> 표와 본문이 섞인 이종 문서를 위한 RAG 프레임워크로, 문서의 표를 마크다운으로 바꾼 뒤 글자 수 기준으로 잘라(청크 1,000, 겹침 200) 색인하고, 별도로 표를 관계형 데이터베이스에 넣어 SQL로 조회하는 경로를 둔다. 본 연구는 이 중 청크 표현만 재현했다. SQL 경로와 전용 검색 구성은 재현하지 않았다.</w:t>
+        <w:t xml:space="preserve"> 표와 본문이 섞인 이종 문서를 위한 RAG 프레임워크로, 문서의 표를 마크다운으로 바꾼 뒤 청크(원 논문은 1,000토큰·겹침 200토큰으로 적고, 공개 코드는 1,000자·겹침 200자로 나눈다)로 잘라 색인하고, 별도로 표를 관계형 데이터베이스에 넣어 SQL로 조회하는 경로를 둔다. 본 연구는 이 중 청크 표현만 재현했다. SQL 경로와 전용 검색 구성은 재현하지 않았다.</w:t>
       </w:r>
     </w:p>
     <w:p>
@@ -621,7 +621,7 @@
         <w:t xml:space="preserve">MixRAG.</w:t>
       </w:r>
       <w:r>
-        <w:t xml:space="preserve"> Zhang et al.(2026)은 HiTab과 MultiHiertt에서 가져온 표를 본문과 함께 문서로 재구성한 코퍼스(2,178문서)에서, 질문에 맞는 </w:t>
+        <w:t xml:space="preserve"> Zhang et al.(2026)은 MultiHiertt 문서(본문과 계층형 표)와, HiTab 표의 원 웹페이지 본문을 모아 재구성한 문서로 이루어진 코퍼스(DocRAGLib, 2,178문서)에서, 질문에 맞는 </w:t>
       </w:r>
       <w:r>
         <w:rPr>
@@ -664,7 +664,7 @@
         <w:jc w:val="both"/>
       </w:pPr>
       <w:r>
-        <w:t xml:space="preserve">검색된 문맥에 질문과 관련은 있으나 답이 아닌 정보가 섞이면 리더의 정확도가 떨어진다는 것은 확립된 현상이다. Cuconasu et al.(2024)은 정답 문서가 있는 문맥에 주제상 가까운 방해 문서를 하나씩 더할수록 정확도가 단조롭게 떨어지는 것을 보였다. 표 질의응답에서도 CABINET(Patnaik et al., 2024)은 "표 전체 중 작은 부분만 질문과 관련이 있고, 나머지는 방해 정보로서 잡음으로 작용한다"고 보고했다. Liu et al.(2024)은 검색 문서 수를 늘릴 때 리더 성능이 검색 재현율보다 훨씬 먼저 포화한다는 것을 보였다.</w:t>
+        <w:t xml:space="preserve">검색된 문맥에 질문과 관련은 있으나 답이 아닌 정보가 섞이면 리더의 정확도가 떨어진다는 결과가 여러 연구에서 보고되었다. Cuconasu et al.(2024)은 정답 문서에 질문과 의미가 가깝지만 답은 없는 방해 문서를 더하면 1개만 넣어도 정확도가 크게 떨어지고, 개수가 늘수록 대체로 더 떨어진다는 것을 보였다(NQ-open, 7B급 LLM 4개). 표 질의응답에서도 CABINET(Patnaik et al., 2024)은 "대개 표 전체 중 질문의 답을 끌어내는 데 관련된 부분은 작고, 관련 없는 부분은 잡음이자 방해 정보로 작용한다"고 지적했다. Liu et al.(2024)은 검색 문서 수를 늘릴 때 리더 성능이 검색 재현율보다 훨씬 먼저 포화한다는 것을 보였다.</w:t>
       </w:r>
     </w:p>
     <w:p>
@@ -713,7 +713,7 @@
         <w:t xml:space="preserve">부분집합 평가.</w:t>
       </w:r>
       <w:r>
-        <w:t xml:space="preserve"> LLM 추론 비용 때문에 전체 평가 집합 대신 일부 질의만 평가하는 것은 표 질의응답 연구에서 흔하다. Deng et al.(2024)은 100건에서 McNemar 검정 등을 썼고, Wang et al.(2026)은 500건에 부트스트랩 신뢰구간을 붙였으며, TableLlama(Zhang et al., 2024)와 RealHiTBench(Wu et al., 2025a)도 500건을 썼다. 본 연구는 표본을 seed로 고정하고, 결과를 보기 전에 질의 id 목록을 커밋했다(4.5절).</w:t>
+        <w:t xml:space="preserve"> LLM 추론 비용 때문에 전체 평가 집합 대신 일부 질의만 평가하는 것은 표 질의응답 연구에서 흔하다. Deng et al.(2024)은 100건에서 McNemar 검정 등을 썼고, Wang et al.(2026)은 벤치마크 4개에서 500건씩 뽑은 2,000건으로 평가하고 입력 형식·추론 방식 비교에 2,000건 기준 95% 부트스트랩 신뢰구간(재표집 1,000회)을 붙였으며, TableLlama(Zhang et al., 2024)는 GPT-4 비교군에 한해 과제마다 test에서 500건을 뽑아 썼고, RealHiTBench(Wu et al., 2025a)는 비용이 큰 추론 모델 부록 실험에서 500건을 뽑아 썼다. 본 연구는 표본을 seed로 고정하고, 결과를 보기 전에 질의 id 목록을 커밋했다(4.5절).</w:t>
       </w:r>
     </w:p>
     <w:p>
@@ -729,7 +729,7 @@
         <w:t xml:space="preserve">유형별 보고.</w:t>
       </w:r>
       <w:r>
-        <w:t xml:space="preserve"> 질의 유형마다 정확도가 크게 다르므로, 유형별 값과 개수를 함께 싣는 것이 관행이다. TableBench(Wu et al., 2025b)는 유형별 정확도를 유형 크기로 가중 평균한다. 본 연구도 MultiHiertt의 네 질의 그룹 값을 따로 싣고, 전체 값은 모집단 비율로 가중해 계산한다.</w:t>
+        <w:t xml:space="preserve"> 질의 유형마다 정확도가 크게 다르므로, 유형별 값을 따로 싣는 것이 관행이다. TableBench(Wu et al., 2025b)는 전체 점수를 범주별 점수의 가중 평균으로 보고한다(Table 3 주석, 가중치는 밝히지 않음). 본 연구도 MultiHiertt의 네 질의 그룹 값을 따로 싣고, 전체 값은 모집단 비율로 가중해 계산한다.</w:t>
       </w:r>
     </w:p>
     <w:p>
@@ -771,10 +771,10 @@
         <w:tblLayout w:type="fixed"/>
       </w:tblPr>
       <w:tblGrid>
-        <w:gridCol w:w="1720"/>
-        <w:gridCol w:w="1765"/>
-        <w:gridCol w:w="1188"/>
-        <w:gridCol w:w="2697"/>
+        <w:gridCol w:w="1486"/>
+        <w:gridCol w:w="1656"/>
+        <w:gridCol w:w="1550"/>
+        <w:gridCol w:w="2678"/>
       </w:tblGrid>
       <w:tr>
         <w:trPr>
@@ -782,7 +782,7 @@
         </w:trPr>
         <w:tc>
           <w:tcPr>
-            <w:tcW w:type="dxa" w:w="1720"/>
+            <w:tcW w:type="dxa" w:w="1486"/>
             <w:tcBorders>
               <w:top w:val="single" w:color="808080" w:sz="4"/>
               <w:left w:val="single" w:color="808080" w:sz="4"/>
@@ -816,7 +816,7 @@
         </w:tc>
         <w:tc>
           <w:tcPr>
-            <w:tcW w:type="dxa" w:w="1765"/>
+            <w:tcW w:type="dxa" w:w="1656"/>
             <w:tcBorders>
               <w:top w:val="single" w:color="808080" w:sz="4"/>
               <w:left w:val="single" w:color="808080" w:sz="4"/>
@@ -850,7 +850,7 @@
         </w:tc>
         <w:tc>
           <w:tcPr>
-            <w:tcW w:type="dxa" w:w="1188"/>
+            <w:tcW w:type="dxa" w:w="1550"/>
             <w:tcBorders>
               <w:top w:val="single" w:color="808080" w:sz="4"/>
               <w:left w:val="single" w:color="808080" w:sz="4"/>
@@ -884,7 +884,7 @@
         </w:tc>
         <w:tc>
           <w:tcPr>
-            <w:tcW w:type="dxa" w:w="2697"/>
+            <w:tcW w:type="dxa" w:w="2678"/>
             <w:tcBorders>
               <w:top w:val="single" w:color="808080" w:sz="4"/>
               <w:left w:val="single" w:color="808080" w:sz="4"/>
@@ -923,7 +923,7 @@
         </w:trPr>
         <w:tc>
           <w:tcPr>
-            <w:tcW w:type="dxa" w:w="1720"/>
+            <w:tcW w:type="dxa" w:w="1486"/>
             <w:tcBorders>
               <w:top w:val="single" w:color="808080" w:sz="4"/>
               <w:left w:val="single" w:color="808080" w:sz="4"/>
@@ -954,7 +954,7 @@
         </w:tc>
         <w:tc>
           <w:tcPr>
-            <w:tcW w:type="dxa" w:w="1765"/>
+            <w:tcW w:type="dxa" w:w="1656"/>
             <w:tcBorders>
               <w:top w:val="single" w:color="808080" w:sz="4"/>
               <w:left w:val="single" w:color="808080" w:sz="4"/>
@@ -985,7 +985,7 @@
         </w:tc>
         <w:tc>
           <w:tcPr>
-            <w:tcW w:type="dxa" w:w="1188"/>
+            <w:tcW w:type="dxa" w:w="1550"/>
             <w:tcBorders>
               <w:top w:val="single" w:color="808080" w:sz="4"/>
               <w:left w:val="single" w:color="808080" w:sz="4"/>
@@ -1010,13 +1010,13 @@
                 <w:sz w:val="17"/>
                 <w:szCs w:val="17"/>
               </w:rPr>
-              <w:t xml:space="preserve">부분 표</w:t>
-            </w:r>
-          </w:p>
-        </w:tc>
-        <w:tc>
-          <w:tcPr>
-            <w:tcW w:type="dxa" w:w="2697"/>
+              <w:t xml:space="preserve">행·열(교차로 부분 표 구성)</w:t>
+            </w:r>
+          </w:p>
+        </w:tc>
+        <w:tc>
+          <w:tcPr>
+            <w:tcW w:type="dxa" w:w="2678"/>
             <w:tcBorders>
               <w:top w:val="single" w:color="808080" w:sz="4"/>
               <w:left w:val="single" w:color="808080" w:sz="4"/>
@@ -1041,7 +1041,7 @@
                 <w:sz w:val="17"/>
                 <w:szCs w:val="17"/>
               </w:rPr>
-              <w:t xml:space="preserve">—</w:t>
+              <w:t xml:space="preserve">행·열 Recall@K(정답 행·열 전부가 상위 K 안, WikiSQL test)</w:t>
             </w:r>
           </w:p>
         </w:tc>
@@ -1052,7 +1052,7 @@
         </w:trPr>
         <w:tc>
           <w:tcPr>
-            <w:tcW w:type="dxa" w:w="1720"/>
+            <w:tcW w:type="dxa" w:w="1486"/>
             <w:tcBorders>
               <w:top w:val="single" w:color="808080" w:sz="4"/>
               <w:left w:val="single" w:color="808080" w:sz="4"/>
@@ -1083,7 +1083,7 @@
         </w:tc>
         <w:tc>
           <w:tcPr>
-            <w:tcW w:type="dxa" w:w="1765"/>
+            <w:tcW w:type="dxa" w:w="1656"/>
             <w:tcBorders>
               <w:top w:val="single" w:color="808080" w:sz="4"/>
               <w:left w:val="single" w:color="808080" w:sz="4"/>
@@ -1114,7 +1114,7 @@
         </w:tc>
         <w:tc>
           <w:tcPr>
-            <w:tcW w:type="dxa" w:w="1188"/>
+            <w:tcW w:type="dxa" w:w="1550"/>
             <w:tcBorders>
               <w:top w:val="single" w:color="808080" w:sz="4"/>
               <w:left w:val="single" w:color="808080" w:sz="4"/>
@@ -1145,7 +1145,7 @@
         </w:tc>
         <w:tc>
           <w:tcPr>
-            <w:tcW w:type="dxa" w:w="2697"/>
+            <w:tcW w:type="dxa" w:w="2678"/>
             <w:tcBorders>
               <w:top w:val="single" w:color="808080" w:sz="4"/>
               <w:left w:val="single" w:color="808080" w:sz="4"/>
@@ -1181,7 +1181,7 @@
         </w:trPr>
         <w:tc>
           <w:tcPr>
-            <w:tcW w:type="dxa" w:w="1720"/>
+            <w:tcW w:type="dxa" w:w="1486"/>
             <w:tcBorders>
               <w:top w:val="single" w:color="808080" w:sz="4"/>
               <w:left w:val="single" w:color="808080" w:sz="4"/>
@@ -1212,7 +1212,7 @@
         </w:tc>
         <w:tc>
           <w:tcPr>
-            <w:tcW w:type="dxa" w:w="1765"/>
+            <w:tcW w:type="dxa" w:w="1656"/>
             <w:tcBorders>
               <w:top w:val="single" w:color="808080" w:sz="4"/>
               <w:left w:val="single" w:color="808080" w:sz="4"/>
@@ -1243,7 +1243,7 @@
         </w:tc>
         <w:tc>
           <w:tcPr>
-            <w:tcW w:type="dxa" w:w="1188"/>
+            <w:tcW w:type="dxa" w:w="1550"/>
             <w:tcBorders>
               <w:top w:val="single" w:color="808080" w:sz="4"/>
               <w:left w:val="single" w:color="808080" w:sz="4"/>
@@ -1274,7 +1274,7 @@
         </w:tc>
         <w:tc>
           <w:tcPr>
-            <w:tcW w:type="dxa" w:w="2697"/>
+            <w:tcW w:type="dxa" w:w="2678"/>
             <w:tcBorders>
               <w:top w:val="single" w:color="808080" w:sz="4"/>
               <w:left w:val="single" w:color="808080" w:sz="4"/>
@@ -1310,7 +1310,7 @@
         </w:trPr>
         <w:tc>
           <w:tcPr>
-            <w:tcW w:type="dxa" w:w="1720"/>
+            <w:tcW w:type="dxa" w:w="1486"/>
             <w:tcBorders>
               <w:top w:val="single" w:color="808080" w:sz="4"/>
               <w:left w:val="single" w:color="808080" w:sz="4"/>
@@ -1341,7 +1341,7 @@
         </w:tc>
         <w:tc>
           <w:tcPr>
-            <w:tcW w:type="dxa" w:w="1765"/>
+            <w:tcW w:type="dxa" w:w="1656"/>
             <w:tcBorders>
               <w:top w:val="single" w:color="808080" w:sz="4"/>
               <w:left w:val="single" w:color="808080" w:sz="4"/>
@@ -1372,7 +1372,7 @@
         </w:tc>
         <w:tc>
           <w:tcPr>
-            <w:tcW w:type="dxa" w:w="1188"/>
+            <w:tcW w:type="dxa" w:w="1550"/>
             <w:tcBorders>
               <w:top w:val="single" w:color="808080" w:sz="4"/>
               <w:left w:val="single" w:color="808080" w:sz="4"/>
@@ -1403,7 +1403,7 @@
         </w:tc>
         <w:tc>
           <w:tcPr>
-            <w:tcW w:type="dxa" w:w="2697"/>
+            <w:tcW w:type="dxa" w:w="2678"/>
             <w:tcBorders>
               <w:top w:val="single" w:color="808080" w:sz="4"/>
               <w:left w:val="single" w:color="808080" w:sz="4"/>
@@ -1439,7 +1439,7 @@
         </w:trPr>
         <w:tc>
           <w:tcPr>
-            <w:tcW w:type="dxa" w:w="1720"/>
+            <w:tcW w:type="dxa" w:w="1486"/>
             <w:tcBorders>
               <w:top w:val="single" w:color="808080" w:sz="4"/>
               <w:left w:val="single" w:color="808080" w:sz="4"/>
@@ -1470,7 +1470,7 @@
         </w:tc>
         <w:tc>
           <w:tcPr>
-            <w:tcW w:type="dxa" w:w="1765"/>
+            <w:tcW w:type="dxa" w:w="1656"/>
             <w:tcBorders>
               <w:top w:val="single" w:color="808080" w:sz="4"/>
               <w:left w:val="single" w:color="808080" w:sz="4"/>
@@ -1501,7 +1501,7 @@
         </w:tc>
         <w:tc>
           <w:tcPr>
-            <w:tcW w:type="dxa" w:w="1188"/>
+            <w:tcW w:type="dxa" w:w="1550"/>
             <w:tcBorders>
               <w:top w:val="single" w:color="808080" w:sz="4"/>
               <w:left w:val="single" w:color="808080" w:sz="4"/>
@@ -1532,7 +1532,7 @@
         </w:tc>
         <w:tc>
           <w:tcPr>
-            <w:tcW w:type="dxa" w:w="2697"/>
+            <w:tcW w:type="dxa" w:w="2678"/>
             <w:tcBorders>
               <w:top w:val="single" w:color="808080" w:sz="4"/>
               <w:left w:val="single" w:color="808080" w:sz="4"/>
@@ -1782,7 +1782,16 @@
         <w:t xml:space="preserve">MultiHiertt.</w:t>
       </w:r>
       <w:r>
-        <w:t xml:space="preserve"> 표가 HTML로만 주어지고 머리글 계층 정보가 없다. 따라서 머리글 행 수와 머리글 열 수를 규칙으로 추정한다. 머리글 행은 (가) 왼쪽 위 모서리가 비어 있는 표에서 처음으로 행 머리글 칸에 글자가 나타나는 행을 첫 데이터 행으로 보고, (나) 이 신호를 쓸 수 없으면 행 머리글 칸을 제외한 칸의 절반 이상이 숫자인 첫 행을 첫 데이터 행으로 본다. 머리글 열은 머리글 블록의 마지막 행에서 비어 있는 왼쪽 열의 수로 정하고, 이 신호를 쓸 수 없으면 데이터처럼 보이는 칸이 절반 이상인 첫 열 앞까지로 정한다. 그다음 머리글 행의 값을 위에서부터 이어 열 경로를, 머리글 열의 값을 왼쪽에서부터 이어 행 경로를 만든다. 이 초기 규칙(v1)은 여러 층으로 된 열 머리글의 일부(예: 위층의 연도)를 데이터 행으로 보아 경로에서 빠뜨리는 경우가 있다. 개발 과정에서 train 분할의 오류 사례를 보고 병합 칸과 절 제목 행을 반영하도록 고친 규칙이 v3.3이다(4.1절). 본 방법의 주 결과는 v3.3에 3.3절의 문장 고유화를 더한 규칙(v3.3u)을 쓰고, v1과 v3.3 결과를 함께 싣는다(5.4절, 5.5절).</w:t>
+        <w:t xml:space="preserve"> 표는 머리글 칸 표시(</w:t>
+      </w:r>
+      <w:r>
+        <w:rPr>
+          <w:rFonts w:ascii="Consolas" w:eastAsia="한양신명조" w:hAnsi="Consolas"/>
+        </w:rPr>
+        <w:t xml:space="preserve">&lt;th&gt;</w:t>
+      </w:r>
+      <w:r>
+        <w:t xml:space="preserve">)가 없는 HTML로 주어지고, 머리글 행·열의 수나 층 구조를 따로 담은 항목은 없다. 데이터셋에는 원 저자의 전처리 스크립트가 데이터 셀마다 계층형 머리글을 이어 붙여 만든 문장(table_description)이 함께 제공된다. 원 논문의 MT2Net도 셀마다 계층형 행·열 머리글을 붙인 문장을 만들고, 이를 학습한 BERT 기반 분류기로 근거 사실을 검색한다(Zhao et al., 2022, 4장). 본 연구는 table_description을 셀 문장 생성에 쓰지 않고, 머리글 행 수와 머리글 열 수를 규칙으로 추정한다. 머리글 행은 (가) 왼쪽 위 모서리가 비어 있는 표에서 처음으로 행 머리글 칸에 글자가 나타나는 행을 첫 데이터 행으로 보고, (나) 이 신호를 쓸 수 없으면 행 머리글 칸을 제외한 칸의 절반 이상이 숫자인 첫 행을 첫 데이터 행으로 본다. 머리글 열은 머리글 블록의 마지막 행에서 비어 있는 왼쪽 열의 수로 정하고, 이 신호를 쓸 수 없으면 데이터처럼 보이는 칸이 절반 이상인 첫 열 앞까지로 정한다. 그다음 머리글 행의 값을 위에서부터 이어 열 경로를, 머리글 열의 값을 왼쪽에서부터 이어 행 경로를 만든다. 이 초기 규칙(v1)은 여러 층으로 된 열 머리글의 일부(예: 위층의 연도)를 데이터 행으로 보아 경로에서 빠뜨리는 경우가 있다. 개발 과정에서 train 분할의 오류 사례를 보고 병합 칸과 절 제목 행을 반영하도록 고친 규칙이 v3.3이다(4.1절). 본 방법의 주 결과는 v3.3에 3.3절의 문장 고유화를 더한 규칙(v3.3u)을 쓰고, v1과 v3.3 결과를 함께 싣는다(5.4절, 5.5절).</w:t>
       </w:r>
     </w:p>
     <w:p>
@@ -1860,7 +1869,7 @@
         <w:t xml:space="preserve">고유 라벨(HiTab).</w:t>
       </w:r>
       <w:r>
-        <w:t xml:space="preserve"> 고유 라벨은 셀이 속한 표를 다른 표와 구별해 주는 자연어 데이터이며, 본 연구에서는 HiTab의 표 제목에 한정한다. HiTab에서는 데이터셋이 준 표의 절 제목 앞에, 표의 원 출처인 위키백과 페이지의 제목(ToTTo 페이지 제목)이 있으면 그것을 붙인다. 표 번호나 문서 id처럼 질문이 부를 수 없는 인위적 식별자는 라벨로 쓰지 않는다. MultiHiertt는 표 제목이 없으므로 고유 라벨 없이 머리글 경로와 값만 쓴다. 표 제목 대신 표 직전 문단을 라벨로 쓰는 방식은 두 번 시험했으나 이득이 없었다. train에서 사전등록한 실험에서는 검색 정확도가 떨어졌고(5.6절), validation(dev) 911건에서 라벨 벡터를 셀 벡터에 섞을 때 셀 벡터의 비중 β(β=1.0이면 라벨 벡터를 섞지 않음)를 고를 때도 라벨을 쓰지 않은 β=1.0(.8496)이 표 직전 문단을 문장 앞에 붙인 접두어 방식(.8288)보다 높아 β=1.0이 선택되었다. 표 근거만 필요한 332건으로 다시 센 민감도 결과는 부록 G에 싣는다.</w:t>
+        <w:t xml:space="preserve"> 고유 라벨은 셀이 속한 표를 다른 표와 구별해 주는 자연어 데이터이며, 본 연구에서는 HiTab의 표 제목에 한정한다. HiTab에서는 데이터셋이 준 표 제목(StatCan·NSF 표는 보고서의 표 제목, ToTTo 출신 표는 위키백과 절 제목) 앞에, 표의 원 출처인 위키백과 페이지의 제목(ToTTo 페이지 제목)이 있으면 그것을 붙인다. 표 번호나 문서 id처럼 질문이 부를 수 없는 인위적 식별자는 라벨로 쓰지 않는다. MultiHiertt는 표 제목이 없으므로 고유 라벨 없이 머리글 경로와 값만 쓴다. 표 제목 대신 표 직전 문단을 라벨로 쓰는 방식은 두 번 시험했으나 이득이 없었다. train에서 사전등록한 실험에서는 검색 정확도가 떨어졌고(5.6절), validation(dev) 911건에서 라벨 벡터를 셀 벡터에 섞을 때 셀 벡터의 비중 β(β=1.0이면 라벨 벡터를 섞지 않음)를 고를 때도 라벨을 쓰지 않은 β=1.0(.8496)이 표 직전 문단을 문장 앞에 붙인 접두어 방식(.8288)보다 높아 β=1.0이 선택되었다. 표 근거만 필요한 332건으로 다시 센 민감도 결과는 부록 G에 싣는다.</w:t>
       </w:r>
     </w:p>
     <w:p>
@@ -3768,7 +3777,7 @@
         <w:t xml:space="preserve">같은 임베딩 모델, 같은 하이브리드 검색기(α=0.7), 같은 셀 예산(20), 같은 리더</w:t>
       </w:r>
       <w:r>
-        <w:t xml:space="preserve">를 쓴다. 바뀌는 것은 색인 단위의 텍스트 표현뿐이다. 따라서 이 비교는 "색인 단위를 어떻게 텍스트로 만드는가"의 비교이며, 비교군 논문의 전체 시스템을 재현한 것이 아니다. 비교군의 텍스트 표현은 원 논문의 공개 코드와 대조해 이식했다.</w:t>
+        <w:t xml:space="preserve">를 쓴다. 바뀌는 것은 색인 단위의 텍스트 표현뿐이다. 따라서 이 비교는 "색인 단위를 어떻게 텍스트로 만드는가"의 비교이며, 비교군 논문의 전체 시스템을 재현한 것이 아니다. 비교군의 텍스트 표현은 원 논문의 공개 코드와 대조해 이식했다. 재구현이 원 논문·공식 코드와 다른 점은 부록 H에 모았다.</w:t>
       </w:r>
     </w:p>
     <w:p>
@@ -3793,10 +3802,10 @@
         <w:tblLayout w:type="fixed"/>
       </w:tblPr>
       <w:tblGrid>
-        <w:gridCol w:w="1706"/>
-        <w:gridCol w:w="1402"/>
-        <w:gridCol w:w="2459"/>
-        <w:gridCol w:w="1803"/>
+        <w:gridCol w:w="1675"/>
+        <w:gridCol w:w="1586"/>
+        <w:gridCol w:w="2378"/>
+        <w:gridCol w:w="1731"/>
       </w:tblGrid>
       <w:tr>
         <w:trPr>
@@ -3804,7 +3813,7 @@
         </w:trPr>
         <w:tc>
           <w:tcPr>
-            <w:tcW w:type="dxa" w:w="1706"/>
+            <w:tcW w:type="dxa" w:w="1675"/>
             <w:tcBorders>
               <w:top w:val="single" w:color="808080" w:sz="4"/>
               <w:left w:val="single" w:color="808080" w:sz="4"/>
@@ -3838,7 +3847,7 @@
         </w:tc>
         <w:tc>
           <w:tcPr>
-            <w:tcW w:type="dxa" w:w="1402"/>
+            <w:tcW w:type="dxa" w:w="1586"/>
             <w:tcBorders>
               <w:top w:val="single" w:color="808080" w:sz="4"/>
               <w:left w:val="single" w:color="808080" w:sz="4"/>
@@ -3872,7 +3881,7 @@
         </w:tc>
         <w:tc>
           <w:tcPr>
-            <w:tcW w:type="dxa" w:w="2459"/>
+            <w:tcW w:type="dxa" w:w="2378"/>
             <w:tcBorders>
               <w:top w:val="single" w:color="808080" w:sz="4"/>
               <w:left w:val="single" w:color="808080" w:sz="4"/>
@@ -3906,7 +3915,7 @@
         </w:tc>
         <w:tc>
           <w:tcPr>
-            <w:tcW w:type="dxa" w:w="1803"/>
+            <w:tcW w:type="dxa" w:w="1731"/>
             <w:tcBorders>
               <w:top w:val="single" w:color="808080" w:sz="4"/>
               <w:left w:val="single" w:color="808080" w:sz="4"/>
@@ -3945,7 +3954,7 @@
         </w:trPr>
         <w:tc>
           <w:tcPr>
-            <w:tcW w:type="dxa" w:w="1706"/>
+            <w:tcW w:type="dxa" w:w="1675"/>
             <w:tcBorders>
               <w:top w:val="single" w:color="808080" w:sz="4"/>
               <w:left w:val="single" w:color="808080" w:sz="4"/>
@@ -3976,7 +3985,7 @@
         </w:tc>
         <w:tc>
           <w:tcPr>
-            <w:tcW w:type="dxa" w:w="1402"/>
+            <w:tcW w:type="dxa" w:w="1586"/>
             <w:tcBorders>
               <w:top w:val="single" w:color="808080" w:sz="4"/>
               <w:left w:val="single" w:color="808080" w:sz="4"/>
@@ -4001,13 +4010,13 @@
                 <w:sz w:val="17"/>
                 <w:szCs w:val="17"/>
               </w:rPr>
-              <w:t xml:space="preserve">업계 관행</w:t>
-            </w:r>
-          </w:p>
-        </w:tc>
-        <w:tc>
-          <w:tcPr>
-            <w:tcW w:type="dxa" w:w="2459"/>
+              <w:t xml:space="preserve">본 연구가 정한 설정(1,000자, 머리글 반복)</w:t>
+            </w:r>
+          </w:p>
+        </w:tc>
+        <w:tc>
+          <w:tcPr>
+            <w:tcW w:type="dxa" w:w="2378"/>
             <w:tcBorders>
               <w:top w:val="single" w:color="808080" w:sz="4"/>
               <w:left w:val="single" w:color="808080" w:sz="4"/>
@@ -4038,7 +4047,7 @@
         </w:tc>
         <w:tc>
           <w:tcPr>
-            <w:tcW w:type="dxa" w:w="1803"/>
+            <w:tcW w:type="dxa" w:w="1731"/>
             <w:tcBorders>
               <w:top w:val="single" w:color="808080" w:sz="4"/>
               <w:left w:val="single" w:color="808080" w:sz="4"/>
@@ -4074,7 +4083,7 @@
         </w:trPr>
         <w:tc>
           <w:tcPr>
-            <w:tcW w:type="dxa" w:w="1706"/>
+            <w:tcW w:type="dxa" w:w="1675"/>
             <w:tcBorders>
               <w:top w:val="single" w:color="808080" w:sz="4"/>
               <w:left w:val="single" w:color="808080" w:sz="4"/>
@@ -4105,7 +4114,7 @@
         </w:tc>
         <w:tc>
           <w:tcPr>
-            <w:tcW w:type="dxa" w:w="1402"/>
+            <w:tcW w:type="dxa" w:w="1586"/>
             <w:tcBorders>
               <w:top w:val="single" w:color="808080" w:sz="4"/>
               <w:left w:val="single" w:color="808080" w:sz="4"/>
@@ -4136,7 +4145,7 @@
         </w:tc>
         <w:tc>
           <w:tcPr>
-            <w:tcW w:type="dxa" w:w="2459"/>
+            <w:tcW w:type="dxa" w:w="2378"/>
             <w:tcBorders>
               <w:top w:val="single" w:color="808080" w:sz="4"/>
               <w:left w:val="single" w:color="808080" w:sz="4"/>
@@ -4167,7 +4176,7 @@
         </w:tc>
         <w:tc>
           <w:tcPr>
-            <w:tcW w:type="dxa" w:w="1803"/>
+            <w:tcW w:type="dxa" w:w="1731"/>
             <w:tcBorders>
               <w:top w:val="single" w:color="808080" w:sz="4"/>
               <w:left w:val="single" w:color="808080" w:sz="4"/>
@@ -4203,7 +4212,7 @@
         </w:trPr>
         <w:tc>
           <w:tcPr>
-            <w:tcW w:type="dxa" w:w="1706"/>
+            <w:tcW w:type="dxa" w:w="1675"/>
             <w:tcBorders>
               <w:top w:val="single" w:color="808080" w:sz="4"/>
               <w:left w:val="single" w:color="808080" w:sz="4"/>
@@ -4234,7 +4243,7 @@
         </w:tc>
         <w:tc>
           <w:tcPr>
-            <w:tcW w:type="dxa" w:w="1402"/>
+            <w:tcW w:type="dxa" w:w="1586"/>
             <w:tcBorders>
               <w:top w:val="single" w:color="808080" w:sz="4"/>
               <w:left w:val="single" w:color="808080" w:sz="4"/>
@@ -4265,7 +4274,7 @@
         </w:tc>
         <w:tc>
           <w:tcPr>
-            <w:tcW w:type="dxa" w:w="2459"/>
+            <w:tcW w:type="dxa" w:w="2378"/>
             <w:tcBorders>
               <w:top w:val="single" w:color="808080" w:sz="4"/>
               <w:left w:val="single" w:color="808080" w:sz="4"/>
@@ -4296,7 +4305,7 @@
         </w:tc>
         <w:tc>
           <w:tcPr>
-            <w:tcW w:type="dxa" w:w="1803"/>
+            <w:tcW w:type="dxa" w:w="1731"/>
             <w:tcBorders>
               <w:top w:val="single" w:color="808080" w:sz="4"/>
               <w:left w:val="single" w:color="808080" w:sz="4"/>
@@ -4332,7 +4341,7 @@
         </w:trPr>
         <w:tc>
           <w:tcPr>
-            <w:tcW w:type="dxa" w:w="1706"/>
+            <w:tcW w:type="dxa" w:w="1675"/>
             <w:tcBorders>
               <w:top w:val="single" w:color="808080" w:sz="4"/>
               <w:left w:val="single" w:color="808080" w:sz="4"/>
@@ -4363,7 +4372,7 @@
         </w:tc>
         <w:tc>
           <w:tcPr>
-            <w:tcW w:type="dxa" w:w="1402"/>
+            <w:tcW w:type="dxa" w:w="1586"/>
             <w:tcBorders>
               <w:top w:val="single" w:color="808080" w:sz="4"/>
               <w:left w:val="single" w:color="808080" w:sz="4"/>
@@ -4394,7 +4403,7 @@
         </w:tc>
         <w:tc>
           <w:tcPr>
-            <w:tcW w:type="dxa" w:w="2459"/>
+            <w:tcW w:type="dxa" w:w="2378"/>
             <w:tcBorders>
               <w:top w:val="single" w:color="808080" w:sz="4"/>
               <w:left w:val="single" w:color="808080" w:sz="4"/>
@@ -4425,7 +4434,7 @@
         </w:tc>
         <w:tc>
           <w:tcPr>
-            <w:tcW w:type="dxa" w:w="1803"/>
+            <w:tcW w:type="dxa" w:w="1731"/>
             <w:tcBorders>
               <w:top w:val="single" w:color="808080" w:sz="4"/>
               <w:left w:val="single" w:color="808080" w:sz="4"/>
@@ -4461,7 +4470,7 @@
         </w:trPr>
         <w:tc>
           <w:tcPr>
-            <w:tcW w:type="dxa" w:w="1706"/>
+            <w:tcW w:type="dxa" w:w="1675"/>
             <w:tcBorders>
               <w:top w:val="single" w:color="808080" w:sz="4"/>
               <w:left w:val="single" w:color="808080" w:sz="4"/>
@@ -4492,7 +4501,7 @@
         </w:tc>
         <w:tc>
           <w:tcPr>
-            <w:tcW w:type="dxa" w:w="1402"/>
+            <w:tcW w:type="dxa" w:w="1586"/>
             <w:tcBorders>
               <w:top w:val="single" w:color="808080" w:sz="4"/>
               <w:left w:val="single" w:color="808080" w:sz="4"/>
@@ -4523,7 +4532,7 @@
         </w:tc>
         <w:tc>
           <w:tcPr>
-            <w:tcW w:type="dxa" w:w="2459"/>
+            <w:tcW w:type="dxa" w:w="2378"/>
             <w:tcBorders>
               <w:top w:val="single" w:color="808080" w:sz="4"/>
               <w:left w:val="single" w:color="808080" w:sz="4"/>
@@ -4554,7 +4563,7 @@
         </w:tc>
         <w:tc>
           <w:tcPr>
-            <w:tcW w:type="dxa" w:w="1803"/>
+            <w:tcW w:type="dxa" w:w="1731"/>
             <w:tcBorders>
               <w:top w:val="single" w:color="808080" w:sz="4"/>
               <w:left w:val="single" w:color="808080" w:sz="4"/>
@@ -4590,7 +4599,7 @@
         </w:trPr>
         <w:tc>
           <w:tcPr>
-            <w:tcW w:type="dxa" w:w="1706"/>
+            <w:tcW w:type="dxa" w:w="1675"/>
             <w:tcBorders>
               <w:top w:val="single" w:color="808080" w:sz="4"/>
               <w:left w:val="single" w:color="808080" w:sz="4"/>
@@ -4621,7 +4630,7 @@
         </w:tc>
         <w:tc>
           <w:tcPr>
-            <w:tcW w:type="dxa" w:w="1402"/>
+            <w:tcW w:type="dxa" w:w="1586"/>
             <w:tcBorders>
               <w:top w:val="single" w:color="808080" w:sz="4"/>
               <w:left w:val="single" w:color="808080" w:sz="4"/>
@@ -4652,7 +4661,7 @@
         </w:tc>
         <w:tc>
           <w:tcPr>
-            <w:tcW w:type="dxa" w:w="2459"/>
+            <w:tcW w:type="dxa" w:w="2378"/>
             <w:tcBorders>
               <w:top w:val="single" w:color="808080" w:sz="4"/>
               <w:left w:val="single" w:color="808080" w:sz="4"/>
@@ -4683,7 +4692,7 @@
         </w:tc>
         <w:tc>
           <w:tcPr>
-            <w:tcW w:type="dxa" w:w="1803"/>
+            <w:tcW w:type="dxa" w:w="1731"/>
             <w:tcBorders>
               <w:top w:val="single" w:color="808080" w:sz="4"/>
               <w:left w:val="single" w:color="808080" w:sz="4"/>
@@ -4719,7 +4728,7 @@
         </w:trPr>
         <w:tc>
           <w:tcPr>
-            <w:tcW w:type="dxa" w:w="1706"/>
+            <w:tcW w:type="dxa" w:w="1675"/>
             <w:tcBorders>
               <w:top w:val="single" w:color="808080" w:sz="4"/>
               <w:left w:val="single" w:color="808080" w:sz="4"/>
@@ -4750,7 +4759,7 @@
         </w:tc>
         <w:tc>
           <w:tcPr>
-            <w:tcW w:type="dxa" w:w="1402"/>
+            <w:tcW w:type="dxa" w:w="1586"/>
             <w:tcBorders>
               <w:top w:val="single" w:color="808080" w:sz="4"/>
               <w:left w:val="single" w:color="808080" w:sz="4"/>
@@ -4781,7 +4790,7 @@
         </w:tc>
         <w:tc>
           <w:tcPr>
-            <w:tcW w:type="dxa" w:w="2459"/>
+            <w:tcW w:type="dxa" w:w="2378"/>
             <w:tcBorders>
               <w:top w:val="single" w:color="808080" w:sz="4"/>
               <w:left w:val="single" w:color="808080" w:sz="4"/>
@@ -4812,7 +4821,7 @@
         </w:tc>
         <w:tc>
           <w:tcPr>
-            <w:tcW w:type="dxa" w:w="1803"/>
+            <w:tcW w:type="dxa" w:w="1731"/>
             <w:tcBorders>
               <w:top w:val="single" w:color="808080" w:sz="4"/>
               <w:left w:val="single" w:color="808080" w:sz="4"/>
@@ -4969,7 +4978,7 @@
         <w:t xml:space="preserve">답변 정확도.</w:t>
       </w:r>
       <w:r>
-        <w:t xml:space="preserve"> 리더의 답이 정답과 일치하는 질의의 비율(Exact Match, EM)이다. HiTab은 데이터셋의 공식 채점 규칙을 이식한 채점기로, MultiHiertt는 공식 </w:t>
+        <w:t xml:space="preserve"> 리더의 답이 정답과 일치하는 질의의 비율(Exact Match, EM)이다. HiTab은 공식 저장소의 채점 규칙을 이식하고, 리더가 자유 텍스트로 답하므로 정답이 여러 값이면 답을 값별로 나눠 비교하는 단계와 '$' 제거만 더한 채점기로(부록 H), MultiHiertt는 공식 </w:t>
       </w:r>
       <w:r>
         <w:rPr>
@@ -4978,7 +4987,7 @@
         <w:t xml:space="preserve">evaluate.py</w:t>
       </w:r>
       <w:r>
-        <w:t xml:space="preserve">의 문항 유형별 채점 규칙(조회는 문자열 비교, 산술은 수치 비교)을 그대로 이식한 채점기로 잰다. 공식 규칙상 정답이 음수인 산술 문항은 텍스트 답으로 맞힐 수 없는데, 이 때문에 정답을 예측으로 넣었을 때의 채점 상한이 MultiHiertt 882건 표본에서 .9512다. 이 값을 함께 보고한다.</w:t>
+        <w:t xml:space="preserve">의 문항 유형별 채점 규칙(조회는 문자열 비교, 산술은 수치 비교)을 그대로 이식한 채점기로 잰다. 공식 규칙은 숫자로 읽히는 예측에서 '-' 기호를 지운 뒤 정답과 비교하므로(공식 저장소 utils/utils.py의 str_to_num), 정답이 음수인 산술 문항은 숫자 형태의 답으로는 맞힐 수 없는데, 이 때문에 정답을 예측으로 넣었을 때의 채점 상한이 MultiHiertt 882건 표본에서 .9512다. 이 값을 함께 보고한다.</w:t>
       </w:r>
     </w:p>
     <w:p>
@@ -5067,7 +5076,7 @@
         <w:t xml:space="preserve">검정.</w:t>
       </w:r>
       <w:r>
-        <w:t xml:space="preserve"> 두 방법의 정확도 차이는 같은 질의끼리 짝지은 정확 McNemar 검정(McNemar, 1947; 불일치 쌍에 대한 양측 이항 검정)으로 판정한다. 표에는 "본 방법만 맞힘 : 상대만 맞힘" 형태로 불일치 수를 함께 적는다. 유의 수준은 .05다. 표의 p값은 보정 전 값이고, 여러 비교를 함께 판정하는 곳은 비교 묶음 단위 Holm 보정값을 함께 적는다. 비교 묶음은 검색 정확도의 경우 데이터셋·검색 범위마다 비교군 전부(재실행 등록 2026-09-26), 답변 정확도의 경우 HiTab 300건 8개 비교와 MultiHiertt 882건 14개 비교(2026-09-26 통계 재계산)다. MultiHiertt 답변의 주 비교(셀 문장 대 고정 청크, 둘 다 최종 머리글 규칙)는 사전등록한 단일 비교라 보정하지 않는다(2026-09-27, 커밋 dbb5c92). HiTab 질문의 표 안 표 단위는 정답 표 전체를 전달하는 상한이라 검정에서 뺀다. MultiHiertt 그룹별 비교는 탐색적 결과다. MultiHiertt 가중 전체 정확도와 방법 간 가중 차이의 95% 신뢰구간은 그룹 안에서 질의를 복원 추출하는 층화 부트스트랩(10,000회, seed 0)으로 구한다.</w:t>
+        <w:t xml:space="preserve"> 두 방법의 정확도 차이는 같은 질의끼리 짝지은 McNemar 검정(McNemar, 1947)으로 판정하며, 불일치 쌍에 대한 정확 이항 검정(양측)으로 계산했다. 표에는 "본 방법만 맞힘 : 상대만 맞힘" 형태로 불일치 수를 함께 적는다. 유의 수준은 .05다. 표의 p값은 보정 전 값이고, 여러 비교를 함께 판정하는 곳은 비교 묶음 단위 Holm 보정값(Holm, 1979)을 함께 적는다. 비교 묶음은 검색 정확도의 경우 데이터셋·검색 범위마다 비교군 전부(재실행 등록 2026-09-26), 답변 정확도의 경우 HiTab 300건 8개 비교와 MultiHiertt 882건 14개 비교(2026-09-26 통계 재계산)다. MultiHiertt 답변의 주 비교(셀 문장 대 고정 청크, 둘 다 최종 머리글 규칙)는 사전등록한 단일 비교라 보정하지 않는다(2026-09-27, 커밋 dbb5c92). HiTab 질문의 표 안 표 단위는 정답 표 전체를 전달하는 상한이라 검정에서 뺀다. MultiHiertt 그룹별 비교는 탐색적 결과다. MultiHiertt 가중 전체 정확도와 방법 간 가중 차이의 95% 신뢰구간은 그룹 안에서 질의를 복원 추출하는 층화 부트스트랩(10,000회, seed 0)으로 구한다.</w:t>
       </w:r>
     </w:p>
     <w:p>
@@ -5093,7 +5102,7 @@
         <w:jc w:val="both"/>
       </w:pPr>
       <w:r>
-        <w:t xml:space="preserve">MultiHiertt 답변 실행은 transformers의 continuous batching(끝난 요청 자리에 다음 요청을 바로 넣는 생성 방식)을 썼다. 이 방식은 한 번에 한 건씩 생성하는 방식과 부동소수 연산 순서가 달라 출력 문자열이 바이트 단위로 같지 않다. 본 실행 전에 기존의 한 건씩 생성한 결과 120건과 비교해, 사전등록 기준(정오 불일치 5건 이하, McNemar 유의하지 않음)을 통과하는 것을 확인했다(정오 불일치 1:1, p=1.0, 부록 C). 이 방식으로 문항당 생성 시간이 10.4초에서 3.08초로 줄었다. 모든 조건이 같은 방식으로 돌았으므로 조건 간 비교는 같은 조건에 놓인다.</w:t>
+        <w:t xml:space="preserve">MultiHiertt 답변 실행은 transformers의 continuous batching(끝난 요청 자리에 다음 요청을 바로 넣는 생성 방식)을 썼다. 이 방식의 출력은 한 건씩 생성한 출력과 바이트 단위로 같지 않았다(문자열 일치 72/120, 부록 C). 본 실행 전에 기존의 한 건씩 생성한 결과 120건과 비교해, 사전등록 기준(정오 불일치 5건 이하, McNemar 유의하지 않음)을 통과하는 것을 확인했다(정오 불일치 1:1, p=1.0, 부록 C). 이 방식으로 문항당 생성 시간이 10.4초에서 3.08초로 줄었다. 모든 조건이 같은 방식으로 돌았으므로 조건 간 비교는 같은 조건에 놓인다.</w:t>
       </w:r>
     </w:p>
     <w:p>
@@ -18404,7 +18413,7 @@
         <w:t xml:space="preserve">머리글 경로를 셀마다 붙이는 것</w:t>
       </w:r>
       <w:r>
-        <w:t xml:space="preserve">이다. 표 5-2와 5-5에서 본 방법과 가장 큰 차이가 나는 비교군은 TableRAG 셀 검색 재구현(leaf·path)과 RandRow다. 이 표현들은 셀 값에 행 머리글을 붙이지 않거나(leaf, path), 행 단위로만 색인해 상위 머리글이 빠진다(RandRow). 계층형 표에서 행 머리글이 빠진 셀은 같은 열의 다른 셀과 구별되지 않는다. 본 방법은 모든 셀이 자기 행·열 경로를 전부 가지므로, 질문이 부르는 머리글과 셀 문장이 직접 맞물린다.</w:t>
+        <w:t xml:space="preserve">이다. 표 5-2와 5-5에서 본 방법과 가장 큰 차이가 나는 비교군은 TableRAG 셀 검색 재구현(leaf·path)과 RandRow다. 이 표현들은 셀 값에 행 머리글을 붙이지 않는다(leaf, path). RandRow는 검색 없이 행을 무작위로 고르므로(Chen et al., 2024의 4.2절) 정답 행이 예산 안에 들어오는 비율 자체가 낮다. 계층형 표에서 행 머리글이 빠진 셀은 같은 열의 다른 셀과 구별되지 않는다. 본 방법은 모든 셀이 자기 행·열 경로를 전부 가지므로, 질문이 부르는 머리글과 셀 문장이 직접 맞물린다.</w:t>
       </w:r>
     </w:p>
     <w:p>
@@ -22448,10 +22457,10 @@
           <w:i/>
           <w:iCs/>
         </w:rPr>
-        <w:t xml:space="preserve">Advances in Neural Information Processing Systems (NeurIPS 2024)</w:t>
-      </w:r>
-      <w:r>
-        <w:t xml:space="preserve">. arXiv:2410.04739.</w:t>
+        <w:t xml:space="preserve">Advances in Neural Information Processing Systems 37 (NeurIPS 2024)</w:t>
+      </w:r>
+      <w:r>
+        <w:t xml:space="preserve">, pp. 74899–74921. arXiv:2410.04739.</w:t>
       </w:r>
     </w:p>
     <w:p>
@@ -22586,7 +22595,7 @@
           <w:i/>
           <w:iCs/>
         </w:rPr>
-        <w:t xml:space="preserve">Proceedings of the 61st Annual Meeting of the Association for Computational Linguistics (ACL 2023)</w:t>
+        <w:t xml:space="preserve">Proceedings of the 61st Annual Meeting of the Association for Computational Linguistics (Volume 1: Long Papers) (ACL 2023)</w:t>
       </w:r>
       <w:r>
         <w:t xml:space="preserve">, pp. 9909–9926.</w:t>
@@ -22855,7 +22864,7 @@
           <w:i/>
           <w:iCs/>
         </w:rPr>
-        <w:t xml:space="preserve">Proceedings of the 32nd ACM SIGKDD Conference on Knowledge Discovery and Data Mining (KDD 2026)</w:t>
+        <w:t xml:space="preserve">Proceedings of the 32nd ACM SIGKDD Conference on Knowledge Discovery and Data Mining V.1 (KDD 2026)</w:t>
       </w:r>
       <w:r>
         <w:t xml:space="preserve">, pp. 1880–1891.</w:t>
@@ -22924,10 +22933,10 @@
           <w:i/>
           <w:iCs/>
         </w:rPr>
-        <w:t xml:space="preserve">Proceedings of ACL 2026</w:t>
-      </w:r>
-      <w:r>
-        <w:t xml:space="preserve">. arXiv:2510.09671.</w:t>
+        <w:t xml:space="preserve">Proceedings of the 64th Annual Meeting of the Association for Computational Linguistics (Volume 1: Long Papers)</w:t>
+      </w:r>
+      <w:r>
+        <w:t xml:space="preserve">, pp. 12161–12189. arXiv:2510.09671.</w:t>
       </w:r>
     </w:p>
     <w:p>
@@ -25309,7 +25318,7 @@
         <w:jc w:val="both"/>
       </w:pPr>
       <w:r>
-        <w:t xml:space="preserve">한 건씩 생성하는 방식은 재실행해도 출력이 바이트 단위로 같았다. continuous batching은 부동소수 연산 순서가 달라 출력 문자열의 40%가 달랐지만, 추출한 답의 82%가 같았고 정오가 갈린 질의는 양쪽 1건씩이었다. 사전등록 기준(정오 불일치 5건 이하, p≥.05)을 통과해 채택했다.</w:t>
+        <w:t xml:space="preserve">한 건씩 생성하는 방식은 재실행해도 출력이 바이트 단위로 같았다. continuous batching은 출력 문자열의 40%가 달랐지만, 추출한 답의 82%가 같았고 정오가 갈린 질의는 양쪽 1건씩이었다. 사전등록 기준(정오 불일치 5건 이하, p≥.05)을 통과해 채택했다.</w:t>
       </w:r>
     </w:p>
     <w:p>
@@ -31179,6 +31188,2348 @@
       <w:r>
         <w:t xml:space="preserve">332건 기준에서도 β=1.0이 1위다. β=1.0~0.6은 332건에서 288~290건으로 차이가 2건 이내다. 선택(β=1.0)은 바꾸지 않았다.</w:t>
       </w:r>
+    </w:p>
+    <w:p>
+      <w:pPr>
+        <w:pStyle w:val="Heading2"/>
+      </w:pPr>
+      <w:r>
+        <w:t xml:space="preserve">부록 H. 비교군 재구현과 원 논문·공식 코드의 차이</w:t>
+      </w:r>
+    </w:p>
+    <w:p>
+      <w:pPr>
+        <w:ind w:firstLine="400"/>
+        <w:jc w:val="both"/>
+      </w:pPr>
+      <w:r>
+        <w:t xml:space="preserve">비교군과 채점기를 옮기면서 원 논문이나 공식 코드와 다르게 구현한 점을 모았다. 원 논문·코드의 위치는 Chen et al.(2024)의 NeurIPS 논문집 판과 공식 코드(google-research/table_rag), Yu et al.(2025)의 EMNLP 논문집 판과 공식 코드(yxh-y/TableRAG), Cheng et al.(2022)의 공식 저장소(microsoft/HiTab) 기준이며, 코드 위치는 저장소 안의 파일 이름과 함수 이름으로 줄여 적었다. 본 연구 코드는 검색 스크립트 </w:t>
+      </w:r>
+      <w:r>
+        <w:rPr>
+          <w:rFonts w:ascii="Consolas" w:eastAsia="한양신명조" w:hAnsi="Consolas"/>
+        </w:rPr>
+        <w:t xml:space="preserve">scripts/retrieval_accuracy.py</w:t>
+      </w:r>
+      <w:r>
+        <w:t xml:space="preserve">, TableRAG 표현 </w:t>
+      </w:r>
+      <w:r>
+        <w:rPr>
+          <w:rFonts w:ascii="Consolas" w:eastAsia="한양신명조" w:hAnsi="Consolas"/>
+        </w:rPr>
+        <w:t xml:space="preserve">rag_agent/serialization/tablerag_unit.py</w:t>
+      </w:r>
+      <w:r>
+        <w:t xml:space="preserve">, 청크 표현 </w:t>
+      </w:r>
+      <w:r>
+        <w:rPr>
+          <w:rFonts w:ascii="Consolas" w:eastAsia="한양신명조" w:hAnsi="Consolas"/>
+        </w:rPr>
+        <w:t xml:space="preserve">rag_agent/serialization/chunks.py</w:t>
+      </w:r>
+      <w:r>
+        <w:t xml:space="preserve">, 채점 </w:t>
+      </w:r>
+      <w:r>
+        <w:rPr>
+          <w:rFonts w:ascii="Consolas" w:eastAsia="한양신명조" w:hAnsi="Consolas"/>
+        </w:rPr>
+        <w:t xml:space="preserve">rag_agent/eval/metrics.py</w:t>
+      </w:r>
+      <w:r>
+        <w:t xml:space="preserve">이다.</w:t>
+      </w:r>
+    </w:p>
+    <w:p>
+      <w:pPr>
+        <w:pStyle w:val="TableCaption"/>
+      </w:pPr>
+      <w:r>
+        <w:t xml:space="preserve">[표 H-1] 비교군 재구현과 원 논문·공식 코드의 차이</w:t>
+      </w:r>
+    </w:p>
+    <w:tbl>
+      <w:tblPr>
+        <w:tblW w:type="dxa" w:w="7370"/>
+        <w:tblBorders>
+          <w:top w:val="single" w:color="auto" w:sz="4"/>
+          <w:left w:val="single" w:color="auto" w:sz="4"/>
+          <w:bottom w:val="single" w:color="auto" w:sz="4"/>
+          <w:right w:val="single" w:color="auto" w:sz="4"/>
+          <w:insideH w:val="single" w:color="auto" w:sz="4"/>
+          <w:insideV w:val="single" w:color="auto" w:sz="4"/>
+        </w:tblBorders>
+        <w:tblLayout w:type="fixed"/>
+      </w:tblPr>
+      <w:tblGrid>
+        <w:gridCol w:w="1607"/>
+        <w:gridCol w:w="1015"/>
+        <w:gridCol w:w="1421"/>
+        <w:gridCol w:w="1456"/>
+        <w:gridCol w:w="1871"/>
+      </w:tblGrid>
+      <w:tr>
+        <w:trPr>
+          <w:tblHeader/>
+        </w:trPr>
+        <w:tc>
+          <w:tcPr>
+            <w:tcW w:type="dxa" w:w="1607"/>
+            <w:tcBorders>
+              <w:top w:val="single" w:color="808080" w:sz="4"/>
+              <w:left w:val="single" w:color="808080" w:sz="4"/>
+              <w:bottom w:val="single" w:color="808080" w:sz="4"/>
+              <w:right w:val="single" w:color="808080" w:sz="4"/>
+            </w:tcBorders>
+            <w:shd w:fill="E7E6E6" w:color="auto" w:val="clear"/>
+            <w:tcMar>
+              <w:top w:type="dxa" w:w="40"/>
+              <w:left w:type="dxa" w:w="80"/>
+              <w:bottom w:type="dxa" w:w="40"/>
+              <w:right w:type="dxa" w:w="80"/>
+            </w:tcMar>
+            <w:vAlign w:val="center"/>
+          </w:tcPr>
+          <w:p>
+            <w:pPr>
+              <w:spacing w:after="0" w:before="0" w:line="260"/>
+              <w:jc w:val="center"/>
+            </w:pPr>
+            <w:r>
+              <w:rPr>
+                <w:b/>
+                <w:bCs/>
+                <w:sz w:val="17"/>
+                <w:szCs w:val="17"/>
+              </w:rPr>
+              <w:t xml:space="preserve">비교군</w:t>
+            </w:r>
+          </w:p>
+        </w:tc>
+        <w:tc>
+          <w:tcPr>
+            <w:tcW w:type="dxa" w:w="1015"/>
+            <w:tcBorders>
+              <w:top w:val="single" w:color="808080" w:sz="4"/>
+              <w:left w:val="single" w:color="808080" w:sz="4"/>
+              <w:bottom w:val="single" w:color="808080" w:sz="4"/>
+              <w:right w:val="single" w:color="808080" w:sz="4"/>
+            </w:tcBorders>
+            <w:shd w:fill="E7E6E6" w:color="auto" w:val="clear"/>
+            <w:tcMar>
+              <w:top w:type="dxa" w:w="40"/>
+              <w:left w:type="dxa" w:w="80"/>
+              <w:bottom w:type="dxa" w:w="40"/>
+              <w:right w:type="dxa" w:w="80"/>
+            </w:tcMar>
+            <w:vAlign w:val="center"/>
+          </w:tcPr>
+          <w:p>
+            <w:pPr>
+              <w:spacing w:after="0" w:before="0" w:line="260"/>
+              <w:jc w:val="center"/>
+            </w:pPr>
+            <w:r>
+              <w:rPr>
+                <w:b/>
+                <w:bCs/>
+                <w:sz w:val="17"/>
+                <w:szCs w:val="17"/>
+              </w:rPr>
+              <w:t xml:space="preserve">항목</w:t>
+            </w:r>
+          </w:p>
+        </w:tc>
+        <w:tc>
+          <w:tcPr>
+            <w:tcW w:type="dxa" w:w="1421"/>
+            <w:tcBorders>
+              <w:top w:val="single" w:color="808080" w:sz="4"/>
+              <w:left w:val="single" w:color="808080" w:sz="4"/>
+              <w:bottom w:val="single" w:color="808080" w:sz="4"/>
+              <w:right w:val="single" w:color="808080" w:sz="4"/>
+            </w:tcBorders>
+            <w:shd w:fill="E7E6E6" w:color="auto" w:val="clear"/>
+            <w:tcMar>
+              <w:top w:type="dxa" w:w="40"/>
+              <w:left w:type="dxa" w:w="80"/>
+              <w:bottom w:type="dxa" w:w="40"/>
+              <w:right w:type="dxa" w:w="80"/>
+            </w:tcMar>
+            <w:vAlign w:val="center"/>
+          </w:tcPr>
+          <w:p>
+            <w:pPr>
+              <w:spacing w:after="0" w:before="0" w:line="260"/>
+              <w:jc w:val="center"/>
+            </w:pPr>
+            <w:r>
+              <w:rPr>
+                <w:b/>
+                <w:bCs/>
+                <w:sz w:val="17"/>
+                <w:szCs w:val="17"/>
+              </w:rPr>
+              <w:t xml:space="preserve">원 논문/코드</w:t>
+            </w:r>
+          </w:p>
+        </w:tc>
+        <w:tc>
+          <w:tcPr>
+            <w:tcW w:type="dxa" w:w="1456"/>
+            <w:tcBorders>
+              <w:top w:val="single" w:color="808080" w:sz="4"/>
+              <w:left w:val="single" w:color="808080" w:sz="4"/>
+              <w:bottom w:val="single" w:color="808080" w:sz="4"/>
+              <w:right w:val="single" w:color="808080" w:sz="4"/>
+            </w:tcBorders>
+            <w:shd w:fill="E7E6E6" w:color="auto" w:val="clear"/>
+            <w:tcMar>
+              <w:top w:type="dxa" w:w="40"/>
+              <w:left w:type="dxa" w:w="80"/>
+              <w:bottom w:type="dxa" w:w="40"/>
+              <w:right w:type="dxa" w:w="80"/>
+            </w:tcMar>
+            <w:vAlign w:val="center"/>
+          </w:tcPr>
+          <w:p>
+            <w:pPr>
+              <w:spacing w:after="0" w:before="0" w:line="260"/>
+              <w:jc w:val="center"/>
+            </w:pPr>
+            <w:r>
+              <w:rPr>
+                <w:b/>
+                <w:bCs/>
+                <w:sz w:val="17"/>
+                <w:szCs w:val="17"/>
+              </w:rPr>
+              <w:t xml:space="preserve">본 연구 재구현</w:t>
+            </w:r>
+          </w:p>
+        </w:tc>
+        <w:tc>
+          <w:tcPr>
+            <w:tcW w:type="dxa" w:w="1871"/>
+            <w:tcBorders>
+              <w:top w:val="single" w:color="808080" w:sz="4"/>
+              <w:left w:val="single" w:color="808080" w:sz="4"/>
+              <w:bottom w:val="single" w:color="808080" w:sz="4"/>
+              <w:right w:val="single" w:color="808080" w:sz="4"/>
+            </w:tcBorders>
+            <w:shd w:fill="E7E6E6" w:color="auto" w:val="clear"/>
+            <w:tcMar>
+              <w:top w:type="dxa" w:w="40"/>
+              <w:left w:type="dxa" w:w="80"/>
+              <w:bottom w:type="dxa" w:w="40"/>
+              <w:right w:type="dxa" w:w="80"/>
+            </w:tcMar>
+            <w:vAlign w:val="center"/>
+          </w:tcPr>
+          <w:p>
+            <w:pPr>
+              <w:spacing w:after="0" w:before="0" w:line="260"/>
+              <w:jc w:val="center"/>
+            </w:pPr>
+            <w:r>
+              <w:rPr>
+                <w:b/>
+                <w:bCs/>
+                <w:sz w:val="17"/>
+                <w:szCs w:val="17"/>
+              </w:rPr>
+              <w:t xml:space="preserve">근거 위치</w:t>
+            </w:r>
+          </w:p>
+        </w:tc>
+      </w:tr>
+      <w:tr>
+        <w:trPr>
+          <w:tblHeader w:val="false"/>
+        </w:trPr>
+        <w:tc>
+          <w:tcPr>
+            <w:tcW w:type="dxa" w:w="1607"/>
+            <w:tcBorders>
+              <w:top w:val="single" w:color="808080" w:sz="4"/>
+              <w:left w:val="single" w:color="808080" w:sz="4"/>
+              <w:bottom w:val="single" w:color="808080" w:sz="4"/>
+              <w:right w:val="single" w:color="808080" w:sz="4"/>
+            </w:tcBorders>
+            <w:tcMar>
+              <w:top w:type="dxa" w:w="40"/>
+              <w:left w:type="dxa" w:w="80"/>
+              <w:bottom w:type="dxa" w:w="40"/>
+              <w:right w:type="dxa" w:w="80"/>
+            </w:tcMar>
+            <w:vAlign w:val="center"/>
+          </w:tcPr>
+          <w:p>
+            <w:pPr>
+              <w:spacing w:after="0" w:before="0" w:line="260"/>
+              <w:jc w:val="left"/>
+            </w:pPr>
+            <w:r>
+              <w:rPr>
+                <w:sz w:val="17"/>
+                <w:szCs w:val="17"/>
+              </w:rPr>
+              <w:t xml:space="preserve">HiTab 채점기</w:t>
+            </w:r>
+          </w:p>
+        </w:tc>
+        <w:tc>
+          <w:tcPr>
+            <w:tcW w:type="dxa" w:w="1015"/>
+            <w:tcBorders>
+              <w:top w:val="single" w:color="808080" w:sz="4"/>
+              <w:left w:val="single" w:color="808080" w:sz="4"/>
+              <w:bottom w:val="single" w:color="808080" w:sz="4"/>
+              <w:right w:val="single" w:color="808080" w:sz="4"/>
+            </w:tcBorders>
+            <w:tcMar>
+              <w:top w:type="dxa" w:w="40"/>
+              <w:left w:type="dxa" w:w="80"/>
+              <w:bottom w:type="dxa" w:w="40"/>
+              <w:right w:type="dxa" w:w="80"/>
+            </w:tcMar>
+            <w:vAlign w:val="center"/>
+          </w:tcPr>
+          <w:p>
+            <w:pPr>
+              <w:spacing w:after="0" w:before="0" w:line="260"/>
+              <w:jc w:val="left"/>
+            </w:pPr>
+            <w:r>
+              <w:rPr>
+                <w:sz w:val="17"/>
+                <w:szCs w:val="17"/>
+              </w:rPr>
+              <w:t xml:space="preserve">여러 값 정답과 '$'</w:t>
+            </w:r>
+          </w:p>
+        </w:tc>
+        <w:tc>
+          <w:tcPr>
+            <w:tcW w:type="dxa" w:w="1421"/>
+            <w:tcBorders>
+              <w:top w:val="single" w:color="808080" w:sz="4"/>
+              <w:left w:val="single" w:color="808080" w:sz="4"/>
+              <w:bottom w:val="single" w:color="808080" w:sz="4"/>
+              <w:right w:val="single" w:color="808080" w:sz="4"/>
+            </w:tcBorders>
+            <w:tcMar>
+              <w:top w:type="dxa" w:w="40"/>
+              <w:left w:type="dxa" w:w="80"/>
+              <w:bottom w:type="dxa" w:w="40"/>
+              <w:right w:type="dxa" w:w="80"/>
+            </w:tcMar>
+            <w:vAlign w:val="center"/>
+          </w:tcPr>
+          <w:p>
+            <w:pPr>
+              <w:spacing w:after="0" w:before="0" w:line="260"/>
+              <w:jc w:val="left"/>
+            </w:pPr>
+            <w:r>
+              <w:rPr>
+                <w:sz w:val="17"/>
+                <w:szCs w:val="17"/>
+              </w:rPr>
+              <w:t xml:space="preserve">수치는 허용 오차 안, 문자열은 정규화 후 일치로 비교(원 논문의 execution accuracy)</w:t>
+            </w:r>
+          </w:p>
+        </w:tc>
+        <w:tc>
+          <w:tcPr>
+            <w:tcW w:type="dxa" w:w="1456"/>
+            <w:tcBorders>
+              <w:top w:val="single" w:color="808080" w:sz="4"/>
+              <w:left w:val="single" w:color="808080" w:sz="4"/>
+              <w:bottom w:val="single" w:color="808080" w:sz="4"/>
+              <w:right w:val="single" w:color="808080" w:sz="4"/>
+            </w:tcBorders>
+            <w:tcMar>
+              <w:top w:type="dxa" w:w="40"/>
+              <w:left w:type="dxa" w:w="80"/>
+              <w:bottom w:type="dxa" w:w="40"/>
+              <w:right w:type="dxa" w:w="80"/>
+            </w:tcMar>
+            <w:vAlign w:val="center"/>
+          </w:tcPr>
+          <w:p>
+            <w:pPr>
+              <w:spacing w:after="0" w:before="0" w:line="260"/>
+              <w:jc w:val="left"/>
+            </w:pPr>
+            <w:r>
+              <w:rPr>
+                <w:sz w:val="17"/>
+                <w:szCs w:val="17"/>
+              </w:rPr>
+              <w:t xml:space="preserve">리더가 자유 텍스트로 답하므로 정답이 여러 값이면 답을 쉼표, 세미콜론, and, to로 나눠 값별로 비교하고, '$'를 지운다</w:t>
+            </w:r>
+          </w:p>
+        </w:tc>
+        <w:tc>
+          <w:tcPr>
+            <w:tcW w:type="dxa" w:w="1871"/>
+            <w:tcBorders>
+              <w:top w:val="single" w:color="808080" w:sz="4"/>
+              <w:left w:val="single" w:color="808080" w:sz="4"/>
+              <w:bottom w:val="single" w:color="808080" w:sz="4"/>
+              <w:right w:val="single" w:color="808080" w:sz="4"/>
+            </w:tcBorders>
+            <w:tcMar>
+              <w:top w:type="dxa" w:w="40"/>
+              <w:left w:type="dxa" w:w="80"/>
+              <w:bottom w:type="dxa" w:w="40"/>
+              <w:right w:type="dxa" w:w="80"/>
+            </w:tcMar>
+            <w:vAlign w:val="center"/>
+          </w:tcPr>
+          <w:p>
+            <w:pPr>
+              <w:spacing w:after="0" w:before="0" w:line="260"/>
+              <w:jc w:val="left"/>
+            </w:pPr>
+            <w:r>
+              <w:rPr>
+                <w:sz w:val="17"/>
+                <w:szCs w:val="17"/>
+              </w:rPr>
+              <w:t xml:space="preserve">공식 utils.py(qa/table); 본 연구 채점 코드</w:t>
+            </w:r>
+          </w:p>
+        </w:tc>
+      </w:tr>
+      <w:tr>
+        <w:trPr>
+          <w:tblHeader w:val="false"/>
+        </w:trPr>
+        <w:tc>
+          <w:tcPr>
+            <w:tcW w:type="dxa" w:w="1607"/>
+            <w:tcBorders>
+              <w:top w:val="single" w:color="808080" w:sz="4"/>
+              <w:left w:val="single" w:color="808080" w:sz="4"/>
+              <w:bottom w:val="single" w:color="808080" w:sz="4"/>
+              <w:right w:val="single" w:color="808080" w:sz="4"/>
+            </w:tcBorders>
+            <w:tcMar>
+              <w:top w:type="dxa" w:w="40"/>
+              <w:left w:type="dxa" w:w="80"/>
+              <w:bottom w:type="dxa" w:w="40"/>
+              <w:right w:type="dxa" w:w="80"/>
+            </w:tcMar>
+            <w:vAlign w:val="center"/>
+          </w:tcPr>
+          <w:p>
+            <w:pPr>
+              <w:spacing w:after="0" w:before="0" w:line="260"/>
+              <w:jc w:val="left"/>
+            </w:pPr>
+            <w:r>
+              <w:rPr>
+                <w:sz w:val="17"/>
+                <w:szCs w:val="17"/>
+              </w:rPr>
+              <w:t xml:space="preserve">TableRAG(Chen)</w:t>
+            </w:r>
+          </w:p>
+        </w:tc>
+        <w:tc>
+          <w:tcPr>
+            <w:tcW w:type="dxa" w:w="1015"/>
+            <w:tcBorders>
+              <w:top w:val="single" w:color="808080" w:sz="4"/>
+              <w:left w:val="single" w:color="808080" w:sz="4"/>
+              <w:bottom w:val="single" w:color="808080" w:sz="4"/>
+              <w:right w:val="single" w:color="808080" w:sz="4"/>
+            </w:tcBorders>
+            <w:tcMar>
+              <w:top w:type="dxa" w:w="40"/>
+              <w:left w:type="dxa" w:w="80"/>
+              <w:bottom w:type="dxa" w:w="40"/>
+              <w:right w:type="dxa" w:w="80"/>
+            </w:tcMar>
+            <w:vAlign w:val="center"/>
+          </w:tcPr>
+          <w:p>
+            <w:pPr>
+              <w:spacing w:after="0" w:before="0" w:line="260"/>
+              <w:jc w:val="left"/>
+            </w:pPr>
+            <w:r>
+              <w:rPr>
+                <w:sz w:val="17"/>
+                <w:szCs w:val="17"/>
+              </w:rPr>
+              <w:t xml:space="preserve">스키마 문서 내용</w:t>
+            </w:r>
+          </w:p>
+        </w:tc>
+        <w:tc>
+          <w:tcPr>
+            <w:tcW w:type="dxa" w:w="1421"/>
+            <w:tcBorders>
+              <w:top w:val="single" w:color="808080" w:sz="4"/>
+              <w:left w:val="single" w:color="808080" w:sz="4"/>
+              <w:bottom w:val="single" w:color="808080" w:sz="4"/>
+              <w:right w:val="single" w:color="808080" w:sz="4"/>
+            </w:tcBorders>
+            <w:tcMar>
+              <w:top w:type="dxa" w:w="40"/>
+              <w:left w:type="dxa" w:w="80"/>
+              <w:bottom w:type="dxa" w:w="40"/>
+              <w:right w:type="dxa" w:w="80"/>
+            </w:tcMar>
+            <w:vAlign w:val="center"/>
+          </w:tcPr>
+          <w:p>
+            <w:pPr>
+              <w:spacing w:after="0" w:before="0" w:line="260"/>
+              <w:jc w:val="left"/>
+            </w:pPr>
+            <w:r>
+              <w:rPr>
+                <w:sz w:val="17"/>
+                <w:szCs w:val="17"/>
+              </w:rPr>
+              <w:t xml:space="preserve">열 이름·자료형과, 숫자·날짜 열은 최솟값·최댓값, 범주형 열은 가장 자주 나오는 값 3개</w:t>
+            </w:r>
+          </w:p>
+        </w:tc>
+        <w:tc>
+          <w:tcPr>
+            <w:tcW w:type="dxa" w:w="1456"/>
+            <w:tcBorders>
+              <w:top w:val="single" w:color="808080" w:sz="4"/>
+              <w:left w:val="single" w:color="808080" w:sz="4"/>
+              <w:bottom w:val="single" w:color="808080" w:sz="4"/>
+              <w:right w:val="single" w:color="808080" w:sz="4"/>
+            </w:tcBorders>
+            <w:tcMar>
+              <w:top w:type="dxa" w:w="40"/>
+              <w:left w:type="dxa" w:w="80"/>
+              <w:bottom w:type="dxa" w:w="40"/>
+              <w:right w:type="dxa" w:w="80"/>
+            </w:tcMar>
+            <w:vAlign w:val="center"/>
+          </w:tcPr>
+          <w:p>
+            <w:pPr>
+              <w:spacing w:after="0" w:before="0" w:line="260"/>
+              <w:jc w:val="left"/>
+            </w:pPr>
+            <w:r>
+              <w:rPr>
+                <w:sz w:val="17"/>
+                <w:szCs w:val="17"/>
+              </w:rPr>
+              <w:t xml:space="preserve">내용은 같고, 숫자 요약 문서의 자료형 표기를 "float64"로 고정</w:t>
+            </w:r>
+          </w:p>
+        </w:tc>
+        <w:tc>
+          <w:tcPr>
+            <w:tcW w:type="dxa" w:w="1871"/>
+            <w:tcBorders>
+              <w:top w:val="single" w:color="808080" w:sz="4"/>
+              <w:left w:val="single" w:color="808080" w:sz="4"/>
+              <w:bottom w:val="single" w:color="808080" w:sz="4"/>
+              <w:right w:val="single" w:color="808080" w:sz="4"/>
+            </w:tcBorders>
+            <w:tcMar>
+              <w:top w:type="dxa" w:w="40"/>
+              <w:left w:type="dxa" w:w="80"/>
+              <w:bottom w:type="dxa" w:w="40"/>
+              <w:right w:type="dxa" w:w="80"/>
+            </w:tcMar>
+            <w:vAlign w:val="center"/>
+          </w:tcPr>
+          <w:p>
+            <w:pPr>
+              <w:spacing w:after="0" w:before="0" w:line="260"/>
+              <w:jc w:val="left"/>
+            </w:pPr>
+            <w:r>
+              <w:rPr>
+                <w:sz w:val="17"/>
+                <w:szCs w:val="17"/>
+              </w:rPr>
+              <w:t xml:space="preserve">원 논문 3.3절; 공식 retriever.py의 스키마 색인 함수; 본 연구 TableRAG 표현 코드</w:t>
+            </w:r>
+          </w:p>
+        </w:tc>
+      </w:tr>
+      <w:tr>
+        <w:trPr>
+          <w:tblHeader w:val="false"/>
+        </w:trPr>
+        <w:tc>
+          <w:tcPr>
+            <w:tcW w:type="dxa" w:w="1607"/>
+            <w:tcBorders>
+              <w:top w:val="single" w:color="808080" w:sz="4"/>
+              <w:left w:val="single" w:color="808080" w:sz="4"/>
+              <w:bottom w:val="single" w:color="808080" w:sz="4"/>
+              <w:right w:val="single" w:color="808080" w:sz="4"/>
+            </w:tcBorders>
+            <w:tcMar>
+              <w:top w:type="dxa" w:w="40"/>
+              <w:left w:type="dxa" w:w="80"/>
+              <w:bottom w:type="dxa" w:w="40"/>
+              <w:right w:type="dxa" w:w="80"/>
+            </w:tcMar>
+            <w:vAlign w:val="center"/>
+          </w:tcPr>
+          <w:p>
+            <w:pPr>
+              <w:spacing w:after="0" w:before="0" w:line="260"/>
+              <w:jc w:val="left"/>
+            </w:pPr>
+            <w:r>
+              <w:rPr>
+                <w:sz w:val="17"/>
+                <w:szCs w:val="17"/>
+              </w:rPr>
+              <w:t xml:space="preserve">TableRAG(Chen)</w:t>
+            </w:r>
+          </w:p>
+        </w:tc>
+        <w:tc>
+          <w:tcPr>
+            <w:tcW w:type="dxa" w:w="1015"/>
+            <w:tcBorders>
+              <w:top w:val="single" w:color="808080" w:sz="4"/>
+              <w:left w:val="single" w:color="808080" w:sz="4"/>
+              <w:bottom w:val="single" w:color="808080" w:sz="4"/>
+              <w:right w:val="single" w:color="808080" w:sz="4"/>
+            </w:tcBorders>
+            <w:tcMar>
+              <w:top w:type="dxa" w:w="40"/>
+              <w:left w:type="dxa" w:w="80"/>
+              <w:bottom w:type="dxa" w:w="40"/>
+              <w:right w:type="dxa" w:w="80"/>
+            </w:tcMar>
+            <w:vAlign w:val="center"/>
+          </w:tcPr>
+          <w:p>
+            <w:pPr>
+              <w:spacing w:after="0" w:before="0" w:line="260"/>
+              <w:jc w:val="left"/>
+            </w:pPr>
+            <w:r>
+              <w:rPr>
+                <w:sz w:val="17"/>
+                <w:szCs w:val="17"/>
+              </w:rPr>
+              <w:t xml:space="preserve">스키마 검색</w:t>
+            </w:r>
+          </w:p>
+        </w:tc>
+        <w:tc>
+          <w:tcPr>
+            <w:tcW w:type="dxa" w:w="1421"/>
+            <w:tcBorders>
+              <w:top w:val="single" w:color="808080" w:sz="4"/>
+              <w:left w:val="single" w:color="808080" w:sz="4"/>
+              <w:bottom w:val="single" w:color="808080" w:sz="4"/>
+              <w:right w:val="single" w:color="808080" w:sz="4"/>
+            </w:tcBorders>
+            <w:tcMar>
+              <w:top w:type="dxa" w:w="40"/>
+              <w:left w:type="dxa" w:w="80"/>
+              <w:bottom w:type="dxa" w:w="40"/>
+              <w:right w:type="dxa" w:w="80"/>
+            </w:tcMar>
+            <w:vAlign w:val="center"/>
+          </w:tcPr>
+          <w:p>
+            <w:pPr>
+              <w:spacing w:after="0" w:before="0" w:line="260"/>
+              <w:jc w:val="left"/>
+            </w:pPr>
+            <w:r>
+              <w:rPr>
+                <w:sz w:val="17"/>
+                <w:szCs w:val="17"/>
+              </w:rPr>
+              <w:t xml:space="preserve">별도 스키마 색인에서 열 이름만 임베딩해 찾고, 요약은 검색 결과에 붙인다</w:t>
+            </w:r>
+          </w:p>
+        </w:tc>
+        <w:tc>
+          <w:tcPr>
+            <w:tcW w:type="dxa" w:w="1456"/>
+            <w:tcBorders>
+              <w:top w:val="single" w:color="808080" w:sz="4"/>
+              <w:left w:val="single" w:color="808080" w:sz="4"/>
+              <w:bottom w:val="single" w:color="808080" w:sz="4"/>
+              <w:right w:val="single" w:color="808080" w:sz="4"/>
+            </w:tcBorders>
+            <w:tcMar>
+              <w:top w:type="dxa" w:w="40"/>
+              <w:left w:type="dxa" w:w="80"/>
+              <w:bottom w:type="dxa" w:w="40"/>
+              <w:right w:type="dxa" w:w="80"/>
+            </w:tcMar>
+            <w:vAlign w:val="center"/>
+          </w:tcPr>
+          <w:p>
+            <w:pPr>
+              <w:spacing w:after="0" w:before="0" w:line="260"/>
+              <w:jc w:val="left"/>
+            </w:pPr>
+            <w:r>
+              <w:rPr>
+                <w:sz w:val="17"/>
+                <w:szCs w:val="17"/>
+              </w:rPr>
+              <w:t xml:space="preserve">요약 문자열 전체를 셀 문서와 한 색인에 넣어 같은 검색기로 찾는다</w:t>
+            </w:r>
+          </w:p>
+        </w:tc>
+        <w:tc>
+          <w:tcPr>
+            <w:tcW w:type="dxa" w:w="1871"/>
+            <w:tcBorders>
+              <w:top w:val="single" w:color="808080" w:sz="4"/>
+              <w:left w:val="single" w:color="808080" w:sz="4"/>
+              <w:bottom w:val="single" w:color="808080" w:sz="4"/>
+              <w:right w:val="single" w:color="808080" w:sz="4"/>
+            </w:tcBorders>
+            <w:tcMar>
+              <w:top w:type="dxa" w:w="40"/>
+              <w:left w:type="dxa" w:w="80"/>
+              <w:bottom w:type="dxa" w:w="40"/>
+              <w:right w:type="dxa" w:w="80"/>
+            </w:tcMar>
+            <w:vAlign w:val="center"/>
+          </w:tcPr>
+          <w:p>
+            <w:pPr>
+              <w:spacing w:after="0" w:before="0" w:line="260"/>
+              <w:jc w:val="left"/>
+            </w:pPr>
+            <w:r>
+              <w:rPr>
+                <w:sz w:val="17"/>
+                <w:szCs w:val="17"/>
+              </w:rPr>
+              <w:t xml:space="preserve">원 논문 3.3절; 공식 retriever.py의 스키마 색인 함수; 본 연구 검색 스크립트</w:t>
+            </w:r>
+          </w:p>
+        </w:tc>
+      </w:tr>
+      <w:tr>
+        <w:trPr>
+          <w:tblHeader w:val="false"/>
+        </w:trPr>
+        <w:tc>
+          <w:tcPr>
+            <w:tcW w:type="dxa" w:w="1607"/>
+            <w:tcBorders>
+              <w:top w:val="single" w:color="808080" w:sz="4"/>
+              <w:left w:val="single" w:color="808080" w:sz="4"/>
+              <w:bottom w:val="single" w:color="808080" w:sz="4"/>
+              <w:right w:val="single" w:color="808080" w:sz="4"/>
+            </w:tcBorders>
+            <w:tcMar>
+              <w:top w:type="dxa" w:w="40"/>
+              <w:left w:type="dxa" w:w="80"/>
+              <w:bottom w:type="dxa" w:w="40"/>
+              <w:right w:type="dxa" w:w="80"/>
+            </w:tcMar>
+            <w:vAlign w:val="center"/>
+          </w:tcPr>
+          <w:p>
+            <w:pPr>
+              <w:spacing w:after="0" w:before="0" w:line="260"/>
+              <w:jc w:val="left"/>
+            </w:pPr>
+            <w:r>
+              <w:rPr>
+                <w:sz w:val="17"/>
+                <w:szCs w:val="17"/>
+              </w:rPr>
+              <w:t xml:space="preserve">TableRAG(Chen)</w:t>
+            </w:r>
+          </w:p>
+        </w:tc>
+        <w:tc>
+          <w:tcPr>
+            <w:tcW w:type="dxa" w:w="1015"/>
+            <w:tcBorders>
+              <w:top w:val="single" w:color="808080" w:sz="4"/>
+              <w:left w:val="single" w:color="808080" w:sz="4"/>
+              <w:bottom w:val="single" w:color="808080" w:sz="4"/>
+              <w:right w:val="single" w:color="808080" w:sz="4"/>
+            </w:tcBorders>
+            <w:tcMar>
+              <w:top w:type="dxa" w:w="40"/>
+              <w:left w:type="dxa" w:w="80"/>
+              <w:bottom w:type="dxa" w:w="40"/>
+              <w:right w:type="dxa" w:w="80"/>
+            </w:tcMar>
+            <w:vAlign w:val="center"/>
+          </w:tcPr>
+          <w:p>
+            <w:pPr>
+              <w:spacing w:after="0" w:before="0" w:line="260"/>
+              <w:jc w:val="left"/>
+            </w:pPr>
+            <w:r>
+              <w:rPr>
+                <w:sz w:val="17"/>
+                <w:szCs w:val="17"/>
+              </w:rPr>
+              <w:t xml:space="preserve">행 라벨 문서</w:t>
+            </w:r>
+          </w:p>
+        </w:tc>
+        <w:tc>
+          <w:tcPr>
+            <w:tcW w:type="dxa" w:w="1421"/>
+            <w:tcBorders>
+              <w:top w:val="single" w:color="808080" w:sz="4"/>
+              <w:left w:val="single" w:color="808080" w:sz="4"/>
+              <w:bottom w:val="single" w:color="808080" w:sz="4"/>
+              <w:right w:val="single" w:color="808080" w:sz="4"/>
+            </w:tcBorders>
+            <w:tcMar>
+              <w:top w:type="dxa" w:w="40"/>
+              <w:left w:type="dxa" w:w="80"/>
+              <w:bottom w:type="dxa" w:w="40"/>
+              <w:right w:type="dxa" w:w="80"/>
+            </w:tcMar>
+            <w:vAlign w:val="center"/>
+          </w:tcPr>
+          <w:p>
+            <w:pPr>
+              <w:spacing w:after="0" w:before="0" w:line="260"/>
+              <w:jc w:val="left"/>
+            </w:pPr>
+            <w:r>
+              <w:rPr>
+                <w:sz w:val="17"/>
+                <w:szCs w:val="17"/>
+              </w:rPr>
+              <w:t xml:space="preserve">표를 평평하게 읽으므로 행 라벨이 범주형 열의 셀 문서가 된다</w:t>
+            </w:r>
+          </w:p>
+        </w:tc>
+        <w:tc>
+          <w:tcPr>
+            <w:tcW w:type="dxa" w:w="1456"/>
+            <w:tcBorders>
+              <w:top w:val="single" w:color="808080" w:sz="4"/>
+              <w:left w:val="single" w:color="808080" w:sz="4"/>
+              <w:bottom w:val="single" w:color="808080" w:sz="4"/>
+              <w:right w:val="single" w:color="808080" w:sz="4"/>
+            </w:tcBorders>
+            <w:tcMar>
+              <w:top w:type="dxa" w:w="40"/>
+              <w:left w:type="dxa" w:w="80"/>
+              <w:bottom w:type="dxa" w:w="40"/>
+              <w:right w:type="dxa" w:w="80"/>
+            </w:tcMar>
+            <w:vAlign w:val="center"/>
+          </w:tcPr>
+          <w:p>
+            <w:pPr>
+              <w:spacing w:after="0" w:before="0" w:line="260"/>
+              <w:jc w:val="left"/>
+            </w:pPr>
+            <w:r>
+              <w:rPr>
+                <w:sz w:val="17"/>
+                <w:szCs w:val="17"/>
+              </w:rPr>
+              <w:t xml:space="preserve">머리글을 데이터와 분리해 읽으므로 행 잎 라벨을 별도 문서로 넣는다(전달하는 셀 없음)</w:t>
+            </w:r>
+          </w:p>
+        </w:tc>
+        <w:tc>
+          <w:tcPr>
+            <w:tcW w:type="dxa" w:w="1871"/>
+            <w:tcBorders>
+              <w:top w:val="single" w:color="808080" w:sz="4"/>
+              <w:left w:val="single" w:color="808080" w:sz="4"/>
+              <w:bottom w:val="single" w:color="808080" w:sz="4"/>
+              <w:right w:val="single" w:color="808080" w:sz="4"/>
+            </w:tcBorders>
+            <w:tcMar>
+              <w:top w:type="dxa" w:w="40"/>
+              <w:left w:type="dxa" w:w="80"/>
+              <w:bottom w:type="dxa" w:w="40"/>
+              <w:right w:type="dxa" w:w="80"/>
+            </w:tcMar>
+            <w:vAlign w:val="center"/>
+          </w:tcPr>
+          <w:p>
+            <w:pPr>
+              <w:spacing w:after="0" w:before="0" w:line="260"/>
+              <w:jc w:val="left"/>
+            </w:pPr>
+            <w:r>
+              <w:rPr>
+                <w:sz w:val="17"/>
+                <w:szCs w:val="17"/>
+              </w:rPr>
+              <w:t xml:space="preserve">공식 retriever.py의 셀 색인 함수; 본 연구 검색 스크립트</w:t>
+            </w:r>
+          </w:p>
+        </w:tc>
+      </w:tr>
+      <w:tr>
+        <w:trPr>
+          <w:tblHeader w:val="false"/>
+        </w:trPr>
+        <w:tc>
+          <w:tcPr>
+            <w:tcW w:type="dxa" w:w="1607"/>
+            <w:tcBorders>
+              <w:top w:val="single" w:color="808080" w:sz="4"/>
+              <w:left w:val="single" w:color="808080" w:sz="4"/>
+              <w:bottom w:val="single" w:color="808080" w:sz="4"/>
+              <w:right w:val="single" w:color="808080" w:sz="4"/>
+            </w:tcBorders>
+            <w:tcMar>
+              <w:top w:type="dxa" w:w="40"/>
+              <w:left w:type="dxa" w:w="80"/>
+              <w:bottom w:type="dxa" w:w="40"/>
+              <w:right w:type="dxa" w:w="80"/>
+            </w:tcMar>
+            <w:vAlign w:val="center"/>
+          </w:tcPr>
+          <w:p>
+            <w:pPr>
+              <w:spacing w:after="0" w:before="0" w:line="260"/>
+              <w:jc w:val="left"/>
+            </w:pPr>
+            <w:r>
+              <w:rPr>
+                <w:sz w:val="17"/>
+                <w:szCs w:val="17"/>
+              </w:rPr>
+              <w:t xml:space="preserve">TableRAG(Chen)</w:t>
+            </w:r>
+          </w:p>
+        </w:tc>
+        <w:tc>
+          <w:tcPr>
+            <w:tcW w:type="dxa" w:w="1015"/>
+            <w:tcBorders>
+              <w:top w:val="single" w:color="808080" w:sz="4"/>
+              <w:left w:val="single" w:color="808080" w:sz="4"/>
+              <w:bottom w:val="single" w:color="808080" w:sz="4"/>
+              <w:right w:val="single" w:color="808080" w:sz="4"/>
+            </w:tcBorders>
+            <w:tcMar>
+              <w:top w:type="dxa" w:w="40"/>
+              <w:left w:type="dxa" w:w="80"/>
+              <w:bottom w:type="dxa" w:w="40"/>
+              <w:right w:type="dxa" w:w="80"/>
+            </w:tcMar>
+            <w:vAlign w:val="center"/>
+          </w:tcPr>
+          <w:p>
+            <w:pPr>
+              <w:spacing w:after="0" w:before="0" w:line="260"/>
+              <w:jc w:val="left"/>
+            </w:pPr>
+            <w:r>
+              <w:rPr>
+                <w:sz w:val="17"/>
+                <w:szCs w:val="17"/>
+              </w:rPr>
+              <w:t xml:space="preserve">숫자 열 판정</w:t>
+            </w:r>
+          </w:p>
+        </w:tc>
+        <w:tc>
+          <w:tcPr>
+            <w:tcW w:type="dxa" w:w="1421"/>
+            <w:tcBorders>
+              <w:top w:val="single" w:color="808080" w:sz="4"/>
+              <w:left w:val="single" w:color="808080" w:sz="4"/>
+              <w:bottom w:val="single" w:color="808080" w:sz="4"/>
+              <w:right w:val="single" w:color="808080" w:sz="4"/>
+            </w:tcBorders>
+            <w:tcMar>
+              <w:top w:type="dxa" w:w="40"/>
+              <w:left w:type="dxa" w:w="80"/>
+              <w:bottom w:type="dxa" w:w="40"/>
+              <w:right w:type="dxa" w:w="80"/>
+            </w:tcMar>
+            <w:vAlign w:val="center"/>
+          </w:tcPr>
+          <w:p>
+            <w:pPr>
+              <w:spacing w:after="0" w:before="0" w:line="260"/>
+              <w:jc w:val="left"/>
+            </w:pPr>
+            <w:r>
+              <w:rPr>
+                <w:sz w:val="17"/>
+                <w:szCs w:val="17"/>
+              </w:rPr>
+              <w:t xml:space="preserve">pandas 자료형 추론으로 숫자·날짜가 된 열만 최솟값·최댓값 요약 문서 하나로 접고, 변환되지 않은 열은 셀마다 색인</w:t>
+            </w:r>
+          </w:p>
+        </w:tc>
+        <w:tc>
+          <w:tcPr>
+            <w:tcW w:type="dxa" w:w="1456"/>
+            <w:tcBorders>
+              <w:top w:val="single" w:color="808080" w:sz="4"/>
+              <w:left w:val="single" w:color="808080" w:sz="4"/>
+              <w:bottom w:val="single" w:color="808080" w:sz="4"/>
+              <w:right w:val="single" w:color="808080" w:sz="4"/>
+            </w:tcBorders>
+            <w:tcMar>
+              <w:top w:type="dxa" w:w="40"/>
+              <w:left w:type="dxa" w:w="80"/>
+              <w:bottom w:type="dxa" w:w="40"/>
+              <w:right w:type="dxa" w:w="80"/>
+            </w:tcMar>
+            <w:vAlign w:val="center"/>
+          </w:tcPr>
+          <w:p>
+            <w:pPr>
+              <w:spacing w:after="0" w:before="0" w:line="260"/>
+              <w:jc w:val="left"/>
+            </w:pPr>
+            <w:r>
+              <w:rPr>
+                <w:sz w:val="17"/>
+                <w:szCs w:val="17"/>
+              </w:rPr>
+              <w:t xml:space="preserve">쉼표를 지우고 비어 있지 않은 셀이 모두 숫자로 읽히는 열을 숫자 열로 보고 요약 문서 하나로 접는다(날짜 판정 없음). 이 차이가 검색 정확도에 주는 영향: 확인 중</w:t>
+            </w:r>
+          </w:p>
+        </w:tc>
+        <w:tc>
+          <w:tcPr>
+            <w:tcW w:type="dxa" w:w="1871"/>
+            <w:tcBorders>
+              <w:top w:val="single" w:color="808080" w:sz="4"/>
+              <w:left w:val="single" w:color="808080" w:sz="4"/>
+              <w:bottom w:val="single" w:color="808080" w:sz="4"/>
+              <w:right w:val="single" w:color="808080" w:sz="4"/>
+            </w:tcBorders>
+            <w:tcMar>
+              <w:top w:type="dxa" w:w="40"/>
+              <w:left w:type="dxa" w:w="80"/>
+              <w:bottom w:type="dxa" w:w="40"/>
+              <w:right w:type="dxa" w:w="80"/>
+            </w:tcMar>
+            <w:vAlign w:val="center"/>
+          </w:tcPr>
+          <w:p>
+            <w:pPr>
+              <w:spacing w:after="0" w:before="0" w:line="260"/>
+              <w:jc w:val="left"/>
+            </w:pPr>
+            <w:r>
+              <w:rPr>
+                <w:sz w:val="17"/>
+                <w:szCs w:val="17"/>
+              </w:rPr>
+              <w:t xml:space="preserve">공식 utils.py의 자료형 추론 함수, retriever.py의 셀 색인 함수; 본 연구 TableRAG 표현 코드의 숫자 열 판정</w:t>
+            </w:r>
+          </w:p>
+        </w:tc>
+      </w:tr>
+      <w:tr>
+        <w:trPr>
+          <w:tblHeader w:val="false"/>
+        </w:trPr>
+        <w:tc>
+          <w:tcPr>
+            <w:tcW w:type="dxa" w:w="1607"/>
+            <w:tcBorders>
+              <w:top w:val="single" w:color="808080" w:sz="4"/>
+              <w:left w:val="single" w:color="808080" w:sz="4"/>
+              <w:bottom w:val="single" w:color="808080" w:sz="4"/>
+              <w:right w:val="single" w:color="808080" w:sz="4"/>
+            </w:tcBorders>
+            <w:tcMar>
+              <w:top w:type="dxa" w:w="40"/>
+              <w:left w:type="dxa" w:w="80"/>
+              <w:bottom w:type="dxa" w:w="40"/>
+              <w:right w:type="dxa" w:w="80"/>
+            </w:tcMar>
+            <w:vAlign w:val="center"/>
+          </w:tcPr>
+          <w:p>
+            <w:pPr>
+              <w:spacing w:after="0" w:before="0" w:line="260"/>
+              <w:jc w:val="left"/>
+            </w:pPr>
+            <w:r>
+              <w:rPr>
+                <w:sz w:val="17"/>
+                <w:szCs w:val="17"/>
+              </w:rPr>
+              <w:t xml:space="preserve">TableRAG(Chen)</w:t>
+            </w:r>
+          </w:p>
+        </w:tc>
+        <w:tc>
+          <w:tcPr>
+            <w:tcW w:type="dxa" w:w="1015"/>
+            <w:tcBorders>
+              <w:top w:val="single" w:color="808080" w:sz="4"/>
+              <w:left w:val="single" w:color="808080" w:sz="4"/>
+              <w:bottom w:val="single" w:color="808080" w:sz="4"/>
+              <w:right w:val="single" w:color="808080" w:sz="4"/>
+            </w:tcBorders>
+            <w:tcMar>
+              <w:top w:type="dxa" w:w="40"/>
+              <w:left w:type="dxa" w:w="80"/>
+              <w:bottom w:type="dxa" w:w="40"/>
+              <w:right w:type="dxa" w:w="80"/>
+            </w:tcMar>
+            <w:vAlign w:val="center"/>
+          </w:tcPr>
+          <w:p>
+            <w:pPr>
+              <w:spacing w:after="0" w:before="0" w:line="260"/>
+              <w:jc w:val="left"/>
+            </w:pPr>
+            <w:r>
+              <w:rPr>
+                <w:sz w:val="17"/>
+                <w:szCs w:val="17"/>
+              </w:rPr>
+              <w:t xml:space="preserve">셀 인코딩 예산 B</w:t>
+            </w:r>
+          </w:p>
+        </w:tc>
+        <w:tc>
+          <w:tcPr>
+            <w:tcW w:type="dxa" w:w="1421"/>
+            <w:tcBorders>
+              <w:top w:val="single" w:color="808080" w:sz="4"/>
+              <w:left w:val="single" w:color="808080" w:sz="4"/>
+              <w:bottom w:val="single" w:color="808080" w:sz="4"/>
+              <w:right w:val="single" w:color="808080" w:sz="4"/>
+            </w:tcBorders>
+            <w:tcMar>
+              <w:top w:type="dxa" w:w="40"/>
+              <w:left w:type="dxa" w:w="80"/>
+              <w:bottom w:type="dxa" w:w="40"/>
+              <w:right w:type="dxa" w:w="80"/>
+            </w:tcMar>
+            <w:vAlign w:val="center"/>
+          </w:tcPr>
+          <w:p>
+            <w:pPr>
+              <w:spacing w:after="0" w:before="0" w:line="260"/>
+              <w:jc w:val="left"/>
+            </w:pPr>
+            <w:r>
+              <w:rPr>
+                <w:sz w:val="17"/>
+                <w:szCs w:val="17"/>
+              </w:rPr>
+              <w:t xml:space="preserve">빈도순 상위 B=10,000개 열-값 쌍만 색인</w:t>
+            </w:r>
+          </w:p>
+        </w:tc>
+        <w:tc>
+          <w:tcPr>
+            <w:tcW w:type="dxa" w:w="1456"/>
+            <w:tcBorders>
+              <w:top w:val="single" w:color="808080" w:sz="4"/>
+              <w:left w:val="single" w:color="808080" w:sz="4"/>
+              <w:bottom w:val="single" w:color="808080" w:sz="4"/>
+              <w:right w:val="single" w:color="808080" w:sz="4"/>
+            </w:tcBorders>
+            <w:tcMar>
+              <w:top w:type="dxa" w:w="40"/>
+              <w:left w:type="dxa" w:w="80"/>
+              <w:bottom w:type="dxa" w:w="40"/>
+              <w:right w:type="dxa" w:w="80"/>
+            </w:tcMar>
+            <w:vAlign w:val="center"/>
+          </w:tcPr>
+          <w:p>
+            <w:pPr>
+              <w:spacing w:after="0" w:before="0" w:line="260"/>
+              <w:jc w:val="left"/>
+            </w:pPr>
+            <w:r>
+              <w:rPr>
+                <w:sz w:val="17"/>
+                <w:szCs w:val="17"/>
+              </w:rPr>
+              <w:t xml:space="preserve">적용하지 않음</w:t>
+            </w:r>
+          </w:p>
+        </w:tc>
+        <w:tc>
+          <w:tcPr>
+            <w:tcW w:type="dxa" w:w="1871"/>
+            <w:tcBorders>
+              <w:top w:val="single" w:color="808080" w:sz="4"/>
+              <w:left w:val="single" w:color="808080" w:sz="4"/>
+              <w:bottom w:val="single" w:color="808080" w:sz="4"/>
+              <w:right w:val="single" w:color="808080" w:sz="4"/>
+            </w:tcBorders>
+            <w:tcMar>
+              <w:top w:type="dxa" w:w="40"/>
+              <w:left w:type="dxa" w:w="80"/>
+              <w:bottom w:type="dxa" w:w="40"/>
+              <w:right w:type="dxa" w:w="80"/>
+            </w:tcMar>
+            <w:vAlign w:val="center"/>
+          </w:tcPr>
+          <w:p>
+            <w:pPr>
+              <w:spacing w:after="0" w:before="0" w:line="260"/>
+              <w:jc w:val="left"/>
+            </w:pPr>
+            <w:r>
+              <w:rPr>
+                <w:sz w:val="17"/>
+                <w:szCs w:val="17"/>
+              </w:rPr>
+              <w:t xml:space="preserve">원 논문 3.3절·4.3절; 공식 retriever.py의 셀 색인 함수</w:t>
+            </w:r>
+          </w:p>
+        </w:tc>
+      </w:tr>
+      <w:tr>
+        <w:trPr>
+          <w:tblHeader w:val="false"/>
+        </w:trPr>
+        <w:tc>
+          <w:tcPr>
+            <w:tcW w:type="dxa" w:w="1607"/>
+            <w:tcBorders>
+              <w:top w:val="single" w:color="808080" w:sz="4"/>
+              <w:left w:val="single" w:color="808080" w:sz="4"/>
+              <w:bottom w:val="single" w:color="808080" w:sz="4"/>
+              <w:right w:val="single" w:color="808080" w:sz="4"/>
+            </w:tcBorders>
+            <w:tcMar>
+              <w:top w:type="dxa" w:w="40"/>
+              <w:left w:type="dxa" w:w="80"/>
+              <w:bottom w:type="dxa" w:w="40"/>
+              <w:right w:type="dxa" w:w="80"/>
+            </w:tcMar>
+            <w:vAlign w:val="center"/>
+          </w:tcPr>
+          <w:p>
+            <w:pPr>
+              <w:spacing w:after="0" w:before="0" w:line="260"/>
+              <w:jc w:val="left"/>
+            </w:pPr>
+            <w:r>
+              <w:rPr>
+                <w:sz w:val="17"/>
+                <w:szCs w:val="17"/>
+              </w:rPr>
+              <w:t xml:space="preserve">TableRAG(Chen)</w:t>
+            </w:r>
+          </w:p>
+        </w:tc>
+        <w:tc>
+          <w:tcPr>
+            <w:tcW w:type="dxa" w:w="1015"/>
+            <w:tcBorders>
+              <w:top w:val="single" w:color="808080" w:sz="4"/>
+              <w:left w:val="single" w:color="808080" w:sz="4"/>
+              <w:bottom w:val="single" w:color="808080" w:sz="4"/>
+              <w:right w:val="single" w:color="808080" w:sz="4"/>
+            </w:tcBorders>
+            <w:tcMar>
+              <w:top w:type="dxa" w:w="40"/>
+              <w:left w:type="dxa" w:w="80"/>
+              <w:bottom w:type="dxa" w:w="40"/>
+              <w:right w:type="dxa" w:w="80"/>
+            </w:tcMar>
+            <w:vAlign w:val="center"/>
+          </w:tcPr>
+          <w:p>
+            <w:pPr>
+              <w:spacing w:after="0" w:before="0" w:line="260"/>
+              <w:jc w:val="left"/>
+            </w:pPr>
+            <w:r>
+              <w:rPr>
+                <w:sz w:val="17"/>
+                <w:szCs w:val="17"/>
+              </w:rPr>
+              <w:t xml:space="preserve">질의 확장과 검색 개수 K</w:t>
+            </w:r>
+          </w:p>
+        </w:tc>
+        <w:tc>
+          <w:tcPr>
+            <w:tcW w:type="dxa" w:w="1421"/>
+            <w:tcBorders>
+              <w:top w:val="single" w:color="808080" w:sz="4"/>
+              <w:left w:val="single" w:color="808080" w:sz="4"/>
+              <w:bottom w:val="single" w:color="808080" w:sz="4"/>
+              <w:right w:val="single" w:color="808080" w:sz="4"/>
+            </w:tcBorders>
+            <w:tcMar>
+              <w:top w:type="dxa" w:w="40"/>
+              <w:left w:type="dxa" w:w="80"/>
+              <w:bottom w:type="dxa" w:w="40"/>
+              <w:right w:type="dxa" w:w="80"/>
+            </w:tcMar>
+            <w:vAlign w:val="center"/>
+          </w:tcPr>
+          <w:p>
+            <w:pPr>
+              <w:spacing w:after="0" w:before="0" w:line="260"/>
+              <w:jc w:val="left"/>
+            </w:pPr>
+            <w:r>
+              <w:rPr>
+                <w:sz w:val="17"/>
+                <w:szCs w:val="17"/>
+              </w:rPr>
+              <w:t xml:space="preserve">LM이 만든 확장 질의 3~5개 각각에서 상위 K=5를 찾아 합침</w:t>
+            </w:r>
+          </w:p>
+        </w:tc>
+        <w:tc>
+          <w:tcPr>
+            <w:tcW w:type="dxa" w:w="1456"/>
+            <w:tcBorders>
+              <w:top w:val="single" w:color="808080" w:sz="4"/>
+              <w:left w:val="single" w:color="808080" w:sz="4"/>
+              <w:bottom w:val="single" w:color="808080" w:sz="4"/>
+              <w:right w:val="single" w:color="808080" w:sz="4"/>
+            </w:tcBorders>
+            <w:tcMar>
+              <w:top w:type="dxa" w:w="40"/>
+              <w:left w:type="dxa" w:w="80"/>
+              <w:bottom w:type="dxa" w:w="40"/>
+              <w:right w:type="dxa" w:w="80"/>
+            </w:tcMar>
+            <w:vAlign w:val="center"/>
+          </w:tcPr>
+          <w:p>
+            <w:pPr>
+              <w:spacing w:after="0" w:before="0" w:line="260"/>
+              <w:jc w:val="left"/>
+            </w:pPr>
+            <w:r>
+              <w:rPr>
+                <w:sz w:val="17"/>
+                <w:szCs w:val="17"/>
+              </w:rPr>
+              <w:t xml:space="preserve">질문 원문 하나로 검색하고, 서로 다른 셀 20개가 찰 때까지 순위대로 넣는다(3.5절)</w:t>
+            </w:r>
+          </w:p>
+        </w:tc>
+        <w:tc>
+          <w:tcPr>
+            <w:tcW w:type="dxa" w:w="1871"/>
+            <w:tcBorders>
+              <w:top w:val="single" w:color="808080" w:sz="4"/>
+              <w:left w:val="single" w:color="808080" w:sz="4"/>
+              <w:bottom w:val="single" w:color="808080" w:sz="4"/>
+              <w:right w:val="single" w:color="808080" w:sz="4"/>
+            </w:tcBorders>
+            <w:tcMar>
+              <w:top w:type="dxa" w:w="40"/>
+              <w:left w:type="dxa" w:w="80"/>
+              <w:bottom w:type="dxa" w:w="40"/>
+              <w:right w:type="dxa" w:w="80"/>
+            </w:tcMar>
+            <w:vAlign w:val="center"/>
+          </w:tcPr>
+          <w:p>
+            <w:pPr>
+              <w:spacing w:after="0" w:before="0" w:line="260"/>
+              <w:jc w:val="left"/>
+            </w:pPr>
+            <w:r>
+              <w:rPr>
+                <w:sz w:val="17"/>
+                <w:szCs w:val="17"/>
+              </w:rPr>
+              <w:t xml:space="preserve">원 논문 3.3절·3.4절·4.3절; 공식 rag_agent.py</w:t>
+            </w:r>
+          </w:p>
+        </w:tc>
+      </w:tr>
+      <w:tr>
+        <w:trPr>
+          <w:tblHeader w:val="false"/>
+        </w:trPr>
+        <w:tc>
+          <w:tcPr>
+            <w:tcW w:type="dxa" w:w="1607"/>
+            <w:tcBorders>
+              <w:top w:val="single" w:color="808080" w:sz="4"/>
+              <w:left w:val="single" w:color="808080" w:sz="4"/>
+              <w:bottom w:val="single" w:color="808080" w:sz="4"/>
+              <w:right w:val="single" w:color="808080" w:sz="4"/>
+            </w:tcBorders>
+            <w:tcMar>
+              <w:top w:type="dxa" w:w="40"/>
+              <w:left w:type="dxa" w:w="80"/>
+              <w:bottom w:type="dxa" w:w="40"/>
+              <w:right w:type="dxa" w:w="80"/>
+            </w:tcMar>
+            <w:vAlign w:val="center"/>
+          </w:tcPr>
+          <w:p>
+            <w:pPr>
+              <w:spacing w:after="0" w:before="0" w:line="260"/>
+              <w:jc w:val="left"/>
+            </w:pPr>
+            <w:r>
+              <w:rPr>
+                <w:sz w:val="17"/>
+                <w:szCs w:val="17"/>
+              </w:rPr>
+              <w:t xml:space="preserve">RowCol</w:t>
+            </w:r>
+          </w:p>
+        </w:tc>
+        <w:tc>
+          <w:tcPr>
+            <w:tcW w:type="dxa" w:w="1015"/>
+            <w:tcBorders>
+              <w:top w:val="single" w:color="808080" w:sz="4"/>
+              <w:left w:val="single" w:color="808080" w:sz="4"/>
+              <w:bottom w:val="single" w:color="808080" w:sz="4"/>
+              <w:right w:val="single" w:color="808080" w:sz="4"/>
+            </w:tcBorders>
+            <w:tcMar>
+              <w:top w:type="dxa" w:w="40"/>
+              <w:left w:type="dxa" w:w="80"/>
+              <w:bottom w:type="dxa" w:w="40"/>
+              <w:right w:type="dxa" w:w="80"/>
+            </w:tcMar>
+            <w:vAlign w:val="center"/>
+          </w:tcPr>
+          <w:p>
+            <w:pPr>
+              <w:spacing w:after="0" w:before="0" w:line="260"/>
+              <w:jc w:val="left"/>
+            </w:pPr>
+            <w:r>
+              <w:rPr>
+                <w:sz w:val="17"/>
+                <w:szCs w:val="17"/>
+              </w:rPr>
+              <w:t xml:space="preserve">색인 텍스트</w:t>
+            </w:r>
+          </w:p>
+        </w:tc>
+        <w:tc>
+          <w:tcPr>
+            <w:tcW w:type="dxa" w:w="1421"/>
+            <w:tcBorders>
+              <w:top w:val="single" w:color="808080" w:sz="4"/>
+              <w:left w:val="single" w:color="808080" w:sz="4"/>
+              <w:bottom w:val="single" w:color="808080" w:sz="4"/>
+              <w:right w:val="single" w:color="808080" w:sz="4"/>
+            </w:tcBorders>
+            <w:tcMar>
+              <w:top w:type="dxa" w:w="40"/>
+              <w:left w:type="dxa" w:w="80"/>
+              <w:bottom w:type="dxa" w:w="40"/>
+              <w:right w:type="dxa" w:w="80"/>
+            </w:tcMar>
+            <w:vAlign w:val="center"/>
+          </w:tcPr>
+          <w:p>
+            <w:pPr>
+              <w:spacing w:after="0" w:before="0" w:line="260"/>
+              <w:jc w:val="left"/>
+            </w:pPr>
+            <w:r>
+              <w:rPr>
+                <w:sz w:val="17"/>
+                <w:szCs w:val="17"/>
+              </w:rPr>
+              <w:t xml:space="preserve">원 논문은 행과 열을 인코딩한다고만 적고, 공식 코드는 행(열)의 값을 "|"로 잇는다</w:t>
+            </w:r>
+          </w:p>
+        </w:tc>
+        <w:tc>
+          <w:tcPr>
+            <w:tcW w:type="dxa" w:w="1456"/>
+            <w:tcBorders>
+              <w:top w:val="single" w:color="808080" w:sz="4"/>
+              <w:left w:val="single" w:color="808080" w:sz="4"/>
+              <w:bottom w:val="single" w:color="808080" w:sz="4"/>
+              <w:right w:val="single" w:color="808080" w:sz="4"/>
+            </w:tcBorders>
+            <w:tcMar>
+              <w:top w:type="dxa" w:w="40"/>
+              <w:left w:type="dxa" w:w="80"/>
+              <w:bottom w:type="dxa" w:w="40"/>
+              <w:right w:type="dxa" w:w="80"/>
+            </w:tcMar>
+            <w:vAlign w:val="center"/>
+          </w:tcPr>
+          <w:p>
+            <w:pPr>
+              <w:spacing w:after="0" w:before="0" w:line="260"/>
+              <w:jc w:val="left"/>
+            </w:pPr>
+            <w:r>
+              <w:rPr>
+                <w:sz w:val="17"/>
+                <w:szCs w:val="17"/>
+              </w:rPr>
+              <w:t xml:space="preserve">같은 "|" 텍스트 앞에 표 제목(행은 행 잎 라벨도)을 붙인다</w:t>
+            </w:r>
+          </w:p>
+        </w:tc>
+        <w:tc>
+          <w:tcPr>
+            <w:tcW w:type="dxa" w:w="1871"/>
+            <w:tcBorders>
+              <w:top w:val="single" w:color="808080" w:sz="4"/>
+              <w:left w:val="single" w:color="808080" w:sz="4"/>
+              <w:bottom w:val="single" w:color="808080" w:sz="4"/>
+              <w:right w:val="single" w:color="808080" w:sz="4"/>
+            </w:tcBorders>
+            <w:tcMar>
+              <w:top w:type="dxa" w:w="40"/>
+              <w:left w:type="dxa" w:w="80"/>
+              <w:bottom w:type="dxa" w:w="40"/>
+              <w:right w:type="dxa" w:w="80"/>
+            </w:tcMar>
+            <w:vAlign w:val="center"/>
+          </w:tcPr>
+          <w:p>
+            <w:pPr>
+              <w:spacing w:after="0" w:before="0" w:line="260"/>
+              <w:jc w:val="left"/>
+            </w:pPr>
+            <w:r>
+              <w:rPr>
+                <w:sz w:val="17"/>
+                <w:szCs w:val="17"/>
+              </w:rPr>
+              <w:t xml:space="preserve">원 논문 4.2절; 공식 retriever.py의 행·열 색인 함수; 본 연구 검색 스크립트</w:t>
+            </w:r>
+          </w:p>
+        </w:tc>
+      </w:tr>
+      <w:tr>
+        <w:trPr>
+          <w:tblHeader w:val="false"/>
+        </w:trPr>
+        <w:tc>
+          <w:tcPr>
+            <w:tcW w:type="dxa" w:w="1607"/>
+            <w:tcBorders>
+              <w:top w:val="single" w:color="808080" w:sz="4"/>
+              <w:left w:val="single" w:color="808080" w:sz="4"/>
+              <w:bottom w:val="single" w:color="808080" w:sz="4"/>
+              <w:right w:val="single" w:color="808080" w:sz="4"/>
+            </w:tcBorders>
+            <w:tcMar>
+              <w:top w:type="dxa" w:w="40"/>
+              <w:left w:type="dxa" w:w="80"/>
+              <w:bottom w:type="dxa" w:w="40"/>
+              <w:right w:type="dxa" w:w="80"/>
+            </w:tcMar>
+            <w:vAlign w:val="center"/>
+          </w:tcPr>
+          <w:p>
+            <w:pPr>
+              <w:spacing w:after="0" w:before="0" w:line="260"/>
+              <w:jc w:val="left"/>
+            </w:pPr>
+            <w:r>
+              <w:rPr>
+                <w:sz w:val="17"/>
+                <w:szCs w:val="17"/>
+              </w:rPr>
+              <w:t xml:space="preserve">RandRow</w:t>
+            </w:r>
+          </w:p>
+        </w:tc>
+        <w:tc>
+          <w:tcPr>
+            <w:tcW w:type="dxa" w:w="1015"/>
+            <w:tcBorders>
+              <w:top w:val="single" w:color="808080" w:sz="4"/>
+              <w:left w:val="single" w:color="808080" w:sz="4"/>
+              <w:bottom w:val="single" w:color="808080" w:sz="4"/>
+              <w:right w:val="single" w:color="808080" w:sz="4"/>
+            </w:tcBorders>
+            <w:tcMar>
+              <w:top w:type="dxa" w:w="40"/>
+              <w:left w:type="dxa" w:w="80"/>
+              <w:bottom w:type="dxa" w:w="40"/>
+              <w:right w:type="dxa" w:w="80"/>
+            </w:tcMar>
+            <w:vAlign w:val="center"/>
+          </w:tcPr>
+          <w:p>
+            <w:pPr>
+              <w:spacing w:after="0" w:before="0" w:line="260"/>
+              <w:jc w:val="left"/>
+            </w:pPr>
+            <w:r>
+              <w:rPr>
+                <w:sz w:val="17"/>
+                <w:szCs w:val="17"/>
+              </w:rPr>
+              <w:t xml:space="preserve">색인·검색</w:t>
+            </w:r>
+          </w:p>
+        </w:tc>
+        <w:tc>
+          <w:tcPr>
+            <w:tcW w:type="dxa" w:w="1421"/>
+            <w:tcBorders>
+              <w:top w:val="single" w:color="808080" w:sz="4"/>
+              <w:left w:val="single" w:color="808080" w:sz="4"/>
+              <w:bottom w:val="single" w:color="808080" w:sz="4"/>
+              <w:right w:val="single" w:color="808080" w:sz="4"/>
+            </w:tcBorders>
+            <w:tcMar>
+              <w:top w:type="dxa" w:w="40"/>
+              <w:left w:type="dxa" w:w="80"/>
+              <w:bottom w:type="dxa" w:w="40"/>
+              <w:right w:type="dxa" w:w="80"/>
+            </w:tcMar>
+            <w:vAlign w:val="center"/>
+          </w:tcPr>
+          <w:p>
+            <w:pPr>
+              <w:spacing w:after="0" w:before="0" w:line="260"/>
+              <w:jc w:val="left"/>
+            </w:pPr>
+            <w:r>
+              <w:rPr>
+                <w:sz w:val="17"/>
+                <w:szCs w:val="17"/>
+              </w:rPr>
+              <w:t xml:space="preserve">색인하지 않고 행을 균등 확률로 뽑는다</w:t>
+            </w:r>
+          </w:p>
+        </w:tc>
+        <w:tc>
+          <w:tcPr>
+            <w:tcW w:type="dxa" w:w="1456"/>
+            <w:tcBorders>
+              <w:top w:val="single" w:color="808080" w:sz="4"/>
+              <w:left w:val="single" w:color="808080" w:sz="4"/>
+              <w:bottom w:val="single" w:color="808080" w:sz="4"/>
+              <w:right w:val="single" w:color="808080" w:sz="4"/>
+            </w:tcBorders>
+            <w:tcMar>
+              <w:top w:type="dxa" w:w="40"/>
+              <w:left w:type="dxa" w:w="80"/>
+              <w:bottom w:type="dxa" w:w="40"/>
+              <w:right w:type="dxa" w:w="80"/>
+            </w:tcMar>
+            <w:vAlign w:val="center"/>
+          </w:tcPr>
+          <w:p>
+            <w:pPr>
+              <w:spacing w:after="0" w:before="0" w:line="260"/>
+              <w:jc w:val="left"/>
+            </w:pPr>
+            <w:r>
+              <w:rPr>
+                <w:sz w:val="17"/>
+                <w:szCs w:val="17"/>
+              </w:rPr>
+              <w:t xml:space="preserve">색인·검색 점수를 쓰지 않고 질의별 시드의 무작위 순서로 행을 넣는다(4.2절의 "같은 하이브리드 검색기"에서 예외)</w:t>
+            </w:r>
+          </w:p>
+        </w:tc>
+        <w:tc>
+          <w:tcPr>
+            <w:tcW w:type="dxa" w:w="1871"/>
+            <w:tcBorders>
+              <w:top w:val="single" w:color="808080" w:sz="4"/>
+              <w:left w:val="single" w:color="808080" w:sz="4"/>
+              <w:bottom w:val="single" w:color="808080" w:sz="4"/>
+              <w:right w:val="single" w:color="808080" w:sz="4"/>
+            </w:tcBorders>
+            <w:tcMar>
+              <w:top w:type="dxa" w:w="40"/>
+              <w:left w:type="dxa" w:w="80"/>
+              <w:bottom w:type="dxa" w:w="40"/>
+              <w:right w:type="dxa" w:w="80"/>
+            </w:tcMar>
+            <w:vAlign w:val="center"/>
+          </w:tcPr>
+          <w:p>
+            <w:pPr>
+              <w:spacing w:after="0" w:before="0" w:line="260"/>
+              <w:jc w:val="left"/>
+            </w:pPr>
+            <w:r>
+              <w:rPr>
+                <w:sz w:val="17"/>
+                <w:szCs w:val="17"/>
+              </w:rPr>
+              <w:t xml:space="preserve">원 논문 4.2절; 공식 agent.py; 본 연구 검색 스크립트</w:t>
+            </w:r>
+          </w:p>
+        </w:tc>
+      </w:tr>
+      <w:tr>
+        <w:trPr>
+          <w:tblHeader w:val="false"/>
+        </w:trPr>
+        <w:tc>
+          <w:tcPr>
+            <w:tcW w:type="dxa" w:w="1607"/>
+            <w:tcBorders>
+              <w:top w:val="single" w:color="808080" w:sz="4"/>
+              <w:left w:val="single" w:color="808080" w:sz="4"/>
+              <w:bottom w:val="single" w:color="808080" w:sz="4"/>
+              <w:right w:val="single" w:color="808080" w:sz="4"/>
+            </w:tcBorders>
+            <w:tcMar>
+              <w:top w:type="dxa" w:w="40"/>
+              <w:left w:type="dxa" w:w="80"/>
+              <w:bottom w:type="dxa" w:w="40"/>
+              <w:right w:type="dxa" w:w="80"/>
+            </w:tcMar>
+            <w:vAlign w:val="center"/>
+          </w:tcPr>
+          <w:p>
+            <w:pPr>
+              <w:spacing w:after="0" w:before="0" w:line="260"/>
+              <w:jc w:val="left"/>
+            </w:pPr>
+            <w:r>
+              <w:rPr>
+                <w:sz w:val="17"/>
+                <w:szCs w:val="17"/>
+              </w:rPr>
+              <w:t xml:space="preserve">RandRow</w:t>
+            </w:r>
+          </w:p>
+        </w:tc>
+        <w:tc>
+          <w:tcPr>
+            <w:tcW w:type="dxa" w:w="1015"/>
+            <w:tcBorders>
+              <w:top w:val="single" w:color="808080" w:sz="4"/>
+              <w:left w:val="single" w:color="808080" w:sz="4"/>
+              <w:bottom w:val="single" w:color="808080" w:sz="4"/>
+              <w:right w:val="single" w:color="808080" w:sz="4"/>
+            </w:tcBorders>
+            <w:tcMar>
+              <w:top w:type="dxa" w:w="40"/>
+              <w:left w:type="dxa" w:w="80"/>
+              <w:bottom w:type="dxa" w:w="40"/>
+              <w:right w:type="dxa" w:w="80"/>
+            </w:tcMar>
+            <w:vAlign w:val="center"/>
+          </w:tcPr>
+          <w:p>
+            <w:pPr>
+              <w:spacing w:after="0" w:before="0" w:line="260"/>
+              <w:jc w:val="left"/>
+            </w:pPr>
+            <w:r>
+              <w:rPr>
+                <w:sz w:val="17"/>
+                <w:szCs w:val="17"/>
+              </w:rPr>
+              <w:t xml:space="preserve">리더 입력</w:t>
+            </w:r>
+          </w:p>
+        </w:tc>
+        <w:tc>
+          <w:tcPr>
+            <w:tcW w:type="dxa" w:w="1421"/>
+            <w:tcBorders>
+              <w:top w:val="single" w:color="808080" w:sz="4"/>
+              <w:left w:val="single" w:color="808080" w:sz="4"/>
+              <w:bottom w:val="single" w:color="808080" w:sz="4"/>
+              <w:right w:val="single" w:color="808080" w:sz="4"/>
+            </w:tcBorders>
+            <w:tcMar>
+              <w:top w:type="dxa" w:w="40"/>
+              <w:left w:type="dxa" w:w="80"/>
+              <w:bottom w:type="dxa" w:w="40"/>
+              <w:right w:type="dxa" w:w="80"/>
+            </w:tcMar>
+            <w:vAlign w:val="center"/>
+          </w:tcPr>
+          <w:p>
+            <w:pPr>
+              <w:spacing w:after="0" w:before="0" w:line="260"/>
+              <w:jc w:val="left"/>
+            </w:pPr>
+            <w:r>
+              <w:rPr>
+                <w:sz w:val="17"/>
+                <w:szCs w:val="17"/>
+              </w:rPr>
+              <w:t xml:space="preserve">뽑은 행을 열 이름 줄이 있는 마크다운 표로 준다</w:t>
+            </w:r>
+          </w:p>
+        </w:tc>
+        <w:tc>
+          <w:tcPr>
+            <w:tcW w:type="dxa" w:w="1456"/>
+            <w:tcBorders>
+              <w:top w:val="single" w:color="808080" w:sz="4"/>
+              <w:left w:val="single" w:color="808080" w:sz="4"/>
+              <w:bottom w:val="single" w:color="808080" w:sz="4"/>
+              <w:right w:val="single" w:color="808080" w:sz="4"/>
+            </w:tcBorders>
+            <w:tcMar>
+              <w:top w:type="dxa" w:w="40"/>
+              <w:left w:type="dxa" w:w="80"/>
+              <w:bottom w:type="dxa" w:w="40"/>
+              <w:right w:type="dxa" w:w="80"/>
+            </w:tcMar>
+            <w:vAlign w:val="center"/>
+          </w:tcPr>
+          <w:p>
+            <w:pPr>
+              <w:spacing w:after="0" w:before="0" w:line="260"/>
+              <w:jc w:val="left"/>
+            </w:pPr>
+            <w:r>
+              <w:rPr>
+                <w:sz w:val="17"/>
+                <w:szCs w:val="17"/>
+              </w:rPr>
+              <w:t xml:space="preserve">행 값을 "|"로 이은 텍스트(표 제목·행 잎 라벨 포함, 열 이름 없음)로 준다</w:t>
+            </w:r>
+          </w:p>
+        </w:tc>
+        <w:tc>
+          <w:tcPr>
+            <w:tcW w:type="dxa" w:w="1871"/>
+            <w:tcBorders>
+              <w:top w:val="single" w:color="808080" w:sz="4"/>
+              <w:left w:val="single" w:color="808080" w:sz="4"/>
+              <w:bottom w:val="single" w:color="808080" w:sz="4"/>
+              <w:right w:val="single" w:color="808080" w:sz="4"/>
+            </w:tcBorders>
+            <w:tcMar>
+              <w:top w:type="dxa" w:w="40"/>
+              <w:left w:type="dxa" w:w="80"/>
+              <w:bottom w:type="dxa" w:w="40"/>
+              <w:right w:type="dxa" w:w="80"/>
+            </w:tcMar>
+            <w:vAlign w:val="center"/>
+          </w:tcPr>
+          <w:p>
+            <w:pPr>
+              <w:spacing w:after="0" w:before="0" w:line="260"/>
+              <w:jc w:val="left"/>
+            </w:pPr>
+            <w:r>
+              <w:rPr>
+                <w:sz w:val="17"/>
+                <w:szCs w:val="17"/>
+              </w:rPr>
+              <w:t xml:space="preserve">공식 agent.py; 본 연구 검색 스크립트</w:t>
+            </w:r>
+          </w:p>
+        </w:tc>
+      </w:tr>
+      <w:tr>
+        <w:trPr>
+          <w:tblHeader w:val="false"/>
+        </w:trPr>
+        <w:tc>
+          <w:tcPr>
+            <w:tcW w:type="dxa" w:w="1607"/>
+            <w:tcBorders>
+              <w:top w:val="single" w:color="808080" w:sz="4"/>
+              <w:left w:val="single" w:color="808080" w:sz="4"/>
+              <w:bottom w:val="single" w:color="808080" w:sz="4"/>
+              <w:right w:val="single" w:color="808080" w:sz="4"/>
+            </w:tcBorders>
+            <w:tcMar>
+              <w:top w:type="dxa" w:w="40"/>
+              <w:left w:type="dxa" w:w="80"/>
+              <w:bottom w:type="dxa" w:w="40"/>
+              <w:right w:type="dxa" w:w="80"/>
+            </w:tcMar>
+            <w:vAlign w:val="center"/>
+          </w:tcPr>
+          <w:p>
+            <w:pPr>
+              <w:spacing w:after="0" w:before="0" w:line="260"/>
+              <w:jc w:val="left"/>
+            </w:pPr>
+            <w:r>
+              <w:rPr>
+                <w:sz w:val="17"/>
+                <w:szCs w:val="17"/>
+              </w:rPr>
+              <w:t xml:space="preserve">TableRAG(Yu)</w:t>
+            </w:r>
+          </w:p>
+        </w:tc>
+        <w:tc>
+          <w:tcPr>
+            <w:tcW w:type="dxa" w:w="1015"/>
+            <w:tcBorders>
+              <w:top w:val="single" w:color="808080" w:sz="4"/>
+              <w:left w:val="single" w:color="808080" w:sz="4"/>
+              <w:bottom w:val="single" w:color="808080" w:sz="4"/>
+              <w:right w:val="single" w:color="808080" w:sz="4"/>
+            </w:tcBorders>
+            <w:tcMar>
+              <w:top w:type="dxa" w:w="40"/>
+              <w:left w:type="dxa" w:w="80"/>
+              <w:bottom w:type="dxa" w:w="40"/>
+              <w:right w:type="dxa" w:w="80"/>
+            </w:tcMar>
+            <w:vAlign w:val="center"/>
+          </w:tcPr>
+          <w:p>
+            <w:pPr>
+              <w:spacing w:after="0" w:before="0" w:line="260"/>
+              <w:jc w:val="left"/>
+            </w:pPr>
+            <w:r>
+              <w:rPr>
+                <w:sz w:val="17"/>
+                <w:szCs w:val="17"/>
+              </w:rPr>
+              <w:t xml:space="preserve">청크 크기·겹침 단위</w:t>
+            </w:r>
+          </w:p>
+        </w:tc>
+        <w:tc>
+          <w:tcPr>
+            <w:tcW w:type="dxa" w:w="1421"/>
+            <w:tcBorders>
+              <w:top w:val="single" w:color="808080" w:sz="4"/>
+              <w:left w:val="single" w:color="808080" w:sz="4"/>
+              <w:bottom w:val="single" w:color="808080" w:sz="4"/>
+              <w:right w:val="single" w:color="808080" w:sz="4"/>
+            </w:tcBorders>
+            <w:tcMar>
+              <w:top w:type="dxa" w:w="40"/>
+              <w:left w:type="dxa" w:w="80"/>
+              <w:bottom w:type="dxa" w:w="40"/>
+              <w:right w:type="dxa" w:w="80"/>
+            </w:tcMar>
+            <w:vAlign w:val="center"/>
+          </w:tcPr>
+          <w:p>
+            <w:pPr>
+              <w:spacing w:after="0" w:before="0" w:line="260"/>
+              <w:jc w:val="left"/>
+            </w:pPr>
+            <w:r>
+              <w:rPr>
+                <w:sz w:val="17"/>
+                <w:szCs w:val="17"/>
+              </w:rPr>
+              <w:t xml:space="preserve">원 논문은 1,000토큰, 겹침 200토큰으로 적고, 공개 코드는 1,000자, 겹침 200자로 나눈다</w:t>
+            </w:r>
+          </w:p>
+        </w:tc>
+        <w:tc>
+          <w:tcPr>
+            <w:tcW w:type="dxa" w:w="1456"/>
+            <w:tcBorders>
+              <w:top w:val="single" w:color="808080" w:sz="4"/>
+              <w:left w:val="single" w:color="808080" w:sz="4"/>
+              <w:bottom w:val="single" w:color="808080" w:sz="4"/>
+              <w:right w:val="single" w:color="808080" w:sz="4"/>
+            </w:tcBorders>
+            <w:tcMar>
+              <w:top w:type="dxa" w:w="40"/>
+              <w:left w:type="dxa" w:w="80"/>
+              <w:bottom w:type="dxa" w:w="40"/>
+              <w:right w:type="dxa" w:w="80"/>
+            </w:tcMar>
+            <w:vAlign w:val="center"/>
+          </w:tcPr>
+          <w:p>
+            <w:pPr>
+              <w:spacing w:after="0" w:before="0" w:line="260"/>
+              <w:jc w:val="left"/>
+            </w:pPr>
+            <w:r>
+              <w:rPr>
+                <w:sz w:val="17"/>
+                <w:szCs w:val="17"/>
+              </w:rPr>
+              <w:t xml:space="preserve">공개 코드를 따라 1,000자, 겹침 200자</w:t>
+            </w:r>
+          </w:p>
+        </w:tc>
+        <w:tc>
+          <w:tcPr>
+            <w:tcW w:type="dxa" w:w="1871"/>
+            <w:tcBorders>
+              <w:top w:val="single" w:color="808080" w:sz="4"/>
+              <w:left w:val="single" w:color="808080" w:sz="4"/>
+              <w:bottom w:val="single" w:color="808080" w:sz="4"/>
+              <w:right w:val="single" w:color="808080" w:sz="4"/>
+            </w:tcBorders>
+            <w:tcMar>
+              <w:top w:type="dxa" w:w="40"/>
+              <w:left w:type="dxa" w:w="80"/>
+              <w:bottom w:type="dxa" w:w="40"/>
+              <w:right w:type="dxa" w:w="80"/>
+            </w:tcMar>
+            <w:vAlign w:val="center"/>
+          </w:tcPr>
+          <w:p>
+            <w:pPr>
+              <w:spacing w:after="0" w:before="0" w:line="260"/>
+              <w:jc w:val="left"/>
+            </w:pPr>
+            <w:r>
+              <w:rPr>
+                <w:sz w:val="17"/>
+                <w:szCs w:val="17"/>
+              </w:rPr>
+              <w:t xml:space="preserve">원 논문 5.1.2절; 공식 retriever.py</w:t>
+            </w:r>
+          </w:p>
+        </w:tc>
+      </w:tr>
+      <w:tr>
+        <w:trPr>
+          <w:tblHeader w:val="false"/>
+        </w:trPr>
+        <w:tc>
+          <w:tcPr>
+            <w:tcW w:type="dxa" w:w="1607"/>
+            <w:tcBorders>
+              <w:top w:val="single" w:color="808080" w:sz="4"/>
+              <w:left w:val="single" w:color="808080" w:sz="4"/>
+              <w:bottom w:val="single" w:color="808080" w:sz="4"/>
+              <w:right w:val="single" w:color="808080" w:sz="4"/>
+            </w:tcBorders>
+            <w:tcMar>
+              <w:top w:type="dxa" w:w="40"/>
+              <w:left w:type="dxa" w:w="80"/>
+              <w:bottom w:type="dxa" w:w="40"/>
+              <w:right w:type="dxa" w:w="80"/>
+            </w:tcMar>
+            <w:vAlign w:val="center"/>
+          </w:tcPr>
+          <w:p>
+            <w:pPr>
+              <w:spacing w:after="0" w:before="0" w:line="260"/>
+              <w:jc w:val="left"/>
+            </w:pPr>
+            <w:r>
+              <w:rPr>
+                <w:sz w:val="17"/>
+                <w:szCs w:val="17"/>
+              </w:rPr>
+              <w:t xml:space="preserve">TableRAG(Yu)</w:t>
+            </w:r>
+          </w:p>
+        </w:tc>
+        <w:tc>
+          <w:tcPr>
+            <w:tcW w:type="dxa" w:w="1015"/>
+            <w:tcBorders>
+              <w:top w:val="single" w:color="808080" w:sz="4"/>
+              <w:left w:val="single" w:color="808080" w:sz="4"/>
+              <w:bottom w:val="single" w:color="808080" w:sz="4"/>
+              <w:right w:val="single" w:color="808080" w:sz="4"/>
+            </w:tcBorders>
+            <w:tcMar>
+              <w:top w:type="dxa" w:w="40"/>
+              <w:left w:type="dxa" w:w="80"/>
+              <w:bottom w:type="dxa" w:w="40"/>
+              <w:right w:type="dxa" w:w="80"/>
+            </w:tcMar>
+            <w:vAlign w:val="center"/>
+          </w:tcPr>
+          <w:p>
+            <w:pPr>
+              <w:spacing w:after="0" w:before="0" w:line="260"/>
+              <w:jc w:val="left"/>
+            </w:pPr>
+            <w:r>
+              <w:rPr>
+                <w:sz w:val="17"/>
+                <w:szCs w:val="17"/>
+              </w:rPr>
+              <w:t xml:space="preserve">마크다운 변환</w:t>
+            </w:r>
+          </w:p>
+        </w:tc>
+        <w:tc>
+          <w:tcPr>
+            <w:tcW w:type="dxa" w:w="1421"/>
+            <w:tcBorders>
+              <w:top w:val="single" w:color="808080" w:sz="4"/>
+              <w:left w:val="single" w:color="808080" w:sz="4"/>
+              <w:bottom w:val="single" w:color="808080" w:sz="4"/>
+              <w:right w:val="single" w:color="808080" w:sz="4"/>
+            </w:tcBorders>
+            <w:tcMar>
+              <w:top w:type="dxa" w:w="40"/>
+              <w:left w:type="dxa" w:w="80"/>
+              <w:bottom w:type="dxa" w:w="40"/>
+              <w:right w:type="dxa" w:w="80"/>
+            </w:tcMar>
+            <w:vAlign w:val="center"/>
+          </w:tcPr>
+          <w:p>
+            <w:pPr>
+              <w:spacing w:after="0" w:before="0" w:line="260"/>
+              <w:jc w:val="left"/>
+            </w:pPr>
+            <w:r>
+              <w:rPr>
+                <w:sz w:val="17"/>
+                <w:szCs w:val="17"/>
+              </w:rPr>
+              <w:t xml:space="preserve">첫 행 뒤에 구분 줄을 넣고, 값이 없는 칸은 건너뛴다</w:t>
+            </w:r>
+          </w:p>
+        </w:tc>
+        <w:tc>
+          <w:tcPr>
+            <w:tcW w:type="dxa" w:w="1456"/>
+            <w:tcBorders>
+              <w:top w:val="single" w:color="808080" w:sz="4"/>
+              <w:left w:val="single" w:color="808080" w:sz="4"/>
+              <w:bottom w:val="single" w:color="808080" w:sz="4"/>
+              <w:right w:val="single" w:color="808080" w:sz="4"/>
+            </w:tcBorders>
+            <w:tcMar>
+              <w:top w:type="dxa" w:w="40"/>
+              <w:left w:type="dxa" w:w="80"/>
+              <w:bottom w:type="dxa" w:w="40"/>
+              <w:right w:type="dxa" w:w="80"/>
+            </w:tcMar>
+            <w:vAlign w:val="center"/>
+          </w:tcPr>
+          <w:p>
+            <w:pPr>
+              <w:spacing w:after="0" w:before="0" w:line="260"/>
+              <w:jc w:val="left"/>
+            </w:pPr>
+            <w:r>
+              <w:rPr>
+                <w:sz w:val="17"/>
+                <w:szCs w:val="17"/>
+              </w:rPr>
+              <w:t xml:space="preserve">구분 줄 없이 원 격자의 행을 그대로 쓰고, 빈 칸을 유지한다</w:t>
+            </w:r>
+          </w:p>
+        </w:tc>
+        <w:tc>
+          <w:tcPr>
+            <w:tcW w:type="dxa" w:w="1871"/>
+            <w:tcBorders>
+              <w:top w:val="single" w:color="808080" w:sz="4"/>
+              <w:left w:val="single" w:color="808080" w:sz="4"/>
+              <w:bottom w:val="single" w:color="808080" w:sz="4"/>
+              <w:right w:val="single" w:color="808080" w:sz="4"/>
+            </w:tcBorders>
+            <w:tcMar>
+              <w:top w:type="dxa" w:w="40"/>
+              <w:left w:type="dxa" w:w="80"/>
+              <w:bottom w:type="dxa" w:w="40"/>
+              <w:right w:type="dxa" w:w="80"/>
+            </w:tcMar>
+            <w:vAlign w:val="center"/>
+          </w:tcPr>
+          <w:p>
+            <w:pPr>
+              <w:spacing w:after="0" w:before="0" w:line="260"/>
+              <w:jc w:val="left"/>
+            </w:pPr>
+            <w:r>
+              <w:rPr>
+                <w:sz w:val="17"/>
+                <w:szCs w:val="17"/>
+              </w:rPr>
+              <w:t xml:space="preserve">공식 tool_utils.py의 마크다운 변환 함수; 본 연구 청크 표현 코드</w:t>
+            </w:r>
+          </w:p>
+        </w:tc>
+      </w:tr>
+      <w:tr>
+        <w:trPr>
+          <w:tblHeader w:val="false"/>
+        </w:trPr>
+        <w:tc>
+          <w:tcPr>
+            <w:tcW w:type="dxa" w:w="1607"/>
+            <w:tcBorders>
+              <w:top w:val="single" w:color="808080" w:sz="4"/>
+              <w:left w:val="single" w:color="808080" w:sz="4"/>
+              <w:bottom w:val="single" w:color="808080" w:sz="4"/>
+              <w:right w:val="single" w:color="808080" w:sz="4"/>
+            </w:tcBorders>
+            <w:tcMar>
+              <w:top w:type="dxa" w:w="40"/>
+              <w:left w:type="dxa" w:w="80"/>
+              <w:bottom w:type="dxa" w:w="40"/>
+              <w:right w:type="dxa" w:w="80"/>
+            </w:tcMar>
+            <w:vAlign w:val="center"/>
+          </w:tcPr>
+          <w:p>
+            <w:pPr>
+              <w:spacing w:after="0" w:before="0" w:line="260"/>
+              <w:jc w:val="left"/>
+            </w:pPr>
+            <w:r>
+              <w:rPr>
+                <w:sz w:val="17"/>
+                <w:szCs w:val="17"/>
+              </w:rPr>
+              <w:t xml:space="preserve">TableRAG(Yu)</w:t>
+            </w:r>
+          </w:p>
+        </w:tc>
+        <w:tc>
+          <w:tcPr>
+            <w:tcW w:type="dxa" w:w="1015"/>
+            <w:tcBorders>
+              <w:top w:val="single" w:color="808080" w:sz="4"/>
+              <w:left w:val="single" w:color="808080" w:sz="4"/>
+              <w:bottom w:val="single" w:color="808080" w:sz="4"/>
+              <w:right w:val="single" w:color="808080" w:sz="4"/>
+            </w:tcBorders>
+            <w:tcMar>
+              <w:top w:type="dxa" w:w="40"/>
+              <w:left w:type="dxa" w:w="80"/>
+              <w:bottom w:type="dxa" w:w="40"/>
+              <w:right w:type="dxa" w:w="80"/>
+            </w:tcMar>
+            <w:vAlign w:val="center"/>
+          </w:tcPr>
+          <w:p>
+            <w:pPr>
+              <w:spacing w:after="0" w:before="0" w:line="260"/>
+              <w:jc w:val="left"/>
+            </w:pPr>
+            <w:r>
+              <w:rPr>
+                <w:sz w:val="17"/>
+                <w:szCs w:val="17"/>
+              </w:rPr>
+              <w:t xml:space="preserve">머리말 이름</w:t>
+            </w:r>
+          </w:p>
+        </w:tc>
+        <w:tc>
+          <w:tcPr>
+            <w:tcW w:type="dxa" w:w="1421"/>
+            <w:tcBorders>
+              <w:top w:val="single" w:color="808080" w:sz="4"/>
+              <w:left w:val="single" w:color="808080" w:sz="4"/>
+              <w:bottom w:val="single" w:color="808080" w:sz="4"/>
+              <w:right w:val="single" w:color="808080" w:sz="4"/>
+            </w:tcBorders>
+            <w:tcMar>
+              <w:top w:type="dxa" w:w="40"/>
+              <w:left w:type="dxa" w:w="80"/>
+              <w:bottom w:type="dxa" w:w="40"/>
+              <w:right w:type="dxa" w:w="80"/>
+            </w:tcMar>
+            <w:vAlign w:val="center"/>
+          </w:tcPr>
+          <w:p>
+            <w:pPr>
+              <w:spacing w:after="0" w:before="0" w:line="260"/>
+              <w:jc w:val="left"/>
+            </w:pPr>
+            <w:r>
+              <w:rPr>
+                <w:sz w:val="17"/>
+                <w:szCs w:val="17"/>
+              </w:rPr>
+              <w:t xml:space="preserve">"File name: 파일 이름"</w:t>
+            </w:r>
+          </w:p>
+        </w:tc>
+        <w:tc>
+          <w:tcPr>
+            <w:tcW w:type="dxa" w:w="1456"/>
+            <w:tcBorders>
+              <w:top w:val="single" w:color="808080" w:sz="4"/>
+              <w:left w:val="single" w:color="808080" w:sz="4"/>
+              <w:bottom w:val="single" w:color="808080" w:sz="4"/>
+              <w:right w:val="single" w:color="808080" w:sz="4"/>
+            </w:tcBorders>
+            <w:tcMar>
+              <w:top w:type="dxa" w:w="40"/>
+              <w:left w:type="dxa" w:w="80"/>
+              <w:bottom w:type="dxa" w:w="40"/>
+              <w:right w:type="dxa" w:w="80"/>
+            </w:tcMar>
+            <w:vAlign w:val="center"/>
+          </w:tcPr>
+          <w:p>
+            <w:pPr>
+              <w:spacing w:after="0" w:before="0" w:line="260"/>
+              <w:jc w:val="left"/>
+            </w:pPr>
+            <w:r>
+              <w:rPr>
+                <w:sz w:val="17"/>
+                <w:szCs w:val="17"/>
+              </w:rPr>
+              <w:t xml:space="preserve">HiTab은 표 제목(고유 라벨), MultiHiertt는 표 제목이 없어 빈 문자열</w:t>
+            </w:r>
+          </w:p>
+        </w:tc>
+        <w:tc>
+          <w:tcPr>
+            <w:tcW w:type="dxa" w:w="1871"/>
+            <w:tcBorders>
+              <w:top w:val="single" w:color="808080" w:sz="4"/>
+              <w:left w:val="single" w:color="808080" w:sz="4"/>
+              <w:bottom w:val="single" w:color="808080" w:sz="4"/>
+              <w:right w:val="single" w:color="808080" w:sz="4"/>
+            </w:tcBorders>
+            <w:tcMar>
+              <w:top w:type="dxa" w:w="40"/>
+              <w:left w:type="dxa" w:w="80"/>
+              <w:bottom w:type="dxa" w:w="40"/>
+              <w:right w:type="dxa" w:w="80"/>
+            </w:tcMar>
+            <w:vAlign w:val="center"/>
+          </w:tcPr>
+          <w:p>
+            <w:pPr>
+              <w:spacing w:after="0" w:before="0" w:line="260"/>
+              <w:jc w:val="left"/>
+            </w:pPr>
+            <w:r>
+              <w:rPr>
+                <w:sz w:val="17"/>
+                <w:szCs w:val="17"/>
+              </w:rPr>
+              <w:t xml:space="preserve">공식 tool_utils.py, retriever.py; 본 연구 청크 표현 코드</w:t>
+            </w:r>
+          </w:p>
+        </w:tc>
+      </w:tr>
+    </w:tbl>
+    <w:p>
+      <w:pPr>
+        <w:spacing w:after="120"/>
+      </w:pPr>
     </w:p>
     <w:sectPr>
       <w:pgSz w:w="11906" w:h="16838" w:orient="portrait"/>

--- a/rag-agent/thesis/thesis.docx
+++ b/rag-agent/thesis/thesis.docx
@@ -1791,7 +1791,7 @@
         <w:t xml:space="preserve">&lt;th&gt;</w:t>
       </w:r>
       <w:r>
-        <w:t xml:space="preserve">)가 없는 HTML로 주어지고, 머리글 행·열의 수나 층 구조를 따로 담은 항목은 없다. 데이터셋에는 원 저자의 전처리 스크립트가 데이터 셀마다 계층형 머리글을 이어 붙여 만든 문장(table_description)이 함께 제공된다. 원 논문의 MT2Net도 셀마다 계층형 행·열 머리글을 붙인 문장을 만들고, 이를 학습한 BERT 기반 분류기로 근거 사실을 검색한다(Zhao et al., 2022, 4장). 본 연구는 table_description을 셀 문장 생성에 쓰지 않고, 머리글 행 수와 머리글 열 수를 규칙으로 추정한다. 머리글 행은 (가) 왼쪽 위 모서리가 비어 있는 표에서 처음으로 행 머리글 칸에 글자가 나타나는 행을 첫 데이터 행으로 보고, (나) 이 신호를 쓸 수 없으면 행 머리글 칸을 제외한 칸의 절반 이상이 숫자인 첫 행을 첫 데이터 행으로 본다. 머리글 열은 머리글 블록의 마지막 행에서 비어 있는 왼쪽 열의 수로 정하고, 이 신호를 쓸 수 없으면 데이터처럼 보이는 칸이 절반 이상인 첫 열 앞까지로 정한다. 그다음 머리글 행의 값을 위에서부터 이어 열 경로를, 머리글 열의 값을 왼쪽에서부터 이어 행 경로를 만든다. 이 초기 규칙(v1)은 여러 층으로 된 열 머리글의 일부(예: 위층의 연도)를 데이터 행으로 보아 경로에서 빠뜨리는 경우가 있다. 개발 과정에서 train 분할의 오류 사례를 보고 병합 칸과 절 제목 행을 반영하도록 고친 규칙이 v3.3이다(4.1절). 본 방법의 주 결과는 v3.3에 3.3절의 문장 고유화를 더한 규칙(v3.3u)을 쓰고, v1과 v3.3 결과를 함께 싣는다(5.4절, 5.5절).</w:t>
+        <w:t xml:space="preserve">)가 없는 HTML로 주어지고, 머리글 행·열의 수나 층 구조를 따로 담은 항목은 없다. 데이터셋에는 원 저자의 전처리 스크립트가 데이터 셀마다 계층형 머리글을 이어 붙여 만든 문장(table_description)이 함께 제공된다. 원 논문의 MT2Net도 셀마다 계층형 행·열 머리글을 붙인 문장을 만들고, 이를 학습한 BERT 기반 분류기로 근거 사실을 검색한다(Zhao et al., 2022, 4장). 본 연구는 table_description을 쓰지 않고, 규칙으로 추정한 머리글 경로로 셀 문장을 만들었다. 두 문장의 검색 정확도 비교는 5.4.1절에 싣는다. 머리글 행은 (가) 왼쪽 위 모서리가 비어 있는 표에서 처음으로 행 머리글 칸에 글자가 나타나는 행을 첫 데이터 행으로 보고, (나) 이 신호를 쓸 수 없으면 행 머리글 칸을 제외한 칸의 절반 이상이 숫자인 첫 행을 첫 데이터 행으로 본다. 머리글 열은 머리글 블록의 마지막 행에서 비어 있는 왼쪽 열의 수로 정하고, 이 신호를 쓸 수 없으면 데이터처럼 보이는 칸이 절반 이상인 첫 열 앞까지로 정한다. 그다음 머리글 행의 값을 위에서부터 이어 열 경로를, 머리글 열의 값을 왼쪽에서부터 이어 행 경로를 만든다. 이 초기 규칙(v1)은 여러 층으로 된 열 머리글의 일부(예: 위층의 연도)를 데이터 행으로 보아 경로에서 빠뜨리는 경우가 있다. 개발 과정에서 train 분할의 오류 사례를 보고 병합 칸과 절 제목 행을 반영하도록 고친 규칙이 v3.3이다(4.1절). 본 방법의 주 결과는 v3.3에 3.3절의 문장 고유화를 더한 규칙(v3.3u)을 쓰고, v1과 v3.3 결과를 함께 싣는다(5.4절, 5.5절).</w:t>
       </w:r>
     </w:p>
     <w:p>
@@ -15539,10 +15539,10 @@
     </w:p>
     <w:p>
       <w:pPr>
-        <w:pStyle w:val="Heading2"/>
+        <w:pStyle w:val="Heading3"/>
       </w:pPr>
       <w:r>
-        <w:t xml:space="preserve">5.5 MultiHiertt 답변 정확도</w:t>
+        <w:t xml:space="preserve">5.4.1 데이터셋이 제공한 셀 문장(table_description)과의 비교</w:t>
       </w:r>
     </w:p>
     <w:p>
@@ -15551,7 +15551,1241 @@
         <w:jc w:val="both"/>
       </w:pPr>
       <w:r>
-        <w:t xml:space="preserve">표 5-7은 네 그룹 882건에서 검색 결과를 그대로 리더(Qwen3-8B 4비트, 풀이 허용, 384토큰)에 넣었을 때의 답변 정확도다. 본 방법과 고정 청크는 둘 다 최종 머리글 규칙의 검색 결과를 쓴다. 표 전체와 TableRAG(Yu) 청크의 리더 입력은 머리글 규칙과 무관하다(4.2절). 가중 전체는 그룹별 정확도를 모집단 비율로 가중한 값이다(4.3절).</w:t>
+        <w:t xml:space="preserve">MultiHiertt가 함께 제공하는 셀 문장(table_description, 3.2절)으로 셀 문장만 바꾸어 검색 정확도를 비교했다. 인코더, 하이브리드 검색(α=0.7), 예산 20셀, 문서 안 검색, 채점 2,885건은 본 방법과 같다. 이 비교는 사전등록(커밋 b4187a0) 후 1회 실행했다. 색인 셀 중 table_description이 없는 셀에는 본 방법 문장을 그대로 썼고, 채점 2,885건의 정답 셀 7,651개는 모두 table_description이 있다. 머리글 규칙은 평가 집합(train)에서 수정되었다(4.1절).</w:t>
+      </w:r>
+    </w:p>
+    <w:p>
+      <w:pPr>
+        <w:pStyle w:val="TableCaption"/>
+      </w:pPr>
+      <w:r>
+        <w:t xml:space="preserve">[표 5-7] 본 방법과 table_description 셀 문장의 검색 정확도 (MultiHiertt, 문서 안, 예산 20, query count=2,885)</w:t>
+      </w:r>
+    </w:p>
+    <w:tbl>
+      <w:tblPr>
+        <w:tblW w:type="dxa" w:w="7370"/>
+        <w:tblBorders>
+          <w:top w:val="single" w:color="auto" w:sz="4"/>
+          <w:left w:val="single" w:color="auto" w:sz="4"/>
+          <w:bottom w:val="single" w:color="auto" w:sz="4"/>
+          <w:right w:val="single" w:color="auto" w:sz="4"/>
+          <w:insideH w:val="single" w:color="auto" w:sz="4"/>
+          <w:insideV w:val="single" w:color="auto" w:sz="4"/>
+        </w:tblBorders>
+        <w:tblLayout w:type="fixed"/>
+      </w:tblPr>
+      <w:tblGrid>
+        <w:gridCol w:w="968"/>
+        <w:gridCol w:w="825"/>
+        <w:gridCol w:w="726"/>
+        <w:gridCol w:w="1864"/>
+        <w:gridCol w:w="2142"/>
+        <w:gridCol w:w="845"/>
+      </w:tblGrid>
+      <w:tr>
+        <w:trPr>
+          <w:tblHeader/>
+        </w:trPr>
+        <w:tc>
+          <w:tcPr>
+            <w:tcW w:type="dxa" w:w="968"/>
+            <w:tcBorders>
+              <w:top w:val="single" w:color="808080" w:sz="4"/>
+              <w:left w:val="single" w:color="808080" w:sz="4"/>
+              <w:bottom w:val="single" w:color="808080" w:sz="4"/>
+              <w:right w:val="single" w:color="808080" w:sz="4"/>
+            </w:tcBorders>
+            <w:shd w:fill="E7E6E6" w:color="auto" w:val="clear"/>
+            <w:tcMar>
+              <w:top w:type="dxa" w:w="40"/>
+              <w:left w:type="dxa" w:w="80"/>
+              <w:bottom w:type="dxa" w:w="40"/>
+              <w:right w:type="dxa" w:w="80"/>
+            </w:tcMar>
+            <w:vAlign w:val="center"/>
+          </w:tcPr>
+          <w:p>
+            <w:pPr>
+              <w:spacing w:after="0" w:before="0" w:line="260"/>
+              <w:jc w:val="center"/>
+            </w:pPr>
+            <w:r>
+              <w:rPr>
+                <w:b/>
+                <w:bCs/>
+                <w:sz w:val="17"/>
+                <w:szCs w:val="17"/>
+              </w:rPr>
+              <w:t xml:space="preserve">그룹</w:t>
+            </w:r>
+          </w:p>
+        </w:tc>
+        <w:tc>
+          <w:tcPr>
+            <w:tcW w:type="dxa" w:w="825"/>
+            <w:tcBorders>
+              <w:top w:val="single" w:color="808080" w:sz="4"/>
+              <w:left w:val="single" w:color="808080" w:sz="4"/>
+              <w:bottom w:val="single" w:color="808080" w:sz="4"/>
+              <w:right w:val="single" w:color="808080" w:sz="4"/>
+            </w:tcBorders>
+            <w:shd w:fill="E7E6E6" w:color="auto" w:val="clear"/>
+            <w:tcMar>
+              <w:top w:type="dxa" w:w="40"/>
+              <w:left w:type="dxa" w:w="80"/>
+              <w:bottom w:type="dxa" w:w="40"/>
+              <w:right w:type="dxa" w:w="80"/>
+            </w:tcMar>
+            <w:vAlign w:val="center"/>
+          </w:tcPr>
+          <w:p>
+            <w:pPr>
+              <w:spacing w:after="0" w:before="0" w:line="260"/>
+              <w:jc w:val="center"/>
+            </w:pPr>
+            <w:r>
+              <w:rPr>
+                <w:b/>
+                <w:bCs/>
+                <w:sz w:val="17"/>
+                <w:szCs w:val="17"/>
+              </w:rPr>
+              <w:t xml:space="preserve">query count</w:t>
+            </w:r>
+          </w:p>
+        </w:tc>
+        <w:tc>
+          <w:tcPr>
+            <w:tcW w:type="dxa" w:w="726"/>
+            <w:tcBorders>
+              <w:top w:val="single" w:color="808080" w:sz="4"/>
+              <w:left w:val="single" w:color="808080" w:sz="4"/>
+              <w:bottom w:val="single" w:color="808080" w:sz="4"/>
+              <w:right w:val="single" w:color="808080" w:sz="4"/>
+            </w:tcBorders>
+            <w:shd w:fill="E7E6E6" w:color="auto" w:val="clear"/>
+            <w:tcMar>
+              <w:top w:type="dxa" w:w="40"/>
+              <w:left w:type="dxa" w:w="80"/>
+              <w:bottom w:type="dxa" w:w="40"/>
+              <w:right w:type="dxa" w:w="80"/>
+            </w:tcMar>
+            <w:vAlign w:val="center"/>
+          </w:tcPr>
+          <w:p>
+            <w:pPr>
+              <w:spacing w:after="0" w:before="0" w:line="260"/>
+              <w:jc w:val="center"/>
+            </w:pPr>
+            <w:r>
+              <w:rPr>
+                <w:b/>
+                <w:bCs/>
+                <w:sz w:val="17"/>
+                <w:szCs w:val="17"/>
+              </w:rPr>
+              <w:t xml:space="preserve">본 방법</w:t>
+            </w:r>
+          </w:p>
+        </w:tc>
+        <w:tc>
+          <w:tcPr>
+            <w:tcW w:type="dxa" w:w="1864"/>
+            <w:tcBorders>
+              <w:top w:val="single" w:color="808080" w:sz="4"/>
+              <w:left w:val="single" w:color="808080" w:sz="4"/>
+              <w:bottom w:val="single" w:color="808080" w:sz="4"/>
+              <w:right w:val="single" w:color="808080" w:sz="4"/>
+            </w:tcBorders>
+            <w:shd w:fill="E7E6E6" w:color="auto" w:val="clear"/>
+            <w:tcMar>
+              <w:top w:type="dxa" w:w="40"/>
+              <w:left w:type="dxa" w:w="80"/>
+              <w:bottom w:type="dxa" w:w="40"/>
+              <w:right w:type="dxa" w:w="80"/>
+            </w:tcMar>
+            <w:vAlign w:val="center"/>
+          </w:tcPr>
+          <w:p>
+            <w:pPr>
+              <w:spacing w:after="0" w:before="0" w:line="260"/>
+              <w:jc w:val="center"/>
+            </w:pPr>
+            <w:r>
+              <w:rPr>
+                <w:b/>
+                <w:bCs/>
+                <w:sz w:val="17"/>
+                <w:szCs w:val="17"/>
+              </w:rPr>
+              <w:t xml:space="preserve">table_description</w:t>
+            </w:r>
+          </w:p>
+        </w:tc>
+        <w:tc>
+          <w:tcPr>
+            <w:tcW w:type="dxa" w:w="2142"/>
+            <w:tcBorders>
+              <w:top w:val="single" w:color="808080" w:sz="4"/>
+              <w:left w:val="single" w:color="808080" w:sz="4"/>
+              <w:bottom w:val="single" w:color="808080" w:sz="4"/>
+              <w:right w:val="single" w:color="808080" w:sz="4"/>
+            </w:tcBorders>
+            <w:shd w:fill="E7E6E6" w:color="auto" w:val="clear"/>
+            <w:tcMar>
+              <w:top w:type="dxa" w:w="40"/>
+              <w:left w:type="dxa" w:w="80"/>
+              <w:bottom w:type="dxa" w:w="40"/>
+              <w:right w:type="dxa" w:w="80"/>
+            </w:tcMar>
+            <w:vAlign w:val="center"/>
+          </w:tcPr>
+          <w:p>
+            <w:pPr>
+              <w:spacing w:after="0" w:before="0" w:line="260"/>
+              <w:jc w:val="center"/>
+            </w:pPr>
+            <w:r>
+              <w:rPr>
+                <w:b/>
+                <w:bCs/>
+                <w:sz w:val="17"/>
+                <w:szCs w:val="17"/>
+              </w:rPr>
+              <w:t xml:space="preserve">본 방법만 : table_description만</w:t>
+            </w:r>
+          </w:p>
+        </w:tc>
+        <w:tc>
+          <w:tcPr>
+            <w:tcW w:type="dxa" w:w="845"/>
+            <w:tcBorders>
+              <w:top w:val="single" w:color="808080" w:sz="4"/>
+              <w:left w:val="single" w:color="808080" w:sz="4"/>
+              <w:bottom w:val="single" w:color="808080" w:sz="4"/>
+              <w:right w:val="single" w:color="808080" w:sz="4"/>
+            </w:tcBorders>
+            <w:shd w:fill="E7E6E6" w:color="auto" w:val="clear"/>
+            <w:tcMar>
+              <w:top w:type="dxa" w:w="40"/>
+              <w:left w:type="dxa" w:w="80"/>
+              <w:bottom w:type="dxa" w:w="40"/>
+              <w:right w:type="dxa" w:w="80"/>
+            </w:tcMar>
+            <w:vAlign w:val="center"/>
+          </w:tcPr>
+          <w:p>
+            <w:pPr>
+              <w:spacing w:after="0" w:before="0" w:line="260"/>
+              <w:jc w:val="center"/>
+            </w:pPr>
+            <w:r>
+              <w:rPr>
+                <w:b/>
+                <w:bCs/>
+                <w:sz w:val="17"/>
+                <w:szCs w:val="17"/>
+              </w:rPr>
+              <w:t xml:space="preserve">Holm p</w:t>
+            </w:r>
+          </w:p>
+        </w:tc>
+      </w:tr>
+      <w:tr>
+        <w:trPr>
+          <w:tblHeader w:val="false"/>
+        </w:trPr>
+        <w:tc>
+          <w:tcPr>
+            <w:tcW w:type="dxa" w:w="968"/>
+            <w:tcBorders>
+              <w:top w:val="single" w:color="808080" w:sz="4"/>
+              <w:left w:val="single" w:color="808080" w:sz="4"/>
+              <w:bottom w:val="single" w:color="808080" w:sz="4"/>
+              <w:right w:val="single" w:color="808080" w:sz="4"/>
+            </w:tcBorders>
+            <w:tcMar>
+              <w:top w:type="dxa" w:w="40"/>
+              <w:left w:type="dxa" w:w="80"/>
+              <w:bottom w:type="dxa" w:w="40"/>
+              <w:right w:type="dxa" w:w="80"/>
+            </w:tcMar>
+            <w:vAlign w:val="center"/>
+          </w:tcPr>
+          <w:p>
+            <w:pPr>
+              <w:spacing w:after="0" w:before="0" w:line="260"/>
+              <w:jc w:val="left"/>
+            </w:pPr>
+            <w:r>
+              <w:rPr>
+                <w:sz w:val="17"/>
+                <w:szCs w:val="17"/>
+              </w:rPr>
+              <w:t xml:space="preserve">조회·셀 1개</w:t>
+            </w:r>
+          </w:p>
+        </w:tc>
+        <w:tc>
+          <w:tcPr>
+            <w:tcW w:type="dxa" w:w="825"/>
+            <w:tcBorders>
+              <w:top w:val="single" w:color="808080" w:sz="4"/>
+              <w:left w:val="single" w:color="808080" w:sz="4"/>
+              <w:bottom w:val="single" w:color="808080" w:sz="4"/>
+              <w:right w:val="single" w:color="808080" w:sz="4"/>
+            </w:tcBorders>
+            <w:tcMar>
+              <w:top w:type="dxa" w:w="40"/>
+              <w:left w:type="dxa" w:w="80"/>
+              <w:bottom w:type="dxa" w:w="40"/>
+              <w:right w:type="dxa" w:w="80"/>
+            </w:tcMar>
+            <w:vAlign w:val="center"/>
+          </w:tcPr>
+          <w:p>
+            <w:pPr>
+              <w:spacing w:after="0" w:before="0" w:line="260"/>
+              <w:jc w:val="right"/>
+            </w:pPr>
+            <w:r>
+              <w:rPr>
+                <w:sz w:val="17"/>
+                <w:szCs w:val="17"/>
+              </w:rPr>
+              <w:t xml:space="preserve">212</w:t>
+            </w:r>
+          </w:p>
+        </w:tc>
+        <w:tc>
+          <w:tcPr>
+            <w:tcW w:type="dxa" w:w="726"/>
+            <w:tcBorders>
+              <w:top w:val="single" w:color="808080" w:sz="4"/>
+              <w:left w:val="single" w:color="808080" w:sz="4"/>
+              <w:bottom w:val="single" w:color="808080" w:sz="4"/>
+              <w:right w:val="single" w:color="808080" w:sz="4"/>
+            </w:tcBorders>
+            <w:tcMar>
+              <w:top w:type="dxa" w:w="40"/>
+              <w:left w:type="dxa" w:w="80"/>
+              <w:bottom w:type="dxa" w:w="40"/>
+              <w:right w:type="dxa" w:w="80"/>
+            </w:tcMar>
+            <w:vAlign w:val="center"/>
+          </w:tcPr>
+          <w:p>
+            <w:pPr>
+              <w:spacing w:after="0" w:before="0" w:line="260"/>
+              <w:jc w:val="right"/>
+            </w:pPr>
+            <w:r>
+              <w:rPr>
+                <w:sz w:val="17"/>
+                <w:szCs w:val="17"/>
+              </w:rPr>
+              <w:t xml:space="preserve">.9575</w:t>
+            </w:r>
+          </w:p>
+        </w:tc>
+        <w:tc>
+          <w:tcPr>
+            <w:tcW w:type="dxa" w:w="1864"/>
+            <w:tcBorders>
+              <w:top w:val="single" w:color="808080" w:sz="4"/>
+              <w:left w:val="single" w:color="808080" w:sz="4"/>
+              <w:bottom w:val="single" w:color="808080" w:sz="4"/>
+              <w:right w:val="single" w:color="808080" w:sz="4"/>
+            </w:tcBorders>
+            <w:tcMar>
+              <w:top w:type="dxa" w:w="40"/>
+              <w:left w:type="dxa" w:w="80"/>
+              <w:bottom w:type="dxa" w:w="40"/>
+              <w:right w:type="dxa" w:w="80"/>
+            </w:tcMar>
+            <w:vAlign w:val="center"/>
+          </w:tcPr>
+          <w:p>
+            <w:pPr>
+              <w:spacing w:after="0" w:before="0" w:line="260"/>
+              <w:jc w:val="right"/>
+            </w:pPr>
+            <w:r>
+              <w:rPr>
+                <w:sz w:val="17"/>
+                <w:szCs w:val="17"/>
+              </w:rPr>
+              <w:t xml:space="preserve">.9528</w:t>
+            </w:r>
+          </w:p>
+        </w:tc>
+        <w:tc>
+          <w:tcPr>
+            <w:tcW w:type="dxa" w:w="2142"/>
+            <w:tcBorders>
+              <w:top w:val="single" w:color="808080" w:sz="4"/>
+              <w:left w:val="single" w:color="808080" w:sz="4"/>
+              <w:bottom w:val="single" w:color="808080" w:sz="4"/>
+              <w:right w:val="single" w:color="808080" w:sz="4"/>
+            </w:tcBorders>
+            <w:tcMar>
+              <w:top w:type="dxa" w:w="40"/>
+              <w:left w:type="dxa" w:w="80"/>
+              <w:bottom w:type="dxa" w:w="40"/>
+              <w:right w:type="dxa" w:w="80"/>
+            </w:tcMar>
+            <w:vAlign w:val="center"/>
+          </w:tcPr>
+          <w:p>
+            <w:pPr>
+              <w:spacing w:after="0" w:before="0" w:line="260"/>
+              <w:jc w:val="right"/>
+            </w:pPr>
+            <w:r>
+              <w:rPr>
+                <w:sz w:val="17"/>
+                <w:szCs w:val="17"/>
+              </w:rPr>
+              <w:t xml:space="preserve">5:4</w:t>
+            </w:r>
+          </w:p>
+        </w:tc>
+        <w:tc>
+          <w:tcPr>
+            <w:tcW w:type="dxa" w:w="845"/>
+            <w:tcBorders>
+              <w:top w:val="single" w:color="808080" w:sz="4"/>
+              <w:left w:val="single" w:color="808080" w:sz="4"/>
+              <w:bottom w:val="single" w:color="808080" w:sz="4"/>
+              <w:right w:val="single" w:color="808080" w:sz="4"/>
+            </w:tcBorders>
+            <w:tcMar>
+              <w:top w:type="dxa" w:w="40"/>
+              <w:left w:type="dxa" w:w="80"/>
+              <w:bottom w:type="dxa" w:w="40"/>
+              <w:right w:type="dxa" w:w="80"/>
+            </w:tcMar>
+            <w:vAlign w:val="center"/>
+          </w:tcPr>
+          <w:p>
+            <w:pPr>
+              <w:spacing w:after="0" w:before="0" w:line="260"/>
+              <w:jc w:val="right"/>
+            </w:pPr>
+            <w:r>
+              <w:rPr>
+                <w:sz w:val="17"/>
+                <w:szCs w:val="17"/>
+              </w:rPr>
+              <w:t xml:space="preserve">1.0</w:t>
+            </w:r>
+          </w:p>
+        </w:tc>
+      </w:tr>
+      <w:tr>
+        <w:trPr>
+          <w:tblHeader w:val="false"/>
+        </w:trPr>
+        <w:tc>
+          <w:tcPr>
+            <w:tcW w:type="dxa" w:w="968"/>
+            <w:tcBorders>
+              <w:top w:val="single" w:color="808080" w:sz="4"/>
+              <w:left w:val="single" w:color="808080" w:sz="4"/>
+              <w:bottom w:val="single" w:color="808080" w:sz="4"/>
+              <w:right w:val="single" w:color="808080" w:sz="4"/>
+            </w:tcBorders>
+            <w:tcMar>
+              <w:top w:type="dxa" w:w="40"/>
+              <w:left w:type="dxa" w:w="80"/>
+              <w:bottom w:type="dxa" w:w="40"/>
+              <w:right w:type="dxa" w:w="80"/>
+            </w:tcMar>
+            <w:vAlign w:val="center"/>
+          </w:tcPr>
+          <w:p>
+            <w:pPr>
+              <w:spacing w:after="0" w:before="0" w:line="260"/>
+              <w:jc w:val="left"/>
+            </w:pPr>
+            <w:r>
+              <w:rPr>
+                <w:sz w:val="17"/>
+                <w:szCs w:val="17"/>
+              </w:rPr>
+              <w:t xml:space="preserve">조회·셀 2개+</w:t>
+            </w:r>
+          </w:p>
+        </w:tc>
+        <w:tc>
+          <w:tcPr>
+            <w:tcW w:type="dxa" w:w="825"/>
+            <w:tcBorders>
+              <w:top w:val="single" w:color="808080" w:sz="4"/>
+              <w:left w:val="single" w:color="808080" w:sz="4"/>
+              <w:bottom w:val="single" w:color="808080" w:sz="4"/>
+              <w:right w:val="single" w:color="808080" w:sz="4"/>
+            </w:tcBorders>
+            <w:tcMar>
+              <w:top w:type="dxa" w:w="40"/>
+              <w:left w:type="dxa" w:w="80"/>
+              <w:bottom w:type="dxa" w:w="40"/>
+              <w:right w:type="dxa" w:w="80"/>
+            </w:tcMar>
+            <w:vAlign w:val="center"/>
+          </w:tcPr>
+          <w:p>
+            <w:pPr>
+              <w:spacing w:after="0" w:before="0" w:line="260"/>
+              <w:jc w:val="right"/>
+            </w:pPr>
+            <w:r>
+              <w:rPr>
+                <w:sz w:val="17"/>
+                <w:szCs w:val="17"/>
+              </w:rPr>
+              <w:t xml:space="preserve">367</w:t>
+            </w:r>
+          </w:p>
+        </w:tc>
+        <w:tc>
+          <w:tcPr>
+            <w:tcW w:type="dxa" w:w="726"/>
+            <w:tcBorders>
+              <w:top w:val="single" w:color="808080" w:sz="4"/>
+              <w:left w:val="single" w:color="808080" w:sz="4"/>
+              <w:bottom w:val="single" w:color="808080" w:sz="4"/>
+              <w:right w:val="single" w:color="808080" w:sz="4"/>
+            </w:tcBorders>
+            <w:tcMar>
+              <w:top w:type="dxa" w:w="40"/>
+              <w:left w:type="dxa" w:w="80"/>
+              <w:bottom w:type="dxa" w:w="40"/>
+              <w:right w:type="dxa" w:w="80"/>
+            </w:tcMar>
+            <w:vAlign w:val="center"/>
+          </w:tcPr>
+          <w:p>
+            <w:pPr>
+              <w:spacing w:after="0" w:before="0" w:line="260"/>
+              <w:jc w:val="right"/>
+            </w:pPr>
+            <w:r>
+              <w:rPr>
+                <w:sz w:val="17"/>
+                <w:szCs w:val="17"/>
+              </w:rPr>
+              <w:t xml:space="preserve">.8774</w:t>
+            </w:r>
+          </w:p>
+        </w:tc>
+        <w:tc>
+          <w:tcPr>
+            <w:tcW w:type="dxa" w:w="1864"/>
+            <w:tcBorders>
+              <w:top w:val="single" w:color="808080" w:sz="4"/>
+              <w:left w:val="single" w:color="808080" w:sz="4"/>
+              <w:bottom w:val="single" w:color="808080" w:sz="4"/>
+              <w:right w:val="single" w:color="808080" w:sz="4"/>
+            </w:tcBorders>
+            <w:tcMar>
+              <w:top w:type="dxa" w:w="40"/>
+              <w:left w:type="dxa" w:w="80"/>
+              <w:bottom w:type="dxa" w:w="40"/>
+              <w:right w:type="dxa" w:w="80"/>
+            </w:tcMar>
+            <w:vAlign w:val="center"/>
+          </w:tcPr>
+          <w:p>
+            <w:pPr>
+              <w:spacing w:after="0" w:before="0" w:line="260"/>
+              <w:jc w:val="right"/>
+            </w:pPr>
+            <w:r>
+              <w:rPr>
+                <w:sz w:val="17"/>
+                <w:szCs w:val="17"/>
+              </w:rPr>
+              <w:t xml:space="preserve">.8747</w:t>
+            </w:r>
+          </w:p>
+        </w:tc>
+        <w:tc>
+          <w:tcPr>
+            <w:tcW w:type="dxa" w:w="2142"/>
+            <w:tcBorders>
+              <w:top w:val="single" w:color="808080" w:sz="4"/>
+              <w:left w:val="single" w:color="808080" w:sz="4"/>
+              <w:bottom w:val="single" w:color="808080" w:sz="4"/>
+              <w:right w:val="single" w:color="808080" w:sz="4"/>
+            </w:tcBorders>
+            <w:tcMar>
+              <w:top w:type="dxa" w:w="40"/>
+              <w:left w:type="dxa" w:w="80"/>
+              <w:bottom w:type="dxa" w:w="40"/>
+              <w:right w:type="dxa" w:w="80"/>
+            </w:tcMar>
+            <w:vAlign w:val="center"/>
+          </w:tcPr>
+          <w:p>
+            <w:pPr>
+              <w:spacing w:after="0" w:before="0" w:line="260"/>
+              <w:jc w:val="right"/>
+            </w:pPr>
+            <w:r>
+              <w:rPr>
+                <w:sz w:val="17"/>
+                <w:szCs w:val="17"/>
+              </w:rPr>
+              <w:t xml:space="preserve">16:15</w:t>
+            </w:r>
+          </w:p>
+        </w:tc>
+        <w:tc>
+          <w:tcPr>
+            <w:tcW w:type="dxa" w:w="845"/>
+            <w:tcBorders>
+              <w:top w:val="single" w:color="808080" w:sz="4"/>
+              <w:left w:val="single" w:color="808080" w:sz="4"/>
+              <w:bottom w:val="single" w:color="808080" w:sz="4"/>
+              <w:right w:val="single" w:color="808080" w:sz="4"/>
+            </w:tcBorders>
+            <w:tcMar>
+              <w:top w:type="dxa" w:w="40"/>
+              <w:left w:type="dxa" w:w="80"/>
+              <w:bottom w:type="dxa" w:w="40"/>
+              <w:right w:type="dxa" w:w="80"/>
+            </w:tcMar>
+            <w:vAlign w:val="center"/>
+          </w:tcPr>
+          <w:p>
+            <w:pPr>
+              <w:spacing w:after="0" w:before="0" w:line="260"/>
+              <w:jc w:val="right"/>
+            </w:pPr>
+            <w:r>
+              <w:rPr>
+                <w:sz w:val="17"/>
+                <w:szCs w:val="17"/>
+              </w:rPr>
+              <w:t xml:space="preserve">1.0</w:t>
+            </w:r>
+          </w:p>
+        </w:tc>
+      </w:tr>
+      <w:tr>
+        <w:trPr>
+          <w:tblHeader w:val="false"/>
+        </w:trPr>
+        <w:tc>
+          <w:tcPr>
+            <w:tcW w:type="dxa" w:w="968"/>
+            <w:tcBorders>
+              <w:top w:val="single" w:color="808080" w:sz="4"/>
+              <w:left w:val="single" w:color="808080" w:sz="4"/>
+              <w:bottom w:val="single" w:color="808080" w:sz="4"/>
+              <w:right w:val="single" w:color="808080" w:sz="4"/>
+            </w:tcBorders>
+            <w:tcMar>
+              <w:top w:type="dxa" w:w="40"/>
+              <w:left w:type="dxa" w:w="80"/>
+              <w:bottom w:type="dxa" w:w="40"/>
+              <w:right w:type="dxa" w:w="80"/>
+            </w:tcMar>
+            <w:vAlign w:val="center"/>
+          </w:tcPr>
+          <w:p>
+            <w:pPr>
+              <w:spacing w:after="0" w:before="0" w:line="260"/>
+              <w:jc w:val="left"/>
+            </w:pPr>
+            <w:r>
+              <w:rPr>
+                <w:sz w:val="17"/>
+                <w:szCs w:val="17"/>
+              </w:rPr>
+              <w:t xml:space="preserve">산술·셀 1개</w:t>
+            </w:r>
+          </w:p>
+        </w:tc>
+        <w:tc>
+          <w:tcPr>
+            <w:tcW w:type="dxa" w:w="825"/>
+            <w:tcBorders>
+              <w:top w:val="single" w:color="808080" w:sz="4"/>
+              <w:left w:val="single" w:color="808080" w:sz="4"/>
+              <w:bottom w:val="single" w:color="808080" w:sz="4"/>
+              <w:right w:val="single" w:color="808080" w:sz="4"/>
+            </w:tcBorders>
+            <w:tcMar>
+              <w:top w:type="dxa" w:w="40"/>
+              <w:left w:type="dxa" w:w="80"/>
+              <w:bottom w:type="dxa" w:w="40"/>
+              <w:right w:type="dxa" w:w="80"/>
+            </w:tcMar>
+            <w:vAlign w:val="center"/>
+          </w:tcPr>
+          <w:p>
+            <w:pPr>
+              <w:spacing w:after="0" w:before="0" w:line="260"/>
+              <w:jc w:val="right"/>
+            </w:pPr>
+            <w:r>
+              <w:rPr>
+                <w:sz w:val="17"/>
+                <w:szCs w:val="17"/>
+              </w:rPr>
+              <w:t xml:space="preserve">71</w:t>
+            </w:r>
+          </w:p>
+        </w:tc>
+        <w:tc>
+          <w:tcPr>
+            <w:tcW w:type="dxa" w:w="726"/>
+            <w:tcBorders>
+              <w:top w:val="single" w:color="808080" w:sz="4"/>
+              <w:left w:val="single" w:color="808080" w:sz="4"/>
+              <w:bottom w:val="single" w:color="808080" w:sz="4"/>
+              <w:right w:val="single" w:color="808080" w:sz="4"/>
+            </w:tcBorders>
+            <w:tcMar>
+              <w:top w:type="dxa" w:w="40"/>
+              <w:left w:type="dxa" w:w="80"/>
+              <w:bottom w:type="dxa" w:w="40"/>
+              <w:right w:type="dxa" w:w="80"/>
+            </w:tcMar>
+            <w:vAlign w:val="center"/>
+          </w:tcPr>
+          <w:p>
+            <w:pPr>
+              <w:spacing w:after="0" w:before="0" w:line="260"/>
+              <w:jc w:val="right"/>
+            </w:pPr>
+            <w:r>
+              <w:rPr>
+                <w:sz w:val="17"/>
+                <w:szCs w:val="17"/>
+              </w:rPr>
+              <w:t xml:space="preserve">.9577</w:t>
+            </w:r>
+          </w:p>
+        </w:tc>
+        <w:tc>
+          <w:tcPr>
+            <w:tcW w:type="dxa" w:w="1864"/>
+            <w:tcBorders>
+              <w:top w:val="single" w:color="808080" w:sz="4"/>
+              <w:left w:val="single" w:color="808080" w:sz="4"/>
+              <w:bottom w:val="single" w:color="808080" w:sz="4"/>
+              <w:right w:val="single" w:color="808080" w:sz="4"/>
+            </w:tcBorders>
+            <w:tcMar>
+              <w:top w:type="dxa" w:w="40"/>
+              <w:left w:type="dxa" w:w="80"/>
+              <w:bottom w:type="dxa" w:w="40"/>
+              <w:right w:type="dxa" w:w="80"/>
+            </w:tcMar>
+            <w:vAlign w:val="center"/>
+          </w:tcPr>
+          <w:p>
+            <w:pPr>
+              <w:spacing w:after="0" w:before="0" w:line="260"/>
+              <w:jc w:val="right"/>
+            </w:pPr>
+            <w:r>
+              <w:rPr>
+                <w:sz w:val="17"/>
+                <w:szCs w:val="17"/>
+              </w:rPr>
+              <w:t xml:space="preserve">.9577</w:t>
+            </w:r>
+          </w:p>
+        </w:tc>
+        <w:tc>
+          <w:tcPr>
+            <w:tcW w:type="dxa" w:w="2142"/>
+            <w:tcBorders>
+              <w:top w:val="single" w:color="808080" w:sz="4"/>
+              <w:left w:val="single" w:color="808080" w:sz="4"/>
+              <w:bottom w:val="single" w:color="808080" w:sz="4"/>
+              <w:right w:val="single" w:color="808080" w:sz="4"/>
+            </w:tcBorders>
+            <w:tcMar>
+              <w:top w:type="dxa" w:w="40"/>
+              <w:left w:type="dxa" w:w="80"/>
+              <w:bottom w:type="dxa" w:w="40"/>
+              <w:right w:type="dxa" w:w="80"/>
+            </w:tcMar>
+            <w:vAlign w:val="center"/>
+          </w:tcPr>
+          <w:p>
+            <w:pPr>
+              <w:spacing w:after="0" w:before="0" w:line="260"/>
+              <w:jc w:val="right"/>
+            </w:pPr>
+            <w:r>
+              <w:rPr>
+                <w:sz w:val="17"/>
+                <w:szCs w:val="17"/>
+              </w:rPr>
+              <w:t xml:space="preserve">1:1</w:t>
+            </w:r>
+          </w:p>
+        </w:tc>
+        <w:tc>
+          <w:tcPr>
+            <w:tcW w:type="dxa" w:w="845"/>
+            <w:tcBorders>
+              <w:top w:val="single" w:color="808080" w:sz="4"/>
+              <w:left w:val="single" w:color="808080" w:sz="4"/>
+              <w:bottom w:val="single" w:color="808080" w:sz="4"/>
+              <w:right w:val="single" w:color="808080" w:sz="4"/>
+            </w:tcBorders>
+            <w:tcMar>
+              <w:top w:type="dxa" w:w="40"/>
+              <w:left w:type="dxa" w:w="80"/>
+              <w:bottom w:type="dxa" w:w="40"/>
+              <w:right w:type="dxa" w:w="80"/>
+            </w:tcMar>
+            <w:vAlign w:val="center"/>
+          </w:tcPr>
+          <w:p>
+            <w:pPr>
+              <w:spacing w:after="0" w:before="0" w:line="260"/>
+              <w:jc w:val="right"/>
+            </w:pPr>
+            <w:r>
+              <w:rPr>
+                <w:sz w:val="17"/>
+                <w:szCs w:val="17"/>
+              </w:rPr>
+              <w:t xml:space="preserve">1.0</w:t>
+            </w:r>
+          </w:p>
+        </w:tc>
+      </w:tr>
+      <w:tr>
+        <w:trPr>
+          <w:tblHeader w:val="false"/>
+        </w:trPr>
+        <w:tc>
+          <w:tcPr>
+            <w:tcW w:type="dxa" w:w="968"/>
+            <w:tcBorders>
+              <w:top w:val="single" w:color="808080" w:sz="4"/>
+              <w:left w:val="single" w:color="808080" w:sz="4"/>
+              <w:bottom w:val="single" w:color="808080" w:sz="4"/>
+              <w:right w:val="single" w:color="808080" w:sz="4"/>
+            </w:tcBorders>
+            <w:tcMar>
+              <w:top w:type="dxa" w:w="40"/>
+              <w:left w:type="dxa" w:w="80"/>
+              <w:bottom w:type="dxa" w:w="40"/>
+              <w:right w:type="dxa" w:w="80"/>
+            </w:tcMar>
+            <w:vAlign w:val="center"/>
+          </w:tcPr>
+          <w:p>
+            <w:pPr>
+              <w:spacing w:after="0" w:before="0" w:line="260"/>
+              <w:jc w:val="left"/>
+            </w:pPr>
+            <w:r>
+              <w:rPr>
+                <w:sz w:val="17"/>
+                <w:szCs w:val="17"/>
+              </w:rPr>
+              <w:t xml:space="preserve">산술·셀 2개+</w:t>
+            </w:r>
+          </w:p>
+        </w:tc>
+        <w:tc>
+          <w:tcPr>
+            <w:tcW w:type="dxa" w:w="825"/>
+            <w:tcBorders>
+              <w:top w:val="single" w:color="808080" w:sz="4"/>
+              <w:left w:val="single" w:color="808080" w:sz="4"/>
+              <w:bottom w:val="single" w:color="808080" w:sz="4"/>
+              <w:right w:val="single" w:color="808080" w:sz="4"/>
+            </w:tcBorders>
+            <w:tcMar>
+              <w:top w:type="dxa" w:w="40"/>
+              <w:left w:type="dxa" w:w="80"/>
+              <w:bottom w:type="dxa" w:w="40"/>
+              <w:right w:type="dxa" w:w="80"/>
+            </w:tcMar>
+            <w:vAlign w:val="center"/>
+          </w:tcPr>
+          <w:p>
+            <w:pPr>
+              <w:spacing w:after="0" w:before="0" w:line="260"/>
+              <w:jc w:val="right"/>
+            </w:pPr>
+            <w:r>
+              <w:rPr>
+                <w:sz w:val="17"/>
+                <w:szCs w:val="17"/>
+              </w:rPr>
+              <w:t xml:space="preserve">2,235</w:t>
+            </w:r>
+          </w:p>
+        </w:tc>
+        <w:tc>
+          <w:tcPr>
+            <w:tcW w:type="dxa" w:w="726"/>
+            <w:tcBorders>
+              <w:top w:val="single" w:color="808080" w:sz="4"/>
+              <w:left w:val="single" w:color="808080" w:sz="4"/>
+              <w:bottom w:val="single" w:color="808080" w:sz="4"/>
+              <w:right w:val="single" w:color="808080" w:sz="4"/>
+            </w:tcBorders>
+            <w:tcMar>
+              <w:top w:type="dxa" w:w="40"/>
+              <w:left w:type="dxa" w:w="80"/>
+              <w:bottom w:type="dxa" w:w="40"/>
+              <w:right w:type="dxa" w:w="80"/>
+            </w:tcMar>
+            <w:vAlign w:val="center"/>
+          </w:tcPr>
+          <w:p>
+            <w:pPr>
+              <w:spacing w:after="0" w:before="0" w:line="260"/>
+              <w:jc w:val="right"/>
+            </w:pPr>
+            <w:r>
+              <w:rPr>
+                <w:sz w:val="17"/>
+                <w:szCs w:val="17"/>
+              </w:rPr>
+              <w:t xml:space="preserve">.8492</w:t>
+            </w:r>
+          </w:p>
+        </w:tc>
+        <w:tc>
+          <w:tcPr>
+            <w:tcW w:type="dxa" w:w="1864"/>
+            <w:tcBorders>
+              <w:top w:val="single" w:color="808080" w:sz="4"/>
+              <w:left w:val="single" w:color="808080" w:sz="4"/>
+              <w:bottom w:val="single" w:color="808080" w:sz="4"/>
+              <w:right w:val="single" w:color="808080" w:sz="4"/>
+            </w:tcBorders>
+            <w:tcMar>
+              <w:top w:type="dxa" w:w="40"/>
+              <w:left w:type="dxa" w:w="80"/>
+              <w:bottom w:type="dxa" w:w="40"/>
+              <w:right w:type="dxa" w:w="80"/>
+            </w:tcMar>
+            <w:vAlign w:val="center"/>
+          </w:tcPr>
+          <w:p>
+            <w:pPr>
+              <w:spacing w:after="0" w:before="0" w:line="260"/>
+              <w:jc w:val="right"/>
+            </w:pPr>
+            <w:r>
+              <w:rPr>
+                <w:sz w:val="17"/>
+                <w:szCs w:val="17"/>
+              </w:rPr>
+              <w:t xml:space="preserve">.8273</w:t>
+            </w:r>
+          </w:p>
+        </w:tc>
+        <w:tc>
+          <w:tcPr>
+            <w:tcW w:type="dxa" w:w="2142"/>
+            <w:tcBorders>
+              <w:top w:val="single" w:color="808080" w:sz="4"/>
+              <w:left w:val="single" w:color="808080" w:sz="4"/>
+              <w:bottom w:val="single" w:color="808080" w:sz="4"/>
+              <w:right w:val="single" w:color="808080" w:sz="4"/>
+            </w:tcBorders>
+            <w:tcMar>
+              <w:top w:type="dxa" w:w="40"/>
+              <w:left w:type="dxa" w:w="80"/>
+              <w:bottom w:type="dxa" w:w="40"/>
+              <w:right w:type="dxa" w:w="80"/>
+            </w:tcMar>
+            <w:vAlign w:val="center"/>
+          </w:tcPr>
+          <w:p>
+            <w:pPr>
+              <w:spacing w:after="0" w:before="0" w:line="260"/>
+              <w:jc w:val="right"/>
+            </w:pPr>
+            <w:r>
+              <w:rPr>
+                <w:sz w:val="17"/>
+                <w:szCs w:val="17"/>
+              </w:rPr>
+              <w:t xml:space="preserve">111:62</w:t>
+            </w:r>
+          </w:p>
+        </w:tc>
+        <w:tc>
+          <w:tcPr>
+            <w:tcW w:type="dxa" w:w="845"/>
+            <w:tcBorders>
+              <w:top w:val="single" w:color="808080" w:sz="4"/>
+              <w:left w:val="single" w:color="808080" w:sz="4"/>
+              <w:bottom w:val="single" w:color="808080" w:sz="4"/>
+              <w:right w:val="single" w:color="808080" w:sz="4"/>
+            </w:tcBorders>
+            <w:tcMar>
+              <w:top w:type="dxa" w:w="40"/>
+              <w:left w:type="dxa" w:w="80"/>
+              <w:bottom w:type="dxa" w:w="40"/>
+              <w:right w:type="dxa" w:w="80"/>
+            </w:tcMar>
+            <w:vAlign w:val="center"/>
+          </w:tcPr>
+          <w:p>
+            <w:pPr>
+              <w:spacing w:after="0" w:before="0" w:line="260"/>
+              <w:jc w:val="right"/>
+            </w:pPr>
+            <w:r>
+              <w:rPr>
+                <w:sz w:val="17"/>
+                <w:szCs w:val="17"/>
+              </w:rPr>
+              <w:t xml:space="preserve">.00096</w:t>
+            </w:r>
+          </w:p>
+        </w:tc>
+      </w:tr>
+      <w:tr>
+        <w:trPr>
+          <w:tblHeader w:val="false"/>
+        </w:trPr>
+        <w:tc>
+          <w:tcPr>
+            <w:tcW w:type="dxa" w:w="968"/>
+            <w:tcBorders>
+              <w:top w:val="single" w:color="808080" w:sz="4"/>
+              <w:left w:val="single" w:color="808080" w:sz="4"/>
+              <w:bottom w:val="single" w:color="808080" w:sz="4"/>
+              <w:right w:val="single" w:color="808080" w:sz="4"/>
+            </w:tcBorders>
+            <w:tcMar>
+              <w:top w:type="dxa" w:w="40"/>
+              <w:left w:type="dxa" w:w="80"/>
+              <w:bottom w:type="dxa" w:w="40"/>
+              <w:right w:type="dxa" w:w="80"/>
+            </w:tcMar>
+            <w:vAlign w:val="center"/>
+          </w:tcPr>
+          <w:p>
+            <w:pPr>
+              <w:spacing w:after="0" w:before="0" w:line="260"/>
+              <w:jc w:val="left"/>
+            </w:pPr>
+            <w:r>
+              <w:rPr>
+                <w:sz w:val="17"/>
+                <w:szCs w:val="17"/>
+              </w:rPr>
+              <w:t xml:space="preserve">전체</w:t>
+            </w:r>
+          </w:p>
+        </w:tc>
+        <w:tc>
+          <w:tcPr>
+            <w:tcW w:type="dxa" w:w="825"/>
+            <w:tcBorders>
+              <w:top w:val="single" w:color="808080" w:sz="4"/>
+              <w:left w:val="single" w:color="808080" w:sz="4"/>
+              <w:bottom w:val="single" w:color="808080" w:sz="4"/>
+              <w:right w:val="single" w:color="808080" w:sz="4"/>
+            </w:tcBorders>
+            <w:tcMar>
+              <w:top w:type="dxa" w:w="40"/>
+              <w:left w:type="dxa" w:w="80"/>
+              <w:bottom w:type="dxa" w:w="40"/>
+              <w:right w:type="dxa" w:w="80"/>
+            </w:tcMar>
+            <w:vAlign w:val="center"/>
+          </w:tcPr>
+          <w:p>
+            <w:pPr>
+              <w:spacing w:after="0" w:before="0" w:line="260"/>
+              <w:jc w:val="right"/>
+            </w:pPr>
+            <w:r>
+              <w:rPr>
+                <w:sz w:val="17"/>
+                <w:szCs w:val="17"/>
+              </w:rPr>
+              <w:t xml:space="preserve">2,885</w:t>
+            </w:r>
+          </w:p>
+        </w:tc>
+        <w:tc>
+          <w:tcPr>
+            <w:tcW w:type="dxa" w:w="726"/>
+            <w:tcBorders>
+              <w:top w:val="single" w:color="808080" w:sz="4"/>
+              <w:left w:val="single" w:color="808080" w:sz="4"/>
+              <w:bottom w:val="single" w:color="808080" w:sz="4"/>
+              <w:right w:val="single" w:color="808080" w:sz="4"/>
+            </w:tcBorders>
+            <w:tcMar>
+              <w:top w:type="dxa" w:w="40"/>
+              <w:left w:type="dxa" w:w="80"/>
+              <w:bottom w:type="dxa" w:w="40"/>
+              <w:right w:type="dxa" w:w="80"/>
+            </w:tcMar>
+            <w:vAlign w:val="center"/>
+          </w:tcPr>
+          <w:p>
+            <w:pPr>
+              <w:spacing w:after="0" w:before="0" w:line="260"/>
+              <w:jc w:val="right"/>
+            </w:pPr>
+            <w:r>
+              <w:rPr>
+                <w:sz w:val="17"/>
+                <w:szCs w:val="17"/>
+              </w:rPr>
+              <w:t xml:space="preserve">.8634</w:t>
+            </w:r>
+          </w:p>
+        </w:tc>
+        <w:tc>
+          <w:tcPr>
+            <w:tcW w:type="dxa" w:w="1864"/>
+            <w:tcBorders>
+              <w:top w:val="single" w:color="808080" w:sz="4"/>
+              <w:left w:val="single" w:color="808080" w:sz="4"/>
+              <w:bottom w:val="single" w:color="808080" w:sz="4"/>
+              <w:right w:val="single" w:color="808080" w:sz="4"/>
+            </w:tcBorders>
+            <w:tcMar>
+              <w:top w:type="dxa" w:w="40"/>
+              <w:left w:type="dxa" w:w="80"/>
+              <w:bottom w:type="dxa" w:w="40"/>
+              <w:right w:type="dxa" w:w="80"/>
+            </w:tcMar>
+            <w:vAlign w:val="center"/>
+          </w:tcPr>
+          <w:p>
+            <w:pPr>
+              <w:spacing w:after="0" w:before="0" w:line="260"/>
+              <w:jc w:val="right"/>
+            </w:pPr>
+            <w:r>
+              <w:rPr>
+                <w:sz w:val="17"/>
+                <w:szCs w:val="17"/>
+              </w:rPr>
+              <w:t xml:space="preserve">.8458</w:t>
+            </w:r>
+          </w:p>
+        </w:tc>
+        <w:tc>
+          <w:tcPr>
+            <w:tcW w:type="dxa" w:w="2142"/>
+            <w:tcBorders>
+              <w:top w:val="single" w:color="808080" w:sz="4"/>
+              <w:left w:val="single" w:color="808080" w:sz="4"/>
+              <w:bottom w:val="single" w:color="808080" w:sz="4"/>
+              <w:right w:val="single" w:color="808080" w:sz="4"/>
+            </w:tcBorders>
+            <w:tcMar>
+              <w:top w:type="dxa" w:w="40"/>
+              <w:left w:type="dxa" w:w="80"/>
+              <w:bottom w:type="dxa" w:w="40"/>
+              <w:right w:type="dxa" w:w="80"/>
+            </w:tcMar>
+            <w:vAlign w:val="center"/>
+          </w:tcPr>
+          <w:p>
+            <w:pPr>
+              <w:spacing w:after="0" w:before="0" w:line="260"/>
+              <w:jc w:val="right"/>
+            </w:pPr>
+            <w:r>
+              <w:rPr>
+                <w:sz w:val="17"/>
+                <w:szCs w:val="17"/>
+              </w:rPr>
+              <w:t xml:space="preserve">133:82</w:t>
+            </w:r>
+          </w:p>
+        </w:tc>
+        <w:tc>
+          <w:tcPr>
+            <w:tcW w:type="dxa" w:w="845"/>
+            <w:tcBorders>
+              <w:top w:val="single" w:color="808080" w:sz="4"/>
+              <w:left w:val="single" w:color="808080" w:sz="4"/>
+              <w:bottom w:val="single" w:color="808080" w:sz="4"/>
+              <w:right w:val="single" w:color="808080" w:sz="4"/>
+            </w:tcBorders>
+            <w:tcMar>
+              <w:top w:type="dxa" w:w="40"/>
+              <w:left w:type="dxa" w:w="80"/>
+              <w:bottom w:type="dxa" w:w="40"/>
+              <w:right w:type="dxa" w:w="80"/>
+            </w:tcMar>
+            <w:vAlign w:val="center"/>
+          </w:tcPr>
+          <w:p>
+            <w:pPr>
+              <w:spacing w:after="0" w:before="0" w:line="260"/>
+              <w:jc w:val="right"/>
+            </w:pPr>
+            <w:r>
+              <w:rPr>
+                <w:sz w:val="17"/>
+                <w:szCs w:val="17"/>
+              </w:rPr>
+              <w:t xml:space="preserve">—</w:t>
+            </w:r>
+          </w:p>
+        </w:tc>
+      </w:tr>
+    </w:tbl>
+    <w:p>
+      <w:pPr>
+        <w:spacing w:after="120"/>
+      </w:pPr>
+    </w:p>
+    <w:p>
+      <w:pPr>
+        <w:ind w:firstLine="400"/>
+        <w:jc w:val="both"/>
+      </w:pPr>
+      <w:r>
+        <w:t xml:space="preserve">Holm p는 네 그룹을 한 묶음으로 보정한 값이다. 전체는 보정 묶음에 넣지 않았다.</w:t>
+      </w:r>
+    </w:p>
+    <w:p>
+      <w:pPr>
+        <w:ind w:firstLine="400"/>
+        <w:jc w:val="both"/>
+      </w:pPr>
+      <w:r>
+        <w:t xml:space="preserve">전체 검색 정확도는 본 방법 86.34%, table_description 84.58%였다(133:82, p=.00062). 차이는 산술·셀 2개 이상 그룹에서만 났다(111:62, Holm p=.00096). 값을 뺀 문장이 같은 문서의 다른 셀과 같은 셀의 비율은 table_description 7.0%, 본 방법 0%였다. 이 차이가 검색 정확도 차이의 원인인지는 검정하지 않았다.</w:t>
+      </w:r>
+    </w:p>
+    <w:p>
+      <w:pPr>
+        <w:pStyle w:val="Heading2"/>
+      </w:pPr>
+      <w:r>
+        <w:t xml:space="preserve">5.5 MultiHiertt 답변 정확도</w:t>
+      </w:r>
+    </w:p>
+    <w:p>
+      <w:pPr>
+        <w:ind w:firstLine="400"/>
+        <w:jc w:val="both"/>
+      </w:pPr>
+      <w:r>
+        <w:t xml:space="preserve">표 5-8은 네 그룹 882건에서 검색 결과를 그대로 리더(Qwen3-8B 4비트, 풀이 허용, 384토큰)에 넣었을 때의 답변 정확도다. 본 방법과 고정 청크는 둘 다 최종 머리글 규칙의 검색 결과를 쓴다. 표 전체와 TableRAG(Yu) 청크의 리더 입력은 머리글 규칙과 무관하다(4.2절). 가중 전체는 그룹별 정확도를 모집단 비율로 가중한 값이다(4.3절).</w:t>
       </w:r>
     </w:p>
     <w:p>
@@ -15570,7 +16804,7 @@
         <w:pStyle w:val="TableCaption"/>
       </w:pPr>
       <w:r>
-        <w:t xml:space="preserve">[표 5-7] MultiHiertt 답변 정확도 (문서 안, 예산 20, 882건; 셀 예산 비통제, 전달 셀 평균 열 참조)</w:t>
+        <w:t xml:space="preserve">[표 5-8] MultiHiertt 답변 정확도 (문서 안, 예산 20, 882건; 셀 예산 비통제, 전달 셀 평균 열 참조)</w:t>
       </w:r>
     </w:p>
     <w:tbl>
@@ -17305,7 +18539,7 @@
         <w:pStyle w:val="TableCaption"/>
       </w:pPr>
       <w:r>
-        <w:t xml:space="preserve">[표 5-8] 본 방법의 머리글 규칙별 답변 정확도 (MultiHiertt, 882건)</w:t>
+        <w:t xml:space="preserve">[표 5-9] 본 방법의 머리글 규칙별 답변 정확도 (MultiHiertt, 882건)</w:t>
       </w:r>
     </w:p>
     <w:tbl>
@@ -22264,7 +23498,7 @@
         <w:t xml:space="preserve">MultiHiertt 평가 분할과 사후 변경.</w:t>
       </w:r>
       <w:r>
-        <w:t xml:space="preserve"> MultiHiertt는 공개 test 파일에 정답과 정답 근거가 없어 train에서 평가 집합을 구성했다(4.1절). 리더 LLM의 사전학습 데이터에 공개 데이터셋이 포함되었는지는 확인할 수 없으며, 이 한계는 모든 분할에 동일하다. 다만 머리글 규칙(v3.3)은 train의 오류 사례를 보고 고쳤고, 문장 고유화는 882건 답변 결과를 분석하다 추가했다. 882건 답변 실험은 v1로 사전등록했고, 결과를 본 뒤 주 조건을 v3.3u로 바꾸었다(바꾸기 전에 예측과 함께 등록). 같은 882건을 v1, v3.3, v3.3u 세 조건에 썼으므로, v3.3u의 수치는 이 표본에 맞춰진 낙관적인 값일 수 있다. 이를 가늠할 수 있도록 v1과 v3.3 결과를 함께 실었다(표 5-6, 5-8). 882건과 겹치지 않는 문항으로 다시 확인하는 일은 하지 못했다. 또 비공식 재포장본을 썼고, 정답 값만 공식 릴리스에서 읽었다.</w:t>
+        <w:t xml:space="preserve"> MultiHiertt는 공개 test 파일에 정답과 정답 근거가 없어 train에서 평가 집합을 구성했다(4.1절). 리더 LLM의 사전학습 데이터에 공개 데이터셋이 포함되었는지는 확인할 수 없으며, 이 한계는 모든 분할에 동일하다. 다만 머리글 규칙(v3.3)은 train의 오류 사례를 보고 고쳤고, 문장 고유화는 882건 답변 결과를 분석하다 추가했다. 882건 답변 실험은 v1로 사전등록했고, 결과를 본 뒤 주 조건을 v3.3u로 바꾸었다(바꾸기 전에 예측과 함께 등록). 같은 882건을 v1, v3.3, v3.3u 세 조건에 썼으므로, v3.3u의 수치는 이 표본에 맞춰진 낙관적인 값일 수 있다. 이를 가늠할 수 있도록 v1과 v3.3 결과를 함께 실었다(표 5-6, 5-9). 882건과 겹치지 않는 문항으로 다시 확인하는 일은 하지 못했다. 또 비공식 재포장본을 썼고, 정답 값만 공식 릴리스에서 읽었다.</w:t>
       </w:r>
     </w:p>
     <w:p>

--- a/rag-agent/thesis/thesis.docx
+++ b/rag-agent/thesis/thesis.docx
@@ -144,7 +144,7 @@
         <w:jc w:val="both"/>
       </w:pPr>
       <w:r>
-        <w:t xml:space="preserve">계층형 표는 셀 값의 의미가 여러 층의 행·열 머리글 조합으로 정해진다. 표를 평평하게 펴거나 행·청크 단위로 잘라 검색하면 셀과 머리글이 분리되어, 검색기와 리더 모두 셀 값이 무엇의 값인지 알기 어렵다. 본 연구는 외부 API 없이 로컬 모델만 쓰는 폐쇄된 환경에서, 셀마다 고유 라벨·행 머리글 경로·열 머리글 경로·값을 담은 문장을 만들고 이를 학습하지 않은 기성 임베딩 모델로 색인하는 셀 검색 방법을 제안한다.</w:t>
+        <w:t xml:space="preserve">계층형 표는 셀 값의 의미가 여러 층의 행·열 머리글 조합으로 정해진다. 표를 평평하게 펴거나 행·청크 단위로 잘라 검색하면 셀과 머리글이 분리되어, 검색기와 리더 모두 셀 값이 무엇의 값인지 알기 어렵다. 본 연구는 외부 API 없이 로컬 모델만 쓰는 폐쇄된 환경에서, 셀마다 고유 라벨·행 머리글 경로·열 머리글 경로·값을 담은 문장을 만들고 이를 학습하지 않은 기성 임베딩 모델로 색인해 셀을 검색한다. 셀을 머리글 경로와 함께 문장으로 만드는 표현은 MT2Net(Zhao et al., 2022)이 먼저 썼다. 본 연구는 검색기를 학습하지 않고, 셀 문장에 표 제목 라벨을 붙이며, 표·행·청크 단위 색인과 같은 조건에서 통계 검정으로 비교한다.</w:t>
       </w:r>
     </w:p>
     <w:p>
@@ -236,7 +236,7 @@
         <w:jc w:val="both"/>
       </w:pPr>
       <w:r>
-        <w:t xml:space="preserve">In a hierarchical table, the meaning of a cell value is fixed by a combination of multi-level row and column headers. When a table is flattened or split into rows or chunks for retrieval, cells are separated from their headers, so both the retriever and the reader lose track of what a value refers to. In a closed environment that uses only local models and no external APIs, we propose a cell retrieval method that writes one sentence per cell, containing a unique label, the row header path, the column header path and the value, and indexes these sentences with an off-the-shelf embedding model without training.</w:t>
+        <w:t xml:space="preserve">In a hierarchical table, the meaning of a cell value is fixed by a combination of multi-level row and column headers. When a table is flattened or split into rows or chunks for retrieval, cells are separated from their headers, so both the retriever and the reader lose track of what a value refers to. In a closed environment that uses only local models and no external APIs, we retrieve cells by writing one sentence per cell, containing a unique label, the row header path, the column header path and the value, and indexing these sentences with an off-the-shelf embedding model without training. Writing a cell as a sentence with its header path was first done by MT2Net (Zhao et al., 2022). This study does not train the retriever, adds a table-title label to each cell sentence, and compares against table-, row- and chunk-level indexes under the same conditions with statistical tests.</w:t>
       </w:r>
     </w:p>
     <w:p>
@@ -398,7 +398,7 @@
         <w:jc w:val="both"/>
       </w:pPr>
       <w:r>
-        <w:t xml:space="preserve">본 연구는 셀 하나하나를 "고유 라벨 + 행 머리글 경로 + 열 머리글 경로 + 값"으로 이루어진 문장으로 만들고, 그 문장을 학습하지 않은 기성 임베딩 모델로 색인하는 셀 검색 방법을 제안한다. 여기서 고유 라벨은 데이터셋이 표에 붙여 둔 제목류(HiTab의 절 제목과 페이지 제목)다. 표 제목이 없는 MultiHiertt에서는 고유 라벨 없이 머리글 경로와 값만 쓴다. 본 연구의 기여는 다음과 같다.</w:t>
+        <w:t xml:space="preserve">본 연구는 셀 하나하나를 "고유 라벨 + 행 머리글 경로 + 열 머리글 경로 + 값"으로 이루어진 문장으로 만들고, 그 문장을 학습하지 않은 기성 임베딩 모델로 색인하는 셀 검색 방법을 제안한다. 셀을 머리글 경로와 함께 문장으로 만드는 표현은 MT2Net(Zhao et al., 2022, 4장)이 먼저 썼다. 본 연구가 MT2Net과 다른 점은 네 가지다. (1) 검색기를 학습하지 않는다(MT2Net은 정답 근거로 BERT 분류기를 학습한다). (2) HiTab 538개 표를 한 색인에 넣은 조건에서 셀을 검색한다(MT2Net은 문서 안에서 검색한다). (3) 셀 문장에 표 제목 라벨을 붙인다(HiTab 538개 표를 한 색인에 넣은 조건에서 경로만 쓴 문장 79.9%, 라벨을 붙인 본 방법 문장 91.4%, 표 5-1). (4) 표·행·청크 단위 색인과 같은 조건에서 통계 검정으로 비교한다. 여기서 고유 라벨은 HiTab이 표에 붙여 둔 표 제목(StatCan·NSF 표는 보고서의 표 제목, ToTTo 출신 표는 위키백과 절 제목)이며, 표의 원 출처인 위키백과 페이지의 제목이 있으면 앞에 붙인다(3.3절). 표 제목이 없는 MultiHiertt에서는 고유 라벨 없이 머리글 경로와 값만 쓴다. 본 연구의 기여는 다음과 같다.</w:t>
       </w:r>
     </w:p>
     <w:p>
@@ -436,7 +436,7 @@
         <w:t xml:space="preserve">셀 단위 검색을 발표된 표 표현들과 같은 조건으로 비교했다.</w:t>
       </w:r>
       <w:r>
-        <w:t xml:space="preserve"> TableRAG(Chen et al., 2024)의 셀 검색을 옮긴 재구현 두 가지(TableRAG 셀 검색 재구현)와 그 논문의 비교군 RowCol(표의 행과 열을 각각 한 단위로 색인해 질문과 가까운 행·열을 찾고, 그 행과 열이 겹치는 셀만 전달)·RandRow(질문의 표에서 행을 무작위 순서로 골라 셀 예산까지 채우는 방법, 검색 없음), 이종 문서용 TableRAG(Yu et al., 2025)의 청크 표현, 업계 관행인 고정 길이 청크를 같은 임베딩 모델, 같은 검색기, 같은 셀 예산 규칙(20셀)에 놓았다. 셀 단위 검색은 두 데이터셋에서 정답 셀 포함률이 이 비교군들보다 높았다(HiTab 538개 표를 한 색인에 넣은 조건 .9142, 표 5-3; MultiHiertt 문서 안 .8634, 표 5-5). 셀 문장에 잎 라벨을 한 번 더 붙인 변형(sleaf)은 MultiHiertt에서 본 방법보다 높았다(.8728 대 .8634, Holm(1979) 보정 p=.0040).</w:t>
+        <w:t xml:space="preserve"> TableRAG(Chen et al., 2024)의 셀 검색을 옮긴 재구현 두 가지(TableRAG 셀 검색 재구현)와 그 논문의 비교군 RowCol(표의 행과 열을 각각 한 단위로 색인해 질문과 가까운 행·열을 찾고, 그 행과 열이 겹치는 셀만 전달)·RandRow(질문의 표에서 행을 무작위 순서로 골라 셀 예산까지 채우는 방법, 검색 없음), 이종 문서용 TableRAG(Yu et al., 2025)의 청크 표현, 본 연구가 정한 설정(1,000자, 머리글 반복)의 고정 길이 청크를 같은 임베딩 모델, 같은 검색기, 같은 셀 예산 규칙(20셀)에 놓았다. 셀 단위 검색은 두 데이터셋에서 정답 셀 포함률이 이 비교군들보다 높았다(HiTab 538개 표를 한 색인에 넣은 조건 .9142, 표 5-3; MultiHiertt 문서 안 .8634, 표 5-5). 셀 문장에 잎 라벨을 한 번 더 붙인 변형(sleaf)은 MultiHiertt에서 본 방법보다 높았다(.8728 대 .8634, Holm(1979) 보정 p=.0040).</w:t>
       </w:r>
     </w:p>
     <w:p>
@@ -644,18 +644,10 @@
           <w:b/>
           <w:bCs/>
         </w:rPr>
-        <w:t xml:space="preserve">계층형 표의 직렬화.</w:t>
-      </w:r>
-      <w:r>
-        <w:t xml:space="preserve"> Cao et al.(2026)의 직교 계층 분해(Orthogonal Hierarchical Decomposition)는 표를 열 트리와 행 트리로 분해해 구조를 보존하는 LLM 입력 표현을 만든다. 이것은 검색이 아니라 표 하나 전체의 표현 방법이다. 본 연구의 셀 문장도 셀마다 행·열 머리글 경로를 붙인다는 점에서 구조 보존 표현의 한 형태이지만, 목적은 표현 자체가 아니라 셀 단위 검색이다.</w:t>
-      </w:r>
-    </w:p>
-    <w:p>
-      <w:pPr>
-        <w:pStyle w:val="Heading2"/>
-      </w:pPr>
-      <w:r>
-        <w:t xml:space="preserve">2.3 문맥 속 무관 정보가 리더에 미치는 영향</w:t>
+        <w:t xml:space="preserve">MT2Net(Zhao et al., 2022).</w:t>
+      </w:r>
+      <w:r>
+        <w:t xml:space="preserve"> MultiHiertt의 원 논문이 제시한 MT2Net은 표의 셀마다 계층형 행·열 머리글을 붙인 문장을 만들고, 정답 근거로 학습한 BERT 기반 분류기로 문서 안에서 근거 사실을 검색한다(4장). 셀을 머리글 경로와 함께 문장으로 만드는 표현은 이 연구가 먼저 썼다. 본 연구의 셀 문장도 같은 형태이며, 차이는 네 가지다. (1) 검색기를 학습하지 않는다. (2) HiTab 538개 표를 한 색인에 넣은 조건에서 셀을 검색한다(MT2Net은 문서 안에서 검색한다). (3) 셀 문장에 표 제목 라벨을 붙인다(HiTab 538개 표를 한 색인에 넣은 조건에서 경로만 쓴 문장 79.9%, 라벨을 붙인 본 방법 문장 91.4%, 표 5-1). (4) 표·행·청크 단위 색인과 같은 조건에서 통계 검정으로 비교한다.</w:t>
       </w:r>
     </w:p>
     <w:p>
@@ -664,7 +656,22 @@
         <w:jc w:val="both"/>
       </w:pPr>
       <w:r>
-        <w:t xml:space="preserve">검색된 문맥에 질문과 관련은 있으나 답이 아닌 정보가 섞이면 리더의 정확도가 떨어진다는 결과가 여러 연구에서 보고되었다. Cuconasu et al.(2024)은 정답 문서에 질문과 의미가 가깝지만 답은 없는 방해 문서를 더하면 1개만 넣어도 정확도가 크게 떨어지고, 개수가 늘수록 대체로 더 떨어진다는 것을 보였다(NQ-open, 7B급 LLM 4개). 표 질의응답에서도 CABINET(Patnaik et al., 2024)은 "대개 표 전체 중 질문의 답을 끌어내는 데 관련된 부분은 작고, 관련 없는 부분은 잡음이자 방해 정보로 작용한다"고 지적했다. Liu et al.(2024)은 검색 문서 수를 늘릴 때 리더 성능이 검색 재현율보다 훨씬 먼저 포화한다는 것을 보였다.</w:t>
+        <w:rPr>
+          <w:b/>
+          <w:bCs/>
+        </w:rPr>
+        <w:t xml:space="preserve">계층형 표의 직렬화.</w:t>
+      </w:r>
+      <w:r>
+        <w:t xml:space="preserve"> Cao et al.(2026)의 직교 계층 분해(Orthogonal Hierarchical Decomposition)는 표를 열 트리와 행 트리로 분해해 구조를 보존하는 LLM 입력 표현을 만든다. 이것은 검색이 아니라 표 하나 전체의 표현 방법이다. 본 연구의 셀 문장도 셀마다 행·열 머리글 경로를 붙인다는 점에서 구조 보존 표현의 한 형태이지만, 목적은 표현 자체가 아니라 셀 단위 검색이다.</w:t>
+      </w:r>
+    </w:p>
+    <w:p>
+      <w:pPr>
+        <w:pStyle w:val="Heading2"/>
+      </w:pPr>
+      <w:r>
+        <w:t xml:space="preserve">2.3 문맥 속 무관 정보가 리더에 미치는 영향</w:t>
       </w:r>
     </w:p>
     <w:p>
@@ -673,15 +680,7 @@
         <w:jc w:val="both"/>
       </w:pPr>
       <w:r>
-        <w:t xml:space="preserve">이 현상은 본 연구에서 두 가지 의미가 있다. 첫째, 검색 정확도가 높아도 답변 정확도가 같은 수준에 이르지 않는 것은 결함이 아니라 예상되는 성질이다. 둘째, 검색 없이 표 전체를 리더에 넣는 조건은 정답 셀을 반드시 포함하지만 방해 셀도 모두 포함한다. 따라서 표 전체 조건과 셀 검색 조건의 답변 정확도 비교는 사전에 결과를 예측할 수 없는 실증 질문이다(5장).</w:t>
-      </w:r>
-    </w:p>
-    <w:p>
-      <w:pPr>
-        <w:pStyle w:val="Heading2"/>
-      </w:pPr>
-      <w:r>
-        <w:t xml:space="preserve">2.4 평가 관행</w:t>
+        <w:t xml:space="preserve">검색된 문맥에 질문과 관련은 있으나 답이 아닌 정보가 섞이면 리더의 정확도가 떨어진다는 결과가 여러 연구에서 보고되었다. Cuconasu et al.(2024)은 정답 문서에 질문과 의미가 가깝지만 답은 없는 방해 문서를 더하면 1개만 넣어도 정확도가 크게 떨어지고, 개수가 늘수록 대체로 더 떨어진다는 것을 보였다(NQ-open, 7B급 LLM 4개). 표 질의응답에서도 CABINET(Patnaik et al., 2024)은 "대개 표 전체 중 질문의 답을 끌어내는 데 관련된 부분은 작고, 관련 없는 부분은 잡음이자 방해 정보로 작용한다"고 지적했다. Liu et al.(2024)은 검색 문서 수를 늘릴 때 리더 성능이 검색 재현율보다 훨씬 먼저 포화한다는 것을 보였다.</w:t>
       </w:r>
     </w:p>
     <w:p>
@@ -690,14 +689,15 @@
         <w:jc w:val="both"/>
       </w:pPr>
       <w:r>
-        <w:rPr>
-          <w:b/>
-          <w:bCs/>
-        </w:rPr>
-        <w:t xml:space="preserve">Closed-domain 설정.</w:t>
-      </w:r>
-      <w:r>
-        <w:t xml:space="preserve"> Zhou et al.(2026)의 표 추론 서베이는 입력 표가 직접 주어지는 설정을 closed-domain 설정으로 분류하고 HiTab을 그 예로 든다. 본 연구는 이 설정을 따른다. 이 설정은 다른 연구와 같은 조건을 쓰기 위한 것이며, 본 연구의 차별점은 아니다.</w:t>
+        <w:t xml:space="preserve">이 현상은 본 연구에서 두 가지 의미가 있다. 첫째, 검색 정확도가 높아도 답변 정확도가 같은 수준에 이르지 않는 것은 결함이 아니라 예상되는 성질이다. 둘째, 검색 없이 표 전체를 리더에 넣는 조건은 정답 셀을 반드시 포함하지만 방해 셀도 모두 포함한다. 따라서 표 전체 조건과 셀 검색 조건의 답변 정확도 비교는 사전에 결과를 예측할 수 없는 실증 질문이다(5장).</w:t>
+      </w:r>
+    </w:p>
+    <w:p>
+      <w:pPr>
+        <w:pStyle w:val="Heading2"/>
+      </w:pPr>
+      <w:r>
+        <w:t xml:space="preserve">2.4 평가 관행</w:t>
       </w:r>
     </w:p>
     <w:p>
@@ -710,10 +710,10 @@
           <w:b/>
           <w:bCs/>
         </w:rPr>
-        <w:t xml:space="preserve">부분집합 평가.</w:t>
-      </w:r>
-      <w:r>
-        <w:t xml:space="preserve"> LLM 추론 비용 때문에 전체 평가 집합 대신 일부 질의만 평가하는 것은 표 질의응답 연구에서 흔하다. Deng et al.(2024)은 100건에서 McNemar 검정 등을 썼고, Wang et al.(2026)은 벤치마크 4개에서 500건씩 뽑은 2,000건으로 평가하고 입력 형식·추론 방식 비교에 2,000건 기준 95% 부트스트랩 신뢰구간(재표집 1,000회)을 붙였으며, TableLlama(Zhang et al., 2024)는 GPT-4 비교군에 한해 과제마다 test에서 500건을 뽑아 썼고, RealHiTBench(Wu et al., 2025a)는 비용이 큰 추론 모델 부록 실험에서 500건을 뽑아 썼다. 본 연구는 표본을 seed로 고정하고, 결과를 보기 전에 질의 id 목록을 커밋했다(4.5절).</w:t>
+        <w:t xml:space="preserve">Closed-domain 설정.</w:t>
+      </w:r>
+      <w:r>
+        <w:t xml:space="preserve"> Zhou et al.(2026)의 표 추론 서베이는 입력 표가 직접 주어지는 설정을 closed-domain 설정으로 분류하고 HiTab을 그 예로 든다. 본 연구는 이 설정을 따른다. 이 설정은 다른 연구와 같은 조건을 쓰기 위한 것이며, 본 연구의 차별점은 아니다.</w:t>
       </w:r>
     </w:p>
     <w:p>
@@ -726,10 +726,26 @@
           <w:b/>
           <w:bCs/>
         </w:rPr>
+        <w:t xml:space="preserve">부분집합 평가.</w:t>
+      </w:r>
+      <w:r>
+        <w:t xml:space="preserve"> 표 질의응답 연구에서는 전체 평가 집합 대신 일부 질의만 평가하기도 한다. Deng et al.(2024)은 100건에서 McNemar 검정 등을 썼고, Wang et al.(2026)은 벤치마크 4개에서 500건씩 뽑은 2,000건으로 평가하고 입력 형식·추론 방식 비교에 2,000건 기준 95% 부트스트랩 신뢰구간(재표집 1,000회)을 붙였으며, TableLlama(Zhang et al., 2024)는 GPT-4 비교군에 한해 과제마다 test에서 500건을 뽑아 썼고, RealHiTBench(Wu et al., 2025a)는 비용이 큰 추론 모델 부록 실험에서 500건을 뽑아 썼다. 네 연구 모두 부분집합을 썼고(Deng·Wang은 평가 전체에, TableLlama·RealHiTBench는 일부 실험에), 그중 TableLlama와 RealHiTBench는 비용(예산, 계산 비용)을 이유로 밝혔다. 본 연구는 표본을 seed로 고정하고, 결과를 보기 전에 질의 id 목록을 커밋했다(4.5절).</w:t>
+      </w:r>
+    </w:p>
+    <w:p>
+      <w:pPr>
+        <w:ind w:firstLine="400"/>
+        <w:jc w:val="both"/>
+      </w:pPr>
+      <w:r>
+        <w:rPr>
+          <w:b/>
+          <w:bCs/>
+        </w:rPr>
         <w:t xml:space="preserve">유형별 보고.</w:t>
       </w:r>
       <w:r>
-        <w:t xml:space="preserve"> 질의 유형마다 정확도가 크게 다르므로, 유형별 값을 따로 싣는 것이 관행이다. TableBench(Wu et al., 2025b)는 전체 점수를 범주별 점수의 가중 평균으로 보고한다(Table 3 주석, 가중치는 밝히지 않음). 본 연구도 MultiHiertt의 네 질의 그룹 값을 따로 싣고, 전체 값은 모집단 비율로 가중해 계산한다.</w:t>
+        <w:t xml:space="preserve"> 질의 유형마다 정확도가 크게 다르므로, 유형별 값을 따로 싣는 것이 관행이다. TableBench(Wu et al., 2025b)는 전체 점수를 범주별 점수의 가중 평균으로 보고한다(Table 3 주석, 가중치는 밝히지 않음). 본 연구는 MultiHiertt의 네 질의 그룹 값을 따로 싣고, 전체 값은 모집단 비율로 가중해 계산한다.</w:t>
       </w:r>
     </w:p>
     <w:p>
@@ -771,10 +787,10 @@
         <w:tblLayout w:type="fixed"/>
       </w:tblPr>
       <w:tblGrid>
-        <w:gridCol w:w="1486"/>
-        <w:gridCol w:w="1656"/>
-        <w:gridCol w:w="1550"/>
-        <w:gridCol w:w="2678"/>
+        <w:gridCol w:w="1444"/>
+        <w:gridCol w:w="1637"/>
+        <w:gridCol w:w="1679"/>
+        <w:gridCol w:w="2610"/>
       </w:tblGrid>
       <w:tr>
         <w:trPr>
@@ -782,7 +798,7 @@
         </w:trPr>
         <w:tc>
           <w:tcPr>
-            <w:tcW w:type="dxa" w:w="1486"/>
+            <w:tcW w:type="dxa" w:w="1444"/>
             <w:tcBorders>
               <w:top w:val="single" w:color="808080" w:sz="4"/>
               <w:left w:val="single" w:color="808080" w:sz="4"/>
@@ -816,7 +832,7 @@
         </w:tc>
         <w:tc>
           <w:tcPr>
-            <w:tcW w:type="dxa" w:w="1656"/>
+            <w:tcW w:type="dxa" w:w="1637"/>
             <w:tcBorders>
               <w:top w:val="single" w:color="808080" w:sz="4"/>
               <w:left w:val="single" w:color="808080" w:sz="4"/>
@@ -850,7 +866,7 @@
         </w:tc>
         <w:tc>
           <w:tcPr>
-            <w:tcW w:type="dxa" w:w="1550"/>
+            <w:tcW w:type="dxa" w:w="1679"/>
             <w:tcBorders>
               <w:top w:val="single" w:color="808080" w:sz="4"/>
               <w:left w:val="single" w:color="808080" w:sz="4"/>
@@ -884,7 +900,7 @@
         </w:tc>
         <w:tc>
           <w:tcPr>
-            <w:tcW w:type="dxa" w:w="2678"/>
+            <w:tcW w:type="dxa" w:w="2610"/>
             <w:tcBorders>
               <w:top w:val="single" w:color="808080" w:sz="4"/>
               <w:left w:val="single" w:color="808080" w:sz="4"/>
@@ -923,7 +939,7 @@
         </w:trPr>
         <w:tc>
           <w:tcPr>
-            <w:tcW w:type="dxa" w:w="1486"/>
+            <w:tcW w:type="dxa" w:w="1444"/>
             <w:tcBorders>
               <w:top w:val="single" w:color="808080" w:sz="4"/>
               <w:left w:val="single" w:color="808080" w:sz="4"/>
@@ -954,7 +970,7 @@
         </w:tc>
         <w:tc>
           <w:tcPr>
-            <w:tcW w:type="dxa" w:w="1656"/>
+            <w:tcW w:type="dxa" w:w="1637"/>
             <w:tcBorders>
               <w:top w:val="single" w:color="808080" w:sz="4"/>
               <w:left w:val="single" w:color="808080" w:sz="4"/>
@@ -985,7 +1001,7 @@
         </w:tc>
         <w:tc>
           <w:tcPr>
-            <w:tcW w:type="dxa" w:w="1550"/>
+            <w:tcW w:type="dxa" w:w="1679"/>
             <w:tcBorders>
               <w:top w:val="single" w:color="808080" w:sz="4"/>
               <w:left w:val="single" w:color="808080" w:sz="4"/>
@@ -1016,7 +1032,7 @@
         </w:tc>
         <w:tc>
           <w:tcPr>
-            <w:tcW w:type="dxa" w:w="2678"/>
+            <w:tcW w:type="dxa" w:w="2610"/>
             <w:tcBorders>
               <w:top w:val="single" w:color="808080" w:sz="4"/>
               <w:left w:val="single" w:color="808080" w:sz="4"/>
@@ -1052,7 +1068,7 @@
         </w:trPr>
         <w:tc>
           <w:tcPr>
-            <w:tcW w:type="dxa" w:w="1486"/>
+            <w:tcW w:type="dxa" w:w="1444"/>
             <w:tcBorders>
               <w:top w:val="single" w:color="808080" w:sz="4"/>
               <w:left w:val="single" w:color="808080" w:sz="4"/>
@@ -1083,7 +1099,7 @@
         </w:tc>
         <w:tc>
           <w:tcPr>
-            <w:tcW w:type="dxa" w:w="1656"/>
+            <w:tcW w:type="dxa" w:w="1637"/>
             <w:tcBorders>
               <w:top w:val="single" w:color="808080" w:sz="4"/>
               <w:left w:val="single" w:color="808080" w:sz="4"/>
@@ -1114,7 +1130,7 @@
         </w:tc>
         <w:tc>
           <w:tcPr>
-            <w:tcW w:type="dxa" w:w="1550"/>
+            <w:tcW w:type="dxa" w:w="1679"/>
             <w:tcBorders>
               <w:top w:val="single" w:color="808080" w:sz="4"/>
               <w:left w:val="single" w:color="808080" w:sz="4"/>
@@ -1145,7 +1161,7 @@
         </w:tc>
         <w:tc>
           <w:tcPr>
-            <w:tcW w:type="dxa" w:w="2678"/>
+            <w:tcW w:type="dxa" w:w="2610"/>
             <w:tcBorders>
               <w:top w:val="single" w:color="808080" w:sz="4"/>
               <w:left w:val="single" w:color="808080" w:sz="4"/>
@@ -1181,7 +1197,7 @@
         </w:trPr>
         <w:tc>
           <w:tcPr>
-            <w:tcW w:type="dxa" w:w="1486"/>
+            <w:tcW w:type="dxa" w:w="1444"/>
             <w:tcBorders>
               <w:top w:val="single" w:color="808080" w:sz="4"/>
               <w:left w:val="single" w:color="808080" w:sz="4"/>
@@ -1212,7 +1228,7 @@
         </w:tc>
         <w:tc>
           <w:tcPr>
-            <w:tcW w:type="dxa" w:w="1656"/>
+            <w:tcW w:type="dxa" w:w="1637"/>
             <w:tcBorders>
               <w:top w:val="single" w:color="808080" w:sz="4"/>
               <w:left w:val="single" w:color="808080" w:sz="4"/>
@@ -1243,7 +1259,7 @@
         </w:tc>
         <w:tc>
           <w:tcPr>
-            <w:tcW w:type="dxa" w:w="1550"/>
+            <w:tcW w:type="dxa" w:w="1679"/>
             <w:tcBorders>
               <w:top w:val="single" w:color="808080" w:sz="4"/>
               <w:left w:val="single" w:color="808080" w:sz="4"/>
@@ -1274,7 +1290,7 @@
         </w:tc>
         <w:tc>
           <w:tcPr>
-            <w:tcW w:type="dxa" w:w="2678"/>
+            <w:tcW w:type="dxa" w:w="2610"/>
             <w:tcBorders>
               <w:top w:val="single" w:color="808080" w:sz="4"/>
               <w:left w:val="single" w:color="808080" w:sz="4"/>
@@ -1310,7 +1326,7 @@
         </w:trPr>
         <w:tc>
           <w:tcPr>
-            <w:tcW w:type="dxa" w:w="1486"/>
+            <w:tcW w:type="dxa" w:w="1444"/>
             <w:tcBorders>
               <w:top w:val="single" w:color="808080" w:sz="4"/>
               <w:left w:val="single" w:color="808080" w:sz="4"/>
@@ -1341,7 +1357,7 @@
         </w:tc>
         <w:tc>
           <w:tcPr>
-            <w:tcW w:type="dxa" w:w="1656"/>
+            <w:tcW w:type="dxa" w:w="1637"/>
             <w:tcBorders>
               <w:top w:val="single" w:color="808080" w:sz="4"/>
               <w:left w:val="single" w:color="808080" w:sz="4"/>
@@ -1372,7 +1388,7 @@
         </w:tc>
         <w:tc>
           <w:tcPr>
-            <w:tcW w:type="dxa" w:w="1550"/>
+            <w:tcW w:type="dxa" w:w="1679"/>
             <w:tcBorders>
               <w:top w:val="single" w:color="808080" w:sz="4"/>
               <w:left w:val="single" w:color="808080" w:sz="4"/>
@@ -1403,7 +1419,7 @@
         </w:tc>
         <w:tc>
           <w:tcPr>
-            <w:tcW w:type="dxa" w:w="2678"/>
+            <w:tcW w:type="dxa" w:w="2610"/>
             <w:tcBorders>
               <w:top w:val="single" w:color="808080" w:sz="4"/>
               <w:left w:val="single" w:color="808080" w:sz="4"/>
@@ -1439,7 +1455,7 @@
         </w:trPr>
         <w:tc>
           <w:tcPr>
-            <w:tcW w:type="dxa" w:w="1486"/>
+            <w:tcW w:type="dxa" w:w="1444"/>
             <w:tcBorders>
               <w:top w:val="single" w:color="808080" w:sz="4"/>
               <w:left w:val="single" w:color="808080" w:sz="4"/>
@@ -1464,13 +1480,142 @@
                 <w:sz w:val="17"/>
                 <w:szCs w:val="17"/>
               </w:rPr>
+              <w:t xml:space="preserve">MT2Net (Zhao et al., 2022)</w:t>
+            </w:r>
+          </w:p>
+        </w:tc>
+        <w:tc>
+          <w:tcPr>
+            <w:tcW w:type="dxa" w:w="1637"/>
+            <w:tcBorders>
+              <w:top w:val="single" w:color="808080" w:sz="4"/>
+              <w:left w:val="single" w:color="808080" w:sz="4"/>
+              <w:bottom w:val="single" w:color="808080" w:sz="4"/>
+              <w:right w:val="single" w:color="808080" w:sz="4"/>
+            </w:tcBorders>
+            <w:tcMar>
+              <w:top w:type="dxa" w:w="40"/>
+              <w:left w:type="dxa" w:w="80"/>
+              <w:bottom w:type="dxa" w:w="40"/>
+              <w:right w:type="dxa" w:w="80"/>
+            </w:tcMar>
+            <w:vAlign w:val="center"/>
+          </w:tcPr>
+          <w:p>
+            <w:pPr>
+              <w:spacing w:after="0" w:before="0" w:line="260"/>
+              <w:jc w:val="left"/>
+            </w:pPr>
+            <w:r>
+              <w:rPr>
+                <w:sz w:val="17"/>
+                <w:szCs w:val="17"/>
+              </w:rPr>
+              <w:t xml:space="preserve">문서가 주어짐</w:t>
+            </w:r>
+          </w:p>
+        </w:tc>
+        <w:tc>
+          <w:tcPr>
+            <w:tcW w:type="dxa" w:w="1679"/>
+            <w:tcBorders>
+              <w:top w:val="single" w:color="808080" w:sz="4"/>
+              <w:left w:val="single" w:color="808080" w:sz="4"/>
+              <w:bottom w:val="single" w:color="808080" w:sz="4"/>
+              <w:right w:val="single" w:color="808080" w:sz="4"/>
+            </w:tcBorders>
+            <w:tcMar>
+              <w:top w:type="dxa" w:w="40"/>
+              <w:left w:type="dxa" w:w="80"/>
+              <w:bottom w:type="dxa" w:w="40"/>
+              <w:right w:type="dxa" w:w="80"/>
+            </w:tcMar>
+            <w:vAlign w:val="center"/>
+          </w:tcPr>
+          <w:p>
+            <w:pPr>
+              <w:spacing w:after="0" w:before="0" w:line="260"/>
+              <w:jc w:val="left"/>
+            </w:pPr>
+            <w:r>
+              <w:rPr>
+                <w:sz w:val="17"/>
+                <w:szCs w:val="17"/>
+              </w:rPr>
+              <w:t xml:space="preserve">사실(계층형 머리글을 붙인 셀 문장, 본문 문장)</w:t>
+            </w:r>
+          </w:p>
+        </w:tc>
+        <w:tc>
+          <w:tcPr>
+            <w:tcW w:type="dxa" w:w="2610"/>
+            <w:tcBorders>
+              <w:top w:val="single" w:color="808080" w:sz="4"/>
+              <w:left w:val="single" w:color="808080" w:sz="4"/>
+              <w:bottom w:val="single" w:color="808080" w:sz="4"/>
+              <w:right w:val="single" w:color="808080" w:sz="4"/>
+            </w:tcBorders>
+            <w:tcMar>
+              <w:top w:type="dxa" w:w="40"/>
+              <w:left w:type="dxa" w:w="80"/>
+              <w:bottom w:type="dxa" w:w="40"/>
+              <w:right w:type="dxa" w:w="80"/>
+            </w:tcMar>
+            <w:vAlign w:val="center"/>
+          </w:tcPr>
+          <w:p>
+            <w:pPr>
+              <w:spacing w:after="0" w:before="0" w:line="260"/>
+              <w:jc w:val="left"/>
+            </w:pPr>
+            <w:r>
+              <w:rPr>
+                <w:sz w:val="17"/>
+                <w:szCs w:val="17"/>
+              </w:rPr>
+              <w:t xml:space="preserve">상위 10·15개 사실의 재현율</w:t>
+            </w:r>
+          </w:p>
+        </w:tc>
+      </w:tr>
+      <w:tr>
+        <w:trPr>
+          <w:tblHeader w:val="false"/>
+        </w:trPr>
+        <w:tc>
+          <w:tcPr>
+            <w:tcW w:type="dxa" w:w="1444"/>
+            <w:tcBorders>
+              <w:top w:val="single" w:color="808080" w:sz="4"/>
+              <w:left w:val="single" w:color="808080" w:sz="4"/>
+              <w:bottom w:val="single" w:color="808080" w:sz="4"/>
+              <w:right w:val="single" w:color="808080" w:sz="4"/>
+            </w:tcBorders>
+            <w:tcMar>
+              <w:top w:type="dxa" w:w="40"/>
+              <w:left w:type="dxa" w:w="80"/>
+              <w:bottom w:type="dxa" w:w="40"/>
+              <w:right w:type="dxa" w:w="80"/>
+            </w:tcMar>
+            <w:vAlign w:val="center"/>
+          </w:tcPr>
+          <w:p>
+            <w:pPr>
+              <w:spacing w:after="0" w:before="0" w:line="260"/>
+              <w:jc w:val="left"/>
+            </w:pPr>
+            <w:r>
+              <w:rPr>
+                <w:sz w:val="17"/>
+                <w:szCs w:val="17"/>
+              </w:rPr>
               <w:t xml:space="preserve">본 연구</w:t>
             </w:r>
           </w:p>
         </w:tc>
         <w:tc>
           <w:tcPr>
-            <w:tcW w:type="dxa" w:w="1656"/>
+            <w:tcW w:type="dxa" w:w="1637"/>
             <w:tcBorders>
               <w:top w:val="single" w:color="808080" w:sz="4"/>
               <w:left w:val="single" w:color="808080" w:sz="4"/>
@@ -1501,7 +1646,7 @@
         </w:tc>
         <w:tc>
           <w:tcPr>
-            <w:tcW w:type="dxa" w:w="1550"/>
+            <w:tcW w:type="dxa" w:w="1679"/>
             <w:tcBorders>
               <w:top w:val="single" w:color="808080" w:sz="4"/>
               <w:left w:val="single" w:color="808080" w:sz="4"/>
@@ -1532,7 +1677,7 @@
         </w:tc>
         <w:tc>
           <w:tcPr>
-            <w:tcW w:type="dxa" w:w="2678"/>
+            <w:tcW w:type="dxa" w:w="2610"/>
             <w:tcBorders>
               <w:top w:val="single" w:color="808080" w:sz="4"/>
               <w:left w:val="single" w:color="808080" w:sz="4"/>
@@ -1600,7 +1745,7 @@
         <w:jc w:val="both"/>
       </w:pPr>
       <w:r>
-        <w:t xml:space="preserve">제안 방법은 표의 셀 하나하나를 독립된 문장으로 만들고, 그 문장들을 기성 임베딩 모델로 색인해 질문과 가장 가까운 셀을 찾는다. 전체 흐름은 다음 다섯 단계다.</w:t>
+        <w:t xml:space="preserve">본 방법은 표의 셀 하나하나를 머리글 경로와 함께 독립된 문장으로 만들고(이 표현은 MT2Net(Zhao et al., 2022, 4장)이 먼저 썼다), 그 문장들을 학습하지 않은 기성 임베딩 모델로 색인해 질문과 가장 가까운 셀을 찾는다. 전체 흐름은 다음 다섯 단계다.</w:t>
       </w:r>
     </w:p>
     <w:p>
@@ -3774,10 +3919,20 @@
           <w:b/>
           <w:bCs/>
         </w:rPr>
-        <w:t xml:space="preserve">같은 임베딩 모델, 같은 하이브리드 검색기(α=0.7), 같은 셀 예산(20), 같은 리더</w:t>
-      </w:r>
-      <w:r>
-        <w:t xml:space="preserve">를 쓴다. 바뀌는 것은 색인 단위의 텍스트 표현뿐이다. 따라서 이 비교는 "색인 단위를 어떻게 텍스트로 만드는가"의 비교이며, 비교군 논문의 전체 시스템을 재현한 것이 아니다. 비교군의 텍스트 표현은 원 논문의 공개 코드와 대조해 이식했다. 재구현이 원 논문·공식 코드와 다른 점은 부록 H에 모았다.</w:t>
+        <w:t xml:space="preserve">같은 임베딩 모델, 같은 셀 예산(20), 같은 리더</w:t>
+      </w:r>
+      <w:r>
+        <w:t xml:space="preserve">를 쓰고, RandRow를 뺀 비교군은 </w:t>
+      </w:r>
+      <w:r>
+        <w:rPr>
+          <w:b/>
+          <w:bCs/>
+        </w:rPr>
+        <w:t xml:space="preserve">같은 하이브리드 검색기(α=0.7)</w:t>
+      </w:r>
+      <w:r>
+        <w:t xml:space="preserve">를 쓴다. RandRow는 검색기를 쓰지 않고 질의별 시드의 무작위 순서로 행을 넣는다. 바뀌는 것은 색인 단위의 텍스트 표현뿐이다. 따라서 이 비교는 "색인 단위를 어떻게 텍스트로 만드는가"의 비교이며, 비교군 논문의 전체 시스템을 재현한 것이 아니다. 비교군의 텍스트 표현은 원 논문의 공개 코드와 대조해 이식했다. 재구현이 원 논문·공식 코드와 다른 점은 부록 H에 모았다.</w:t>
       </w:r>
     </w:p>
     <w:p>
@@ -4929,7 +5084,7 @@
         <w:t xml:space="preserve">RowCol·RandRow 색인 텍스트.</w:t>
       </w:r>
       <w:r>
-        <w:t xml:space="preserve"> 두 데이터셋 모두 원 논문처럼 행(열)의 값을 "|"로 이은 텍스트로 색인한다. MultiHiertt의 처음 실행은 실행 인자 누락으로 행(열)에 속한 셀의 셀 문장(본 방법과 같은 머리글 경로를 담은 문장)을 이어 붙인 텍스트로 돌았다. 이를 발견한 뒤 값만 이은 텍스트로 검색·답변을 다시 실행했고(결과를 보기 전 등록), 본문 표는 다시 실행한 결과다. 처음 실행한 셀 문장 변형의 답변은 부록 F의 보조 비교에 함께 싣는다.</w:t>
+        <w:t xml:space="preserve"> 두 데이터셋 모두 공개 코드처럼 행(열)의 값을 "|"로 이은 텍스트로 색인하고, 그 앞에 표 제목(행은 행 잎 라벨도)을 붙인다(MultiHiertt는 표 제목이 없어 행 잎 라벨만 붙는다). MultiHiertt의 처음 실행은 실행 인자 누락으로 행(열)에 속한 셀의 셀 문장(본 방법과 같은 머리글 경로를 담은 문장)을 이어 붙인 텍스트로 돌았다. 이를 발견한 뒤 값만 이은 텍스트로 검색·답변을 다시 실행했고(결과를 보기 전 등록), 본문 표는 다시 실행한 결과다. 처음 실행한 셀 문장 변형의 답변은 부록 F의 보조 비교에 함께 싣는다.</w:t>
       </w:r>
     </w:p>
     <w:p>
@@ -23564,7 +23719,7 @@
         <w:jc w:val="both"/>
       </w:pPr>
       <w:r>
-        <w:t xml:space="preserve">본 연구는 외부 API 없이 로컬 모델만 쓰는 폐쇄된 환경에서, 계층형 표의 셀을 질문에 맞게 찾아 리더에 넘기는 방법을 제안했다. 제안 방법은 셀마다 고유 라벨, 행 머리글 경로, 열 머리글 경로, 값을 담은 문장을 만들고, 그 문장을 학습하지 않은 기성 임베딩 모델과 BM25로 색인해 질문과 짝지어진 표·문서 안에서 상위 20개 셀을 고른다.</w:t>
+        <w:t xml:space="preserve">본 연구는 외부 API 없이 로컬 모델만 쓰는 폐쇄된 환경에서, 계층형 표의 셀을 질문에 맞게 찾아 리더에 넘기는 셀 검색을 다루었다. 본 방법은 셀마다 고유 라벨, 행 머리글 경로, 열 머리글 경로, 값을 담은 문장을 만들고(셀을 머리글 경로와 함께 문장으로 만드는 표현은 MT2Net(Zhao et al., 2022)이 먼저 썼다), 그 문장을 학습하지 않은 기성 임베딩 모델과 BM25로 색인해 질문과 짝지어진 표·문서 안에서 상위 20개 셀을 고른다.</w:t>
       </w:r>
     </w:p>
     <w:p>

--- a/rag-agent/thesis/thesis.docx
+++ b/rag-agent/thesis/thesis.docx
@@ -589,7 +589,7 @@
         <w:t xml:space="preserve">TableRAG(Chen et al., 2024).</w:t>
       </w:r>
       <w:r>
-        <w:t xml:space="preserve"> 백만 토큰 규모의 큰 표를 LLM이 다루도록, 표 전체 대신 스키마(열 이름·자료형과, 숫자·날짜 열은 최솟값·최댓값, 범주형 열은 가장 자주 나오는 값 3개)와 셀(열 이름과 셀 값의 쌍)을 따로 검색해 프롬프트를 만든다. 주 실험은 셀 인코딩 예산 B=10,000(셀 색인에 넣는 서로 다른 열-값 쌍의 최대 수), 검색 개수 K=5(LM이 만든 확장 질의 3~5개 각각에서 상위 5개를 찾아 합침)로 설정했고, 비교군인 RandRowSampling과 RowColRetrieval은 K=30으로 늘렸다. 이 논문은 검색 품질을 재현율·정밀도로 따로 보고한다. 본 연구는 TableRAG의 셀·스키마 텍스트 표현을 공식 코드와 대조해 이식하고(leaf, path 두 변형), 논문의 비교군 둘을 함께 구현했다. 다만 검색기는 본 방법과 같은 것을 쓴다(4.2절).</w:t>
+        <w:t xml:space="preserve"> 백만 토큰 규모의 큰 표를 LLM이 다루도록, 표 전체 대신 스키마(열 이름·자료형과, 숫자·날짜 열은 최솟값·최댓값, 범주형 열은 가장 자주 나오는 값 3개)와 셀(열 이름과 셀 값의 쌍)을 따로 검색해 프롬프트를 만든다. 주 실험은 셀 인코딩 예산 B=10,000(셀 색인에 넣는 서로 다른 열-값 쌍의 최대 수), 검색 개수 K=5(LM이 만든 확장 질의 3~5개 각각에서 상위 5개를 찾아 합침)로 설정했고, 비교군인 RandRowSampling과 RowColRetrieval은 K=30으로 늘렸다. 이 논문은 검색 품질을 재현율·정밀도로 따로 보고한다. 본 연구는 TableRAG의 셀·스키마 텍스트 표현과 숫자·날짜 열 판정을 공식 코드와 대조해 이식하고(leaf, path 두 변형), 논문의 비교군 둘을 함께 구현했다. 다만 검색기는 본 방법과 같은 것을 쓴다(4.2절).</w:t>
       </w:r>
     </w:p>
     <w:p>
@@ -935,7 +935,7 @@
       </w:tr>
       <w:tr>
         <w:trPr>
-          <w:tblHeader w:val="false"/>
+          <w:tblHeader w:val="off"/>
         </w:trPr>
         <w:tc>
           <w:tcPr>
@@ -1064,7 +1064,7 @@
       </w:tr>
       <w:tr>
         <w:trPr>
-          <w:tblHeader w:val="false"/>
+          <w:tblHeader w:val="off"/>
         </w:trPr>
         <w:tc>
           <w:tcPr>
@@ -1193,7 +1193,7 @@
       </w:tr>
       <w:tr>
         <w:trPr>
-          <w:tblHeader w:val="false"/>
+          <w:tblHeader w:val="off"/>
         </w:trPr>
         <w:tc>
           <w:tcPr>
@@ -1322,7 +1322,7 @@
       </w:tr>
       <w:tr>
         <w:trPr>
-          <w:tblHeader w:val="false"/>
+          <w:tblHeader w:val="off"/>
         </w:trPr>
         <w:tc>
           <w:tcPr>
@@ -1451,7 +1451,7 @@
       </w:tr>
       <w:tr>
         <w:trPr>
-          <w:tblHeader w:val="false"/>
+          <w:tblHeader w:val="off"/>
         </w:trPr>
         <w:tc>
           <w:tcPr>
@@ -1580,7 +1580,7 @@
       </w:tr>
       <w:tr>
         <w:trPr>
-          <w:tblHeader w:val="false"/>
+          <w:tblHeader w:val="off"/>
         </w:trPr>
         <w:tc>
           <w:tcPr>
@@ -2269,7 +2269,7 @@
       </w:tr>
       <w:tr>
         <w:trPr>
-          <w:tblHeader w:val="false"/>
+          <w:tblHeader w:val="off"/>
         </w:trPr>
         <w:tc>
           <w:tcPr>
@@ -2336,7 +2336,7 @@
       </w:tr>
       <w:tr>
         <w:trPr>
-          <w:tblHeader w:val="false"/>
+          <w:tblHeader w:val="off"/>
         </w:trPr>
         <w:tc>
           <w:tcPr>
@@ -2403,7 +2403,7 @@
       </w:tr>
       <w:tr>
         <w:trPr>
-          <w:tblHeader w:val="false"/>
+          <w:tblHeader w:val="off"/>
         </w:trPr>
         <w:tc>
           <w:tcPr>
@@ -2470,7 +2470,7 @@
       </w:tr>
       <w:tr>
         <w:trPr>
-          <w:tblHeader w:val="false"/>
+          <w:tblHeader w:val="off"/>
         </w:trPr>
         <w:tc>
           <w:tcPr>
@@ -2537,7 +2537,7 @@
       </w:tr>
       <w:tr>
         <w:trPr>
-          <w:tblHeader w:val="false"/>
+          <w:tblHeader w:val="off"/>
         </w:trPr>
         <w:tc>
           <w:tcPr>
@@ -2604,7 +2604,7 @@
       </w:tr>
       <w:tr>
         <w:trPr>
-          <w:tblHeader w:val="false"/>
+          <w:tblHeader w:val="off"/>
         </w:trPr>
         <w:tc>
           <w:tcPr>
@@ -2671,7 +2671,7 @@
       </w:tr>
       <w:tr>
         <w:trPr>
-          <w:tblHeader w:val="false"/>
+          <w:tblHeader w:val="off"/>
         </w:trPr>
         <w:tc>
           <w:tcPr>
@@ -3002,9 +3002,9 @@
         <w:tblLayout w:type="fixed"/>
       </w:tblPr>
       <w:tblGrid>
-        <w:gridCol w:w="1320"/>
-        <w:gridCol w:w="2636"/>
-        <w:gridCol w:w="3414"/>
+        <w:gridCol w:w="1048"/>
+        <w:gridCol w:w="3833"/>
+        <w:gridCol w:w="2489"/>
       </w:tblGrid>
       <w:tr>
         <w:trPr>
@@ -3012,7 +3012,7 @@
         </w:trPr>
         <w:tc>
           <w:tcPr>
-            <w:tcW w:type="dxa" w:w="1320"/>
+            <w:tcW w:type="dxa" w:w="1048"/>
             <w:tcBorders>
               <w:top w:val="single" w:color="808080" w:sz="4"/>
               <w:left w:val="single" w:color="808080" w:sz="4"/>
@@ -3046,7 +3046,7 @@
         </w:tc>
         <w:tc>
           <w:tcPr>
-            <w:tcW w:type="dxa" w:w="2636"/>
+            <w:tcW w:type="dxa" w:w="3833"/>
             <w:tcBorders>
               <w:top w:val="single" w:color="808080" w:sz="4"/>
               <w:left w:val="single" w:color="808080" w:sz="4"/>
@@ -3080,7 +3080,7 @@
         </w:tc>
         <w:tc>
           <w:tcPr>
-            <w:tcW w:type="dxa" w:w="3414"/>
+            <w:tcW w:type="dxa" w:w="2489"/>
             <w:tcBorders>
               <w:top w:val="single" w:color="808080" w:sz="4"/>
               <w:left w:val="single" w:color="808080" w:sz="4"/>
@@ -3115,11 +3115,11 @@
       </w:tr>
       <w:tr>
         <w:trPr>
-          <w:tblHeader w:val="false"/>
+          <w:tblHeader w:val="off"/>
         </w:trPr>
         <w:tc>
           <w:tcPr>
-            <w:tcW w:type="dxa" w:w="1320"/>
+            <w:tcW w:type="dxa" w:w="1048"/>
             <w:tcBorders>
               <w:top w:val="single" w:color="808080" w:sz="4"/>
               <w:left w:val="single" w:color="808080" w:sz="4"/>
@@ -3150,7 +3150,7 @@
         </w:tc>
         <w:tc>
           <w:tcPr>
-            <w:tcW w:type="dxa" w:w="2636"/>
+            <w:tcW w:type="dxa" w:w="3833"/>
             <w:tcBorders>
               <w:top w:val="single" w:color="808080" w:sz="4"/>
               <w:left w:val="single" w:color="808080" w:sz="4"/>
@@ -3181,7 +3181,7 @@
         </w:tc>
         <w:tc>
           <w:tcPr>
-            <w:tcW w:type="dxa" w:w="3414"/>
+            <w:tcW w:type="dxa" w:w="2489"/>
             <w:tcBorders>
               <w:top w:val="single" w:color="808080" w:sz="4"/>
               <w:left w:val="single" w:color="808080" w:sz="4"/>
@@ -3213,11 +3213,11 @@
       </w:tr>
       <w:tr>
         <w:trPr>
-          <w:tblHeader w:val="false"/>
+          <w:tblHeader w:val="off"/>
         </w:trPr>
         <w:tc>
           <w:tcPr>
-            <w:tcW w:type="dxa" w:w="1320"/>
+            <w:tcW w:type="dxa" w:w="1048"/>
             <w:tcBorders>
               <w:top w:val="single" w:color="808080" w:sz="4"/>
               <w:left w:val="single" w:color="808080" w:sz="4"/>
@@ -3248,7 +3248,7 @@
         </w:tc>
         <w:tc>
           <w:tcPr>
-            <w:tcW w:type="dxa" w:w="2636"/>
+            <w:tcW w:type="dxa" w:w="3833"/>
             <w:tcBorders>
               <w:top w:val="single" w:color="808080" w:sz="4"/>
               <w:left w:val="single" w:color="808080" w:sz="4"/>
@@ -3279,7 +3279,7 @@
         </w:tc>
         <w:tc>
           <w:tcPr>
-            <w:tcW w:type="dxa" w:w="3414"/>
+            <w:tcW w:type="dxa" w:w="2489"/>
             <w:tcBorders>
               <w:top w:val="single" w:color="808080" w:sz="4"/>
               <w:left w:val="single" w:color="808080" w:sz="4"/>
@@ -3311,11 +3311,11 @@
       </w:tr>
       <w:tr>
         <w:trPr>
-          <w:tblHeader w:val="false"/>
+          <w:tblHeader w:val="off"/>
         </w:trPr>
         <w:tc>
           <w:tcPr>
-            <w:tcW w:type="dxa" w:w="1320"/>
+            <w:tcW w:type="dxa" w:w="1048"/>
             <w:tcBorders>
               <w:top w:val="single" w:color="808080" w:sz="4"/>
               <w:left w:val="single" w:color="808080" w:sz="4"/>
@@ -3346,7 +3346,7 @@
         </w:tc>
         <w:tc>
           <w:tcPr>
-            <w:tcW w:type="dxa" w:w="2636"/>
+            <w:tcW w:type="dxa" w:w="3833"/>
             <w:tcBorders>
               <w:top w:val="single" w:color="808080" w:sz="4"/>
               <w:left w:val="single" w:color="808080" w:sz="4"/>
@@ -3377,7 +3377,7 @@
         </w:tc>
         <w:tc>
           <w:tcPr>
-            <w:tcW w:type="dxa" w:w="3414"/>
+            <w:tcW w:type="dxa" w:w="2489"/>
             <w:tcBorders>
               <w:top w:val="single" w:color="808080" w:sz="4"/>
               <w:left w:val="single" w:color="808080" w:sz="4"/>
@@ -3409,11 +3409,11 @@
       </w:tr>
       <w:tr>
         <w:trPr>
-          <w:tblHeader w:val="false"/>
+          <w:tblHeader w:val="off"/>
         </w:trPr>
         <w:tc>
           <w:tcPr>
-            <w:tcW w:type="dxa" w:w="1320"/>
+            <w:tcW w:type="dxa" w:w="1048"/>
             <w:tcBorders>
               <w:top w:val="single" w:color="808080" w:sz="4"/>
               <w:left w:val="single" w:color="808080" w:sz="4"/>
@@ -3444,7 +3444,7 @@
         </w:tc>
         <w:tc>
           <w:tcPr>
-            <w:tcW w:type="dxa" w:w="2636"/>
+            <w:tcW w:type="dxa" w:w="3833"/>
             <w:tcBorders>
               <w:top w:val="single" w:color="808080" w:sz="4"/>
               <w:left w:val="single" w:color="808080" w:sz="4"/>
@@ -3475,7 +3475,7 @@
         </w:tc>
         <w:tc>
           <w:tcPr>
-            <w:tcW w:type="dxa" w:w="3414"/>
+            <w:tcW w:type="dxa" w:w="2489"/>
             <w:tcBorders>
               <w:top w:val="single" w:color="808080" w:sz="4"/>
               <w:left w:val="single" w:color="808080" w:sz="4"/>
@@ -3507,11 +3507,11 @@
       </w:tr>
       <w:tr>
         <w:trPr>
-          <w:tblHeader w:val="false"/>
+          <w:tblHeader w:val="off"/>
         </w:trPr>
         <w:tc>
           <w:tcPr>
-            <w:tcW w:type="dxa" w:w="1320"/>
+            <w:tcW w:type="dxa" w:w="1048"/>
             <w:tcBorders>
               <w:top w:val="single" w:color="808080" w:sz="4"/>
               <w:left w:val="single" w:color="808080" w:sz="4"/>
@@ -3542,7 +3542,7 @@
         </w:tc>
         <w:tc>
           <w:tcPr>
-            <w:tcW w:type="dxa" w:w="2636"/>
+            <w:tcW w:type="dxa" w:w="3833"/>
             <w:tcBorders>
               <w:top w:val="single" w:color="808080" w:sz="4"/>
               <w:left w:val="single" w:color="808080" w:sz="4"/>
@@ -3567,13 +3567,13 @@
                 <w:sz w:val="17"/>
                 <w:szCs w:val="17"/>
               </w:rPr>
-              <w:t xml:space="preserve">절 제목 + 페이지 제목</w:t>
-            </w:r>
-          </w:p>
-        </w:tc>
-        <w:tc>
-          <w:tcPr>
-            <w:tcW w:type="dxa" w:w="3414"/>
+              <w:t xml:space="preserve">데이터셋이 준 표 제목(StatCan·NSF 표는 보고서의 표 제목, ToTTo 출신 표는 위키백과 절 제목) 앞에 원 출처 위키백과 페이지 제목(있을 때)</w:t>
+            </w:r>
+          </w:p>
+        </w:tc>
+        <w:tc>
+          <w:tcPr>
+            <w:tcW w:type="dxa" w:w="2489"/>
             <w:tcBorders>
               <w:top w:val="single" w:color="808080" w:sz="4"/>
               <w:left w:val="single" w:color="808080" w:sz="4"/>
@@ -3605,11 +3605,11 @@
       </w:tr>
       <w:tr>
         <w:trPr>
-          <w:tblHeader w:val="false"/>
+          <w:tblHeader w:val="off"/>
         </w:trPr>
         <w:tc>
           <w:tcPr>
-            <w:tcW w:type="dxa" w:w="1320"/>
+            <w:tcW w:type="dxa" w:w="1048"/>
             <w:tcBorders>
               <w:top w:val="single" w:color="808080" w:sz="4"/>
               <w:left w:val="single" w:color="808080" w:sz="4"/>
@@ -3640,7 +3640,7 @@
         </w:tc>
         <w:tc>
           <w:tcPr>
-            <w:tcW w:type="dxa" w:w="2636"/>
+            <w:tcW w:type="dxa" w:w="3833"/>
             <w:tcBorders>
               <w:top w:val="single" w:color="808080" w:sz="4"/>
               <w:left w:val="single" w:color="808080" w:sz="4"/>
@@ -3671,7 +3671,7 @@
         </w:tc>
         <w:tc>
           <w:tcPr>
-            <w:tcW w:type="dxa" w:w="3414"/>
+            <w:tcW w:type="dxa" w:w="2489"/>
             <w:tcBorders>
               <w:top w:val="single" w:color="808080" w:sz="4"/>
               <w:left w:val="single" w:color="808080" w:sz="4"/>
@@ -3703,11 +3703,11 @@
       </w:tr>
       <w:tr>
         <w:trPr>
-          <w:tblHeader w:val="false"/>
+          <w:tblHeader w:val="off"/>
         </w:trPr>
         <w:tc>
           <w:tcPr>
-            <w:tcW w:type="dxa" w:w="1320"/>
+            <w:tcW w:type="dxa" w:w="1048"/>
             <w:tcBorders>
               <w:top w:val="single" w:color="808080" w:sz="4"/>
               <w:left w:val="single" w:color="808080" w:sz="4"/>
@@ -3738,7 +3738,7 @@
         </w:tc>
         <w:tc>
           <w:tcPr>
-            <w:tcW w:type="dxa" w:w="2636"/>
+            <w:tcW w:type="dxa" w:w="3833"/>
             <w:tcBorders>
               <w:top w:val="single" w:color="808080" w:sz="4"/>
               <w:left w:val="single" w:color="808080" w:sz="4"/>
@@ -3769,7 +3769,7 @@
         </w:tc>
         <w:tc>
           <w:tcPr>
-            <w:tcW w:type="dxa" w:w="3414"/>
+            <w:tcW w:type="dxa" w:w="2489"/>
             <w:tcBorders>
               <w:top w:val="single" w:color="808080" w:sz="4"/>
               <w:left w:val="single" w:color="808080" w:sz="4"/>
@@ -3895,7 +3895,7 @@
         <w:t xml:space="preserve">데이터 사용 이력.</w:t>
       </w:r>
       <w:r>
-        <w:t xml:space="preserve"> MultiHiertt 머리글 규칙은 개발 과정에서 train 분할의 답변 오류 사례를 보고 v2, v3(최종 v3.3)으로 고쳤다. 문장 고유화(3.3절)는 882건 답변 결과를 사후 분석하다 문제를 발견해 추가했고, 규칙 자체는 중복 개수만 보고 정했다. 882건 답변 실험은 v1 규칙으로 사전등록했으며, 결과를 본 뒤 본 방법의 주 조건을 v3.3u로 바꾸었다. 바꾸기 전에 예측과 함께 등록했다. 따라서 MultiHiertt 결과는 평가에 쓰는 train 분할의 오류 사례를 보고 규칙을 고친 조건이다. 그 영향을 보이려고 v1과 v3.3 결과를 함께 싣는다(5.4절, 5.5절). 검색 정확도의 비교는 모두 최종 규칙의 채점 문항 2,885건으로 하며, 처음 규칙이 채점하지 못하는 14건은 처음 규칙의 결과에서 검색 실패로 센다. 답변 정확도 표본 882건은 처음 규칙으로 채점한 2,871건(2,885건의 부분집합)에서 뽑았다(4.5절). 리더 설정과 라벨 규칙의 선택에는 validation 분할만 썼다. β 선택에 쓴 MultiHiertt dev 911건은 본문 근거 필요 문항 579건을 포함하며, 평가 집합(MultiHiertt train에서 구성)의 모집단 정의와 다르다. 표만 필요한 332건으로 다시 계산한 결과는 민감도 분석으로 부록에 보고한다.</w:t>
+        <w:t xml:space="preserve"> MultiHiertt 머리글 규칙은 개발 과정에서 train 분할을 보고 고쳤다(v2·v3은 train 답변 결과의 오류 사례를 읽고, v3.1~v3.3은 모델 출력 없이 train 표 집계로; 단계별 근거는 6.5절). 문장 고유화(3.3절)는 882건 답변 결과를 사후 분석하다 문제를 발견해 추가했고, 규칙 자체는 중복 개수만 보고 정했다. 882건 답변 실험은 v1 규칙으로 사전등록했으며, 결과를 본 뒤 본 방법의 주 조건을 v3.3u로 바꾸었다. 바꾸기 전에 예측과 함께 등록했다. 따라서 MultiHiertt 결과는 평가에 쓰는 train 분할의 오류 사례를 보고 규칙을 고친 조건이다. 그 영향을 보이려고 v1과 v3.3 결과를 함께 싣는다(5.4절, 5.5절). 검색 정확도의 비교는 모두 최종 규칙의 채점 문항 2,885건으로 하며, 처음 규칙이 채점하지 못하는 14건은 처음 규칙의 결과에서 검색 실패로 센다. 답변 정확도 표본 882건은 처음 규칙으로 채점한 2,871건(2,885건의 부분집합)에서 뽑았다(4.5절). 리더 설정과 라벨 규칙의 선택에는 validation 분할만 썼다. β 선택에 쓴 MultiHiertt dev 911건은 본문 근거 필요 문항 579건을 포함하며, 평가 집합(MultiHiertt train에서 구성)의 모집단 정의와 다르다. 표만 필요한 332건으로 다시 계산한 결과는 민감도 분석으로 부록에 보고한다.</w:t>
       </w:r>
     </w:p>
     <w:p>
@@ -3957,10 +3957,10 @@
         <w:tblLayout w:type="fixed"/>
       </w:tblPr>
       <w:tblGrid>
-        <w:gridCol w:w="1675"/>
-        <w:gridCol w:w="1586"/>
-        <w:gridCol w:w="2378"/>
-        <w:gridCol w:w="1731"/>
+        <w:gridCol w:w="1662"/>
+        <w:gridCol w:w="1571"/>
+        <w:gridCol w:w="2346"/>
+        <w:gridCol w:w="1791"/>
       </w:tblGrid>
       <w:tr>
         <w:trPr>
@@ -3968,7 +3968,7 @@
         </w:trPr>
         <w:tc>
           <w:tcPr>
-            <w:tcW w:type="dxa" w:w="1675"/>
+            <w:tcW w:type="dxa" w:w="1662"/>
             <w:tcBorders>
               <w:top w:val="single" w:color="808080" w:sz="4"/>
               <w:left w:val="single" w:color="808080" w:sz="4"/>
@@ -4002,7 +4002,7 @@
         </w:tc>
         <w:tc>
           <w:tcPr>
-            <w:tcW w:type="dxa" w:w="1586"/>
+            <w:tcW w:type="dxa" w:w="1571"/>
             <w:tcBorders>
               <w:top w:val="single" w:color="808080" w:sz="4"/>
               <w:left w:val="single" w:color="808080" w:sz="4"/>
@@ -4036,7 +4036,7 @@
         </w:tc>
         <w:tc>
           <w:tcPr>
-            <w:tcW w:type="dxa" w:w="2378"/>
+            <w:tcW w:type="dxa" w:w="2346"/>
             <w:tcBorders>
               <w:top w:val="single" w:color="808080" w:sz="4"/>
               <w:left w:val="single" w:color="808080" w:sz="4"/>
@@ -4070,7 +4070,7 @@
         </w:tc>
         <w:tc>
           <w:tcPr>
-            <w:tcW w:type="dxa" w:w="1731"/>
+            <w:tcW w:type="dxa" w:w="1791"/>
             <w:tcBorders>
               <w:top w:val="single" w:color="808080" w:sz="4"/>
               <w:left w:val="single" w:color="808080" w:sz="4"/>
@@ -4105,11 +4105,11 @@
       </w:tr>
       <w:tr>
         <w:trPr>
-          <w:tblHeader w:val="false"/>
+          <w:tblHeader w:val="off"/>
         </w:trPr>
         <w:tc>
           <w:tcPr>
-            <w:tcW w:type="dxa" w:w="1675"/>
+            <w:tcW w:type="dxa" w:w="1662"/>
             <w:tcBorders>
               <w:top w:val="single" w:color="808080" w:sz="4"/>
               <w:left w:val="single" w:color="808080" w:sz="4"/>
@@ -4140,7 +4140,7 @@
         </w:tc>
         <w:tc>
           <w:tcPr>
-            <w:tcW w:type="dxa" w:w="1586"/>
+            <w:tcW w:type="dxa" w:w="1571"/>
             <w:tcBorders>
               <w:top w:val="single" w:color="808080" w:sz="4"/>
               <w:left w:val="single" w:color="808080" w:sz="4"/>
@@ -4171,7 +4171,7 @@
         </w:tc>
         <w:tc>
           <w:tcPr>
-            <w:tcW w:type="dxa" w:w="2378"/>
+            <w:tcW w:type="dxa" w:w="2346"/>
             <w:tcBorders>
               <w:top w:val="single" w:color="808080" w:sz="4"/>
               <w:left w:val="single" w:color="808080" w:sz="4"/>
@@ -4202,7 +4202,7 @@
         </w:tc>
         <w:tc>
           <w:tcPr>
-            <w:tcW w:type="dxa" w:w="1731"/>
+            <w:tcW w:type="dxa" w:w="1791"/>
             <w:tcBorders>
               <w:top w:val="single" w:color="808080" w:sz="4"/>
               <w:left w:val="single" w:color="808080" w:sz="4"/>
@@ -4234,11 +4234,11 @@
       </w:tr>
       <w:tr>
         <w:trPr>
-          <w:tblHeader w:val="false"/>
+          <w:tblHeader w:val="off"/>
         </w:trPr>
         <w:tc>
           <w:tcPr>
-            <w:tcW w:type="dxa" w:w="1675"/>
+            <w:tcW w:type="dxa" w:w="1662"/>
             <w:tcBorders>
               <w:top w:val="single" w:color="808080" w:sz="4"/>
               <w:left w:val="single" w:color="808080" w:sz="4"/>
@@ -4269,7 +4269,7 @@
         </w:tc>
         <w:tc>
           <w:tcPr>
-            <w:tcW w:type="dxa" w:w="1586"/>
+            <w:tcW w:type="dxa" w:w="1571"/>
             <w:tcBorders>
               <w:top w:val="single" w:color="808080" w:sz="4"/>
               <w:left w:val="single" w:color="808080" w:sz="4"/>
@@ -4300,7 +4300,7 @@
         </w:tc>
         <w:tc>
           <w:tcPr>
-            <w:tcW w:type="dxa" w:w="2378"/>
+            <w:tcW w:type="dxa" w:w="2346"/>
             <w:tcBorders>
               <w:top w:val="single" w:color="808080" w:sz="4"/>
               <w:left w:val="single" w:color="808080" w:sz="4"/>
@@ -4331,7 +4331,7 @@
         </w:tc>
         <w:tc>
           <w:tcPr>
-            <w:tcW w:type="dxa" w:w="1731"/>
+            <w:tcW w:type="dxa" w:w="1791"/>
             <w:tcBorders>
               <w:top w:val="single" w:color="808080" w:sz="4"/>
               <w:left w:val="single" w:color="808080" w:sz="4"/>
@@ -4363,11 +4363,11 @@
       </w:tr>
       <w:tr>
         <w:trPr>
-          <w:tblHeader w:val="false"/>
+          <w:tblHeader w:val="off"/>
         </w:trPr>
         <w:tc>
           <w:tcPr>
-            <w:tcW w:type="dxa" w:w="1675"/>
+            <w:tcW w:type="dxa" w:w="1662"/>
             <w:tcBorders>
               <w:top w:val="single" w:color="808080" w:sz="4"/>
               <w:left w:val="single" w:color="808080" w:sz="4"/>
@@ -4398,7 +4398,7 @@
         </w:tc>
         <w:tc>
           <w:tcPr>
-            <w:tcW w:type="dxa" w:w="1586"/>
+            <w:tcW w:type="dxa" w:w="1571"/>
             <w:tcBorders>
               <w:top w:val="single" w:color="808080" w:sz="4"/>
               <w:left w:val="single" w:color="808080" w:sz="4"/>
@@ -4429,7 +4429,7 @@
         </w:tc>
         <w:tc>
           <w:tcPr>
-            <w:tcW w:type="dxa" w:w="2378"/>
+            <w:tcW w:type="dxa" w:w="2346"/>
             <w:tcBorders>
               <w:top w:val="single" w:color="808080" w:sz="4"/>
               <w:left w:val="single" w:color="808080" w:sz="4"/>
@@ -4460,7 +4460,7 @@
         </w:tc>
         <w:tc>
           <w:tcPr>
-            <w:tcW w:type="dxa" w:w="1731"/>
+            <w:tcW w:type="dxa" w:w="1791"/>
             <w:tcBorders>
               <w:top w:val="single" w:color="808080" w:sz="4"/>
               <w:left w:val="single" w:color="808080" w:sz="4"/>
@@ -4492,11 +4492,11 @@
       </w:tr>
       <w:tr>
         <w:trPr>
-          <w:tblHeader w:val="false"/>
+          <w:tblHeader w:val="off"/>
         </w:trPr>
         <w:tc>
           <w:tcPr>
-            <w:tcW w:type="dxa" w:w="1675"/>
+            <w:tcW w:type="dxa" w:w="1662"/>
             <w:tcBorders>
               <w:top w:val="single" w:color="808080" w:sz="4"/>
               <w:left w:val="single" w:color="808080" w:sz="4"/>
@@ -4527,7 +4527,7 @@
         </w:tc>
         <w:tc>
           <w:tcPr>
-            <w:tcW w:type="dxa" w:w="1586"/>
+            <w:tcW w:type="dxa" w:w="1571"/>
             <w:tcBorders>
               <w:top w:val="single" w:color="808080" w:sz="4"/>
               <w:left w:val="single" w:color="808080" w:sz="4"/>
@@ -4558,7 +4558,7 @@
         </w:tc>
         <w:tc>
           <w:tcPr>
-            <w:tcW w:type="dxa" w:w="2378"/>
+            <w:tcW w:type="dxa" w:w="2346"/>
             <w:tcBorders>
               <w:top w:val="single" w:color="808080" w:sz="4"/>
               <w:left w:val="single" w:color="808080" w:sz="4"/>
@@ -4589,7 +4589,7 @@
         </w:tc>
         <w:tc>
           <w:tcPr>
-            <w:tcW w:type="dxa" w:w="1731"/>
+            <w:tcW w:type="dxa" w:w="1791"/>
             <w:tcBorders>
               <w:top w:val="single" w:color="808080" w:sz="4"/>
               <w:left w:val="single" w:color="808080" w:sz="4"/>
@@ -4621,11 +4621,11 @@
       </w:tr>
       <w:tr>
         <w:trPr>
-          <w:tblHeader w:val="false"/>
+          <w:tblHeader w:val="off"/>
         </w:trPr>
         <w:tc>
           <w:tcPr>
-            <w:tcW w:type="dxa" w:w="1675"/>
+            <w:tcW w:type="dxa" w:w="1662"/>
             <w:tcBorders>
               <w:top w:val="single" w:color="808080" w:sz="4"/>
               <w:left w:val="single" w:color="808080" w:sz="4"/>
@@ -4656,7 +4656,7 @@
         </w:tc>
         <w:tc>
           <w:tcPr>
-            <w:tcW w:type="dxa" w:w="1586"/>
+            <w:tcW w:type="dxa" w:w="1571"/>
             <w:tcBorders>
               <w:top w:val="single" w:color="808080" w:sz="4"/>
               <w:left w:val="single" w:color="808080" w:sz="4"/>
@@ -4687,7 +4687,7 @@
         </w:tc>
         <w:tc>
           <w:tcPr>
-            <w:tcW w:type="dxa" w:w="2378"/>
+            <w:tcW w:type="dxa" w:w="2346"/>
             <w:tcBorders>
               <w:top w:val="single" w:color="808080" w:sz="4"/>
               <w:left w:val="single" w:color="808080" w:sz="4"/>
@@ -4718,7 +4718,7 @@
         </w:tc>
         <w:tc>
           <w:tcPr>
-            <w:tcW w:type="dxa" w:w="1731"/>
+            <w:tcW w:type="dxa" w:w="1791"/>
             <w:tcBorders>
               <w:top w:val="single" w:color="808080" w:sz="4"/>
               <w:left w:val="single" w:color="808080" w:sz="4"/>
@@ -4743,18 +4743,18 @@
                 <w:sz w:val="17"/>
                 <w:szCs w:val="17"/>
               </w:rPr>
-              <w:t xml:space="preserve">텍스트 표현은 공식 코드와 대조. LM 질의 확장·별도 스키마 검색 경로·풀이기 없음(아래)</w:t>
+              <w:t xml:space="preserve">텍스트 표현과 숫자·날짜 열 판정은 공식 코드와 대조. LM 질의 확장·별도 스키마 검색 경로·풀이기 없음(아래)</w:t>
             </w:r>
           </w:p>
         </w:tc>
       </w:tr>
       <w:tr>
         <w:trPr>
-          <w:tblHeader w:val="false"/>
+          <w:tblHeader w:val="off"/>
         </w:trPr>
         <w:tc>
           <w:tcPr>
-            <w:tcW w:type="dxa" w:w="1675"/>
+            <w:tcW w:type="dxa" w:w="1662"/>
             <w:tcBorders>
               <w:top w:val="single" w:color="808080" w:sz="4"/>
               <w:left w:val="single" w:color="808080" w:sz="4"/>
@@ -4785,7 +4785,7 @@
         </w:tc>
         <w:tc>
           <w:tcPr>
-            <w:tcW w:type="dxa" w:w="1586"/>
+            <w:tcW w:type="dxa" w:w="1571"/>
             <w:tcBorders>
               <w:top w:val="single" w:color="808080" w:sz="4"/>
               <w:left w:val="single" w:color="808080" w:sz="4"/>
@@ -4816,7 +4816,7 @@
         </w:tc>
         <w:tc>
           <w:tcPr>
-            <w:tcW w:type="dxa" w:w="2378"/>
+            <w:tcW w:type="dxa" w:w="2346"/>
             <w:tcBorders>
               <w:top w:val="single" w:color="808080" w:sz="4"/>
               <w:left w:val="single" w:color="808080" w:sz="4"/>
@@ -4847,7 +4847,7 @@
         </w:tc>
         <w:tc>
           <w:tcPr>
-            <w:tcW w:type="dxa" w:w="1731"/>
+            <w:tcW w:type="dxa" w:w="1791"/>
             <w:tcBorders>
               <w:top w:val="single" w:color="808080" w:sz="4"/>
               <w:left w:val="single" w:color="808080" w:sz="4"/>
@@ -4879,11 +4879,11 @@
       </w:tr>
       <w:tr>
         <w:trPr>
-          <w:tblHeader w:val="false"/>
+          <w:tblHeader w:val="off"/>
         </w:trPr>
         <w:tc>
           <w:tcPr>
-            <w:tcW w:type="dxa" w:w="1675"/>
+            <w:tcW w:type="dxa" w:w="1662"/>
             <w:tcBorders>
               <w:top w:val="single" w:color="808080" w:sz="4"/>
               <w:left w:val="single" w:color="808080" w:sz="4"/>
@@ -4914,7 +4914,7 @@
         </w:tc>
         <w:tc>
           <w:tcPr>
-            <w:tcW w:type="dxa" w:w="1586"/>
+            <w:tcW w:type="dxa" w:w="1571"/>
             <w:tcBorders>
               <w:top w:val="single" w:color="808080" w:sz="4"/>
               <w:left w:val="single" w:color="808080" w:sz="4"/>
@@ -4945,7 +4945,7 @@
         </w:tc>
         <w:tc>
           <w:tcPr>
-            <w:tcW w:type="dxa" w:w="2378"/>
+            <w:tcW w:type="dxa" w:w="2346"/>
             <w:tcBorders>
               <w:top w:val="single" w:color="808080" w:sz="4"/>
               <w:left w:val="single" w:color="808080" w:sz="4"/>
@@ -4976,7 +4976,7 @@
         </w:tc>
         <w:tc>
           <w:tcPr>
-            <w:tcW w:type="dxa" w:w="1731"/>
+            <w:tcW w:type="dxa" w:w="1791"/>
             <w:tcBorders>
               <w:top w:val="single" w:color="808080" w:sz="4"/>
               <w:left w:val="single" w:color="808080" w:sz="4"/>
@@ -5043,7 +5043,7 @@
         <w:t xml:space="preserve">rag_agent/serialization/tablerag_unit.py</w:t>
       </w:r>
       <w:r>
-        <w:t xml:space="preserve">) 기준으로 적는다. (1) LM 질의 확장: 넣지 않았다. 질문 문장을 그대로 임베딩한다. (2) 스키마 검색: 스키마 문서(열 이름과 자료형, 숫자 열은 최솟값·최댓값, 범주형 열은 자주 나오는 값 3개)는 만들지만, 원 논문처럼 별도 검색 경로로 찾지 않고 셀 문서와 한 색인에 섞어 같은 검색기로 찾는다. 스키마 문서가 전달하는 셀은 숫자 열의 최솟값·최댓값 셀뿐이다. (3) 열 이름-값 쌍 인코딩: 넣었다. 범주형 셀은 </w:t>
+        <w:t xml:space="preserve">) 기준으로 적는다. (1) LM 질의 확장: 넣지 않았다. 질문 문장을 그대로 임베딩한다. (2) 스키마 검색: 스키마 문서(열 이름과 자료형, 숫자·날짜 열은 최솟값·최댓값, 범주형 열은 자주 나오는 값 3개)는 만들지만, 원 논문처럼 별도 검색 경로로 찾지 않고 셀 문서와 한 색인에 섞어 같은 검색기로 찾는다. 스키마 문서가 전달하는 셀은 숫자·날짜 열의 최솟값·최댓값 셀뿐이다. (3) 열 이름-값 쌍 인코딩: 넣었다. 범주형 셀은 </w:t>
       </w:r>
       <w:r>
         <w:rPr>
@@ -5052,7 +5052,7 @@
         <w:t xml:space="preserve">{열 이름, 셀 값}</w:t>
       </w:r>
       <w:r>
-        <w:t xml:space="preserve"> 문서가 되고 같은 쌍은 하나로 합친다. 숫자 열은 개별 값을 색인하지 않고 요약 문서 하나로 접는다. 원 논문의 풀이기(pandas 코드를 쓰는 에이전트)는 쓰지 않고, 검색 결과를 본 방법과 같은 리더에 넣는다.</w:t>
+        <w:t xml:space="preserve"> 문서가 되고 같은 쌍은 하나로 합친다. 숫자·날짜 열은 공식 코드의 자료형 추론(숫자 변환을 시도한 뒤, 남은 열에 날짜 변환을 시도)을 그대로 따라 정하고, 개별 값을 색인하지 않고 요약 문서 하나로 접는다(부록 H). 원 논문의 풀이기(pandas 코드를 쓰는 에이전트)는 쓰지 않고, 검색 결과를 본 방법과 같은 리더에 넣는다.</w:t>
       </w:r>
     </w:p>
     <w:p>
@@ -5604,7 +5604,7 @@
       </w:tr>
       <w:tr>
         <w:trPr>
-          <w:tblHeader w:val="false"/>
+          <w:tblHeader w:val="off"/>
         </w:trPr>
         <w:tc>
           <w:tcPr>
@@ -5795,7 +5795,7 @@
       </w:tr>
       <w:tr>
         <w:trPr>
-          <w:tblHeader w:val="false"/>
+          <w:tblHeader w:val="off"/>
         </w:trPr>
         <w:tc>
           <w:tcPr>
@@ -6249,7 +6249,7 @@
       </w:tr>
       <w:tr>
         <w:trPr>
-          <w:tblHeader w:val="false"/>
+          <w:tblHeader w:val="off"/>
         </w:trPr>
         <w:tc>
           <w:tcPr>
@@ -6409,7 +6409,7 @@
       </w:tr>
       <w:tr>
         <w:trPr>
-          <w:tblHeader w:val="false"/>
+          <w:tblHeader w:val="off"/>
         </w:trPr>
         <w:tc>
           <w:tcPr>
@@ -6569,7 +6569,7 @@
       </w:tr>
       <w:tr>
         <w:trPr>
-          <w:tblHeader w:val="false"/>
+          <w:tblHeader w:val="off"/>
         </w:trPr>
         <w:tc>
           <w:tcPr>
@@ -6729,7 +6729,7 @@
       </w:tr>
       <w:tr>
         <w:trPr>
-          <w:tblHeader w:val="false"/>
+          <w:tblHeader w:val="off"/>
         </w:trPr>
         <w:tc>
           <w:tcPr>
@@ -6889,7 +6889,7 @@
       </w:tr>
       <w:tr>
         <w:trPr>
-          <w:tblHeader w:val="false"/>
+          <w:tblHeader w:val="off"/>
         </w:trPr>
         <w:tc>
           <w:tcPr>
@@ -7049,7 +7049,7 @@
       </w:tr>
       <w:tr>
         <w:trPr>
-          <w:tblHeader w:val="false"/>
+          <w:tblHeader w:val="off"/>
         </w:trPr>
         <w:tc>
           <w:tcPr>
@@ -7209,7 +7209,7 @@
       </w:tr>
       <w:tr>
         <w:trPr>
-          <w:tblHeader w:val="false"/>
+          <w:tblHeader w:val="off"/>
         </w:trPr>
         <w:tc>
           <w:tcPr>
@@ -7269,7 +7269,7 @@
                 <w:sz w:val="17"/>
                 <w:szCs w:val="17"/>
               </w:rPr>
-              <w:t xml:space="preserve">.2916 (673:7)</w:t>
+              <w:t xml:space="preserve">.2896 (675:7)</w:t>
             </w:r>
           </w:p>
         </w:tc>
@@ -7362,14 +7362,14 @@
                 <w:sz w:val="17"/>
                 <w:szCs w:val="17"/>
               </w:rPr>
-              <w:t xml:space="preserve">13.8</w:t>
+              <w:t xml:space="preserve">13.9</w:t>
             </w:r>
           </w:p>
         </w:tc>
       </w:tr>
       <w:tr>
         <w:trPr>
-          <w:tblHeader w:val="false"/>
+          <w:tblHeader w:val="off"/>
         </w:trPr>
         <w:tc>
           <w:tcPr>
@@ -7429,7 +7429,7 @@
                 <w:sz w:val="17"/>
                 <w:szCs w:val="17"/>
               </w:rPr>
-              <w:t xml:space="preserve">.2775 (687:7)</w:t>
+              <w:t xml:space="preserve">.4067 (560:8)</w:t>
             </w:r>
           </w:p>
         </w:tc>
@@ -7460,7 +7460,7 @@
                 <w:sz w:val="17"/>
                 <w:szCs w:val="17"/>
               </w:rPr>
-              <w:t xml:space="preserve">.1316 (30:0)</w:t>
+              <w:t xml:space="preserve">.3947 (20:0)</w:t>
             </w:r>
           </w:p>
         </w:tc>
@@ -7491,7 +7491,7 @@
                 <w:sz w:val="17"/>
                 <w:szCs w:val="17"/>
               </w:rPr>
-              <w:t xml:space="preserve">.2037 (153:11)</w:t>
+              <w:t xml:space="preserve">.2407 (138:4)</w:t>
             </w:r>
           </w:p>
         </w:tc>
@@ -7522,14 +7522,14 @@
                 <w:sz w:val="17"/>
                 <w:szCs w:val="17"/>
               </w:rPr>
-              <w:t xml:space="preserve">13.9</w:t>
+              <w:t xml:space="preserve">17.2</w:t>
             </w:r>
           </w:p>
         </w:tc>
       </w:tr>
       <w:tr>
         <w:trPr>
-          <w:tblHeader w:val="false"/>
+          <w:tblHeader w:val="off"/>
         </w:trPr>
         <w:tc>
           <w:tcPr>
@@ -7740,7 +7740,7 @@
         <w:t xml:space="preserve">TableRAG 셀 검색 재구현이 낮은 이유.</w:t>
       </w:r>
       <w:r>
-        <w:t xml:space="preserve"> leaf와 path 표현은 (열 이름, 셀 값) 쌍만 담고 행 머리글을 담지 않는다. HiTab처럼 행 머리글이 여러 층인 표에서는 같은 열의 셀들이 열 이름과 값만으로는 구별되지 않는다. 이 표현은 원 논문이 다룬 평평한 대형 표를 위한 것이며, 원 논문의 LM 질의 확장, 별도 스키마 검색 경로, 풀이기를 함께 쓰지 않았다는 점(4.2절)도 고려해야 한다. 이 수치를 원 논문 시스템의 성능으로 인용해서는 안 된다.</w:t>
+        <w:t xml:space="preserve"> leaf와 path 표현은 (열 이름, 셀 값) 쌍만 담고 행 머리글을 담지 않는다. HiTab처럼 행 머리글이 여러 층인 표에서는 같은 열의 셀들이 열 이름과 값만으로는 구별되지 않는다. 또 공식 코드의 자료형 추론으로 숫자·날짜가 된 열은 최솟값·최댓값 요약 문서 하나로 접혀 개별 셀이 색인에 없으므로, 검색과 무관하게 정답 셀 전부를 전달할 수 있는 문항의 비율(전달 가능 상한)이 1보다 낮다. 날짜 변환 단계를 포함한 공식 규칙으로 센 이 상한은 HiTab 단일 셀 조회 991건에서 leaf .6761(670건), path .3330(330건)이고, MultiHiertt 2,885건에서 leaf .9858, path .9844다. 이 표현은 원 논문이 다룬 평평한 대형 표를 위한 것이며, 원 논문의 LM 질의 확장, 별도 스키마 검색 경로, 풀이기를 함께 쓰지 않았다는 점(4.2절)도 고려해야 한다. 이 수치를 원 논문 시스템의 성능으로 인용해서는 안 된다.</w:t>
       </w:r>
     </w:p>
     <w:p>
@@ -8069,7 +8069,7 @@
       </w:tr>
       <w:tr>
         <w:trPr>
-          <w:tblHeader w:val="false"/>
+          <w:tblHeader w:val="off"/>
         </w:trPr>
         <w:tc>
           <w:tcPr>
@@ -8322,7 +8322,7 @@
       </w:tr>
       <w:tr>
         <w:trPr>
-          <w:tblHeader w:val="false"/>
+          <w:tblHeader w:val="off"/>
         </w:trPr>
         <w:tc>
           <w:tcPr>
@@ -8575,7 +8575,7 @@
       </w:tr>
       <w:tr>
         <w:trPr>
-          <w:tblHeader w:val="false"/>
+          <w:tblHeader w:val="off"/>
         </w:trPr>
         <w:tc>
           <w:tcPr>
@@ -8828,7 +8828,7 @@
       </w:tr>
       <w:tr>
         <w:trPr>
-          <w:tblHeader w:val="false"/>
+          <w:tblHeader w:val="off"/>
         </w:trPr>
         <w:tc>
           <w:tcPr>
@@ -9081,7 +9081,7 @@
       </w:tr>
       <w:tr>
         <w:trPr>
-          <w:tblHeader w:val="false"/>
+          <w:tblHeader w:val="off"/>
         </w:trPr>
         <w:tc>
           <w:tcPr>
@@ -9334,7 +9334,7 @@
       </w:tr>
       <w:tr>
         <w:trPr>
-          <w:tblHeader w:val="false"/>
+          <w:tblHeader w:val="off"/>
         </w:trPr>
         <w:tc>
           <w:tcPr>
@@ -9587,7 +9587,7 @@
       </w:tr>
       <w:tr>
         <w:trPr>
-          <w:tblHeader w:val="false"/>
+          <w:tblHeader w:val="off"/>
         </w:trPr>
         <w:tc>
           <w:tcPr>
@@ -9678,7 +9678,7 @@
                 <w:sz w:val="17"/>
                 <w:szCs w:val="17"/>
               </w:rPr>
-              <w:t xml:space="preserve">141</w:t>
+              <w:t xml:space="preserve">140</w:t>
             </w:r>
           </w:p>
         </w:tc>
@@ -9709,7 +9709,7 @@
                 <w:sz w:val="17"/>
                 <w:szCs w:val="17"/>
               </w:rPr>
-              <w:t xml:space="preserve">.1423</w:t>
+              <w:t xml:space="preserve">.1413</w:t>
             </w:r>
           </w:p>
         </w:tc>
@@ -9740,7 +9740,7 @@
                 <w:sz w:val="17"/>
                 <w:szCs w:val="17"/>
               </w:rPr>
-              <w:t xml:space="preserve">768</w:t>
+              <w:t xml:space="preserve">769</w:t>
             </w:r>
           </w:p>
         </w:tc>
@@ -9802,7 +9802,7 @@
                 <w:sz w:val="17"/>
                 <w:szCs w:val="17"/>
               </w:rPr>
-              <w:t xml:space="preserve">1.2×10⁻²²⁴</w:t>
+              <w:t xml:space="preserve">6.2×10⁻²²⁵</w:t>
             </w:r>
           </w:p>
         </w:tc>
@@ -9833,14 +9833,14 @@
                 <w:sz w:val="17"/>
                 <w:szCs w:val="17"/>
               </w:rPr>
-              <w:t xml:space="preserve">8.6×10⁻²²⁴</w:t>
+              <w:t xml:space="preserve">4.3×10⁻²²⁴</w:t>
             </w:r>
           </w:p>
         </w:tc>
       </w:tr>
       <w:tr>
         <w:trPr>
-          <w:tblHeader w:val="false"/>
+          <w:tblHeader w:val="off"/>
         </w:trPr>
         <w:tc>
           <w:tcPr>
@@ -9931,7 +9931,7 @@
                 <w:sz w:val="17"/>
                 <w:szCs w:val="17"/>
               </w:rPr>
-              <w:t xml:space="preserve">67</w:t>
+              <w:t xml:space="preserve">61</w:t>
             </w:r>
           </w:p>
         </w:tc>
@@ -9962,7 +9962,7 @@
                 <w:sz w:val="17"/>
                 <w:szCs w:val="17"/>
               </w:rPr>
-              <w:t xml:space="preserve">.0676</w:t>
+              <w:t xml:space="preserve">.0616</w:t>
             </w:r>
           </w:p>
         </w:tc>
@@ -9993,7 +9993,7 @@
                 <w:sz w:val="17"/>
                 <w:szCs w:val="17"/>
               </w:rPr>
-              <w:t xml:space="preserve">841</w:t>
+              <w:t xml:space="preserve">846</w:t>
             </w:r>
           </w:p>
         </w:tc>
@@ -10024,7 +10024,7 @@
                 <w:sz w:val="17"/>
                 <w:szCs w:val="17"/>
               </w:rPr>
-              <w:t xml:space="preserve">2</w:t>
+              <w:t xml:space="preserve">1</w:t>
             </w:r>
           </w:p>
         </w:tc>
@@ -10055,7 +10055,7 @@
                 <w:sz w:val="17"/>
                 <w:szCs w:val="17"/>
               </w:rPr>
-              <w:t xml:space="preserve">1.2×10⁻²⁴⁸</w:t>
+              <w:t xml:space="preserve">1.8×10⁻²⁵²</w:t>
             </w:r>
           </w:p>
         </w:tc>
@@ -10086,14 +10086,14 @@
                 <w:sz w:val="17"/>
                 <w:szCs w:val="17"/>
               </w:rPr>
-              <w:t xml:space="preserve">9.7×10⁻²⁴⁸</w:t>
+              <w:t xml:space="preserve">1.4×10⁻²⁵¹</w:t>
             </w:r>
           </w:p>
         </w:tc>
       </w:tr>
       <w:tr>
         <w:trPr>
-          <w:tblHeader w:val="false"/>
+          <w:tblHeader w:val="off"/>
         </w:trPr>
         <w:tc>
           <w:tcPr>
@@ -10660,7 +10660,7 @@
       </w:tr>
       <w:tr>
         <w:trPr>
-          <w:tblHeader w:val="false"/>
+          <w:tblHeader w:val="off"/>
         </w:trPr>
         <w:tc>
           <w:tcPr>
@@ -10882,7 +10882,7 @@
       </w:tr>
       <w:tr>
         <w:trPr>
-          <w:tblHeader w:val="false"/>
+          <w:tblHeader w:val="off"/>
         </w:trPr>
         <w:tc>
           <w:tcPr>
@@ -11104,7 +11104,7 @@
       </w:tr>
       <w:tr>
         <w:trPr>
-          <w:tblHeader w:val="false"/>
+          <w:tblHeader w:val="off"/>
         </w:trPr>
         <w:tc>
           <w:tcPr>
@@ -11326,7 +11326,7 @@
       </w:tr>
       <w:tr>
         <w:trPr>
-          <w:tblHeader w:val="false"/>
+          <w:tblHeader w:val="off"/>
         </w:trPr>
         <w:tc>
           <w:tcPr>
@@ -11548,7 +11548,7 @@
       </w:tr>
       <w:tr>
         <w:trPr>
-          <w:tblHeader w:val="false"/>
+          <w:tblHeader w:val="off"/>
         </w:trPr>
         <w:tc>
           <w:tcPr>
@@ -11770,7 +11770,7 @@
       </w:tr>
       <w:tr>
         <w:trPr>
-          <w:tblHeader w:val="false"/>
+          <w:tblHeader w:val="off"/>
         </w:trPr>
         <w:tc>
           <w:tcPr>
@@ -11992,7 +11992,7 @@
       </w:tr>
       <w:tr>
         <w:trPr>
-          <w:tblHeader w:val="false"/>
+          <w:tblHeader w:val="off"/>
         </w:trPr>
         <w:tc>
           <w:tcPr>
@@ -12052,7 +12052,7 @@
                 <w:sz w:val="17"/>
                 <w:szCs w:val="17"/>
               </w:rPr>
-              <w:t xml:space="preserve">14.47</w:t>
+              <w:t xml:space="preserve">14.48</w:t>
             </w:r>
           </w:p>
         </w:tc>
@@ -12114,7 +12114,7 @@
                 <w:sz w:val="17"/>
                 <w:szCs w:val="17"/>
               </w:rPr>
-              <w:t xml:space="preserve">.1433</w:t>
+              <w:t xml:space="preserve">.1400</w:t>
             </w:r>
           </w:p>
         </w:tc>
@@ -12145,7 +12145,7 @@
                 <w:sz w:val="17"/>
                 <w:szCs w:val="17"/>
               </w:rPr>
-              <w:t xml:space="preserve">198:4, p=2.1×10⁻⁵³, Holm p=1.5×10⁻⁵²</w:t>
+              <w:t xml:space="preserve">198:3, p=8.4×10⁻⁵⁵, Holm p=5.9×10⁻⁵⁴</w:t>
             </w:r>
           </w:p>
         </w:tc>
@@ -12176,7 +12176,7 @@
                 <w:sz w:val="17"/>
                 <w:szCs w:val="17"/>
               </w:rPr>
-              <w:t xml:space="preserve">.4565 (92)</w:t>
+              <w:t xml:space="preserve">.4457 (92)</w:t>
             </w:r>
           </w:p>
         </w:tc>
@@ -12207,14 +12207,14 @@
                 <w:sz w:val="17"/>
                 <w:szCs w:val="17"/>
               </w:rPr>
-              <w:t xml:space="preserve">600</w:t>
+              <w:t xml:space="preserve">602</w:t>
             </w:r>
           </w:p>
         </w:tc>
       </w:tr>
       <w:tr>
         <w:trPr>
-          <w:tblHeader w:val="false"/>
+          <w:tblHeader w:val="off"/>
         </w:trPr>
         <w:tc>
           <w:tcPr>
@@ -12274,7 +12274,7 @@
                 <w:sz w:val="17"/>
                 <w:szCs w:val="17"/>
               </w:rPr>
-              <w:t xml:space="preserve">14.42</w:t>
+              <w:t xml:space="preserve">17.71</w:t>
             </w:r>
           </w:p>
         </w:tc>
@@ -12305,7 +12305,7 @@
                 <w:sz w:val="17"/>
                 <w:szCs w:val="17"/>
               </w:rPr>
-              <w:t xml:space="preserve">.2967</w:t>
+              <w:t xml:space="preserve">.4000</w:t>
             </w:r>
           </w:p>
         </w:tc>
@@ -12336,7 +12336,7 @@
                 <w:sz w:val="17"/>
                 <w:szCs w:val="17"/>
               </w:rPr>
-              <w:t xml:space="preserve">.0800</w:t>
+              <w:t xml:space="preserve">.0833</w:t>
             </w:r>
           </w:p>
         </w:tc>
@@ -12367,7 +12367,7 @@
                 <w:sz w:val="17"/>
                 <w:szCs w:val="17"/>
               </w:rPr>
-              <w:t xml:space="preserve">216:3, p=4.2×10⁻⁶⁰, Holm p=3.3×10⁻⁵⁹</w:t>
+              <w:t xml:space="preserve">214:2, p=4.5×10⁻⁶¹, Holm p=3.6×10⁻⁶⁰</w:t>
             </w:r>
           </w:p>
         </w:tc>
@@ -12398,7 +12398,7 @@
                 <w:sz w:val="17"/>
                 <w:szCs w:val="17"/>
               </w:rPr>
-              <w:t xml:space="preserve">.2697 (89)</w:t>
+              <w:t xml:space="preserve">.2083 (120)</w:t>
             </w:r>
           </w:p>
         </w:tc>
@@ -12429,20 +12429,20 @@
                 <w:sz w:val="17"/>
                 <w:szCs w:val="17"/>
               </w:rPr>
-              <w:t xml:space="preserve">591</w:t>
+              <w:t xml:space="preserve">574</w:t>
             </w:r>
           </w:p>
         </w:tc>
       </w:tr>
       <w:tr>
         <w:trPr>
-          <w:tblHeader w:val="false"/>
+          <w:tblHeader w:val="off"/>
         </w:trPr>
         <w:tc>
           <w:tcPr>
             <w:tcW w:type="dxa" w:w="1513"/>
             <w:tcBorders>
-              <w:top w:val="single" w:color="808080" w:sz="4"/>
+              <w:top w:val="double" w:color="808080" w:sz="6"/>
               <w:left w:val="single" w:color="808080" w:sz="4"/>
               <w:bottom w:val="single" w:color="808080" w:sz="4"/>
               <w:right w:val="single" w:color="808080" w:sz="4"/>
@@ -12465,7 +12465,7 @@
                 <w:sz w:val="17"/>
                 <w:szCs w:val="17"/>
               </w:rPr>
-              <w:t xml:space="preserve">표 전체 (검색 없음)</w:t>
+              <w:t xml:space="preserve">참고: 검색 없이 정답 표 전체 입력</w:t>
             </w:r>
           </w:p>
         </w:tc>
@@ -12473,7 +12473,7 @@
           <w:tcPr>
             <w:tcW w:type="dxa" w:w="691"/>
             <w:tcBorders>
-              <w:top w:val="single" w:color="808080" w:sz="4"/>
+              <w:top w:val="double" w:color="808080" w:sz="6"/>
               <w:left w:val="single" w:color="808080" w:sz="4"/>
               <w:bottom w:val="single" w:color="808080" w:sz="4"/>
               <w:right w:val="single" w:color="808080" w:sz="4"/>
@@ -12504,7 +12504,7 @@
           <w:tcPr>
             <w:tcW w:type="dxa" w:w="753"/>
             <w:tcBorders>
-              <w:top w:val="single" w:color="808080" w:sz="4"/>
+              <w:top w:val="double" w:color="808080" w:sz="6"/>
               <w:left w:val="single" w:color="808080" w:sz="4"/>
               <w:bottom w:val="single" w:color="808080" w:sz="4"/>
               <w:right w:val="single" w:color="808080" w:sz="4"/>
@@ -12535,7 +12535,7 @@
           <w:tcPr>
             <w:tcW w:type="dxa" w:w="753"/>
             <w:tcBorders>
-              <w:top w:val="single" w:color="808080" w:sz="4"/>
+              <w:top w:val="double" w:color="808080" w:sz="6"/>
               <w:left w:val="single" w:color="808080" w:sz="4"/>
               <w:bottom w:val="single" w:color="808080" w:sz="4"/>
               <w:right w:val="single" w:color="808080" w:sz="4"/>
@@ -12566,7 +12566,7 @@
           <w:tcPr>
             <w:tcW w:type="dxa" w:w="1750"/>
             <w:tcBorders>
-              <w:top w:val="single" w:color="808080" w:sz="4"/>
+              <w:top w:val="double" w:color="808080" w:sz="6"/>
               <w:left w:val="single" w:color="808080" w:sz="4"/>
               <w:bottom w:val="single" w:color="808080" w:sz="4"/>
               <w:right w:val="single" w:color="808080" w:sz="4"/>
@@ -12597,7 +12597,7 @@
           <w:tcPr>
             <w:tcW w:type="dxa" w:w="777"/>
             <w:tcBorders>
-              <w:top w:val="single" w:color="808080" w:sz="4"/>
+              <w:top w:val="double" w:color="808080" w:sz="6"/>
               <w:left w:val="single" w:color="808080" w:sz="4"/>
               <w:bottom w:val="single" w:color="808080" w:sz="4"/>
               <w:right w:val="single" w:color="808080" w:sz="4"/>
@@ -12628,7 +12628,7 @@
           <w:tcPr>
             <w:tcW w:type="dxa" w:w="1133"/>
             <w:tcBorders>
-              <w:top w:val="single" w:color="808080" w:sz="4"/>
+              <w:top w:val="double" w:color="808080" w:sz="6"/>
               <w:left w:val="single" w:color="808080" w:sz="4"/>
               <w:bottom w:val="single" w:color="808080" w:sz="4"/>
               <w:right w:val="single" w:color="808080" w:sz="4"/>
@@ -13024,7 +13024,7 @@
       </w:tr>
       <w:tr>
         <w:trPr>
-          <w:tblHeader w:val="false"/>
+          <w:tblHeader w:val="off"/>
         </w:trPr>
         <w:tc>
           <w:tcPr>
@@ -13246,7 +13246,7 @@
       </w:tr>
       <w:tr>
         <w:trPr>
-          <w:tblHeader w:val="false"/>
+          <w:tblHeader w:val="off"/>
         </w:trPr>
         <w:tc>
           <w:tcPr>
@@ -13468,7 +13468,7 @@
       </w:tr>
       <w:tr>
         <w:trPr>
-          <w:tblHeader w:val="false"/>
+          <w:tblHeader w:val="off"/>
         </w:trPr>
         <w:tc>
           <w:tcPr>
@@ -13690,7 +13690,7 @@
       </w:tr>
       <w:tr>
         <w:trPr>
-          <w:tblHeader w:val="false"/>
+          <w:tblHeader w:val="off"/>
         </w:trPr>
         <w:tc>
           <w:tcPr>
@@ -13912,7 +13912,7 @@
       </w:tr>
       <w:tr>
         <w:trPr>
-          <w:tblHeader w:val="false"/>
+          <w:tblHeader w:val="off"/>
         </w:trPr>
         <w:tc>
           <w:tcPr>
@@ -14134,7 +14134,7 @@
       </w:tr>
       <w:tr>
         <w:trPr>
-          <w:tblHeader w:val="false"/>
+          <w:tblHeader w:val="off"/>
         </w:trPr>
         <w:tc>
           <w:tcPr>
@@ -14194,7 +14194,7 @@
                 <w:sz w:val="17"/>
                 <w:szCs w:val="17"/>
               </w:rPr>
-              <w:t xml:space="preserve">.6132 (76:3)</w:t>
+              <w:t xml:space="preserve">.6274 (73:3)</w:t>
             </w:r>
           </w:p>
         </w:tc>
@@ -14225,7 +14225,7 @@
                 <w:sz w:val="17"/>
                 <w:szCs w:val="17"/>
               </w:rPr>
-              <w:t xml:space="preserve">.3406 (207:10)</w:t>
+              <w:t xml:space="preserve">.3760 (195:11)</w:t>
             </w:r>
           </w:p>
         </w:tc>
@@ -14287,7 +14287,7 @@
                 <w:sz w:val="17"/>
                 <w:szCs w:val="17"/>
               </w:rPr>
-              <w:t xml:space="preserve">.3302 (1218:58)</w:t>
+              <w:t xml:space="preserve">.3494 (1174:57)</w:t>
             </w:r>
           </w:p>
         </w:tc>
@@ -14318,7 +14318,7 @@
                 <w:sz w:val="17"/>
                 <w:szCs w:val="17"/>
               </w:rPr>
-              <w:t xml:space="preserve">.3601 (1524:72)</w:t>
+              <w:t xml:space="preserve">.3806 (1465:72)</w:t>
             </w:r>
           </w:p>
         </w:tc>
@@ -14356,7 +14356,7 @@
       </w:tr>
       <w:tr>
         <w:trPr>
-          <w:tblHeader w:val="false"/>
+          <w:tblHeader w:val="off"/>
         </w:trPr>
         <w:tc>
           <w:tcPr>
@@ -14416,7 +14416,7 @@
                 <w:sz w:val="17"/>
                 <w:szCs w:val="17"/>
               </w:rPr>
-              <w:t xml:space="preserve">.4953 (100:2)</w:t>
+              <w:t xml:space="preserve">.5047 (98:2)</w:t>
             </w:r>
           </w:p>
         </w:tc>
@@ -14447,7 +14447,7 @@
                 <w:sz w:val="17"/>
                 <w:szCs w:val="17"/>
               </w:rPr>
-              <w:t xml:space="preserve">.2534 (235:6)</w:t>
+              <w:t xml:space="preserve">.2698 (229:6)</w:t>
             </w:r>
           </w:p>
         </w:tc>
@@ -14509,7 +14509,7 @@
                 <w:sz w:val="17"/>
                 <w:szCs w:val="17"/>
               </w:rPr>
-              <w:t xml:space="preserve">.3195 (1235:51)</w:t>
+              <w:t xml:space="preserve">.3342 (1201:50)</w:t>
             </w:r>
           </w:p>
         </w:tc>
@@ -14540,7 +14540,7 @@
                 <w:sz w:val="17"/>
                 <w:szCs w:val="17"/>
               </w:rPr>
-              <w:t xml:space="preserve">.3328 (1591:60)</w:t>
+              <w:t xml:space="preserve">.3470 (1549:59)</w:t>
             </w:r>
           </w:p>
         </w:tc>
@@ -14578,7 +14578,7 @@
       </w:tr>
       <w:tr>
         <w:trPr>
-          <w:tblHeader w:val="false"/>
+          <w:tblHeader w:val="off"/>
         </w:trPr>
         <w:tc>
           <w:tcPr>
@@ -15097,7 +15097,7 @@
       </w:tr>
       <w:tr>
         <w:trPr>
-          <w:tblHeader w:val="false"/>
+          <w:tblHeader w:val="off"/>
         </w:trPr>
         <w:tc>
           <w:tcPr>
@@ -15288,7 +15288,7 @@
       </w:tr>
       <w:tr>
         <w:trPr>
-          <w:tblHeader w:val="false"/>
+          <w:tblHeader w:val="off"/>
         </w:trPr>
         <w:tc>
           <w:tcPr>
@@ -15479,7 +15479,7 @@
       </w:tr>
       <w:tr>
         <w:trPr>
-          <w:tblHeader w:val="false"/>
+          <w:tblHeader w:val="off"/>
         </w:trPr>
         <w:tc>
           <w:tcPr>
@@ -15949,7 +15949,7 @@
       </w:tr>
       <w:tr>
         <w:trPr>
-          <w:tblHeader w:val="false"/>
+          <w:tblHeader w:val="off"/>
         </w:trPr>
         <w:tc>
           <w:tcPr>
@@ -16140,7 +16140,7 @@
       </w:tr>
       <w:tr>
         <w:trPr>
-          <w:tblHeader w:val="false"/>
+          <w:tblHeader w:val="off"/>
         </w:trPr>
         <w:tc>
           <w:tcPr>
@@ -16331,7 +16331,7 @@
       </w:tr>
       <w:tr>
         <w:trPr>
-          <w:tblHeader w:val="false"/>
+          <w:tblHeader w:val="off"/>
         </w:trPr>
         <w:tc>
           <w:tcPr>
@@ -16522,7 +16522,7 @@
       </w:tr>
       <w:tr>
         <w:trPr>
-          <w:tblHeader w:val="false"/>
+          <w:tblHeader w:val="off"/>
         </w:trPr>
         <w:tc>
           <w:tcPr>
@@ -16713,7 +16713,7 @@
       </w:tr>
       <w:tr>
         <w:trPr>
-          <w:tblHeader w:val="false"/>
+          <w:tblHeader w:val="off"/>
         </w:trPr>
         <w:tc>
           <w:tcPr>
@@ -16946,7 +16946,7 @@
     <w:p>
       <w:pPr>
         <w:sectPr>
-          <w:footerReference w:type="default" r:id="rId7"/>
+          <w:footerReference w:type="default" r:id="rId6"/>
           <w:pgSz w:w="11906" w:h="16838" w:orient="portrait"/>
           <w:pgMar w:top="2268" w:right="2268" w:bottom="2268" w:left="2268" w:header="567" w:footer="567" w:gutter="0"/>
           <w:pgNumType w:start="1"/>
@@ -17334,7 +17334,7 @@
       </w:tr>
       <w:tr>
         <w:trPr>
-          <w:tblHeader w:val="false"/>
+          <w:tblHeader w:val="off"/>
         </w:trPr>
         <w:tc>
           <w:tcPr>
@@ -17649,7 +17649,7 @@
       </w:tr>
       <w:tr>
         <w:trPr>
-          <w:tblHeader w:val="false"/>
+          <w:tblHeader w:val="off"/>
         </w:trPr>
         <w:tc>
           <w:tcPr>
@@ -17964,7 +17964,7 @@
       </w:tr>
       <w:tr>
         <w:trPr>
-          <w:tblHeader w:val="false"/>
+          <w:tblHeader w:val="off"/>
         </w:trPr>
         <w:tc>
           <w:tcPr>
@@ -17993,7 +17993,7 @@
                 <w:sz w:val="17"/>
                 <w:szCs w:val="17"/>
               </w:rPr>
-              <w:t xml:space="preserve">표 전체 (검색 없음)</w:t>
+              <w:t xml:space="preserve">TableRAG(Yu) 청크</w:t>
             </w:r>
           </w:p>
         </w:tc>
@@ -18024,7 +18024,7 @@
                 <w:sz w:val="17"/>
                 <w:szCs w:val="17"/>
               </w:rPr>
-              <w:t xml:space="preserve">.5592 (24:29, p=.58)</w:t>
+              <w:t xml:space="preserve">.5545 (30:34, p=.71)</w:t>
             </w:r>
           </w:p>
         </w:tc>
@@ -18055,7 +18055,7 @@
                 <w:sz w:val="17"/>
                 <w:szCs w:val="17"/>
               </w:rPr>
-              <w:t xml:space="preserve">.5633 (42:19, p=.0044)</w:t>
+              <w:t xml:space="preserve">.5533 (50:24, p=.0034)</w:t>
             </w:r>
           </w:p>
         </w:tc>
@@ -18086,7 +18086,7 @@
                 <w:sz w:val="17"/>
                 <w:szCs w:val="17"/>
               </w:rPr>
-              <w:t xml:space="preserve">.3099 (7:7, p=1)</w:t>
+              <w:t xml:space="preserve">.2817 (7:5, p=.77)</w:t>
             </w:r>
           </w:p>
         </w:tc>
@@ -18117,7 +18117,7 @@
                 <w:sz w:val="17"/>
                 <w:szCs w:val="17"/>
               </w:rPr>
-              <w:t xml:space="preserve">.2300 (41:29, p=.19)</w:t>
+              <w:t xml:space="preserve">.1933 (41:18, p=.0038)</w:t>
             </w:r>
           </w:p>
         </w:tc>
@@ -18148,7 +18148,7 @@
                 <w:sz w:val="17"/>
                 <w:szCs w:val="17"/>
               </w:rPr>
-              <w:t xml:space="preserve">378</w:t>
+              <w:t xml:space="preserve">361</w:t>
             </w:r>
           </w:p>
         </w:tc>
@@ -18179,7 +18179,7 @@
                 <w:sz w:val="17"/>
                 <w:szCs w:val="17"/>
               </w:rPr>
-              <w:t xml:space="preserve">114:84, p=.039, Holm p=.078</w:t>
+              <w:t xml:space="preserve">128:81, p=.0014, Holm p=.0056</w:t>
             </w:r>
           </w:p>
         </w:tc>
@@ -18210,7 +18210,7 @@
                 <w:sz w:val="17"/>
                 <w:szCs w:val="17"/>
               </w:rPr>
-              <w:t xml:space="preserve">.2986 [.2611, .3369]</w:t>
+              <w:t xml:space="preserve">.2678 [.2328, .3044]</w:t>
             </w:r>
           </w:p>
         </w:tc>
@@ -18241,7 +18241,7 @@
                 <w:sz w:val="17"/>
                 <w:szCs w:val="17"/>
               </w:rPr>
-              <w:t xml:space="preserve">—</w:t>
+              <w:t xml:space="preserve">46.9</w:t>
             </w:r>
           </w:p>
         </w:tc>
@@ -18272,20 +18272,20 @@
                 <w:sz w:val="17"/>
                 <w:szCs w:val="17"/>
               </w:rPr>
-              <w:t xml:space="preserve">1,504.8</w:t>
+              <w:t xml:space="preserve">545.1</w:t>
             </w:r>
           </w:p>
         </w:tc>
       </w:tr>
       <w:tr>
         <w:trPr>
-          <w:tblHeader w:val="false"/>
+          <w:tblHeader w:val="off"/>
         </w:trPr>
         <w:tc>
           <w:tcPr>
             <w:tcW w:type="dxa" w:w="1843"/>
             <w:tcBorders>
-              <w:top w:val="single" w:color="808080" w:sz="4"/>
+              <w:top w:val="double" w:color="808080" w:sz="6"/>
               <w:left w:val="single" w:color="808080" w:sz="4"/>
               <w:bottom w:val="single" w:color="808080" w:sz="4"/>
               <w:right w:val="single" w:color="808080" w:sz="4"/>
@@ -18308,7 +18308,7 @@
                 <w:sz w:val="17"/>
                 <w:szCs w:val="17"/>
               </w:rPr>
-              <w:t xml:space="preserve">TableRAG(Yu) 청크</w:t>
+              <w:t xml:space="preserve">참고: 검색 없이 문서 표 전체 입력</w:t>
             </w:r>
           </w:p>
         </w:tc>
@@ -18316,30 +18316,30 @@
           <w:tcPr>
             <w:tcW w:type="dxa" w:w="1276"/>
             <w:tcBorders>
-              <w:top w:val="single" w:color="808080" w:sz="4"/>
-              <w:left w:val="single" w:color="808080" w:sz="4"/>
-              <w:bottom w:val="single" w:color="808080" w:sz="4"/>
-              <w:right w:val="single" w:color="808080" w:sz="4"/>
-            </w:tcBorders>
-            <w:tcMar>
-              <w:top w:type="dxa" w:w="40"/>
-              <w:left w:type="dxa" w:w="80"/>
-              <w:bottom w:type="dxa" w:w="40"/>
-              <w:right w:type="dxa" w:w="80"/>
-            </w:tcMar>
-            <w:vAlign w:val="center"/>
-          </w:tcPr>
-          <w:p>
-            <w:pPr>
-              <w:spacing w:after="0" w:before="0" w:line="260"/>
-              <w:jc w:val="right"/>
-            </w:pPr>
-            <w:r>
-              <w:rPr>
-                <w:sz w:val="17"/>
-                <w:szCs w:val="17"/>
-              </w:rPr>
-              <w:t xml:space="preserve">.5545 (30:34, p=.71)</w:t>
+              <w:top w:val="double" w:color="808080" w:sz="6"/>
+              <w:left w:val="single" w:color="808080" w:sz="4"/>
+              <w:bottom w:val="single" w:color="808080" w:sz="4"/>
+              <w:right w:val="single" w:color="808080" w:sz="4"/>
+            </w:tcBorders>
+            <w:tcMar>
+              <w:top w:type="dxa" w:w="40"/>
+              <w:left w:type="dxa" w:w="80"/>
+              <w:bottom w:type="dxa" w:w="40"/>
+              <w:right w:type="dxa" w:w="80"/>
+            </w:tcMar>
+            <w:vAlign w:val="center"/>
+          </w:tcPr>
+          <w:p>
+            <w:pPr>
+              <w:spacing w:after="0" w:before="0" w:line="260"/>
+              <w:jc w:val="right"/>
+            </w:pPr>
+            <w:r>
+              <w:rPr>
+                <w:sz w:val="17"/>
+                <w:szCs w:val="17"/>
+              </w:rPr>
+              <w:t xml:space="preserve">.5592 (24:29, p=.58)</w:t>
             </w:r>
           </w:p>
         </w:tc>
@@ -18347,30 +18347,30 @@
           <w:tcPr>
             <w:tcW w:type="dxa" w:w="1394"/>
             <w:tcBorders>
-              <w:top w:val="single" w:color="808080" w:sz="4"/>
-              <w:left w:val="single" w:color="808080" w:sz="4"/>
-              <w:bottom w:val="single" w:color="808080" w:sz="4"/>
-              <w:right w:val="single" w:color="808080" w:sz="4"/>
-            </w:tcBorders>
-            <w:tcMar>
-              <w:top w:type="dxa" w:w="40"/>
-              <w:left w:type="dxa" w:w="80"/>
-              <w:bottom w:type="dxa" w:w="40"/>
-              <w:right w:type="dxa" w:w="80"/>
-            </w:tcMar>
-            <w:vAlign w:val="center"/>
-          </w:tcPr>
-          <w:p>
-            <w:pPr>
-              <w:spacing w:after="0" w:before="0" w:line="260"/>
-              <w:jc w:val="right"/>
-            </w:pPr>
-            <w:r>
-              <w:rPr>
-                <w:sz w:val="17"/>
-                <w:szCs w:val="17"/>
-              </w:rPr>
-              <w:t xml:space="preserve">.5533 (50:24, p=.0034)</w:t>
+              <w:top w:val="double" w:color="808080" w:sz="6"/>
+              <w:left w:val="single" w:color="808080" w:sz="4"/>
+              <w:bottom w:val="single" w:color="808080" w:sz="4"/>
+              <w:right w:val="single" w:color="808080" w:sz="4"/>
+            </w:tcBorders>
+            <w:tcMar>
+              <w:top w:type="dxa" w:w="40"/>
+              <w:left w:type="dxa" w:w="80"/>
+              <w:bottom w:type="dxa" w:w="40"/>
+              <w:right w:type="dxa" w:w="80"/>
+            </w:tcMar>
+            <w:vAlign w:val="center"/>
+          </w:tcPr>
+          <w:p>
+            <w:pPr>
+              <w:spacing w:after="0" w:before="0" w:line="260"/>
+              <w:jc w:val="right"/>
+            </w:pPr>
+            <w:r>
+              <w:rPr>
+                <w:sz w:val="17"/>
+                <w:szCs w:val="17"/>
+              </w:rPr>
+              <w:t xml:space="preserve">.5633 (42:19, p=.0044)</w:t>
             </w:r>
           </w:p>
         </w:tc>
@@ -18378,30 +18378,30 @@
           <w:tcPr>
             <w:tcW w:type="dxa" w:w="1239"/>
             <w:tcBorders>
-              <w:top w:val="single" w:color="808080" w:sz="4"/>
-              <w:left w:val="single" w:color="808080" w:sz="4"/>
-              <w:bottom w:val="single" w:color="808080" w:sz="4"/>
-              <w:right w:val="single" w:color="808080" w:sz="4"/>
-            </w:tcBorders>
-            <w:tcMar>
-              <w:top w:type="dxa" w:w="40"/>
-              <w:left w:type="dxa" w:w="80"/>
-              <w:bottom w:type="dxa" w:w="40"/>
-              <w:right w:type="dxa" w:w="80"/>
-            </w:tcMar>
-            <w:vAlign w:val="center"/>
-          </w:tcPr>
-          <w:p>
-            <w:pPr>
-              <w:spacing w:after="0" w:before="0" w:line="260"/>
-              <w:jc w:val="right"/>
-            </w:pPr>
-            <w:r>
-              <w:rPr>
-                <w:sz w:val="17"/>
-                <w:szCs w:val="17"/>
-              </w:rPr>
-              <w:t xml:space="preserve">.2817 (7:5, p=.77)</w:t>
+              <w:top w:val="double" w:color="808080" w:sz="6"/>
+              <w:left w:val="single" w:color="808080" w:sz="4"/>
+              <w:bottom w:val="single" w:color="808080" w:sz="4"/>
+              <w:right w:val="single" w:color="808080" w:sz="4"/>
+            </w:tcBorders>
+            <w:tcMar>
+              <w:top w:type="dxa" w:w="40"/>
+              <w:left w:type="dxa" w:w="80"/>
+              <w:bottom w:type="dxa" w:w="40"/>
+              <w:right w:type="dxa" w:w="80"/>
+            </w:tcMar>
+            <w:vAlign w:val="center"/>
+          </w:tcPr>
+          <w:p>
+            <w:pPr>
+              <w:spacing w:after="0" w:before="0" w:line="260"/>
+              <w:jc w:val="right"/>
+            </w:pPr>
+            <w:r>
+              <w:rPr>
+                <w:sz w:val="17"/>
+                <w:szCs w:val="17"/>
+              </w:rPr>
+              <w:t xml:space="preserve">.3099 (7:7, p=1)</w:t>
             </w:r>
           </w:p>
         </w:tc>
@@ -18409,30 +18409,30 @@
           <w:tcPr>
             <w:tcW w:type="dxa" w:w="1394"/>
             <w:tcBorders>
-              <w:top w:val="single" w:color="808080" w:sz="4"/>
-              <w:left w:val="single" w:color="808080" w:sz="4"/>
-              <w:bottom w:val="single" w:color="808080" w:sz="4"/>
-              <w:right w:val="single" w:color="808080" w:sz="4"/>
-            </w:tcBorders>
-            <w:tcMar>
-              <w:top w:type="dxa" w:w="40"/>
-              <w:left w:type="dxa" w:w="80"/>
-              <w:bottom w:type="dxa" w:w="40"/>
-              <w:right w:type="dxa" w:w="80"/>
-            </w:tcMar>
-            <w:vAlign w:val="center"/>
-          </w:tcPr>
-          <w:p>
-            <w:pPr>
-              <w:spacing w:after="0" w:before="0" w:line="260"/>
-              <w:jc w:val="right"/>
-            </w:pPr>
-            <w:r>
-              <w:rPr>
-                <w:sz w:val="17"/>
-                <w:szCs w:val="17"/>
-              </w:rPr>
-              <w:t xml:space="preserve">.1933 (41:18, p=.0038)</w:t>
+              <w:top w:val="double" w:color="808080" w:sz="6"/>
+              <w:left w:val="single" w:color="808080" w:sz="4"/>
+              <w:bottom w:val="single" w:color="808080" w:sz="4"/>
+              <w:right w:val="single" w:color="808080" w:sz="4"/>
+            </w:tcBorders>
+            <w:tcMar>
+              <w:top w:type="dxa" w:w="40"/>
+              <w:left w:type="dxa" w:w="80"/>
+              <w:bottom w:type="dxa" w:w="40"/>
+              <w:right w:type="dxa" w:w="80"/>
+            </w:tcMar>
+            <w:vAlign w:val="center"/>
+          </w:tcPr>
+          <w:p>
+            <w:pPr>
+              <w:spacing w:after="0" w:before="0" w:line="260"/>
+              <w:jc w:val="right"/>
+            </w:pPr>
+            <w:r>
+              <w:rPr>
+                <w:sz w:val="17"/>
+                <w:szCs w:val="17"/>
+              </w:rPr>
+              <w:t xml:space="preserve">.2300 (41:29, p=.19)</w:t>
             </w:r>
           </w:p>
         </w:tc>
@@ -18440,30 +18440,30 @@
           <w:tcPr>
             <w:tcW w:type="dxa" w:w="855"/>
             <w:tcBorders>
-              <w:top w:val="single" w:color="808080" w:sz="4"/>
-              <w:left w:val="single" w:color="808080" w:sz="4"/>
-              <w:bottom w:val="single" w:color="808080" w:sz="4"/>
-              <w:right w:val="single" w:color="808080" w:sz="4"/>
-            </w:tcBorders>
-            <w:tcMar>
-              <w:top w:type="dxa" w:w="40"/>
-              <w:left w:type="dxa" w:w="80"/>
-              <w:bottom w:type="dxa" w:w="40"/>
-              <w:right w:type="dxa" w:w="80"/>
-            </w:tcMar>
-            <w:vAlign w:val="center"/>
-          </w:tcPr>
-          <w:p>
-            <w:pPr>
-              <w:spacing w:after="0" w:before="0" w:line="260"/>
-              <w:jc w:val="right"/>
-            </w:pPr>
-            <w:r>
-              <w:rPr>
-                <w:sz w:val="17"/>
-                <w:szCs w:val="17"/>
-              </w:rPr>
-              <w:t xml:space="preserve">361</w:t>
+              <w:top w:val="double" w:color="808080" w:sz="6"/>
+              <w:left w:val="single" w:color="808080" w:sz="4"/>
+              <w:bottom w:val="single" w:color="808080" w:sz="4"/>
+              <w:right w:val="single" w:color="808080" w:sz="4"/>
+            </w:tcBorders>
+            <w:tcMar>
+              <w:top w:type="dxa" w:w="40"/>
+              <w:left w:type="dxa" w:w="80"/>
+              <w:bottom w:type="dxa" w:w="40"/>
+              <w:right w:type="dxa" w:w="80"/>
+            </w:tcMar>
+            <w:vAlign w:val="center"/>
+          </w:tcPr>
+          <w:p>
+            <w:pPr>
+              <w:spacing w:after="0" w:before="0" w:line="260"/>
+              <w:jc w:val="right"/>
+            </w:pPr>
+            <w:r>
+              <w:rPr>
+                <w:sz w:val="17"/>
+                <w:szCs w:val="17"/>
+              </w:rPr>
+              <w:t xml:space="preserve">378</w:t>
             </w:r>
           </w:p>
         </w:tc>
@@ -18471,7 +18471,7 @@
           <w:tcPr>
             <w:tcW w:type="dxa" w:w="1484"/>
             <w:tcBorders>
-              <w:top w:val="single" w:color="808080" w:sz="4"/>
+              <w:top w:val="double" w:color="808080" w:sz="6"/>
               <w:left w:val="single" w:color="808080" w:sz="4"/>
               <w:bottom w:val="single" w:color="808080" w:sz="4"/>
               <w:right w:val="single" w:color="808080" w:sz="4"/>
@@ -18494,7 +18494,7 @@
                 <w:sz w:val="17"/>
                 <w:szCs w:val="17"/>
               </w:rPr>
-              <w:t xml:space="preserve">128:81, p=.0014, Holm p=.0056</w:t>
+              <w:t xml:space="preserve">114:84, p=.039, Holm p=.078</w:t>
             </w:r>
           </w:p>
         </w:tc>
@@ -18502,7 +18502,7 @@
           <w:tcPr>
             <w:tcW w:type="dxa" w:w="1168"/>
             <w:tcBorders>
-              <w:top w:val="single" w:color="808080" w:sz="4"/>
+              <w:top w:val="double" w:color="808080" w:sz="6"/>
               <w:left w:val="single" w:color="808080" w:sz="4"/>
               <w:bottom w:val="single" w:color="808080" w:sz="4"/>
               <w:right w:val="single" w:color="808080" w:sz="4"/>
@@ -18525,7 +18525,7 @@
                 <w:sz w:val="17"/>
                 <w:szCs w:val="17"/>
               </w:rPr>
-              <w:t xml:space="preserve">.2678 [.2328, .3044]</w:t>
+              <w:t xml:space="preserve">.2986 [.2611, .3369]</w:t>
             </w:r>
           </w:p>
         </w:tc>
@@ -18533,30 +18533,30 @@
           <w:tcPr>
             <w:tcW w:type="dxa" w:w="692"/>
             <w:tcBorders>
-              <w:top w:val="single" w:color="808080" w:sz="4"/>
-              <w:left w:val="single" w:color="808080" w:sz="4"/>
-              <w:bottom w:val="single" w:color="808080" w:sz="4"/>
-              <w:right w:val="single" w:color="808080" w:sz="4"/>
-            </w:tcBorders>
-            <w:tcMar>
-              <w:top w:type="dxa" w:w="40"/>
-              <w:left w:type="dxa" w:w="80"/>
-              <w:bottom w:type="dxa" w:w="40"/>
-              <w:right w:type="dxa" w:w="80"/>
-            </w:tcMar>
-            <w:vAlign w:val="center"/>
-          </w:tcPr>
-          <w:p>
-            <w:pPr>
-              <w:spacing w:after="0" w:before="0" w:line="260"/>
-              <w:jc w:val="right"/>
-            </w:pPr>
-            <w:r>
-              <w:rPr>
-                <w:sz w:val="17"/>
-                <w:szCs w:val="17"/>
-              </w:rPr>
-              <w:t xml:space="preserve">46.9</w:t>
+              <w:top w:val="double" w:color="808080" w:sz="6"/>
+              <w:left w:val="single" w:color="808080" w:sz="4"/>
+              <w:bottom w:val="single" w:color="808080" w:sz="4"/>
+              <w:right w:val="single" w:color="808080" w:sz="4"/>
+            </w:tcBorders>
+            <w:tcMar>
+              <w:top w:type="dxa" w:w="40"/>
+              <w:left w:type="dxa" w:w="80"/>
+              <w:bottom w:type="dxa" w:w="40"/>
+              <w:right w:type="dxa" w:w="80"/>
+            </w:tcMar>
+            <w:vAlign w:val="center"/>
+          </w:tcPr>
+          <w:p>
+            <w:pPr>
+              <w:spacing w:after="0" w:before="0" w:line="260"/>
+              <w:jc w:val="right"/>
+            </w:pPr>
+            <w:r>
+              <w:rPr>
+                <w:sz w:val="17"/>
+                <w:szCs w:val="17"/>
+              </w:rPr>
+              <w:t xml:space="preserve">—</w:t>
             </w:r>
           </w:p>
         </w:tc>
@@ -18564,30 +18564,30 @@
           <w:tcPr>
             <w:tcW w:type="dxa" w:w="957"/>
             <w:tcBorders>
-              <w:top w:val="single" w:color="808080" w:sz="4"/>
-              <w:left w:val="single" w:color="808080" w:sz="4"/>
-              <w:bottom w:val="single" w:color="808080" w:sz="4"/>
-              <w:right w:val="single" w:color="808080" w:sz="4"/>
-            </w:tcBorders>
-            <w:tcMar>
-              <w:top w:type="dxa" w:w="40"/>
-              <w:left w:type="dxa" w:w="80"/>
-              <w:bottom w:type="dxa" w:w="40"/>
-              <w:right w:type="dxa" w:w="80"/>
-            </w:tcMar>
-            <w:vAlign w:val="center"/>
-          </w:tcPr>
-          <w:p>
-            <w:pPr>
-              <w:spacing w:after="0" w:before="0" w:line="260"/>
-              <w:jc w:val="right"/>
-            </w:pPr>
-            <w:r>
-              <w:rPr>
-                <w:sz w:val="17"/>
-                <w:szCs w:val="17"/>
-              </w:rPr>
-              <w:t xml:space="preserve">545.1</w:t>
+              <w:top w:val="double" w:color="808080" w:sz="6"/>
+              <w:left w:val="single" w:color="808080" w:sz="4"/>
+              <w:bottom w:val="single" w:color="808080" w:sz="4"/>
+              <w:right w:val="single" w:color="808080" w:sz="4"/>
+            </w:tcBorders>
+            <w:tcMar>
+              <w:top w:type="dxa" w:w="40"/>
+              <w:left w:type="dxa" w:w="80"/>
+              <w:bottom w:type="dxa" w:w="40"/>
+              <w:right w:type="dxa" w:w="80"/>
+            </w:tcMar>
+            <w:vAlign w:val="center"/>
+          </w:tcPr>
+          <w:p>
+            <w:pPr>
+              <w:spacing w:after="0" w:before="0" w:line="260"/>
+              <w:jc w:val="right"/>
+            </w:pPr>
+            <w:r>
+              <w:rPr>
+                <w:sz w:val="17"/>
+                <w:szCs w:val="17"/>
+              </w:rPr>
+              <w:t xml:space="preserve">1,504.8</w:t>
             </w:r>
           </w:p>
         </w:tc>
@@ -18647,6 +18647,22 @@
       </w:r>
       <w:r>
         <w:t xml:space="preserve"> 표 전체와는 408 대 378(114:84, p=.039)이며, 882건 답변 비교 14개 묶음의 Holm p가 .078이라 유의한 차이가 없다. 가중 차이도 +.0390 [−.0046, +.0825]로 신뢰구간이 0을 포함한다. 표 전체 입력은 평균 1,505토큰으로 본 방법(694토큰)의 두 배가 넘는다. TableRAG(Yu) 청크와는 408 대 361이었다(128:81, Holm p=.0056).</w:t>
+      </w:r>
+    </w:p>
+    <w:p>
+      <w:pPr>
+        <w:ind w:firstLine="400"/>
+        <w:jc w:val="both"/>
+      </w:pPr>
+      <w:r>
+        <w:rPr>
+          <w:b/>
+          <w:bCs/>
+        </w:rPr>
+        <w:t xml:space="preserve">참고 조건의 해석.</w:t>
+      </w:r>
+      <w:r>
+        <w:t xml:space="preserve"> 표(문서)를 알고 표 전체가 입력 한도 안에 들어가는 조건에서는, 표 전체 입력과 본 방법의 답변 정확도에 유의한 차이가 없었다(HiTab 237 대 237, MultiHiertt 408 대 378). 검색이 필요한 것은 모을 표가 입력 한도를 넘을 때이며, HiTab test 538표는 합쳐서 427,228토큰으로 입력 한도 32,768의 13배다.</w:t>
       </w:r>
     </w:p>
     <w:p>
@@ -18964,7 +18980,7 @@
       </w:tr>
       <w:tr>
         <w:trPr>
-          <w:tblHeader w:val="false"/>
+          <w:tblHeader w:val="off"/>
         </w:trPr>
         <w:tc>
           <w:tcPr>
@@ -19186,7 +19202,7 @@
       </w:tr>
       <w:tr>
         <w:trPr>
-          <w:tblHeader w:val="false"/>
+          <w:tblHeader w:val="off"/>
         </w:trPr>
         <w:tc>
           <w:tcPr>
@@ -19408,7 +19424,7 @@
       </w:tr>
       <w:tr>
         <w:trPr>
-          <w:tblHeader w:val="false"/>
+          <w:tblHeader w:val="off"/>
         </w:trPr>
         <w:tc>
           <w:tcPr>
@@ -19747,17 +19763,7 @@
         <w:jc w:val="both"/>
       </w:pPr>
       <w:r>
-        <w:t xml:space="preserve">이 절의 값은 사전등록 당시 조건(v1)의 검색 순위다(2,885건, v1이 채점하지 못하는 14건은 실패로 셈). v1에서 셀 1개 그룹의 </w:t>
-      </w:r>
-      <w:r>
-        <w:rPr>
-          <w:b/>
-          <w:bCs/>
-        </w:rPr>
-        <w:t xml:space="preserve">1위 적중률</w:t>
-      </w:r>
-      <w:r>
-        <w:t xml:space="preserve">(정답 셀이 검색 1위인 비율)은 산술(.5352, 38/71)이 조회(.3538, 75/212)보다 높다(Fisher 정확 검정 p=.008, 사후 분석). 예산 20의 운영점에서는 두 그룹의 차이가 없다(.9434 대 .9577, p=.77).</w:t>
+        <w:t xml:space="preserve">예산 20 기준 검색 성공률은 정답 셀이 1개인 문항에서 조회 95.8%(203/212), 산술 95.8%(68/71)였다. 1위 적중률은 조회 35.8%(76/212), 산술 63.4%(45/71)로 차이가 있었다(Fisher p=8.8×10⁻⁵). 같은 표의 데이터 셀 가운데, 질문 단어 중 정답 셀 경로에 나온 단어를 모두 경로에 가진 셀의 수를 m이라 하였다. m=1 문항의 1위 적중률은 조회 87.5%(35/40), 산술 88.9%(32/36)로 차이가 검출되지 않았다(Fisher p=1). m=1 문항 비율은 조회 18.9%, 산술 50.7%였다. 값 비교 표현이 있는 조회 문항(사후 단어 목록 기준 141문항) 중 1위 셀이 후보 셀 안에 있는 123문항에서, 관측 1위 적중은 32건이고 후보 셀을 무작위 순서로 놓았을 때의 기대 적중은 29.05건이었다(푸아송 이항 p=.48). 예산 20 기준으로 조회 문항의 성공률은 m≤20에서 99.0%(199/201), m&gt;20에서 36.4%(4/11)였다. 질문 단어 중 정답 경로 단어 비율은 조회 .545, 산술 .402로 조회가 더 높았다. 분류 기준과 m의 정의는 결과를 확인한 뒤 정했으며, 질문 문장을 바꾸는 개입 실험은 하지 않았으므로 인과는 확인하지 않았다.</w:t>
       </w:r>
     </w:p>
     <w:p>
@@ -20145,7 +20151,7 @@
       </w:tr>
       <w:tr>
         <w:trPr>
-          <w:tblHeader w:val="false"/>
+          <w:tblHeader w:val="off"/>
         </w:trPr>
         <w:tc>
           <w:tcPr>
@@ -20367,7 +20373,7 @@
       </w:tr>
       <w:tr>
         <w:trPr>
-          <w:tblHeader w:val="false"/>
+          <w:tblHeader w:val="off"/>
         </w:trPr>
         <w:tc>
           <w:tcPr>
@@ -20589,7 +20595,7 @@
       </w:tr>
       <w:tr>
         <w:trPr>
-          <w:tblHeader w:val="false"/>
+          <w:tblHeader w:val="off"/>
         </w:trPr>
         <w:tc>
           <w:tcPr>
@@ -20811,7 +20817,7 @@
       </w:tr>
       <w:tr>
         <w:trPr>
-          <w:tblHeader w:val="false"/>
+          <w:tblHeader w:val="off"/>
         </w:trPr>
         <w:tc>
           <w:tcPr>
@@ -21356,7 +21362,7 @@
       </w:tr>
       <w:tr>
         <w:trPr>
-          <w:tblHeader w:val="false"/>
+          <w:tblHeader w:val="off"/>
         </w:trPr>
         <w:tc>
           <w:tcPr>
@@ -21609,7 +21615,7 @@
       </w:tr>
       <w:tr>
         <w:trPr>
-          <w:tblHeader w:val="false"/>
+          <w:tblHeader w:val="off"/>
         </w:trPr>
         <w:tc>
           <w:tcPr>
@@ -22145,7 +22151,7 @@
       </w:tr>
       <w:tr>
         <w:trPr>
-          <w:tblHeader w:val="false"/>
+          <w:tblHeader w:val="off"/>
         </w:trPr>
         <w:tc>
           <w:tcPr>
@@ -22274,7 +22280,7 @@
       </w:tr>
       <w:tr>
         <w:trPr>
-          <w:tblHeader w:val="false"/>
+          <w:tblHeader w:val="off"/>
         </w:trPr>
         <w:tc>
           <w:tcPr>
@@ -22389,7 +22395,7 @@
       </w:tr>
       <w:tr>
         <w:trPr>
-          <w:tblHeader w:val="false"/>
+          <w:tblHeader w:val="off"/>
         </w:trPr>
         <w:tc>
           <w:tcPr>
@@ -22504,7 +22510,7 @@
       </w:tr>
       <w:tr>
         <w:trPr>
-          <w:tblHeader w:val="false"/>
+          <w:tblHeader w:val="off"/>
         </w:trPr>
         <w:tc>
           <w:tcPr>
@@ -22633,7 +22639,7 @@
       </w:tr>
       <w:tr>
         <w:trPr>
-          <w:tblHeader w:val="false"/>
+          <w:tblHeader w:val="off"/>
         </w:trPr>
         <w:tc>
           <w:tcPr>
@@ -22748,7 +22754,7 @@
       </w:tr>
       <w:tr>
         <w:trPr>
-          <w:tblHeader w:val="false"/>
+          <w:tblHeader w:val="off"/>
         </w:trPr>
         <w:tc>
           <w:tcPr>
@@ -22863,7 +22869,7 @@
       </w:tr>
       <w:tr>
         <w:trPr>
-          <w:tblHeader w:val="false"/>
+          <w:tblHeader w:val="off"/>
         </w:trPr>
         <w:tc>
           <w:tcPr>
@@ -22978,7 +22984,7 @@
       </w:tr>
       <w:tr>
         <w:trPr>
-          <w:tblHeader w:val="false"/>
+          <w:tblHeader w:val="off"/>
         </w:trPr>
         <w:tc>
           <w:tcPr>
@@ -23107,7 +23113,7 @@
       </w:tr>
       <w:tr>
         <w:trPr>
-          <w:tblHeader w:val="false"/>
+          <w:tblHeader w:val="off"/>
         </w:trPr>
         <w:tc>
           <w:tcPr>
@@ -23222,7 +23228,7 @@
       </w:tr>
       <w:tr>
         <w:trPr>
-          <w:tblHeader w:val="false"/>
+          <w:tblHeader w:val="off"/>
         </w:trPr>
         <w:tc>
           <w:tcPr>
@@ -23337,7 +23343,7 @@
       </w:tr>
       <w:tr>
         <w:trPr>
-          <w:tblHeader w:val="false"/>
+          <w:tblHeader w:val="off"/>
         </w:trPr>
         <w:tc>
           <w:tcPr>
@@ -23654,6 +23660,22 @@
       </w:r>
       <w:r>
         <w:t xml:space="preserve"> MultiHiertt는 공개 test 파일에 정답과 정답 근거가 없어 train에서 평가 집합을 구성했다(4.1절). 리더 LLM의 사전학습 데이터에 공개 데이터셋이 포함되었는지는 확인할 수 없으며, 이 한계는 모든 분할에 동일하다. 다만 머리글 규칙(v3.3)은 train의 오류 사례를 보고 고쳤고, 문장 고유화는 882건 답변 결과를 분석하다 추가했다. 882건 답변 실험은 v1로 사전등록했고, 결과를 본 뒤 주 조건을 v3.3u로 바꾸었다(바꾸기 전에 예측과 함께 등록). 같은 882건을 v1, v3.3, v3.3u 세 조건에 썼으므로, v3.3u의 수치는 이 표본에 맞춰진 낙관적인 값일 수 있다. 이를 가늠할 수 있도록 v1과 v3.3 결과를 함께 실었다(표 5-6, 5-9). 882건과 겹치지 않는 문항으로 다시 확인하는 일은 하지 못했다. 또 비공식 재포장본을 썼고, 정답 값만 공식 릴리스에서 읽었다.</w:t>
+      </w:r>
+    </w:p>
+    <w:p>
+      <w:pPr>
+        <w:ind w:firstLine="400"/>
+        <w:jc w:val="both"/>
+      </w:pPr>
+      <w:r>
+        <w:rPr>
+          <w:b/>
+          <w:bCs/>
+        </w:rPr>
+        <w:t xml:space="preserve">머리글 규칙 수정 이력.</w:t>
+      </w:r>
+      <w:r>
+        <w:t xml:space="preserve"> v2는 train 답변 실험(1,047건)의 오류를 보고 고쳤고, v3은 train 200건 중 1,000자 고정 청크에 진 19건을 읽고 만들었으며, v3.1~v3.3은 모델 출력 없이 train 표 11,793개로 규칙을 좁혔다. 따라서 MultiHiertt에서 본 방법과 다른 방법의 비교는 본 방법에 유리하게 치우쳤을 수 있다.</w:t>
       </w:r>
     </w:p>
     <w:p>
@@ -24594,7 +24616,7 @@
       </w:tr>
       <w:tr>
         <w:trPr>
-          <w:tblHeader w:val="false"/>
+          <w:tblHeader w:val="off"/>
         </w:trPr>
         <w:tc>
           <w:tcPr>
@@ -24785,7 +24807,7 @@
       </w:tr>
       <w:tr>
         <w:trPr>
-          <w:tblHeader w:val="false"/>
+          <w:tblHeader w:val="off"/>
         </w:trPr>
         <w:tc>
           <w:tcPr>
@@ -24976,7 +24998,7 @@
       </w:tr>
       <w:tr>
         <w:trPr>
-          <w:tblHeader w:val="false"/>
+          <w:tblHeader w:val="off"/>
         </w:trPr>
         <w:tc>
           <w:tcPr>
@@ -25167,7 +25189,7 @@
       </w:tr>
       <w:tr>
         <w:trPr>
-          <w:tblHeader w:val="false"/>
+          <w:tblHeader w:val="off"/>
         </w:trPr>
         <w:tc>
           <w:tcPr>
@@ -25358,7 +25380,7 @@
       </w:tr>
       <w:tr>
         <w:trPr>
-          <w:tblHeader w:val="false"/>
+          <w:tblHeader w:val="off"/>
         </w:trPr>
         <w:tc>
           <w:tcPr>
@@ -25549,7 +25571,7 @@
       </w:tr>
       <w:tr>
         <w:trPr>
-          <w:tblHeader w:val="false"/>
+          <w:tblHeader w:val="off"/>
         </w:trPr>
         <w:tc>
           <w:tcPr>
@@ -25609,7 +25631,7 @@
                 <w:sz w:val="17"/>
                 <w:szCs w:val="17"/>
               </w:rPr>
-              <w:t xml:space="preserve">.1433</w:t>
+              <w:t xml:space="preserve">.1400</w:t>
             </w:r>
           </w:p>
         </w:tc>
@@ -25671,7 +25693,7 @@
                 <w:sz w:val="17"/>
                 <w:szCs w:val="17"/>
               </w:rPr>
-              <w:t xml:space="preserve">−.0400</w:t>
+              <w:t xml:space="preserve">−.0367</w:t>
             </w:r>
           </w:p>
         </w:tc>
@@ -25702,7 +25724,7 @@
                 <w:sz w:val="17"/>
                 <w:szCs w:val="17"/>
               </w:rPr>
-              <w:t xml:space="preserve">.050</w:t>
+              <w:t xml:space="preserve">.071</w:t>
             </w:r>
           </w:p>
         </w:tc>
@@ -25733,14 +25755,14 @@
                 <w:sz w:val="17"/>
                 <w:szCs w:val="17"/>
               </w:rPr>
-              <w:t xml:space="preserve">19.9→2.4</w:t>
+              <w:t xml:space="preserve">20.0→2.4</w:t>
             </w:r>
           </w:p>
         </w:tc>
       </w:tr>
       <w:tr>
         <w:trPr>
-          <w:tblHeader w:val="false"/>
+          <w:tblHeader w:val="off"/>
         </w:trPr>
         <w:tc>
           <w:tcPr>
@@ -25800,7 +25822,7 @@
                 <w:sz w:val="17"/>
                 <w:szCs w:val="17"/>
               </w:rPr>
-              <w:t xml:space="preserve">.0800</w:t>
+              <w:t xml:space="preserve">.0833</w:t>
             </w:r>
           </w:p>
         </w:tc>
@@ -25831,7 +25853,7 @@
                 <w:sz w:val="17"/>
                 <w:szCs w:val="17"/>
               </w:rPr>
-              <w:t xml:space="preserve">.0733</w:t>
+              <w:t xml:space="preserve">.0633</w:t>
             </w:r>
           </w:p>
         </w:tc>
@@ -25862,7 +25884,7 @@
                 <w:sz w:val="17"/>
                 <w:szCs w:val="17"/>
               </w:rPr>
-              <w:t xml:space="preserve">−.0067</w:t>
+              <w:t xml:space="preserve">−.0200</w:t>
             </w:r>
           </w:p>
         </w:tc>
@@ -25893,7 +25915,7 @@
                 <w:sz w:val="17"/>
                 <w:szCs w:val="17"/>
               </w:rPr>
-              <w:t xml:space="preserve">.824</w:t>
+              <w:t xml:space="preserve">.263</w:t>
             </w:r>
           </w:p>
         </w:tc>
@@ -25924,7 +25946,7 @@
                 <w:sz w:val="17"/>
                 <w:szCs w:val="17"/>
               </w:rPr>
-              <w:t xml:space="preserve">21.1→2.4</w:t>
+              <w:t xml:space="preserve">23.3→2.5</w:t>
             </w:r>
           </w:p>
         </w:tc>
@@ -25934,6 +25956,15 @@
       <w:pPr>
         <w:spacing w:after="120"/>
       </w:pPr>
+    </w:p>
+    <w:p>
+      <w:pPr>
+        <w:ind w:firstLine="400"/>
+        <w:jc w:val="both"/>
+      </w:pPr>
+      <w:r>
+        <w:t xml:space="preserve">TableRAG 셀 검색 재구현 두 행은 숫자·날짜 열 판정을 공식 코드의 규칙으로 바꾼 뒤 같은 300건에서 같은 필터·리더로 다시 잰 값이다(2026-09-28, 사후 추가).</w:t>
+      </w:r>
     </w:p>
     <w:p>
       <w:pPr>
@@ -26253,7 +26284,7 @@
       </w:tr>
       <w:tr>
         <w:trPr>
-          <w:tblHeader w:val="false"/>
+          <w:tblHeader w:val="off"/>
         </w:trPr>
         <w:tc>
           <w:tcPr>
@@ -26475,7 +26506,7 @@
       </w:tr>
       <w:tr>
         <w:trPr>
-          <w:tblHeader w:val="false"/>
+          <w:tblHeader w:val="off"/>
         </w:trPr>
         <w:tc>
           <w:tcPr>
@@ -27080,7 +27111,7 @@
       </w:tr>
       <w:tr>
         <w:trPr>
-          <w:tblHeader w:val="false"/>
+          <w:tblHeader w:val="off"/>
         </w:trPr>
         <w:tc>
           <w:tcPr>
@@ -27109,7 +27140,7 @@
                 <w:sz w:val="17"/>
                 <w:szCs w:val="17"/>
               </w:rPr>
-              <w:t xml:space="preserve">표 전체</w:t>
+              <w:t xml:space="preserve">고정 청크</w:t>
             </w:r>
           </w:p>
         </w:tc>
@@ -27140,7 +27171,7 @@
                 <w:sz w:val="17"/>
                 <w:szCs w:val="17"/>
               </w:rPr>
-              <w:t xml:space="preserve">검색 없음</w:t>
+              <w:t xml:space="preserve">처음 규칙 검색</w:t>
             </w:r>
           </w:p>
         </w:tc>
@@ -27171,7 +27202,7 @@
                 <w:sz w:val="17"/>
                 <w:szCs w:val="17"/>
               </w:rPr>
-              <w:t xml:space="preserve">없음(두 규칙에서 같은 입력)</w:t>
+              <w:t xml:space="preserve">있음</w:t>
             </w:r>
           </w:p>
         </w:tc>
@@ -27202,7 +27233,7 @@
                 <w:sz w:val="17"/>
                 <w:szCs w:val="17"/>
               </w:rPr>
-              <w:t xml:space="preserve">378</w:t>
+              <w:t xml:space="preserve">366</w:t>
             </w:r>
           </w:p>
         </w:tc>
@@ -27233,7 +27264,7 @@
                 <w:sz w:val="17"/>
                 <w:szCs w:val="17"/>
               </w:rPr>
-              <w:t xml:space="preserve">90:107</w:t>
+              <w:t xml:space="preserve">88:93</w:t>
             </w:r>
           </w:p>
         </w:tc>
@@ -27264,7 +27295,7 @@
                 <w:sz w:val="17"/>
                 <w:szCs w:val="17"/>
               </w:rPr>
-              <w:t xml:space="preserve">.25</w:t>
+              <w:t xml:space="preserve">.77</w:t>
             </w:r>
           </w:p>
         </w:tc>
@@ -27295,14 +27326,14 @@
                 <w:sz w:val="17"/>
                 <w:szCs w:val="17"/>
               </w:rPr>
-              <w:t xml:space="preserve">.76</w:t>
+              <w:t xml:space="preserve">1</w:t>
             </w:r>
           </w:p>
         </w:tc>
       </w:tr>
       <w:tr>
         <w:trPr>
-          <w:tblHeader w:val="false"/>
+          <w:tblHeader w:val="off"/>
         </w:trPr>
         <w:tc>
           <w:tcPr>
@@ -27331,7 +27362,7 @@
                 <w:sz w:val="17"/>
                 <w:szCs w:val="17"/>
               </w:rPr>
-              <w:t xml:space="preserve">고정 청크</w:t>
+              <w:t xml:space="preserve">TableRAG(Yu) 청크</w:t>
             </w:r>
           </w:p>
         </w:tc>
@@ -27393,7 +27424,7 @@
                 <w:sz w:val="17"/>
                 <w:szCs w:val="17"/>
               </w:rPr>
-              <w:t xml:space="preserve">있음</w:t>
+              <w:t xml:space="preserve">없음(색인이 두 규칙에서 같음)</w:t>
             </w:r>
           </w:p>
         </w:tc>
@@ -27424,7 +27455,7 @@
                 <w:sz w:val="17"/>
                 <w:szCs w:val="17"/>
               </w:rPr>
-              <w:t xml:space="preserve">366</w:t>
+              <w:t xml:space="preserve">361</w:t>
             </w:r>
           </w:p>
         </w:tc>
@@ -27455,7 +27486,7 @@
                 <w:sz w:val="17"/>
                 <w:szCs w:val="17"/>
               </w:rPr>
-              <w:t xml:space="preserve">88:93</w:t>
+              <w:t xml:space="preserve">105:105</w:t>
             </w:r>
           </w:p>
         </w:tc>
@@ -27486,7 +27517,7 @@
                 <w:sz w:val="17"/>
                 <w:szCs w:val="17"/>
               </w:rPr>
-              <w:t xml:space="preserve">.77</w:t>
+              <w:t xml:space="preserve">1</w:t>
             </w:r>
           </w:p>
         </w:tc>
@@ -27524,7 +27555,7 @@
       </w:tr>
       <w:tr>
         <w:trPr>
-          <w:tblHeader w:val="false"/>
+          <w:tblHeader w:val="off"/>
         </w:trPr>
         <w:tc>
           <w:tcPr>
@@ -27553,7 +27584,7 @@
                 <w:sz w:val="17"/>
                 <w:szCs w:val="17"/>
               </w:rPr>
-              <w:t xml:space="preserve">TableRAG(Yu) 청크</w:t>
+              <w:t xml:space="preserve">RowCol (셀 문장을 이은 변형, 4.2절)</w:t>
             </w:r>
           </w:p>
         </w:tc>
@@ -27615,7 +27646,7 @@
                 <w:sz w:val="17"/>
                 <w:szCs w:val="17"/>
               </w:rPr>
-              <w:t xml:space="preserve">없음(색인이 두 규칙에서 같음)</w:t>
+              <w:t xml:space="preserve">있음</w:t>
             </w:r>
           </w:p>
         </w:tc>
@@ -27646,7 +27677,7 @@
                 <w:sz w:val="17"/>
                 <w:szCs w:val="17"/>
               </w:rPr>
-              <w:t xml:space="preserve">361</w:t>
+              <w:t xml:space="preserve">287</w:t>
             </w:r>
           </w:p>
         </w:tc>
@@ -27677,7 +27708,7 @@
                 <w:sz w:val="17"/>
                 <w:szCs w:val="17"/>
               </w:rPr>
-              <w:t xml:space="preserve">105:105</w:t>
+              <w:t xml:space="preserve">145:71</w:t>
             </w:r>
           </w:p>
         </w:tc>
@@ -27708,7 +27739,7 @@
                 <w:sz w:val="17"/>
                 <w:szCs w:val="17"/>
               </w:rPr>
-              <w:t xml:space="preserve">1</w:t>
+              <w:t xml:space="preserve">5.3×10⁻⁷</w:t>
             </w:r>
           </w:p>
         </w:tc>
@@ -27739,14 +27770,14 @@
                 <w:sz w:val="17"/>
                 <w:szCs w:val="17"/>
               </w:rPr>
-              <w:t xml:space="preserve">1</w:t>
+              <w:t xml:space="preserve">2.1×10⁻⁶</w:t>
             </w:r>
           </w:p>
         </w:tc>
       </w:tr>
       <w:tr>
         <w:trPr>
-          <w:tblHeader w:val="false"/>
+          <w:tblHeader w:val="off"/>
         </w:trPr>
         <w:tc>
           <w:tcPr>
@@ -27775,7 +27806,7 @@
                 <w:sz w:val="17"/>
                 <w:szCs w:val="17"/>
               </w:rPr>
-              <w:t xml:space="preserve">RowCol (셀 문장을 이은 변형, 4.2절)</w:t>
+              <w:t xml:space="preserve">RowCol (값만)</w:t>
             </w:r>
           </w:p>
         </w:tc>
@@ -27868,7 +27899,7 @@
                 <w:sz w:val="17"/>
                 <w:szCs w:val="17"/>
               </w:rPr>
-              <w:t xml:space="preserve">287</w:t>
+              <w:t xml:space="preserve">219</w:t>
             </w:r>
           </w:p>
         </w:tc>
@@ -27899,7 +27930,7 @@
                 <w:sz w:val="17"/>
                 <w:szCs w:val="17"/>
               </w:rPr>
-              <w:t xml:space="preserve">145:71</w:t>
+              <w:t xml:space="preserve">205:63</w:t>
             </w:r>
           </w:p>
         </w:tc>
@@ -27930,7 +27961,7 @@
                 <w:sz w:val="17"/>
                 <w:szCs w:val="17"/>
               </w:rPr>
-              <w:t xml:space="preserve">5.3×10⁻⁷</w:t>
+              <w:t xml:space="preserve">1.0×10⁻¹⁸</w:t>
             </w:r>
           </w:p>
         </w:tc>
@@ -27961,14 +27992,14 @@
                 <w:sz w:val="17"/>
                 <w:szCs w:val="17"/>
               </w:rPr>
-              <w:t xml:space="preserve">2.1×10⁻⁶</w:t>
+              <w:t xml:space="preserve">6.2×10⁻¹⁸</w:t>
             </w:r>
           </w:p>
         </w:tc>
       </w:tr>
       <w:tr>
         <w:trPr>
-          <w:tblHeader w:val="false"/>
+          <w:tblHeader w:val="off"/>
         </w:trPr>
         <w:tc>
           <w:tcPr>
@@ -27997,7 +28028,7 @@
                 <w:sz w:val="17"/>
                 <w:szCs w:val="17"/>
               </w:rPr>
-              <w:t xml:space="preserve">RowCol (값만)</w:t>
+              <w:t xml:space="preserve">RowCol (셀 문장을 이은 변형)</w:t>
             </w:r>
           </w:p>
         </w:tc>
@@ -28028,7 +28059,7 @@
                 <w:sz w:val="17"/>
                 <w:szCs w:val="17"/>
               </w:rPr>
-              <w:t xml:space="preserve">처음 규칙 검색</w:t>
+              <w:t xml:space="preserve">머리글 고친 규칙 검색 (규칙 불일치)</w:t>
             </w:r>
           </w:p>
         </w:tc>
@@ -28090,7 +28121,7 @@
                 <w:sz w:val="17"/>
                 <w:szCs w:val="17"/>
               </w:rPr>
-              <w:t xml:space="preserve">219</w:t>
+              <w:t xml:space="preserve">270</w:t>
             </w:r>
           </w:p>
         </w:tc>
@@ -28121,7 +28152,7 @@
                 <w:sz w:val="17"/>
                 <w:szCs w:val="17"/>
               </w:rPr>
-              <w:t xml:space="preserve">205:63</w:t>
+              <w:t xml:space="preserve">162:71</w:t>
             </w:r>
           </w:p>
         </w:tc>
@@ -28152,7 +28183,7 @@
                 <w:sz w:val="17"/>
                 <w:szCs w:val="17"/>
               </w:rPr>
-              <w:t xml:space="preserve">1.0×10⁻¹⁸</w:t>
+              <w:t xml:space="preserve">2.4×10⁻⁹</w:t>
             </w:r>
           </w:p>
         </w:tc>
@@ -28183,14 +28214,14 @@
                 <w:sz w:val="17"/>
                 <w:szCs w:val="17"/>
               </w:rPr>
-              <w:t xml:space="preserve">6.2×10⁻¹⁸</w:t>
+              <w:t xml:space="preserve">1.2×10⁻⁸</w:t>
             </w:r>
           </w:p>
         </w:tc>
       </w:tr>
       <w:tr>
         <w:trPr>
-          <w:tblHeader w:val="false"/>
+          <w:tblHeader w:val="off"/>
         </w:trPr>
         <w:tc>
           <w:tcPr>
@@ -28219,7 +28250,7 @@
                 <w:sz w:val="17"/>
                 <w:szCs w:val="17"/>
               </w:rPr>
-              <w:t xml:space="preserve">RowCol (셀 문장을 이은 변형)</w:t>
+              <w:t xml:space="preserve">RandRow (셀 문장을 이은 변형)</w:t>
             </w:r>
           </w:p>
         </w:tc>
@@ -28250,7 +28281,7 @@
                 <w:sz w:val="17"/>
                 <w:szCs w:val="17"/>
               </w:rPr>
-              <w:t xml:space="preserve">머리글 고친 규칙 검색 (규칙 불일치)</w:t>
+              <w:t xml:space="preserve">처음 규칙 검색</w:t>
             </w:r>
           </w:p>
         </w:tc>
@@ -28312,7 +28343,7 @@
                 <w:sz w:val="17"/>
                 <w:szCs w:val="17"/>
               </w:rPr>
-              <w:t xml:space="preserve">270</w:t>
+              <w:t xml:space="preserve">113</w:t>
             </w:r>
           </w:p>
         </w:tc>
@@ -28343,7 +28374,7 @@
                 <w:sz w:val="17"/>
                 <w:szCs w:val="17"/>
               </w:rPr>
-              <w:t xml:space="preserve">162:71</w:t>
+              <w:t xml:space="preserve">272:24</w:t>
             </w:r>
           </w:p>
         </w:tc>
@@ -28374,7 +28405,7 @@
                 <w:sz w:val="17"/>
                 <w:szCs w:val="17"/>
               </w:rPr>
-              <w:t xml:space="preserve">2.4×10⁻⁹</w:t>
+              <w:t xml:space="preserve">2.2×10⁻⁵⁴</w:t>
             </w:r>
           </w:p>
         </w:tc>
@@ -28405,14 +28436,14 @@
                 <w:sz w:val="17"/>
                 <w:szCs w:val="17"/>
               </w:rPr>
-              <w:t xml:space="preserve">1.2×10⁻⁸</w:t>
+              <w:t xml:space="preserve">1.5×10⁻⁵³</w:t>
             </w:r>
           </w:p>
         </w:tc>
       </w:tr>
       <w:tr>
         <w:trPr>
-          <w:tblHeader w:val="false"/>
+          <w:tblHeader w:val="off"/>
         </w:trPr>
         <w:tc>
           <w:tcPr>
@@ -28441,7 +28472,7 @@
                 <w:sz w:val="17"/>
                 <w:szCs w:val="17"/>
               </w:rPr>
-              <w:t xml:space="preserve">RandRow (셀 문장을 이은 변형)</w:t>
+              <w:t xml:space="preserve">RandRow (값만)</w:t>
             </w:r>
           </w:p>
         </w:tc>
@@ -28534,7 +28565,7 @@
                 <w:sz w:val="17"/>
                 <w:szCs w:val="17"/>
               </w:rPr>
-              <w:t xml:space="preserve">113</w:t>
+              <w:t xml:space="preserve">57</w:t>
             </w:r>
           </w:p>
         </w:tc>
@@ -28565,7 +28596,7 @@
                 <w:sz w:val="17"/>
                 <w:szCs w:val="17"/>
               </w:rPr>
-              <w:t xml:space="preserve">272:24</w:t>
+              <w:t xml:space="preserve">325:21</w:t>
             </w:r>
           </w:p>
         </w:tc>
@@ -28596,7 +28627,7 @@
                 <w:sz w:val="17"/>
                 <w:szCs w:val="17"/>
               </w:rPr>
-              <w:t xml:space="preserve">2.2×10⁻⁵⁴</w:t>
+              <w:t xml:space="preserve">3.3×10⁻⁷¹</w:t>
             </w:r>
           </w:p>
         </w:tc>
@@ -28627,14 +28658,14 @@
                 <w:sz w:val="17"/>
                 <w:szCs w:val="17"/>
               </w:rPr>
-              <w:t xml:space="preserve">1.5×10⁻⁵³</w:t>
+              <w:t xml:space="preserve">3.9×10⁻⁷⁰</w:t>
             </w:r>
           </w:p>
         </w:tc>
       </w:tr>
       <w:tr>
         <w:trPr>
-          <w:tblHeader w:val="false"/>
+          <w:tblHeader w:val="off"/>
         </w:trPr>
         <w:tc>
           <w:tcPr>
@@ -28663,7 +28694,7 @@
                 <w:sz w:val="17"/>
                 <w:szCs w:val="17"/>
               </w:rPr>
-              <w:t xml:space="preserve">RandRow (값만)</w:t>
+              <w:t xml:space="preserve">TableRAG 셀 검색 재구현(path)</w:t>
             </w:r>
           </w:p>
         </w:tc>
@@ -28756,7 +28787,7 @@
                 <w:sz w:val="17"/>
                 <w:szCs w:val="17"/>
               </w:rPr>
-              <w:t xml:space="preserve">57</w:t>
+              <w:t xml:space="preserve">99</w:t>
             </w:r>
           </w:p>
         </w:tc>
@@ -28787,7 +28818,7 @@
                 <w:sz w:val="17"/>
                 <w:szCs w:val="17"/>
               </w:rPr>
-              <w:t xml:space="preserve">325:21</w:t>
+              <w:t xml:space="preserve">284:22</w:t>
             </w:r>
           </w:p>
         </w:tc>
@@ -28818,7 +28849,7 @@
                 <w:sz w:val="17"/>
                 <w:szCs w:val="17"/>
               </w:rPr>
-              <w:t xml:space="preserve">3.3×10⁻⁷¹</w:t>
+              <w:t xml:space="preserve">3.3×10⁻⁵⁹</w:t>
             </w:r>
           </w:p>
         </w:tc>
@@ -28849,14 +28880,14 @@
                 <w:sz w:val="17"/>
                 <w:szCs w:val="17"/>
               </w:rPr>
-              <w:t xml:space="preserve">3.9×10⁻⁷⁰</w:t>
+              <w:t xml:space="preserve">3.0×10⁻⁵⁸</w:t>
             </w:r>
           </w:p>
         </w:tc>
       </w:tr>
       <w:tr>
         <w:trPr>
-          <w:tblHeader w:val="false"/>
+          <w:tblHeader w:val="off"/>
         </w:trPr>
         <w:tc>
           <w:tcPr>
@@ -28916,7 +28947,7 @@
                 <w:sz w:val="17"/>
                 <w:szCs w:val="17"/>
               </w:rPr>
-              <w:t xml:space="preserve">처음 규칙 검색</w:t>
+              <w:t xml:space="preserve">머리글 고친 규칙 검색 (규칙 불일치)</w:t>
             </w:r>
           </w:p>
         </w:tc>
@@ -28978,7 +29009,7 @@
                 <w:sz w:val="17"/>
                 <w:szCs w:val="17"/>
               </w:rPr>
-              <w:t xml:space="preserve">99</w:t>
+              <w:t xml:space="preserve">104</w:t>
             </w:r>
           </w:p>
         </w:tc>
@@ -29009,7 +29040,7 @@
                 <w:sz w:val="17"/>
                 <w:szCs w:val="17"/>
               </w:rPr>
-              <w:t xml:space="preserve">284:22</w:t>
+              <w:t xml:space="preserve">284:27</w:t>
             </w:r>
           </w:p>
         </w:tc>
@@ -29040,7 +29071,7 @@
                 <w:sz w:val="17"/>
                 <w:szCs w:val="17"/>
               </w:rPr>
-              <w:t xml:space="preserve">3.3×10⁻⁵⁹</w:t>
+              <w:t xml:space="preserve">3.1×10⁻⁵⁵</w:t>
             </w:r>
           </w:p>
         </w:tc>
@@ -29071,14 +29102,14 @@
                 <w:sz w:val="17"/>
                 <w:szCs w:val="17"/>
               </w:rPr>
-              <w:t xml:space="preserve">3.0×10⁻⁵⁸</w:t>
+              <w:t xml:space="preserve">2.5×10⁻⁵⁴</w:t>
             </w:r>
           </w:p>
         </w:tc>
       </w:tr>
       <w:tr>
         <w:trPr>
-          <w:tblHeader w:val="false"/>
+          <w:tblHeader w:val="off"/>
         </w:trPr>
         <w:tc>
           <w:tcPr>
@@ -29107,7 +29138,7 @@
                 <w:sz w:val="17"/>
                 <w:szCs w:val="17"/>
               </w:rPr>
-              <w:t xml:space="preserve">TableRAG 셀 검색 재구현(path)</w:t>
+              <w:t xml:space="preserve">TableRAG 셀 검색 재구현(leaf)</w:t>
             </w:r>
           </w:p>
         </w:tc>
@@ -29138,7 +29169,7 @@
                 <w:sz w:val="17"/>
                 <w:szCs w:val="17"/>
               </w:rPr>
-              <w:t xml:space="preserve">머리글 고친 규칙 검색 (규칙 불일치)</w:t>
+              <w:t xml:space="preserve">처음 규칙 검색</w:t>
             </w:r>
           </w:p>
         </w:tc>
@@ -29200,7 +29231,7 @@
                 <w:sz w:val="17"/>
                 <w:szCs w:val="17"/>
               </w:rPr>
-              <w:t xml:space="preserve">104</w:t>
+              <w:t xml:space="preserve">94</w:t>
             </w:r>
           </w:p>
         </w:tc>
@@ -29231,7 +29262,7 @@
                 <w:sz w:val="17"/>
                 <w:szCs w:val="17"/>
               </w:rPr>
-              <w:t xml:space="preserve">284:27</w:t>
+              <w:t xml:space="preserve">290:23</w:t>
             </w:r>
           </w:p>
         </w:tc>
@@ -29262,7 +29293,7 @@
                 <w:sz w:val="17"/>
                 <w:szCs w:val="17"/>
               </w:rPr>
-              <w:t xml:space="preserve">3.1×10⁻⁵⁵</w:t>
+              <w:t xml:space="preserve">5.5×10⁻⁶⁰</w:t>
             </w:r>
           </w:p>
         </w:tc>
@@ -29293,14 +29324,14 @@
                 <w:sz w:val="17"/>
                 <w:szCs w:val="17"/>
               </w:rPr>
-              <w:t xml:space="preserve">2.5×10⁻⁵⁴</w:t>
+              <w:t xml:space="preserve">5.5×10⁻⁵⁹</w:t>
             </w:r>
           </w:p>
         </w:tc>
       </w:tr>
       <w:tr>
         <w:trPr>
-          <w:tblHeader w:val="false"/>
+          <w:tblHeader w:val="off"/>
         </w:trPr>
         <w:tc>
           <w:tcPr>
@@ -29360,7 +29391,7 @@
                 <w:sz w:val="17"/>
                 <w:szCs w:val="17"/>
               </w:rPr>
-              <w:t xml:space="preserve">처음 규칙 검색</w:t>
+              <w:t xml:space="preserve">머리글 고친 규칙 검색 (규칙 불일치)</w:t>
             </w:r>
           </w:p>
         </w:tc>
@@ -29422,7 +29453,7 @@
                 <w:sz w:val="17"/>
                 <w:szCs w:val="17"/>
               </w:rPr>
-              <w:t xml:space="preserve">94</w:t>
+              <w:t xml:space="preserve">83</w:t>
             </w:r>
           </w:p>
         </w:tc>
@@ -29453,7 +29484,7 @@
                 <w:sz w:val="17"/>
                 <w:szCs w:val="17"/>
               </w:rPr>
-              <w:t xml:space="preserve">290:23</w:t>
+              <w:t xml:space="preserve">298:20</w:t>
             </w:r>
           </w:p>
         </w:tc>
@@ -29484,7 +29515,7 @@
                 <w:sz w:val="17"/>
                 <w:szCs w:val="17"/>
               </w:rPr>
-              <w:t xml:space="preserve">5.5×10⁻⁶⁰</w:t>
+              <w:t xml:space="preserve">1.0×10⁻⁶⁴</w:t>
             </w:r>
           </w:p>
         </w:tc>
@@ -29515,20 +29546,20 @@
                 <w:sz w:val="17"/>
                 <w:szCs w:val="17"/>
               </w:rPr>
-              <w:t xml:space="preserve">5.5×10⁻⁵⁹</w:t>
+              <w:t xml:space="preserve">1.1×10⁻⁶³</w:t>
             </w:r>
           </w:p>
         </w:tc>
       </w:tr>
       <w:tr>
         <w:trPr>
-          <w:tblHeader w:val="false"/>
+          <w:tblHeader w:val="off"/>
         </w:trPr>
         <w:tc>
           <w:tcPr>
             <w:tcW w:type="dxa" w:w="1440"/>
             <w:tcBorders>
-              <w:top w:val="single" w:color="808080" w:sz="4"/>
+              <w:top w:val="double" w:color="808080" w:sz="6"/>
               <w:left w:val="single" w:color="808080" w:sz="4"/>
               <w:bottom w:val="single" w:color="808080" w:sz="4"/>
               <w:right w:val="single" w:color="808080" w:sz="4"/>
@@ -29551,7 +29582,7 @@
                 <w:sz w:val="17"/>
                 <w:szCs w:val="17"/>
               </w:rPr>
-              <w:t xml:space="preserve">TableRAG 셀 검색 재구현(leaf)</w:t>
+              <w:t xml:space="preserve">참고: 검색 없이 문서 표 전체 입력</w:t>
             </w:r>
           </w:p>
         </w:tc>
@@ -29559,7 +29590,7 @@
           <w:tcPr>
             <w:tcW w:type="dxa" w:w="783"/>
             <w:tcBorders>
-              <w:top w:val="single" w:color="808080" w:sz="4"/>
+              <w:top w:val="double" w:color="808080" w:sz="6"/>
               <w:left w:val="single" w:color="808080" w:sz="4"/>
               <w:bottom w:val="single" w:color="808080" w:sz="4"/>
               <w:right w:val="single" w:color="808080" w:sz="4"/>
@@ -29582,7 +29613,7 @@
                 <w:sz w:val="17"/>
                 <w:szCs w:val="17"/>
               </w:rPr>
-              <w:t xml:space="preserve">머리글 고친 규칙 검색 (규칙 불일치)</w:t>
+              <w:t xml:space="preserve">검색 없음</w:t>
             </w:r>
           </w:p>
         </w:tc>
@@ -29590,7 +29621,7 @@
           <w:tcPr>
             <w:tcW w:type="dxa" w:w="1118"/>
             <w:tcBorders>
-              <w:top w:val="single" w:color="808080" w:sz="4"/>
+              <w:top w:val="double" w:color="808080" w:sz="6"/>
               <w:left w:val="single" w:color="808080" w:sz="4"/>
               <w:bottom w:val="single" w:color="808080" w:sz="4"/>
               <w:right w:val="single" w:color="808080" w:sz="4"/>
@@ -29613,7 +29644,7 @@
                 <w:sz w:val="17"/>
                 <w:szCs w:val="17"/>
               </w:rPr>
-              <w:t xml:space="preserve">있음</w:t>
+              <w:t xml:space="preserve">없음(두 규칙에서 같은 입력)</w:t>
             </w:r>
           </w:p>
         </w:tc>
@@ -29621,30 +29652,30 @@
           <w:tcPr>
             <w:tcW w:type="dxa" w:w="522"/>
             <w:tcBorders>
-              <w:top w:val="single" w:color="808080" w:sz="4"/>
-              <w:left w:val="single" w:color="808080" w:sz="4"/>
-              <w:bottom w:val="single" w:color="808080" w:sz="4"/>
-              <w:right w:val="single" w:color="808080" w:sz="4"/>
-            </w:tcBorders>
-            <w:tcMar>
-              <w:top w:type="dxa" w:w="40"/>
-              <w:left w:type="dxa" w:w="80"/>
-              <w:bottom w:type="dxa" w:w="40"/>
-              <w:right w:type="dxa" w:w="80"/>
-            </w:tcMar>
-            <w:vAlign w:val="center"/>
-          </w:tcPr>
-          <w:p>
-            <w:pPr>
-              <w:spacing w:after="0" w:before="0" w:line="260"/>
-              <w:jc w:val="right"/>
-            </w:pPr>
-            <w:r>
-              <w:rPr>
-                <w:sz w:val="17"/>
-                <w:szCs w:val="17"/>
-              </w:rPr>
-              <w:t xml:space="preserve">83</w:t>
+              <w:top w:val="double" w:color="808080" w:sz="6"/>
+              <w:left w:val="single" w:color="808080" w:sz="4"/>
+              <w:bottom w:val="single" w:color="808080" w:sz="4"/>
+              <w:right w:val="single" w:color="808080" w:sz="4"/>
+            </w:tcBorders>
+            <w:tcMar>
+              <w:top w:type="dxa" w:w="40"/>
+              <w:left w:type="dxa" w:w="80"/>
+              <w:bottom w:type="dxa" w:w="40"/>
+              <w:right w:type="dxa" w:w="80"/>
+            </w:tcMar>
+            <w:vAlign w:val="center"/>
+          </w:tcPr>
+          <w:p>
+            <w:pPr>
+              <w:spacing w:after="0" w:before="0" w:line="260"/>
+              <w:jc w:val="right"/>
+            </w:pPr>
+            <w:r>
+              <w:rPr>
+                <w:sz w:val="17"/>
+                <w:szCs w:val="17"/>
+              </w:rPr>
+              <w:t xml:space="preserve">378</w:t>
             </w:r>
           </w:p>
         </w:tc>
@@ -29652,7 +29683,7 @@
           <w:tcPr>
             <w:tcW w:type="dxa" w:w="858"/>
             <w:tcBorders>
-              <w:top w:val="single" w:color="808080" w:sz="4"/>
+              <w:top w:val="double" w:color="808080" w:sz="6"/>
               <w:left w:val="single" w:color="808080" w:sz="4"/>
               <w:bottom w:val="single" w:color="808080" w:sz="4"/>
               <w:right w:val="single" w:color="808080" w:sz="4"/>
@@ -29675,7 +29706,7 @@
                 <w:sz w:val="17"/>
                 <w:szCs w:val="17"/>
               </w:rPr>
-              <w:t xml:space="preserve">298:20</w:t>
+              <w:t xml:space="preserve">90:107</w:t>
             </w:r>
           </w:p>
         </w:tc>
@@ -29683,30 +29714,30 @@
           <w:tcPr>
             <w:tcW w:type="dxa" w:w="1323"/>
             <w:tcBorders>
-              <w:top w:val="single" w:color="808080" w:sz="4"/>
-              <w:left w:val="single" w:color="808080" w:sz="4"/>
-              <w:bottom w:val="single" w:color="808080" w:sz="4"/>
-              <w:right w:val="single" w:color="808080" w:sz="4"/>
-            </w:tcBorders>
-            <w:tcMar>
-              <w:top w:type="dxa" w:w="40"/>
-              <w:left w:type="dxa" w:w="80"/>
-              <w:bottom w:type="dxa" w:w="40"/>
-              <w:right w:type="dxa" w:w="80"/>
-            </w:tcMar>
-            <w:vAlign w:val="center"/>
-          </w:tcPr>
-          <w:p>
-            <w:pPr>
-              <w:spacing w:after="0" w:before="0" w:line="260"/>
-              <w:jc w:val="right"/>
-            </w:pPr>
-            <w:r>
-              <w:rPr>
-                <w:sz w:val="17"/>
-                <w:szCs w:val="17"/>
-              </w:rPr>
-              <w:t xml:space="preserve">1.0×10⁻⁶⁴</w:t>
+              <w:top w:val="double" w:color="808080" w:sz="6"/>
+              <w:left w:val="single" w:color="808080" w:sz="4"/>
+              <w:bottom w:val="single" w:color="808080" w:sz="4"/>
+              <w:right w:val="single" w:color="808080" w:sz="4"/>
+            </w:tcBorders>
+            <w:tcMar>
+              <w:top w:type="dxa" w:w="40"/>
+              <w:left w:type="dxa" w:w="80"/>
+              <w:bottom w:type="dxa" w:w="40"/>
+              <w:right w:type="dxa" w:w="80"/>
+            </w:tcMar>
+            <w:vAlign w:val="center"/>
+          </w:tcPr>
+          <w:p>
+            <w:pPr>
+              <w:spacing w:after="0" w:before="0" w:line="260"/>
+              <w:jc w:val="right"/>
+            </w:pPr>
+            <w:r>
+              <w:rPr>
+                <w:sz w:val="17"/>
+                <w:szCs w:val="17"/>
+              </w:rPr>
+              <w:t xml:space="preserve">.25</w:t>
             </w:r>
           </w:p>
         </w:tc>
@@ -29714,30 +29745,30 @@
           <w:tcPr>
             <w:tcW w:type="dxa" w:w="1326"/>
             <w:tcBorders>
-              <w:top w:val="single" w:color="808080" w:sz="4"/>
-              <w:left w:val="single" w:color="808080" w:sz="4"/>
-              <w:bottom w:val="single" w:color="808080" w:sz="4"/>
-              <w:right w:val="single" w:color="808080" w:sz="4"/>
-            </w:tcBorders>
-            <w:tcMar>
-              <w:top w:type="dxa" w:w="40"/>
-              <w:left w:type="dxa" w:w="80"/>
-              <w:bottom w:type="dxa" w:w="40"/>
-              <w:right w:type="dxa" w:w="80"/>
-            </w:tcMar>
-            <w:vAlign w:val="center"/>
-          </w:tcPr>
-          <w:p>
-            <w:pPr>
-              <w:spacing w:after="0" w:before="0" w:line="260"/>
-              <w:jc w:val="right"/>
-            </w:pPr>
-            <w:r>
-              <w:rPr>
-                <w:sz w:val="17"/>
-                <w:szCs w:val="17"/>
-              </w:rPr>
-              <w:t xml:space="preserve">1.1×10⁻⁶³</w:t>
+              <w:top w:val="double" w:color="808080" w:sz="6"/>
+              <w:left w:val="single" w:color="808080" w:sz="4"/>
+              <w:bottom w:val="single" w:color="808080" w:sz="4"/>
+              <w:right w:val="single" w:color="808080" w:sz="4"/>
+            </w:tcBorders>
+            <w:tcMar>
+              <w:top w:type="dxa" w:w="40"/>
+              <w:left w:type="dxa" w:w="80"/>
+              <w:bottom w:type="dxa" w:w="40"/>
+              <w:right w:type="dxa" w:w="80"/>
+            </w:tcMar>
+            <w:vAlign w:val="center"/>
+          </w:tcPr>
+          <w:p>
+            <w:pPr>
+              <w:spacing w:after="0" w:before="0" w:line="260"/>
+              <w:jc w:val="right"/>
+            </w:pPr>
+            <w:r>
+              <w:rPr>
+                <w:sz w:val="17"/>
+                <w:szCs w:val="17"/>
+              </w:rPr>
+              <w:t xml:space="preserve">.76</w:t>
             </w:r>
           </w:p>
         </w:tc>
@@ -29997,7 +30028,7 @@
       </w:tr>
       <w:tr>
         <w:trPr>
-          <w:tblHeader w:val="false"/>
+          <w:tblHeader w:val="off"/>
         </w:trPr>
         <w:tc>
           <w:tcPr>
@@ -30188,7 +30219,7 @@
       </w:tr>
       <w:tr>
         <w:trPr>
-          <w:tblHeader w:val="false"/>
+          <w:tblHeader w:val="off"/>
         </w:trPr>
         <w:tc>
           <w:tcPr>
@@ -30379,7 +30410,7 @@
       </w:tr>
       <w:tr>
         <w:trPr>
-          <w:tblHeader w:val="false"/>
+          <w:tblHeader w:val="off"/>
         </w:trPr>
         <w:tc>
           <w:tcPr>
@@ -30805,7 +30836,7 @@
       </w:tr>
       <w:tr>
         <w:trPr>
-          <w:tblHeader w:val="false"/>
+          <w:tblHeader w:val="off"/>
         </w:trPr>
         <w:tc>
           <w:tcPr>
@@ -30965,7 +30996,7 @@
       </w:tr>
       <w:tr>
         <w:trPr>
-          <w:tblHeader w:val="false"/>
+          <w:tblHeader w:val="off"/>
         </w:trPr>
         <w:tc>
           <w:tcPr>
@@ -31125,7 +31156,7 @@
       </w:tr>
       <w:tr>
         <w:trPr>
-          <w:tblHeader w:val="false"/>
+          <w:tblHeader w:val="off"/>
         </w:trPr>
         <w:tc>
           <w:tcPr>
@@ -31285,7 +31316,7 @@
       </w:tr>
       <w:tr>
         <w:trPr>
-          <w:tblHeader w:val="false"/>
+          <w:tblHeader w:val="off"/>
         </w:trPr>
         <w:tc>
           <w:tcPr>
@@ -31445,7 +31476,7 @@
       </w:tr>
       <w:tr>
         <w:trPr>
-          <w:tblHeader w:val="false"/>
+          <w:tblHeader w:val="off"/>
         </w:trPr>
         <w:tc>
           <w:tcPr>
@@ -31605,7 +31636,7 @@
       </w:tr>
       <w:tr>
         <w:trPr>
-          <w:tblHeader w:val="false"/>
+          <w:tblHeader w:val="off"/>
         </w:trPr>
         <w:tc>
           <w:tcPr>
@@ -31765,7 +31796,7 @@
       </w:tr>
       <w:tr>
         <w:trPr>
-          <w:tblHeader w:val="false"/>
+          <w:tblHeader w:val="off"/>
         </w:trPr>
         <w:tc>
           <w:tcPr>
@@ -31925,7 +31956,7 @@
       </w:tr>
       <w:tr>
         <w:trPr>
-          <w:tblHeader w:val="false"/>
+          <w:tblHeader w:val="off"/>
         </w:trPr>
         <w:tc>
           <w:tcPr>
@@ -32085,7 +32116,7 @@
       </w:tr>
       <w:tr>
         <w:trPr>
-          <w:tblHeader w:val="false"/>
+          <w:tblHeader w:val="off"/>
         </w:trPr>
         <w:tc>
           <w:tcPr>
@@ -32245,7 +32276,7 @@
       </w:tr>
       <w:tr>
         <w:trPr>
-          <w:tblHeader w:val="false"/>
+          <w:tblHeader w:val="off"/>
         </w:trPr>
         <w:tc>
           <w:tcPr>
@@ -32405,7 +32436,7 @@
       </w:tr>
       <w:tr>
         <w:trPr>
-          <w:tblHeader w:val="false"/>
+          <w:tblHeader w:val="off"/>
         </w:trPr>
         <w:tc>
           <w:tcPr>
@@ -32836,7 +32867,7 @@
       </w:tr>
       <w:tr>
         <w:trPr>
-          <w:tblHeader w:val="false"/>
+          <w:tblHeader w:val="off"/>
         </w:trPr>
         <w:tc>
           <w:tcPr>
@@ -32996,7 +33027,7 @@
       </w:tr>
       <w:tr>
         <w:trPr>
-          <w:tblHeader w:val="false"/>
+          <w:tblHeader w:val="off"/>
         </w:trPr>
         <w:tc>
           <w:tcPr>
@@ -33156,7 +33187,7 @@
       </w:tr>
       <w:tr>
         <w:trPr>
-          <w:tblHeader w:val="false"/>
+          <w:tblHeader w:val="off"/>
         </w:trPr>
         <w:tc>
           <w:tcPr>
@@ -33316,7 +33347,7 @@
       </w:tr>
       <w:tr>
         <w:trPr>
-          <w:tblHeader w:val="false"/>
+          <w:tblHeader w:val="off"/>
         </w:trPr>
         <w:tc>
           <w:tcPr>
@@ -33476,7 +33507,7 @@
       </w:tr>
       <w:tr>
         <w:trPr>
-          <w:tblHeader w:val="false"/>
+          <w:tblHeader w:val="off"/>
         </w:trPr>
         <w:tc>
           <w:tcPr>
@@ -33598,7 +33629,7 @@
                 <w:sz w:val="17"/>
                 <w:szCs w:val="17"/>
               </w:rPr>
-              <w:t xml:space="preserve">쉼표를 지우고 비어 있지 않은 셀이 모두 숫자로 읽히는 열을 숫자 열로 보고 요약 문서 하나로 접는다(날짜 판정 없음). 이 차이가 검색 정확도에 주는 영향: 확인 중</w:t>
+              <w:t xml:space="preserve">공식 코드의 자료형 추론 함수를 펼친 표(열 이름은 leaf 또는 path, 칸은 값 문자열)에 그대로 적용한다(숫자 변환 뒤 날짜 변환; 이름이 같은 열은 원본처럼 변환 예외로 셀마다 색인). 원고 이전 판은 쉼표를 지우고 비어 있지 않은 셀이 모두 숫자로 읽히는 열을 숫자 열로 보았고 날짜 판정이 없었다. 이전 판 → 공식 규칙 검색 정확도(주 모집단): HiTab 질문의 표 안 leaf .2775→.4067, path .2916→.2896; HiTab 538개 표 leaf .0676→.0616, path .1423→.1413; MultiHiertt leaf .3328→.3470, path .3601→.3806</w:t>
             </w:r>
           </w:p>
         </w:tc>
@@ -33636,7 +33667,7 @@
       </w:tr>
       <w:tr>
         <w:trPr>
-          <w:tblHeader w:val="false"/>
+          <w:tblHeader w:val="off"/>
         </w:trPr>
         <w:tc>
           <w:tcPr>
@@ -33796,7 +33827,7 @@
       </w:tr>
       <w:tr>
         <w:trPr>
-          <w:tblHeader w:val="false"/>
+          <w:tblHeader w:val="off"/>
         </w:trPr>
         <w:tc>
           <w:tcPr>
@@ -33956,7 +33987,7 @@
       </w:tr>
       <w:tr>
         <w:trPr>
-          <w:tblHeader w:val="false"/>
+          <w:tblHeader w:val="off"/>
         </w:trPr>
         <w:tc>
           <w:tcPr>
@@ -34116,7 +34147,7 @@
       </w:tr>
       <w:tr>
         <w:trPr>
-          <w:tblHeader w:val="false"/>
+          <w:tblHeader w:val="off"/>
         </w:trPr>
         <w:tc>
           <w:tcPr>
@@ -34276,7 +34307,7 @@
       </w:tr>
       <w:tr>
         <w:trPr>
-          <w:tblHeader w:val="false"/>
+          <w:tblHeader w:val="off"/>
         </w:trPr>
         <w:tc>
           <w:tcPr>
@@ -34436,7 +34467,7 @@
       </w:tr>
       <w:tr>
         <w:trPr>
-          <w:tblHeader w:val="false"/>
+          <w:tblHeader w:val="off"/>
         </w:trPr>
         <w:tc>
           <w:tcPr>
@@ -34596,7 +34627,7 @@
       </w:tr>
       <w:tr>
         <w:trPr>
-          <w:tblHeader w:val="false"/>
+          <w:tblHeader w:val="off"/>
         </w:trPr>
         <w:tc>
           <w:tcPr>
@@ -34756,7 +34787,7 @@
       </w:tr>
       <w:tr>
         <w:trPr>
-          <w:tblHeader w:val="false"/>
+          <w:tblHeader w:val="off"/>
         </w:trPr>
         <w:tc>
           <w:tcPr>
@@ -34928,10 +34959,6 @@
     </w:sectPr>
   </w:body>
 </w:document>
-</file>
-
-<file path=word/comments.xml><?xml version="1.0" encoding="utf-8"?>
-<w:comments xmlns:cx="http://schemas.microsoft.com/office/drawing/2014/chartex" xmlns:cx1="http://schemas.microsoft.com/office/drawing/2015/9/8/chartex" xmlns:cx2="http://schemas.microsoft.com/office/drawing/2015/10/21/chartex" xmlns:cx3="http://schemas.microsoft.com/office/drawing/2016/5/9/chartex" xmlns:cx4="http://schemas.microsoft.com/office/drawing/2016/5/10/chartex" xmlns:cx5="http://schemas.microsoft.com/office/drawing/2016/5/11/chartex" xmlns:cx6="http://schemas.microsoft.com/office/drawing/2016/5/12/chartex" xmlns:cx7="http://schemas.microsoft.com/office/drawing/2016/5/13/chartex" xmlns:cx8="http://schemas.microsoft.com/office/drawing/2016/5/14/chartex" xmlns:mc="http://schemas.openxmlformats.org/markup-compatibility/2006" xmlns:aink="http://schemas.microsoft.com/office/drawing/2016/ink" xmlns:am3d="http://schemas.microsoft.com/office/drawing/2017/model3d" xmlns:o="urn:schemas-microsoft-com:office:office" xmlns:r="http://schemas.openxmlformats.org/officeDocument/2006/relationships" xmlns:m="http://schemas.openxmlformats.org/officeDocument/2006/math" xmlns:v="urn:schemas-microsoft-com:vml" xmlns:wp14="http://schemas.microsoft.com/office/word/2010/wordprocessingDrawing" xmlns:wp="http://schemas.openxmlformats.org/drawingml/2006/wordprocessingDrawing" xmlns:w10="urn:schemas-microsoft-com:office:word" xmlns:w="http://schemas.openxmlformats.org/wordprocessingml/2006/main" xmlns:w14="http://schemas.microsoft.com/office/word/2010/wordml" xmlns:w15="http://schemas.microsoft.com/office/word/2012/wordml" xmlns:w16cex="http://schemas.microsoft.com/office/word/2018/wordml/cex" xmlns:w16cid="http://schemas.microsoft.com/office/word/2016/wordml/cid" xmlns:w16="http://schemas.microsoft.com/office/word/2018/wordml" xmlns:w16sdtdh="http://schemas.microsoft.com/office/word/2020/wordml/sdtdatahash" xmlns:w16se="http://schemas.microsoft.com/office/word/2015/wordml/symex" xmlns:wpg="http://schemas.microsoft.com/office/word/2010/wordprocessingGroup" xmlns:wpi="http://schemas.microsoft.com/office/word/2010/wordprocessingInk" xmlns:wne="http://schemas.microsoft.com/office/word/2006/wordml" xmlns:wps="http://schemas.microsoft.com/office/word/2010/wordprocessingShape"/>
 </file>
 
 <file path=word/endnotes.xml><?xml version="1.0" encoding="utf-8"?>
@@ -35049,7 +35076,7 @@
 <w:numbering xmlns:wpc="http://schemas.microsoft.com/office/word/2010/wordprocessingCanvas" xmlns:mc="http://schemas.openxmlformats.org/markup-compatibility/2006" xmlns:o="urn:schemas-microsoft-com:office:office" xmlns:r="http://schemas.openxmlformats.org/officeDocument/2006/relationships" xmlns:m="http://schemas.openxmlformats.org/officeDocument/2006/math" xmlns:v="urn:schemas-microsoft-com:vml" xmlns:wp14="http://schemas.microsoft.com/office/word/2010/wordprocessingDrawing" xmlns:wp="http://schemas.openxmlformats.org/drawingml/2006/wordprocessingDrawing" xmlns:w10="urn:schemas-microsoft-com:office:word" xmlns:w="http://schemas.openxmlformats.org/wordprocessingml/2006/main" xmlns:w14="http://schemas.microsoft.com/office/word/2010/wordml" xmlns:w15="http://schemas.microsoft.com/office/word/2012/wordml" xmlns:wpg="http://schemas.microsoft.com/office/word/2010/wordprocessingGroup" xmlns:wpi="http://schemas.microsoft.com/office/word/2010/wordprocessingInk" xmlns:wne="http://schemas.microsoft.com/office/word/2006/wordml" xmlns:wps="http://schemas.microsoft.com/office/word/2010/wordprocessingShape" mc:Ignorable="w14 w15 wp14">
   <w:abstractNum w:abstractNumId="1" w15:restartNumberingAfterBreak="0">
     <w:multiLevelType w:val="hybridMultilevel"/>
-    <w:lvl w:ilvl="0" w15:tentative="1">
+    <w:lvl w:ilvl="0" w:tentative="1">
       <w:start w:val="1"/>
       <w:numFmt w:val="bullet"/>
       <w:lvlText w:val="●"/>
@@ -35058,7 +35085,7 @@
         <w:ind w:left="720" w:hanging="360"/>
       </w:pPr>
     </w:lvl>
-    <w:lvl w:ilvl="1" w15:tentative="1">
+    <w:lvl w:ilvl="1" w:tentative="1">
       <w:start w:val="1"/>
       <w:numFmt w:val="bullet"/>
       <w:lvlText w:val="○"/>
@@ -35067,7 +35094,7 @@
         <w:ind w:left="1440" w:hanging="360"/>
       </w:pPr>
     </w:lvl>
-    <w:lvl w:ilvl="2" w15:tentative="1">
+    <w:lvl w:ilvl="2" w:tentative="1">
       <w:start w:val="1"/>
       <w:numFmt w:val="bullet"/>
       <w:lvlText w:val="■"/>
@@ -35076,7 +35103,7 @@
         <w:ind w:left="2160" w:hanging="360"/>
       </w:pPr>
     </w:lvl>
-    <w:lvl w:ilvl="3" w15:tentative="1">
+    <w:lvl w:ilvl="3" w:tentative="1">
       <w:start w:val="1"/>
       <w:numFmt w:val="bullet"/>
       <w:lvlText w:val="●"/>
@@ -35085,7 +35112,7 @@
         <w:ind w:left="2880" w:hanging="360"/>
       </w:pPr>
     </w:lvl>
-    <w:lvl w:ilvl="4" w15:tentative="1">
+    <w:lvl w:ilvl="4" w:tentative="1">
       <w:start w:val="1"/>
       <w:numFmt w:val="bullet"/>
       <w:lvlText w:val="○"/>
@@ -35094,7 +35121,7 @@
         <w:ind w:left="3600" w:hanging="360"/>
       </w:pPr>
     </w:lvl>
-    <w:lvl w:ilvl="5" w15:tentative="1">
+    <w:lvl w:ilvl="5" w:tentative="1">
       <w:start w:val="1"/>
       <w:numFmt w:val="bullet"/>
       <w:lvlText w:val="■"/>
@@ -35103,7 +35130,7 @@
         <w:ind w:left="4320" w:hanging="360"/>
       </w:pPr>
     </w:lvl>
-    <w:lvl w:ilvl="6" w15:tentative="1">
+    <w:lvl w:ilvl="6" w:tentative="1">
       <w:start w:val="1"/>
       <w:numFmt w:val="bullet"/>
       <w:lvlText w:val="●"/>
@@ -35112,7 +35139,7 @@
         <w:ind w:left="5040" w:hanging="360"/>
       </w:pPr>
     </w:lvl>
-    <w:lvl w:ilvl="7" w15:tentative="1">
+    <w:lvl w:ilvl="7" w:tentative="1">
       <w:start w:val="1"/>
       <w:numFmt w:val="bullet"/>
       <w:lvlText w:val="●"/>
@@ -35121,7 +35148,7 @@
         <w:ind w:left="5760" w:hanging="360"/>
       </w:pPr>
     </w:lvl>
-    <w:lvl w:ilvl="8" w15:tentative="1">
+    <w:lvl w:ilvl="8" w:tentative="1">
       <w:start w:val="1"/>
       <w:numFmt w:val="bullet"/>
       <w:lvlText w:val="●"/>
@@ -35133,7 +35160,7 @@
   </w:abstractNum>
   <w:abstractNum w:abstractNumId="2" w15:restartNumberingAfterBreak="0">
     <w:multiLevelType w:val="hybridMultilevel"/>
-    <w:lvl w:ilvl="0" w15:tentative="1">
+    <w:lvl w:ilvl="0" w:tentative="1">
       <w:start w:val="1"/>
       <w:numFmt w:val="bullet"/>
       <w:lvlText w:val="•"/>
@@ -35174,6 +35201,10 @@
       </w:pPr>
     </w:pPrDefault>
   </w:docDefaults>
+  <w:style w:type="paragraph" w:styleId="Normal" w:default="1">
+    <w:name w:val="Normal"/>
+    <w:qFormat/>
+  </w:style>
   <w:style w:type="paragraph" w:styleId="Title">
     <w:name w:val="Title"/>
     <w:basedOn w:val="Normal"/>
@@ -35182,39 +35213,6 @@
     <w:rPr>
       <w:sz w:val="56"/>
       <w:szCs w:val="56"/>
-    </w:rPr>
-  </w:style>
-  <w:style w:type="paragraph" w:styleId="Heading1">
-    <w:name w:val="Heading 1"/>
-    <w:basedOn w:val="Normal"/>
-    <w:next w:val="Normal"/>
-    <w:qFormat/>
-    <w:rPr>
-      <w:color w:val="2E74B5"/>
-      <w:sz w:val="32"/>
-      <w:szCs w:val="32"/>
-    </w:rPr>
-  </w:style>
-  <w:style w:type="paragraph" w:styleId="Heading2">
-    <w:name w:val="Heading 2"/>
-    <w:basedOn w:val="Normal"/>
-    <w:next w:val="Normal"/>
-    <w:qFormat/>
-    <w:rPr>
-      <w:color w:val="2E74B5"/>
-      <w:sz w:val="26"/>
-      <w:szCs w:val="26"/>
-    </w:rPr>
-  </w:style>
-  <w:style w:type="paragraph" w:styleId="Heading3">
-    <w:name w:val="Heading 3"/>
-    <w:basedOn w:val="Normal"/>
-    <w:next w:val="Normal"/>
-    <w:qFormat/>
-    <w:rPr>
-      <w:color w:val="1F4D78"/>
-      <w:sz w:val="24"/>
-      <w:szCs w:val="24"/>
     </w:rPr>
   </w:style>
   <w:style w:type="paragraph" w:styleId="Heading4">
@@ -35512,4 +35510,294 @@
     </w:rPr>
   </w:style>
 </w:styles>
+</file>
+
+<file path=word/theme/theme1.xml><?xml version="1.0" encoding="utf-8"?>
+<a:theme xmlns:a="http://schemas.openxmlformats.org/drawingml/2006/main" name="Office Theme">
+  <a:themeElements>
+    <a:clrScheme name="Office">
+      <a:dk1>
+        <a:sysClr val="windowText" lastClr="000000"/>
+      </a:dk1>
+      <a:lt1>
+        <a:sysClr val="window" lastClr="FFFFFF"/>
+      </a:lt1>
+      <a:dk2>
+        <a:srgbClr val="44546A"/>
+      </a:dk2>
+      <a:lt2>
+        <a:srgbClr val="E7E6E6"/>
+      </a:lt2>
+      <a:accent1>
+        <a:srgbClr val="4472C4"/>
+      </a:accent1>
+      <a:accent2>
+        <a:srgbClr val="ED7D31"/>
+      </a:accent2>
+      <a:accent3>
+        <a:srgbClr val="A5A5A5"/>
+      </a:accent3>
+      <a:accent4>
+        <a:srgbClr val="FFC000"/>
+      </a:accent4>
+      <a:accent5>
+        <a:srgbClr val="5B9BD5"/>
+      </a:accent5>
+      <a:accent6>
+        <a:srgbClr val="70AD47"/>
+      </a:accent6>
+      <a:hlink>
+        <a:srgbClr val="0563C1"/>
+      </a:hlink>
+      <a:folHlink>
+        <a:srgbClr val="954F72"/>
+      </a:folHlink>
+    </a:clrScheme>
+    <a:fontScheme name="Office">
+      <a:majorFont>
+        <a:latin typeface="Calibri Light" panose="020F0302020204030204"/>
+        <a:ea typeface=""/>
+        <a:cs typeface=""/>
+        <a:font script="Jpan" typeface="游ゴシック Light"/>
+        <a:font script="Hang" typeface="맑은 고딕"/>
+        <a:font script="Hans" typeface="等线 Light"/>
+        <a:font script="Hant" typeface="新細明體"/>
+        <a:font script="Arab" typeface="Times New Roman"/>
+        <a:font script="Hebr" typeface="Times New Roman"/>
+        <a:font script="Thai" typeface="Angsana New"/>
+        <a:font script="Ethi" typeface="Nyala"/>
+        <a:font script="Beng" typeface="Vrinda"/>
+        <a:font script="Gujr" typeface="Shruti"/>
+        <a:font script="Khmr" typeface="MoolBoran"/>
+        <a:font script="Knda" typeface="Tunga"/>
+        <a:font script="Guru" typeface="Raavi"/>
+        <a:font script="Cans" typeface="Euphemia"/>
+        <a:font script="Cher" typeface="Plantagenet Cherokee"/>
+        <a:font script="Yiii" typeface="Microsoft Yi Baiti"/>
+        <a:font script="Tibt" typeface="Microsoft Himalaya"/>
+        <a:font script="Thaa" typeface="MV Boli"/>
+        <a:font script="Deva" typeface="Mangal"/>
+        <a:font script="Telu" typeface="Gautami"/>
+        <a:font script="Taml" typeface="Latha"/>
+        <a:font script="Syrc" typeface="Estrangelo Edessa"/>
+        <a:font script="Orya" typeface="Kalinga"/>
+        <a:font script="Mlym" typeface="Kartika"/>
+        <a:font script="Laoo" typeface="DokChampa"/>
+        <a:font script="Sinh" typeface="Iskoola Pota"/>
+        <a:font script="Mong" typeface="Mongolian Baiti"/>
+        <a:font script="Viet" typeface="Times New Roman"/>
+        <a:font script="Uigh" typeface="Microsoft Uighur"/>
+        <a:font script="Geor" typeface="Sylfaen"/>
+        <a:font script="Armn" typeface="Arial"/>
+        <a:font script="Bugi" typeface="Leelawadee UI"/>
+        <a:font script="Bopo" typeface="Microsoft JhengHei"/>
+        <a:font script="Java" typeface="Javanese Text"/>
+        <a:font script="Lisu" typeface="Segoe UI"/>
+        <a:font script="Mymr" typeface="Myanmar Text"/>
+        <a:font script="Nkoo" typeface="Ebrima"/>
+        <a:font script="Olck" typeface="Nirmala UI"/>
+        <a:font script="Osma" typeface="Ebrima"/>
+        <a:font script="Phag" typeface="Phagspa"/>
+        <a:font script="Syrn" typeface="Estrangelo Edessa"/>
+        <a:font script="Syrj" typeface="Estrangelo Edessa"/>
+        <a:font script="Syre" typeface="Estrangelo Edessa"/>
+        <a:font script="Sora" typeface="Nirmala UI"/>
+        <a:font script="Tale" typeface="Microsoft Tai Le"/>
+        <a:font script="Talu" typeface="Microsoft New Tai Lue"/>
+        <a:font script="Tfng" typeface="Ebrima"/>
+      </a:majorFont>
+      <a:minorFont>
+        <a:latin typeface="Calibri" panose="020F0502020204030204"/>
+        <a:ea typeface=""/>
+        <a:cs typeface=""/>
+        <a:font script="Jpan" typeface="游明朝"/>
+        <a:font script="Hang" typeface="맑은 고딕"/>
+        <a:font script="Hans" typeface="等线"/>
+        <a:font script="Hant" typeface="新細明體"/>
+        <a:font script="Arab" typeface="Arial"/>
+        <a:font script="Hebr" typeface="Arial"/>
+        <a:font script="Thai" typeface="Cordia New"/>
+        <a:font script="Ethi" typeface="Nyala"/>
+        <a:font script="Beng" typeface="Vrinda"/>
+        <a:font script="Gujr" typeface="Shruti"/>
+        <a:font script="Khmr" typeface="DaunPenh"/>
+        <a:font script="Knda" typeface="Tunga"/>
+        <a:font script="Guru" typeface="Raavi"/>
+        <a:font script="Cans" typeface="Euphemia"/>
+        <a:font script="Cher" typeface="Plantagenet Cherokee"/>
+        <a:font script="Yiii" typeface="Microsoft Yi Baiti"/>
+        <a:font script="Tibt" typeface="Microsoft Himalaya"/>
+        <a:font script="Thaa" typeface="MV Boli"/>
+        <a:font script="Deva" typeface="Mangal"/>
+        <a:font script="Telu" typeface="Gautami"/>
+        <a:font script="Taml" typeface="Latha"/>
+        <a:font script="Syrc" typeface="Estrangelo Edessa"/>
+        <a:font script="Orya" typeface="Kalinga"/>
+        <a:font script="Mlym" typeface="Kartika"/>
+        <a:font script="Laoo" typeface="DokChampa"/>
+        <a:font script="Sinh" typeface="Iskoola Pota"/>
+        <a:font script="Mong" typeface="Mongolian Baiti"/>
+        <a:font script="Viet" typeface="Arial"/>
+        <a:font script="Uigh" typeface="Microsoft Uighur"/>
+        <a:font script="Geor" typeface="Sylfaen"/>
+        <a:font script="Armn" typeface="Arial"/>
+        <a:font script="Bugi" typeface="Leelawadee UI"/>
+        <a:font script="Bopo" typeface="Microsoft JhengHei"/>
+        <a:font script="Java" typeface="Javanese Text"/>
+        <a:font script="Lisu" typeface="Segoe UI"/>
+        <a:font script="Mymr" typeface="Myanmar Text"/>
+        <a:font script="Nkoo" typeface="Ebrima"/>
+        <a:font script="Olck" typeface="Nirmala UI"/>
+        <a:font script="Osma" typeface="Ebrima"/>
+        <a:font script="Phag" typeface="Phagspa"/>
+        <a:font script="Syrn" typeface="Estrangelo Edessa"/>
+        <a:font script="Syrj" typeface="Estrangelo Edessa"/>
+        <a:font script="Syre" typeface="Estrangelo Edessa"/>
+        <a:font script="Sora" typeface="Nirmala UI"/>
+        <a:font script="Tale" typeface="Microsoft Tai Le"/>
+        <a:font script="Talu" typeface="Microsoft New Tai Lue"/>
+        <a:font script="Tfng" typeface="Ebrima"/>
+      </a:minorFont>
+    </a:fontScheme>
+    <a:fmtScheme name="Office">
+      <a:fillStyleLst>
+        <a:solidFill>
+          <a:schemeClr val="phClr"/>
+        </a:solidFill>
+        <a:gradFill rotWithShape="true">
+          <a:gsLst>
+            <a:gs pos="0">
+              <a:schemeClr val="phClr">
+                <a:lumMod val="110000"/>
+                <a:satMod val="105000"/>
+                <a:tint val="67000"/>
+              </a:schemeClr>
+            </a:gs>
+            <a:gs pos="50000">
+              <a:schemeClr val="phClr">
+                <a:lumMod val="105000"/>
+                <a:satMod val="103000"/>
+                <a:tint val="73000"/>
+              </a:schemeClr>
+            </a:gs>
+            <a:gs pos="100000">
+              <a:schemeClr val="phClr">
+                <a:lumMod val="105000"/>
+                <a:satMod val="109000"/>
+                <a:tint val="81000"/>
+              </a:schemeClr>
+            </a:gs>
+          </a:gsLst>
+          <a:lin ang="5400000" scaled="false"/>
+        </a:gradFill>
+        <a:gradFill rotWithShape="true">
+          <a:gsLst>
+            <a:gs pos="0">
+              <a:schemeClr val="phClr">
+                <a:satMod val="103000"/>
+                <a:lumMod val="102000"/>
+                <a:tint val="94000"/>
+              </a:schemeClr>
+            </a:gs>
+            <a:gs pos="50000">
+              <a:schemeClr val="phClr">
+                <a:satMod val="110000"/>
+                <a:lumMod val="100000"/>
+                <a:shade val="100000"/>
+              </a:schemeClr>
+            </a:gs>
+            <a:gs pos="100000">
+              <a:schemeClr val="phClr">
+                <a:lumMod val="99000"/>
+                <a:satMod val="120000"/>
+                <a:shade val="78000"/>
+              </a:schemeClr>
+            </a:gs>
+          </a:gsLst>
+          <a:lin ang="5400000" scaled="false"/>
+        </a:gradFill>
+      </a:fillStyleLst>
+      <a:lnStyleLst>
+        <a:ln w="6350" cap="flat" cmpd="sng" algn="ctr">
+          <a:solidFill>
+            <a:schemeClr val="phClr"/>
+          </a:solidFill>
+          <a:prstDash val="solid"/>
+          <a:miter lim="800000"/>
+        </a:ln>
+        <a:ln w="12700" cap="flat" cmpd="sng" algn="ctr">
+          <a:solidFill>
+            <a:schemeClr val="phClr"/>
+          </a:solidFill>
+          <a:prstDash val="solid"/>
+          <a:miter lim="800000"/>
+        </a:ln>
+        <a:ln w="19050" cap="flat" cmpd="sng" algn="ctr">
+          <a:solidFill>
+            <a:schemeClr val="phClr"/>
+          </a:solidFill>
+          <a:prstDash val="solid"/>
+          <a:miter lim="800000"/>
+        </a:ln>
+      </a:lnStyleLst>
+      <a:effectStyleLst>
+        <a:effectStyle>
+          <a:effectLst/>
+        </a:effectStyle>
+        <a:effectStyle>
+          <a:effectLst/>
+        </a:effectStyle>
+        <a:effectStyle>
+          <a:effectLst>
+            <a:outerShdw blurRad="57150" dist="19050" dir="5400000" algn="ctr" rotWithShape="false">
+              <a:srgbClr val="000000">
+                <a:alpha val="63000"/>
+              </a:srgbClr>
+            </a:outerShdw>
+          </a:effectLst>
+        </a:effectStyle>
+      </a:effectStyleLst>
+      <a:bgFillStyleLst>
+        <a:solidFill>
+          <a:schemeClr val="phClr"/>
+        </a:solidFill>
+        <a:solidFill>
+          <a:schemeClr val="phClr">
+            <a:tint val="95000"/>
+            <a:satMod val="170000"/>
+          </a:schemeClr>
+        </a:solidFill>
+        <a:gradFill rotWithShape="true">
+          <a:gsLst>
+            <a:gs pos="0">
+              <a:schemeClr val="phClr">
+                <a:tint val="93000"/>
+                <a:satMod val="150000"/>
+                <a:shade val="98000"/>
+                <a:lumMod val="102000"/>
+              </a:schemeClr>
+            </a:gs>
+            <a:gs pos="50000">
+              <a:schemeClr val="phClr">
+                <a:tint val="98000"/>
+                <a:satMod val="130000"/>
+                <a:shade val="90000"/>
+                <a:lumMod val="103000"/>
+              </a:schemeClr>
+            </a:gs>
+            <a:gs pos="100000">
+              <a:schemeClr val="phClr">
+                <a:shade val="63000"/>
+                <a:satMod val="120000"/>
+              </a:schemeClr>
+            </a:gs>
+          </a:gsLst>
+          <a:lin ang="5400000" scaled="false"/>
+        </a:gradFill>
+      </a:bgFillStyleLst>
+    </a:fmtScheme>
+  </a:themeElements>
+  <a:objectDefaults/>
+  <a:extraClrSchemeLst/>
+</a:theme>
 </file>
--- a/rag-agent/thesis/thesis.docx
+++ b/rag-agent/thesis/thesis.docx
@@ -3852,7 +3852,7 @@
         <w:t xml:space="preserve">question_type</w:t>
       </w:r>
       <w:r>
-        <w:t xml:space="preserve"> 필드와 100% 일치한다), 정답 근거 셀 수로 1개와 2개 이상으로 나눈다. 네 그룹의 크기는 조회·셀 1개 212, 조회·셀 2개 이상 367, 산술·셀 1개 71, 산술·셀 2개 이상 2,235다.</w:t>
+        <w:t xml:space="preserve"> 필드와 100% 일치한다), 정답 근거 셀 수로 1개와 2개 이상으로 나눈다. 네 그룹의 크기는 조회·셀 1개 212, 조회·셀 2개 이상 367, 산술·셀 1개 71, 산술·셀 2개 이상 2,235다. HiTab은 근거가 머리글 칸뿐인 문항(답이 머리글인 문항) 336건을 주 지표에서 뺐다. MultiHiertt는 답이 머리글(연도·항목 이름)이어도 데이터셋이 데이터 칸을 근거로 표시하므로, 이런 문항이 조회·셀 1개 그룹에 남는다.</w:t>
       </w:r>
     </w:p>
     <w:p>
@@ -23531,7 +23531,7 @@
         <w:t xml:space="preserve">정답 근거 주석의 범위.</w:t>
       </w:r>
       <w:r>
-        <w:t xml:space="preserve"> MultiHiertt 주석 지침은 문항마다 표와 본문의 근거를 모두 표시하도록 했으나, 원 논문의 100문항 사람 평가에서 근거 정확성(Support Facts Correctness) 평균 점수가 4점 이상인 문항은 84.9%였다(Zhao et al., 2022, Table 2). 정답 근거 주석에 필요한 셀이 빠진 문항에서는, 정답 셀 포함 여부로 계산한 검색 정확도가 답에 필요한 정보가 문맥에 들어왔는지를 과대평가할 수 있다.</w:t>
+        <w:t xml:space="preserve"> MultiHiertt 주석 지침은 문항마다 표와 본문의 근거를 모두 표시하도록 했으나, 원 논문의 100문항 사람 평가에서 근거 정확성(Support Facts Correctness) 평균 점수가 4점 이상인 문항은 84.9%였다(Zhao et al., 2022, Table 2). 본 연구의 MultiHiertt 답변 표본에서 조회·셀 1개 211문항 중 147문항(69.7%)은 근거로 표시된 셀이 하나지만, 답을 정하려면 다른 셀과 비교하거나 여러 셀을 세야 했다(최상급·비교 107, 순위 9, 개수·증가 여부·합계 31; 분류 방법은 부록 I). 이런 문항에서는 검색 정확도가 답에 필요한 정보가 문맥에 들어왔는지를 과대평가한다. 정답 근거 주석에 필요한 셀이 빠진 문항에서는, 정답 셀 포함 여부로 계산한 검색 정확도가 답에 필요한 정보가 문맥에 들어왔는지를 과대평가할 수 있다.</w:t>
       </w:r>
     </w:p>
     <w:p>
@@ -34950,6 +34950,1067 @@
       <w:pPr>
         <w:spacing w:after="120"/>
       </w:pPr>
+    </w:p>
+    <w:p>
+      <w:pPr>
+        <w:pStyle w:val="Heading2"/>
+      </w:pPr>
+      <w:r>
+        <w:t xml:space="preserve">부록 I. MultiHiertt 조회·셀 1개 문항의 근거 셀 판정</w:t>
+      </w:r>
+    </w:p>
+    <w:p>
+      <w:pPr>
+        <w:ind w:firstLine="400"/>
+        <w:jc w:val="both"/>
+      </w:pPr>
+      <w:r>
+        <w:t xml:space="preserve">6.5절의 수치는 MultiHiertt 답변 표본 882건 중 조회·셀 1개 211문항 전부를 아래 순서로 분류한 결과다. 모델을 새로 실행하지 않았고, 공식 train.json의 질문·정답·근거 셀 주석만 썼다.</w:t>
+      </w:r>
+    </w:p>
+    <w:p>
+      <w:pPr>
+        <w:ind w:left="500" w:hanging="300"/>
+        <w:jc w:val="both"/>
+      </w:pPr>
+      <w:r>
+        <w:t xml:space="preserve">1. 정답과 근거 셀 값을 비교했다. 근거 셀 값은 데이터셋이 셀마다 붙인 설명 문장(table_description)의 마지막 값이다. 211문항 중 102문항은 정답이 근거 셀 값과 달랐다.</w:t>
+      </w:r>
+    </w:p>
+    <w:p>
+      <w:pPr>
+        <w:ind w:left="500" w:hanging="300"/>
+        <w:jc w:val="both"/>
+      </w:pPr>
+      <w:r>
+        <w:t xml:space="preserve">2. 이 102문항을 분류 전에 고정한 키워드 목록으로 나눴다. 질문을 소문자로 바꾼 뒤 다음 표현 중 하나가 단어 단위로 들어 있으면 비교·최상급 문항으로 보았다: largest, smallest, highest, lowest, most, least, maximum, minimum, greatest, biggest, fewest, more than, less than, greater than, larger than, higher than, lower than, smaller than, exceed, exceeds, exceeding. 91문항이 해당했고 11문항이 남았다.</w:t>
+      </w:r>
+    </w:p>
+    <w:p>
+      <w:pPr>
+        <w:ind w:left="500" w:hanging="300"/>
+        <w:jc w:val="both"/>
+      </w:pPr>
+      <w:r>
+        <w:t xml:space="preserve">3. 211문항 전부를 읽고 "근거 셀이 아닌 셀의 값이 바뀌면 정답이 바뀔 수 있는가"로 판정했다. 판정은 질문이 요구하는 것을 기준으로 했다(정답 주석이 질문과 맞지 않는 문항도 질문 기준). 바뀔 수 있는 문항은 최상급·비교(가장 크거나 작은 항목, 기준값을 넘는 항목을 묻는 문항), 순위(두 번째로 큰 항목, 1위 항목), 개수·증가 여부·합계(조건을 만족하는 셀의 개수·합계·평균, 증가 여부)로 나눴다. 판정은 한 번 읽어 붙였고, 다른 판정자와 교차 검토하지 않았다.</w:t>
+      </w:r>
+    </w:p>
+    <w:p>
+      <w:pPr>
+        <w:pStyle w:val="TableCaption"/>
+      </w:pPr>
+      <w:r>
+        <w:t xml:space="preserve">[표 I-1] 조회·셀 1개 211문항의 판정</w:t>
+      </w:r>
+    </w:p>
+    <w:tbl>
+      <w:tblPr>
+        <w:tblW w:type="dxa" w:w="7370"/>
+        <w:tblBorders>
+          <w:top w:val="single" w:color="auto" w:sz="4"/>
+          <w:left w:val="single" w:color="auto" w:sz="4"/>
+          <w:bottom w:val="single" w:color="auto" w:sz="4"/>
+          <w:right w:val="single" w:color="auto" w:sz="4"/>
+          <w:insideH w:val="single" w:color="auto" w:sz="4"/>
+          <w:insideV w:val="single" w:color="auto" w:sz="4"/>
+        </w:tblBorders>
+        <w:tblLayout w:type="fixed"/>
+      </w:tblPr>
+      <w:tblGrid>
+        <w:gridCol w:w="1539"/>
+        <w:gridCol w:w="731"/>
+        <w:gridCol w:w="1533"/>
+        <w:gridCol w:w="731"/>
+        <w:gridCol w:w="1573"/>
+        <w:gridCol w:w="1263"/>
+      </w:tblGrid>
+      <w:tr>
+        <w:trPr>
+          <w:tblHeader/>
+        </w:trPr>
+        <w:tc>
+          <w:tcPr>
+            <w:tcW w:type="dxa" w:w="1539"/>
+            <w:tcBorders>
+              <w:top w:val="single" w:color="808080" w:sz="4"/>
+              <w:left w:val="single" w:color="808080" w:sz="4"/>
+              <w:bottom w:val="single" w:color="808080" w:sz="4"/>
+              <w:right w:val="single" w:color="808080" w:sz="4"/>
+            </w:tcBorders>
+            <w:shd w:fill="E7E6E6" w:color="auto" w:val="clear"/>
+            <w:tcMar>
+              <w:top w:type="dxa" w:w="40"/>
+              <w:left w:type="dxa" w:w="80"/>
+              <w:bottom w:type="dxa" w:w="40"/>
+              <w:right w:type="dxa" w:w="80"/>
+            </w:tcMar>
+            <w:vAlign w:val="center"/>
+          </w:tcPr>
+          <w:p>
+            <w:pPr>
+              <w:spacing w:after="0" w:before="0" w:line="260"/>
+              <w:jc w:val="center"/>
+            </w:pPr>
+            <w:r>
+              <w:rPr>
+                <w:b/>
+                <w:bCs/>
+                <w:sz w:val="17"/>
+                <w:szCs w:val="17"/>
+              </w:rPr>
+              <w:t xml:space="preserve">구분</w:t>
+            </w:r>
+          </w:p>
+        </w:tc>
+        <w:tc>
+          <w:tcPr>
+            <w:tcW w:type="dxa" w:w="731"/>
+            <w:tcBorders>
+              <w:top w:val="single" w:color="808080" w:sz="4"/>
+              <w:left w:val="single" w:color="808080" w:sz="4"/>
+              <w:bottom w:val="single" w:color="808080" w:sz="4"/>
+              <w:right w:val="single" w:color="808080" w:sz="4"/>
+            </w:tcBorders>
+            <w:shd w:fill="E7E6E6" w:color="auto" w:val="clear"/>
+            <w:tcMar>
+              <w:top w:type="dxa" w:w="40"/>
+              <w:left w:type="dxa" w:w="80"/>
+              <w:bottom w:type="dxa" w:w="40"/>
+              <w:right w:type="dxa" w:w="80"/>
+            </w:tcMar>
+            <w:vAlign w:val="center"/>
+          </w:tcPr>
+          <w:p>
+            <w:pPr>
+              <w:spacing w:after="0" w:before="0" w:line="260"/>
+              <w:jc w:val="center"/>
+            </w:pPr>
+            <w:r>
+              <w:rPr>
+                <w:b/>
+                <w:bCs/>
+                <w:sz w:val="17"/>
+                <w:szCs w:val="17"/>
+              </w:rPr>
+              <w:t xml:space="preserve">문항 수</w:t>
+            </w:r>
+          </w:p>
+        </w:tc>
+        <w:tc>
+          <w:tcPr>
+            <w:tcW w:type="dxa" w:w="1533"/>
+            <w:tcBorders>
+              <w:top w:val="single" w:color="808080" w:sz="4"/>
+              <w:left w:val="single" w:color="808080" w:sz="4"/>
+              <w:bottom w:val="single" w:color="808080" w:sz="4"/>
+              <w:right w:val="single" w:color="808080" w:sz="4"/>
+            </w:tcBorders>
+            <w:shd w:fill="E7E6E6" w:color="auto" w:val="clear"/>
+            <w:tcMar>
+              <w:top w:type="dxa" w:w="40"/>
+              <w:left w:type="dxa" w:w="80"/>
+              <w:bottom w:type="dxa" w:w="40"/>
+              <w:right w:type="dxa" w:w="80"/>
+            </w:tcMar>
+            <w:vAlign w:val="center"/>
+          </w:tcPr>
+          <w:p>
+            <w:pPr>
+              <w:spacing w:after="0" w:before="0" w:line="260"/>
+              <w:jc w:val="center"/>
+            </w:pPr>
+            <w:r>
+              <w:rPr>
+                <w:b/>
+                <w:bCs/>
+                <w:sz w:val="17"/>
+                <w:szCs w:val="17"/>
+              </w:rPr>
+              <w:t xml:space="preserve">최상급·비교</w:t>
+            </w:r>
+          </w:p>
+        </w:tc>
+        <w:tc>
+          <w:tcPr>
+            <w:tcW w:type="dxa" w:w="731"/>
+            <w:tcBorders>
+              <w:top w:val="single" w:color="808080" w:sz="4"/>
+              <w:left w:val="single" w:color="808080" w:sz="4"/>
+              <w:bottom w:val="single" w:color="808080" w:sz="4"/>
+              <w:right w:val="single" w:color="808080" w:sz="4"/>
+            </w:tcBorders>
+            <w:shd w:fill="E7E6E6" w:color="auto" w:val="clear"/>
+            <w:tcMar>
+              <w:top w:type="dxa" w:w="40"/>
+              <w:left w:type="dxa" w:w="80"/>
+              <w:bottom w:type="dxa" w:w="40"/>
+              <w:right w:type="dxa" w:w="80"/>
+            </w:tcMar>
+            <w:vAlign w:val="center"/>
+          </w:tcPr>
+          <w:p>
+            <w:pPr>
+              <w:spacing w:after="0" w:before="0" w:line="260"/>
+              <w:jc w:val="center"/>
+            </w:pPr>
+            <w:r>
+              <w:rPr>
+                <w:b/>
+                <w:bCs/>
+                <w:sz w:val="17"/>
+                <w:szCs w:val="17"/>
+              </w:rPr>
+              <w:t xml:space="preserve">순위</w:t>
+            </w:r>
+          </w:p>
+        </w:tc>
+        <w:tc>
+          <w:tcPr>
+            <w:tcW w:type="dxa" w:w="1573"/>
+            <w:tcBorders>
+              <w:top w:val="single" w:color="808080" w:sz="4"/>
+              <w:left w:val="single" w:color="808080" w:sz="4"/>
+              <w:bottom w:val="single" w:color="808080" w:sz="4"/>
+              <w:right w:val="single" w:color="808080" w:sz="4"/>
+            </w:tcBorders>
+            <w:shd w:fill="E7E6E6" w:color="auto" w:val="clear"/>
+            <w:tcMar>
+              <w:top w:type="dxa" w:w="40"/>
+              <w:left w:type="dxa" w:w="80"/>
+              <w:bottom w:type="dxa" w:w="40"/>
+              <w:right w:type="dxa" w:w="80"/>
+            </w:tcMar>
+            <w:vAlign w:val="center"/>
+          </w:tcPr>
+          <w:p>
+            <w:pPr>
+              <w:spacing w:after="0" w:before="0" w:line="260"/>
+              <w:jc w:val="center"/>
+            </w:pPr>
+            <w:r>
+              <w:rPr>
+                <w:b/>
+                <w:bCs/>
+                <w:sz w:val="17"/>
+                <w:szCs w:val="17"/>
+              </w:rPr>
+              <w:t xml:space="preserve">개수·증가 여부·합계</w:t>
+            </w:r>
+          </w:p>
+        </w:tc>
+        <w:tc>
+          <w:tcPr>
+            <w:tcW w:type="dxa" w:w="1263"/>
+            <w:tcBorders>
+              <w:top w:val="single" w:color="808080" w:sz="4"/>
+              <w:left w:val="single" w:color="808080" w:sz="4"/>
+              <w:bottom w:val="single" w:color="808080" w:sz="4"/>
+              <w:right w:val="single" w:color="808080" w:sz="4"/>
+            </w:tcBorders>
+            <w:shd w:fill="E7E6E6" w:color="auto" w:val="clear"/>
+            <w:tcMar>
+              <w:top w:type="dxa" w:w="40"/>
+              <w:left w:type="dxa" w:w="80"/>
+              <w:bottom w:type="dxa" w:w="40"/>
+              <w:right w:type="dxa" w:w="80"/>
+            </w:tcMar>
+            <w:vAlign w:val="center"/>
+          </w:tcPr>
+          <w:p>
+            <w:pPr>
+              <w:spacing w:after="0" w:before="0" w:line="260"/>
+              <w:jc w:val="center"/>
+            </w:pPr>
+            <w:r>
+              <w:rPr>
+                <w:b/>
+                <w:bCs/>
+                <w:sz w:val="17"/>
+                <w:szCs w:val="17"/>
+              </w:rPr>
+              <w:t xml:space="preserve">근거 셀 하나로 정해짐</w:t>
+            </w:r>
+          </w:p>
+        </w:tc>
+      </w:tr>
+      <w:tr>
+        <w:trPr>
+          <w:tblHeader w:val="off"/>
+        </w:trPr>
+        <w:tc>
+          <w:tcPr>
+            <w:tcW w:type="dxa" w:w="1539"/>
+            <w:tcBorders>
+              <w:top w:val="single" w:color="808080" w:sz="4"/>
+              <w:left w:val="single" w:color="808080" w:sz="4"/>
+              <w:bottom w:val="single" w:color="808080" w:sz="4"/>
+              <w:right w:val="single" w:color="808080" w:sz="4"/>
+            </w:tcBorders>
+            <w:tcMar>
+              <w:top w:type="dxa" w:w="40"/>
+              <w:left w:type="dxa" w:w="80"/>
+              <w:bottom w:type="dxa" w:w="40"/>
+              <w:right w:type="dxa" w:w="80"/>
+            </w:tcMar>
+            <w:vAlign w:val="center"/>
+          </w:tcPr>
+          <w:p>
+            <w:pPr>
+              <w:spacing w:after="0" w:before="0" w:line="260"/>
+              <w:jc w:val="left"/>
+            </w:pPr>
+            <w:r>
+              <w:rPr>
+                <w:sz w:val="17"/>
+                <w:szCs w:val="17"/>
+              </w:rPr>
+              <w:t xml:space="preserve">정답 ≠ 근거 셀 값, 키워드 있음</w:t>
+            </w:r>
+          </w:p>
+        </w:tc>
+        <w:tc>
+          <w:tcPr>
+            <w:tcW w:type="dxa" w:w="731"/>
+            <w:tcBorders>
+              <w:top w:val="single" w:color="808080" w:sz="4"/>
+              <w:left w:val="single" w:color="808080" w:sz="4"/>
+              <w:bottom w:val="single" w:color="808080" w:sz="4"/>
+              <w:right w:val="single" w:color="808080" w:sz="4"/>
+            </w:tcBorders>
+            <w:tcMar>
+              <w:top w:type="dxa" w:w="40"/>
+              <w:left w:type="dxa" w:w="80"/>
+              <w:bottom w:type="dxa" w:w="40"/>
+              <w:right w:type="dxa" w:w="80"/>
+            </w:tcMar>
+            <w:vAlign w:val="center"/>
+          </w:tcPr>
+          <w:p>
+            <w:pPr>
+              <w:spacing w:after="0" w:before="0" w:line="260"/>
+              <w:jc w:val="right"/>
+            </w:pPr>
+            <w:r>
+              <w:rPr>
+                <w:sz w:val="17"/>
+                <w:szCs w:val="17"/>
+              </w:rPr>
+              <w:t xml:space="preserve">91</w:t>
+            </w:r>
+          </w:p>
+        </w:tc>
+        <w:tc>
+          <w:tcPr>
+            <w:tcW w:type="dxa" w:w="1533"/>
+            <w:tcBorders>
+              <w:top w:val="single" w:color="808080" w:sz="4"/>
+              <w:left w:val="single" w:color="808080" w:sz="4"/>
+              <w:bottom w:val="single" w:color="808080" w:sz="4"/>
+              <w:right w:val="single" w:color="808080" w:sz="4"/>
+            </w:tcBorders>
+            <w:tcMar>
+              <w:top w:type="dxa" w:w="40"/>
+              <w:left w:type="dxa" w:w="80"/>
+              <w:bottom w:type="dxa" w:w="40"/>
+              <w:right w:type="dxa" w:w="80"/>
+            </w:tcMar>
+            <w:vAlign w:val="center"/>
+          </w:tcPr>
+          <w:p>
+            <w:pPr>
+              <w:spacing w:after="0" w:before="0" w:line="260"/>
+              <w:jc w:val="right"/>
+            </w:pPr>
+            <w:r>
+              <w:rPr>
+                <w:sz w:val="17"/>
+                <w:szCs w:val="17"/>
+              </w:rPr>
+              <w:t xml:space="preserve">78</w:t>
+            </w:r>
+          </w:p>
+        </w:tc>
+        <w:tc>
+          <w:tcPr>
+            <w:tcW w:type="dxa" w:w="731"/>
+            <w:tcBorders>
+              <w:top w:val="single" w:color="808080" w:sz="4"/>
+              <w:left w:val="single" w:color="808080" w:sz="4"/>
+              <w:bottom w:val="single" w:color="808080" w:sz="4"/>
+              <w:right w:val="single" w:color="808080" w:sz="4"/>
+            </w:tcBorders>
+            <w:tcMar>
+              <w:top w:type="dxa" w:w="40"/>
+              <w:left w:type="dxa" w:w="80"/>
+              <w:bottom w:type="dxa" w:w="40"/>
+              <w:right w:type="dxa" w:w="80"/>
+            </w:tcMar>
+            <w:vAlign w:val="center"/>
+          </w:tcPr>
+          <w:p>
+            <w:pPr>
+              <w:spacing w:after="0" w:before="0" w:line="260"/>
+              <w:jc w:val="right"/>
+            </w:pPr>
+            <w:r>
+              <w:rPr>
+                <w:sz w:val="17"/>
+                <w:szCs w:val="17"/>
+              </w:rPr>
+              <w:t xml:space="preserve">5</w:t>
+            </w:r>
+          </w:p>
+        </w:tc>
+        <w:tc>
+          <w:tcPr>
+            <w:tcW w:type="dxa" w:w="1573"/>
+            <w:tcBorders>
+              <w:top w:val="single" w:color="808080" w:sz="4"/>
+              <w:left w:val="single" w:color="808080" w:sz="4"/>
+              <w:bottom w:val="single" w:color="808080" w:sz="4"/>
+              <w:right w:val="single" w:color="808080" w:sz="4"/>
+            </w:tcBorders>
+            <w:tcMar>
+              <w:top w:type="dxa" w:w="40"/>
+              <w:left w:type="dxa" w:w="80"/>
+              <w:bottom w:type="dxa" w:w="40"/>
+              <w:right w:type="dxa" w:w="80"/>
+            </w:tcMar>
+            <w:vAlign w:val="center"/>
+          </w:tcPr>
+          <w:p>
+            <w:pPr>
+              <w:spacing w:after="0" w:before="0" w:line="260"/>
+              <w:jc w:val="right"/>
+            </w:pPr>
+            <w:r>
+              <w:rPr>
+                <w:sz w:val="17"/>
+                <w:szCs w:val="17"/>
+              </w:rPr>
+              <w:t xml:space="preserve">8</w:t>
+            </w:r>
+          </w:p>
+        </w:tc>
+        <w:tc>
+          <w:tcPr>
+            <w:tcW w:type="dxa" w:w="1263"/>
+            <w:tcBorders>
+              <w:top w:val="single" w:color="808080" w:sz="4"/>
+              <w:left w:val="single" w:color="808080" w:sz="4"/>
+              <w:bottom w:val="single" w:color="808080" w:sz="4"/>
+              <w:right w:val="single" w:color="808080" w:sz="4"/>
+            </w:tcBorders>
+            <w:tcMar>
+              <w:top w:type="dxa" w:w="40"/>
+              <w:left w:type="dxa" w:w="80"/>
+              <w:bottom w:type="dxa" w:w="40"/>
+              <w:right w:type="dxa" w:w="80"/>
+            </w:tcMar>
+            <w:vAlign w:val="center"/>
+          </w:tcPr>
+          <w:p>
+            <w:pPr>
+              <w:spacing w:after="0" w:before="0" w:line="260"/>
+              <w:jc w:val="right"/>
+            </w:pPr>
+            <w:r>
+              <w:rPr>
+                <w:sz w:val="17"/>
+                <w:szCs w:val="17"/>
+              </w:rPr>
+              <w:t xml:space="preserve">0</w:t>
+            </w:r>
+          </w:p>
+        </w:tc>
+      </w:tr>
+      <w:tr>
+        <w:trPr>
+          <w:tblHeader w:val="off"/>
+        </w:trPr>
+        <w:tc>
+          <w:tcPr>
+            <w:tcW w:type="dxa" w:w="1539"/>
+            <w:tcBorders>
+              <w:top w:val="single" w:color="808080" w:sz="4"/>
+              <w:left w:val="single" w:color="808080" w:sz="4"/>
+              <w:bottom w:val="single" w:color="808080" w:sz="4"/>
+              <w:right w:val="single" w:color="808080" w:sz="4"/>
+            </w:tcBorders>
+            <w:tcMar>
+              <w:top w:type="dxa" w:w="40"/>
+              <w:left w:type="dxa" w:w="80"/>
+              <w:bottom w:type="dxa" w:w="40"/>
+              <w:right w:type="dxa" w:w="80"/>
+            </w:tcMar>
+            <w:vAlign w:val="center"/>
+          </w:tcPr>
+          <w:p>
+            <w:pPr>
+              <w:spacing w:after="0" w:before="0" w:line="260"/>
+              <w:jc w:val="left"/>
+            </w:pPr>
+            <w:r>
+              <w:rPr>
+                <w:sz w:val="17"/>
+                <w:szCs w:val="17"/>
+              </w:rPr>
+              <w:t xml:space="preserve">정답 ≠ 근거 셀 값, 키워드 없음</w:t>
+            </w:r>
+          </w:p>
+        </w:tc>
+        <w:tc>
+          <w:tcPr>
+            <w:tcW w:type="dxa" w:w="731"/>
+            <w:tcBorders>
+              <w:top w:val="single" w:color="808080" w:sz="4"/>
+              <w:left w:val="single" w:color="808080" w:sz="4"/>
+              <w:bottom w:val="single" w:color="808080" w:sz="4"/>
+              <w:right w:val="single" w:color="808080" w:sz="4"/>
+            </w:tcBorders>
+            <w:tcMar>
+              <w:top w:type="dxa" w:w="40"/>
+              <w:left w:type="dxa" w:w="80"/>
+              <w:bottom w:type="dxa" w:w="40"/>
+              <w:right w:type="dxa" w:w="80"/>
+            </w:tcMar>
+            <w:vAlign w:val="center"/>
+          </w:tcPr>
+          <w:p>
+            <w:pPr>
+              <w:spacing w:after="0" w:before="0" w:line="260"/>
+              <w:jc w:val="right"/>
+            </w:pPr>
+            <w:r>
+              <w:rPr>
+                <w:sz w:val="17"/>
+                <w:szCs w:val="17"/>
+              </w:rPr>
+              <w:t xml:space="preserve">11</w:t>
+            </w:r>
+          </w:p>
+        </w:tc>
+        <w:tc>
+          <w:tcPr>
+            <w:tcW w:type="dxa" w:w="1533"/>
+            <w:tcBorders>
+              <w:top w:val="single" w:color="808080" w:sz="4"/>
+              <w:left w:val="single" w:color="808080" w:sz="4"/>
+              <w:bottom w:val="single" w:color="808080" w:sz="4"/>
+              <w:right w:val="single" w:color="808080" w:sz="4"/>
+            </w:tcBorders>
+            <w:tcMar>
+              <w:top w:type="dxa" w:w="40"/>
+              <w:left w:type="dxa" w:w="80"/>
+              <w:bottom w:type="dxa" w:w="40"/>
+              <w:right w:type="dxa" w:w="80"/>
+            </w:tcMar>
+            <w:vAlign w:val="center"/>
+          </w:tcPr>
+          <w:p>
+            <w:pPr>
+              <w:spacing w:after="0" w:before="0" w:line="260"/>
+              <w:jc w:val="right"/>
+            </w:pPr>
+            <w:r>
+              <w:rPr>
+                <w:sz w:val="17"/>
+                <w:szCs w:val="17"/>
+              </w:rPr>
+              <w:t xml:space="preserve">0</w:t>
+            </w:r>
+          </w:p>
+        </w:tc>
+        <w:tc>
+          <w:tcPr>
+            <w:tcW w:type="dxa" w:w="731"/>
+            <w:tcBorders>
+              <w:top w:val="single" w:color="808080" w:sz="4"/>
+              <w:left w:val="single" w:color="808080" w:sz="4"/>
+              <w:bottom w:val="single" w:color="808080" w:sz="4"/>
+              <w:right w:val="single" w:color="808080" w:sz="4"/>
+            </w:tcBorders>
+            <w:tcMar>
+              <w:top w:type="dxa" w:w="40"/>
+              <w:left w:type="dxa" w:w="80"/>
+              <w:bottom w:type="dxa" w:w="40"/>
+              <w:right w:type="dxa" w:w="80"/>
+            </w:tcMar>
+            <w:vAlign w:val="center"/>
+          </w:tcPr>
+          <w:p>
+            <w:pPr>
+              <w:spacing w:after="0" w:before="0" w:line="260"/>
+              <w:jc w:val="right"/>
+            </w:pPr>
+            <w:r>
+              <w:rPr>
+                <w:sz w:val="17"/>
+                <w:szCs w:val="17"/>
+              </w:rPr>
+              <w:t xml:space="preserve">4</w:t>
+            </w:r>
+          </w:p>
+        </w:tc>
+        <w:tc>
+          <w:tcPr>
+            <w:tcW w:type="dxa" w:w="1573"/>
+            <w:tcBorders>
+              <w:top w:val="single" w:color="808080" w:sz="4"/>
+              <w:left w:val="single" w:color="808080" w:sz="4"/>
+              <w:bottom w:val="single" w:color="808080" w:sz="4"/>
+              <w:right w:val="single" w:color="808080" w:sz="4"/>
+            </w:tcBorders>
+            <w:tcMar>
+              <w:top w:type="dxa" w:w="40"/>
+              <w:left w:type="dxa" w:w="80"/>
+              <w:bottom w:type="dxa" w:w="40"/>
+              <w:right w:type="dxa" w:w="80"/>
+            </w:tcMar>
+            <w:vAlign w:val="center"/>
+          </w:tcPr>
+          <w:p>
+            <w:pPr>
+              <w:spacing w:after="0" w:before="0" w:line="260"/>
+              <w:jc w:val="right"/>
+            </w:pPr>
+            <w:r>
+              <w:rPr>
+                <w:sz w:val="17"/>
+                <w:szCs w:val="17"/>
+              </w:rPr>
+              <w:t xml:space="preserve">4</w:t>
+            </w:r>
+          </w:p>
+        </w:tc>
+        <w:tc>
+          <w:tcPr>
+            <w:tcW w:type="dxa" w:w="1263"/>
+            <w:tcBorders>
+              <w:top w:val="single" w:color="808080" w:sz="4"/>
+              <w:left w:val="single" w:color="808080" w:sz="4"/>
+              <w:bottom w:val="single" w:color="808080" w:sz="4"/>
+              <w:right w:val="single" w:color="808080" w:sz="4"/>
+            </w:tcBorders>
+            <w:tcMar>
+              <w:top w:type="dxa" w:w="40"/>
+              <w:left w:type="dxa" w:w="80"/>
+              <w:bottom w:type="dxa" w:w="40"/>
+              <w:right w:type="dxa" w:w="80"/>
+            </w:tcMar>
+            <w:vAlign w:val="center"/>
+          </w:tcPr>
+          <w:p>
+            <w:pPr>
+              <w:spacing w:after="0" w:before="0" w:line="260"/>
+              <w:jc w:val="right"/>
+            </w:pPr>
+            <w:r>
+              <w:rPr>
+                <w:sz w:val="17"/>
+                <w:szCs w:val="17"/>
+              </w:rPr>
+              <w:t xml:space="preserve">3</w:t>
+            </w:r>
+          </w:p>
+        </w:tc>
+      </w:tr>
+      <w:tr>
+        <w:trPr>
+          <w:tblHeader w:val="off"/>
+        </w:trPr>
+        <w:tc>
+          <w:tcPr>
+            <w:tcW w:type="dxa" w:w="1539"/>
+            <w:tcBorders>
+              <w:top w:val="single" w:color="808080" w:sz="4"/>
+              <w:left w:val="single" w:color="808080" w:sz="4"/>
+              <w:bottom w:val="single" w:color="808080" w:sz="4"/>
+              <w:right w:val="single" w:color="808080" w:sz="4"/>
+            </w:tcBorders>
+            <w:tcMar>
+              <w:top w:type="dxa" w:w="40"/>
+              <w:left w:type="dxa" w:w="80"/>
+              <w:bottom w:type="dxa" w:w="40"/>
+              <w:right w:type="dxa" w:w="80"/>
+            </w:tcMar>
+            <w:vAlign w:val="center"/>
+          </w:tcPr>
+          <w:p>
+            <w:pPr>
+              <w:spacing w:after="0" w:before="0" w:line="260"/>
+              <w:jc w:val="left"/>
+            </w:pPr>
+            <w:r>
+              <w:rPr>
+                <w:sz w:val="17"/>
+                <w:szCs w:val="17"/>
+              </w:rPr>
+              <w:t xml:space="preserve">정답 = 근거 셀 값</w:t>
+            </w:r>
+          </w:p>
+        </w:tc>
+        <w:tc>
+          <w:tcPr>
+            <w:tcW w:type="dxa" w:w="731"/>
+            <w:tcBorders>
+              <w:top w:val="single" w:color="808080" w:sz="4"/>
+              <w:left w:val="single" w:color="808080" w:sz="4"/>
+              <w:bottom w:val="single" w:color="808080" w:sz="4"/>
+              <w:right w:val="single" w:color="808080" w:sz="4"/>
+            </w:tcBorders>
+            <w:tcMar>
+              <w:top w:type="dxa" w:w="40"/>
+              <w:left w:type="dxa" w:w="80"/>
+              <w:bottom w:type="dxa" w:w="40"/>
+              <w:right w:type="dxa" w:w="80"/>
+            </w:tcMar>
+            <w:vAlign w:val="center"/>
+          </w:tcPr>
+          <w:p>
+            <w:pPr>
+              <w:spacing w:after="0" w:before="0" w:line="260"/>
+              <w:jc w:val="right"/>
+            </w:pPr>
+            <w:r>
+              <w:rPr>
+                <w:sz w:val="17"/>
+                <w:szCs w:val="17"/>
+              </w:rPr>
+              <w:t xml:space="preserve">109</w:t>
+            </w:r>
+          </w:p>
+        </w:tc>
+        <w:tc>
+          <w:tcPr>
+            <w:tcW w:type="dxa" w:w="1533"/>
+            <w:tcBorders>
+              <w:top w:val="single" w:color="808080" w:sz="4"/>
+              <w:left w:val="single" w:color="808080" w:sz="4"/>
+              <w:bottom w:val="single" w:color="808080" w:sz="4"/>
+              <w:right w:val="single" w:color="808080" w:sz="4"/>
+            </w:tcBorders>
+            <w:tcMar>
+              <w:top w:type="dxa" w:w="40"/>
+              <w:left w:type="dxa" w:w="80"/>
+              <w:bottom w:type="dxa" w:w="40"/>
+              <w:right w:type="dxa" w:w="80"/>
+            </w:tcMar>
+            <w:vAlign w:val="center"/>
+          </w:tcPr>
+          <w:p>
+            <w:pPr>
+              <w:spacing w:after="0" w:before="0" w:line="260"/>
+              <w:jc w:val="right"/>
+            </w:pPr>
+            <w:r>
+              <w:rPr>
+                <w:sz w:val="17"/>
+                <w:szCs w:val="17"/>
+              </w:rPr>
+              <w:t xml:space="preserve">29</w:t>
+            </w:r>
+          </w:p>
+        </w:tc>
+        <w:tc>
+          <w:tcPr>
+            <w:tcW w:type="dxa" w:w="731"/>
+            <w:tcBorders>
+              <w:top w:val="single" w:color="808080" w:sz="4"/>
+              <w:left w:val="single" w:color="808080" w:sz="4"/>
+              <w:bottom w:val="single" w:color="808080" w:sz="4"/>
+              <w:right w:val="single" w:color="808080" w:sz="4"/>
+            </w:tcBorders>
+            <w:tcMar>
+              <w:top w:type="dxa" w:w="40"/>
+              <w:left w:type="dxa" w:w="80"/>
+              <w:bottom w:type="dxa" w:w="40"/>
+              <w:right w:type="dxa" w:w="80"/>
+            </w:tcMar>
+            <w:vAlign w:val="center"/>
+          </w:tcPr>
+          <w:p>
+            <w:pPr>
+              <w:spacing w:after="0" w:before="0" w:line="260"/>
+              <w:jc w:val="right"/>
+            </w:pPr>
+            <w:r>
+              <w:rPr>
+                <w:sz w:val="17"/>
+                <w:szCs w:val="17"/>
+              </w:rPr>
+              <w:t xml:space="preserve">0</w:t>
+            </w:r>
+          </w:p>
+        </w:tc>
+        <w:tc>
+          <w:tcPr>
+            <w:tcW w:type="dxa" w:w="1573"/>
+            <w:tcBorders>
+              <w:top w:val="single" w:color="808080" w:sz="4"/>
+              <w:left w:val="single" w:color="808080" w:sz="4"/>
+              <w:bottom w:val="single" w:color="808080" w:sz="4"/>
+              <w:right w:val="single" w:color="808080" w:sz="4"/>
+            </w:tcBorders>
+            <w:tcMar>
+              <w:top w:type="dxa" w:w="40"/>
+              <w:left w:type="dxa" w:w="80"/>
+              <w:bottom w:type="dxa" w:w="40"/>
+              <w:right w:type="dxa" w:w="80"/>
+            </w:tcMar>
+            <w:vAlign w:val="center"/>
+          </w:tcPr>
+          <w:p>
+            <w:pPr>
+              <w:spacing w:after="0" w:before="0" w:line="260"/>
+              <w:jc w:val="right"/>
+            </w:pPr>
+            <w:r>
+              <w:rPr>
+                <w:sz w:val="17"/>
+                <w:szCs w:val="17"/>
+              </w:rPr>
+              <w:t xml:space="preserve">19</w:t>
+            </w:r>
+          </w:p>
+        </w:tc>
+        <w:tc>
+          <w:tcPr>
+            <w:tcW w:type="dxa" w:w="1263"/>
+            <w:tcBorders>
+              <w:top w:val="single" w:color="808080" w:sz="4"/>
+              <w:left w:val="single" w:color="808080" w:sz="4"/>
+              <w:bottom w:val="single" w:color="808080" w:sz="4"/>
+              <w:right w:val="single" w:color="808080" w:sz="4"/>
+            </w:tcBorders>
+            <w:tcMar>
+              <w:top w:type="dxa" w:w="40"/>
+              <w:left w:type="dxa" w:w="80"/>
+              <w:bottom w:type="dxa" w:w="40"/>
+              <w:right w:type="dxa" w:w="80"/>
+            </w:tcMar>
+            <w:vAlign w:val="center"/>
+          </w:tcPr>
+          <w:p>
+            <w:pPr>
+              <w:spacing w:after="0" w:before="0" w:line="260"/>
+              <w:jc w:val="right"/>
+            </w:pPr>
+            <w:r>
+              <w:rPr>
+                <w:sz w:val="17"/>
+                <w:szCs w:val="17"/>
+              </w:rPr>
+              <w:t xml:space="preserve">61</w:t>
+            </w:r>
+          </w:p>
+        </w:tc>
+      </w:tr>
+      <w:tr>
+        <w:trPr>
+          <w:tblHeader w:val="off"/>
+        </w:trPr>
+        <w:tc>
+          <w:tcPr>
+            <w:tcW w:type="dxa" w:w="1539"/>
+            <w:tcBorders>
+              <w:top w:val="single" w:color="808080" w:sz="4"/>
+              <w:left w:val="single" w:color="808080" w:sz="4"/>
+              <w:bottom w:val="single" w:color="808080" w:sz="4"/>
+              <w:right w:val="single" w:color="808080" w:sz="4"/>
+            </w:tcBorders>
+            <w:tcMar>
+              <w:top w:type="dxa" w:w="40"/>
+              <w:left w:type="dxa" w:w="80"/>
+              <w:bottom w:type="dxa" w:w="40"/>
+              <w:right w:type="dxa" w:w="80"/>
+            </w:tcMar>
+            <w:vAlign w:val="center"/>
+          </w:tcPr>
+          <w:p>
+            <w:pPr>
+              <w:spacing w:after="0" w:before="0" w:line="260"/>
+              <w:jc w:val="left"/>
+            </w:pPr>
+            <w:r>
+              <w:rPr>
+                <w:sz w:val="17"/>
+                <w:szCs w:val="17"/>
+              </w:rPr>
+              <w:t xml:space="preserve">합계</w:t>
+            </w:r>
+          </w:p>
+        </w:tc>
+        <w:tc>
+          <w:tcPr>
+            <w:tcW w:type="dxa" w:w="731"/>
+            <w:tcBorders>
+              <w:top w:val="single" w:color="808080" w:sz="4"/>
+              <w:left w:val="single" w:color="808080" w:sz="4"/>
+              <w:bottom w:val="single" w:color="808080" w:sz="4"/>
+              <w:right w:val="single" w:color="808080" w:sz="4"/>
+            </w:tcBorders>
+            <w:tcMar>
+              <w:top w:type="dxa" w:w="40"/>
+              <w:left w:type="dxa" w:w="80"/>
+              <w:bottom w:type="dxa" w:w="40"/>
+              <w:right w:type="dxa" w:w="80"/>
+            </w:tcMar>
+            <w:vAlign w:val="center"/>
+          </w:tcPr>
+          <w:p>
+            <w:pPr>
+              <w:spacing w:after="0" w:before="0" w:line="260"/>
+              <w:jc w:val="right"/>
+            </w:pPr>
+            <w:r>
+              <w:rPr>
+                <w:sz w:val="17"/>
+                <w:szCs w:val="17"/>
+              </w:rPr>
+              <w:t xml:space="preserve">211</w:t>
+            </w:r>
+          </w:p>
+        </w:tc>
+        <w:tc>
+          <w:tcPr>
+            <w:tcW w:type="dxa" w:w="1533"/>
+            <w:tcBorders>
+              <w:top w:val="single" w:color="808080" w:sz="4"/>
+              <w:left w:val="single" w:color="808080" w:sz="4"/>
+              <w:bottom w:val="single" w:color="808080" w:sz="4"/>
+              <w:right w:val="single" w:color="808080" w:sz="4"/>
+            </w:tcBorders>
+            <w:tcMar>
+              <w:top w:type="dxa" w:w="40"/>
+              <w:left w:type="dxa" w:w="80"/>
+              <w:bottom w:type="dxa" w:w="40"/>
+              <w:right w:type="dxa" w:w="80"/>
+            </w:tcMar>
+            <w:vAlign w:val="center"/>
+          </w:tcPr>
+          <w:p>
+            <w:pPr>
+              <w:spacing w:after="0" w:before="0" w:line="260"/>
+              <w:jc w:val="right"/>
+            </w:pPr>
+            <w:r>
+              <w:rPr>
+                <w:sz w:val="17"/>
+                <w:szCs w:val="17"/>
+              </w:rPr>
+              <w:t xml:space="preserve">107</w:t>
+            </w:r>
+          </w:p>
+        </w:tc>
+        <w:tc>
+          <w:tcPr>
+            <w:tcW w:type="dxa" w:w="731"/>
+            <w:tcBorders>
+              <w:top w:val="single" w:color="808080" w:sz="4"/>
+              <w:left w:val="single" w:color="808080" w:sz="4"/>
+              <w:bottom w:val="single" w:color="808080" w:sz="4"/>
+              <w:right w:val="single" w:color="808080" w:sz="4"/>
+            </w:tcBorders>
+            <w:tcMar>
+              <w:top w:type="dxa" w:w="40"/>
+              <w:left w:type="dxa" w:w="80"/>
+              <w:bottom w:type="dxa" w:w="40"/>
+              <w:right w:type="dxa" w:w="80"/>
+            </w:tcMar>
+            <w:vAlign w:val="center"/>
+          </w:tcPr>
+          <w:p>
+            <w:pPr>
+              <w:spacing w:after="0" w:before="0" w:line="260"/>
+              <w:jc w:val="right"/>
+            </w:pPr>
+            <w:r>
+              <w:rPr>
+                <w:sz w:val="17"/>
+                <w:szCs w:val="17"/>
+              </w:rPr>
+              <w:t xml:space="preserve">9</w:t>
+            </w:r>
+          </w:p>
+        </w:tc>
+        <w:tc>
+          <w:tcPr>
+            <w:tcW w:type="dxa" w:w="1573"/>
+            <w:tcBorders>
+              <w:top w:val="single" w:color="808080" w:sz="4"/>
+              <w:left w:val="single" w:color="808080" w:sz="4"/>
+              <w:bottom w:val="single" w:color="808080" w:sz="4"/>
+              <w:right w:val="single" w:color="808080" w:sz="4"/>
+            </w:tcBorders>
+            <w:tcMar>
+              <w:top w:type="dxa" w:w="40"/>
+              <w:left w:type="dxa" w:w="80"/>
+              <w:bottom w:type="dxa" w:w="40"/>
+              <w:right w:type="dxa" w:w="80"/>
+            </w:tcMar>
+            <w:vAlign w:val="center"/>
+          </w:tcPr>
+          <w:p>
+            <w:pPr>
+              <w:spacing w:after="0" w:before="0" w:line="260"/>
+              <w:jc w:val="right"/>
+            </w:pPr>
+            <w:r>
+              <w:rPr>
+                <w:sz w:val="17"/>
+                <w:szCs w:val="17"/>
+              </w:rPr>
+              <w:t xml:space="preserve">31</w:t>
+            </w:r>
+          </w:p>
+        </w:tc>
+        <w:tc>
+          <w:tcPr>
+            <w:tcW w:type="dxa" w:w="1263"/>
+            <w:tcBorders>
+              <w:top w:val="single" w:color="808080" w:sz="4"/>
+              <w:left w:val="single" w:color="808080" w:sz="4"/>
+              <w:bottom w:val="single" w:color="808080" w:sz="4"/>
+              <w:right w:val="single" w:color="808080" w:sz="4"/>
+            </w:tcBorders>
+            <w:tcMar>
+              <w:top w:type="dxa" w:w="40"/>
+              <w:left w:type="dxa" w:w="80"/>
+              <w:bottom w:type="dxa" w:w="40"/>
+              <w:right w:type="dxa" w:w="80"/>
+            </w:tcMar>
+            <w:vAlign w:val="center"/>
+          </w:tcPr>
+          <w:p>
+            <w:pPr>
+              <w:spacing w:after="0" w:before="0" w:line="260"/>
+              <w:jc w:val="right"/>
+            </w:pPr>
+            <w:r>
+              <w:rPr>
+                <w:sz w:val="17"/>
+                <w:szCs w:val="17"/>
+              </w:rPr>
+              <w:t xml:space="preserve">64</w:t>
+            </w:r>
+          </w:p>
+        </w:tc>
+      </w:tr>
+    </w:tbl>
+    <w:p>
+      <w:pPr>
+        <w:spacing w:after="120"/>
+      </w:pPr>
+    </w:p>
+    <w:p>
+      <w:pPr>
+        <w:ind w:firstLine="400"/>
+        <w:jc w:val="both"/>
+      </w:pPr>
+      <w:r>
+        <w:t xml:space="preserve">키워드가 있는 91문항은 모두 근거 셀 외의 셀 값이 있어야 답이 정해졌다. 키워드가 없는 11문항 중 3문항은 정답이 근거 셀의 퍼센트 값을 소수로 적은 같은 값(예: 6.7과 0.067)이어서 근거 셀 하나로 정해진다고 판정했다. 정답이 근거 셀 값과 같은 109문항 중 48문항은 "What's the greatest value of Consumer in 2011?"처럼 답은 그 셀의 값이지만, 그 셀이 답인지는 다른 셀과 비교해야 정해진다. 항목 이름으로 일부를 뺀 뒤 근거 셀 하나만 남는 합계 4문항, 기준값이 근거 셀 자신에만 걸리는 1문항, 키워드가 머리글 이름 안에만 있는 2문항(예: "less than 12 months")은 근거 셀 하나로 정해진다고 판정했다.</w:t>
+      </w:r>
     </w:p>
     <w:sectPr>
       <w:pgSz w:w="11906" w:h="16838" w:orient="portrait"/>

--- a/rag-agent/thesis/thesis.docx
+++ b/rag-agent/thesis/thesis.docx
@@ -18662,7 +18662,7 @@
         <w:t xml:space="preserve">참고 조건의 해석.</w:t>
       </w:r>
       <w:r>
-        <w:t xml:space="preserve"> 표(문서)를 알고 표 전체가 입력 한도 안에 들어가는 조건에서는, 표 전체 입력과 본 방법의 답변 정확도에 유의한 차이가 없었다(HiTab 237 대 237, MultiHiertt 408 대 378). 검색이 필요한 것은 모을 표가 입력 한도를 넘을 때이며, HiTab test 538표는 합쳐서 427,228토큰으로 입력 한도 32,768의 13배다.</w:t>
+        <w:t xml:space="preserve"> 표(문서)를 알고 표 전체가 입력 한도 안에 들어가는 조건에서는, 표 전체 입력과 본 방법의 답변 정확도에 유의한 차이가 없었다(HiTab 237 대 237, MultiHiertt 408 대 378). 검색이 필요한 것은 모을 표가 입력 한도를 넘을 때이며, HiTab test 538표는 합쳐서 427,228토큰으로 입력 한도 32,768의 약 13배(427,228/32,768)다. YaRN 적용 최대 문맥 131,072토큰 기준으로도 3.26배다(Qwen Team, 2024; Qwen2.5-7B-Instruct 모델 카드).</w:t>
       </w:r>
     </w:p>
     <w:p>
@@ -24105,6 +24105,19 @@
       </w:pPr>
       <w:r>
         <w:t xml:space="preserve">Qwen Team: Yang, A., Li, A., Yang, B., et al. (2025). Qwen3 Technical Report. arXiv:2505.09388.</w:t>
+      </w:r>
+    </w:p>
+    <w:p>
+      <w:pPr>
+        <w:pStyle w:val="ListParagraph"/>
+        <w:numPr>
+          <w:ilvl w:val="0"/>
+          <w:numId w:val="2"/>
+        </w:numPr>
+        <w:jc w:val="both"/>
+      </w:pPr>
+      <w:r>
+        <w:t xml:space="preserve">Qwen Team. Qwen2.5-7B-Instruct 모델 카드. Hugging Face. https://huggingface.co/Qwen/Qwen2.5-7B-Instruct (2026-09-28 확인).</w:t>
       </w:r>
     </w:p>
     <w:p>

--- a/rag-agent/thesis/thesis.docx
+++ b/rag-agent/thesis/thesis.docx
@@ -23531,7 +23531,7 @@
         <w:t xml:space="preserve">정답 근거 주석의 범위.</w:t>
       </w:r>
       <w:r>
-        <w:t xml:space="preserve"> MultiHiertt 주석 지침은 문항마다 표와 본문의 근거를 모두 표시하도록 했으나, 원 논문의 100문항 사람 평가에서 근거 정확성(Support Facts Correctness) 평균 점수가 4점 이상인 문항은 84.9%였다(Zhao et al., 2022, Table 2). 본 연구의 MultiHiertt 답변 표본에서 조회·셀 1개 211문항 중 147문항(69.7%)은 근거로 표시된 셀이 하나지만, 답을 정하려면 다른 셀과 비교하거나 여러 셀을 세야 했다(최상급·비교 107, 순위 9, 개수·증가 여부·합계 31; 분류 방법은 부록 I). 이런 문항에서는 검색 정확도가 답에 필요한 정보가 문맥에 들어왔는지를 과대평가한다. 정답 근거 주석에 필요한 셀이 빠진 문항에서는, 정답 셀 포함 여부로 계산한 검색 정확도가 답에 필요한 정보가 문맥에 들어왔는지를 과대평가할 수 있다.</w:t>
+        <w:t xml:space="preserve"> MultiHiertt 주석 지침은 문항마다 표와 본문의 근거를 모두 표시하도록 했으나, 원 논문의 100문항 사람 평가에서 근거 정확성(Support Facts Correctness) 평균 점수가 4점 이상인 문항은 84.9%였다(Zhao et al., 2022, Table 2). 본 연구의 MultiHiertt 답변 표본에서 조회·셀 1개 211문항 중 147문항(69.7%)은 근거로 표시된 셀이 하나지만, 답을 정하려면 다른 셀과 비교하거나 여러 셀을 세야 했다(최상급·비교 107, 순위 9, 개수·증가 여부·합계 31; 분류 방법은 부록 I). 이처럼 정답 근거 주석에 필요한 셀이 빠진 문항에서는, 정답 셀 포함 여부로 계산한 검색 정확도가 답에 필요한 정보가 문맥에 들어왔는지를 과대평가한다.</w:t>
       </w:r>
     </w:p>
     <w:p>

--- a/rag-agent/thesis/thesis.docx
+++ b/rag-agent/thesis/thesis.docx
@@ -153,7 +153,7 @@
         <w:jc w:val="both"/>
       </w:pPr>
       <w:r>
-        <w:t xml:space="preserve">HiTab과 MultiHiertt에서 TableRAG 셀 검색 재구현과 그 논문의 비교군(RowCol, RandRow), 이종 문서용 청크, 고정 길이 청크를 같은 임베딩 모델·검색기·셀 예산 규칙(20셀)으로 비교했다. 셀 단위 검색은 두 데이터셋에서 정답 셀 포함률이 이 비교군들보다 높았다(HiTab 538개 표를 한 색인에 넣은 조건 .9142(표 5-3), MultiHiertt .8634). HiTab에서 데이터셋이 준 표 제목을 라벨로 넣으면 검색 정확도가 유의하게 올랐으며, 문장 틀 자체는 효과가 없었다. 머리글 규칙을 맞춘 비교에서 답변 정확도는 고정 청크보다 높았고(HiTab 237 대 206/300(템플릿은 같은 표본의 결과를 보고 선택, Holm p=.0019), MultiHiertt 408 대 368/882(p=.0052)), 두 방법 모두 정답 셀 전부를 문맥에 포함한 문항에서는 차이가 없어(HiTab 29:20 p=.25, MultiHiertt 59:62 p=.86) 답변 차이는 한쪽 방법만 정답 셀 전부를 문맥에 포함한 문항에서 나왔다. 표 전체 입력과는 유의한 차이가 없었다.</w:t>
+        <w:t xml:space="preserve">HiTab과 MultiHiertt에서 TableRAG 셀 검색 재구현과 그 논문의 비교군(RowCol, RandRow), 이종 문서용 청크, 고정 길이 청크를 같은 임베딩 모델·검색기·셀 예산 규칙(20셀)으로 비교했다. 셀 단위 검색은 두 데이터셋에서 정답 셀 포함률이 이 비교군들보다 높았다(HiTab 538개 표를 한 색인에 넣은 조건 .9142(표 5-3), MultiHiertt .8634). HiTab에서 데이터셋이 준 표 제목을 라벨로 넣으면 검색 정확도가 유의하게 올랐으며, 문장 틀 자체는 효과가 없었다. 머리글 규칙을 맞춘 비교에서 답변 정확도는 고정 청크보다 높았고(HiTab 237 대 206/300(템플릿은 같은 표본의 결과를 보고 선택, Holm p=.0019), MultiHiertt 408 대 368/882(p=.0052)), 두 방법 모두 정답 셀 전부를 리더 입력에 포함한 문항에서는 차이가 없어(HiTab 29:20 p=.25, MultiHiertt 59:62 p=.86) 답변 차이는 한쪽 방법만 정답 셀 전부를 리더 입력에 포함한 문항에서 나왔다. 표 전체 입력과는 유의한 차이가 없었다.</w:t>
       </w:r>
     </w:p>
     <w:p>
@@ -245,7 +245,7 @@
         <w:jc w:val="both"/>
       </w:pPr>
       <w:r>
-        <w:t xml:space="preserve">On HiTab and MultiHiertt, we compare the method with a re-implementation of TableRAG's cell retrieval and that paper's baselines (RowCol, RandRow), a heterogeneous-document chunking scheme and fixed-length chunks under the same embedding model, retriever and cell-budget rule (20 cells). Cell-level retrieval puts all gold cells into the context more often than these baselines on both datasets (.9142 on HiTab with all 538 tables in one index, Table 5-3; .8634 on MultiHiertt). On HiTab, adding the dataset-provided table title as the label significantly improves retrieval, while the sentence template itself has no effect. With the header rule matched, answer accuracy is higher than with fixed chunks (HiTab 237 vs 206 of 300 (template chosen after seeing results on the same sample), Holm p=.0019; MultiHiertt 408 vs 368 of 882, p=.0052); on questions where both methods retrieved all gold cells there is no difference (HiTab 29:20, p=.25; MultiHiertt 59:62, p=.86), so the answer difference comes from questions where only one method retrieved them. Answer accuracy is not significantly different from giving the reader the whole table.</w:t>
+        <w:t xml:space="preserve">On HiTab and MultiHiertt, we compare the method with a re-implementation of TableRAG's cell retrieval and that paper's baselines (RowCol, RandRow), a heterogeneous-document chunking scheme and fixed-length chunks under the same embedding model, retriever and cell-budget rule (20 cells). Cell-level retrieval puts all gold cells into the reader input more often than these baselines on both datasets (.9142 on HiTab with all 538 tables in one index, Table 5-3; .8634 on MultiHiertt). On HiTab, adding the dataset-provided table title as the label significantly improves retrieval, while the sentence template itself has no effect. With the header rule matched, answer accuracy is higher than with fixed chunks (HiTab 237 vs 206 of 300 (template chosen after seeing results on the same sample), Holm p=.0019; MultiHiertt 408 vs 368 of 882, p=.0052); on questions where both methods retrieved all gold cells there is no difference (HiTab 29:20, p=.25; MultiHiertt 59:62, p=.86), so the answer difference comes from questions where only one method retrieved them. Answer accuracy is not significantly different from giving the reader the whole table.</w:t>
       </w:r>
     </w:p>
     <w:p>
@@ -280,7 +280,7 @@
         <w:jc w:val="both"/>
       </w:pPr>
       <w:r>
-        <w:t xml:space="preserve">대규모 언어 모델(LLM)이 자연어 질문에 답할 때 외부 자료를 문맥으로 받아 쓰는 방식의 하나로 검색 증강 생성(Retrieval-Augmented Generation, RAG)이 있다. Lewis et al.(2020)은 RAG를 사전학습된 생성 모델(매개변수 기억)과 신경망 검색기로 접근하는 외부 문서 색인(비매개변수 기억)을 결합한 생성 모델로 정의했다. 기업·기관의 보고서와 통계 자료는 상당 부분이 표로 되어 있으므로, 표를 근거로 답하는 질의응답은 RAG의 주요 적용처다.</w:t>
+        <w:t xml:space="preserve">대규모 언어 모델(LLM)이 자연어 질문에 답할 때 외부 자료를 입력으로 받아 쓰는 방식의 하나로 검색 증강 생성(Retrieval-Augmented Generation, RAG)이 있다. Lewis et al.(2020)은 RAG를 사전학습된 생성 모델(매개변수 기억)과 신경망 검색기로 접근하는 외부 문서 색인(비매개변수 기억)을 결합한 생성 모델로 정의했다. 기업·기관의 보고서와 통계 자료는 상당 부분이 표로 되어 있으므로, 표를 근거로 답하는 질의응답은 RAG의 주요 적용처다.</w:t>
       </w:r>
     </w:p>
     <w:p>
@@ -455,7 +455,7 @@
         <w:t xml:space="preserve">답변 정확도까지 같은 질의로 측정하고, 차이가 어디서 나오는지 나누어 보았다.</w:t>
       </w:r>
       <w:r>
-        <w:t xml:space="preserve"> 검색 결과를 그대로 로컬 리더에 넣어 HiTab 300건, MultiHiertt 882건의 답변 정확도를 쟀다. 머리글 규칙을 맞춘 비교에서 답변 정확도는 고정 청크보다 높았다(HiTab 237 대 206, 55:24, Holm p=.0019; MultiHiertt 408 대 368, 118:78, p=.0052). 두 방법 모두 정답 셀 전부를 문맥에 포함한 문항에서는 차이가 없어(HiTab 29:20, p=.25; MultiHiertt 59:62, p=.86) 답변 차이는 한쪽 방법만 정답 셀 전부를 문맥에 포함한 문항에서 나왔다. 검색 없이 표 전체를 넣는 조건과는 유의한 차이가 없었다(HiTab 237 대 237; MultiHiertt 408 대 378, Holm p=.078; 5장, 6.2절).</w:t>
+        <w:t xml:space="preserve"> 검색 결과를 그대로 로컬 리더에 넣어 HiTab 300건, MultiHiertt 882건의 답변 정확도를 쟀다. 머리글 규칙을 맞춘 비교에서 답변 정확도는 고정 청크보다 높았다(HiTab 237 대 206, 55:24, Holm p=.0019; MultiHiertt 408 대 368, 118:78, p=.0052). 두 방법 모두 정답 셀 전부를 리더 입력에 포함한 문항에서는 차이가 없어(HiTab 29:20, p=.25; MultiHiertt 59:62, p=.86) 답변 차이는 한쪽 방법만 정답 셀 전부를 리더 입력에 포함한 문항에서 나왔다. 검색 없이 표 전체를 넣는 조건과는 유의한 차이가 없었다(HiTab 237 대 237; MultiHiertt 408 대 378, Holm p=.078; 5장, 6.2절).</w:t>
       </w:r>
     </w:p>
     <w:p>
@@ -500,7 +500,7 @@
         <w:jc w:val="both"/>
       </w:pPr>
       <w:r>
-        <w:t xml:space="preserve">2장은 계층형 표 질의응답 데이터셋, 표 안 검색과 표 RAG, 문맥 속 무관 정보가 리더에 미치는 영향에 관한 선행 연구를 정리한다. 3장은 제안 방법을 설명한다. 4장은 데이터, 비교군, 지표, 통계 검정을 포함한 실험 설정을 기술한다. 5장은 고유 라벨 효과, 검색 정확도, 답변 정확도 결과를 보고한다. 6장은 답변 정확도의 분해, 리더 입력 형식 실험, 병목 진단과 한계를 논의하고, 7장에서 결론을 맺는다.</w:t>
+        <w:t xml:space="preserve">2장은 계층형 표 질의응답 데이터셋, 표 안 검색과 표 RAG, 검색 결과 속 무관 정보가 리더에 미치는 영향에 관한 선행 연구를 정리한다. 3장은 제안 방법을 설명한다. 4장은 데이터, 비교군, 지표, 통계 검정을 포함한 실험 설정을 기술한다. 5장은 고유 라벨 효과, 검색 정확도, 답변 정확도 결과를 보고한다. 6장은 답변 정확도의 분해, 리더 입력 형식 실험, 병목 진단과 한계를 논의하고, 7장에서 결론을 맺는다.</w:t>
       </w:r>
     </w:p>
     <w:p>
@@ -631,7 +631,7 @@
         <w:t xml:space="preserve">문서</w:t>
       </w:r>
       <w:r>
-        <w:t xml:space="preserve">를 찾는 코퍼스 전역 검색을 다룬다. 계층 구조는 행·열 단위 요약문으로 표현하고, LLM 재순위화를 쓰며, 문서 단위 적중률(HiT@K)을 보고한다. 본 연구와는 검색 단위(행·열 요약문 대 셀 하나), 검색 성공의 정의(문서를 맞혔는가 대 정답 근거 셀이 문맥에 들어왔는가), 설정(코퍼스 전역 대 closed-domain)이 다르다. 두 연구의 수치는 같은 표에 놓고 비교할 수 없다.</w:t>
+        <w:t xml:space="preserve">를 찾는 코퍼스 전역 검색을 다룬다. 계층 구조는 행·열 단위 요약문으로 표현하고, LLM 재순위화를 쓰며, 문서 단위 적중률(HiT@K)을 보고한다. 본 연구와는 검색 단위(행·열 요약문 대 셀 하나), 검색 성공의 정의(문서를 맞혔는가 대 정답 근거 셀이 리더 입력에 들어왔는가), 설정(코퍼스 전역 대 closed-domain)이 다르다. 두 연구의 수치는 같은 표에 놓고 비교할 수 없다.</w:t>
       </w:r>
     </w:p>
     <w:p>
@@ -671,7 +671,7 @@
         <w:pStyle w:val="Heading2"/>
       </w:pPr>
       <w:r>
-        <w:t xml:space="preserve">2.3 문맥 속 무관 정보가 리더에 미치는 영향</w:t>
+        <w:t xml:space="preserve">2.3 검색 결과 속 무관 정보가 리더에 미치는 영향</w:t>
       </w:r>
     </w:p>
     <w:p>
@@ -680,7 +680,7 @@
         <w:jc w:val="both"/>
       </w:pPr>
       <w:r>
-        <w:t xml:space="preserve">검색된 문맥에 질문과 관련은 있으나 답이 아닌 정보가 섞이면 리더의 정확도가 떨어진다는 결과가 여러 연구에서 보고되었다. Cuconasu et al.(2024)은 정답 문서에 질문과 의미가 가깝지만 답은 없는 방해 문서를 더하면 1개만 넣어도 정확도가 크게 떨어지고, 개수가 늘수록 대체로 더 떨어진다는 것을 보였다(NQ-open, 7B급 LLM 4개). 표 질의응답에서도 CABINET(Patnaik et al., 2024)은 "대개 표 전체 중 질문의 답을 끌어내는 데 관련된 부분은 작고, 관련 없는 부분은 잡음이자 방해 정보로 작용한다"고 지적했다. Liu et al.(2024)은 검색 문서 수를 늘릴 때 리더 성능이 검색 재현율보다 훨씬 먼저 포화한다는 것을 보였다.</w:t>
+        <w:t xml:space="preserve">검색 결과에 질문과 관련은 있으나 답이 아닌 정보가 섞이면 리더의 정확도가 떨어진다는 결과가 여러 연구에서 보고되었다. Cuconasu et al.(2024)은 정답 문서에 질문과 의미가 가깝지만 답은 없는 방해 문서를 더하면 1개만 넣어도 정확도가 크게 떨어지고, 개수가 늘수록 대체로 더 떨어진다는 것을 보였다(NQ-open, 7B급 LLM 4개). 표 질의응답에서도 CABINET(Patnaik et al., 2024)은 "대개 표 전체 중 질문의 답을 끌어내는 데 관련된 부분은 작고, 관련 없는 부분은 잡음이자 방해 정보로 작용한다"고 지적했다. Liu et al.(2024)은 검색 문서 수를 늘릴 때 리더 성능이 검색 재현율보다 훨씬 먼저 포화한다는 것을 보였다.</w:t>
       </w:r>
     </w:p>
     <w:p>
@@ -2030,7 +2030,7 @@
         <w:t xml:space="preserve">셀 문장의 고유성.</w:t>
       </w:r>
       <w:r>
-        <w:t xml:space="preserve"> 본 방법은 셀마다 서로 다른 문장을 만든다는 전제에 선다. 두 셀의 문장이 값만 빼고 같으면 임베딩과 BM25는 두 셀을 머리글로 구별할 수 없고, 리더도 문맥에서 어느 값이 무엇인지 알 수 없다. 그런데 추정한 머리글 경로만으로는 이 전제가 깨질 수 있다. MultiHiertt train 분할에서 같은 문서 안에 값을 뺀 문장이 똑같은 다른 셀이 있는 데이터 셀의 비율은 v1 규칙에서 27.6%(429,048개 중), v3.3 규칙에서 11.8%(423,473개 중)였다. 예를 들어 한 표에서 네 열의 윗층 머리글이 빠지면 네 셀이 모두 "Recoveries of loans and leases previously charged off &gt; 2015: 값"이라는 같은 문장이 된다.</w:t>
+        <w:t xml:space="preserve"> 본 방법은 셀마다 서로 다른 문장을 만든다는 전제에 선다. 두 셀의 문장이 값만 빼고 같으면 임베딩과 BM25는 두 셀을 머리글로 구별할 수 없고, 리더도 리더 입력에서 어느 값이 무엇인지 알 수 없다. 그런데 추정한 머리글 경로만으로는 이 전제가 깨질 수 있다. MultiHiertt train 분할에서 같은 문서 안에 값을 뺀 문장이 똑같은 다른 셀이 있는 데이터 셀의 비율은 v1 규칙에서 27.6%(429,048개 중), v3.3 규칙에서 11.8%(423,473개 중)였다. 예를 들어 한 표에서 네 열의 윗층 머리글이 빠지면 네 셀이 모두 "Recoveries of loans and leases previously charged off &gt; 2015: 값"이라는 같은 문장이 된다.</w:t>
       </w:r>
     </w:p>
     <w:p>
@@ -2790,7 +2790,7 @@
         <w:t xml:space="preserve">BAAI/bge-base-en-v1.5</w:t>
       </w:r>
       <w:r>
-        <w:t xml:space="preserve">(Xiao et al., 2024)로 임베딩한다. 이 모델의 사용법대로 질문 앞에만 검색용 지시문("Represent this sentence for searching relevant passages: ")을 붙이고 문장에는 붙이지 않는다. 벡터는 정규화해 코사인 유사도를 쓴다. 입력 한도(512토큰)를 넘는 셀 문장은 없었다(HiTab 67,664문장 중 최대 144토큰).</w:t>
+        <w:t xml:space="preserve">(Xiao et al., 2024)로 임베딩한다. 이 모델의 사용법대로 질문 앞에만 검색용 지시문("Represent this sentence for searching relevant passages: ")을 붙이고 문장에는 붙이지 않는다. 벡터는 정규화해 코사인 유사도를 쓴다. 입력 한도(context window, 512토큰)를 넘는 셀 문장은 없었다(HiTab 67,664문장 중 최대 144토큰).</w:t>
       </w:r>
     </w:p>
     <w:p>
@@ -2857,7 +2857,7 @@
         <w:jc w:val="both"/>
       </w:pPr>
       <w:r>
-        <w:t xml:space="preserve">리더에게 주는 문맥의 크기는 </w:t>
+        <w:t xml:space="preserve">리더 입력의 크기는 </w:t>
       </w:r>
       <w:r>
         <w:rPr>
@@ -2913,7 +2913,7 @@
         <w:t xml:space="preserve">Qwen2.5-7B-Instruct</w:t>
       </w:r>
       <w:r>
-        <w:t xml:space="preserve">(Qwen Team, 2024) 4비트 양자화, greedy 디코딩, 최대 64토큰. 프롬프트는 "주어진 표 문맥만 써서 질문에 답하라. 문맥은 표, 표 일부, 셀 설명일 수 있다. 행·열 라벨을 읽어 해당 값을 찾아라. 설명 없이 답만 내라. 값이 여러 개면 쉼표로 구분하라"는 뜻의 영어 지시문이다(부록 D).</w:t>
+        <w:t xml:space="preserve">(Qwen Team, 2024) 4비트 양자화, greedy 디코딩, 최대 64토큰. 프롬프트는 "주어진 표 자료만 써서 질문에 답하라. 자료는 표, 표 일부, 셀 설명일 수 있다. 행·열 라벨을 읽어 해당 값을 찾아라. 설명 없이 답만 내라. 값이 여러 개면 쉼표로 구분하라"는 뜻의 영어 지시문이다(부록 D).</w:t>
       </w:r>
     </w:p>
     <w:p>
@@ -5102,6 +5102,22 @@
       </w:pPr>
       <w:r>
         <w:t xml:space="preserve">4.3 지표</w:t>
+      </w:r>
+    </w:p>
+    <w:p>
+      <w:pPr>
+        <w:ind w:firstLine="400"/>
+        <w:jc w:val="both"/>
+      </w:pPr>
+      <w:r>
+        <w:rPr>
+          <w:b/>
+          <w:bCs/>
+        </w:rPr>
+        <w:t xml:space="preserve">리더 입력.</w:t>
+      </w:r>
+      <w:r>
+        <w:t xml:space="preserve"> 질문과 함께 리더에게 넘긴 셀·청크·표(지시문 제외)다.</w:t>
       </w:r>
     </w:p>
     <w:p>
@@ -12713,7 +12729,7 @@
         <w:jc w:val="both"/>
       </w:pPr>
       <w:r>
-        <w:t xml:space="preserve">검색에 성공해도 정답률은 .83에 그친다. 정답 셀만 넣은 조건에서 같은 리더의 답변 정확도는 .950이므로(단일 셀 조회 991건, 부록 B), 그 차이는 정답 셀과 함께 들어간 나머지 19개 셀과 관련된다. 이는 문맥 속 방해 정보가 리더 정확도를 떨어뜨린다는 선행 연구(2.3절)와 같은 방향이다. 본 방법의 20셀 문맥은 평균 1,230토큰으로 청크 표현(645)의 약 1.9배이며, 문장마다 표 제목과 경로를 반복하기 때문이다. 본 연구는 질의당 토큰 비용에서 본 방법이 유리하다고 주장하지 않는다.</w:t>
+        <w:t xml:space="preserve">검색에 성공해도 정답률은 .83에 그친다. 정답 셀만 넣은 조건에서 같은 리더의 답변 정확도는 .950이므로(단일 셀 조회 991건, 부록 B), 그 차이는 정답 셀과 함께 들어간 나머지 19개 셀과 관련된다. 이는 검색 결과 속 방해 정보가 리더 정확도를 떨어뜨린다는 선행 연구(2.3절)와 같은 방향이다. 본 방법의 20셀 리더 입력은 평균 1,230토큰으로 청크 표현(645)의 약 1.9배이며, 문장마다 표 제목과 경로를 반복하기 때문이다. 본 연구는 질의당 토큰 비용에서 본 방법이 유리하다고 주장하지 않는다.</w:t>
       </w:r>
     </w:p>
     <w:p>
@@ -12729,7 +12745,7 @@
         <w:t xml:space="preserve">표 전체와의 비교.</w:t>
       </w:r>
       <w:r>
-        <w:t xml:space="preserve"> 검색 없이 질문의 표 전체를 마크다운으로 리더에 넣은 조건의 답변 정확도는 .7900으로, 본 방법(.7900)과 같다(237 대 237, 불일치 32:32, p=1). 표 전체 조건은 고정 청크보다 유의하게 높다(39:8, p=5.5×10⁻⁶). 표 전체 입력은 평균 1,005토큰으로 본 방법 20셀 문맥(1,230토큰)보다 짧다. 따라서 HiTab 단일 셀 조회에서 본 방법의 20셀 문맥이 표 전체보다 답변 정확도를 높인다고 말할 수 없다. 이 비교의 방향은 사전에 예측하지 않았다.</w:t>
+        <w:t xml:space="preserve"> 검색 없이 질문의 표 전체를 마크다운으로 리더에 넣은 조건의 답변 정확도는 .7900으로, 본 방법(.7900)과 같다(237 대 237, 불일치 32:32, p=1). 표 전체 조건은 고정 청크보다 유의하게 높다(39:8, p=5.5×10⁻⁶). 표 전체 입력은 평균 1,005토큰으로 본 방법 20셀 리더 입력(1,230토큰)보다 짧다. 따라서 HiTab 단일 셀 조회에서 본 방법의 20셀 리더 입력이 표 전체보다 답변 정확도를 높인다고 말할 수 없다. 이 비교의 방향은 사전에 예측하지 않았다.</w:t>
       </w:r>
     </w:p>
     <w:p>
@@ -18662,7 +18678,7 @@
         <w:t xml:space="preserve">참고 조건의 해석.</w:t>
       </w:r>
       <w:r>
-        <w:t xml:space="preserve"> 표(문서)를 알고 표 전체가 입력 한도 안에 들어가는 조건에서는, 표 전체 입력과 본 방법의 답변 정확도에 유의한 차이가 없었다(HiTab 237 대 237, MultiHiertt 408 대 378). 검색이 필요한 것은 모을 표가 입력 한도를 넘을 때이며, HiTab test 538표는 합쳐서 427,228토큰으로 입력 한도 32,768의 약 13배(427,228/32,768)다. YaRN 적용 최대 문맥 131,072토큰 기준으로도 3.26배다(Qwen Team, 2024; Qwen2.5-7B-Instruct 모델 카드).</w:t>
+        <w:t xml:space="preserve"> 표(문서)를 알고 표 전체가 입력 한도 안에 들어가는 조건에서는, 표 전체 입력과 본 방법의 답변 정확도에 유의한 차이가 없었다(HiTab 237 대 237, MultiHiertt 408 대 378). 검색이 필요한 것은 모을 표가 입력 한도를 넘을 때이며, HiTab test 538표는 합쳐서 427,228토큰으로 입력 한도 32,768의 약 13배(427,228/32,768)다. YaRN을 적용한 입력 한도 131,072토큰 기준으로도 3.26배다(Qwen Team, 2024; Qwen2.5-7B-Instruct 모델 카드).</w:t>
       </w:r>
     </w:p>
     <w:p>
@@ -19873,7 +19889,7 @@
         <w:jc w:val="both"/>
       </w:pPr>
       <w:r>
-        <w:t xml:space="preserve">답변 정확도는 "검색이 정답 셀을 문맥에 넣었는가"와 "넣어 준 문맥으로 리더가 맞히는가"로 나눌 수 있다. 표 6-1은 셀 문장(본 방법)과 고정 청크의 답변 정확도를 검색 성공 여부로 나눈 것이고, 표 6-2는 두 방법 모두 정답 셀 전부를 문맥에 포함한 문항만 모아 비교한 것이다. MultiHiertt는 두 방법 모두 최종 머리글 규칙의 검색 결과를 쓴다.</w:t>
+        <w:t xml:space="preserve">답변 정확도는 "검색이 정답 셀을 리더 입력에 넣었는가"와 "넣어 준 리더 입력으로 리더가 맞히는가"로 나눌 수 있다. 표 6-1은 셀 문장(본 방법)과 고정 청크의 답변 정확도를 검색 성공 여부로 나눈 것이고, 표 6-2는 두 방법 모두 정답 셀 전부를 리더 입력에 포함한 문항만 모아 비교한 것이다. MultiHiertt는 두 방법 모두 최종 머리글 규칙의 검색 결과를 쓴다.</w:t>
       </w:r>
     </w:p>
     <w:p>
@@ -21049,7 +21065,7 @@
         <w:jc w:val="both"/>
       </w:pPr>
       <w:r>
-        <w:t xml:space="preserve">고정 청크(최종 규칙)의 검색 성공 687건은 처음 규칙의 값(부록 표 F-2)과 같다. 두 규칙에서 문맥이 다른 문항은 57건, 검색 성공 여부가 다른 문항은 12건이었으나 6건씩 반대 방향이라 합계가 같다.</w:t>
+        <w:t xml:space="preserve">고정 청크(최종 규칙)의 검색 성공 687건은 처음 규칙의 값(부록 표 F-2)과 같다. 두 규칙에서 리더 입력이 다른 문항은 57건, 검색 성공 여부가 다른 문항은 12건이었으나 6건씩 반대 방향이라 합계가 같다.</w:t>
       </w:r>
     </w:p>
     <w:p>
@@ -21057,7 +21073,7 @@
         <w:pStyle w:val="TableCaption"/>
       </w:pPr>
       <w:r>
-        <w:t xml:space="preserve">[표 6-2] 두 방법 모두 정답 셀 전부를 문맥에 포함한 문항의 답변 정확도</w:t>
+        <w:t xml:space="preserve">[표 6-2] 두 방법 모두 정답 셀 전부를 리더 입력에 포함한 문항의 답변 정확도</w:t>
       </w:r>
     </w:p>
     <w:tbl>
@@ -21887,7 +21903,7 @@
         <w:jc w:val="both"/>
       </w:pPr>
       <w:r>
-        <w:t xml:space="preserve">두 방법 모두 정답 셀 전부를 문맥에 포함한 문항에서는 답변 정확도에 차이가 없었다. 답변 정확도의 차이(HiTab 31건, MultiHiertt 40건)는 한쪽 방법만 정답 셀 전부를 문맥에 포함한 문항에서 나왔다. HiTab에서 셀 문장만 검색에 성공한 31건은 셀 문장이 26건, 고정 청크가 0건을 맞혔고, 고정 청크만 성공한 7건은 셀 문장 0건, 고정 청크 4건이었다. MultiHiertt에서는 셀 문장만 성공한 148건에서 72 대 18, 고정 청크만 성공한 45건에서 7 대 17, 둘 다 실패한 47건에서 7 대 8이었다. 검색 성공 시 정답률은 HiTab에서 셀 문장이 .8258로 고정 청크(.7833)보다 높고, MultiHiertt에서는 두 방법이 같은 수준이다(.4987 대 .4978).</w:t>
+        <w:t xml:space="preserve">두 방법 모두 정답 셀 전부를 리더 입력에 포함한 문항에서는 답변 정확도에 차이가 없었다. 답변 정확도의 차이(HiTab 31건, MultiHiertt 40건)는 한쪽 방법만 정답 셀 전부를 리더 입력에 포함한 문항에서 나왔다. HiTab에서 셀 문장만 검색에 성공한 31건은 셀 문장이 26건, 고정 청크가 0건을 맞혔고, 고정 청크만 성공한 7건은 셀 문장 0건, 고정 청크 4건이었다. MultiHiertt에서는 셀 문장만 성공한 148건에서 72 대 18, 고정 청크만 성공한 45건에서 7 대 17, 둘 다 실패한 47건에서 7 대 8이었다. 검색 성공 시 정답률은 HiTab에서 셀 문장이 .8258로 고정 청크(.7833)보다 높고, MultiHiertt에서는 두 방법이 같은 수준이다(.4987 대 .4978).</w:t>
       </w:r>
     </w:p>
     <w:p>
@@ -21896,7 +21912,7 @@
         <w:jc w:val="both"/>
       </w:pPr>
       <w:r>
-        <w:t xml:space="preserve">MultiHiertt를 처음 머리글 규칙으로 비교하면 모양이 다르다. 처음 규칙의 본 방법은 두 방법 모두 정답 셀 전부를 문맥에 포함한 628건에서도 고정 청크(처음 규칙)보다 낮았다(280 대 318, 38:76, p=.00048). 머리글 규칙을 맞추면(최종 대 최종) 이 차이는 사라진다(59:62, p=.86). 처음 규칙의 분해와 교집합은 부록 F에 싣는다.</w:t>
+        <w:t xml:space="preserve">MultiHiertt를 처음 머리글 규칙으로 비교하면 모양이 다르다. 처음 규칙의 본 방법은 두 방법 모두 정답 셀 전부를 리더 입력에 포함한 628건에서도 고정 청크(처음 규칙)보다 낮았다(280 대 318, 38:76, p=.00048). 머리글 규칙을 맞추면(최종 대 최종) 이 차이는 사라진다(59:62, p=.86). 처음 규칙의 분해와 교집합은 부록 F에 싣는다.</w:t>
       </w:r>
     </w:p>
     <w:p>
@@ -22003,10 +22019,10 @@
         <w:tblLayout w:type="fixed"/>
       </w:tblPr>
       <w:tblGrid>
-        <w:gridCol w:w="2375"/>
-        <w:gridCol w:w="823"/>
-        <w:gridCol w:w="3347"/>
-        <w:gridCol w:w="825"/>
+        <w:gridCol w:w="2318"/>
+        <w:gridCol w:w="811"/>
+        <w:gridCol w:w="3428"/>
+        <w:gridCol w:w="813"/>
       </w:tblGrid>
       <w:tr>
         <w:trPr>
@@ -22014,7 +22030,7 @@
         </w:trPr>
         <w:tc>
           <w:tcPr>
-            <w:tcW w:type="dxa" w:w="2375"/>
+            <w:tcW w:type="dxa" w:w="2318"/>
             <w:tcBorders>
               <w:top w:val="single" w:color="808080" w:sz="4"/>
               <w:left w:val="single" w:color="808080" w:sz="4"/>
@@ -22048,7 +22064,7 @@
         </w:tc>
         <w:tc>
           <w:tcPr>
-            <w:tcW w:type="dxa" w:w="823"/>
+            <w:tcW w:type="dxa" w:w="811"/>
             <w:tcBorders>
               <w:top w:val="single" w:color="808080" w:sz="4"/>
               <w:left w:val="single" w:color="808080" w:sz="4"/>
@@ -22082,7 +22098,7 @@
         </w:tc>
         <w:tc>
           <w:tcPr>
-            <w:tcW w:type="dxa" w:w="3347"/>
+            <w:tcW w:type="dxa" w:w="3428"/>
             <w:tcBorders>
               <w:top w:val="single" w:color="808080" w:sz="4"/>
               <w:left w:val="single" w:color="808080" w:sz="4"/>
@@ -22116,7 +22132,7 @@
         </w:tc>
         <w:tc>
           <w:tcPr>
-            <w:tcW w:type="dxa" w:w="825"/>
+            <w:tcW w:type="dxa" w:w="813"/>
             <w:tcBorders>
               <w:top w:val="single" w:color="808080" w:sz="4"/>
               <w:left w:val="single" w:color="808080" w:sz="4"/>
@@ -22155,7 +22171,7 @@
         </w:trPr>
         <w:tc>
           <w:tcPr>
-            <w:tcW w:type="dxa" w:w="2375"/>
+            <w:tcW w:type="dxa" w:w="2318"/>
             <w:tcBorders>
               <w:top w:val="single" w:color="808080" w:sz="4"/>
               <w:left w:val="single" w:color="808080" w:sz="4"/>
@@ -22186,7 +22202,7 @@
         </w:tc>
         <w:tc>
           <w:tcPr>
-            <w:tcW w:type="dxa" w:w="823"/>
+            <w:tcW w:type="dxa" w:w="811"/>
             <w:tcBorders>
               <w:top w:val="single" w:color="808080" w:sz="4"/>
               <w:left w:val="single" w:color="808080" w:sz="4"/>
@@ -22217,7 +22233,7 @@
         </w:tc>
         <w:tc>
           <w:tcPr>
-            <w:tcW w:type="dxa" w:w="3347"/>
+            <w:tcW w:type="dxa" w:w="3428"/>
             <w:tcBorders>
               <w:top w:val="single" w:color="808080" w:sz="4"/>
               <w:left w:val="single" w:color="808080" w:sz="4"/>
@@ -22248,7 +22264,7 @@
         </w:tc>
         <w:tc>
           <w:tcPr>
-            <w:tcW w:type="dxa" w:w="825"/>
+            <w:tcW w:type="dxa" w:w="813"/>
             <w:tcBorders>
               <w:top w:val="single" w:color="808080" w:sz="4"/>
               <w:left w:val="single" w:color="808080" w:sz="4"/>
@@ -22284,7 +22300,7 @@
         </w:trPr>
         <w:tc>
           <w:tcPr>
-            <w:tcW w:type="dxa" w:w="2375"/>
+            <w:tcW w:type="dxa" w:w="2318"/>
             <w:tcBorders>
               <w:top w:val="single" w:color="808080" w:sz="4"/>
               <w:left w:val="single" w:color="808080" w:sz="4"/>
@@ -22308,31 +22324,31 @@
         </w:tc>
         <w:tc>
           <w:tcPr>
-            <w:tcW w:type="dxa" w:w="823"/>
-            <w:tcBorders>
-              <w:top w:val="single" w:color="808080" w:sz="4"/>
-              <w:left w:val="single" w:color="808080" w:sz="4"/>
-              <w:bottom w:val="single" w:color="808080" w:sz="4"/>
-              <w:right w:val="single" w:color="808080" w:sz="4"/>
-            </w:tcBorders>
-            <w:tcMar>
-              <w:top w:type="dxa" w:w="40"/>
-              <w:left w:type="dxa" w:w="80"/>
-              <w:bottom w:type="dxa" w:w="40"/>
-              <w:right w:type="dxa" w:w="80"/>
-            </w:tcMar>
-            <w:vAlign w:val="center"/>
-          </w:tcPr>
-          <w:p>
-            <w:pPr>
-              <w:spacing w:after="0" w:before="0" w:line="260"/>
-              <w:jc w:val="right"/>
-            </w:pPr>
-          </w:p>
-        </w:tc>
-        <w:tc>
-          <w:tcPr>
-            <w:tcW w:type="dxa" w:w="3347"/>
+            <w:tcW w:type="dxa" w:w="811"/>
+            <w:tcBorders>
+              <w:top w:val="single" w:color="808080" w:sz="4"/>
+              <w:left w:val="single" w:color="808080" w:sz="4"/>
+              <w:bottom w:val="single" w:color="808080" w:sz="4"/>
+              <w:right w:val="single" w:color="808080" w:sz="4"/>
+            </w:tcBorders>
+            <w:tcMar>
+              <w:top w:type="dxa" w:w="40"/>
+              <w:left w:type="dxa" w:w="80"/>
+              <w:bottom w:type="dxa" w:w="40"/>
+              <w:right w:type="dxa" w:w="80"/>
+            </w:tcMar>
+            <w:vAlign w:val="center"/>
+          </w:tcPr>
+          <w:p>
+            <w:pPr>
+              <w:spacing w:after="0" w:before="0" w:line="260"/>
+              <w:jc w:val="right"/>
+            </w:pPr>
+          </w:p>
+        </w:tc>
+        <w:tc>
+          <w:tcPr>
+            <w:tcW w:type="dxa" w:w="3428"/>
             <w:tcBorders>
               <w:top w:val="single" w:color="808080" w:sz="4"/>
               <w:left w:val="single" w:color="808080" w:sz="4"/>
@@ -22363,7 +22379,7 @@
         </w:tc>
         <w:tc>
           <w:tcPr>
-            <w:tcW w:type="dxa" w:w="825"/>
+            <w:tcW w:type="dxa" w:w="813"/>
             <w:tcBorders>
               <w:top w:val="single" w:color="808080" w:sz="4"/>
               <w:left w:val="single" w:color="808080" w:sz="4"/>
@@ -22399,7 +22415,7 @@
         </w:trPr>
         <w:tc>
           <w:tcPr>
-            <w:tcW w:type="dxa" w:w="2375"/>
+            <w:tcW w:type="dxa" w:w="2318"/>
             <w:tcBorders>
               <w:top w:val="single" w:color="808080" w:sz="4"/>
               <w:left w:val="single" w:color="808080" w:sz="4"/>
@@ -22423,31 +22439,31 @@
         </w:tc>
         <w:tc>
           <w:tcPr>
-            <w:tcW w:type="dxa" w:w="823"/>
-            <w:tcBorders>
-              <w:top w:val="single" w:color="808080" w:sz="4"/>
-              <w:left w:val="single" w:color="808080" w:sz="4"/>
-              <w:bottom w:val="single" w:color="808080" w:sz="4"/>
-              <w:right w:val="single" w:color="808080" w:sz="4"/>
-            </w:tcBorders>
-            <w:tcMar>
-              <w:top w:type="dxa" w:w="40"/>
-              <w:left w:type="dxa" w:w="80"/>
-              <w:bottom w:type="dxa" w:w="40"/>
-              <w:right w:type="dxa" w:w="80"/>
-            </w:tcMar>
-            <w:vAlign w:val="center"/>
-          </w:tcPr>
-          <w:p>
-            <w:pPr>
-              <w:spacing w:after="0" w:before="0" w:line="260"/>
-              <w:jc w:val="right"/>
-            </w:pPr>
-          </w:p>
-        </w:tc>
-        <w:tc>
-          <w:tcPr>
-            <w:tcW w:type="dxa" w:w="3347"/>
+            <w:tcW w:type="dxa" w:w="811"/>
+            <w:tcBorders>
+              <w:top w:val="single" w:color="808080" w:sz="4"/>
+              <w:left w:val="single" w:color="808080" w:sz="4"/>
+              <w:bottom w:val="single" w:color="808080" w:sz="4"/>
+              <w:right w:val="single" w:color="808080" w:sz="4"/>
+            </w:tcBorders>
+            <w:tcMar>
+              <w:top w:type="dxa" w:w="40"/>
+              <w:left w:type="dxa" w:w="80"/>
+              <w:bottom w:type="dxa" w:w="40"/>
+              <w:right w:type="dxa" w:w="80"/>
+            </w:tcMar>
+            <w:vAlign w:val="center"/>
+          </w:tcPr>
+          <w:p>
+            <w:pPr>
+              <w:spacing w:after="0" w:before="0" w:line="260"/>
+              <w:jc w:val="right"/>
+            </w:pPr>
+          </w:p>
+        </w:tc>
+        <w:tc>
+          <w:tcPr>
+            <w:tcW w:type="dxa" w:w="3428"/>
             <w:tcBorders>
               <w:top w:val="single" w:color="808080" w:sz="4"/>
               <w:left w:val="single" w:color="808080" w:sz="4"/>
@@ -22478,7 +22494,7 @@
         </w:tc>
         <w:tc>
           <w:tcPr>
-            <w:tcW w:type="dxa" w:w="825"/>
+            <w:tcW w:type="dxa" w:w="813"/>
             <w:tcBorders>
               <w:top w:val="single" w:color="808080" w:sz="4"/>
               <w:left w:val="single" w:color="808080" w:sz="4"/>
@@ -22514,7 +22530,7 @@
         </w:trPr>
         <w:tc>
           <w:tcPr>
-            <w:tcW w:type="dxa" w:w="2375"/>
+            <w:tcW w:type="dxa" w:w="2318"/>
             <w:tcBorders>
               <w:top w:val="single" w:color="808080" w:sz="4"/>
               <w:left w:val="single" w:color="808080" w:sz="4"/>
@@ -22545,7 +22561,7 @@
         </w:tc>
         <w:tc>
           <w:tcPr>
-            <w:tcW w:type="dxa" w:w="823"/>
+            <w:tcW w:type="dxa" w:w="811"/>
             <w:tcBorders>
               <w:top w:val="single" w:color="808080" w:sz="4"/>
               <w:left w:val="single" w:color="808080" w:sz="4"/>
@@ -22576,7 +22592,7 @@
         </w:tc>
         <w:tc>
           <w:tcPr>
-            <w:tcW w:type="dxa" w:w="3347"/>
+            <w:tcW w:type="dxa" w:w="3428"/>
             <w:tcBorders>
               <w:top w:val="single" w:color="808080" w:sz="4"/>
               <w:left w:val="single" w:color="808080" w:sz="4"/>
@@ -22607,7 +22623,7 @@
         </w:tc>
         <w:tc>
           <w:tcPr>
-            <w:tcW w:type="dxa" w:w="825"/>
+            <w:tcW w:type="dxa" w:w="813"/>
             <w:tcBorders>
               <w:top w:val="single" w:color="808080" w:sz="4"/>
               <w:left w:val="single" w:color="808080" w:sz="4"/>
@@ -22643,7 +22659,7 @@
         </w:trPr>
         <w:tc>
           <w:tcPr>
-            <w:tcW w:type="dxa" w:w="2375"/>
+            <w:tcW w:type="dxa" w:w="2318"/>
             <w:tcBorders>
               <w:top w:val="single" w:color="808080" w:sz="4"/>
               <w:left w:val="single" w:color="808080" w:sz="4"/>
@@ -22667,31 +22683,31 @@
         </w:tc>
         <w:tc>
           <w:tcPr>
-            <w:tcW w:type="dxa" w:w="823"/>
-            <w:tcBorders>
-              <w:top w:val="single" w:color="808080" w:sz="4"/>
-              <w:left w:val="single" w:color="808080" w:sz="4"/>
-              <w:bottom w:val="single" w:color="808080" w:sz="4"/>
-              <w:right w:val="single" w:color="808080" w:sz="4"/>
-            </w:tcBorders>
-            <w:tcMar>
-              <w:top w:type="dxa" w:w="40"/>
-              <w:left w:type="dxa" w:w="80"/>
-              <w:bottom w:type="dxa" w:w="40"/>
-              <w:right w:type="dxa" w:w="80"/>
-            </w:tcMar>
-            <w:vAlign w:val="center"/>
-          </w:tcPr>
-          <w:p>
-            <w:pPr>
-              <w:spacing w:after="0" w:before="0" w:line="260"/>
-              <w:jc w:val="right"/>
-            </w:pPr>
-          </w:p>
-        </w:tc>
-        <w:tc>
-          <w:tcPr>
-            <w:tcW w:type="dxa" w:w="3347"/>
+            <w:tcW w:type="dxa" w:w="811"/>
+            <w:tcBorders>
+              <w:top w:val="single" w:color="808080" w:sz="4"/>
+              <w:left w:val="single" w:color="808080" w:sz="4"/>
+              <w:bottom w:val="single" w:color="808080" w:sz="4"/>
+              <w:right w:val="single" w:color="808080" w:sz="4"/>
+            </w:tcBorders>
+            <w:tcMar>
+              <w:top w:type="dxa" w:w="40"/>
+              <w:left w:type="dxa" w:w="80"/>
+              <w:bottom w:type="dxa" w:w="40"/>
+              <w:right w:type="dxa" w:w="80"/>
+            </w:tcMar>
+            <w:vAlign w:val="center"/>
+          </w:tcPr>
+          <w:p>
+            <w:pPr>
+              <w:spacing w:after="0" w:before="0" w:line="260"/>
+              <w:jc w:val="right"/>
+            </w:pPr>
+          </w:p>
+        </w:tc>
+        <w:tc>
+          <w:tcPr>
+            <w:tcW w:type="dxa" w:w="3428"/>
             <w:tcBorders>
               <w:top w:val="single" w:color="808080" w:sz="4"/>
               <w:left w:val="single" w:color="808080" w:sz="4"/>
@@ -22722,7 +22738,7 @@
         </w:tc>
         <w:tc>
           <w:tcPr>
-            <w:tcW w:type="dxa" w:w="825"/>
+            <w:tcW w:type="dxa" w:w="813"/>
             <w:tcBorders>
               <w:top w:val="single" w:color="808080" w:sz="4"/>
               <w:left w:val="single" w:color="808080" w:sz="4"/>
@@ -22758,7 +22774,7 @@
         </w:trPr>
         <w:tc>
           <w:tcPr>
-            <w:tcW w:type="dxa" w:w="2375"/>
+            <w:tcW w:type="dxa" w:w="2318"/>
             <w:tcBorders>
               <w:top w:val="single" w:color="808080" w:sz="4"/>
               <w:left w:val="single" w:color="808080" w:sz="4"/>
@@ -22782,31 +22798,31 @@
         </w:tc>
         <w:tc>
           <w:tcPr>
-            <w:tcW w:type="dxa" w:w="823"/>
-            <w:tcBorders>
-              <w:top w:val="single" w:color="808080" w:sz="4"/>
-              <w:left w:val="single" w:color="808080" w:sz="4"/>
-              <w:bottom w:val="single" w:color="808080" w:sz="4"/>
-              <w:right w:val="single" w:color="808080" w:sz="4"/>
-            </w:tcBorders>
-            <w:tcMar>
-              <w:top w:type="dxa" w:w="40"/>
-              <w:left w:type="dxa" w:w="80"/>
-              <w:bottom w:type="dxa" w:w="40"/>
-              <w:right w:type="dxa" w:w="80"/>
-            </w:tcMar>
-            <w:vAlign w:val="center"/>
-          </w:tcPr>
-          <w:p>
-            <w:pPr>
-              <w:spacing w:after="0" w:before="0" w:line="260"/>
-              <w:jc w:val="right"/>
-            </w:pPr>
-          </w:p>
-        </w:tc>
-        <w:tc>
-          <w:tcPr>
-            <w:tcW w:type="dxa" w:w="3347"/>
+            <w:tcW w:type="dxa" w:w="811"/>
+            <w:tcBorders>
+              <w:top w:val="single" w:color="808080" w:sz="4"/>
+              <w:left w:val="single" w:color="808080" w:sz="4"/>
+              <w:bottom w:val="single" w:color="808080" w:sz="4"/>
+              <w:right w:val="single" w:color="808080" w:sz="4"/>
+            </w:tcBorders>
+            <w:tcMar>
+              <w:top w:type="dxa" w:w="40"/>
+              <w:left w:type="dxa" w:w="80"/>
+              <w:bottom w:type="dxa" w:w="40"/>
+              <w:right w:type="dxa" w:w="80"/>
+            </w:tcMar>
+            <w:vAlign w:val="center"/>
+          </w:tcPr>
+          <w:p>
+            <w:pPr>
+              <w:spacing w:after="0" w:before="0" w:line="260"/>
+              <w:jc w:val="right"/>
+            </w:pPr>
+          </w:p>
+        </w:tc>
+        <w:tc>
+          <w:tcPr>
+            <w:tcW w:type="dxa" w:w="3428"/>
             <w:tcBorders>
               <w:top w:val="single" w:color="808080" w:sz="4"/>
               <w:left w:val="single" w:color="808080" w:sz="4"/>
@@ -22837,7 +22853,7 @@
         </w:tc>
         <w:tc>
           <w:tcPr>
-            <w:tcW w:type="dxa" w:w="825"/>
+            <w:tcW w:type="dxa" w:w="813"/>
             <w:tcBorders>
               <w:top w:val="single" w:color="808080" w:sz="4"/>
               <w:left w:val="single" w:color="808080" w:sz="4"/>
@@ -22873,7 +22889,7 @@
         </w:trPr>
         <w:tc>
           <w:tcPr>
-            <w:tcW w:type="dxa" w:w="2375"/>
+            <w:tcW w:type="dxa" w:w="2318"/>
             <w:tcBorders>
               <w:top w:val="single" w:color="808080" w:sz="4"/>
               <w:left w:val="single" w:color="808080" w:sz="4"/>
@@ -22897,31 +22913,31 @@
         </w:tc>
         <w:tc>
           <w:tcPr>
-            <w:tcW w:type="dxa" w:w="823"/>
-            <w:tcBorders>
-              <w:top w:val="single" w:color="808080" w:sz="4"/>
-              <w:left w:val="single" w:color="808080" w:sz="4"/>
-              <w:bottom w:val="single" w:color="808080" w:sz="4"/>
-              <w:right w:val="single" w:color="808080" w:sz="4"/>
-            </w:tcBorders>
-            <w:tcMar>
-              <w:top w:type="dxa" w:w="40"/>
-              <w:left w:type="dxa" w:w="80"/>
-              <w:bottom w:type="dxa" w:w="40"/>
-              <w:right w:type="dxa" w:w="80"/>
-            </w:tcMar>
-            <w:vAlign w:val="center"/>
-          </w:tcPr>
-          <w:p>
-            <w:pPr>
-              <w:spacing w:after="0" w:before="0" w:line="260"/>
-              <w:jc w:val="right"/>
-            </w:pPr>
-          </w:p>
-        </w:tc>
-        <w:tc>
-          <w:tcPr>
-            <w:tcW w:type="dxa" w:w="3347"/>
+            <w:tcW w:type="dxa" w:w="811"/>
+            <w:tcBorders>
+              <w:top w:val="single" w:color="808080" w:sz="4"/>
+              <w:left w:val="single" w:color="808080" w:sz="4"/>
+              <w:bottom w:val="single" w:color="808080" w:sz="4"/>
+              <w:right w:val="single" w:color="808080" w:sz="4"/>
+            </w:tcBorders>
+            <w:tcMar>
+              <w:top w:type="dxa" w:w="40"/>
+              <w:left w:type="dxa" w:w="80"/>
+              <w:bottom w:type="dxa" w:w="40"/>
+              <w:right w:type="dxa" w:w="80"/>
+            </w:tcMar>
+            <w:vAlign w:val="center"/>
+          </w:tcPr>
+          <w:p>
+            <w:pPr>
+              <w:spacing w:after="0" w:before="0" w:line="260"/>
+              <w:jc w:val="right"/>
+            </w:pPr>
+          </w:p>
+        </w:tc>
+        <w:tc>
+          <w:tcPr>
+            <w:tcW w:type="dxa" w:w="3428"/>
             <w:tcBorders>
               <w:top w:val="single" w:color="808080" w:sz="4"/>
               <w:left w:val="single" w:color="808080" w:sz="4"/>
@@ -22952,7 +22968,7 @@
         </w:tc>
         <w:tc>
           <w:tcPr>
-            <w:tcW w:type="dxa" w:w="825"/>
+            <w:tcW w:type="dxa" w:w="813"/>
             <w:tcBorders>
               <w:top w:val="single" w:color="808080" w:sz="4"/>
               <w:left w:val="single" w:color="808080" w:sz="4"/>
@@ -22988,7 +23004,7 @@
         </w:trPr>
         <w:tc>
           <w:tcPr>
-            <w:tcW w:type="dxa" w:w="2375"/>
+            <w:tcW w:type="dxa" w:w="2318"/>
             <w:tcBorders>
               <w:top w:val="single" w:color="808080" w:sz="4"/>
               <w:left w:val="single" w:color="808080" w:sz="4"/>
@@ -23019,7 +23035,7 @@
         </w:tc>
         <w:tc>
           <w:tcPr>
-            <w:tcW w:type="dxa" w:w="823"/>
+            <w:tcW w:type="dxa" w:w="811"/>
             <w:tcBorders>
               <w:top w:val="single" w:color="808080" w:sz="4"/>
               <w:left w:val="single" w:color="808080" w:sz="4"/>
@@ -23050,7 +23066,7 @@
         </w:tc>
         <w:tc>
           <w:tcPr>
-            <w:tcW w:type="dxa" w:w="3347"/>
+            <w:tcW w:type="dxa" w:w="3428"/>
             <w:tcBorders>
               <w:top w:val="single" w:color="808080" w:sz="4"/>
               <w:left w:val="single" w:color="808080" w:sz="4"/>
@@ -23081,7 +23097,7 @@
         </w:tc>
         <w:tc>
           <w:tcPr>
-            <w:tcW w:type="dxa" w:w="825"/>
+            <w:tcW w:type="dxa" w:w="813"/>
             <w:tcBorders>
               <w:top w:val="single" w:color="808080" w:sz="4"/>
               <w:left w:val="single" w:color="808080" w:sz="4"/>
@@ -23117,7 +23133,7 @@
         </w:trPr>
         <w:tc>
           <w:tcPr>
-            <w:tcW w:type="dxa" w:w="2375"/>
+            <w:tcW w:type="dxa" w:w="2318"/>
             <w:tcBorders>
               <w:top w:val="single" w:color="808080" w:sz="4"/>
               <w:left w:val="single" w:color="808080" w:sz="4"/>
@@ -23141,31 +23157,31 @@
         </w:tc>
         <w:tc>
           <w:tcPr>
-            <w:tcW w:type="dxa" w:w="823"/>
-            <w:tcBorders>
-              <w:top w:val="single" w:color="808080" w:sz="4"/>
-              <w:left w:val="single" w:color="808080" w:sz="4"/>
-              <w:bottom w:val="single" w:color="808080" w:sz="4"/>
-              <w:right w:val="single" w:color="808080" w:sz="4"/>
-            </w:tcBorders>
-            <w:tcMar>
-              <w:top w:type="dxa" w:w="40"/>
-              <w:left w:type="dxa" w:w="80"/>
-              <w:bottom w:type="dxa" w:w="40"/>
-              <w:right w:type="dxa" w:w="80"/>
-            </w:tcMar>
-            <w:vAlign w:val="center"/>
-          </w:tcPr>
-          <w:p>
-            <w:pPr>
-              <w:spacing w:after="0" w:before="0" w:line="260"/>
-              <w:jc w:val="right"/>
-            </w:pPr>
-          </w:p>
-        </w:tc>
-        <w:tc>
-          <w:tcPr>
-            <w:tcW w:type="dxa" w:w="3347"/>
+            <w:tcW w:type="dxa" w:w="811"/>
+            <w:tcBorders>
+              <w:top w:val="single" w:color="808080" w:sz="4"/>
+              <w:left w:val="single" w:color="808080" w:sz="4"/>
+              <w:bottom w:val="single" w:color="808080" w:sz="4"/>
+              <w:right w:val="single" w:color="808080" w:sz="4"/>
+            </w:tcBorders>
+            <w:tcMar>
+              <w:top w:type="dxa" w:w="40"/>
+              <w:left w:type="dxa" w:w="80"/>
+              <w:bottom w:type="dxa" w:w="40"/>
+              <w:right w:type="dxa" w:w="80"/>
+            </w:tcMar>
+            <w:vAlign w:val="center"/>
+          </w:tcPr>
+          <w:p>
+            <w:pPr>
+              <w:spacing w:after="0" w:before="0" w:line="260"/>
+              <w:jc w:val="right"/>
+            </w:pPr>
+          </w:p>
+        </w:tc>
+        <w:tc>
+          <w:tcPr>
+            <w:tcW w:type="dxa" w:w="3428"/>
             <w:tcBorders>
               <w:top w:val="single" w:color="808080" w:sz="4"/>
               <w:left w:val="single" w:color="808080" w:sz="4"/>
@@ -23190,13 +23206,13 @@
                 <w:sz w:val="17"/>
                 <w:szCs w:val="17"/>
               </w:rPr>
-              <w:t xml:space="preserve">F: 정답 셀 일부 누락, 누락 셀의 표는 모두 문맥에 있음</w:t>
-            </w:r>
-          </w:p>
-        </w:tc>
-        <w:tc>
-          <w:tcPr>
-            <w:tcW w:type="dxa" w:w="825"/>
+              <w:t xml:space="preserve">F: 정답 셀 일부 누락, 누락 셀의 표는 모두 리더 입력에 있음</w:t>
+            </w:r>
+          </w:p>
+        </w:tc>
+        <w:tc>
+          <w:tcPr>
+            <w:tcW w:type="dxa" w:w="813"/>
             <w:tcBorders>
               <w:top w:val="single" w:color="808080" w:sz="4"/>
               <w:left w:val="single" w:color="808080" w:sz="4"/>
@@ -23232,7 +23248,7 @@
         </w:trPr>
         <w:tc>
           <w:tcPr>
-            <w:tcW w:type="dxa" w:w="2375"/>
+            <w:tcW w:type="dxa" w:w="2318"/>
             <w:tcBorders>
               <w:top w:val="single" w:color="808080" w:sz="4"/>
               <w:left w:val="single" w:color="808080" w:sz="4"/>
@@ -23256,31 +23272,31 @@
         </w:tc>
         <w:tc>
           <w:tcPr>
-            <w:tcW w:type="dxa" w:w="823"/>
-            <w:tcBorders>
-              <w:top w:val="single" w:color="808080" w:sz="4"/>
-              <w:left w:val="single" w:color="808080" w:sz="4"/>
-              <w:bottom w:val="single" w:color="808080" w:sz="4"/>
-              <w:right w:val="single" w:color="808080" w:sz="4"/>
-            </w:tcBorders>
-            <w:tcMar>
-              <w:top w:type="dxa" w:w="40"/>
-              <w:left w:type="dxa" w:w="80"/>
-              <w:bottom w:type="dxa" w:w="40"/>
-              <w:right w:type="dxa" w:w="80"/>
-            </w:tcMar>
-            <w:vAlign w:val="center"/>
-          </w:tcPr>
-          <w:p>
-            <w:pPr>
-              <w:spacing w:after="0" w:before="0" w:line="260"/>
-              <w:jc w:val="right"/>
-            </w:pPr>
-          </w:p>
-        </w:tc>
-        <w:tc>
-          <w:tcPr>
-            <w:tcW w:type="dxa" w:w="3347"/>
+            <w:tcW w:type="dxa" w:w="811"/>
+            <w:tcBorders>
+              <w:top w:val="single" w:color="808080" w:sz="4"/>
+              <w:left w:val="single" w:color="808080" w:sz="4"/>
+              <w:bottom w:val="single" w:color="808080" w:sz="4"/>
+              <w:right w:val="single" w:color="808080" w:sz="4"/>
+            </w:tcBorders>
+            <w:tcMar>
+              <w:top w:type="dxa" w:w="40"/>
+              <w:left w:type="dxa" w:w="80"/>
+              <w:bottom w:type="dxa" w:w="40"/>
+              <w:right w:type="dxa" w:w="80"/>
+            </w:tcMar>
+            <w:vAlign w:val="center"/>
+          </w:tcPr>
+          <w:p>
+            <w:pPr>
+              <w:spacing w:after="0" w:before="0" w:line="260"/>
+              <w:jc w:val="right"/>
+            </w:pPr>
+          </w:p>
+        </w:tc>
+        <w:tc>
+          <w:tcPr>
+            <w:tcW w:type="dxa" w:w="3428"/>
             <w:tcBorders>
               <w:top w:val="single" w:color="808080" w:sz="4"/>
               <w:left w:val="single" w:color="808080" w:sz="4"/>
@@ -23305,13 +23321,13 @@
                 <w:sz w:val="17"/>
                 <w:szCs w:val="17"/>
               </w:rPr>
-              <w:t xml:space="preserve">G: 정답 셀 일부 누락, 누락 셀 중 표가 문맥에 없는 것이 있음</w:t>
-            </w:r>
-          </w:p>
-        </w:tc>
-        <w:tc>
-          <w:tcPr>
-            <w:tcW w:type="dxa" w:w="825"/>
+              <w:t xml:space="preserve">G: 정답 셀 일부 누락, 누락 셀 중 표가 리더 입력에 없는 것이 있음</w:t>
+            </w:r>
+          </w:p>
+        </w:tc>
+        <w:tc>
+          <w:tcPr>
+            <w:tcW w:type="dxa" w:w="813"/>
             <w:tcBorders>
               <w:top w:val="single" w:color="808080" w:sz="4"/>
               <w:left w:val="single" w:color="808080" w:sz="4"/>
@@ -23347,7 +23363,7 @@
         </w:trPr>
         <w:tc>
           <w:tcPr>
-            <w:tcW w:type="dxa" w:w="2375"/>
+            <w:tcW w:type="dxa" w:w="2318"/>
             <w:tcBorders>
               <w:top w:val="single" w:color="808080" w:sz="4"/>
               <w:left w:val="single" w:color="808080" w:sz="4"/>
@@ -23371,31 +23387,31 @@
         </w:tc>
         <w:tc>
           <w:tcPr>
-            <w:tcW w:type="dxa" w:w="823"/>
-            <w:tcBorders>
-              <w:top w:val="single" w:color="808080" w:sz="4"/>
-              <w:left w:val="single" w:color="808080" w:sz="4"/>
-              <w:bottom w:val="single" w:color="808080" w:sz="4"/>
-              <w:right w:val="single" w:color="808080" w:sz="4"/>
-            </w:tcBorders>
-            <w:tcMar>
-              <w:top w:type="dxa" w:w="40"/>
-              <w:left w:type="dxa" w:w="80"/>
-              <w:bottom w:type="dxa" w:w="40"/>
-              <w:right w:type="dxa" w:w="80"/>
-            </w:tcMar>
-            <w:vAlign w:val="center"/>
-          </w:tcPr>
-          <w:p>
-            <w:pPr>
-              <w:spacing w:after="0" w:before="0" w:line="260"/>
-              <w:jc w:val="right"/>
-            </w:pPr>
-          </w:p>
-        </w:tc>
-        <w:tc>
-          <w:tcPr>
-            <w:tcW w:type="dxa" w:w="3347"/>
+            <w:tcW w:type="dxa" w:w="811"/>
+            <w:tcBorders>
+              <w:top w:val="single" w:color="808080" w:sz="4"/>
+              <w:left w:val="single" w:color="808080" w:sz="4"/>
+              <w:bottom w:val="single" w:color="808080" w:sz="4"/>
+              <w:right w:val="single" w:color="808080" w:sz="4"/>
+            </w:tcBorders>
+            <w:tcMar>
+              <w:top w:type="dxa" w:w="40"/>
+              <w:left w:type="dxa" w:w="80"/>
+              <w:bottom w:type="dxa" w:w="40"/>
+              <w:right w:type="dxa" w:w="80"/>
+            </w:tcMar>
+            <w:vAlign w:val="center"/>
+          </w:tcPr>
+          <w:p>
+            <w:pPr>
+              <w:spacing w:after="0" w:before="0" w:line="260"/>
+              <w:jc w:val="right"/>
+            </w:pPr>
+          </w:p>
+        </w:tc>
+        <w:tc>
+          <w:tcPr>
+            <w:tcW w:type="dxa" w:w="3428"/>
             <w:tcBorders>
               <w:top w:val="single" w:color="808080" w:sz="4"/>
               <w:left w:val="single" w:color="808080" w:sz="4"/>
@@ -23426,7 +23442,7 @@
         </w:tc>
         <w:tc>
           <w:tcPr>
-            <w:tcW w:type="dxa" w:w="825"/>
+            <w:tcW w:type="dxa" w:w="813"/>
             <w:tcBorders>
               <w:top w:val="single" w:color="808080" w:sz="4"/>
               <w:left w:val="single" w:color="808080" w:sz="4"/>
@@ -23531,7 +23547,7 @@
         <w:t xml:space="preserve">정답 근거 주석의 범위.</w:t>
       </w:r>
       <w:r>
-        <w:t xml:space="preserve"> MultiHiertt 주석 지침은 문항마다 표와 본문의 근거를 모두 표시하도록 했으나, 원 논문의 100문항 사람 평가에서 근거 정확성(Support Facts Correctness) 평균 점수가 4점 이상인 문항은 84.9%였다(Zhao et al., 2022, Table 2). 본 연구의 MultiHiertt 답변 표본에서 조회·셀 1개 211문항 중 147문항(69.7%)은 근거로 표시된 셀이 하나지만, 답을 정하려면 다른 셀과 비교하거나 여러 셀을 세야 했다(최상급·비교 107, 순위 9, 개수·증가 여부·합계 31; 분류 방법은 부록 I). 이처럼 정답 근거 주석에 필요한 셀이 빠진 문항에서는, 정답 셀 포함 여부로 계산한 검색 정확도가 답에 필요한 정보가 문맥에 들어왔는지를 과대평가한다.</w:t>
+        <w:t xml:space="preserve"> MultiHiertt 주석 지침은 문항마다 표와 본문의 근거를 모두 표시하도록 했으나, 원 논문의 100문항 사람 평가에서 근거 정확성(Support Facts Correctness) 평균 점수가 4점 이상인 문항은 84.9%였다(Zhao et al., 2022, Table 2). 본 연구의 MultiHiertt 답변 표본에서 조회·셀 1개 211문항 중 147문항(69.7%)은 근거로 표시된 셀이 하나지만, 답을 정하려면 다른 셀과 비교하거나 여러 셀을 세야 했다(최상급·비교 107, 순위 9, 개수·증가 여부·합계 31; 분류 방법은 부록 I). 이처럼 정답 근거 주석에 필요한 셀이 빠진 문항에서는, 정답 셀 포함 여부로 계산한 검색 정확도가 답에 필요한 정보가 리더 입력에 들어왔는지를 과대평가한다.</w:t>
       </w:r>
     </w:p>
     <w:p>
@@ -23807,7 +23823,7 @@
         <w:t xml:space="preserve">답변 정확도.</w:t>
       </w:r>
       <w:r>
-        <w:t xml:space="preserve"> 머리글 규칙을 맞춘 비교에서 답변 정확도는 고정 청크보다 높았다(HiTab 237 대 206/300(템플릿은 같은 표본의 결과를 보고 선택), Holm p=.0019; MultiHiertt 408 대 368/882, p=.0052). 두 방법 모두 정답 셀 전부를 문맥에 포함한 문항에서는 차이가 없어(HiTab 29:20, p=.25; MultiHiertt 59:62, p=.86) 답변 차이는 한쪽 방법만 정답 셀 전부를 문맥에 포함한 문항에서 나왔다. 검색 없이 표 전체를 넣는 조건과는 유의한 차이가 없었다. 리더 입력을 행 확장으로 바꾸는 형식은 dev에서 답변 정확도를 높이지 않았다(6.3절). 본 실험의 리더 설정(Qwen3-8B, 4비트, 생각 모드 끔)에서 MultiHiertt의 두 방법이 모두 정답 셀을 찾은 산술·셀 2개 이상 문항(195건)의 정답률은 본 방법 .2667, 고정 청크 .2359였다.</w:t>
+        <w:t xml:space="preserve"> 머리글 규칙을 맞춘 비교에서 답변 정확도는 고정 청크보다 높았다(HiTab 237 대 206/300(템플릿은 같은 표본의 결과를 보고 선택), Holm p=.0019; MultiHiertt 408 대 368/882, p=.0052). 두 방법 모두 정답 셀 전부를 리더 입력에 포함한 문항에서는 차이가 없어(HiTab 29:20, p=.25; MultiHiertt 59:62, p=.86) 답변 차이는 한쪽 방법만 정답 셀 전부를 리더 입력에 포함한 문항에서 나왔다. 검색 없이 표 전체를 넣는 조건과는 유의한 차이가 없었다. 리더 입력을 행 확장으로 바꾸는 형식은 dev에서 답변 정확도를 높이지 않았다(6.3절). 본 실험의 리더 설정(Qwen3-8B, 4비트, 생각 모드 끔)에서 MultiHiertt의 두 방법이 모두 정답 셀을 찾은 산술·셀 2개 이상 문항(195건)의 정답률은 본 방법 .2667, 고정 청크 .2359였다.</w:t>
       </w:r>
     </w:p>
     <w:p>
@@ -24386,7 +24402,7 @@
         <w:jc w:val="both"/>
       </w:pPr>
       <w:r>
-        <w:t xml:space="preserve">검색 문맥에서 필요한 줄만 LLM이 골라 남기는 필터를 리더 앞에 넣으면 답변 정확도가 어떻게 바뀌는지, 7개 검색 방법 모두에 같은 필터를 적용해 쟀다(사전등록 2026-09-21). 필터는 검색 문맥을 물리적 줄 단위로 나누어 번호를 붙이고(청크 안의 개행까지 나눈다), "값이 있는 줄과 그 값을 해석하는 데 필요한 머리글·라벨 줄을 모두 포함한 줄 번호만 출력하라"는 지시로 리더와 같은 모델(Qwen2.5-7B-Instruct 4비트)에 줄 번호를 받은 뒤 그 줄만 리더에게 준다. 같은 질의의 무필터·필터 답변을 같은 실행에서 나란히 쟀다. 이 필터는 리더 입력을 바꾸는 추가 단계이므로 본문의 주 비교(표 5-4)에 넣지 않았다. 이 실험은 본 방법을 s3c로 확정하기 전에 수행했으므로, 셀 문장 행은 이전 조건인 sleaf(잎 라벨 머리말을 붙인 문장, 3.3절)다. 이 행의 문맥은 주 결과표의 sleaf와 같은 문자열이다(300건 모두 일치). 본 방법(s3c)에는 이 필터를 적용하지 않았다.</w:t>
+        <w:t xml:space="preserve">검색 결과에서 필요한 줄만 LLM이 골라 남기는 필터를 리더 앞에 넣으면 답변 정확도가 어떻게 바뀌는지, 7개 검색 방법 모두에 같은 필터를 적용해 쟀다(사전등록 2026-09-21). 필터는 검색 결과를 물리적 줄 단위로 나누어 번호를 붙이고(청크 안의 개행까지 나눈다), "값이 있는 줄과 그 값을 해석하는 데 필요한 머리글·라벨 줄을 모두 포함한 줄 번호만 출력하라"는 지시로 리더와 같은 모델(Qwen2.5-7B-Instruct 4비트)에 줄 번호를 받은 뒤 그 줄만 리더에게 준다. 같은 질의의 무필터·필터 답변을 같은 실행에서 나란히 쟀다. 이 필터는 리더 입력을 바꾸는 추가 단계이므로 본문의 주 비교(표 5-4)에 넣지 않았다. 이 실험은 본 방법을 s3c로 확정하기 전에 수행했으므로, 셀 문장 행은 이전 조건인 sleaf(잎 라벨 머리말을 붙인 문장, 3.3절)다. 이 행의 리더 입력은 주 결과표의 sleaf와 같은 문자열이다(300건 모두 일치). 본 방법(s3c)에는 이 필터를 적용하지 않았다.</w:t>
       </w:r>
     </w:p>
     <w:p>
@@ -26027,7 +26043,7 @@
         <w:pStyle w:val="TableCaption"/>
       </w:pPr>
       <w:r>
-        <w:t xml:space="preserve">[표 C-1] 생성 방식 비교 (본 방법, MultiHiertt train, 같은 문맥)</w:t>
+        <w:t xml:space="preserve">[표 C-1] 생성 방식 비교 (본 방법, MultiHiertt train, 같은 리더 입력)</w:t>
       </w:r>
     </w:p>
     <w:tbl>
@@ -26812,7 +26828,7 @@
         <w:jc w:val="both"/>
       </w:pPr>
       <w:r>
-        <w:t xml:space="preserve">사용자 입력은 두 데이터셋 모두 "Context:" 줄 다음에 검색 문맥을 한 줄씩 쓰고, 빈 줄 뒤에 "Question: {질문}"과 "Answer:"를 붙인 것이다.</w:t>
+        <w:t xml:space="preserve">사용자 입력은 두 데이터셋 모두 "Context:" 줄 다음에 리더 입력을 한 줄씩 쓰고, 빈 줄 뒤에 "Question: {질문}"과 "Answer:"를 붙인 것이다.</w:t>
       </w:r>
     </w:p>
     <w:p>
@@ -26947,7 +26963,7 @@
                 <w:sz w:val="17"/>
                 <w:szCs w:val="17"/>
               </w:rPr>
-              <w:t xml:space="preserve">답변 문맥</w:t>
+              <w:t xml:space="preserve">리더 입력</w:t>
             </w:r>
           </w:p>
         </w:tc>

--- a/rag-agent/thesis/thesis.docx
+++ b/rag-agent/thesis/thesis.docx
@@ -5068,7 +5068,7 @@
         <w:t xml:space="preserve">MultiHiertt 비교군의 머리글 규칙.</w:t>
       </w:r>
       <w:r>
-        <w:t xml:space="preserve"> 검색 정확도(5.4절)의 비교군은 본 방법과 같은 최종 머리글 규칙(v3.3u)으로 만든 표에서 다시 색인·검색한 결과다(2026-09-26 재실행, 실행 전 등록). 따라서 검색 비교에는 머리글 규칙의 차이가 섞이지 않는다. 답변 정확도(5.5절)의 주 비교인 고정 청크는 최종 규칙의 검색 결과로 답변을 새로 생성했다(사전등록 2026-09-27, 커밋 dbb5c92). 표 전체의 리더 입력과 TableRAG(Yu) 청크의 색인 텍스트는 두 규칙에서 같은 문자열이므로 머리글 규칙과 무관하다. RowCol·RandRow·TableRAG 셀 검색 재구현의 답변은 주로 처음 규칙(v1)의 검색 결과로 생성되어 있어(일부는 머리글 고친 규칙으로도 생성), 처음 규칙의 본 방법과 짝지은 보조 비교로 부록 F에 싣는다(머리글 고친 규칙으로 생성한 조건은 규칙 불일치로 표시).</w:t>
+        <w:t xml:space="preserve"> 검색 정확도(5.4절)의 비교군은 본 방법과 같은 최종 머리글 규칙(v3.3u)으로 만든 표에서 다시 색인·검색한 결과다(2026-09-26 재실행, 실행 전 등록). 따라서 검색 비교에는 머리글 규칙의 차이가 섞이지 않는다. 답변 정확도(5.5절)의 주 비교인 고정 청크는 최종 규칙의 검색 결과로 답변을 새로 생성했다(사전등록 2026-09-27, 커밋 dbb5c92). 표 전체의 리더 입력과 TableRAG(Yu) 청크의 색인 텍스트는 두 규칙에서 같은 문자열이므로 머리글 규칙과 무관하다. RowCol·RandRow의 답변은 주로 처음 규칙(v1)의 검색 결과로 생성되어 있어(RowCol은 머리글 고친 규칙으로도 생성), 처음 규칙의 본 방법과 짝지은 보조 비교로 부록 F에 싣는다(머리글 고친 규칙으로 생성한 조건은 규칙 불일치로 표시). TableRAG 셀 검색 재구현의 답변은 숫자·날짜 열 판정을 공식 코드의 규칙으로 바꾼 뒤 최종 규칙의 검색 결과로 다시 생성해, 최종 규칙의 본 방법과 짝지었다(부록 F, 표 F-3).</w:t>
       </w:r>
     </w:p>
     <w:p>
@@ -5247,7 +5247,7 @@
         <w:t xml:space="preserve">검정.</w:t>
       </w:r>
       <w:r>
-        <w:t xml:space="preserve"> 두 방법의 정확도 차이는 같은 질의끼리 짝지은 McNemar 검정(McNemar, 1947)으로 판정하며, 불일치 쌍에 대한 정확 이항 검정(양측)으로 계산했다. 표에는 "본 방법만 맞힘 : 상대만 맞힘" 형태로 불일치 수를 함께 적는다. 유의 수준은 .05다. 표의 p값은 보정 전 값이고, 여러 비교를 함께 판정하는 곳은 비교 묶음 단위 Holm 보정값(Holm, 1979)을 함께 적는다. 비교 묶음은 검색 정확도의 경우 데이터셋·검색 범위마다 비교군 전부(재실행 등록 2026-09-26), 답변 정확도의 경우 HiTab 300건 8개 비교와 MultiHiertt 882건 14개 비교(2026-09-26 통계 재계산)다. MultiHiertt 답변의 주 비교(셀 문장 대 고정 청크, 둘 다 최종 머리글 규칙)는 사전등록한 단일 비교라 보정하지 않는다(2026-09-27, 커밋 dbb5c92). HiTab 질문의 표 안 표 단위는 정답 표 전체를 전달하는 상한이라 검정에서 뺀다. MultiHiertt 그룹별 비교는 탐색적 결과다. MultiHiertt 가중 전체 정확도와 방법 간 가중 차이의 95% 신뢰구간은 그룹 안에서 질의를 복원 추출하는 층화 부트스트랩(10,000회, seed 0)으로 구한다.</w:t>
+        <w:t xml:space="preserve"> 두 방법의 정확도 차이는 같은 질의끼리 짝지은 McNemar 검정(McNemar, 1947)으로 판정하며, 불일치 쌍에 대한 정확 이항 검정(양측)으로 계산했다. 표에는 "본 방법만 맞힘 : 상대만 맞힘" 형태로 불일치 수를 함께 적는다. 유의 수준은 .05다. 표의 p값은 보정 전 값이고, 여러 비교를 함께 판정하는 곳은 비교 묶음 단위 Holm 보정값(Holm, 1979)을 함께 적는다. 비교 묶음은 검색 정확도의 경우 데이터셋·검색 범위마다 비교군 전부(재실행 등록 2026-09-26), 답변 정확도의 경우 HiTab 300건 8개 비교와 MultiHiertt 882건 12개 비교(2026-09-26 통계 재계산 뒤, 2026-09-28 TableRAG 셀 검색 재구현의 이전 숫자 열 판정 답변 4개를 공식 규칙 답변 2개로 교체)다. MultiHiertt 답변의 주 비교(셀 문장 대 고정 청크, 둘 다 최종 머리글 규칙)는 사전등록한 단일 비교라 보정하지 않는다(2026-09-27, 커밋 dbb5c92). HiTab 질문의 표 안 표 단위는 정답 표 전체를 전달하는 상한이라 검정에서 뺀다. MultiHiertt 그룹별 비교는 탐색적 결과다. MultiHiertt 가중 전체 정확도와 방법 간 가중 차이의 95% 신뢰구간은 그룹 안에서 질의를 복원 추출하는 층화 부트스트랩(10,000회, seed 0)으로 구한다.</w:t>
       </w:r>
     </w:p>
     <w:p>
@@ -18630,7 +18630,7 @@
         <w:jc w:val="both"/>
       </w:pPr>
       <w:r>
-        <w:t xml:space="preserve">괄호는 본 방법 대비 McNemar 불일치 "본 방법만 : 상대만"과 p값이다. 그룹별 값은 탐색적 결과다. Holm p는 882건 답변 비교 14개 묶음의 값이다. 채점 규칙상 정답을 그대로 넣어도 맞힐 수 없는 문항이 있어 이 882건의 채점 상한은 .9512다(4.3절).</w:t>
+        <w:t xml:space="preserve">괄호는 본 방법 대비 McNemar 불일치 "본 방법만 : 상대만"과 p값이다. 그룹별 값은 탐색적 결과다. Holm p는 882건 답변 비교 12개 묶음의 값이다. 채점 규칙상 정답을 그대로 넣어도 맞힐 수 없는 문항이 있어 이 882건의 채점 상한은 .9512다(4.3절).</w:t>
       </w:r>
     </w:p>
     <w:p>
@@ -18662,7 +18662,7 @@
         <w:t xml:space="preserve">표 전체와 TableRAG(Yu) 청크.</w:t>
       </w:r>
       <w:r>
-        <w:t xml:space="preserve"> 표 전체와는 408 대 378(114:84, p=.039)이며, 882건 답변 비교 14개 묶음의 Holm p가 .078이라 유의한 차이가 없다. 가중 차이도 +.0390 [−.0046, +.0825]로 신뢰구간이 0을 포함한다. 표 전체 입력은 평균 1,505토큰으로 본 방법(694토큰)의 두 배가 넘는다. TableRAG(Yu) 청크와는 408 대 361이었다(128:81, Holm p=.0056).</w:t>
+        <w:t xml:space="preserve"> 표 전체와는 408 대 378(114:84, p=.039)이며, 882건 답변 비교 12개 묶음의 Holm p가 .078이라 유의한 차이가 없다. 가중 차이도 +.0390 [−.0046, +.0825]로 신뢰구간이 0을 포함한다. 표 전체 입력은 평균 1,505토큰으로 본 방법(694토큰)의 두 배가 넘는다. TableRAG(Yu) 청크와는 408 대 361이었다(128:81, Holm p=.0056).</w:t>
       </w:r>
     </w:p>
     <w:p>
@@ -18694,7 +18694,7 @@
         <w:t xml:space="preserve">나머지 비교군.</w:t>
       </w:r>
       <w:r>
-        <w:t xml:space="preserve"> RowCol·RandRow·TableRAG 셀 검색 재구현의 답변은 처음 머리글 규칙의 검색 결과로 생성되어 있고, 일부만 머리글 고친 규칙으로도 생성되어 있다. 이들은 처음 규칙의 본 방법과 짝지어 부록 F에 싣는다(처음 머리글 규칙 본 방법 대 비교군, 12개 비교 Holm, 머리글 고친 규칙으로 생성한 조건은 규칙 불일치로 표시). 그 비교에서 처음 규칙의 본 방법(361건)은 이 9개 조건보다 모두 유의하게 높았고(Holm p가 가장 큰 RowCol도 p=2.1×10⁻⁶), 표 전체(378건), 고정 청크(366건), TableRAG(Yu) 청크(361건)와는 차이가 없었다.</w:t>
+        <w:t xml:space="preserve"> RowCol·RandRow의 답변은 처음 머리글 규칙의 검색 결과로 생성되어 있고, RowCol은 머리글 고친 규칙으로도 생성되어 있다. 이들은 처음 규칙의 본 방법과 짝지어 부록 F에 싣는다(표 F-1, 8개 비교 Holm, 머리글 고친 규칙으로 생성한 조건은 규칙 불일치로 표시). 그 비교에서 처음 규칙의 본 방법(361건)은 이 5개 조건보다 모두 유의하게 높았고(Holm p가 가장 큰 RowCol도 p=2.1×10⁻⁶), 표 전체(378건), 고정 청크(366건), TableRAG(Yu) 청크(361건)와는 차이가 없었다. TableRAG 셀 검색 재구현의 답변은 숫자·날짜 열 판정을 공식 코드의 규칙으로 바꾼 뒤 최종 머리글 규칙의 검색 결과로 다시 생성해 최종 규칙의 본 방법과 짝지었다(표 F-3). 본 방법(408건)은 leaf(79건, 343:14, Holm p=3.8×10⁻⁸²)와 path(114건, 316:22, Holm p=6.6×10⁻⁶⁷)보다 높았다.</w:t>
       </w:r>
     </w:p>
     <w:p>
@@ -26853,7 +26853,7 @@
         <w:pStyle w:val="Heading2"/>
       </w:pPr>
       <w:r>
-        <w:t xml:space="preserve">부록 F. 처음 머리글 규칙 본 방법 대 비교군 (MultiHiertt)</w:t>
+        <w:t xml:space="preserve">부록 F. MultiHiertt 보조 답변 비교</w:t>
       </w:r>
     </w:p>
     <w:p>
@@ -26862,7 +26862,7 @@
         <w:jc w:val="both"/>
       </w:pPr>
       <w:r>
-        <w:t xml:space="preserve">RowCol·RandRow·TableRAG 셀 검색 재구현의 882건 답변은 처음 머리글 규칙(v1)의 검색 결과로 생성되었다(일부는 머리글 고친 규칙 v3.3으로도 생성). 여기서는 이 답변들을 처음 규칙의 본 방법(361/882)과 짝지어 비교한다. 머리글 고친 규칙으로 생성한 비교군은 본 방법과 머리글 규칙이 다르므로 표 F-1에 "규칙 불일치"로 표시했다. 비교 12개를 한 묶음으로 Holm 보정했다. 처음 규칙과 최종 규칙의 셀 문장은 같은 문장 규칙(머리글 경로와 값)을 쓰고 머리글 경로만 다르다. 두 규칙의 셀 문장을 지금 코드로 다시 만들어 각 결과 파일의 문장 해시와 대조해 확인했다.</w:t>
+        <w:t xml:space="preserve">RowCol·RandRow의 882건 답변은 처음 머리글 규칙(v1)의 검색 결과로 생성되었다(RowCol은 머리글 고친 규칙 v3.3으로도 생성). 표 F-1은 이 답변들을 처음 규칙의 본 방법(361/882)과 짝지어 비교한다. 머리글 고친 규칙으로 생성한 비교군은 본 방법과 머리글 규칙이 다르므로 표 F-1에 "규칙 불일치"로 표시했다. 비교 8개를 한 묶음으로 Holm 보정했다. 처음 규칙과 최종 규칙의 셀 문장은 같은 문장 규칙(머리글 경로와 값)을 쓰고 머리글 경로만 다르다. 두 규칙의 셀 문장을 지금 코드로 다시 만들어 각 결과 파일의 문장 해시와 대조해 확인했다.</w:t>
       </w:r>
     </w:p>
     <w:p>
@@ -28687,895 +28687,7 @@
                 <w:sz w:val="17"/>
                 <w:szCs w:val="17"/>
               </w:rPr>
-              <w:t xml:space="preserve">3.9×10⁻⁷⁰</w:t>
-            </w:r>
-          </w:p>
-        </w:tc>
-      </w:tr>
-      <w:tr>
-        <w:trPr>
-          <w:tblHeader w:val="off"/>
-        </w:trPr>
-        <w:tc>
-          <w:tcPr>
-            <w:tcW w:type="dxa" w:w="1440"/>
-            <w:tcBorders>
-              <w:top w:val="single" w:color="808080" w:sz="4"/>
-              <w:left w:val="single" w:color="808080" w:sz="4"/>
-              <w:bottom w:val="single" w:color="808080" w:sz="4"/>
-              <w:right w:val="single" w:color="808080" w:sz="4"/>
-            </w:tcBorders>
-            <w:tcMar>
-              <w:top w:type="dxa" w:w="40"/>
-              <w:left w:type="dxa" w:w="80"/>
-              <w:bottom w:type="dxa" w:w="40"/>
-              <w:right w:type="dxa" w:w="80"/>
-            </w:tcMar>
-            <w:vAlign w:val="center"/>
-          </w:tcPr>
-          <w:p>
-            <w:pPr>
-              <w:spacing w:after="0" w:before="0" w:line="260"/>
-              <w:jc w:val="left"/>
-            </w:pPr>
-            <w:r>
-              <w:rPr>
-                <w:sz w:val="17"/>
-                <w:szCs w:val="17"/>
-              </w:rPr>
-              <w:t xml:space="preserve">TableRAG 셀 검색 재구현(path)</w:t>
-            </w:r>
-          </w:p>
-        </w:tc>
-        <w:tc>
-          <w:tcPr>
-            <w:tcW w:type="dxa" w:w="783"/>
-            <w:tcBorders>
-              <w:top w:val="single" w:color="808080" w:sz="4"/>
-              <w:left w:val="single" w:color="808080" w:sz="4"/>
-              <w:bottom w:val="single" w:color="808080" w:sz="4"/>
-              <w:right w:val="single" w:color="808080" w:sz="4"/>
-            </w:tcBorders>
-            <w:tcMar>
-              <w:top w:type="dxa" w:w="40"/>
-              <w:left w:type="dxa" w:w="80"/>
-              <w:bottom w:type="dxa" w:w="40"/>
-              <w:right w:type="dxa" w:w="80"/>
-            </w:tcMar>
-            <w:vAlign w:val="center"/>
-          </w:tcPr>
-          <w:p>
-            <w:pPr>
-              <w:spacing w:after="0" w:before="0" w:line="260"/>
-              <w:jc w:val="left"/>
-            </w:pPr>
-            <w:r>
-              <w:rPr>
-                <w:sz w:val="17"/>
-                <w:szCs w:val="17"/>
-              </w:rPr>
-              <w:t xml:space="preserve">처음 규칙 검색</w:t>
-            </w:r>
-          </w:p>
-        </w:tc>
-        <w:tc>
-          <w:tcPr>
-            <w:tcW w:type="dxa" w:w="1118"/>
-            <w:tcBorders>
-              <w:top w:val="single" w:color="808080" w:sz="4"/>
-              <w:left w:val="single" w:color="808080" w:sz="4"/>
-              <w:bottom w:val="single" w:color="808080" w:sz="4"/>
-              <w:right w:val="single" w:color="808080" w:sz="4"/>
-            </w:tcBorders>
-            <w:tcMar>
-              <w:top w:type="dxa" w:w="40"/>
-              <w:left w:type="dxa" w:w="80"/>
-              <w:bottom w:type="dxa" w:w="40"/>
-              <w:right w:type="dxa" w:w="80"/>
-            </w:tcMar>
-            <w:vAlign w:val="center"/>
-          </w:tcPr>
-          <w:p>
-            <w:pPr>
-              <w:spacing w:after="0" w:before="0" w:line="260"/>
-              <w:jc w:val="left"/>
-            </w:pPr>
-            <w:r>
-              <w:rPr>
-                <w:sz w:val="17"/>
-                <w:szCs w:val="17"/>
-              </w:rPr>
-              <w:t xml:space="preserve">있음</w:t>
-            </w:r>
-          </w:p>
-        </w:tc>
-        <w:tc>
-          <w:tcPr>
-            <w:tcW w:type="dxa" w:w="522"/>
-            <w:tcBorders>
-              <w:top w:val="single" w:color="808080" w:sz="4"/>
-              <w:left w:val="single" w:color="808080" w:sz="4"/>
-              <w:bottom w:val="single" w:color="808080" w:sz="4"/>
-              <w:right w:val="single" w:color="808080" w:sz="4"/>
-            </w:tcBorders>
-            <w:tcMar>
-              <w:top w:type="dxa" w:w="40"/>
-              <w:left w:type="dxa" w:w="80"/>
-              <w:bottom w:type="dxa" w:w="40"/>
-              <w:right w:type="dxa" w:w="80"/>
-            </w:tcMar>
-            <w:vAlign w:val="center"/>
-          </w:tcPr>
-          <w:p>
-            <w:pPr>
-              <w:spacing w:after="0" w:before="0" w:line="260"/>
-              <w:jc w:val="right"/>
-            </w:pPr>
-            <w:r>
-              <w:rPr>
-                <w:sz w:val="17"/>
-                <w:szCs w:val="17"/>
-              </w:rPr>
-              <w:t xml:space="preserve">99</w:t>
-            </w:r>
-          </w:p>
-        </w:tc>
-        <w:tc>
-          <w:tcPr>
-            <w:tcW w:type="dxa" w:w="858"/>
-            <w:tcBorders>
-              <w:top w:val="single" w:color="808080" w:sz="4"/>
-              <w:left w:val="single" w:color="808080" w:sz="4"/>
-              <w:bottom w:val="single" w:color="808080" w:sz="4"/>
-              <w:right w:val="single" w:color="808080" w:sz="4"/>
-            </w:tcBorders>
-            <w:tcMar>
-              <w:top w:type="dxa" w:w="40"/>
-              <w:left w:type="dxa" w:w="80"/>
-              <w:bottom w:type="dxa" w:w="40"/>
-              <w:right w:type="dxa" w:w="80"/>
-            </w:tcMar>
-            <w:vAlign w:val="center"/>
-          </w:tcPr>
-          <w:p>
-            <w:pPr>
-              <w:spacing w:after="0" w:before="0" w:line="260"/>
-              <w:jc w:val="left"/>
-            </w:pPr>
-            <w:r>
-              <w:rPr>
-                <w:sz w:val="17"/>
-                <w:szCs w:val="17"/>
-              </w:rPr>
-              <w:t xml:space="preserve">284:22</w:t>
-            </w:r>
-          </w:p>
-        </w:tc>
-        <w:tc>
-          <w:tcPr>
-            <w:tcW w:type="dxa" w:w="1323"/>
-            <w:tcBorders>
-              <w:top w:val="single" w:color="808080" w:sz="4"/>
-              <w:left w:val="single" w:color="808080" w:sz="4"/>
-              <w:bottom w:val="single" w:color="808080" w:sz="4"/>
-              <w:right w:val="single" w:color="808080" w:sz="4"/>
-            </w:tcBorders>
-            <w:tcMar>
-              <w:top w:type="dxa" w:w="40"/>
-              <w:left w:type="dxa" w:w="80"/>
-              <w:bottom w:type="dxa" w:w="40"/>
-              <w:right w:type="dxa" w:w="80"/>
-            </w:tcMar>
-            <w:vAlign w:val="center"/>
-          </w:tcPr>
-          <w:p>
-            <w:pPr>
-              <w:spacing w:after="0" w:before="0" w:line="260"/>
-              <w:jc w:val="right"/>
-            </w:pPr>
-            <w:r>
-              <w:rPr>
-                <w:sz w:val="17"/>
-                <w:szCs w:val="17"/>
-              </w:rPr>
-              <w:t xml:space="preserve">3.3×10⁻⁵⁹</w:t>
-            </w:r>
-          </w:p>
-        </w:tc>
-        <w:tc>
-          <w:tcPr>
-            <w:tcW w:type="dxa" w:w="1326"/>
-            <w:tcBorders>
-              <w:top w:val="single" w:color="808080" w:sz="4"/>
-              <w:left w:val="single" w:color="808080" w:sz="4"/>
-              <w:bottom w:val="single" w:color="808080" w:sz="4"/>
-              <w:right w:val="single" w:color="808080" w:sz="4"/>
-            </w:tcBorders>
-            <w:tcMar>
-              <w:top w:type="dxa" w:w="40"/>
-              <w:left w:type="dxa" w:w="80"/>
-              <w:bottom w:type="dxa" w:w="40"/>
-              <w:right w:type="dxa" w:w="80"/>
-            </w:tcMar>
-            <w:vAlign w:val="center"/>
-          </w:tcPr>
-          <w:p>
-            <w:pPr>
-              <w:spacing w:after="0" w:before="0" w:line="260"/>
-              <w:jc w:val="right"/>
-            </w:pPr>
-            <w:r>
-              <w:rPr>
-                <w:sz w:val="17"/>
-                <w:szCs w:val="17"/>
-              </w:rPr>
-              <w:t xml:space="preserve">3.0×10⁻⁵⁸</w:t>
-            </w:r>
-          </w:p>
-        </w:tc>
-      </w:tr>
-      <w:tr>
-        <w:trPr>
-          <w:tblHeader w:val="off"/>
-        </w:trPr>
-        <w:tc>
-          <w:tcPr>
-            <w:tcW w:type="dxa" w:w="1440"/>
-            <w:tcBorders>
-              <w:top w:val="single" w:color="808080" w:sz="4"/>
-              <w:left w:val="single" w:color="808080" w:sz="4"/>
-              <w:bottom w:val="single" w:color="808080" w:sz="4"/>
-              <w:right w:val="single" w:color="808080" w:sz="4"/>
-            </w:tcBorders>
-            <w:tcMar>
-              <w:top w:type="dxa" w:w="40"/>
-              <w:left w:type="dxa" w:w="80"/>
-              <w:bottom w:type="dxa" w:w="40"/>
-              <w:right w:type="dxa" w:w="80"/>
-            </w:tcMar>
-            <w:vAlign w:val="center"/>
-          </w:tcPr>
-          <w:p>
-            <w:pPr>
-              <w:spacing w:after="0" w:before="0" w:line="260"/>
-              <w:jc w:val="left"/>
-            </w:pPr>
-            <w:r>
-              <w:rPr>
-                <w:sz w:val="17"/>
-                <w:szCs w:val="17"/>
-              </w:rPr>
-              <w:t xml:space="preserve">TableRAG 셀 검색 재구현(path)</w:t>
-            </w:r>
-          </w:p>
-        </w:tc>
-        <w:tc>
-          <w:tcPr>
-            <w:tcW w:type="dxa" w:w="783"/>
-            <w:tcBorders>
-              <w:top w:val="single" w:color="808080" w:sz="4"/>
-              <w:left w:val="single" w:color="808080" w:sz="4"/>
-              <w:bottom w:val="single" w:color="808080" w:sz="4"/>
-              <w:right w:val="single" w:color="808080" w:sz="4"/>
-            </w:tcBorders>
-            <w:tcMar>
-              <w:top w:type="dxa" w:w="40"/>
-              <w:left w:type="dxa" w:w="80"/>
-              <w:bottom w:type="dxa" w:w="40"/>
-              <w:right w:type="dxa" w:w="80"/>
-            </w:tcMar>
-            <w:vAlign w:val="center"/>
-          </w:tcPr>
-          <w:p>
-            <w:pPr>
-              <w:spacing w:after="0" w:before="0" w:line="260"/>
-              <w:jc w:val="left"/>
-            </w:pPr>
-            <w:r>
-              <w:rPr>
-                <w:sz w:val="17"/>
-                <w:szCs w:val="17"/>
-              </w:rPr>
-              <w:t xml:space="preserve">머리글 고친 규칙 검색 (규칙 불일치)</w:t>
-            </w:r>
-          </w:p>
-        </w:tc>
-        <w:tc>
-          <w:tcPr>
-            <w:tcW w:type="dxa" w:w="1118"/>
-            <w:tcBorders>
-              <w:top w:val="single" w:color="808080" w:sz="4"/>
-              <w:left w:val="single" w:color="808080" w:sz="4"/>
-              <w:bottom w:val="single" w:color="808080" w:sz="4"/>
-              <w:right w:val="single" w:color="808080" w:sz="4"/>
-            </w:tcBorders>
-            <w:tcMar>
-              <w:top w:type="dxa" w:w="40"/>
-              <w:left w:type="dxa" w:w="80"/>
-              <w:bottom w:type="dxa" w:w="40"/>
-              <w:right w:type="dxa" w:w="80"/>
-            </w:tcMar>
-            <w:vAlign w:val="center"/>
-          </w:tcPr>
-          <w:p>
-            <w:pPr>
-              <w:spacing w:after="0" w:before="0" w:line="260"/>
-              <w:jc w:val="left"/>
-            </w:pPr>
-            <w:r>
-              <w:rPr>
-                <w:sz w:val="17"/>
-                <w:szCs w:val="17"/>
-              </w:rPr>
-              <w:t xml:space="preserve">있음</w:t>
-            </w:r>
-          </w:p>
-        </w:tc>
-        <w:tc>
-          <w:tcPr>
-            <w:tcW w:type="dxa" w:w="522"/>
-            <w:tcBorders>
-              <w:top w:val="single" w:color="808080" w:sz="4"/>
-              <w:left w:val="single" w:color="808080" w:sz="4"/>
-              <w:bottom w:val="single" w:color="808080" w:sz="4"/>
-              <w:right w:val="single" w:color="808080" w:sz="4"/>
-            </w:tcBorders>
-            <w:tcMar>
-              <w:top w:type="dxa" w:w="40"/>
-              <w:left w:type="dxa" w:w="80"/>
-              <w:bottom w:type="dxa" w:w="40"/>
-              <w:right w:type="dxa" w:w="80"/>
-            </w:tcMar>
-            <w:vAlign w:val="center"/>
-          </w:tcPr>
-          <w:p>
-            <w:pPr>
-              <w:spacing w:after="0" w:before="0" w:line="260"/>
-              <w:jc w:val="right"/>
-            </w:pPr>
-            <w:r>
-              <w:rPr>
-                <w:sz w:val="17"/>
-                <w:szCs w:val="17"/>
-              </w:rPr>
-              <w:t xml:space="preserve">104</w:t>
-            </w:r>
-          </w:p>
-        </w:tc>
-        <w:tc>
-          <w:tcPr>
-            <w:tcW w:type="dxa" w:w="858"/>
-            <w:tcBorders>
-              <w:top w:val="single" w:color="808080" w:sz="4"/>
-              <w:left w:val="single" w:color="808080" w:sz="4"/>
-              <w:bottom w:val="single" w:color="808080" w:sz="4"/>
-              <w:right w:val="single" w:color="808080" w:sz="4"/>
-            </w:tcBorders>
-            <w:tcMar>
-              <w:top w:type="dxa" w:w="40"/>
-              <w:left w:type="dxa" w:w="80"/>
-              <w:bottom w:type="dxa" w:w="40"/>
-              <w:right w:type="dxa" w:w="80"/>
-            </w:tcMar>
-            <w:vAlign w:val="center"/>
-          </w:tcPr>
-          <w:p>
-            <w:pPr>
-              <w:spacing w:after="0" w:before="0" w:line="260"/>
-              <w:jc w:val="left"/>
-            </w:pPr>
-            <w:r>
-              <w:rPr>
-                <w:sz w:val="17"/>
-                <w:szCs w:val="17"/>
-              </w:rPr>
-              <w:t xml:space="preserve">284:27</w:t>
-            </w:r>
-          </w:p>
-        </w:tc>
-        <w:tc>
-          <w:tcPr>
-            <w:tcW w:type="dxa" w:w="1323"/>
-            <w:tcBorders>
-              <w:top w:val="single" w:color="808080" w:sz="4"/>
-              <w:left w:val="single" w:color="808080" w:sz="4"/>
-              <w:bottom w:val="single" w:color="808080" w:sz="4"/>
-              <w:right w:val="single" w:color="808080" w:sz="4"/>
-            </w:tcBorders>
-            <w:tcMar>
-              <w:top w:type="dxa" w:w="40"/>
-              <w:left w:type="dxa" w:w="80"/>
-              <w:bottom w:type="dxa" w:w="40"/>
-              <w:right w:type="dxa" w:w="80"/>
-            </w:tcMar>
-            <w:vAlign w:val="center"/>
-          </w:tcPr>
-          <w:p>
-            <w:pPr>
-              <w:spacing w:after="0" w:before="0" w:line="260"/>
-              <w:jc w:val="right"/>
-            </w:pPr>
-            <w:r>
-              <w:rPr>
-                <w:sz w:val="17"/>
-                <w:szCs w:val="17"/>
-              </w:rPr>
-              <w:t xml:space="preserve">3.1×10⁻⁵⁵</w:t>
-            </w:r>
-          </w:p>
-        </w:tc>
-        <w:tc>
-          <w:tcPr>
-            <w:tcW w:type="dxa" w:w="1326"/>
-            <w:tcBorders>
-              <w:top w:val="single" w:color="808080" w:sz="4"/>
-              <w:left w:val="single" w:color="808080" w:sz="4"/>
-              <w:bottom w:val="single" w:color="808080" w:sz="4"/>
-              <w:right w:val="single" w:color="808080" w:sz="4"/>
-            </w:tcBorders>
-            <w:tcMar>
-              <w:top w:type="dxa" w:w="40"/>
-              <w:left w:type="dxa" w:w="80"/>
-              <w:bottom w:type="dxa" w:w="40"/>
-              <w:right w:type="dxa" w:w="80"/>
-            </w:tcMar>
-            <w:vAlign w:val="center"/>
-          </w:tcPr>
-          <w:p>
-            <w:pPr>
-              <w:spacing w:after="0" w:before="0" w:line="260"/>
-              <w:jc w:val="right"/>
-            </w:pPr>
-            <w:r>
-              <w:rPr>
-                <w:sz w:val="17"/>
-                <w:szCs w:val="17"/>
-              </w:rPr>
-              <w:t xml:space="preserve">2.5×10⁻⁵⁴</w:t>
-            </w:r>
-          </w:p>
-        </w:tc>
-      </w:tr>
-      <w:tr>
-        <w:trPr>
-          <w:tblHeader w:val="off"/>
-        </w:trPr>
-        <w:tc>
-          <w:tcPr>
-            <w:tcW w:type="dxa" w:w="1440"/>
-            <w:tcBorders>
-              <w:top w:val="single" w:color="808080" w:sz="4"/>
-              <w:left w:val="single" w:color="808080" w:sz="4"/>
-              <w:bottom w:val="single" w:color="808080" w:sz="4"/>
-              <w:right w:val="single" w:color="808080" w:sz="4"/>
-            </w:tcBorders>
-            <w:tcMar>
-              <w:top w:type="dxa" w:w="40"/>
-              <w:left w:type="dxa" w:w="80"/>
-              <w:bottom w:type="dxa" w:w="40"/>
-              <w:right w:type="dxa" w:w="80"/>
-            </w:tcMar>
-            <w:vAlign w:val="center"/>
-          </w:tcPr>
-          <w:p>
-            <w:pPr>
-              <w:spacing w:after="0" w:before="0" w:line="260"/>
-              <w:jc w:val="left"/>
-            </w:pPr>
-            <w:r>
-              <w:rPr>
-                <w:sz w:val="17"/>
-                <w:szCs w:val="17"/>
-              </w:rPr>
-              <w:t xml:space="preserve">TableRAG 셀 검색 재구현(leaf)</w:t>
-            </w:r>
-          </w:p>
-        </w:tc>
-        <w:tc>
-          <w:tcPr>
-            <w:tcW w:type="dxa" w:w="783"/>
-            <w:tcBorders>
-              <w:top w:val="single" w:color="808080" w:sz="4"/>
-              <w:left w:val="single" w:color="808080" w:sz="4"/>
-              <w:bottom w:val="single" w:color="808080" w:sz="4"/>
-              <w:right w:val="single" w:color="808080" w:sz="4"/>
-            </w:tcBorders>
-            <w:tcMar>
-              <w:top w:type="dxa" w:w="40"/>
-              <w:left w:type="dxa" w:w="80"/>
-              <w:bottom w:type="dxa" w:w="40"/>
-              <w:right w:type="dxa" w:w="80"/>
-            </w:tcMar>
-            <w:vAlign w:val="center"/>
-          </w:tcPr>
-          <w:p>
-            <w:pPr>
-              <w:spacing w:after="0" w:before="0" w:line="260"/>
-              <w:jc w:val="left"/>
-            </w:pPr>
-            <w:r>
-              <w:rPr>
-                <w:sz w:val="17"/>
-                <w:szCs w:val="17"/>
-              </w:rPr>
-              <w:t xml:space="preserve">처음 규칙 검색</w:t>
-            </w:r>
-          </w:p>
-        </w:tc>
-        <w:tc>
-          <w:tcPr>
-            <w:tcW w:type="dxa" w:w="1118"/>
-            <w:tcBorders>
-              <w:top w:val="single" w:color="808080" w:sz="4"/>
-              <w:left w:val="single" w:color="808080" w:sz="4"/>
-              <w:bottom w:val="single" w:color="808080" w:sz="4"/>
-              <w:right w:val="single" w:color="808080" w:sz="4"/>
-            </w:tcBorders>
-            <w:tcMar>
-              <w:top w:type="dxa" w:w="40"/>
-              <w:left w:type="dxa" w:w="80"/>
-              <w:bottom w:type="dxa" w:w="40"/>
-              <w:right w:type="dxa" w:w="80"/>
-            </w:tcMar>
-            <w:vAlign w:val="center"/>
-          </w:tcPr>
-          <w:p>
-            <w:pPr>
-              <w:spacing w:after="0" w:before="0" w:line="260"/>
-              <w:jc w:val="left"/>
-            </w:pPr>
-            <w:r>
-              <w:rPr>
-                <w:sz w:val="17"/>
-                <w:szCs w:val="17"/>
-              </w:rPr>
-              <w:t xml:space="preserve">있음</w:t>
-            </w:r>
-          </w:p>
-        </w:tc>
-        <w:tc>
-          <w:tcPr>
-            <w:tcW w:type="dxa" w:w="522"/>
-            <w:tcBorders>
-              <w:top w:val="single" w:color="808080" w:sz="4"/>
-              <w:left w:val="single" w:color="808080" w:sz="4"/>
-              <w:bottom w:val="single" w:color="808080" w:sz="4"/>
-              <w:right w:val="single" w:color="808080" w:sz="4"/>
-            </w:tcBorders>
-            <w:tcMar>
-              <w:top w:type="dxa" w:w="40"/>
-              <w:left w:type="dxa" w:w="80"/>
-              <w:bottom w:type="dxa" w:w="40"/>
-              <w:right w:type="dxa" w:w="80"/>
-            </w:tcMar>
-            <w:vAlign w:val="center"/>
-          </w:tcPr>
-          <w:p>
-            <w:pPr>
-              <w:spacing w:after="0" w:before="0" w:line="260"/>
-              <w:jc w:val="right"/>
-            </w:pPr>
-            <w:r>
-              <w:rPr>
-                <w:sz w:val="17"/>
-                <w:szCs w:val="17"/>
-              </w:rPr>
-              <w:t xml:space="preserve">94</w:t>
-            </w:r>
-          </w:p>
-        </w:tc>
-        <w:tc>
-          <w:tcPr>
-            <w:tcW w:type="dxa" w:w="858"/>
-            <w:tcBorders>
-              <w:top w:val="single" w:color="808080" w:sz="4"/>
-              <w:left w:val="single" w:color="808080" w:sz="4"/>
-              <w:bottom w:val="single" w:color="808080" w:sz="4"/>
-              <w:right w:val="single" w:color="808080" w:sz="4"/>
-            </w:tcBorders>
-            <w:tcMar>
-              <w:top w:type="dxa" w:w="40"/>
-              <w:left w:type="dxa" w:w="80"/>
-              <w:bottom w:type="dxa" w:w="40"/>
-              <w:right w:type="dxa" w:w="80"/>
-            </w:tcMar>
-            <w:vAlign w:val="center"/>
-          </w:tcPr>
-          <w:p>
-            <w:pPr>
-              <w:spacing w:after="0" w:before="0" w:line="260"/>
-              <w:jc w:val="left"/>
-            </w:pPr>
-            <w:r>
-              <w:rPr>
-                <w:sz w:val="17"/>
-                <w:szCs w:val="17"/>
-              </w:rPr>
-              <w:t xml:space="preserve">290:23</w:t>
-            </w:r>
-          </w:p>
-        </w:tc>
-        <w:tc>
-          <w:tcPr>
-            <w:tcW w:type="dxa" w:w="1323"/>
-            <w:tcBorders>
-              <w:top w:val="single" w:color="808080" w:sz="4"/>
-              <w:left w:val="single" w:color="808080" w:sz="4"/>
-              <w:bottom w:val="single" w:color="808080" w:sz="4"/>
-              <w:right w:val="single" w:color="808080" w:sz="4"/>
-            </w:tcBorders>
-            <w:tcMar>
-              <w:top w:type="dxa" w:w="40"/>
-              <w:left w:type="dxa" w:w="80"/>
-              <w:bottom w:type="dxa" w:w="40"/>
-              <w:right w:type="dxa" w:w="80"/>
-            </w:tcMar>
-            <w:vAlign w:val="center"/>
-          </w:tcPr>
-          <w:p>
-            <w:pPr>
-              <w:spacing w:after="0" w:before="0" w:line="260"/>
-              <w:jc w:val="right"/>
-            </w:pPr>
-            <w:r>
-              <w:rPr>
-                <w:sz w:val="17"/>
-                <w:szCs w:val="17"/>
-              </w:rPr>
-              <w:t xml:space="preserve">5.5×10⁻⁶⁰</w:t>
-            </w:r>
-          </w:p>
-        </w:tc>
-        <w:tc>
-          <w:tcPr>
-            <w:tcW w:type="dxa" w:w="1326"/>
-            <w:tcBorders>
-              <w:top w:val="single" w:color="808080" w:sz="4"/>
-              <w:left w:val="single" w:color="808080" w:sz="4"/>
-              <w:bottom w:val="single" w:color="808080" w:sz="4"/>
-              <w:right w:val="single" w:color="808080" w:sz="4"/>
-            </w:tcBorders>
-            <w:tcMar>
-              <w:top w:type="dxa" w:w="40"/>
-              <w:left w:type="dxa" w:w="80"/>
-              <w:bottom w:type="dxa" w:w="40"/>
-              <w:right w:type="dxa" w:w="80"/>
-            </w:tcMar>
-            <w:vAlign w:val="center"/>
-          </w:tcPr>
-          <w:p>
-            <w:pPr>
-              <w:spacing w:after="0" w:before="0" w:line="260"/>
-              <w:jc w:val="right"/>
-            </w:pPr>
-            <w:r>
-              <w:rPr>
-                <w:sz w:val="17"/>
-                <w:szCs w:val="17"/>
-              </w:rPr>
-              <w:t xml:space="preserve">5.5×10⁻⁵⁹</w:t>
-            </w:r>
-          </w:p>
-        </w:tc>
-      </w:tr>
-      <w:tr>
-        <w:trPr>
-          <w:tblHeader w:val="off"/>
-        </w:trPr>
-        <w:tc>
-          <w:tcPr>
-            <w:tcW w:type="dxa" w:w="1440"/>
-            <w:tcBorders>
-              <w:top w:val="single" w:color="808080" w:sz="4"/>
-              <w:left w:val="single" w:color="808080" w:sz="4"/>
-              <w:bottom w:val="single" w:color="808080" w:sz="4"/>
-              <w:right w:val="single" w:color="808080" w:sz="4"/>
-            </w:tcBorders>
-            <w:tcMar>
-              <w:top w:type="dxa" w:w="40"/>
-              <w:left w:type="dxa" w:w="80"/>
-              <w:bottom w:type="dxa" w:w="40"/>
-              <w:right w:type="dxa" w:w="80"/>
-            </w:tcMar>
-            <w:vAlign w:val="center"/>
-          </w:tcPr>
-          <w:p>
-            <w:pPr>
-              <w:spacing w:after="0" w:before="0" w:line="260"/>
-              <w:jc w:val="left"/>
-            </w:pPr>
-            <w:r>
-              <w:rPr>
-                <w:sz w:val="17"/>
-                <w:szCs w:val="17"/>
-              </w:rPr>
-              <w:t xml:space="preserve">TableRAG 셀 검색 재구현(leaf)</w:t>
-            </w:r>
-          </w:p>
-        </w:tc>
-        <w:tc>
-          <w:tcPr>
-            <w:tcW w:type="dxa" w:w="783"/>
-            <w:tcBorders>
-              <w:top w:val="single" w:color="808080" w:sz="4"/>
-              <w:left w:val="single" w:color="808080" w:sz="4"/>
-              <w:bottom w:val="single" w:color="808080" w:sz="4"/>
-              <w:right w:val="single" w:color="808080" w:sz="4"/>
-            </w:tcBorders>
-            <w:tcMar>
-              <w:top w:type="dxa" w:w="40"/>
-              <w:left w:type="dxa" w:w="80"/>
-              <w:bottom w:type="dxa" w:w="40"/>
-              <w:right w:type="dxa" w:w="80"/>
-            </w:tcMar>
-            <w:vAlign w:val="center"/>
-          </w:tcPr>
-          <w:p>
-            <w:pPr>
-              <w:spacing w:after="0" w:before="0" w:line="260"/>
-              <w:jc w:val="left"/>
-            </w:pPr>
-            <w:r>
-              <w:rPr>
-                <w:sz w:val="17"/>
-                <w:szCs w:val="17"/>
-              </w:rPr>
-              <w:t xml:space="preserve">머리글 고친 규칙 검색 (규칙 불일치)</w:t>
-            </w:r>
-          </w:p>
-        </w:tc>
-        <w:tc>
-          <w:tcPr>
-            <w:tcW w:type="dxa" w:w="1118"/>
-            <w:tcBorders>
-              <w:top w:val="single" w:color="808080" w:sz="4"/>
-              <w:left w:val="single" w:color="808080" w:sz="4"/>
-              <w:bottom w:val="single" w:color="808080" w:sz="4"/>
-              <w:right w:val="single" w:color="808080" w:sz="4"/>
-            </w:tcBorders>
-            <w:tcMar>
-              <w:top w:type="dxa" w:w="40"/>
-              <w:left w:type="dxa" w:w="80"/>
-              <w:bottom w:type="dxa" w:w="40"/>
-              <w:right w:type="dxa" w:w="80"/>
-            </w:tcMar>
-            <w:vAlign w:val="center"/>
-          </w:tcPr>
-          <w:p>
-            <w:pPr>
-              <w:spacing w:after="0" w:before="0" w:line="260"/>
-              <w:jc w:val="left"/>
-            </w:pPr>
-            <w:r>
-              <w:rPr>
-                <w:sz w:val="17"/>
-                <w:szCs w:val="17"/>
-              </w:rPr>
-              <w:t xml:space="preserve">있음</w:t>
-            </w:r>
-          </w:p>
-        </w:tc>
-        <w:tc>
-          <w:tcPr>
-            <w:tcW w:type="dxa" w:w="522"/>
-            <w:tcBorders>
-              <w:top w:val="single" w:color="808080" w:sz="4"/>
-              <w:left w:val="single" w:color="808080" w:sz="4"/>
-              <w:bottom w:val="single" w:color="808080" w:sz="4"/>
-              <w:right w:val="single" w:color="808080" w:sz="4"/>
-            </w:tcBorders>
-            <w:tcMar>
-              <w:top w:type="dxa" w:w="40"/>
-              <w:left w:type="dxa" w:w="80"/>
-              <w:bottom w:type="dxa" w:w="40"/>
-              <w:right w:type="dxa" w:w="80"/>
-            </w:tcMar>
-            <w:vAlign w:val="center"/>
-          </w:tcPr>
-          <w:p>
-            <w:pPr>
-              <w:spacing w:after="0" w:before="0" w:line="260"/>
-              <w:jc w:val="right"/>
-            </w:pPr>
-            <w:r>
-              <w:rPr>
-                <w:sz w:val="17"/>
-                <w:szCs w:val="17"/>
-              </w:rPr>
-              <w:t xml:space="preserve">83</w:t>
-            </w:r>
-          </w:p>
-        </w:tc>
-        <w:tc>
-          <w:tcPr>
-            <w:tcW w:type="dxa" w:w="858"/>
-            <w:tcBorders>
-              <w:top w:val="single" w:color="808080" w:sz="4"/>
-              <w:left w:val="single" w:color="808080" w:sz="4"/>
-              <w:bottom w:val="single" w:color="808080" w:sz="4"/>
-              <w:right w:val="single" w:color="808080" w:sz="4"/>
-            </w:tcBorders>
-            <w:tcMar>
-              <w:top w:type="dxa" w:w="40"/>
-              <w:left w:type="dxa" w:w="80"/>
-              <w:bottom w:type="dxa" w:w="40"/>
-              <w:right w:type="dxa" w:w="80"/>
-            </w:tcMar>
-            <w:vAlign w:val="center"/>
-          </w:tcPr>
-          <w:p>
-            <w:pPr>
-              <w:spacing w:after="0" w:before="0" w:line="260"/>
-              <w:jc w:val="left"/>
-            </w:pPr>
-            <w:r>
-              <w:rPr>
-                <w:sz w:val="17"/>
-                <w:szCs w:val="17"/>
-              </w:rPr>
-              <w:t xml:space="preserve">298:20</w:t>
-            </w:r>
-          </w:p>
-        </w:tc>
-        <w:tc>
-          <w:tcPr>
-            <w:tcW w:type="dxa" w:w="1323"/>
-            <w:tcBorders>
-              <w:top w:val="single" w:color="808080" w:sz="4"/>
-              <w:left w:val="single" w:color="808080" w:sz="4"/>
-              <w:bottom w:val="single" w:color="808080" w:sz="4"/>
-              <w:right w:val="single" w:color="808080" w:sz="4"/>
-            </w:tcBorders>
-            <w:tcMar>
-              <w:top w:type="dxa" w:w="40"/>
-              <w:left w:type="dxa" w:w="80"/>
-              <w:bottom w:type="dxa" w:w="40"/>
-              <w:right w:type="dxa" w:w="80"/>
-            </w:tcMar>
-            <w:vAlign w:val="center"/>
-          </w:tcPr>
-          <w:p>
-            <w:pPr>
-              <w:spacing w:after="0" w:before="0" w:line="260"/>
-              <w:jc w:val="right"/>
-            </w:pPr>
-            <w:r>
-              <w:rPr>
-                <w:sz w:val="17"/>
-                <w:szCs w:val="17"/>
-              </w:rPr>
-              <w:t xml:space="preserve">1.0×10⁻⁶⁴</w:t>
-            </w:r>
-          </w:p>
-        </w:tc>
-        <w:tc>
-          <w:tcPr>
-            <w:tcW w:type="dxa" w:w="1326"/>
-            <w:tcBorders>
-              <w:top w:val="single" w:color="808080" w:sz="4"/>
-              <w:left w:val="single" w:color="808080" w:sz="4"/>
-              <w:bottom w:val="single" w:color="808080" w:sz="4"/>
-              <w:right w:val="single" w:color="808080" w:sz="4"/>
-            </w:tcBorders>
-            <w:tcMar>
-              <w:top w:type="dxa" w:w="40"/>
-              <w:left w:type="dxa" w:w="80"/>
-              <w:bottom w:type="dxa" w:w="40"/>
-              <w:right w:type="dxa" w:w="80"/>
-            </w:tcMar>
-            <w:vAlign w:val="center"/>
-          </w:tcPr>
-          <w:p>
-            <w:pPr>
-              <w:spacing w:after="0" w:before="0" w:line="260"/>
-              <w:jc w:val="right"/>
-            </w:pPr>
-            <w:r>
-              <w:rPr>
-                <w:sz w:val="17"/>
-                <w:szCs w:val="17"/>
-              </w:rPr>
-              <w:t xml:space="preserve">1.1×10⁻⁶³</w:t>
+              <w:t xml:space="preserve">2.6×10⁻⁷⁰</w:t>
             </w:r>
           </w:p>
         </w:tc>
@@ -29814,7 +28926,7 @@
         <w:jc w:val="both"/>
       </w:pPr>
       <w:r>
-        <w:t xml:space="preserve">b:c는 "처음 규칙의 본 방법만 맞힘 : 비교군만 맞힘"이다. "머리글 규칙 영향"은 두 규칙에서 색인 텍스트(표 전체는 리더 입력)를 다시 만들어 같은지 대조한 결과다. Holm p는 규칙 불일치 3행을 포함한 12개 비교를 한 묶음으로 보정한 기존 값을 그대로 적었다.</w:t>
+        <w:t xml:space="preserve">b:c는 "처음 규칙의 본 방법만 맞힘 : 비교군만 맞힘"이다. "머리글 규칙 영향"은 두 규칙에서 색인 텍스트(표 전체는 리더 입력)를 다시 만들어 같은지 대조한 결과다. Holm p는 규칙 불일치 1행을 포함한 8개 비교를 한 묶음으로 보정한 값이다. 이 표에 있던 TableRAG 셀 검색 재구현의 처음 규칙·머리글 고친 규칙 답변 4행(원고 이전의 숫자 열 판정)은 공식 규칙으로 다시 생성한 답변(표 F-3)으로 바꾸었다.</w:t>
       </w:r>
     </w:p>
     <w:p>
@@ -30641,6 +29753,952 @@
       </w:pPr>
       <w:r>
         <w:t xml:space="preserve">두 방법이 모두 검색에 성공한 문항에서 처음 규칙의 본 방법은 고정 청크보다 낮았고(628건, .4459 대 .5064, 38:76, p=.00048), TableRAG(Yu) 청크보다도 낮았다(600건, .4333 대 .5083, 42:87, p=9.2×10⁻⁵). 머리글 규칙을 맞추면(최종 대 최종) 이 차이는 사라진다(642건, 322 대 325, 59:62, p=.86, 표 6-2).</w:t>
+      </w:r>
+    </w:p>
+    <w:p>
+      <w:pPr>
+        <w:sectPr>
+          <w:pgSz w:w="11906" w:h="16838" w:orient="portrait"/>
+          <w:pgMar w:top="2268" w:right="2268" w:bottom="2268" w:left="2268" w:header="567" w:footer="567" w:gutter="0"/>
+          <w:pgNumType/>
+          <w:docGrid w:linePitch="360"/>
+        </w:sectPr>
+      </w:pPr>
+    </w:p>
+    <w:p>
+      <w:pPr>
+        <w:pStyle w:val="TableCaption"/>
+      </w:pPr>
+      <w:r>
+        <w:t xml:space="preserve">[표 F-3] 최종 규칙의 본 방법(408/882) 대 TableRAG 셀 검색 재구현(공식 숫자 열 규칙, 최종 규칙 검색으로 리더 입력) (MultiHiertt 882건)</w:t>
+      </w:r>
+    </w:p>
+    <w:tbl>
+      <w:tblPr>
+        <w:tblW w:type="dxa" w:w="12302"/>
+        <w:tblBorders>
+          <w:top w:val="single" w:color="auto" w:sz="4"/>
+          <w:left w:val="single" w:color="auto" w:sz="4"/>
+          <w:bottom w:val="single" w:color="auto" w:sz="4"/>
+          <w:right w:val="single" w:color="auto" w:sz="4"/>
+          <w:insideH w:val="single" w:color="auto" w:sz="4"/>
+          <w:insideV w:val="single" w:color="auto" w:sz="4"/>
+        </w:tblBorders>
+        <w:tblLayout w:type="fixed"/>
+      </w:tblPr>
+      <w:tblGrid>
+        <w:gridCol w:w="1979"/>
+        <w:gridCol w:w="1335"/>
+        <w:gridCol w:w="1367"/>
+        <w:gridCol w:w="1302"/>
+        <w:gridCol w:w="1367"/>
+        <w:gridCol w:w="686"/>
+        <w:gridCol w:w="978"/>
+        <w:gridCol w:w="1642"/>
+        <w:gridCol w:w="1646"/>
+      </w:tblGrid>
+      <w:tr>
+        <w:trPr>
+          <w:tblHeader/>
+        </w:trPr>
+        <w:tc>
+          <w:tcPr>
+            <w:tcW w:type="dxa" w:w="1979"/>
+            <w:tcBorders>
+              <w:top w:val="single" w:color="808080" w:sz="4"/>
+              <w:left w:val="single" w:color="808080" w:sz="4"/>
+              <w:bottom w:val="single" w:color="808080" w:sz="4"/>
+              <w:right w:val="single" w:color="808080" w:sz="4"/>
+            </w:tcBorders>
+            <w:shd w:fill="E7E6E6" w:color="auto" w:val="clear"/>
+            <w:tcMar>
+              <w:top w:type="dxa" w:w="40"/>
+              <w:left w:type="dxa" w:w="80"/>
+              <w:bottom w:type="dxa" w:w="40"/>
+              <w:right w:type="dxa" w:w="80"/>
+            </w:tcMar>
+            <w:vAlign w:val="center"/>
+          </w:tcPr>
+          <w:p>
+            <w:pPr>
+              <w:spacing w:after="0" w:before="0" w:line="260"/>
+              <w:jc w:val="center"/>
+            </w:pPr>
+            <w:r>
+              <w:rPr>
+                <w:b/>
+                <w:bCs/>
+                <w:sz w:val="17"/>
+                <w:szCs w:val="17"/>
+              </w:rPr>
+              <w:t xml:space="preserve">비교군</w:t>
+            </w:r>
+          </w:p>
+        </w:tc>
+        <w:tc>
+          <w:tcPr>
+            <w:tcW w:type="dxa" w:w="1335"/>
+            <w:tcBorders>
+              <w:top w:val="single" w:color="808080" w:sz="4"/>
+              <w:left w:val="single" w:color="808080" w:sz="4"/>
+              <w:bottom w:val="single" w:color="808080" w:sz="4"/>
+              <w:right w:val="single" w:color="808080" w:sz="4"/>
+            </w:tcBorders>
+            <w:shd w:fill="E7E6E6" w:color="auto" w:val="clear"/>
+            <w:tcMar>
+              <w:top w:type="dxa" w:w="40"/>
+              <w:left w:type="dxa" w:w="80"/>
+              <w:bottom w:type="dxa" w:w="40"/>
+              <w:right w:type="dxa" w:w="80"/>
+            </w:tcMar>
+            <w:vAlign w:val="center"/>
+          </w:tcPr>
+          <w:p>
+            <w:pPr>
+              <w:spacing w:after="0" w:before="0" w:line="260"/>
+              <w:jc w:val="center"/>
+            </w:pPr>
+            <w:r>
+              <w:rPr>
+                <w:b/>
+                <w:bCs/>
+                <w:sz w:val="17"/>
+                <w:szCs w:val="17"/>
+              </w:rPr>
+              <w:t xml:space="preserve">조회·셀 1개 (211)</w:t>
+            </w:r>
+          </w:p>
+        </w:tc>
+        <w:tc>
+          <w:tcPr>
+            <w:tcW w:type="dxa" w:w="1367"/>
+            <w:tcBorders>
+              <w:top w:val="single" w:color="808080" w:sz="4"/>
+              <w:left w:val="single" w:color="808080" w:sz="4"/>
+              <w:bottom w:val="single" w:color="808080" w:sz="4"/>
+              <w:right w:val="single" w:color="808080" w:sz="4"/>
+            </w:tcBorders>
+            <w:shd w:fill="E7E6E6" w:color="auto" w:val="clear"/>
+            <w:tcMar>
+              <w:top w:type="dxa" w:w="40"/>
+              <w:left w:type="dxa" w:w="80"/>
+              <w:bottom w:type="dxa" w:w="40"/>
+              <w:right w:type="dxa" w:w="80"/>
+            </w:tcMar>
+            <w:vAlign w:val="center"/>
+          </w:tcPr>
+          <w:p>
+            <w:pPr>
+              <w:spacing w:after="0" w:before="0" w:line="260"/>
+              <w:jc w:val="center"/>
+            </w:pPr>
+            <w:r>
+              <w:rPr>
+                <w:b/>
+                <w:bCs/>
+                <w:sz w:val="17"/>
+                <w:szCs w:val="17"/>
+              </w:rPr>
+              <w:t xml:space="preserve">조회·셀 2개+ (300)</w:t>
+            </w:r>
+          </w:p>
+        </w:tc>
+        <w:tc>
+          <w:tcPr>
+            <w:tcW w:type="dxa" w:w="1302"/>
+            <w:tcBorders>
+              <w:top w:val="single" w:color="808080" w:sz="4"/>
+              <w:left w:val="single" w:color="808080" w:sz="4"/>
+              <w:bottom w:val="single" w:color="808080" w:sz="4"/>
+              <w:right w:val="single" w:color="808080" w:sz="4"/>
+            </w:tcBorders>
+            <w:shd w:fill="E7E6E6" w:color="auto" w:val="clear"/>
+            <w:tcMar>
+              <w:top w:type="dxa" w:w="40"/>
+              <w:left w:type="dxa" w:w="80"/>
+              <w:bottom w:type="dxa" w:w="40"/>
+              <w:right w:type="dxa" w:w="80"/>
+            </w:tcMar>
+            <w:vAlign w:val="center"/>
+          </w:tcPr>
+          <w:p>
+            <w:pPr>
+              <w:spacing w:after="0" w:before="0" w:line="260"/>
+              <w:jc w:val="center"/>
+            </w:pPr>
+            <w:r>
+              <w:rPr>
+                <w:b/>
+                <w:bCs/>
+                <w:sz w:val="17"/>
+                <w:szCs w:val="17"/>
+              </w:rPr>
+              <w:t xml:space="preserve">산술·셀 1개 (71)</w:t>
+            </w:r>
+          </w:p>
+        </w:tc>
+        <w:tc>
+          <w:tcPr>
+            <w:tcW w:type="dxa" w:w="1367"/>
+            <w:tcBorders>
+              <w:top w:val="single" w:color="808080" w:sz="4"/>
+              <w:left w:val="single" w:color="808080" w:sz="4"/>
+              <w:bottom w:val="single" w:color="808080" w:sz="4"/>
+              <w:right w:val="single" w:color="808080" w:sz="4"/>
+            </w:tcBorders>
+            <w:shd w:fill="E7E6E6" w:color="auto" w:val="clear"/>
+            <w:tcMar>
+              <w:top w:type="dxa" w:w="40"/>
+              <w:left w:type="dxa" w:w="80"/>
+              <w:bottom w:type="dxa" w:w="40"/>
+              <w:right w:type="dxa" w:w="80"/>
+            </w:tcMar>
+            <w:vAlign w:val="center"/>
+          </w:tcPr>
+          <w:p>
+            <w:pPr>
+              <w:spacing w:after="0" w:before="0" w:line="260"/>
+              <w:jc w:val="center"/>
+            </w:pPr>
+            <w:r>
+              <w:rPr>
+                <w:b/>
+                <w:bCs/>
+                <w:sz w:val="17"/>
+                <w:szCs w:val="17"/>
+              </w:rPr>
+              <w:t xml:space="preserve">산술·셀 2개+ (300)</w:t>
+            </w:r>
+          </w:p>
+        </w:tc>
+        <w:tc>
+          <w:tcPr>
+            <w:tcW w:type="dxa" w:w="686"/>
+            <w:tcBorders>
+              <w:top w:val="single" w:color="808080" w:sz="4"/>
+              <w:left w:val="single" w:color="808080" w:sz="4"/>
+              <w:bottom w:val="single" w:color="808080" w:sz="4"/>
+              <w:right w:val="single" w:color="808080" w:sz="4"/>
+            </w:tcBorders>
+            <w:shd w:fill="E7E6E6" w:color="auto" w:val="clear"/>
+            <w:tcMar>
+              <w:top w:type="dxa" w:w="40"/>
+              <w:left w:type="dxa" w:w="80"/>
+              <w:bottom w:type="dxa" w:w="40"/>
+              <w:right w:type="dxa" w:w="80"/>
+            </w:tcMar>
+            <w:vAlign w:val="center"/>
+          </w:tcPr>
+          <w:p>
+            <w:pPr>
+              <w:spacing w:after="0" w:before="0" w:line="260"/>
+              <w:jc w:val="center"/>
+            </w:pPr>
+            <w:r>
+              <w:rPr>
+                <w:b/>
+                <w:bCs/>
+                <w:sz w:val="17"/>
+                <w:szCs w:val="17"/>
+              </w:rPr>
+              <w:t xml:space="preserve">맞힘</w:t>
+            </w:r>
+          </w:p>
+        </w:tc>
+        <w:tc>
+          <w:tcPr>
+            <w:tcW w:type="dxa" w:w="978"/>
+            <w:tcBorders>
+              <w:top w:val="single" w:color="808080" w:sz="4"/>
+              <w:left w:val="single" w:color="808080" w:sz="4"/>
+              <w:bottom w:val="single" w:color="808080" w:sz="4"/>
+              <w:right w:val="single" w:color="808080" w:sz="4"/>
+            </w:tcBorders>
+            <w:shd w:fill="E7E6E6" w:color="auto" w:val="clear"/>
+            <w:tcMar>
+              <w:top w:type="dxa" w:w="40"/>
+              <w:left w:type="dxa" w:w="80"/>
+              <w:bottom w:type="dxa" w:w="40"/>
+              <w:right w:type="dxa" w:w="80"/>
+            </w:tcMar>
+            <w:vAlign w:val="center"/>
+          </w:tcPr>
+          <w:p>
+            <w:pPr>
+              <w:spacing w:after="0" w:before="0" w:line="260"/>
+              <w:jc w:val="center"/>
+            </w:pPr>
+            <w:r>
+              <w:rPr>
+                <w:b/>
+                <w:bCs/>
+                <w:sz w:val="17"/>
+                <w:szCs w:val="17"/>
+              </w:rPr>
+              <w:t xml:space="preserve">b:c</w:t>
+            </w:r>
+          </w:p>
+        </w:tc>
+        <w:tc>
+          <w:tcPr>
+            <w:tcW w:type="dxa" w:w="1642"/>
+            <w:tcBorders>
+              <w:top w:val="single" w:color="808080" w:sz="4"/>
+              <w:left w:val="single" w:color="808080" w:sz="4"/>
+              <w:bottom w:val="single" w:color="808080" w:sz="4"/>
+              <w:right w:val="single" w:color="808080" w:sz="4"/>
+            </w:tcBorders>
+            <w:shd w:fill="E7E6E6" w:color="auto" w:val="clear"/>
+            <w:tcMar>
+              <w:top w:type="dxa" w:w="40"/>
+              <w:left w:type="dxa" w:w="80"/>
+              <w:bottom w:type="dxa" w:w="40"/>
+              <w:right w:type="dxa" w:w="80"/>
+            </w:tcMar>
+            <w:vAlign w:val="center"/>
+          </w:tcPr>
+          <w:p>
+            <w:pPr>
+              <w:spacing w:after="0" w:before="0" w:line="260"/>
+              <w:jc w:val="center"/>
+            </w:pPr>
+            <w:r>
+              <w:rPr>
+                <w:b/>
+                <w:bCs/>
+                <w:sz w:val="17"/>
+                <w:szCs w:val="17"/>
+              </w:rPr>
+              <w:t xml:space="preserve">p</w:t>
+            </w:r>
+          </w:p>
+        </w:tc>
+        <w:tc>
+          <w:tcPr>
+            <w:tcW w:type="dxa" w:w="1646"/>
+            <w:tcBorders>
+              <w:top w:val="single" w:color="808080" w:sz="4"/>
+              <w:left w:val="single" w:color="808080" w:sz="4"/>
+              <w:bottom w:val="single" w:color="808080" w:sz="4"/>
+              <w:right w:val="single" w:color="808080" w:sz="4"/>
+            </w:tcBorders>
+            <w:shd w:fill="E7E6E6" w:color="auto" w:val="clear"/>
+            <w:tcMar>
+              <w:top w:type="dxa" w:w="40"/>
+              <w:left w:type="dxa" w:w="80"/>
+              <w:bottom w:type="dxa" w:w="40"/>
+              <w:right w:type="dxa" w:w="80"/>
+            </w:tcMar>
+            <w:vAlign w:val="center"/>
+          </w:tcPr>
+          <w:p>
+            <w:pPr>
+              <w:spacing w:after="0" w:before="0" w:line="260"/>
+              <w:jc w:val="center"/>
+            </w:pPr>
+            <w:r>
+              <w:rPr>
+                <w:b/>
+                <w:bCs/>
+                <w:sz w:val="17"/>
+                <w:szCs w:val="17"/>
+              </w:rPr>
+              <w:t xml:space="preserve">Holm p</w:t>
+            </w:r>
+          </w:p>
+        </w:tc>
+      </w:tr>
+      <w:tr>
+        <w:trPr>
+          <w:tblHeader w:val="off"/>
+        </w:trPr>
+        <w:tc>
+          <w:tcPr>
+            <w:tcW w:type="dxa" w:w="1979"/>
+            <w:tcBorders>
+              <w:top w:val="single" w:color="808080" w:sz="4"/>
+              <w:left w:val="single" w:color="808080" w:sz="4"/>
+              <w:bottom w:val="single" w:color="808080" w:sz="4"/>
+              <w:right w:val="single" w:color="808080" w:sz="4"/>
+            </w:tcBorders>
+            <w:tcMar>
+              <w:top w:type="dxa" w:w="40"/>
+              <w:left w:type="dxa" w:w="80"/>
+              <w:bottom w:type="dxa" w:w="40"/>
+              <w:right w:type="dxa" w:w="80"/>
+            </w:tcMar>
+            <w:vAlign w:val="center"/>
+          </w:tcPr>
+          <w:p>
+            <w:pPr>
+              <w:spacing w:after="0" w:before="0" w:line="260"/>
+              <w:jc w:val="left"/>
+            </w:pPr>
+            <w:r>
+              <w:rPr>
+                <w:sz w:val="17"/>
+                <w:szCs w:val="17"/>
+              </w:rPr>
+              <w:t xml:space="preserve">TableRAG 셀 검색 재구현(path)</w:t>
+            </w:r>
+          </w:p>
+        </w:tc>
+        <w:tc>
+          <w:tcPr>
+            <w:tcW w:type="dxa" w:w="1335"/>
+            <w:tcBorders>
+              <w:top w:val="single" w:color="808080" w:sz="4"/>
+              <w:left w:val="single" w:color="808080" w:sz="4"/>
+              <w:bottom w:val="single" w:color="808080" w:sz="4"/>
+              <w:right w:val="single" w:color="808080" w:sz="4"/>
+            </w:tcBorders>
+            <w:tcMar>
+              <w:top w:type="dxa" w:w="40"/>
+              <w:left w:type="dxa" w:w="80"/>
+              <w:bottom w:type="dxa" w:w="40"/>
+              <w:right w:type="dxa" w:w="80"/>
+            </w:tcMar>
+            <w:vAlign w:val="center"/>
+          </w:tcPr>
+          <w:p>
+            <w:pPr>
+              <w:spacing w:after="0" w:before="0" w:line="260"/>
+              <w:jc w:val="right"/>
+            </w:pPr>
+            <w:r>
+              <w:rPr>
+                <w:sz w:val="17"/>
+                <w:szCs w:val="17"/>
+              </w:rPr>
+              <w:t xml:space="preserve">.1280</w:t>
+            </w:r>
+          </w:p>
+        </w:tc>
+        <w:tc>
+          <w:tcPr>
+            <w:tcW w:type="dxa" w:w="1367"/>
+            <w:tcBorders>
+              <w:top w:val="single" w:color="808080" w:sz="4"/>
+              <w:left w:val="single" w:color="808080" w:sz="4"/>
+              <w:bottom w:val="single" w:color="808080" w:sz="4"/>
+              <w:right w:val="single" w:color="808080" w:sz="4"/>
+            </w:tcBorders>
+            <w:tcMar>
+              <w:top w:type="dxa" w:w="40"/>
+              <w:left w:type="dxa" w:w="80"/>
+              <w:bottom w:type="dxa" w:w="40"/>
+              <w:right w:type="dxa" w:w="80"/>
+            </w:tcMar>
+            <w:vAlign w:val="center"/>
+          </w:tcPr>
+          <w:p>
+            <w:pPr>
+              <w:spacing w:after="0" w:before="0" w:line="260"/>
+              <w:jc w:val="right"/>
+            </w:pPr>
+            <w:r>
+              <w:rPr>
+                <w:sz w:val="17"/>
+                <w:szCs w:val="17"/>
+              </w:rPr>
+              <w:t xml:space="preserve">.2533</w:t>
+            </w:r>
+          </w:p>
+        </w:tc>
+        <w:tc>
+          <w:tcPr>
+            <w:tcW w:type="dxa" w:w="1302"/>
+            <w:tcBorders>
+              <w:top w:val="single" w:color="808080" w:sz="4"/>
+              <w:left w:val="single" w:color="808080" w:sz="4"/>
+              <w:bottom w:val="single" w:color="808080" w:sz="4"/>
+              <w:right w:val="single" w:color="808080" w:sz="4"/>
+            </w:tcBorders>
+            <w:tcMar>
+              <w:top w:type="dxa" w:w="40"/>
+              <w:left w:type="dxa" w:w="80"/>
+              <w:bottom w:type="dxa" w:w="40"/>
+              <w:right w:type="dxa" w:w="80"/>
+            </w:tcMar>
+            <w:vAlign w:val="center"/>
+          </w:tcPr>
+          <w:p>
+            <w:pPr>
+              <w:spacing w:after="0" w:before="0" w:line="260"/>
+              <w:jc w:val="right"/>
+            </w:pPr>
+            <w:r>
+              <w:rPr>
+                <w:sz w:val="17"/>
+                <w:szCs w:val="17"/>
+              </w:rPr>
+              <w:t xml:space="preserve">.0986</w:t>
+            </w:r>
+          </w:p>
+        </w:tc>
+        <w:tc>
+          <w:tcPr>
+            <w:tcW w:type="dxa" w:w="1367"/>
+            <w:tcBorders>
+              <w:top w:val="single" w:color="808080" w:sz="4"/>
+              <w:left w:val="single" w:color="808080" w:sz="4"/>
+              <w:bottom w:val="single" w:color="808080" w:sz="4"/>
+              <w:right w:val="single" w:color="808080" w:sz="4"/>
+            </w:tcBorders>
+            <w:tcMar>
+              <w:top w:type="dxa" w:w="40"/>
+              <w:left w:type="dxa" w:w="80"/>
+              <w:bottom w:type="dxa" w:w="40"/>
+              <w:right w:type="dxa" w:w="80"/>
+            </w:tcMar>
+            <w:vAlign w:val="center"/>
+          </w:tcPr>
+          <w:p>
+            <w:pPr>
+              <w:spacing w:after="0" w:before="0" w:line="260"/>
+              <w:jc w:val="right"/>
+            </w:pPr>
+            <w:r>
+              <w:rPr>
+                <w:sz w:val="17"/>
+                <w:szCs w:val="17"/>
+              </w:rPr>
+              <w:t xml:space="preserve">.0133</w:t>
+            </w:r>
+          </w:p>
+        </w:tc>
+        <w:tc>
+          <w:tcPr>
+            <w:tcW w:type="dxa" w:w="686"/>
+            <w:tcBorders>
+              <w:top w:val="single" w:color="808080" w:sz="4"/>
+              <w:left w:val="single" w:color="808080" w:sz="4"/>
+              <w:bottom w:val="single" w:color="808080" w:sz="4"/>
+              <w:right w:val="single" w:color="808080" w:sz="4"/>
+            </w:tcBorders>
+            <w:tcMar>
+              <w:top w:type="dxa" w:w="40"/>
+              <w:left w:type="dxa" w:w="80"/>
+              <w:bottom w:type="dxa" w:w="40"/>
+              <w:right w:type="dxa" w:w="80"/>
+            </w:tcMar>
+            <w:vAlign w:val="center"/>
+          </w:tcPr>
+          <w:p>
+            <w:pPr>
+              <w:spacing w:after="0" w:before="0" w:line="260"/>
+              <w:jc w:val="right"/>
+            </w:pPr>
+            <w:r>
+              <w:rPr>
+                <w:sz w:val="17"/>
+                <w:szCs w:val="17"/>
+              </w:rPr>
+              <w:t xml:space="preserve">114</w:t>
+            </w:r>
+          </w:p>
+        </w:tc>
+        <w:tc>
+          <w:tcPr>
+            <w:tcW w:type="dxa" w:w="978"/>
+            <w:tcBorders>
+              <w:top w:val="single" w:color="808080" w:sz="4"/>
+              <w:left w:val="single" w:color="808080" w:sz="4"/>
+              <w:bottom w:val="single" w:color="808080" w:sz="4"/>
+              <w:right w:val="single" w:color="808080" w:sz="4"/>
+            </w:tcBorders>
+            <w:tcMar>
+              <w:top w:type="dxa" w:w="40"/>
+              <w:left w:type="dxa" w:w="80"/>
+              <w:bottom w:type="dxa" w:w="40"/>
+              <w:right w:type="dxa" w:w="80"/>
+            </w:tcMar>
+            <w:vAlign w:val="center"/>
+          </w:tcPr>
+          <w:p>
+            <w:pPr>
+              <w:spacing w:after="0" w:before="0" w:line="260"/>
+              <w:jc w:val="left"/>
+            </w:pPr>
+            <w:r>
+              <w:rPr>
+                <w:sz w:val="17"/>
+                <w:szCs w:val="17"/>
+              </w:rPr>
+              <w:t xml:space="preserve">316:22</w:t>
+            </w:r>
+          </w:p>
+        </w:tc>
+        <w:tc>
+          <w:tcPr>
+            <w:tcW w:type="dxa" w:w="1642"/>
+            <w:tcBorders>
+              <w:top w:val="single" w:color="808080" w:sz="4"/>
+              <w:left w:val="single" w:color="808080" w:sz="4"/>
+              <w:bottom w:val="single" w:color="808080" w:sz="4"/>
+              <w:right w:val="single" w:color="808080" w:sz="4"/>
+            </w:tcBorders>
+            <w:tcMar>
+              <w:top w:type="dxa" w:w="40"/>
+              <w:left w:type="dxa" w:w="80"/>
+              <w:bottom w:type="dxa" w:w="40"/>
+              <w:right w:type="dxa" w:w="80"/>
+            </w:tcMar>
+            <w:vAlign w:val="center"/>
+          </w:tcPr>
+          <w:p>
+            <w:pPr>
+              <w:spacing w:after="0" w:before="0" w:line="260"/>
+              <w:jc w:val="right"/>
+            </w:pPr>
+            <w:r>
+              <w:rPr>
+                <w:sz w:val="17"/>
+                <w:szCs w:val="17"/>
+              </w:rPr>
+              <w:t xml:space="preserve">7.3×10⁻⁶⁸</w:t>
+            </w:r>
+          </w:p>
+        </w:tc>
+        <w:tc>
+          <w:tcPr>
+            <w:tcW w:type="dxa" w:w="1646"/>
+            <w:tcBorders>
+              <w:top w:val="single" w:color="808080" w:sz="4"/>
+              <w:left w:val="single" w:color="808080" w:sz="4"/>
+              <w:bottom w:val="single" w:color="808080" w:sz="4"/>
+              <w:right w:val="single" w:color="808080" w:sz="4"/>
+            </w:tcBorders>
+            <w:tcMar>
+              <w:top w:type="dxa" w:w="40"/>
+              <w:left w:type="dxa" w:w="80"/>
+              <w:bottom w:type="dxa" w:w="40"/>
+              <w:right w:type="dxa" w:w="80"/>
+            </w:tcMar>
+            <w:vAlign w:val="center"/>
+          </w:tcPr>
+          <w:p>
+            <w:pPr>
+              <w:spacing w:after="0" w:before="0" w:line="260"/>
+              <w:jc w:val="right"/>
+            </w:pPr>
+            <w:r>
+              <w:rPr>
+                <w:sz w:val="17"/>
+                <w:szCs w:val="17"/>
+              </w:rPr>
+              <w:t xml:space="preserve">6.6×10⁻⁶⁷</w:t>
+            </w:r>
+          </w:p>
+        </w:tc>
+      </w:tr>
+      <w:tr>
+        <w:trPr>
+          <w:tblHeader w:val="off"/>
+        </w:trPr>
+        <w:tc>
+          <w:tcPr>
+            <w:tcW w:type="dxa" w:w="1979"/>
+            <w:tcBorders>
+              <w:top w:val="single" w:color="808080" w:sz="4"/>
+              <w:left w:val="single" w:color="808080" w:sz="4"/>
+              <w:bottom w:val="single" w:color="808080" w:sz="4"/>
+              <w:right w:val="single" w:color="808080" w:sz="4"/>
+            </w:tcBorders>
+            <w:tcMar>
+              <w:top w:type="dxa" w:w="40"/>
+              <w:left w:type="dxa" w:w="80"/>
+              <w:bottom w:type="dxa" w:w="40"/>
+              <w:right w:type="dxa" w:w="80"/>
+            </w:tcMar>
+            <w:vAlign w:val="center"/>
+          </w:tcPr>
+          <w:p>
+            <w:pPr>
+              <w:spacing w:after="0" w:before="0" w:line="260"/>
+              <w:jc w:val="left"/>
+            </w:pPr>
+            <w:r>
+              <w:rPr>
+                <w:sz w:val="17"/>
+                <w:szCs w:val="17"/>
+              </w:rPr>
+              <w:t xml:space="preserve">TableRAG 셀 검색 재구현(leaf)</w:t>
+            </w:r>
+          </w:p>
+        </w:tc>
+        <w:tc>
+          <w:tcPr>
+            <w:tcW w:type="dxa" w:w="1335"/>
+            <w:tcBorders>
+              <w:top w:val="single" w:color="808080" w:sz="4"/>
+              <w:left w:val="single" w:color="808080" w:sz="4"/>
+              <w:bottom w:val="single" w:color="808080" w:sz="4"/>
+              <w:right w:val="single" w:color="808080" w:sz="4"/>
+            </w:tcBorders>
+            <w:tcMar>
+              <w:top w:type="dxa" w:w="40"/>
+              <w:left w:type="dxa" w:w="80"/>
+              <w:bottom w:type="dxa" w:w="40"/>
+              <w:right w:type="dxa" w:w="80"/>
+            </w:tcMar>
+            <w:vAlign w:val="center"/>
+          </w:tcPr>
+          <w:p>
+            <w:pPr>
+              <w:spacing w:after="0" w:before="0" w:line="260"/>
+              <w:jc w:val="right"/>
+            </w:pPr>
+            <w:r>
+              <w:rPr>
+                <w:sz w:val="17"/>
+                <w:szCs w:val="17"/>
+              </w:rPr>
+              <w:t xml:space="preserve">.0900</w:t>
+            </w:r>
+          </w:p>
+        </w:tc>
+        <w:tc>
+          <w:tcPr>
+            <w:tcW w:type="dxa" w:w="1367"/>
+            <w:tcBorders>
+              <w:top w:val="single" w:color="808080" w:sz="4"/>
+              <w:left w:val="single" w:color="808080" w:sz="4"/>
+              <w:bottom w:val="single" w:color="808080" w:sz="4"/>
+              <w:right w:val="single" w:color="808080" w:sz="4"/>
+            </w:tcBorders>
+            <w:tcMar>
+              <w:top w:type="dxa" w:w="40"/>
+              <w:left w:type="dxa" w:w="80"/>
+              <w:bottom w:type="dxa" w:w="40"/>
+              <w:right w:type="dxa" w:w="80"/>
+            </w:tcMar>
+            <w:vAlign w:val="center"/>
+          </w:tcPr>
+          <w:p>
+            <w:pPr>
+              <w:spacing w:after="0" w:before="0" w:line="260"/>
+              <w:jc w:val="right"/>
+            </w:pPr>
+            <w:r>
+              <w:rPr>
+                <w:sz w:val="17"/>
+                <w:szCs w:val="17"/>
+              </w:rPr>
+              <w:t xml:space="preserve">.1800</w:t>
+            </w:r>
+          </w:p>
+        </w:tc>
+        <w:tc>
+          <w:tcPr>
+            <w:tcW w:type="dxa" w:w="1302"/>
+            <w:tcBorders>
+              <w:top w:val="single" w:color="808080" w:sz="4"/>
+              <w:left w:val="single" w:color="808080" w:sz="4"/>
+              <w:bottom w:val="single" w:color="808080" w:sz="4"/>
+              <w:right w:val="single" w:color="808080" w:sz="4"/>
+            </w:tcBorders>
+            <w:tcMar>
+              <w:top w:type="dxa" w:w="40"/>
+              <w:left w:type="dxa" w:w="80"/>
+              <w:bottom w:type="dxa" w:w="40"/>
+              <w:right w:type="dxa" w:w="80"/>
+            </w:tcMar>
+            <w:vAlign w:val="center"/>
+          </w:tcPr>
+          <w:p>
+            <w:pPr>
+              <w:spacing w:after="0" w:before="0" w:line="260"/>
+              <w:jc w:val="right"/>
+            </w:pPr>
+            <w:r>
+              <w:rPr>
+                <w:sz w:val="17"/>
+                <w:szCs w:val="17"/>
+              </w:rPr>
+              <w:t xml:space="preserve">.0704</w:t>
+            </w:r>
+          </w:p>
+        </w:tc>
+        <w:tc>
+          <w:tcPr>
+            <w:tcW w:type="dxa" w:w="1367"/>
+            <w:tcBorders>
+              <w:top w:val="single" w:color="808080" w:sz="4"/>
+              <w:left w:val="single" w:color="808080" w:sz="4"/>
+              <w:bottom w:val="single" w:color="808080" w:sz="4"/>
+              <w:right w:val="single" w:color="808080" w:sz="4"/>
+            </w:tcBorders>
+            <w:tcMar>
+              <w:top w:type="dxa" w:w="40"/>
+              <w:left w:type="dxa" w:w="80"/>
+              <w:bottom w:type="dxa" w:w="40"/>
+              <w:right w:type="dxa" w:w="80"/>
+            </w:tcMar>
+            <w:vAlign w:val="center"/>
+          </w:tcPr>
+          <w:p>
+            <w:pPr>
+              <w:spacing w:after="0" w:before="0" w:line="260"/>
+              <w:jc w:val="right"/>
+            </w:pPr>
+            <w:r>
+              <w:rPr>
+                <w:sz w:val="17"/>
+                <w:szCs w:val="17"/>
+              </w:rPr>
+              <w:t xml:space="preserve">.0033</w:t>
+            </w:r>
+          </w:p>
+        </w:tc>
+        <w:tc>
+          <w:tcPr>
+            <w:tcW w:type="dxa" w:w="686"/>
+            <w:tcBorders>
+              <w:top w:val="single" w:color="808080" w:sz="4"/>
+              <w:left w:val="single" w:color="808080" w:sz="4"/>
+              <w:bottom w:val="single" w:color="808080" w:sz="4"/>
+              <w:right w:val="single" w:color="808080" w:sz="4"/>
+            </w:tcBorders>
+            <w:tcMar>
+              <w:top w:type="dxa" w:w="40"/>
+              <w:left w:type="dxa" w:w="80"/>
+              <w:bottom w:type="dxa" w:w="40"/>
+              <w:right w:type="dxa" w:w="80"/>
+            </w:tcMar>
+            <w:vAlign w:val="center"/>
+          </w:tcPr>
+          <w:p>
+            <w:pPr>
+              <w:spacing w:after="0" w:before="0" w:line="260"/>
+              <w:jc w:val="right"/>
+            </w:pPr>
+            <w:r>
+              <w:rPr>
+                <w:sz w:val="17"/>
+                <w:szCs w:val="17"/>
+              </w:rPr>
+              <w:t xml:space="preserve">79</w:t>
+            </w:r>
+          </w:p>
+        </w:tc>
+        <w:tc>
+          <w:tcPr>
+            <w:tcW w:type="dxa" w:w="978"/>
+            <w:tcBorders>
+              <w:top w:val="single" w:color="808080" w:sz="4"/>
+              <w:left w:val="single" w:color="808080" w:sz="4"/>
+              <w:bottom w:val="single" w:color="808080" w:sz="4"/>
+              <w:right w:val="single" w:color="808080" w:sz="4"/>
+            </w:tcBorders>
+            <w:tcMar>
+              <w:top w:type="dxa" w:w="40"/>
+              <w:left w:type="dxa" w:w="80"/>
+              <w:bottom w:type="dxa" w:w="40"/>
+              <w:right w:type="dxa" w:w="80"/>
+            </w:tcMar>
+            <w:vAlign w:val="center"/>
+          </w:tcPr>
+          <w:p>
+            <w:pPr>
+              <w:spacing w:after="0" w:before="0" w:line="260"/>
+              <w:jc w:val="left"/>
+            </w:pPr>
+            <w:r>
+              <w:rPr>
+                <w:sz w:val="17"/>
+                <w:szCs w:val="17"/>
+              </w:rPr>
+              <w:t xml:space="preserve">343:14</w:t>
+            </w:r>
+          </w:p>
+        </w:tc>
+        <w:tc>
+          <w:tcPr>
+            <w:tcW w:type="dxa" w:w="1642"/>
+            <w:tcBorders>
+              <w:top w:val="single" w:color="808080" w:sz="4"/>
+              <w:left w:val="single" w:color="808080" w:sz="4"/>
+              <w:bottom w:val="single" w:color="808080" w:sz="4"/>
+              <w:right w:val="single" w:color="808080" w:sz="4"/>
+            </w:tcBorders>
+            <w:tcMar>
+              <w:top w:type="dxa" w:w="40"/>
+              <w:left w:type="dxa" w:w="80"/>
+              <w:bottom w:type="dxa" w:w="40"/>
+              <w:right w:type="dxa" w:w="80"/>
+            </w:tcMar>
+            <w:vAlign w:val="center"/>
+          </w:tcPr>
+          <w:p>
+            <w:pPr>
+              <w:spacing w:after="0" w:before="0" w:line="260"/>
+              <w:jc w:val="right"/>
+            </w:pPr>
+            <w:r>
+              <w:rPr>
+                <w:sz w:val="17"/>
+                <w:szCs w:val="17"/>
+              </w:rPr>
+              <w:t xml:space="preserve">3.4×10⁻⁸³</w:t>
+            </w:r>
+          </w:p>
+        </w:tc>
+        <w:tc>
+          <w:tcPr>
+            <w:tcW w:type="dxa" w:w="1646"/>
+            <w:tcBorders>
+              <w:top w:val="single" w:color="808080" w:sz="4"/>
+              <w:left w:val="single" w:color="808080" w:sz="4"/>
+              <w:bottom w:val="single" w:color="808080" w:sz="4"/>
+              <w:right w:val="single" w:color="808080" w:sz="4"/>
+            </w:tcBorders>
+            <w:tcMar>
+              <w:top w:type="dxa" w:w="40"/>
+              <w:left w:type="dxa" w:w="80"/>
+              <w:bottom w:type="dxa" w:w="40"/>
+              <w:right w:type="dxa" w:w="80"/>
+            </w:tcMar>
+            <w:vAlign w:val="center"/>
+          </w:tcPr>
+          <w:p>
+            <w:pPr>
+              <w:spacing w:after="0" w:before="0" w:line="260"/>
+              <w:jc w:val="right"/>
+            </w:pPr>
+            <w:r>
+              <w:rPr>
+                <w:sz w:val="17"/>
+                <w:szCs w:val="17"/>
+              </w:rPr>
+              <w:t xml:space="preserve">3.8×10⁻⁸²</w:t>
+            </w:r>
+          </w:p>
+        </w:tc>
+      </w:tr>
+    </w:tbl>
+    <w:p>
+      <w:pPr>
+        <w:spacing w:after="120"/>
+      </w:pPr>
+    </w:p>
+    <w:p>
+      <w:pPr>
+        <w:sectPr>
+          <w:pgSz w:w="16838" w:h="11906" w:orient="landscape"/>
+          <w:pgMar w:top="2268" w:right="2268" w:bottom="2268" w:left="2268" w:header="567" w:footer="567" w:gutter="0"/>
+          <w:pgNumType/>
+          <w:docGrid w:linePitch="360"/>
+        </w:sectPr>
+      </w:pPr>
+    </w:p>
+    <w:p>
+      <w:pPr>
+        <w:ind w:firstLine="400"/>
+        <w:jc w:val="both"/>
+      </w:pPr>
+      <w:r>
+        <w:t xml:space="preserve">TableRAG 셀 검색 재구현의 답변은 숫자·날짜 열 판정을 공식 코드의 규칙으로 바꾼 뒤(4.2절, 부록 H) 최종 머리글 규칙의 검색 결과로 다시 생성했다(2026-09-28, 사후 추가). 리더 설정은 표 5-8과 같다. b:c는 "최종 규칙의 본 방법만 맞힘 : 비교군만 맞힘"이고, Holm p는 표 5-8의 882건 답변 비교 12개 묶음의 값이다.</w:t>
       </w:r>
     </w:p>
     <w:p>

--- a/rag-agent/thesis/thesis.docx
+++ b/rag-agent/thesis/thesis.docx
@@ -18691,6 +18691,22 @@
           <w:b/>
           <w:bCs/>
         </w:rPr>
+        <w:t xml:space="preserve">538표 한 색인 조건.</w:t>
+      </w:r>
+      <w:r>
+        <w:t xml:space="preserve"> 538표를 한 색인에 넣어 표 전체를 입력할 수 없는 조건에서 본 방법은 215/300, 1,000자 고정 청크는 187/300이었다(66:38, p=.0078, Holm p=.016). 표 단위 색인의 검색 1위 표 하나를 표 전체 조건과 같은 마크다운으로 넣은 조건은 212/300으로 본 방법과 차이가 없었다(42:39, p=.82, Holm p=.82). 이 조건에는 표 전체를 입력하는 대조군을 둘 수 없으므로 검색 방법끼리만 비교했고, Holm 보정은 이 두 비교를 한 묶음으로 했다(PREREG-2026-09-28-hitab538-answer.md, 실행 전 등록). 검색 성공은 본 방법 274건, 고정 청크 229건, 표 단위 1위 표 257건이었고, 리더 입력 토큰 평균은 각각 1,272, 671, 979였다. 본 방법의 정답 수는 질문의 표 안에서 검색한 조건(237)보다 22건 적었다(538표 조건만 맞힘 6 : 표 안 조건만 맞힘 28, 검정하지 않음). 질문의 표를 모르는 조건에서도 본 방법은 고정 청크보다 답변 정확도가 높았지만, 1위 표 전체를 넣는 방법보다 높지는 않았다.</w:t>
+      </w:r>
+    </w:p>
+    <w:p>
+      <w:pPr>
+        <w:ind w:firstLine="400"/>
+        <w:jc w:val="both"/>
+      </w:pPr>
+      <w:r>
+        <w:rPr>
+          <w:b/>
+          <w:bCs/>
+        </w:rPr>
         <w:t xml:space="preserve">나머지 비교군.</w:t>
       </w:r>
       <w:r>
@@ -23644,6 +23660,22 @@
       </w:r>
       <w:r>
         <w:t xml:space="preserve"> HiTab은 Qwen2.5-7B-Instruct(답만 출력), MultiHiertt는 Qwen3-8B(풀이 허용)를 쓴다. 두 데이터셋의 답변 정확도는 서로 비교할 수 없다. 모든 리더는 4비트로 양자화했다.</w:t>
+      </w:r>
+    </w:p>
+    <w:p>
+      <w:pPr>
+        <w:ind w:firstLine="400"/>
+        <w:jc w:val="both"/>
+      </w:pPr>
+      <w:r>
+        <w:rPr>
+          <w:b/>
+          <w:bCs/>
+        </w:rPr>
+        <w:t xml:space="preserve">답변 실험의 검색 범위.</w:t>
+      </w:r>
+      <w:r>
+        <w:t xml:space="preserve"> HiTab 답변 실험은 질문의 표 하나 안에서 검색한 조건과 538표를 한 색인에 넣은 조건에서 했고, MultiHiertt 답변 실험은 질문의 문서에 있는 표들을 한 색인에 넣고 검색했다.</w:t>
       </w:r>
     </w:p>
     <w:p>

--- a/rag-agent/thesis/thesis.docx
+++ b/rag-agent/thesis/thesis.docx
@@ -153,7 +153,7 @@
         <w:jc w:val="both"/>
       </w:pPr>
       <w:r>
-        <w:t xml:space="preserve">HiTab과 MultiHiertt에서 TableRAG 셀 검색 재구현과 그 논문의 비교군(RowCol, RandRow), 이종 문서용 청크, 고정 길이 청크를 같은 임베딩 모델·검색기·셀 예산 규칙(20셀)으로 비교했다. 셀 단위 검색은 두 데이터셋에서 정답 셀 포함률이 이 비교군들보다 높았다(HiTab 538개 표를 한 색인에 넣은 조건 .9142(표 5-3), MultiHiertt .8634). HiTab에서 데이터셋이 준 표 제목을 라벨로 넣으면 검색 정확도가 유의하게 올랐으며, 문장 틀 자체는 효과가 없었다. 머리글 규칙을 맞춘 비교에서 답변 정확도는 고정 청크보다 높았고(HiTab 237 대 206/300(템플릿은 같은 표본의 결과를 보고 선택, Holm p=.0019), MultiHiertt 408 대 368/882(p=.0052)), 두 방법 모두 정답 셀 전부를 리더 입력에 포함한 문항에서는 차이가 없어(HiTab 29:20 p=.25, MultiHiertt 59:62 p=.86) 답변 차이는 한쪽 방법만 정답 셀 전부를 리더 입력에 포함한 문항에서 나왔다. 표 전체 입력과는 유의한 차이가 없었다.</w:t>
+        <w:t xml:space="preserve">HiTab과 MultiHiertt에서 TableRAG 셀 검색 재구현과 그 논문의 비교군(RowCol, RandRow), 이종 문서용 청크, 고정 길이 청크를 같은 임베딩 모델·검색기·전달 셀 수(상위 20개 셀)로 비교했다. 셀 단위 검색은 두 데이터셋에서 정답 셀 포함률이 이 비교군들보다 높았다(HiTab 538개 표를 한 색인에 넣은 조건 .9142(표 5-3), MultiHiertt .8634). HiTab에서 데이터셋이 준 표 제목을 라벨로 넣으면 검색 정확도가 유의하게 올랐으며, 문장 틀 자체는 효과가 없었다. 머리글 규칙을 맞춘 비교에서 답변 정확도는 고정 청크보다 높았고(HiTab 237 대 206/300(템플릿은 같은 표본의 결과를 보고 선택, Holm p=.0019), MultiHiertt 408 대 368/882(p=.0052)), 두 방법 모두 정답 셀 전부를 리더 입력에 포함한 문항에서는 차이가 없어(HiTab 29:20 p=.25, MultiHiertt 59:62 p=.86) 답변 차이는 한쪽 방법만 정답 셀 전부를 리더 입력에 포함한 문항에서 나왔다. 표 전체 입력과는 유의한 차이가 없었다.</w:t>
       </w:r>
     </w:p>
     <w:p>
@@ -436,7 +436,7 @@
         <w:t xml:space="preserve">셀 단위 검색을 발표된 표 표현들과 같은 조건으로 비교했다.</w:t>
       </w:r>
       <w:r>
-        <w:t xml:space="preserve"> TableRAG(Chen et al., 2024)의 셀 검색을 옮긴 재구현 두 가지(TableRAG 셀 검색 재구현)와 그 논문의 비교군 RowCol(표의 행과 열을 각각 한 단위로 색인해 질문과 가까운 행·열을 찾고, 그 행과 열이 겹치는 셀만 전달)·RandRow(질문의 표에서 행을 무작위 순서로 골라 셀 예산까지 채우는 방법, 검색 없음), 이종 문서용 TableRAG(Yu et al., 2025)의 청크 표현, 본 연구가 정한 설정(1,000자, 머리글 반복)의 고정 길이 청크를 같은 임베딩 모델, 같은 검색기, 같은 셀 예산 규칙(20셀)에 놓았다. 셀 단위 검색은 두 데이터셋에서 정답 셀 포함률이 이 비교군들보다 높았다(HiTab 538개 표를 한 색인에 넣은 조건 .9142, 표 5-3; MultiHiertt 문서 안 .8634, 표 5-5). 셀 문장에 잎 라벨을 한 번 더 붙인 변형(sleaf)은 MultiHiertt에서 본 방법보다 높았다(.8728 대 .8634, Holm(1979) 보정 p=.0040).</w:t>
+        <w:t xml:space="preserve"> TableRAG(Chen et al., 2024)의 셀 검색을 옮긴 재구현 두 가지(TableRAG 셀 검색 재구현)와 그 논문의 비교군 RowCol(표의 행과 열을 각각 한 단위로 색인해 질문과 가까운 행·열을 찾고, 그 행과 열이 겹치는 셀만 전달)·RandRow(질문의 표에서 행을 무작위 순서로 골라 전달 셀 수(20개)까지 채우는 방법, 검색 없음), 이종 문서용 TableRAG(Yu et al., 2025)의 청크 표현, 본 연구가 정한 설정(1,000자, 머리글 반복)의 고정 길이 청크를 같은 임베딩 모델, 같은 검색기, 같은 전달 셀 수(상위 20개 셀)에 놓았다. 셀 단위 검색은 두 데이터셋에서 정답 셀 포함률이 이 비교군들보다 높았다(HiTab 538개 표를 한 색인에 넣은 조건 .9142, 표 5-3; MultiHiertt 문서 안 .8634, 표 5-5). 셀 문장에 잎 라벨을 한 번 더 붙인 변형(sleaf)은 MultiHiertt에서 본 방법보다 높았다(.8728 대 .8634, Holm(1979) 보정 p=.0040).</w:t>
       </w:r>
     </w:p>
     <w:p>
@@ -2848,7 +2848,7 @@
         <w:pStyle w:val="Heading2"/>
       </w:pPr>
       <w:r>
-        <w:t xml:space="preserve">3.5 셀 예산</w:t>
+        <w:t xml:space="preserve">3.5 전달 셀 수(상위 k개 셀)</w:t>
       </w:r>
     </w:p>
     <w:p>
@@ -2864,10 +2864,10 @@
           <w:b/>
           <w:bCs/>
         </w:rPr>
-        <w:t xml:space="preserve">셀 예산</w:t>
-      </w:r>
-      <w:r>
-        <w:t xml:space="preserve">으로 맞춘다. 검색 순위대로 색인 단위를 하나씩 넣으면서, 지금까지 넣은 단위들이 담은 서로 다른 데이터 셀의 수가 20에 이르면 멈춘다. 본 방법은 단위 하나가 셀 하나이므로 상위 20개 셀 문장이 들어간다. 청크나 행처럼 셀 여러 개를 담는 단위는 마지막 단위 때문에 20개를 넘을 수 있고, 겹치는 청크가 이미 넣은 셀을 다시 담으면 그 셀은 예산에 다시 세지 않는다. 이 규칙은 모든 방법에 똑같이 적용된다.</w:t>
+        <w:t xml:space="preserve">전달 셀 수 k</w:t>
+      </w:r>
+      <w:r>
+        <w:t xml:space="preserve">로 맞춘다(본 연구는 k=20). 검색 순위대로 색인 단위를 하나씩 넣으면서, 지금까지 넣은 단위들이 담은 서로 다른 데이터 셀의 수가 20에 이르면 멈춘다. 본 방법은 단위 하나가 셀 하나이므로 상위 20개 셀 문장이 들어간다. 청크나 행처럼 셀 여러 개를 담는 단위는 마지막 단위 때문에 20개를 넘을 수 있고, 겹치는 청크가 이미 넣은 셀을 다시 담으면 그 셀은 전달 셀 수에 다시 세지 않는다. 이 규칙은 모든 방법에 똑같이 적용된다.</w:t>
       </w:r>
     </w:p>
     <w:p>
@@ -3919,7 +3919,7 @@
           <w:b/>
           <w:bCs/>
         </w:rPr>
-        <w:t xml:space="preserve">같은 임베딩 모델, 같은 셀 예산(20), 같은 리더</w:t>
+        <w:t xml:space="preserve">같은 임베딩 모델, 같은 전달 셀 수(상위 20개 셀), 같은 리더</w:t>
       </w:r>
       <w:r>
         <w:t xml:space="preserve">를 쓰고, RandRow를 뺀 비교군은 </w:t>
@@ -5133,7 +5133,7 @@
         <w:t xml:space="preserve">검색 정확도.</w:t>
       </w:r>
       <w:r>
-        <w:t xml:space="preserve"> 한 질의의 정답 근거 셀 집합을 G, 셀 예산 안에서 리더에게 전달된 셀 집합을 R이라 할 때, G ⊆ R이면 성공이다. 검색 정확도는 성공한 질의 수를 채점 질의 수로 나눈 값이다. 근거 셀 일부만 찾은 질의는 실패로 센다. 주 지표는 예산 20의 운영점 하나이며, 예산을 바꿔 가며 늘어놓은 값은 부록에만 둔다. 이는 TableRAG와 MultiHiertt 원 논문이 주 결과표를 운영점 하나로 보고하는 관행과 같다.</w:t>
+        <w:t xml:space="preserve"> 한 질의의 정답 근거 셀 집합을 G, 상위 k개 셀로 리더에게 전달된 셀 집합을 R이라 할 때, G ⊆ R이면 성공이다. 검색 정확도는 성공한 질의 수를 채점 질의 수로 나눈 값이다. 근거 셀 일부만 찾은 질의는 실패로 센다. 주 지표는 k=20의 운영점 하나이며, k를 바꿔 가며 늘어놓은 값은 부록에만 둔다. 이는 TableRAG와 MultiHiertt 원 논문이 주 결과표를 운영점 하나로 보고하는 관행과 같다.</w:t>
       </w:r>
     </w:p>
     <w:p>
@@ -5308,7 +5308,7 @@
         <w:jc w:val="both"/>
       </w:pPr>
       <w:r>
-        <w:t xml:space="preserve">셀 문장에서 고유 라벨이 검색에 얼마나 기여하는지 보려고, HiTab 단일 셀 조회 991건에서 세 가지 문장을 비교했다. 검색기와 예산(20셀)은 같고 문장만 다르다.</w:t>
+        <w:t xml:space="preserve">셀 문장에서 고유 라벨이 검색에 얼마나 기여하는지 보려고, HiTab 단일 셀 조회 991건에서 세 가지 문장을 비교했다. 검색기와 전달 셀 수(20개)는 같고 문장만 다르다.</w:t>
       </w:r>
     </w:p>
     <w:p>
@@ -5385,7 +5385,7 @@
         <w:pStyle w:val="TableCaption"/>
       </w:pPr>
       <w:r>
-        <w:t xml:space="preserve">[표 5-1] 고유 라벨과 문장 틀의 효과 (HiTab 단일 셀 조회, query count=991, 예산 20)</w:t>
+        <w:t xml:space="preserve">[표 5-1] 고유 라벨과 문장 틀의 효과 (HiTab 단일 셀 조회, query count=991, k=20)</w:t>
       </w:r>
     </w:p>
     <w:tbl>
@@ -6057,7 +6057,7 @@
         <w:jc w:val="both"/>
       </w:pPr>
       <w:r>
-        <w:t xml:space="preserve">표 5-2는 HiTab test의 세 질의 유형 전수에 대한 검색 정확도다. 검색 범위는 질문이 속한 표 안, 예산은 20셀이다.</w:t>
+        <w:t xml:space="preserve">표 5-2는 HiTab test의 세 질의 유형 전수에 대한 검색 정확도다. 검색 범위는 질문이 속한 표 안, 리더에 전달하는 셀은 상위 20개다(k=20).</w:t>
       </w:r>
     </w:p>
     <w:p>
@@ -6065,7 +6065,7 @@
         <w:pStyle w:val="TableCaption"/>
       </w:pPr>
       <w:r>
-        <w:t xml:space="preserve">[표 5-2] HiTab 유형별 검색 정확도 (질문의 표 안, 예산 20; 셀 예산 비통제, 전달 셀 평균 열 참조)</w:t>
+        <w:t xml:space="preserve">[표 5-2] HiTab 유형별 검색 정확도 (질문의 표 안, k=20; 전달 셀 수 비통제, 전달 셀 평균 열 참조)</w:t>
       </w:r>
     </w:p>
     <w:tbl>
@@ -7715,7 +7715,7 @@
         <w:jc w:val="both"/>
       </w:pPr>
       <w:r>
-        <w:t xml:space="preserve">괄호는 본 방법 대비 McNemar "본 방법만 맞힘 : 상대만 맞힘"과 p값이다. RandRow·path·leaf와의 비교는 9칸 모두 p&lt;.0001이다(가장 큰 값은 RandRow 다중 셀 조회의 p=7.6×10⁻⁶). 전달 셀 평균은 단일 셀 조회 991건의 평균이다. 예산 20은 서로 다른 셀 20개에 이를 때까지 단위를 넣는 규칙이라 셀 여러 개를 담는 단위는 20셀을 넘을 수 있다(3.5절). 표 단위는 질문의 표 전체를 전달하므로 정의상 정답 셀을 전부 담는다. 상한(정답 표 전체 전달, 평균 117.2셀)으로 적고 검정에서 뺀다.</w:t>
+        <w:t xml:space="preserve">괄호는 본 방법 대비 McNemar "본 방법만 맞힘 : 상대만 맞힘"과 p값이다. RandRow·path·leaf와의 비교는 9칸 모두 p&lt;.0001이다(가장 큰 값은 RandRow 다중 셀 조회의 p=7.6×10⁻⁶). 전달 셀 평균은 단일 셀 조회 991건의 평균이다. k=20은 서로 다른 셀 20개에 이를 때까지 단위를 넣는 규칙이라 셀 여러 개를 담는 단위는 20셀을 넘을 수 있다(3.5절). 표 단위는 질문의 표 전체를 전달하므로 정의상 정답 셀을 전부 담는다. 상한(정답 표 전체 전달, 평균 117.2셀)으로 적고 검정에서 뺀다.</w:t>
       </w:r>
     </w:p>
     <w:p>
@@ -7772,7 +7772,7 @@
         <w:t xml:space="preserve">538개 표를 한 색인에 넣은 조건.</w:t>
       </w:r>
       <w:r>
-        <w:t xml:space="preserve"> 표 5-3은 같은 단일 셀 조회 991건을 질문의 표를 모른 채, test 분할의 표 전부(538개)를 한 색인에 넣고 검색한 결과다. 예산은 20셀이고, 재실행 등록(2026-09-26)의 비교군을 그대로 쓴다.</w:t>
+        <w:t xml:space="preserve"> 표 5-3은 같은 단일 셀 조회 991건을 질문의 표를 모른 채, test 분할의 표 전부(538개)를 한 색인에 넣고 검색한 결과다. 전달 셀 수는 상위 20개이고, 재실행 등록(2026-09-26)의 비교군을 그대로 쓴다.</w:t>
       </w:r>
     </w:p>
     <w:p>
@@ -7780,7 +7780,7 @@
         <w:pStyle w:val="TableCaption"/>
       </w:pPr>
       <w:r>
-        <w:t xml:space="preserve">[표 5-3] HiTab 538개 표를 한 색인에 넣은 조건의 검색 정확도 (단일 셀 조회, query count=991, 예산 20)</w:t>
+        <w:t xml:space="preserve">[표 5-3] HiTab 538개 표를 한 색인에 넣은 조건의 검색 정확도 (단일 셀 조회, query count=991, k=20)</w:t>
       </w:r>
     </w:p>
     <w:tbl>
@@ -10406,7 +10406,7 @@
         <w:pStyle w:val="TableCaption"/>
       </w:pPr>
       <w:r>
-        <w:t xml:space="preserve">[표 5-4] HiTab 답변 정확도 (단일 셀 조회 300건, 질문의 표 안, 예산 20; 셀 예산 비통제, 전달 셀 평균 열 참조)</w:t>
+        <w:t xml:space="preserve">[표 5-4] HiTab 답변 정확도 (단일 셀 조회 300건, 질문의 표 안, k=20; 전달 셀 수 비통제, 전달 셀 평균 열 참조)</w:t>
       </w:r>
     </w:p>
     <w:tbl>
@@ -12762,7 +12762,7 @@
         <w:jc w:val="both"/>
       </w:pPr>
       <w:r>
-        <w:t xml:space="preserve">표 5-5는 MultiHiertt train 채점 2,885건 전수에 대한 검색 정확도다. 검색 범위는 질문이 속한 문서의 표 전부(평균 4.06개), 예산은 20셀이다. MultiHiertt에는 표 제목이 없으므로 본 방법은 라벨 없이 경로와 값만으로 문장을 만든다. 본 방법은 머리글 규칙 v3.3에 문장 고유화를 더한 규칙(v3.3u, 3.3절)을 쓰고, 비교군도 같은 최종 머리글 규칙(v3.3u)으로 만든 표에서 다시 색인·검색했다(4.2절).</w:t>
+        <w:t xml:space="preserve">표 5-5는 MultiHiertt train 채점 2,885건 전수에 대한 검색 정확도다. 검색 범위는 질문이 속한 문서의 표 전부(평균 4.06개), 리더에 전달하는 셀은 상위 20개다(k=20). MultiHiertt에는 표 제목이 없으므로 본 방법은 라벨 없이 경로와 값만으로 문장을 만든다. 본 방법은 머리글 규칙 v3.3에 문장 고유화를 더한 규칙(v3.3u, 3.3절)을 쓰고, 비교군도 같은 최종 머리글 규칙(v3.3u)으로 만든 표에서 다시 색인·검색했다(4.2절).</w:t>
       </w:r>
     </w:p>
     <w:p>
@@ -12770,7 +12770,7 @@
         <w:pStyle w:val="TableCaption"/>
       </w:pPr>
       <w:r>
-        <w:t xml:space="preserve">[표 5-5] MultiHiertt 그룹별 검색 정확도 (문서 안, 예산 20, query count=2,885; 셀 예산 비통제, 전달 셀 평균 열 참조)</w:t>
+        <w:t xml:space="preserve">[표 5-5] MultiHiertt 그룹별 검색 정확도 (문서 안, k=20, query count=2,885; 전달 셀 수 비통제, 전달 셀 평균 열 참조)</w:t>
       </w:r>
     </w:p>
     <w:tbl>
@@ -14870,7 +14870,7 @@
         <w:t xml:space="preserve">머리글 규칙과 문장 고유화의 효과.</w:t>
       </w:r>
       <w:r>
-        <w:t xml:space="preserve"> 표 5-6은 본 방법의 머리글 규칙만 바꾼 결과다. 같은 2,885건, 같은 검색기와 예산이다.</w:t>
+        <w:t xml:space="preserve"> 표 5-6은 본 방법의 머리글 규칙만 바꾼 결과다. 같은 2,885건, 같은 검색기와 전달 셀 수다.</w:t>
       </w:r>
     </w:p>
     <w:p>
@@ -14878,7 +14878,7 @@
         <w:pStyle w:val="TableCaption"/>
       </w:pPr>
       <w:r>
-        <w:t xml:space="preserve">[표 5-6] 본 방법의 머리글 규칙별 검색 정확도 (MultiHiertt, 문서 안, 예산 20)</w:t>
+        <w:t xml:space="preserve">[표 5-6] 본 방법의 머리글 규칙별 검색 정확도 (MultiHiertt, 문서 안, k=20)</w:t>
       </w:r>
     </w:p>
     <w:tbl>
@@ -15722,7 +15722,7 @@
         <w:jc w:val="both"/>
       </w:pPr>
       <w:r>
-        <w:t xml:space="preserve">MultiHiertt가 함께 제공하는 셀 문장(table_description, 3.2절)으로 셀 문장만 바꾸어 검색 정확도를 비교했다. 인코더, 하이브리드 검색(α=0.7), 예산 20셀, 문서 안 검색, 채점 2,885건은 본 방법과 같다. 이 비교는 사전등록(커밋 b4187a0) 후 1회 실행했다. 색인 셀 중 table_description이 없는 셀에는 본 방법 문장을 그대로 썼고, 채점 2,885건의 정답 셀 7,651개는 모두 table_description이 있다. 머리글 규칙은 평가 집합(train)에서 수정되었다(4.1절).</w:t>
+        <w:t xml:space="preserve">MultiHiertt가 함께 제공하는 셀 문장(table_description, 3.2절)으로 셀 문장만 바꾸어 검색 정확도를 비교했다. 인코더, 하이브리드 검색(α=0.7), 상위 20개 셀, 문서 안 검색, 채점 2,885건은 본 방법과 같다. 이 비교는 사전등록(커밋 b4187a0) 후 1회 실행했다. 색인 셀 중 table_description이 없는 셀에는 본 방법 문장을 그대로 썼고, 채점 2,885건의 정답 셀 7,651개는 모두 table_description이 있다. 머리글 규칙은 평가 집합(train)에서 수정되었다(4.1절).</w:t>
       </w:r>
     </w:p>
     <w:p>
@@ -15730,7 +15730,7 @@
         <w:pStyle w:val="TableCaption"/>
       </w:pPr>
       <w:r>
-        <w:t xml:space="preserve">[표 5-7] 본 방법과 table_description 셀 문장의 검색 정확도 (MultiHiertt, 문서 안, 예산 20, query count=2,885)</w:t>
+        <w:t xml:space="preserve">[표 5-7] 본 방법과 table_description 셀 문장의 검색 정확도 (MultiHiertt, 문서 안, k=20, query count=2,885)</w:t>
       </w:r>
     </w:p>
     <w:tbl>
@@ -16975,7 +16975,7 @@
         <w:pStyle w:val="TableCaption"/>
       </w:pPr>
       <w:r>
-        <w:t xml:space="preserve">[표 5-8] MultiHiertt 답변 정확도 (문서 안, 예산 20, 882건; 셀 예산 비통제, 전달 셀 평균 열 참조)</w:t>
+        <w:t xml:space="preserve">[표 5-8] MultiHiertt 답변 정확도 (문서 안, k=20, 882건; 전달 셀 수 비통제, 전달 셀 평균 열 참조)</w:t>
       </w:r>
     </w:p>
     <w:tbl>
@@ -19795,7 +19795,7 @@
         <w:jc w:val="both"/>
       </w:pPr>
       <w:r>
-        <w:t xml:space="preserve">예산 20 기준 검색 성공률은 정답 셀이 1개인 문항에서 조회 95.8%(203/212), 산술 95.8%(68/71)였다. 1위 적중률은 조회 35.8%(76/212), 산술 63.4%(45/71)로 차이가 있었다(Fisher p=8.8×10⁻⁵). 같은 표의 데이터 셀 가운데, 질문 단어 중 정답 셀 경로에 나온 단어를 모두 경로에 가진 셀의 수를 m이라 하였다. m=1 문항의 1위 적중률은 조회 87.5%(35/40), 산술 88.9%(32/36)로 차이가 검출되지 않았다(Fisher p=1). m=1 문항 비율은 조회 18.9%, 산술 50.7%였다. 값 비교 표현이 있는 조회 문항(사후 단어 목록 기준 141문항) 중 1위 셀이 후보 셀 안에 있는 123문항에서, 관측 1위 적중은 32건이고 후보 셀을 무작위 순서로 놓았을 때의 기대 적중은 29.05건이었다(푸아송 이항 p=.48). 예산 20 기준으로 조회 문항의 성공률은 m≤20에서 99.0%(199/201), m&gt;20에서 36.4%(4/11)였다. 질문 단어 중 정답 경로 단어 비율은 조회 .545, 산술 .402로 조회가 더 높았다. 분류 기준과 m의 정의는 결과를 확인한 뒤 정했으며, 질문 문장을 바꾸는 개입 실험은 하지 않았으므로 인과는 확인하지 않았다.</w:t>
+        <w:t xml:space="preserve">k=20 기준 검색 성공률은 정답 셀이 1개인 문항에서 조회 95.8%(203/212), 산술 95.8%(68/71)였다. 1위 적중률은 조회 35.8%(76/212), 산술 63.4%(45/71)로 차이가 있었다(Fisher p=8.8×10⁻⁵). 같은 표의 데이터 셀 가운데, 질문 단어 중 정답 셀 경로에 나온 단어를 모두 경로에 가진 셀의 수를 m이라 하였다. m=1 문항의 1위 적중률은 조회 87.5%(35/40), 산술 88.9%(32/36)로 차이가 검출되지 않았다(Fisher p=1). m=1 문항 비율은 조회 18.9%, 산술 50.7%였다. 값 비교 표현이 있는 조회 문항(사후 단어 목록 기준 141문항) 중 1위 셀이 후보 셀 안에 있는 123문항에서, 관측 1위 적중은 32건이고 후보 셀을 무작위 순서로 놓았을 때의 기대 적중은 29.05건이었다(푸아송 이항 p=.48). k=20 기준으로 조회 문항의 성공률은 m≤20에서 99.0%(199/201), m&gt;20에서 36.4%(4/11)였다. 질문 단어 중 정답 경로 단어 비율은 조회 .545, 산술 .402로 조회가 더 높았다. 분류 기준과 m의 정의는 결과를 확인한 뒤 정했으며, 질문 문장을 바꾸는 개입 실험은 하지 않았으므로 인과는 확인하지 않았다.</w:t>
       </w:r>
     </w:p>
     <w:p>
@@ -19840,7 +19840,7 @@
         <w:t xml:space="preserve">머리글 경로를 셀마다 붙이는 것</w:t>
       </w:r>
       <w:r>
-        <w:t xml:space="preserve">이다. 표 5-2와 5-5에서 본 방법과 가장 큰 차이가 나는 비교군은 TableRAG 셀 검색 재구현(leaf·path)과 RandRow다. 이 표현들은 셀 값에 행 머리글을 붙이지 않는다(leaf, path). RandRow는 검색 없이 행을 무작위로 고르므로(Chen et al., 2024의 4.2절) 정답 행이 예산 안에 들어오는 비율 자체가 낮다. 계층형 표에서 행 머리글이 빠진 셀은 같은 열의 다른 셀과 구별되지 않는다. 본 방법은 모든 셀이 자기 행·열 경로를 전부 가지므로, 질문이 부르는 머리글과 셀 문장이 직접 맞물린다.</w:t>
+        <w:t xml:space="preserve">이다. 표 5-2와 5-5에서 본 방법과 가장 큰 차이가 나는 비교군은 TableRAG 셀 검색 재구현(leaf·path)과 RandRow다. 이 표현들은 셀 값에 행 머리글을 붙이지 않는다(leaf, path). RandRow는 검색 없이 행을 무작위로 고르므로(Chen et al., 2024의 4.2절) 정답 행이 전달 셀 20개 안에 들어오는 비율 자체가 낮다. 계층형 표에서 행 머리글이 빠진 셀은 같은 열의 다른 셀과 구별되지 않는다. 본 방법은 모든 셀이 자기 행·열 경로를 전부 가지므로, 질문이 부르는 머리글과 셀 문장이 직접 맞물린다.</w:t>
       </w:r>
     </w:p>
     <w:p>
@@ -19888,7 +19888,7 @@
         <w:t xml:space="preserve">색인 단위의 크기</w:t>
       </w:r>
       <w:r>
-        <w:t xml:space="preserve">다. 청크와 행 단위 표현은 셀 여러 개를 한 단위에 담는다. 청크 하나가 20셀 이상을 담으면 그 청크 하나로 예산이 차므로, 그 청크에 정답 셀이 없으면 검색이 실패한다. 셀 단위는 20개의 서로 다른 위치에서 셀을 모을 수 있다. 반대로 피연산자 셀들이 한 행에 모여 있는 산술 질문에서는 청크가 한 번에 여러 피연산자를 가져오는 이점이 있을 수 있다. HiTab 산술에서 고정 청크와 본 방법의 차이가 유의하지 않았던 것(고정 청크 .8704, 본 방법 .8611, p=.88, 표 5-2)은 이 두 방향이 상쇄된 결과일 수 있으나, 본 연구는 이를 직접 측정하지 않았다.</w:t>
+        <w:t xml:space="preserve">다. 청크와 행 단위 표현은 셀 여러 개를 한 단위에 담는다. 청크 하나가 20셀 이상을 담으면 그 청크 하나로 전달 셀 수 20개가 차므로, 그 청크에 정답 셀이 없으면 검색이 실패한다. 셀 단위는 20개의 서로 다른 위치에서 셀을 모을 수 있다. 반대로 피연산자 셀들이 한 행에 모여 있는 산술 질문에서는 청크가 한 번에 여러 피연산자를 가져오는 이점이 있을 수 있다. HiTab 산술에서 고정 청크와 본 방법의 차이가 유의하지 않았던 것(고정 청크 .8704, 본 방법 .8611, p=.88, 표 5-2)은 이 두 방향이 상쇄된 결과일 수 있으나, 본 연구는 이를 직접 측정하지 않았다.</w:t>
       </w:r>
     </w:p>
     <w:p>
@@ -19913,7 +19913,7 @@
         <w:pStyle w:val="TableCaption"/>
       </w:pPr>
       <w:r>
-        <w:t xml:space="preserve">[표 6-1] 검색 성공 여부로 나눈 답변 정확도 (셀 예산 비통제, 전달 셀 평균 열 참조)</w:t>
+        <w:t xml:space="preserve">[표 6-1] 검색 성공 여부로 나눈 답변 정확도 (전달 셀 수 비통제, 전달 셀 평균 열 참조)</w:t>
       </w:r>
     </w:p>
     <w:tbl>
@@ -22018,7 +22018,7 @@
         <w:pStyle w:val="TableCaption"/>
       </w:pPr>
       <w:r>
-        <w:t xml:space="preserve">[표 6-3] 검색 실패 문항의 분류 (HiTab test·MultiHiertt 평가 집합, 본 방법, 예산 20)</w:t>
+        <w:t xml:space="preserve">[표 6-3] 검색 실패 문항의 분류 (HiTab test·MultiHiertt 평가 집합, 본 방법, k=20)</w:t>
       </w:r>
     </w:p>
     <w:tbl>
@@ -23798,7 +23798,7 @@
         <w:jc w:val="both"/>
       </w:pPr>
       <w:r>
-        <w:t xml:space="preserve">두 계층형 표 데이터셋에서 같은 임베딩 모델, 같은 검색기, 같은 셀 예산으로 비교한 결과는 다음과 같다.</w:t>
+        <w:t xml:space="preserve">두 계층형 표 데이터셋에서 같은 임베딩 모델, 같은 검색기, 같은 전달 셀 수(상위 20개 셀)로 비교한 결과는 다음과 같다.</w:t>
       </w:r>
     </w:p>
     <w:p>
@@ -26868,7 +26868,7 @@
         <w:pStyle w:val="Heading2"/>
       </w:pPr>
       <w:r>
-        <w:t xml:space="preserve">부록 E. HiTab 검색의 예산 민감도</w:t>
+        <w:t xml:space="preserve">부록 E. HiTab 검색의 k 민감도</w:t>
       </w:r>
     </w:p>
     <w:p>
@@ -26877,7 +26877,7 @@
         <w:jc w:val="both"/>
       </w:pPr>
       <w:r>
-        <w:t xml:space="preserve">본 방법의 HiTab 단일 셀 조회 991건 검색 정확도는 예산(상위 k개 셀)이 1, 5, 10, 20일 때 각각 .6448, .8678, .9273, .9637이다. 본문의 주 지표는 예산 20의 운영점 하나이며, 이 값들은 참고용이다.</w:t>
+        <w:t xml:space="preserve">본 방법의 HiTab 단일 셀 조회 991건 검색 정확도는 상위 k개 셀의 k가 1, 5, 10, 20일 때 각각 .6448, .8678, .9273, .9637이다. 본문의 주 지표는 k=20의 운영점 하나이며, 이 값들은 참고용이다.</w:t>
       </w:r>
     </w:p>
     <w:p>

--- a/rag-agent/thesis/thesis.docx
+++ b/rag-agent/thesis/thesis.docx
@@ -153,7 +153,7 @@
         <w:jc w:val="both"/>
       </w:pPr>
       <w:r>
-        <w:t xml:space="preserve">MultiHiertt에서 TableRAG 셀 검색 재구현과 그 논문의 비교군(RowCol, RandRow), 이종 문서용 청크, 고정 길이 청크를 같은 임베딩 모델·검색기·전달 셀 수(상위 20개 셀)로 비교했다. 셀 단위 검색은 정답 셀 포함률이 이 비교군들보다 높았다(문서 안 .8634, 표 5-1). 셀 문장에 잎 라벨을 한 번 더 붙인 변형(sleaf)은 본 방법보다 높았다(.8728). 머리글 규칙을 맞춘 비교에서 답변 정확도는 고정 청크보다 높았고(408 대 368/882, p=.0052), 두 방법 모두 정답 셀 전부를 리더 입력에 포함한 문항에서는 차이가 없어(59:62, p=.86) 답변 차이는 한쪽 방법만 정답 셀 전부를 리더 입력에 포함한 문항에서 나왔다. 검색 없이 문서의 표 전체를 넣은 조건과는 유의한 차이가 없었다(408 대 378, Holm p=.078).</w:t>
+        <w:t xml:space="preserve">MultiHiertt에서 TableRAG 셀 검색 재구현과 그 논문의 비교군(RowCol), 이종 문서용 청크, 고정 길이 청크를 같은 임베딩 모델·검색기·전달 셀 수(상위 20개 셀)로 비교했다. 셀 단위 검색은 정답 셀 포함률이 이 비교군들보다 높았다(문서 안 .8634, 표 5-1). 셀 문장에 잎 라벨을 한 번 더 붙인 변형(sleaf)은 본 방법보다 높았다(.8728). 머리글 규칙을 맞춘 비교에서 답변 정확도는 고정 청크보다 높았고(408 대 368/882, p=.0052), 두 방법 모두 정답 셀 전부를 리더 입력에 포함한 문항에서는 차이가 없어(59:62, p=.86) 답변 차이는 한쪽 방법만 정답 셀 전부를 리더 입력에 포함한 문항에서 나왔다. 검색 없이 문서의 표 전체를 넣은 조건과는 유의한 차이가 없었다(408 대 378, Holm p=.078).</w:t>
       </w:r>
     </w:p>
     <w:p>
@@ -254,7 +254,7 @@
         <w:jc w:val="both"/>
       </w:pPr>
       <w:r>
-        <w:t xml:space="preserve">On MultiHiertt, we compare the method with a re-implementation of TableRAG's cell retrieval and that paper's baselines (RowCol, RandRow), a heterogeneous-document chunking scheme and fixed-length chunks under the same embedding model, retriever and number of cells passed to the reader (top 20 cells). Cell-level retrieval puts all gold cells into the reader input more often than these baselines (.8634 within the document, Table 5-1). A variant that repeats the leaf labels at the start of each cell sentence (sleaf) scores higher than the method (.8728). With the header rule matched, answer accuracy is higher than with fixed chunks (408 vs 368 of 882, p=.0052); on questions where both methods retrieved all gold cells there is no difference (59:62, p=.86), so the answer difference comes from questions where only one method retrieved them. Answer accuracy is not significantly different from giving the reader all tables of the document (408 vs 378, Holm p=.078).</w:t>
+        <w:t xml:space="preserve">On MultiHiertt, we compare the method with a re-implementation of TableRAG's cell retrieval and that paper's baseline RowCol, a heterogeneous-document chunking scheme and fixed-length chunks under the same embedding model, retriever and number of cells passed to the reader (top 20 cells). Cell-level retrieval puts all gold cells into the reader input more often than these baselines (.8634 within the document, Table 5-1). A variant that repeats the leaf labels at the start of each cell sentence (sleaf) scores higher than the method (.8728). With the header rule matched, answer accuracy is higher than with fixed chunks (408 vs 368 of 882, p=.0052); on questions where both methods retrieved all gold cells there is no difference (59:62, p=.86), so the answer difference comes from questions where only one method retrieved them. Answer accuracy is not significantly different from giving the reader all tables of the document (408 vs 378, Holm p=.078).</w:t>
       </w:r>
     </w:p>
     <w:p>
@@ -426,7 +426,7 @@
         <w:t xml:space="preserve">셀 단위 검색을 발표된 표 표현들과 같은 조건으로 비교했다.</w:t>
       </w:r>
       <w:r>
-        <w:t xml:space="preserve"> TableRAG(Chen et al., 2024)의 셀 검색을 옮긴 재구현 두 가지(TableRAG 셀 검색 재구현)와 그 논문의 비교군 RowCol(표의 행과 열을 각각 한 단위로 색인해 질문과 가까운 행·열을 찾고, 그 행과 열이 겹치는 셀만 전달)·RandRow(질문의 문서에서 행을 무작위 순서로 골라 전달 셀 수(20개)까지 채우는 방법, 검색 없음), 이종 문서용 TableRAG(Yu et al., 2025)의 청크 표현, 본 연구가 정한 설정(1,000자, 머리글 반복)의 고정 길이 청크를 같은 임베딩 모델, 같은 검색기, 같은 전달 셀 수(상위 20개 셀)에 놓았다. 셀 단위 검색은 정답 셀 포함률이 이 비교군들보다 높았다(MultiHiertt 문서 안 .8634, 표 5-1). 셀 문장에 잎 라벨을 한 번 더 붙인 변형(sleaf)은 본 방법보다 높았다(.8728 대 .8634, Holm(1979) 보정 p=.0040). 재현율·정밀도·MRR을 따로 잰 결과는 표 5-4에 싣는다.</w:t>
+        <w:t xml:space="preserve"> TableRAG(Chen et al., 2024)의 셀 검색을 옮긴 재구현 두 가지(TableRAG 셀 검색 재구현)와 그 논문의 비교군 RowCol(표의 행과 열을 각각 한 단위로 색인해 질문과 가까운 행·열을 찾고, 그 행과 열이 겹치는 셀만 전달), 이종 문서용 TableRAG(Yu et al., 2025)의 청크 표현, 본 연구가 정한 설정(1,000자, 머리글 반복)의 고정 길이 청크를 같은 임베딩 모델, 같은 검색기, 같은 전달 셀 수(상위 20개 셀)에 놓았다. 셀 단위 검색은 정답 셀 포함률이 이 비교군들보다 높았다(MultiHiertt 문서 안 .8634, 표 5-1). 셀 문장에 잎 라벨을 한 번 더 붙인 변형(sleaf)은 본 방법보다 높았다(.8728 대 .8634, Holm(1979) 보정 p=.0040). 재현율·정밀도·MRR을 따로 잰 결과는 표 5-4에 싣는다.</w:t>
       </w:r>
     </w:p>
     <w:p>
@@ -3015,7 +3015,7 @@
         <w:t xml:space="preserve">같은 임베딩 모델, 같은 전달 셀 수(상위 20개 셀), 같은 리더</w:t>
       </w:r>
       <w:r>
-        <w:t xml:space="preserve">를 쓰고, RandRow를 뺀 비교군은 </w:t>
+        <w:t xml:space="preserve">를 쓰고, 검색하는 비교군은 </w:t>
       </w:r>
       <w:r>
         <w:rPr>
@@ -3025,7 +3025,7 @@
         <w:t xml:space="preserve">같은 하이브리드 검색기(α=0.7)</w:t>
       </w:r>
       <w:r>
-        <w:t xml:space="preserve">를 쓴다. RandRow는 검색기를 쓰지 않고 질의별 시드의 무작위 순서로 행을 넣는다. 바뀌는 것은 색인 단위의 텍스트 표현뿐이다. 따라서 이 비교는 "색인 단위를 어떻게 텍스트로 만드는가"의 비교이며, 비교군 논문의 전체 시스템을 재현한 것이 아니다. 비교군의 텍스트 표현은 원 논문의 공개 코드와 대조해 이식했다. 재구현이 원 논문·공식 코드와 다른 점은 부록 E에 모았다.</w:t>
+        <w:t xml:space="preserve">를 쓴다. 바뀌는 것은 색인 단위의 텍스트 표현뿐이다. 따라서 이 비교는 "색인 단위를 어떻게 텍스트로 만드는가"의 비교이며, 비교군 논문의 전체 시스템을 재현한 것이 아니다. 비교군의 텍스트 표현은 원 논문의 공개 코드와 대조해 이식했다. 재구현이 원 논문·공식 코드와 다른 점은 부록 E에 모았다.</w:t>
       </w:r>
     </w:p>
     <w:p>
@@ -3614,7 +3614,7 @@
                 <w:sz w:val="17"/>
                 <w:szCs w:val="17"/>
               </w:rPr>
-              <w:t xml:space="preserve">RandRow</w:t>
+              <w:t xml:space="preserve">TableRAG 셀 검색 재구현(leaf)</w:t>
             </w:r>
           </w:p>
         </w:tc>
@@ -3645,7 +3645,7 @@
                 <w:sz w:val="17"/>
                 <w:szCs w:val="17"/>
               </w:rPr>
-              <w:t xml:space="preserve">Chen et al.(2024)의 비교군</w:t>
+              <w:t xml:space="preserve">Chen et al.(2024)</w:t>
             </w:r>
           </w:p>
         </w:tc>
@@ -3676,7 +3676,7 @@
                 <w:sz w:val="17"/>
                 <w:szCs w:val="17"/>
               </w:rPr>
-              <w:t xml:space="preserve">무작위로 섞은 행</w:t>
+              <w:t xml:space="preserve">(열 잎 이름, 셀 값) 쌍 + 열 스키마</w:t>
             </w:r>
           </w:p>
         </w:tc>
@@ -3707,7 +3707,7 @@
                 <w:sz w:val="17"/>
                 <w:szCs w:val="17"/>
               </w:rPr>
-              <w:t xml:space="preserve">논문과 대조</w:t>
+              <w:t xml:space="preserve">텍스트 표현과 숫자·날짜 열 판정은 공식 코드와 대조. LM 질의 확장·별도 스키마 검색 경로·풀이기 없음(아래)</w:t>
             </w:r>
           </w:p>
         </w:tc>
@@ -3743,7 +3743,7 @@
                 <w:sz w:val="17"/>
                 <w:szCs w:val="17"/>
               </w:rPr>
-              <w:t xml:space="preserve">TableRAG 셀 검색 재구현(leaf)</w:t>
+              <w:t xml:space="preserve">TableRAG 셀 검색 재구현(path)</w:t>
             </w:r>
           </w:p>
         </w:tc>
@@ -3805,7 +3805,7 @@
                 <w:sz w:val="17"/>
                 <w:szCs w:val="17"/>
               </w:rPr>
-              <w:t xml:space="preserve">(열 잎 이름, 셀 값) 쌍 + 열 스키마</w:t>
+              <w:t xml:space="preserve">(열 전체 경로, 셀 값) 쌍 + 열 스키마</w:t>
             </w:r>
           </w:p>
         </w:tc>
@@ -3836,7 +3836,7 @@
                 <w:sz w:val="17"/>
                 <w:szCs w:val="17"/>
               </w:rPr>
-              <w:t xml:space="preserve">텍스트 표현과 숫자·날짜 열 판정은 공식 코드와 대조. LM 질의 확장·별도 스키마 검색 경로·풀이기 없음(아래)</w:t>
+              <w:t xml:space="preserve">위와 같음</w:t>
             </w:r>
           </w:p>
         </w:tc>
@@ -3872,7 +3872,7 @@
                 <w:sz w:val="17"/>
                 <w:szCs w:val="17"/>
               </w:rPr>
-              <w:t xml:space="preserve">TableRAG 셀 검색 재구현(path)</w:t>
+              <w:t xml:space="preserve">표 단위</w:t>
             </w:r>
           </w:p>
         </w:tc>
@@ -3903,7 +3903,7 @@
                 <w:sz w:val="17"/>
                 <w:szCs w:val="17"/>
               </w:rPr>
-              <w:t xml:space="preserve">Chen et al.(2024)</w:t>
+              <w:t xml:space="preserve">—</w:t>
             </w:r>
           </w:p>
         </w:tc>
@@ -3934,7 +3934,7 @@
                 <w:sz w:val="17"/>
                 <w:szCs w:val="17"/>
               </w:rPr>
-              <w:t xml:space="preserve">(열 전체 경로, 셀 값) 쌍 + 열 스키마</w:t>
+              <w:t xml:space="preserve">표 하나(마크다운)</w:t>
             </w:r>
           </w:p>
         </w:tc>
@@ -3965,7 +3965,7 @@
                 <w:sz w:val="17"/>
                 <w:szCs w:val="17"/>
               </w:rPr>
-              <w:t xml:space="preserve">위와 같음</w:t>
+              <w:t xml:space="preserve">검색 지표(표 5-4)와 답변 정확도</w:t>
             </w:r>
           </w:p>
         </w:tc>
@@ -4001,135 +4001,6 @@
                 <w:sz w:val="17"/>
                 <w:szCs w:val="17"/>
               </w:rPr>
-              <w:t xml:space="preserve">표 단위</w:t>
-            </w:r>
-          </w:p>
-        </w:tc>
-        <w:tc>
-          <w:tcPr>
-            <w:tcW w:type="dxa" w:w="1635"/>
-            <w:tcBorders>
-              <w:top w:val="single" w:color="808080" w:sz="4"/>
-              <w:left w:val="single" w:color="808080" w:sz="4"/>
-              <w:bottom w:val="single" w:color="808080" w:sz="4"/>
-              <w:right w:val="single" w:color="808080" w:sz="4"/>
-            </w:tcBorders>
-            <w:tcMar>
-              <w:top w:type="dxa" w:w="40"/>
-              <w:left w:type="dxa" w:w="80"/>
-              <w:bottom w:type="dxa" w:w="40"/>
-              <w:right w:type="dxa" w:w="80"/>
-            </w:tcMar>
-            <w:vAlign w:val="center"/>
-          </w:tcPr>
-          <w:p>
-            <w:pPr>
-              <w:spacing w:after="0" w:before="0" w:line="260"/>
-              <w:jc w:val="left"/>
-            </w:pPr>
-            <w:r>
-              <w:rPr>
-                <w:sz w:val="17"/>
-                <w:szCs w:val="17"/>
-              </w:rPr>
-              <w:t xml:space="preserve">—</w:t>
-            </w:r>
-          </w:p>
-        </w:tc>
-        <w:tc>
-          <w:tcPr>
-            <w:tcW w:type="dxa" w:w="2087"/>
-            <w:tcBorders>
-              <w:top w:val="single" w:color="808080" w:sz="4"/>
-              <w:left w:val="single" w:color="808080" w:sz="4"/>
-              <w:bottom w:val="single" w:color="808080" w:sz="4"/>
-              <w:right w:val="single" w:color="808080" w:sz="4"/>
-            </w:tcBorders>
-            <w:tcMar>
-              <w:top w:type="dxa" w:w="40"/>
-              <w:left w:type="dxa" w:w="80"/>
-              <w:bottom w:type="dxa" w:w="40"/>
-              <w:right w:type="dxa" w:w="80"/>
-            </w:tcMar>
-            <w:vAlign w:val="center"/>
-          </w:tcPr>
-          <w:p>
-            <w:pPr>
-              <w:spacing w:after="0" w:before="0" w:line="260"/>
-              <w:jc w:val="left"/>
-            </w:pPr>
-            <w:r>
-              <w:rPr>
-                <w:sz w:val="17"/>
-                <w:szCs w:val="17"/>
-              </w:rPr>
-              <w:t xml:space="preserve">표 하나(마크다운)</w:t>
-            </w:r>
-          </w:p>
-        </w:tc>
-        <w:tc>
-          <w:tcPr>
-            <w:tcW w:type="dxa" w:w="1931"/>
-            <w:tcBorders>
-              <w:top w:val="single" w:color="808080" w:sz="4"/>
-              <w:left w:val="single" w:color="808080" w:sz="4"/>
-              <w:bottom w:val="single" w:color="808080" w:sz="4"/>
-              <w:right w:val="single" w:color="808080" w:sz="4"/>
-            </w:tcBorders>
-            <w:tcMar>
-              <w:top w:type="dxa" w:w="40"/>
-              <w:left w:type="dxa" w:w="80"/>
-              <w:bottom w:type="dxa" w:w="40"/>
-              <w:right w:type="dxa" w:w="80"/>
-            </w:tcMar>
-            <w:vAlign w:val="center"/>
-          </w:tcPr>
-          <w:p>
-            <w:pPr>
-              <w:spacing w:after="0" w:before="0" w:line="260"/>
-              <w:jc w:val="left"/>
-            </w:pPr>
-            <w:r>
-              <w:rPr>
-                <w:sz w:val="17"/>
-                <w:szCs w:val="17"/>
-              </w:rPr>
-              <w:t xml:space="preserve">검색 지표(표 5-4)와 답변 정확도</w:t>
-            </w:r>
-          </w:p>
-        </w:tc>
-      </w:tr>
-      <w:tr>
-        <w:trPr>
-          <w:tblHeader w:val="off"/>
-        </w:trPr>
-        <w:tc>
-          <w:tcPr>
-            <w:tcW w:type="dxa" w:w="1717"/>
-            <w:tcBorders>
-              <w:top w:val="single" w:color="808080" w:sz="4"/>
-              <w:left w:val="single" w:color="808080" w:sz="4"/>
-              <w:bottom w:val="single" w:color="808080" w:sz="4"/>
-              <w:right w:val="single" w:color="808080" w:sz="4"/>
-            </w:tcBorders>
-            <w:tcMar>
-              <w:top w:type="dxa" w:w="40"/>
-              <w:left w:type="dxa" w:w="80"/>
-              <w:bottom w:type="dxa" w:w="40"/>
-              <w:right w:type="dxa" w:w="80"/>
-            </w:tcMar>
-            <w:vAlign w:val="center"/>
-          </w:tcPr>
-          <w:p>
-            <w:pPr>
-              <w:spacing w:after="0" w:before="0" w:line="260"/>
-              <w:jc w:val="left"/>
-            </w:pPr>
-            <w:r>
-              <w:rPr>
-                <w:sz w:val="17"/>
-                <w:szCs w:val="17"/>
-              </w:rPr>
               <w:t xml:space="preserve">표 전체</w:t>
             </w:r>
           </w:p>
@@ -4290,7 +4161,7 @@
         <w:t xml:space="preserve">비교군의 머리글 규칙.</w:t>
       </w:r>
       <w:r>
-        <w:t xml:space="preserve"> 검색 정확도(5.1절)의 비교군은 본 방법과 같은 최종 머리글 규칙(v3.3u)으로 만든 표에서 다시 색인·검색한 결과다(2026-09-26 재실행, 실행 전 등록). 따라서 검색 비교에는 머리글 규칙의 차이가 섞이지 않는다. 답변 정확도(5.4절)의 주 비교인 고정 청크는 최종 규칙의 검색 결과로 답변을 새로 생성했다(사전등록 2026-09-27, 커밋 dbb5c92). 표 전체의 리더 입력과 TableRAG(Yu) 청크의 색인 텍스트는 두 규칙에서 같은 문자열이므로 머리글 규칙과 무관하다. RowCol·RandRow의 답변은 주로 처음 규칙(v1)의 검색 결과로 생성되어 있어(RowCol은 머리글 고친 규칙으로도 생성), 처음 규칙의 본 방법과 짝지은 보조 비교로 부록 C에 싣는다(머리글 고친 규칙으로 생성한 조건은 규칙 불일치로 표시). TableRAG 셀 검색 재구현의 답변은 숫자·날짜 열 판정을 공식 코드의 규칙으로 바꾼 뒤 최종 규칙의 검색 결과로 다시 생성해, 최종 규칙의 본 방법과 짝지었다(부록 C, 표 C-3).</w:t>
+        <w:t xml:space="preserve"> 검색 정확도(5.1절)의 비교군은 본 방법과 같은 최종 머리글 규칙(v3.3u)으로 만든 표에서 다시 색인·검색한 결과다(2026-09-26 재실행, 실행 전 등록). 따라서 검색 비교에는 머리글 규칙의 차이가 섞이지 않는다. 답변 정확도(5.4절)의 주 비교인 고정 청크는 최종 규칙의 검색 결과로 답변을 새로 생성했다(사전등록 2026-09-27, 커밋 dbb5c92). 표 전체의 리더 입력과 TableRAG(Yu) 청크의 색인 텍스트는 두 규칙에서 같은 문자열이므로 머리글 규칙과 무관하다. RowCol의 답변은 처음 규칙(v1)과 머리글 고친 규칙의 검색 결과로 생성되어 있어, 처음 규칙의 본 방법과 짝지은 보조 비교로 부록 C에 싣는다(머리글 고친 규칙으로 생성한 조건은 규칙 불일치로 표시). TableRAG 셀 검색 재구현의 답변은 숫자·날짜 열 판정을 공식 코드의 규칙으로 바꾼 뒤 최종 규칙의 검색 결과로 다시 생성해, 최종 규칙의 본 방법과 짝지었다(부록 C, 표 C-3).</w:t>
       </w:r>
     </w:p>
     <w:p>
@@ -4303,7 +4174,7 @@
           <w:b/>
           <w:bCs/>
         </w:rPr>
-        <w:t xml:space="preserve">RowCol·RandRow 색인 텍스트.</w:t>
+        <w:t xml:space="preserve">RowCol 색인 텍스트.</w:t>
       </w:r>
       <w:r>
         <w:t xml:space="preserve"> 공개 코드처럼 행(열)의 값을 "|"로 이은 텍스트로 색인하고, 행 텍스트 앞에는 행 잎 라벨을 붙인다(MultiHiertt에는 표 제목이 없다). 처음 실행은 실행 인자 누락으로 행(열)에 속한 셀의 셀 문장(본 방법과 같은 머리글 경로를 담은 문장)을 이어 붙인 텍스트로 돌았다. 이를 발견한 뒤 값만 이은 텍스트로 검색·답변을 다시 실행했고(결과를 보기 전 등록), 본문 표는 다시 실행한 결과다. 처음 실행한 셀 문장 변형의 답변은 부록 C의 보조 비교에 함께 싣는다.</w:t>
@@ -4494,7 +4365,7 @@
         <w:t xml:space="preserve">검정.</w:t>
       </w:r>
       <w:r>
-        <w:t xml:space="preserve"> 두 방법의 정확도 차이는 같은 질의끼리 짝지은 McNemar 검정(McNemar, 1947)으로 판정하며, 불일치 쌍에 대한 정확 이항 검정(양측)으로 계산했다. 표에는 "본 방법만 맞힘 : 상대만 맞힘" 형태로 불일치 수를 함께 적는다. 유의 수준은 .05다. 표의 p값은 보정 전 값이고, 여러 비교를 함께 판정하는 곳은 비교 묶음 단위 Holm 보정값(Holm, 1979)을 함께 적는다. 비교 묶음은 검색 정확도의 경우 비교군 전부(재실행 등록 2026-09-26), 답변 정확도의 경우 MultiHiertt 882건 12개 비교(2026-09-26 통계 재계산 뒤, 2026-09-28 TableRAG 셀 검색 재구현의 이전 숫자 열 판정 답변 4개를 공식 규칙 답변 2개로 교체)다. MultiHiertt 답변의 주 비교(셀 문장 대 고정 청크, 둘 다 최종 머리글 규칙)는 사전등록한 단일 비교라 보정하지 않는다(2026-09-27, 커밋 dbb5c92). MultiHiertt 그룹별 비교는 탐색적 결과다. MultiHiertt 가중 전체 정확도와 방법 간 가중 차이의 95% 신뢰구간은 그룹 안에서 질의를 복원 추출하는 층화 부트스트랩(10,000회, seed 0)으로 구한다.</w:t>
+        <w:t xml:space="preserve"> 두 방법의 정확도 차이는 같은 질의끼리 짝지은 McNemar 검정(McNemar, 1947)으로 판정하며, 불일치 쌍에 대한 정확 이항 검정(양측)으로 계산했다. 표에는 "본 방법만 맞힘 : 상대만 맞힘" 형태로 불일치 수를 함께 적는다. 유의 수준은 .05다. 표의 p값은 보정 전 값이고, 여러 비교를 함께 판정하는 곳은 비교 묶음 단위 Holm 보정값(Holm, 1979)을 함께 적는다. 비교 묶음은 검색 정확도의 경우 비교군 전부(재실행 등록 2026-09-26), 답변 정확도의 경우 MultiHiertt 882건 10개 비교(2026-09-26 통계 재계산 뒤, 2026-09-28 TableRAG 셀 검색 재구현의 이전 숫자 열 판정 답변 4개를 공식 규칙 답변 2개로 교체)다. MultiHiertt 답변의 주 비교(셀 문장 대 고정 청크, 둘 다 최종 머리글 규칙)는 사전등록한 단일 비교라 보정하지 않는다(2026-09-27, 커밋 dbb5c92). MultiHiertt 그룹별 비교는 탐색적 결과다. MultiHiertt 가중 전체 정확도와 방법 간 가중 차이의 95% 신뢰구간은 그룹 안에서 질의를 복원 추출하는 층화 부트스트랩(10,000회, seed 0)으로 구한다.</w:t>
       </w:r>
     </w:p>
     <w:p>
@@ -6376,228 +6247,6 @@
           </w:p>
         </w:tc>
       </w:tr>
-      <w:tr>
-        <w:trPr>
-          <w:tblHeader w:val="off"/>
-        </w:trPr>
-        <w:tc>
-          <w:tcPr>
-            <w:tcW w:type="dxa" w:w="1550"/>
-            <w:tcBorders>
-              <w:top w:val="single" w:color="808080" w:sz="4"/>
-              <w:left w:val="single" w:color="808080" w:sz="4"/>
-              <w:bottom w:val="single" w:color="808080" w:sz="4"/>
-              <w:right w:val="single" w:color="808080" w:sz="4"/>
-            </w:tcBorders>
-            <w:tcMar>
-              <w:top w:type="dxa" w:w="40"/>
-              <w:left w:type="dxa" w:w="80"/>
-              <w:bottom w:type="dxa" w:w="40"/>
-              <w:right w:type="dxa" w:w="80"/>
-            </w:tcMar>
-            <w:vAlign w:val="center"/>
-          </w:tcPr>
-          <w:p>
-            <w:pPr>
-              <w:spacing w:after="0" w:before="0" w:line="260"/>
-              <w:jc w:val="left"/>
-            </w:pPr>
-            <w:r>
-              <w:rPr>
-                <w:sz w:val="17"/>
-                <w:szCs w:val="17"/>
-              </w:rPr>
-              <w:t xml:space="preserve">RandRow</w:t>
-            </w:r>
-          </w:p>
-        </w:tc>
-        <w:tc>
-          <w:tcPr>
-            <w:tcW w:type="dxa" w:w="973"/>
-            <w:tcBorders>
-              <w:top w:val="single" w:color="808080" w:sz="4"/>
-              <w:left w:val="single" w:color="808080" w:sz="4"/>
-              <w:bottom w:val="single" w:color="808080" w:sz="4"/>
-              <w:right w:val="single" w:color="808080" w:sz="4"/>
-            </w:tcBorders>
-            <w:tcMar>
-              <w:top w:type="dxa" w:w="40"/>
-              <w:left w:type="dxa" w:w="80"/>
-              <w:bottom w:type="dxa" w:w="40"/>
-              <w:right w:type="dxa" w:w="80"/>
-            </w:tcMar>
-            <w:vAlign w:val="center"/>
-          </w:tcPr>
-          <w:p>
-            <w:pPr>
-              <w:spacing w:after="0" w:before="0" w:line="260"/>
-              <w:jc w:val="right"/>
-            </w:pPr>
-            <w:r>
-              <w:rPr>
-                <w:sz w:val="17"/>
-                <w:szCs w:val="17"/>
-              </w:rPr>
-              <w:t xml:space="preserve">.1698 (168:1)</w:t>
-            </w:r>
-          </w:p>
-        </w:tc>
-        <w:tc>
-          <w:tcPr>
-            <w:tcW w:type="dxa" w:w="1018"/>
-            <w:tcBorders>
-              <w:top w:val="single" w:color="808080" w:sz="4"/>
-              <w:left w:val="single" w:color="808080" w:sz="4"/>
-              <w:bottom w:val="single" w:color="808080" w:sz="4"/>
-              <w:right w:val="single" w:color="808080" w:sz="4"/>
-            </w:tcBorders>
-            <w:tcMar>
-              <w:top w:type="dxa" w:w="40"/>
-              <w:left w:type="dxa" w:w="80"/>
-              <w:bottom w:type="dxa" w:w="40"/>
-              <w:right w:type="dxa" w:w="80"/>
-            </w:tcMar>
-            <w:vAlign w:val="center"/>
-          </w:tcPr>
-          <w:p>
-            <w:pPr>
-              <w:spacing w:after="0" w:before="0" w:line="260"/>
-              <w:jc w:val="right"/>
-            </w:pPr>
-            <w:r>
-              <w:rPr>
-                <w:sz w:val="17"/>
-                <w:szCs w:val="17"/>
-              </w:rPr>
-              <w:t xml:space="preserve">.1090 (283:1)</w:t>
-            </w:r>
-          </w:p>
-        </w:tc>
-        <w:tc>
-          <w:tcPr>
-            <w:tcW w:type="dxa" w:w="969"/>
-            <w:tcBorders>
-              <w:top w:val="single" w:color="808080" w:sz="4"/>
-              <w:left w:val="single" w:color="808080" w:sz="4"/>
-              <w:bottom w:val="single" w:color="808080" w:sz="4"/>
-              <w:right w:val="single" w:color="808080" w:sz="4"/>
-            </w:tcBorders>
-            <w:tcMar>
-              <w:top w:type="dxa" w:w="40"/>
-              <w:left w:type="dxa" w:w="80"/>
-              <w:bottom w:type="dxa" w:w="40"/>
-              <w:right w:type="dxa" w:w="80"/>
-            </w:tcMar>
-            <w:vAlign w:val="center"/>
-          </w:tcPr>
-          <w:p>
-            <w:pPr>
-              <w:spacing w:after="0" w:before="0" w:line="260"/>
-              <w:jc w:val="right"/>
-            </w:pPr>
-            <w:r>
-              <w:rPr>
-                <w:sz w:val="17"/>
-                <w:szCs w:val="17"/>
-              </w:rPr>
-              <w:t xml:space="preserve">.2254 (52:0)</w:t>
-            </w:r>
-          </w:p>
-        </w:tc>
-        <w:tc>
-          <w:tcPr>
-            <w:tcW w:type="dxa" w:w="1132"/>
-            <w:tcBorders>
-              <w:top w:val="single" w:color="808080" w:sz="4"/>
-              <w:left w:val="single" w:color="808080" w:sz="4"/>
-              <w:bottom w:val="single" w:color="808080" w:sz="4"/>
-              <w:right w:val="single" w:color="808080" w:sz="4"/>
-            </w:tcBorders>
-            <w:tcMar>
-              <w:top w:type="dxa" w:w="40"/>
-              <w:left w:type="dxa" w:w="80"/>
-              <w:bottom w:type="dxa" w:w="40"/>
-              <w:right w:type="dxa" w:w="80"/>
-            </w:tcMar>
-            <w:vAlign w:val="center"/>
-          </w:tcPr>
-          <w:p>
-            <w:pPr>
-              <w:spacing w:after="0" w:before="0" w:line="260"/>
-              <w:jc w:val="right"/>
-            </w:pPr>
-            <w:r>
-              <w:rPr>
-                <w:sz w:val="17"/>
-                <w:szCs w:val="17"/>
-              </w:rPr>
-              <w:t xml:space="preserve">.0989 (1690:13)</w:t>
-            </w:r>
-          </w:p>
-        </w:tc>
-        <w:tc>
-          <w:tcPr>
-            <w:tcW w:type="dxa" w:w="1127"/>
-            <w:tcBorders>
-              <w:top w:val="single" w:color="808080" w:sz="4"/>
-              <w:left w:val="single" w:color="808080" w:sz="4"/>
-              <w:bottom w:val="single" w:color="808080" w:sz="4"/>
-              <w:right w:val="single" w:color="808080" w:sz="4"/>
-            </w:tcBorders>
-            <w:tcMar>
-              <w:top w:type="dxa" w:w="40"/>
-              <w:left w:type="dxa" w:w="80"/>
-              <w:bottom w:type="dxa" w:w="40"/>
-              <w:right w:type="dxa" w:w="80"/>
-            </w:tcMar>
-            <w:vAlign w:val="center"/>
-          </w:tcPr>
-          <w:p>
-            <w:pPr>
-              <w:spacing w:after="0" w:before="0" w:line="260"/>
-              <w:jc w:val="right"/>
-            </w:pPr>
-            <w:r>
-              <w:rPr>
-                <w:sz w:val="17"/>
-                <w:szCs w:val="17"/>
-              </w:rPr>
-              <w:t xml:space="preserve">.1085 (2193:15)</w:t>
-            </w:r>
-          </w:p>
-        </w:tc>
-        <w:tc>
-          <w:tcPr>
-            <w:tcW w:type="dxa" w:w="601"/>
-            <w:tcBorders>
-              <w:top w:val="single" w:color="808080" w:sz="4"/>
-              <w:left w:val="single" w:color="808080" w:sz="4"/>
-              <w:bottom w:val="single" w:color="808080" w:sz="4"/>
-              <w:right w:val="single" w:color="808080" w:sz="4"/>
-            </w:tcBorders>
-            <w:tcMar>
-              <w:top w:type="dxa" w:w="40"/>
-              <w:left w:type="dxa" w:w="80"/>
-              <w:bottom w:type="dxa" w:w="40"/>
-              <w:right w:type="dxa" w:w="80"/>
-            </w:tcMar>
-            <w:vAlign w:val="center"/>
-          </w:tcPr>
-          <w:p>
-            <w:pPr>
-              <w:spacing w:after="0" w:before="0" w:line="260"/>
-              <w:jc w:val="right"/>
-            </w:pPr>
-            <w:r>
-              <w:rPr>
-                <w:sz w:val="17"/>
-                <w:szCs w:val="17"/>
-              </w:rPr>
-              <w:t xml:space="preserve">21.9</w:t>
-            </w:r>
-          </w:p>
-        </w:tc>
-      </w:tr>
     </w:tbl>
     <w:p>
       <w:pPr>
@@ -6610,7 +6259,7 @@
         <w:jc w:val="both"/>
       </w:pPr>
       <w:r>
-        <w:t xml:space="preserve">괄호는 본 방법 대비 McNemar 불일치 "본 방법만 : 상대만"이다. sleaf를 뺀 비교군 6개의 24칸은 모두 p&lt;.05다(가장 큰 값은 TableRAG(Yu) 청크 산술·셀 1개의 p=.021). 전달 셀 평균은 2,885건의 평균이다.</w:t>
+        <w:t xml:space="preserve">괄호는 본 방법 대비 McNemar 불일치 "본 방법만 : 상대만"이다. sleaf를 뺀 비교군 5개의 20칸은 모두 p&lt;.05다(가장 큰 값은 TableRAG(Yu) 청크 산술·셀 1개의 p=.021). 전달 셀 평균은 2,885건의 평균이다.</w:t>
       </w:r>
     </w:p>
     <w:p>
@@ -6619,7 +6268,7 @@
         <w:jc w:val="both"/>
       </w:pPr>
       <w:r>
-        <w:t xml:space="preserve">sleaf를 뺀 비교군 6개와의 24개 비교 칸 모두에서 차이가 유의하다. 전체 2,885건에서 그중 가장 가까운 고정 청크보다 14.5%p 높다(618:201, p=4.4×10⁻⁵⁰). </w:t>
+        <w:t xml:space="preserve">sleaf를 뺀 비교군 5개와의 20개 비교 칸 모두에서 차이가 유의하다. 전체 2,885건에서 그중 가장 가까운 고정 청크보다 14.5%p 높다(618:201, p=4.4×10⁻⁵⁰). </w:t>
       </w:r>
       <w:r>
         <w:rPr>
@@ -13604,7 +13253,7 @@
         <w:jc w:val="both"/>
       </w:pPr>
       <w:r>
-        <w:t xml:space="preserve">괄호는 본 방법 대비 McNemar 불일치 "본 방법만 : 상대만"과 p값이다. 그룹별 값은 탐색적 결과다. Holm p는 882건 답변 비교 12개 묶음의 값이다. 채점 규칙상 정답을 그대로 넣어도 맞힐 수 없는 문항이 있어 이 882건의 채점 상한은 .9512다(4.3절).</w:t>
+        <w:t xml:space="preserve">괄호는 본 방법 대비 McNemar 불일치 "본 방법만 : 상대만"과 p값이다. 그룹별 값은 탐색적 결과다. Holm p는 882건 답변 비교 10개 묶음의 값이다. 채점 규칙상 정답을 그대로 넣어도 맞힐 수 없는 문항이 있어 이 882건의 채점 상한은 .9512다(4.3절).</w:t>
       </w:r>
     </w:p>
     <w:p>
@@ -13636,7 +13285,7 @@
         <w:t xml:space="preserve">표 전체와 TableRAG(Yu) 청크.</w:t>
       </w:r>
       <w:r>
-        <w:t xml:space="preserve"> 표 전체와는 408 대 378(114:84, p=.039)이며, 882건 답변 비교 12개 묶음의 Holm p가 .078이라 유의한 차이가 없다. 가중 차이도 +.0390 [−.0046, +.0825]로 신뢰구간이 0을 포함한다. 표 전체 입력은 평균 1,505토큰으로 본 방법(694토큰)의 두 배가 넘는다. TableRAG(Yu) 청크와는 408 대 361이었다(128:81, Holm p=.0056).</w:t>
+        <w:t xml:space="preserve"> 표 전체와는 408 대 378(114:84, p=.039)이며, 882건 답변 비교 10개 묶음의 Holm p가 .078이라 유의한 차이가 없다. 가중 차이도 +.0390 [−.0046, +.0825]로 신뢰구간이 0을 포함한다. 표 전체 입력은 평균 1,505토큰으로 본 방법(694토큰)의 두 배가 넘는다. TableRAG(Yu) 청크와는 408 대 361이었다(128:81, Holm p=.0056).</w:t>
       </w:r>
     </w:p>
     <w:p>
@@ -13700,7 +13349,7 @@
         <w:t xml:space="preserve">나머지 비교군.</w:t>
       </w:r>
       <w:r>
-        <w:t xml:space="preserve"> RowCol·RandRow의 답변은 처음 머리글 규칙의 검색 결과로 생성되어 있고, RowCol은 머리글 고친 규칙으로도 생성되어 있다. 이들은 처음 규칙의 본 방법과 짝지어 부록 C에 싣는다(표 C-1, 8개 비교 Holm, 머리글 고친 규칙으로 생성한 조건은 규칙 불일치로 표시). 그 비교에서 처음 규칙의 본 방법(361건)은 이 5개 조건보다 모두 유의하게 높았고(Holm p가 가장 큰 RowCol도 p=2.1×10⁻⁶), 표 전체(378건), 고정 청크(366건), TableRAG(Yu) 청크(361건)와는 차이가 없었다. TableRAG 셀 검색 재구현의 답변은 숫자·날짜 열 판정을 공식 코드의 규칙으로 바꾼 뒤 최종 머리글 규칙의 검색 결과로 다시 생성해 최종 규칙의 본 방법과 짝지었다(표 C-3). 본 방법(408건)은 leaf(79건, 343:14, Holm p=3.8×10⁻⁸²)와 path(114건, 316:22, Holm p=6.6×10⁻⁶⁷)보다 높았다.</w:t>
+        <w:t xml:space="preserve"> RowCol의 답변은 처음 머리글 규칙과 머리글 고친 규칙의 검색 결과로 생성되어 있다. 이들은 처음 규칙의 본 방법과 짝지어 부록 C에 싣는다(표 C-1, 6개 비교 Holm, 머리글 고친 규칙으로 생성한 조건은 규칙 불일치로 표시). 그 비교에서 처음 규칙의 본 방법(361건)은 RowCol 3개 조건보다 모두 유의하게 높았고(Holm p가 가장 큰 RowCol도 p=2.1×10⁻⁶), 표 전체(378건), 고정 청크(366건), TableRAG(Yu) 청크(361건)와는 차이가 없었다. TableRAG 셀 검색 재구현의 답변은 숫자·날짜 열 판정을 공식 코드의 규칙으로 바꾼 뒤 최종 머리글 규칙의 검색 결과로 다시 생성해 최종 규칙의 본 방법과 짝지었다(표 C-3). 본 방법(408건)은 leaf(79건, 343:14, Holm p=3.4×10⁻⁸²)와 path(114건, 316:22, Holm p=6.6×10⁻⁶⁷)보다 높았다.</w:t>
       </w:r>
     </w:p>
     <w:p>
@@ -14820,7 +14469,7 @@
         <w:t xml:space="preserve">머리글 경로를 셀마다 붙이는 것</w:t>
       </w:r>
       <w:r>
-        <w:t xml:space="preserve">이다. 표 5-1에서 본 방법과 가장 큰 차이가 나는 비교군은 TableRAG 셀 검색 재구현(leaf·path)과 RandRow다. 이 표현들은 셀 값에 행 머리글을 붙이지 않는다(leaf, path). RandRow는 검색 없이 행을 무작위로 고르므로(Chen et al., 2024의 4.2절) 정답 행이 전달 셀 20개 안에 들어오는 비율 자체가 낮다. 계층형 표에서 행 머리글이 빠진 셀은 같은 열의 다른 셀과 구별되지 않는다. 본 방법은 모든 셀이 자기 행·열 경로를 전부 가지므로, 질문이 부르는 머리글과 셀 문장이 직접 맞물린다.</w:t>
+        <w:t xml:space="preserve">이다. 표 5-1에서 본 방법과 가장 큰 차이가 나는 비교군은 TableRAG 셀 검색 재구현(leaf·path)이다. 이 표현들은 셀 값에 행 머리글을 붙이지 않는다. 계층형 표에서 행 머리글이 빠진 셀은 같은 열의 다른 셀과 구별되지 않는다. 본 방법은 모든 셀이 자기 행·열 경로를 전부 가지므로, 질문이 부르는 머리글과 셀 문장이 직접 맞물린다.</w:t>
       </w:r>
     </w:p>
     <w:p>
@@ -18588,7 +18237,7 @@
         <w:jc w:val="both"/>
       </w:pPr>
       <w:r>
-        <w:t xml:space="preserve">RowCol·RandRow의 882건 답변은 처음 머리글 규칙(v1)의 검색 결과로 생성되었다(RowCol은 머리글 고친 규칙 v3.3으로도 생성). 표 C-1은 이 답변들을 처음 규칙의 본 방법(361/882)과 짝지어 비교한다. 머리글 고친 규칙으로 생성한 비교군은 본 방법과 머리글 규칙이 다르므로 표 C-1에 "규칙 불일치"로 표시했다. 비교 8개를 한 묶음으로 Holm 보정했다. 처음 규칙과 최종 규칙의 셀 문장은 같은 문장 규칙(머리글 경로와 값)을 쓰고 머리글 경로만 다르다. 두 규칙의 셀 문장을 지금 코드로 다시 만들어 각 결과 파일의 문장 해시와 대조해 확인했다.</w:t>
+        <w:t xml:space="preserve">RowCol의 882건 답변은 처음 머리글 규칙(v1)과 머리글 고친 규칙(v3.3)의 검색 결과로 생성되었다. 표 C-1은 이 답변들을 처음 규칙의 본 방법(361/882)과 짝지어 비교한다. 머리글 고친 규칙으로 생성한 비교군은 본 방법과 머리글 규칙이 다르므로 표 C-1에 "규칙 불일치"로 표시했다. 비교 6개를 한 묶음으로 Holm 보정했다. 처음 규칙과 최종 규칙의 셀 문장은 같은 문장 규칙(머리글 경로와 값)을 쓰고 머리글 경로만 다르다. 두 규칙의 셀 문장을 지금 코드로 다시 만들어 각 결과 파일의 문장 해시와 대조해 확인했다.</w:t>
       </w:r>
     </w:p>
     <w:p>
@@ -19982,450 +19631,6 @@
           <w:tcPr>
             <w:tcW w:type="dxa" w:w="1440"/>
             <w:tcBorders>
-              <w:top w:val="single" w:color="808080" w:sz="4"/>
-              <w:left w:val="single" w:color="808080" w:sz="4"/>
-              <w:bottom w:val="single" w:color="808080" w:sz="4"/>
-              <w:right w:val="single" w:color="808080" w:sz="4"/>
-            </w:tcBorders>
-            <w:tcMar>
-              <w:top w:type="dxa" w:w="40"/>
-              <w:left w:type="dxa" w:w="80"/>
-              <w:bottom w:type="dxa" w:w="40"/>
-              <w:right w:type="dxa" w:w="80"/>
-            </w:tcMar>
-            <w:vAlign w:val="center"/>
-          </w:tcPr>
-          <w:p>
-            <w:pPr>
-              <w:spacing w:after="0" w:before="0" w:line="260"/>
-              <w:jc w:val="left"/>
-            </w:pPr>
-            <w:r>
-              <w:rPr>
-                <w:sz w:val="17"/>
-                <w:szCs w:val="17"/>
-              </w:rPr>
-              <w:t xml:space="preserve">RandRow (셀 문장을 이은 변형)</w:t>
-            </w:r>
-          </w:p>
-        </w:tc>
-        <w:tc>
-          <w:tcPr>
-            <w:tcW w:type="dxa" w:w="783"/>
-            <w:tcBorders>
-              <w:top w:val="single" w:color="808080" w:sz="4"/>
-              <w:left w:val="single" w:color="808080" w:sz="4"/>
-              <w:bottom w:val="single" w:color="808080" w:sz="4"/>
-              <w:right w:val="single" w:color="808080" w:sz="4"/>
-            </w:tcBorders>
-            <w:tcMar>
-              <w:top w:type="dxa" w:w="40"/>
-              <w:left w:type="dxa" w:w="80"/>
-              <w:bottom w:type="dxa" w:w="40"/>
-              <w:right w:type="dxa" w:w="80"/>
-            </w:tcMar>
-            <w:vAlign w:val="center"/>
-          </w:tcPr>
-          <w:p>
-            <w:pPr>
-              <w:spacing w:after="0" w:before="0" w:line="260"/>
-              <w:jc w:val="left"/>
-            </w:pPr>
-            <w:r>
-              <w:rPr>
-                <w:sz w:val="17"/>
-                <w:szCs w:val="17"/>
-              </w:rPr>
-              <w:t xml:space="preserve">처음 규칙 검색</w:t>
-            </w:r>
-          </w:p>
-        </w:tc>
-        <w:tc>
-          <w:tcPr>
-            <w:tcW w:type="dxa" w:w="1118"/>
-            <w:tcBorders>
-              <w:top w:val="single" w:color="808080" w:sz="4"/>
-              <w:left w:val="single" w:color="808080" w:sz="4"/>
-              <w:bottom w:val="single" w:color="808080" w:sz="4"/>
-              <w:right w:val="single" w:color="808080" w:sz="4"/>
-            </w:tcBorders>
-            <w:tcMar>
-              <w:top w:type="dxa" w:w="40"/>
-              <w:left w:type="dxa" w:w="80"/>
-              <w:bottom w:type="dxa" w:w="40"/>
-              <w:right w:type="dxa" w:w="80"/>
-            </w:tcMar>
-            <w:vAlign w:val="center"/>
-          </w:tcPr>
-          <w:p>
-            <w:pPr>
-              <w:spacing w:after="0" w:before="0" w:line="260"/>
-              <w:jc w:val="left"/>
-            </w:pPr>
-            <w:r>
-              <w:rPr>
-                <w:sz w:val="17"/>
-                <w:szCs w:val="17"/>
-              </w:rPr>
-              <w:t xml:space="preserve">있음</w:t>
-            </w:r>
-          </w:p>
-        </w:tc>
-        <w:tc>
-          <w:tcPr>
-            <w:tcW w:type="dxa" w:w="522"/>
-            <w:tcBorders>
-              <w:top w:val="single" w:color="808080" w:sz="4"/>
-              <w:left w:val="single" w:color="808080" w:sz="4"/>
-              <w:bottom w:val="single" w:color="808080" w:sz="4"/>
-              <w:right w:val="single" w:color="808080" w:sz="4"/>
-            </w:tcBorders>
-            <w:tcMar>
-              <w:top w:type="dxa" w:w="40"/>
-              <w:left w:type="dxa" w:w="80"/>
-              <w:bottom w:type="dxa" w:w="40"/>
-              <w:right w:type="dxa" w:w="80"/>
-            </w:tcMar>
-            <w:vAlign w:val="center"/>
-          </w:tcPr>
-          <w:p>
-            <w:pPr>
-              <w:spacing w:after="0" w:before="0" w:line="260"/>
-              <w:jc w:val="right"/>
-            </w:pPr>
-            <w:r>
-              <w:rPr>
-                <w:sz w:val="17"/>
-                <w:szCs w:val="17"/>
-              </w:rPr>
-              <w:t xml:space="preserve">113</w:t>
-            </w:r>
-          </w:p>
-        </w:tc>
-        <w:tc>
-          <w:tcPr>
-            <w:tcW w:type="dxa" w:w="858"/>
-            <w:tcBorders>
-              <w:top w:val="single" w:color="808080" w:sz="4"/>
-              <w:left w:val="single" w:color="808080" w:sz="4"/>
-              <w:bottom w:val="single" w:color="808080" w:sz="4"/>
-              <w:right w:val="single" w:color="808080" w:sz="4"/>
-            </w:tcBorders>
-            <w:tcMar>
-              <w:top w:type="dxa" w:w="40"/>
-              <w:left w:type="dxa" w:w="80"/>
-              <w:bottom w:type="dxa" w:w="40"/>
-              <w:right w:type="dxa" w:w="80"/>
-            </w:tcMar>
-            <w:vAlign w:val="center"/>
-          </w:tcPr>
-          <w:p>
-            <w:pPr>
-              <w:spacing w:after="0" w:before="0" w:line="260"/>
-              <w:jc w:val="left"/>
-            </w:pPr>
-            <w:r>
-              <w:rPr>
-                <w:sz w:val="17"/>
-                <w:szCs w:val="17"/>
-              </w:rPr>
-              <w:t xml:space="preserve">272:24</w:t>
-            </w:r>
-          </w:p>
-        </w:tc>
-        <w:tc>
-          <w:tcPr>
-            <w:tcW w:type="dxa" w:w="1323"/>
-            <w:tcBorders>
-              <w:top w:val="single" w:color="808080" w:sz="4"/>
-              <w:left w:val="single" w:color="808080" w:sz="4"/>
-              <w:bottom w:val="single" w:color="808080" w:sz="4"/>
-              <w:right w:val="single" w:color="808080" w:sz="4"/>
-            </w:tcBorders>
-            <w:tcMar>
-              <w:top w:type="dxa" w:w="40"/>
-              <w:left w:type="dxa" w:w="80"/>
-              <w:bottom w:type="dxa" w:w="40"/>
-              <w:right w:type="dxa" w:w="80"/>
-            </w:tcMar>
-            <w:vAlign w:val="center"/>
-          </w:tcPr>
-          <w:p>
-            <w:pPr>
-              <w:spacing w:after="0" w:before="0" w:line="260"/>
-              <w:jc w:val="right"/>
-            </w:pPr>
-            <w:r>
-              <w:rPr>
-                <w:sz w:val="17"/>
-                <w:szCs w:val="17"/>
-              </w:rPr>
-              <w:t xml:space="preserve">2.2×10⁻⁵⁴</w:t>
-            </w:r>
-          </w:p>
-        </w:tc>
-        <w:tc>
-          <w:tcPr>
-            <w:tcW w:type="dxa" w:w="1326"/>
-            <w:tcBorders>
-              <w:top w:val="single" w:color="808080" w:sz="4"/>
-              <w:left w:val="single" w:color="808080" w:sz="4"/>
-              <w:bottom w:val="single" w:color="808080" w:sz="4"/>
-              <w:right w:val="single" w:color="808080" w:sz="4"/>
-            </w:tcBorders>
-            <w:tcMar>
-              <w:top w:type="dxa" w:w="40"/>
-              <w:left w:type="dxa" w:w="80"/>
-              <w:bottom w:type="dxa" w:w="40"/>
-              <w:right w:type="dxa" w:w="80"/>
-            </w:tcMar>
-            <w:vAlign w:val="center"/>
-          </w:tcPr>
-          <w:p>
-            <w:pPr>
-              <w:spacing w:after="0" w:before="0" w:line="260"/>
-              <w:jc w:val="right"/>
-            </w:pPr>
-            <w:r>
-              <w:rPr>
-                <w:sz w:val="17"/>
-                <w:szCs w:val="17"/>
-              </w:rPr>
-              <w:t xml:space="preserve">1.5×10⁻⁵³</w:t>
-            </w:r>
-          </w:p>
-        </w:tc>
-      </w:tr>
-      <w:tr>
-        <w:trPr>
-          <w:tblHeader w:val="off"/>
-        </w:trPr>
-        <w:tc>
-          <w:tcPr>
-            <w:tcW w:type="dxa" w:w="1440"/>
-            <w:tcBorders>
-              <w:top w:val="single" w:color="808080" w:sz="4"/>
-              <w:left w:val="single" w:color="808080" w:sz="4"/>
-              <w:bottom w:val="single" w:color="808080" w:sz="4"/>
-              <w:right w:val="single" w:color="808080" w:sz="4"/>
-            </w:tcBorders>
-            <w:tcMar>
-              <w:top w:type="dxa" w:w="40"/>
-              <w:left w:type="dxa" w:w="80"/>
-              <w:bottom w:type="dxa" w:w="40"/>
-              <w:right w:type="dxa" w:w="80"/>
-            </w:tcMar>
-            <w:vAlign w:val="center"/>
-          </w:tcPr>
-          <w:p>
-            <w:pPr>
-              <w:spacing w:after="0" w:before="0" w:line="260"/>
-              <w:jc w:val="left"/>
-            </w:pPr>
-            <w:r>
-              <w:rPr>
-                <w:sz w:val="17"/>
-                <w:szCs w:val="17"/>
-              </w:rPr>
-              <w:t xml:space="preserve">RandRow (값만)</w:t>
-            </w:r>
-          </w:p>
-        </w:tc>
-        <w:tc>
-          <w:tcPr>
-            <w:tcW w:type="dxa" w:w="783"/>
-            <w:tcBorders>
-              <w:top w:val="single" w:color="808080" w:sz="4"/>
-              <w:left w:val="single" w:color="808080" w:sz="4"/>
-              <w:bottom w:val="single" w:color="808080" w:sz="4"/>
-              <w:right w:val="single" w:color="808080" w:sz="4"/>
-            </w:tcBorders>
-            <w:tcMar>
-              <w:top w:type="dxa" w:w="40"/>
-              <w:left w:type="dxa" w:w="80"/>
-              <w:bottom w:type="dxa" w:w="40"/>
-              <w:right w:type="dxa" w:w="80"/>
-            </w:tcMar>
-            <w:vAlign w:val="center"/>
-          </w:tcPr>
-          <w:p>
-            <w:pPr>
-              <w:spacing w:after="0" w:before="0" w:line="260"/>
-              <w:jc w:val="left"/>
-            </w:pPr>
-            <w:r>
-              <w:rPr>
-                <w:sz w:val="17"/>
-                <w:szCs w:val="17"/>
-              </w:rPr>
-              <w:t xml:space="preserve">처음 규칙 검색</w:t>
-            </w:r>
-          </w:p>
-        </w:tc>
-        <w:tc>
-          <w:tcPr>
-            <w:tcW w:type="dxa" w:w="1118"/>
-            <w:tcBorders>
-              <w:top w:val="single" w:color="808080" w:sz="4"/>
-              <w:left w:val="single" w:color="808080" w:sz="4"/>
-              <w:bottom w:val="single" w:color="808080" w:sz="4"/>
-              <w:right w:val="single" w:color="808080" w:sz="4"/>
-            </w:tcBorders>
-            <w:tcMar>
-              <w:top w:type="dxa" w:w="40"/>
-              <w:left w:type="dxa" w:w="80"/>
-              <w:bottom w:type="dxa" w:w="40"/>
-              <w:right w:type="dxa" w:w="80"/>
-            </w:tcMar>
-            <w:vAlign w:val="center"/>
-          </w:tcPr>
-          <w:p>
-            <w:pPr>
-              <w:spacing w:after="0" w:before="0" w:line="260"/>
-              <w:jc w:val="left"/>
-            </w:pPr>
-            <w:r>
-              <w:rPr>
-                <w:sz w:val="17"/>
-                <w:szCs w:val="17"/>
-              </w:rPr>
-              <w:t xml:space="preserve">있음</w:t>
-            </w:r>
-          </w:p>
-        </w:tc>
-        <w:tc>
-          <w:tcPr>
-            <w:tcW w:type="dxa" w:w="522"/>
-            <w:tcBorders>
-              <w:top w:val="single" w:color="808080" w:sz="4"/>
-              <w:left w:val="single" w:color="808080" w:sz="4"/>
-              <w:bottom w:val="single" w:color="808080" w:sz="4"/>
-              <w:right w:val="single" w:color="808080" w:sz="4"/>
-            </w:tcBorders>
-            <w:tcMar>
-              <w:top w:type="dxa" w:w="40"/>
-              <w:left w:type="dxa" w:w="80"/>
-              <w:bottom w:type="dxa" w:w="40"/>
-              <w:right w:type="dxa" w:w="80"/>
-            </w:tcMar>
-            <w:vAlign w:val="center"/>
-          </w:tcPr>
-          <w:p>
-            <w:pPr>
-              <w:spacing w:after="0" w:before="0" w:line="260"/>
-              <w:jc w:val="right"/>
-            </w:pPr>
-            <w:r>
-              <w:rPr>
-                <w:sz w:val="17"/>
-                <w:szCs w:val="17"/>
-              </w:rPr>
-              <w:t xml:space="preserve">57</w:t>
-            </w:r>
-          </w:p>
-        </w:tc>
-        <w:tc>
-          <w:tcPr>
-            <w:tcW w:type="dxa" w:w="858"/>
-            <w:tcBorders>
-              <w:top w:val="single" w:color="808080" w:sz="4"/>
-              <w:left w:val="single" w:color="808080" w:sz="4"/>
-              <w:bottom w:val="single" w:color="808080" w:sz="4"/>
-              <w:right w:val="single" w:color="808080" w:sz="4"/>
-            </w:tcBorders>
-            <w:tcMar>
-              <w:top w:type="dxa" w:w="40"/>
-              <w:left w:type="dxa" w:w="80"/>
-              <w:bottom w:type="dxa" w:w="40"/>
-              <w:right w:type="dxa" w:w="80"/>
-            </w:tcMar>
-            <w:vAlign w:val="center"/>
-          </w:tcPr>
-          <w:p>
-            <w:pPr>
-              <w:spacing w:after="0" w:before="0" w:line="260"/>
-              <w:jc w:val="left"/>
-            </w:pPr>
-            <w:r>
-              <w:rPr>
-                <w:sz w:val="17"/>
-                <w:szCs w:val="17"/>
-              </w:rPr>
-              <w:t xml:space="preserve">325:21</w:t>
-            </w:r>
-          </w:p>
-        </w:tc>
-        <w:tc>
-          <w:tcPr>
-            <w:tcW w:type="dxa" w:w="1323"/>
-            <w:tcBorders>
-              <w:top w:val="single" w:color="808080" w:sz="4"/>
-              <w:left w:val="single" w:color="808080" w:sz="4"/>
-              <w:bottom w:val="single" w:color="808080" w:sz="4"/>
-              <w:right w:val="single" w:color="808080" w:sz="4"/>
-            </w:tcBorders>
-            <w:tcMar>
-              <w:top w:type="dxa" w:w="40"/>
-              <w:left w:type="dxa" w:w="80"/>
-              <w:bottom w:type="dxa" w:w="40"/>
-              <w:right w:type="dxa" w:w="80"/>
-            </w:tcMar>
-            <w:vAlign w:val="center"/>
-          </w:tcPr>
-          <w:p>
-            <w:pPr>
-              <w:spacing w:after="0" w:before="0" w:line="260"/>
-              <w:jc w:val="right"/>
-            </w:pPr>
-            <w:r>
-              <w:rPr>
-                <w:sz w:val="17"/>
-                <w:szCs w:val="17"/>
-              </w:rPr>
-              <w:t xml:space="preserve">3.3×10⁻⁷¹</w:t>
-            </w:r>
-          </w:p>
-        </w:tc>
-        <w:tc>
-          <w:tcPr>
-            <w:tcW w:type="dxa" w:w="1326"/>
-            <w:tcBorders>
-              <w:top w:val="single" w:color="808080" w:sz="4"/>
-              <w:left w:val="single" w:color="808080" w:sz="4"/>
-              <w:bottom w:val="single" w:color="808080" w:sz="4"/>
-              <w:right w:val="single" w:color="808080" w:sz="4"/>
-            </w:tcBorders>
-            <w:tcMar>
-              <w:top w:type="dxa" w:w="40"/>
-              <w:left w:type="dxa" w:w="80"/>
-              <w:bottom w:type="dxa" w:w="40"/>
-              <w:right w:type="dxa" w:w="80"/>
-            </w:tcMar>
-            <w:vAlign w:val="center"/>
-          </w:tcPr>
-          <w:p>
-            <w:pPr>
-              <w:spacing w:after="0" w:before="0" w:line="260"/>
-              <w:jc w:val="right"/>
-            </w:pPr>
-            <w:r>
-              <w:rPr>
-                <w:sz w:val="17"/>
-                <w:szCs w:val="17"/>
-              </w:rPr>
-              <w:t xml:space="preserve">2.6×10⁻⁷⁰</w:t>
-            </w:r>
-          </w:p>
-        </w:tc>
-      </w:tr>
-      <w:tr>
-        <w:trPr>
-          <w:tblHeader w:val="off"/>
-        </w:trPr>
-        <w:tc>
-          <w:tcPr>
-            <w:tcW w:type="dxa" w:w="1440"/>
-            <w:tcBorders>
               <w:top w:val="double" w:color="808080" w:sz="6"/>
               <w:left w:val="single" w:color="808080" w:sz="4"/>
               <w:bottom w:val="single" w:color="808080" w:sz="4"/>
@@ -20652,7 +19857,7 @@
         <w:jc w:val="both"/>
       </w:pPr>
       <w:r>
-        <w:t xml:space="preserve">b:c는 "처음 규칙의 본 방법만 맞힘 : 비교군만 맞힘"이다. "머리글 규칙 영향"은 두 규칙에서 색인 텍스트(표 전체는 리더 입력)를 다시 만들어 같은지 대조한 결과다. Holm p는 규칙 불일치 1행을 포함한 8개 비교를 한 묶음으로 보정한 값이다. 이 표에 있던 TableRAG 셀 검색 재구현의 처음 규칙·머리글 고친 규칙 답변 4행(원고 이전의 숫자 열 판정)은 공식 규칙으로 다시 생성한 답변(표 C-3)으로 바꾸었다.</w:t>
+        <w:t xml:space="preserve">b:c는 "처음 규칙의 본 방법만 맞힘 : 비교군만 맞힘"이다. "머리글 규칙 영향"은 두 규칙에서 색인 텍스트(표 전체는 리더 입력)를 다시 만들어 같은지 대조한 결과다. Holm p는 규칙 불일치 1행을 포함한 6개 비교를 한 묶음으로 보정한 값이다. 이 표에 있던 TableRAG 셀 검색 재구현의 처음 규칙·머리글 고친 규칙 답변 4행(원고 이전의 숫자 열 판정)은 공식 규칙으로 다시 생성한 답변(표 C-3)으로 바꾸었다.</w:t>
       </w:r>
     </w:p>
     <w:p>
@@ -22397,7 +21602,7 @@
                 <w:sz w:val="17"/>
                 <w:szCs w:val="17"/>
               </w:rPr>
-              <w:t xml:space="preserve">3.8×10⁻⁸²</w:t>
+              <w:t xml:space="preserve">3.4×10⁻⁸²</w:t>
             </w:r>
           </w:p>
         </w:tc>
@@ -22424,7 +21629,7 @@
         <w:jc w:val="both"/>
       </w:pPr>
       <w:r>
-        <w:t xml:space="preserve">TableRAG 셀 검색 재구현의 답변은 숫자·날짜 열 판정을 공식 코드의 규칙으로 바꾼 뒤(4.2절, 부록 E) 최종 머리글 규칙의 검색 결과로 다시 생성했다(2026-09-28, 사후 추가). 리더 설정은 표 5-6과 같다. b:c는 "최종 규칙의 본 방법만 맞힘 : 비교군만 맞힘"이고, Holm p는 표 5-6의 882건 답변 비교 12개 묶음의 값이다.</w:t>
+        <w:t xml:space="preserve">TableRAG 셀 검색 재구현의 답변은 숫자·날짜 열 판정을 공식 코드의 규칙으로 바꾼 뒤(4.2절, 부록 E) 최종 머리글 규칙의 검색 결과로 다시 생성했다(2026-09-28, 사후 추가). 리더 설정은 표 5-6과 같다. b:c는 "최종 규칙의 본 방법만 맞힘 : 비교군만 맞힘"이고, Holm p는 표 5-6의 882건 답변 비교 10개 묶음의 값이다.</w:t>
       </w:r>
     </w:p>
     <w:p>
@@ -25785,326 +24990,6 @@
                 <w:szCs w:val="17"/>
               </w:rPr>
               <w:t xml:space="preserve">원 논문 4.2절; 공식 retriever.py의 행·열 색인 함수; 본 연구 검색 스크립트</w:t>
-            </w:r>
-          </w:p>
-        </w:tc>
-      </w:tr>
-      <w:tr>
-        <w:trPr>
-          <w:tblHeader w:val="off"/>
-        </w:trPr>
-        <w:tc>
-          <w:tcPr>
-            <w:tcW w:type="dxa" w:w="1602"/>
-            <w:tcBorders>
-              <w:top w:val="single" w:color="808080" w:sz="4"/>
-              <w:left w:val="single" w:color="808080" w:sz="4"/>
-              <w:bottom w:val="single" w:color="808080" w:sz="4"/>
-              <w:right w:val="single" w:color="808080" w:sz="4"/>
-            </w:tcBorders>
-            <w:tcMar>
-              <w:top w:type="dxa" w:w="40"/>
-              <w:left w:type="dxa" w:w="80"/>
-              <w:bottom w:type="dxa" w:w="40"/>
-              <w:right w:type="dxa" w:w="80"/>
-            </w:tcMar>
-            <w:vAlign w:val="center"/>
-          </w:tcPr>
-          <w:p>
-            <w:pPr>
-              <w:spacing w:after="0" w:before="0" w:line="260"/>
-              <w:jc w:val="left"/>
-            </w:pPr>
-            <w:r>
-              <w:rPr>
-                <w:sz w:val="17"/>
-                <w:szCs w:val="17"/>
-              </w:rPr>
-              <w:t xml:space="preserve">RandRow</w:t>
-            </w:r>
-          </w:p>
-        </w:tc>
-        <w:tc>
-          <w:tcPr>
-            <w:tcW w:type="dxa" w:w="1010"/>
-            <w:tcBorders>
-              <w:top w:val="single" w:color="808080" w:sz="4"/>
-              <w:left w:val="single" w:color="808080" w:sz="4"/>
-              <w:bottom w:val="single" w:color="808080" w:sz="4"/>
-              <w:right w:val="single" w:color="808080" w:sz="4"/>
-            </w:tcBorders>
-            <w:tcMar>
-              <w:top w:type="dxa" w:w="40"/>
-              <w:left w:type="dxa" w:w="80"/>
-              <w:bottom w:type="dxa" w:w="40"/>
-              <w:right w:type="dxa" w:w="80"/>
-            </w:tcMar>
-            <w:vAlign w:val="center"/>
-          </w:tcPr>
-          <w:p>
-            <w:pPr>
-              <w:spacing w:after="0" w:before="0" w:line="260"/>
-              <w:jc w:val="left"/>
-            </w:pPr>
-            <w:r>
-              <w:rPr>
-                <w:sz w:val="17"/>
-                <w:szCs w:val="17"/>
-              </w:rPr>
-              <w:t xml:space="preserve">색인·검색</w:t>
-            </w:r>
-          </w:p>
-        </w:tc>
-        <w:tc>
-          <w:tcPr>
-            <w:tcW w:type="dxa" w:w="1400"/>
-            <w:tcBorders>
-              <w:top w:val="single" w:color="808080" w:sz="4"/>
-              <w:left w:val="single" w:color="808080" w:sz="4"/>
-              <w:bottom w:val="single" w:color="808080" w:sz="4"/>
-              <w:right w:val="single" w:color="808080" w:sz="4"/>
-            </w:tcBorders>
-            <w:tcMar>
-              <w:top w:type="dxa" w:w="40"/>
-              <w:left w:type="dxa" w:w="80"/>
-              <w:bottom w:type="dxa" w:w="40"/>
-              <w:right w:type="dxa" w:w="80"/>
-            </w:tcMar>
-            <w:vAlign w:val="center"/>
-          </w:tcPr>
-          <w:p>
-            <w:pPr>
-              <w:spacing w:after="0" w:before="0" w:line="260"/>
-              <w:jc w:val="left"/>
-            </w:pPr>
-            <w:r>
-              <w:rPr>
-                <w:sz w:val="17"/>
-                <w:szCs w:val="17"/>
-              </w:rPr>
-              <w:t xml:space="preserve">색인하지 않고 행을 균등 확률로 뽑는다</w:t>
-            </w:r>
-          </w:p>
-        </w:tc>
-        <w:tc>
-          <w:tcPr>
-            <w:tcW w:type="dxa" w:w="1663"/>
-            <w:tcBorders>
-              <w:top w:val="single" w:color="808080" w:sz="4"/>
-              <w:left w:val="single" w:color="808080" w:sz="4"/>
-              <w:bottom w:val="single" w:color="808080" w:sz="4"/>
-              <w:right w:val="single" w:color="808080" w:sz="4"/>
-            </w:tcBorders>
-            <w:tcMar>
-              <w:top w:type="dxa" w:w="40"/>
-              <w:left w:type="dxa" w:w="80"/>
-              <w:bottom w:type="dxa" w:w="40"/>
-              <w:right w:type="dxa" w:w="80"/>
-            </w:tcMar>
-            <w:vAlign w:val="center"/>
-          </w:tcPr>
-          <w:p>
-            <w:pPr>
-              <w:spacing w:after="0" w:before="0" w:line="260"/>
-              <w:jc w:val="left"/>
-            </w:pPr>
-            <w:r>
-              <w:rPr>
-                <w:sz w:val="17"/>
-                <w:szCs w:val="17"/>
-              </w:rPr>
-              <w:t xml:space="preserve">색인·검색 점수를 쓰지 않고 질의별 시드의 무작위 순서로 행을 넣는다(4.2절의 "같은 하이브리드 검색기"에서 예외)</w:t>
-            </w:r>
-          </w:p>
-        </w:tc>
-        <w:tc>
-          <w:tcPr>
-            <w:tcW w:type="dxa" w:w="1847"/>
-            <w:tcBorders>
-              <w:top w:val="single" w:color="808080" w:sz="4"/>
-              <w:left w:val="single" w:color="808080" w:sz="4"/>
-              <w:bottom w:val="single" w:color="808080" w:sz="4"/>
-              <w:right w:val="single" w:color="808080" w:sz="4"/>
-            </w:tcBorders>
-            <w:tcMar>
-              <w:top w:type="dxa" w:w="40"/>
-              <w:left w:type="dxa" w:w="80"/>
-              <w:bottom w:type="dxa" w:w="40"/>
-              <w:right w:type="dxa" w:w="80"/>
-            </w:tcMar>
-            <w:vAlign w:val="center"/>
-          </w:tcPr>
-          <w:p>
-            <w:pPr>
-              <w:spacing w:after="0" w:before="0" w:line="260"/>
-              <w:jc w:val="left"/>
-            </w:pPr>
-            <w:r>
-              <w:rPr>
-                <w:sz w:val="17"/>
-                <w:szCs w:val="17"/>
-              </w:rPr>
-              <w:t xml:space="preserve">원 논문 4.2절; 공식 agent.py; 본 연구 검색 스크립트</w:t>
-            </w:r>
-          </w:p>
-        </w:tc>
-      </w:tr>
-      <w:tr>
-        <w:trPr>
-          <w:tblHeader w:val="off"/>
-        </w:trPr>
-        <w:tc>
-          <w:tcPr>
-            <w:tcW w:type="dxa" w:w="1602"/>
-            <w:tcBorders>
-              <w:top w:val="single" w:color="808080" w:sz="4"/>
-              <w:left w:val="single" w:color="808080" w:sz="4"/>
-              <w:bottom w:val="single" w:color="808080" w:sz="4"/>
-              <w:right w:val="single" w:color="808080" w:sz="4"/>
-            </w:tcBorders>
-            <w:tcMar>
-              <w:top w:type="dxa" w:w="40"/>
-              <w:left w:type="dxa" w:w="80"/>
-              <w:bottom w:type="dxa" w:w="40"/>
-              <w:right w:type="dxa" w:w="80"/>
-            </w:tcMar>
-            <w:vAlign w:val="center"/>
-          </w:tcPr>
-          <w:p>
-            <w:pPr>
-              <w:spacing w:after="0" w:before="0" w:line="260"/>
-              <w:jc w:val="left"/>
-            </w:pPr>
-            <w:r>
-              <w:rPr>
-                <w:sz w:val="17"/>
-                <w:szCs w:val="17"/>
-              </w:rPr>
-              <w:t xml:space="preserve">RandRow</w:t>
-            </w:r>
-          </w:p>
-        </w:tc>
-        <w:tc>
-          <w:tcPr>
-            <w:tcW w:type="dxa" w:w="1010"/>
-            <w:tcBorders>
-              <w:top w:val="single" w:color="808080" w:sz="4"/>
-              <w:left w:val="single" w:color="808080" w:sz="4"/>
-              <w:bottom w:val="single" w:color="808080" w:sz="4"/>
-              <w:right w:val="single" w:color="808080" w:sz="4"/>
-            </w:tcBorders>
-            <w:tcMar>
-              <w:top w:type="dxa" w:w="40"/>
-              <w:left w:type="dxa" w:w="80"/>
-              <w:bottom w:type="dxa" w:w="40"/>
-              <w:right w:type="dxa" w:w="80"/>
-            </w:tcMar>
-            <w:vAlign w:val="center"/>
-          </w:tcPr>
-          <w:p>
-            <w:pPr>
-              <w:spacing w:after="0" w:before="0" w:line="260"/>
-              <w:jc w:val="left"/>
-            </w:pPr>
-            <w:r>
-              <w:rPr>
-                <w:sz w:val="17"/>
-                <w:szCs w:val="17"/>
-              </w:rPr>
-              <w:t xml:space="preserve">리더 입력</w:t>
-            </w:r>
-          </w:p>
-        </w:tc>
-        <w:tc>
-          <w:tcPr>
-            <w:tcW w:type="dxa" w:w="1400"/>
-            <w:tcBorders>
-              <w:top w:val="single" w:color="808080" w:sz="4"/>
-              <w:left w:val="single" w:color="808080" w:sz="4"/>
-              <w:bottom w:val="single" w:color="808080" w:sz="4"/>
-              <w:right w:val="single" w:color="808080" w:sz="4"/>
-            </w:tcBorders>
-            <w:tcMar>
-              <w:top w:type="dxa" w:w="40"/>
-              <w:left w:type="dxa" w:w="80"/>
-              <w:bottom w:type="dxa" w:w="40"/>
-              <w:right w:type="dxa" w:w="80"/>
-            </w:tcMar>
-            <w:vAlign w:val="center"/>
-          </w:tcPr>
-          <w:p>
-            <w:pPr>
-              <w:spacing w:after="0" w:before="0" w:line="260"/>
-              <w:jc w:val="left"/>
-            </w:pPr>
-            <w:r>
-              <w:rPr>
-                <w:sz w:val="17"/>
-                <w:szCs w:val="17"/>
-              </w:rPr>
-              <w:t xml:space="preserve">뽑은 행을 열 이름 줄이 있는 마크다운 표로 준다</w:t>
-            </w:r>
-          </w:p>
-        </w:tc>
-        <w:tc>
-          <w:tcPr>
-            <w:tcW w:type="dxa" w:w="1663"/>
-            <w:tcBorders>
-              <w:top w:val="single" w:color="808080" w:sz="4"/>
-              <w:left w:val="single" w:color="808080" w:sz="4"/>
-              <w:bottom w:val="single" w:color="808080" w:sz="4"/>
-              <w:right w:val="single" w:color="808080" w:sz="4"/>
-            </w:tcBorders>
-            <w:tcMar>
-              <w:top w:type="dxa" w:w="40"/>
-              <w:left w:type="dxa" w:w="80"/>
-              <w:bottom w:type="dxa" w:w="40"/>
-              <w:right w:type="dxa" w:w="80"/>
-            </w:tcMar>
-            <w:vAlign w:val="center"/>
-          </w:tcPr>
-          <w:p>
-            <w:pPr>
-              <w:spacing w:after="0" w:before="0" w:line="260"/>
-              <w:jc w:val="left"/>
-            </w:pPr>
-            <w:r>
-              <w:rPr>
-                <w:sz w:val="17"/>
-                <w:szCs w:val="17"/>
-              </w:rPr>
-              <w:t xml:space="preserve">행 값을 "|"로 이은 텍스트(표 제목·행 잎 라벨 포함, 열 이름 없음)로 준다</w:t>
-            </w:r>
-          </w:p>
-        </w:tc>
-        <w:tc>
-          <w:tcPr>
-            <w:tcW w:type="dxa" w:w="1847"/>
-            <w:tcBorders>
-              <w:top w:val="single" w:color="808080" w:sz="4"/>
-              <w:left w:val="single" w:color="808080" w:sz="4"/>
-              <w:bottom w:val="single" w:color="808080" w:sz="4"/>
-              <w:right w:val="single" w:color="808080" w:sz="4"/>
-            </w:tcBorders>
-            <w:tcMar>
-              <w:top w:type="dxa" w:w="40"/>
-              <w:left w:type="dxa" w:w="80"/>
-              <w:bottom w:type="dxa" w:w="40"/>
-              <w:right w:type="dxa" w:w="80"/>
-            </w:tcMar>
-            <w:vAlign w:val="center"/>
-          </w:tcPr>
-          <w:p>
-            <w:pPr>
-              <w:spacing w:after="0" w:before="0" w:line="260"/>
-              <w:jc w:val="left"/>
-            </w:pPr>
-            <w:r>
-              <w:rPr>
-                <w:sz w:val="17"/>
-                <w:szCs w:val="17"/>
-              </w:rPr>
-              <w:t xml:space="preserve">공식 agent.py; 본 연구 검색 스크립트</w:t>
             </w:r>
           </w:p>
         </w:tc>
